--- a/docs/Отчет.docx
+++ b/docs/Отчет.docx
@@ -6,14 +6,12 @@
       <w:pPr>
         <w:jc w:val="center"/>
         <w:rPr>
-          <w:rFonts w:cs="Times New Roman"/>
           <w:b/>
           <w:szCs w:val="28"/>
         </w:rPr>
       </w:pPr>
       <w:r>
         <w:rPr>
-          <w:rFonts w:cs="Times New Roman"/>
           <w:b/>
           <w:szCs w:val="28"/>
         </w:rPr>
@@ -21,7 +19,6 @@
       </w:r>
       <w:r>
         <w:rPr>
-          <w:rFonts w:cs="Times New Roman"/>
           <w:b/>
           <w:spacing w:val="-7"/>
           <w:szCs w:val="28"/>
@@ -30,7 +27,6 @@
       </w:r>
       <w:r>
         <w:rPr>
-          <w:rFonts w:cs="Times New Roman"/>
           <w:b/>
           <w:szCs w:val="28"/>
         </w:rPr>
@@ -38,7 +34,6 @@
       </w:r>
       <w:r>
         <w:rPr>
-          <w:rFonts w:cs="Times New Roman"/>
           <w:b/>
           <w:spacing w:val="-9"/>
           <w:szCs w:val="28"/>
@@ -47,7 +42,6 @@
       </w:r>
       <w:r>
         <w:rPr>
-          <w:rFonts w:cs="Times New Roman"/>
           <w:b/>
           <w:szCs w:val="28"/>
         </w:rPr>
@@ -55,7 +49,6 @@
       </w:r>
       <w:r>
         <w:rPr>
-          <w:rFonts w:cs="Times New Roman"/>
           <w:b/>
           <w:spacing w:val="-9"/>
           <w:szCs w:val="28"/>
@@ -64,7 +57,6 @@
       </w:r>
       <w:r>
         <w:rPr>
-          <w:rFonts w:cs="Times New Roman"/>
           <w:b/>
           <w:szCs w:val="28"/>
         </w:rPr>
@@ -72,7 +64,6 @@
       </w:r>
       <w:r>
         <w:rPr>
-          <w:rFonts w:cs="Times New Roman"/>
           <w:b/>
           <w:spacing w:val="-7"/>
           <w:szCs w:val="28"/>
@@ -81,7 +72,6 @@
       </w:r>
       <w:r>
         <w:rPr>
-          <w:rFonts w:cs="Times New Roman"/>
           <w:b/>
           <w:szCs w:val="28"/>
         </w:rPr>
@@ -89,7 +79,6 @@
       </w:r>
       <w:r>
         <w:rPr>
-          <w:rFonts w:cs="Times New Roman"/>
           <w:b/>
           <w:spacing w:val="-67"/>
           <w:szCs w:val="28"/>
@@ -98,7 +87,6 @@
       </w:r>
       <w:r>
         <w:rPr>
-          <w:rFonts w:cs="Times New Roman"/>
           <w:b/>
           <w:szCs w:val="28"/>
         </w:rPr>
@@ -111,20 +99,17 @@
         <w:ind w:left="540" w:right="805"/>
         <w:jc w:val="center"/>
         <w:rPr>
-          <w:rFonts w:cs="Times New Roman"/>
           <w:b/>
         </w:rPr>
       </w:pPr>
       <w:r>
         <w:rPr>
-          <w:rFonts w:cs="Times New Roman"/>
           <w:b/>
         </w:rPr>
         <w:t>«Национальный</w:t>
       </w:r>
       <w:r>
         <w:rPr>
-          <w:rFonts w:cs="Times New Roman"/>
           <w:b/>
           <w:spacing w:val="-5"/>
         </w:rPr>
@@ -132,14 +117,12 @@
       </w:r>
       <w:r>
         <w:rPr>
-          <w:rFonts w:cs="Times New Roman"/>
           <w:b/>
         </w:rPr>
         <w:t>исследовательский</w:t>
       </w:r>
       <w:r>
         <w:rPr>
-          <w:rFonts w:cs="Times New Roman"/>
           <w:b/>
           <w:spacing w:val="-7"/>
         </w:rPr>
@@ -147,14 +130,12 @@
       </w:r>
       <w:r>
         <w:rPr>
-          <w:rFonts w:cs="Times New Roman"/>
           <w:b/>
         </w:rPr>
         <w:t>ядерный</w:t>
       </w:r>
       <w:r>
         <w:rPr>
-          <w:rFonts w:cs="Times New Roman"/>
           <w:b/>
           <w:spacing w:val="-4"/>
         </w:rPr>
@@ -162,14 +143,12 @@
       </w:r>
       <w:r>
         <w:rPr>
-          <w:rFonts w:cs="Times New Roman"/>
           <w:b/>
         </w:rPr>
         <w:t>университет</w:t>
       </w:r>
       <w:r>
         <w:rPr>
-          <w:rFonts w:cs="Times New Roman"/>
           <w:b/>
           <w:spacing w:val="-2"/>
         </w:rPr>
@@ -177,7 +156,6 @@
       </w:r>
       <w:r>
         <w:rPr>
-          <w:rFonts w:cs="Times New Roman"/>
           <w:b/>
         </w:rPr>
         <w:t>«МИФИ»</w:t>
@@ -187,7 +165,6 @@
       <w:pPr>
         <w:pStyle w:val="a3"/>
         <w:rPr>
-          <w:rFonts w:cs="Times New Roman"/>
           <w:b/>
           <w:sz w:val="30"/>
         </w:rPr>
@@ -197,7 +174,6 @@
       <w:pPr>
         <w:pStyle w:val="a3"/>
         <w:rPr>
-          <w:rFonts w:cs="Times New Roman"/>
           <w:b/>
         </w:rPr>
       </w:pPr>
@@ -217,7 +193,6 @@
         <w:rPr>
           <w:b/>
           <w:sz w:val="30"/>
-          <w:lang w:val="en-US"/>
         </w:rPr>
       </w:pPr>
     </w:p>
@@ -226,7 +201,6 @@
         <w:ind w:left="540" w:right="805"/>
         <w:jc w:val="center"/>
         <w:rPr>
-          <w:rFonts w:cs="Times New Roman"/>
           <w:b/>
           <w:sz w:val="36"/>
           <w:szCs w:val="36"/>
@@ -234,7 +208,6 @@
       </w:pPr>
       <w:r>
         <w:rPr>
-          <w:rFonts w:cs="Times New Roman"/>
           <w:b/>
           <w:sz w:val="36"/>
           <w:szCs w:val="36"/>
@@ -252,10 +225,8 @@
           <w:between w:val="none" w:sz="4" w:space="0" w:color="auto"/>
           <w:bar w:val="none" w:sz="4" w:color="auto"/>
         </w:pBdr>
-        <w:spacing w:after="0"/>
         <w:jc w:val="center"/>
         <w:rPr>
-          <w:rFonts w:cs="Times New Roman"/>
           <w:color w:val="000000"/>
           <w:sz w:val="32"/>
           <w:szCs w:val="32"/>
@@ -263,25 +234,22 @@
       </w:pPr>
       <w:r>
         <w:rPr>
-          <w:rFonts w:cs="Times New Roman"/>
           <w:color w:val="000000"/>
           <w:sz w:val="32"/>
           <w:szCs w:val="32"/>
         </w:rPr>
-        <w:t>по лабораторной работе №</w:t>
-      </w:r>
-      <w:r>
-        <w:rPr>
-          <w:rFonts w:cs="Times New Roman"/>
+        <w:t xml:space="preserve">по </w:t>
+      </w:r>
+      <w:r>
+        <w:rPr>
           <w:color w:val="000000"/>
           <w:sz w:val="32"/>
           <w:szCs w:val="32"/>
         </w:rPr>
-        <w:t>3</w:t>
-      </w:r>
-      <w:r>
-        <w:rPr>
-          <w:rFonts w:cs="Times New Roman"/>
+        <w:t>индивидуальному проекту</w:t>
+      </w:r>
+      <w:r>
+        <w:rPr>
           <w:color w:val="000000"/>
           <w:sz w:val="32"/>
           <w:szCs w:val="32"/>
@@ -299,10 +267,8 @@
           <w:between w:val="none" w:sz="4" w:space="0" w:color="auto"/>
           <w:bar w:val="none" w:sz="4" w:color="auto"/>
         </w:pBdr>
-        <w:spacing w:after="0"/>
         <w:jc w:val="center"/>
         <w:rPr>
-          <w:rFonts w:cs="Times New Roman"/>
           <w:color w:val="000000"/>
           <w:sz w:val="32"/>
           <w:szCs w:val="32"/>
@@ -310,7 +276,6 @@
       </w:pPr>
       <w:r>
         <w:rPr>
-          <w:rFonts w:cs="Times New Roman"/>
           <w:color w:val="000000"/>
           <w:sz w:val="32"/>
           <w:szCs w:val="32"/>
@@ -328,10 +293,8 @@
           <w:between w:val="none" w:sz="4" w:space="0" w:color="auto"/>
           <w:bar w:val="none" w:sz="4" w:color="auto"/>
         </w:pBdr>
-        <w:spacing w:after="0"/>
         <w:jc w:val="center"/>
         <w:rPr>
-          <w:rFonts w:cs="Times New Roman"/>
           <w:color w:val="000000"/>
           <w:sz w:val="32"/>
           <w:szCs w:val="32"/>
@@ -339,7 +302,6 @@
       </w:pPr>
       <w:r>
         <w:rPr>
-          <w:rFonts w:cs="Times New Roman"/>
           <w:sz w:val="32"/>
           <w:szCs w:val="32"/>
         </w:rPr>
@@ -347,7 +309,6 @@
       </w:r>
       <w:r>
         <w:rPr>
-          <w:rFonts w:cs="Times New Roman"/>
           <w:color w:val="000000"/>
           <w:sz w:val="32"/>
           <w:szCs w:val="32"/>
@@ -383,9 +344,6 @@
       <w:pPr>
         <w:pStyle w:val="a3"/>
         <w:spacing w:before="10"/>
-        <w:rPr>
-          <w:sz w:val="24"/>
-        </w:rPr>
       </w:pPr>
     </w:p>
     <w:tbl>
@@ -412,7 +370,6 @@
             <w:pPr>
               <w:pStyle w:val="a3"/>
               <w:rPr>
-                <w:rFonts w:cs="Times New Roman"/>
                 <w:b/>
                 <w:bCs/>
                 <w:i w:val="0"/>
@@ -421,7 +378,6 @@
             </w:pPr>
             <w:r>
               <w:rPr>
-                <w:rFonts w:cs="Times New Roman"/>
                 <w:b/>
                 <w:bCs/>
                 <w:i w:val="0"/>
@@ -438,15 +394,8 @@
           <w:p>
             <w:pPr>
               <w:pStyle w:val="a3"/>
-              <w:jc w:val="left"/>
-              <w:rPr>
-                <w:rFonts w:cs="Times New Roman"/>
-              </w:rPr>
             </w:pPr>
             <w:r>
-              <w:rPr>
-                <w:rFonts w:cs="Times New Roman"/>
-              </w:rPr>
               <w:t>Студент группы Б23-901</w:t>
             </w:r>
           </w:p>
@@ -459,7 +408,6 @@
             <w:pPr>
               <w:pStyle w:val="a3"/>
               <w:rPr>
-                <w:rFonts w:cs="Times New Roman"/>
                 <w:sz w:val="20"/>
               </w:rPr>
             </w:pPr>
@@ -473,14 +421,8 @@
             <w:pPr>
               <w:pStyle w:val="a3"/>
               <w:jc w:val="center"/>
-              <w:rPr>
-                <w:rFonts w:cs="Times New Roman"/>
-              </w:rPr>
             </w:pPr>
             <w:r>
-              <w:rPr>
-                <w:rFonts w:cs="Times New Roman"/>
-              </w:rPr>
               <w:t>Николаев Г. А.</w:t>
             </w:r>
           </w:p>
@@ -495,7 +437,6 @@
             <w:pPr>
               <w:pStyle w:val="a3"/>
               <w:rPr>
-                <w:rFonts w:cs="Times New Roman"/>
                 <w:b/>
                 <w:bCs/>
               </w:rPr>
@@ -509,9 +450,6 @@
           <w:p>
             <w:pPr>
               <w:pStyle w:val="a3"/>
-              <w:rPr>
-                <w:rFonts w:cs="Times New Roman"/>
-              </w:rPr>
             </w:pPr>
           </w:p>
         </w:tc>
@@ -524,13 +462,11 @@
               <w:pStyle w:val="a3"/>
               <w:jc w:val="center"/>
               <w:rPr>
-                <w:rFonts w:cs="Times New Roman"/>
                 <w:sz w:val="20"/>
               </w:rPr>
             </w:pPr>
             <w:r>
               <w:rPr>
-                <w:rFonts w:cs="Times New Roman"/>
                 <w:sz w:val="20"/>
               </w:rPr>
               <w:t>(Подпись)</w:t>
@@ -546,13 +482,11 @@
               <w:pStyle w:val="a3"/>
               <w:jc w:val="center"/>
               <w:rPr>
-                <w:rFonts w:cs="Times New Roman"/>
                 <w:sz w:val="20"/>
               </w:rPr>
             </w:pPr>
             <w:r>
               <w:rPr>
-                <w:rFonts w:cs="Times New Roman"/>
                 <w:sz w:val="20"/>
               </w:rPr>
               <w:t>(Фамилия И.О.)</w:t>
@@ -593,9 +527,7 @@
           <w:p>
             <w:pPr>
               <w:pStyle w:val="a3"/>
-              <w:jc w:val="left"/>
-              <w:rPr>
-                <w:rFonts w:cs="Times New Roman"/>
+              <w:rPr>
                 <w:b/>
                 <w:bCs/>
                 <w:i w:val="0"/>
@@ -604,7 +536,6 @@
             </w:pPr>
             <w:r>
               <w:rPr>
-                <w:rFonts w:cs="Times New Roman"/>
                 <w:b/>
                 <w:bCs/>
                 <w:i w:val="0"/>
@@ -621,9 +552,7 @@
           <w:p>
             <w:pPr>
               <w:pStyle w:val="a3"/>
-              <w:jc w:val="left"/>
-              <w:rPr>
-                <w:rFonts w:cs="Times New Roman"/>
+              <w:rPr>
                 <w:i w:val="0"/>
                 <w:iCs w:val="0"/>
               </w:rPr>
@@ -638,7 +567,6 @@
             <w:pPr>
               <w:pStyle w:val="a3"/>
               <w:rPr>
-                <w:rFonts w:cs="Times New Roman"/>
                 <w:sz w:val="20"/>
               </w:rPr>
             </w:pPr>
@@ -652,14 +580,8 @@
             <w:pPr>
               <w:pStyle w:val="a3"/>
               <w:jc w:val="center"/>
-              <w:rPr>
-                <w:rFonts w:cs="Times New Roman"/>
-              </w:rPr>
             </w:pPr>
             <w:r>
-              <w:rPr>
-                <w:rFonts w:cs="Times New Roman"/>
-              </w:rPr>
               <w:t>Смирнов Д.С.</w:t>
             </w:r>
           </w:p>
@@ -674,7 +596,6 @@
             <w:pPr>
               <w:pStyle w:val="a3"/>
               <w:rPr>
-                <w:rFonts w:cs="Times New Roman"/>
                 <w:b/>
                 <w:bCs/>
               </w:rPr>
@@ -690,14 +611,12 @@
               <w:pStyle w:val="a3"/>
               <w:jc w:val="center"/>
               <w:rPr>
-                <w:rFonts w:cs="Times New Roman"/>
                 <w:sz w:val="20"/>
                 <w:szCs w:val="20"/>
               </w:rPr>
             </w:pPr>
             <w:r>
               <w:rPr>
-                <w:rFonts w:cs="Times New Roman"/>
                 <w:sz w:val="20"/>
                 <w:szCs w:val="20"/>
               </w:rPr>
@@ -714,13 +633,11 @@
               <w:pStyle w:val="a3"/>
               <w:jc w:val="center"/>
               <w:rPr>
-                <w:rFonts w:cs="Times New Roman"/>
                 <w:sz w:val="20"/>
               </w:rPr>
             </w:pPr>
             <w:r>
               <w:rPr>
-                <w:rFonts w:cs="Times New Roman"/>
                 <w:sz w:val="20"/>
               </w:rPr>
               <w:t>(Подпись)</w:t>
@@ -736,13 +653,11 @@
               <w:pStyle w:val="a3"/>
               <w:jc w:val="center"/>
               <w:rPr>
-                <w:rFonts w:cs="Times New Roman"/>
                 <w:sz w:val="20"/>
               </w:rPr>
             </w:pPr>
             <w:r>
               <w:rPr>
-                <w:rFonts w:cs="Times New Roman"/>
                 <w:sz w:val="20"/>
               </w:rPr>
               <w:t>(Фамилия И.О.)</w:t>
@@ -763,72 +678,40 @@
         </w:rPr>
       </w:pPr>
     </w:p>
-    <w:p>
-      <w:pPr>
-        <w:rPr>
-          <w:sz w:val="24"/>
-        </w:rPr>
-      </w:pPr>
-    </w:p>
+    <w:p/>
     <w:p>
       <w:pPr>
         <w:spacing w:after="200" w:line="276" w:lineRule="auto"/>
         <w:jc w:val="center"/>
-        <w:rPr>
-          <w:rFonts w:cs="Times New Roman"/>
-          <w:sz w:val="24"/>
-        </w:rPr>
-      </w:pPr>
-      <w:r>
-        <w:rPr>
-          <w:rFonts w:cs="Times New Roman"/>
-          <w:sz w:val="24"/>
-        </w:rPr>
+      </w:pPr>
+      <w:r>
         <w:t>Москва</w:t>
       </w:r>
       <w:r>
         <w:rPr>
-          <w:rFonts w:cs="Times New Roman"/>
           <w:spacing w:val="-4"/>
-          <w:sz w:val="24"/>
         </w:rPr>
         <w:t xml:space="preserve"> </w:t>
       </w:r>
       <w:r>
-        <w:rPr>
-          <w:rFonts w:cs="Times New Roman"/>
-          <w:sz w:val="24"/>
-        </w:rPr>
         <w:t>202</w:t>
       </w:r>
       <w:r>
         <w:rPr>
-          <w:rFonts w:cs="Times New Roman"/>
-          <w:sz w:val="24"/>
           <w:lang w:val="en-US"/>
         </w:rPr>
         <w:t>6</w:t>
       </w:r>
       <w:r>
         <w:rPr>
-          <w:rFonts w:cs="Times New Roman"/>
           <w:spacing w:val="-1"/>
-          <w:sz w:val="24"/>
         </w:rPr>
         <w:t xml:space="preserve"> </w:t>
       </w:r>
       <w:r>
-        <w:rPr>
-          <w:rFonts w:cs="Times New Roman"/>
-          <w:sz w:val="24"/>
-        </w:rPr>
         <w:t>г</w:t>
       </w:r>
       <w:r>
-        <w:rPr>
-          <w:rFonts w:cs="Times New Roman"/>
-          <w:sz w:val="24"/>
-        </w:rPr>
         <w:br w:type="page"/>
       </w:r>
     </w:p>
@@ -849,7 +732,10 @@
       </w:sdtPr>
       <w:sdtEndPr>
         <w:rPr>
+          <w:rFonts w:eastAsia="Times New Roman"/>
           <w:noProof/>
+          <w:sz w:val="24"/>
+          <w:szCs w:val="24"/>
         </w:rPr>
       </w:sdtEndPr>
       <w:sdtContent>
@@ -876,7 +762,7 @@
               <w:tab w:val="right" w:leader="dot" w:pos="9061"/>
             </w:tabs>
             <w:rPr>
-              <w:rFonts w:cstheme="minorBidi"/>
+              <w:rFonts w:eastAsiaTheme="minorEastAsia" w:cstheme="minorBidi"/>
               <w:b w:val="0"/>
               <w:bCs w:val="0"/>
               <w:i w:val="0"/>
@@ -908,7 +794,7 @@
             </w:rPr>
             <w:fldChar w:fldCharType="separate"/>
           </w:r>
-          <w:hyperlink w:anchor="_Toc230415663" w:history="1">
+          <w:hyperlink w:anchor="_Toc232175736" w:history="1">
             <w:r>
               <w:rPr>
                 <w:rStyle w:val="af4"/>
@@ -935,7 +821,7 @@
                 <w:noProof/>
                 <w:webHidden/>
               </w:rPr>
-              <w:instrText xml:space="preserve"> PAGEREF _Toc230415663 \h </w:instrText>
+              <w:instrText xml:space="preserve"> PAGEREF _Toc232175736 \h </w:instrText>
             </w:r>
             <w:r>
               <w:rPr>
@@ -973,7 +859,7 @@
               <w:tab w:val="right" w:leader="dot" w:pos="9061"/>
             </w:tabs>
             <w:rPr>
-              <w:rFonts w:cstheme="minorBidi"/>
+              <w:rFonts w:eastAsiaTheme="minorEastAsia" w:cstheme="minorBidi"/>
               <w:b w:val="0"/>
               <w:bCs w:val="0"/>
               <w:i w:val="0"/>
@@ -983,13 +869,13 @@
               <w14:ligatures w14:val="standardContextual"/>
             </w:rPr>
           </w:pPr>
-          <w:hyperlink w:anchor="_Toc230415664" w:history="1">
+          <w:hyperlink w:anchor="_Toc232175737" w:history="1">
             <w:r>
               <w:rPr>
                 <w:rStyle w:val="af4"/>
                 <w:noProof/>
               </w:rPr>
-              <w:t>Описание проделанной работы</w:t>
+              <w:t>Цель и задачи работы</w:t>
             </w:r>
             <w:r>
               <w:rPr>
@@ -1010,7 +896,7 @@
                 <w:noProof/>
                 <w:webHidden/>
               </w:rPr>
-              <w:instrText xml:space="preserve"> PAGEREF _Toc230415664 \h </w:instrText>
+              <w:instrText xml:space="preserve"> PAGEREF _Toc232175737 \h </w:instrText>
             </w:r>
             <w:r>
               <w:rPr>
@@ -1048,7 +934,7 @@
               <w:tab w:val="right" w:leader="dot" w:pos="9061"/>
             </w:tabs>
             <w:rPr>
-              <w:rFonts w:cstheme="minorBidi"/>
+              <w:rFonts w:eastAsiaTheme="minorEastAsia" w:cstheme="minorBidi"/>
               <w:b w:val="0"/>
               <w:bCs w:val="0"/>
               <w:i w:val="0"/>
@@ -1058,13 +944,13 @@
               <w14:ligatures w14:val="standardContextual"/>
             </w:rPr>
           </w:pPr>
-          <w:hyperlink w:anchor="_Toc230415665" w:history="1">
+          <w:hyperlink w:anchor="_Toc232175738" w:history="1">
             <w:r>
               <w:rPr>
                 <w:rStyle w:val="af4"/>
                 <w:noProof/>
               </w:rPr>
-              <w:t>Архитектурная схема (нотация C4)</w:t>
+              <w:t>Описание проделанной работы</w:t>
             </w:r>
             <w:r>
               <w:rPr>
@@ -1085,7 +971,7 @@
                 <w:noProof/>
                 <w:webHidden/>
               </w:rPr>
-              <w:instrText xml:space="preserve"> PAGEREF _Toc230415665 \h </w:instrText>
+              <w:instrText xml:space="preserve"> PAGEREF _Toc232175738 \h </w:instrText>
             </w:r>
             <w:r>
               <w:rPr>
@@ -1105,7 +991,7 @@
                 <w:noProof/>
                 <w:webHidden/>
               </w:rPr>
-              <w:t>9</w:t>
+              <w:t>5</w:t>
             </w:r>
             <w:r>
               <w:rPr>
@@ -1123,7 +1009,7 @@
               <w:tab w:val="right" w:leader="dot" w:pos="9061"/>
             </w:tabs>
             <w:rPr>
-              <w:rFonts w:cstheme="minorBidi"/>
+              <w:rFonts w:eastAsiaTheme="minorEastAsia" w:cstheme="minorBidi"/>
               <w:b w:val="0"/>
               <w:bCs w:val="0"/>
               <w:i w:val="0"/>
@@ -1133,13 +1019,13 @@
               <w14:ligatures w14:val="standardContextual"/>
             </w:rPr>
           </w:pPr>
-          <w:hyperlink w:anchor="_Toc230415666" w:history="1">
+          <w:hyperlink w:anchor="_Toc232175739" w:history="1">
             <w:r>
               <w:rPr>
                 <w:rStyle w:val="af4"/>
                 <w:noProof/>
               </w:rPr>
-              <w:t>Диаграмма последовательности — загрузка миссии</w:t>
+              <w:t>Дополнительный функционал</w:t>
             </w:r>
             <w:r>
               <w:rPr>
@@ -1160,7 +1046,7 @@
                 <w:noProof/>
                 <w:webHidden/>
               </w:rPr>
-              <w:instrText xml:space="preserve"> PAGEREF _Toc230415666 \h </w:instrText>
+              <w:instrText xml:space="preserve"> PAGEREF _Toc232175739 \h </w:instrText>
             </w:r>
             <w:r>
               <w:rPr>
@@ -1180,7 +1066,7 @@
                 <w:noProof/>
                 <w:webHidden/>
               </w:rPr>
-              <w:t>11</w:t>
+              <w:t>6</w:t>
             </w:r>
             <w:r>
               <w:rPr>
@@ -1198,7 +1084,7 @@
               <w:tab w:val="right" w:leader="dot" w:pos="9061"/>
             </w:tabs>
             <w:rPr>
-              <w:rFonts w:cstheme="minorBidi"/>
+              <w:rFonts w:eastAsiaTheme="minorEastAsia" w:cstheme="minorBidi"/>
               <w:b w:val="0"/>
               <w:bCs w:val="0"/>
               <w:i w:val="0"/>
@@ -1208,13 +1094,13 @@
               <w14:ligatures w14:val="standardContextual"/>
             </w:rPr>
           </w:pPr>
-          <w:hyperlink w:anchor="_Toc230415667" w:history="1">
+          <w:hyperlink w:anchor="_Toc232175740" w:history="1">
             <w:r>
               <w:rPr>
                 <w:rStyle w:val="af4"/>
                 <w:noProof/>
               </w:rPr>
-              <w:t>Диаграмма последовательности — генерация отчёта</w:t>
+              <w:t>Паттерны проектирования</w:t>
             </w:r>
             <w:r>
               <w:rPr>
@@ -1235,7 +1121,7 @@
                 <w:noProof/>
                 <w:webHidden/>
               </w:rPr>
-              <w:instrText xml:space="preserve"> PAGEREF _Toc230415667 \h </w:instrText>
+              <w:instrText xml:space="preserve"> PAGEREF _Toc232175740 \h </w:instrText>
             </w:r>
             <w:r>
               <w:rPr>
@@ -1255,7 +1141,7 @@
                 <w:noProof/>
                 <w:webHidden/>
               </w:rPr>
-              <w:t>12</w:t>
+              <w:t>7</w:t>
             </w:r>
             <w:r>
               <w:rPr>
@@ -1273,7 +1159,7 @@
               <w:tab w:val="right" w:leader="dot" w:pos="9061"/>
             </w:tabs>
             <w:rPr>
-              <w:rFonts w:cstheme="minorBidi"/>
+              <w:rFonts w:eastAsiaTheme="minorEastAsia" w:cstheme="minorBidi"/>
               <w:b w:val="0"/>
               <w:bCs w:val="0"/>
               <w:i w:val="0"/>
@@ -1283,13 +1169,13 @@
               <w14:ligatures w14:val="standardContextual"/>
             </w:rPr>
           </w:pPr>
-          <w:hyperlink w:anchor="_Toc230415668" w:history="1">
+          <w:hyperlink w:anchor="_Toc232175741" w:history="1">
             <w:r>
               <w:rPr>
                 <w:rStyle w:val="af4"/>
                 <w:noProof/>
               </w:rPr>
-              <w:t>Диаграмма последовательности — удаление миссии (кратко)</w:t>
+              <w:t>Стек технологий и запуск</w:t>
             </w:r>
             <w:r>
               <w:rPr>
@@ -1310,7 +1196,7 @@
                 <w:noProof/>
                 <w:webHidden/>
               </w:rPr>
-              <w:instrText xml:space="preserve"> PAGEREF _Toc230415668 \h </w:instrText>
+              <w:instrText xml:space="preserve"> PAGEREF _Toc232175741 \h </w:instrText>
             </w:r>
             <w:r>
               <w:rPr>
@@ -1330,7 +1216,155 @@
                 <w:noProof/>
                 <w:webHidden/>
               </w:rPr>
-              <w:t>13</w:t>
+              <w:t>8</w:t>
+            </w:r>
+            <w:r>
+              <w:rPr>
+                <w:noProof/>
+                <w:webHidden/>
+              </w:rPr>
+              <w:fldChar w:fldCharType="end"/>
+            </w:r>
+          </w:hyperlink>
+        </w:p>
+        <w:p>
+          <w:pPr>
+            <w:pStyle w:val="22"/>
+            <w:tabs>
+              <w:tab w:val="right" w:leader="dot" w:pos="9061"/>
+            </w:tabs>
+            <w:rPr>
+              <w:rFonts w:eastAsiaTheme="minorEastAsia" w:cstheme="minorBidi"/>
+              <w:b w:val="0"/>
+              <w:bCs w:val="0"/>
+              <w:noProof/>
+              <w:kern w:val="2"/>
+              <w:sz w:val="24"/>
+              <w14:ligatures w14:val="standardContextual"/>
+            </w:rPr>
+          </w:pPr>
+          <w:hyperlink w:anchor="_Toc232175742" w:history="1">
+            <w:r>
+              <w:rPr>
+                <w:rStyle w:val="af4"/>
+                <w:noProof/>
+              </w:rPr>
+              <w:t>Стек</w:t>
+            </w:r>
+            <w:r>
+              <w:rPr>
+                <w:noProof/>
+                <w:webHidden/>
+              </w:rPr>
+              <w:tab/>
+            </w:r>
+            <w:r>
+              <w:rPr>
+                <w:noProof/>
+                <w:webHidden/>
+              </w:rPr>
+              <w:fldChar w:fldCharType="begin"/>
+            </w:r>
+            <w:r>
+              <w:rPr>
+                <w:noProof/>
+                <w:webHidden/>
+              </w:rPr>
+              <w:instrText xml:space="preserve"> PAGEREF _Toc232175742 \h </w:instrText>
+            </w:r>
+            <w:r>
+              <w:rPr>
+                <w:noProof/>
+                <w:webHidden/>
+              </w:rPr>
+            </w:r>
+            <w:r>
+              <w:rPr>
+                <w:noProof/>
+                <w:webHidden/>
+              </w:rPr>
+              <w:fldChar w:fldCharType="separate"/>
+            </w:r>
+            <w:r>
+              <w:rPr>
+                <w:noProof/>
+                <w:webHidden/>
+              </w:rPr>
+              <w:t>8</w:t>
+            </w:r>
+            <w:r>
+              <w:rPr>
+                <w:noProof/>
+                <w:webHidden/>
+              </w:rPr>
+              <w:fldChar w:fldCharType="end"/>
+            </w:r>
+          </w:hyperlink>
+        </w:p>
+        <w:p>
+          <w:pPr>
+            <w:pStyle w:val="22"/>
+            <w:tabs>
+              <w:tab w:val="right" w:leader="dot" w:pos="9061"/>
+            </w:tabs>
+            <w:rPr>
+              <w:rFonts w:eastAsiaTheme="minorEastAsia" w:cstheme="minorBidi"/>
+              <w:b w:val="0"/>
+              <w:bCs w:val="0"/>
+              <w:noProof/>
+              <w:kern w:val="2"/>
+              <w:sz w:val="24"/>
+              <w14:ligatures w14:val="standardContextual"/>
+            </w:rPr>
+          </w:pPr>
+          <w:hyperlink w:anchor="_Toc232175743" w:history="1">
+            <w:r>
+              <w:rPr>
+                <w:rStyle w:val="af4"/>
+                <w:noProof/>
+              </w:rPr>
+              <w:t>Запуск</w:t>
+            </w:r>
+            <w:r>
+              <w:rPr>
+                <w:noProof/>
+                <w:webHidden/>
+              </w:rPr>
+              <w:tab/>
+            </w:r>
+            <w:r>
+              <w:rPr>
+                <w:noProof/>
+                <w:webHidden/>
+              </w:rPr>
+              <w:fldChar w:fldCharType="begin"/>
+            </w:r>
+            <w:r>
+              <w:rPr>
+                <w:noProof/>
+                <w:webHidden/>
+              </w:rPr>
+              <w:instrText xml:space="preserve"> PAGEREF _Toc232175743 \h </w:instrText>
+            </w:r>
+            <w:r>
+              <w:rPr>
+                <w:noProof/>
+                <w:webHidden/>
+              </w:rPr>
+            </w:r>
+            <w:r>
+              <w:rPr>
+                <w:noProof/>
+                <w:webHidden/>
+              </w:rPr>
+              <w:fldChar w:fldCharType="separate"/>
+            </w:r>
+            <w:r>
+              <w:rPr>
+                <w:noProof/>
+                <w:webHidden/>
+              </w:rPr>
+              <w:t>8</w:t>
             </w:r>
             <w:r>
               <w:rPr>
@@ -1348,7 +1382,7 @@
               <w:tab w:val="right" w:leader="dot" w:pos="9061"/>
             </w:tabs>
             <w:rPr>
-              <w:rFonts w:cstheme="minorBidi"/>
+              <w:rFonts w:eastAsiaTheme="minorEastAsia" w:cstheme="minorBidi"/>
               <w:b w:val="0"/>
               <w:bCs w:val="0"/>
               <w:i w:val="0"/>
@@ -1358,13 +1392,13 @@
               <w14:ligatures w14:val="standardContextual"/>
             </w:rPr>
           </w:pPr>
-          <w:hyperlink w:anchor="_Toc230415669" w:history="1">
+          <w:hyperlink w:anchor="_Toc232175744" w:history="1">
             <w:r>
               <w:rPr>
                 <w:rStyle w:val="af4"/>
                 <w:noProof/>
               </w:rPr>
-              <w:t>Используемые технологии</w:t>
+              <w:t>Архитектурная схема (нотация C4)</w:t>
             </w:r>
             <w:r>
               <w:rPr>
@@ -1385,7 +1419,7 @@
                 <w:noProof/>
                 <w:webHidden/>
               </w:rPr>
-              <w:instrText xml:space="preserve"> PAGEREF _Toc230415669 \h </w:instrText>
+              <w:instrText xml:space="preserve"> PAGEREF _Toc232175744 \h </w:instrText>
             </w:r>
             <w:r>
               <w:rPr>
@@ -1405,7 +1439,7 @@
                 <w:noProof/>
                 <w:webHidden/>
               </w:rPr>
-              <w:t>14</w:t>
+              <w:t>9</w:t>
             </w:r>
             <w:r>
               <w:rPr>
@@ -1423,7 +1457,7 @@
               <w:tab w:val="right" w:leader="dot" w:pos="9061"/>
             </w:tabs>
             <w:rPr>
-              <w:rFonts w:cstheme="minorBidi"/>
+              <w:rFonts w:eastAsiaTheme="minorEastAsia" w:cstheme="minorBidi"/>
               <w:b w:val="0"/>
               <w:bCs w:val="0"/>
               <w:i w:val="0"/>
@@ -1433,13 +1467,13 @@
               <w14:ligatures w14:val="standardContextual"/>
             </w:rPr>
           </w:pPr>
-          <w:hyperlink w:anchor="_Toc230415670" w:history="1">
+          <w:hyperlink w:anchor="_Toc232175745" w:history="1">
             <w:r>
               <w:rPr>
                 <w:rStyle w:val="af4"/>
                 <w:noProof/>
               </w:rPr>
-              <w:t>Пример работы программы</w:t>
+              <w:t>Диаграмма последовательности — загрузка миссии</w:t>
             </w:r>
             <w:r>
               <w:rPr>
@@ -1460,7 +1494,7 @@
                 <w:noProof/>
                 <w:webHidden/>
               </w:rPr>
-              <w:instrText xml:space="preserve"> PAGEREF _Toc230415670 \h </w:instrText>
+              <w:instrText xml:space="preserve"> PAGEREF _Toc232175745 \h </w:instrText>
             </w:r>
             <w:r>
               <w:rPr>
@@ -1480,7 +1514,7 @@
                 <w:noProof/>
                 <w:webHidden/>
               </w:rPr>
-              <w:t>15</w:t>
+              <w:t>11</w:t>
             </w:r>
             <w:r>
               <w:rPr>
@@ -1498,7 +1532,7 @@
               <w:tab w:val="right" w:leader="dot" w:pos="9061"/>
             </w:tabs>
             <w:rPr>
-              <w:rFonts w:cstheme="minorBidi"/>
+              <w:rFonts w:eastAsiaTheme="minorEastAsia" w:cstheme="minorBidi"/>
               <w:b w:val="0"/>
               <w:bCs w:val="0"/>
               <w:i w:val="0"/>
@@ -1508,13 +1542,13 @@
               <w14:ligatures w14:val="standardContextual"/>
             </w:rPr>
           </w:pPr>
-          <w:hyperlink w:anchor="_Toc230415671" w:history="1">
+          <w:hyperlink w:anchor="_Toc232175746" w:history="1">
             <w:r>
               <w:rPr>
                 <w:rStyle w:val="af4"/>
                 <w:noProof/>
               </w:rPr>
-              <w:t>Заключение</w:t>
+              <w:t>Диаграмма последовательности — генерация отчёта</w:t>
             </w:r>
             <w:r>
               <w:rPr>
@@ -1535,7 +1569,7 @@
                 <w:noProof/>
                 <w:webHidden/>
               </w:rPr>
-              <w:instrText xml:space="preserve"> PAGEREF _Toc230415671 \h </w:instrText>
+              <w:instrText xml:space="preserve"> PAGEREF _Toc232175746 \h </w:instrText>
             </w:r>
             <w:r>
               <w:rPr>
@@ -1555,7 +1589,7 @@
                 <w:noProof/>
                 <w:webHidden/>
               </w:rPr>
-              <w:t>17</w:t>
+              <w:t>12</w:t>
             </w:r>
             <w:r>
               <w:rPr>
@@ -1573,7 +1607,7 @@
               <w:tab w:val="right" w:leader="dot" w:pos="9061"/>
             </w:tabs>
             <w:rPr>
-              <w:rFonts w:cstheme="minorBidi"/>
+              <w:rFonts w:eastAsiaTheme="minorEastAsia" w:cstheme="minorBidi"/>
               <w:b w:val="0"/>
               <w:bCs w:val="0"/>
               <w:i w:val="0"/>
@@ -1583,14 +1617,13 @@
               <w14:ligatures w14:val="standardContextual"/>
             </w:rPr>
           </w:pPr>
-          <w:hyperlink w:anchor="_Toc230415672" w:history="1">
+          <w:hyperlink w:anchor="_Toc232175747" w:history="1">
             <w:r>
               <w:rPr>
                 <w:rStyle w:val="af4"/>
-                <w:rFonts w:eastAsia="Times New Roman"/>
                 <w:noProof/>
               </w:rPr>
-              <w:t>Список литературы</w:t>
+              <w:t>Диаграмма последовательности — удаление миссии (кратко)</w:t>
             </w:r>
             <w:r>
               <w:rPr>
@@ -1611,7 +1644,7 @@
                 <w:noProof/>
                 <w:webHidden/>
               </w:rPr>
-              <w:instrText xml:space="preserve"> PAGEREF _Toc230415672 \h </w:instrText>
+              <w:instrText xml:space="preserve"> PAGEREF _Toc232175747 \h </w:instrText>
             </w:r>
             <w:r>
               <w:rPr>
@@ -1631,7 +1664,232 @@
                 <w:noProof/>
                 <w:webHidden/>
               </w:rPr>
-              <w:t>18</w:t>
+              <w:t>13</w:t>
+            </w:r>
+            <w:r>
+              <w:rPr>
+                <w:noProof/>
+                <w:webHidden/>
+              </w:rPr>
+              <w:fldChar w:fldCharType="end"/>
+            </w:r>
+          </w:hyperlink>
+        </w:p>
+        <w:p>
+          <w:pPr>
+            <w:pStyle w:val="12"/>
+            <w:tabs>
+              <w:tab w:val="right" w:leader="dot" w:pos="9061"/>
+            </w:tabs>
+            <w:rPr>
+              <w:rFonts w:eastAsiaTheme="minorEastAsia" w:cstheme="minorBidi"/>
+              <w:b w:val="0"/>
+              <w:bCs w:val="0"/>
+              <w:i w:val="0"/>
+              <w:iCs w:val="0"/>
+              <w:noProof/>
+              <w:kern w:val="2"/>
+              <w14:ligatures w14:val="standardContextual"/>
+            </w:rPr>
+          </w:pPr>
+          <w:hyperlink w:anchor="_Toc232175748" w:history="1">
+            <w:r>
+              <w:rPr>
+                <w:rStyle w:val="af4"/>
+                <w:noProof/>
+              </w:rPr>
+              <w:t>Пример работы программы</w:t>
+            </w:r>
+            <w:r>
+              <w:rPr>
+                <w:noProof/>
+                <w:webHidden/>
+              </w:rPr>
+              <w:tab/>
+            </w:r>
+            <w:r>
+              <w:rPr>
+                <w:noProof/>
+                <w:webHidden/>
+              </w:rPr>
+              <w:fldChar w:fldCharType="begin"/>
+            </w:r>
+            <w:r>
+              <w:rPr>
+                <w:noProof/>
+                <w:webHidden/>
+              </w:rPr>
+              <w:instrText xml:space="preserve"> PAGEREF _Toc232175748 \h </w:instrText>
+            </w:r>
+            <w:r>
+              <w:rPr>
+                <w:noProof/>
+                <w:webHidden/>
+              </w:rPr>
+            </w:r>
+            <w:r>
+              <w:rPr>
+                <w:noProof/>
+                <w:webHidden/>
+              </w:rPr>
+              <w:fldChar w:fldCharType="separate"/>
+            </w:r>
+            <w:r>
+              <w:rPr>
+                <w:noProof/>
+                <w:webHidden/>
+              </w:rPr>
+              <w:t>14</w:t>
+            </w:r>
+            <w:r>
+              <w:rPr>
+                <w:noProof/>
+                <w:webHidden/>
+              </w:rPr>
+              <w:fldChar w:fldCharType="end"/>
+            </w:r>
+          </w:hyperlink>
+        </w:p>
+        <w:p>
+          <w:pPr>
+            <w:pStyle w:val="12"/>
+            <w:tabs>
+              <w:tab w:val="right" w:leader="dot" w:pos="9061"/>
+            </w:tabs>
+            <w:rPr>
+              <w:rFonts w:eastAsiaTheme="minorEastAsia" w:cstheme="minorBidi"/>
+              <w:b w:val="0"/>
+              <w:bCs w:val="0"/>
+              <w:i w:val="0"/>
+              <w:iCs w:val="0"/>
+              <w:noProof/>
+              <w:kern w:val="2"/>
+              <w14:ligatures w14:val="standardContextual"/>
+            </w:rPr>
+          </w:pPr>
+          <w:hyperlink w:anchor="_Toc232175749" w:history="1">
+            <w:r>
+              <w:rPr>
+                <w:rStyle w:val="af4"/>
+                <w:noProof/>
+              </w:rPr>
+              <w:t>Заключение</w:t>
+            </w:r>
+            <w:r>
+              <w:rPr>
+                <w:noProof/>
+                <w:webHidden/>
+              </w:rPr>
+              <w:tab/>
+            </w:r>
+            <w:r>
+              <w:rPr>
+                <w:noProof/>
+                <w:webHidden/>
+              </w:rPr>
+              <w:fldChar w:fldCharType="begin"/>
+            </w:r>
+            <w:r>
+              <w:rPr>
+                <w:noProof/>
+                <w:webHidden/>
+              </w:rPr>
+              <w:instrText xml:space="preserve"> PAGEREF _Toc232175749 \h </w:instrText>
+            </w:r>
+            <w:r>
+              <w:rPr>
+                <w:noProof/>
+                <w:webHidden/>
+              </w:rPr>
+            </w:r>
+            <w:r>
+              <w:rPr>
+                <w:noProof/>
+                <w:webHidden/>
+              </w:rPr>
+              <w:fldChar w:fldCharType="separate"/>
+            </w:r>
+            <w:r>
+              <w:rPr>
+                <w:noProof/>
+                <w:webHidden/>
+              </w:rPr>
+              <w:t>16</w:t>
+            </w:r>
+            <w:r>
+              <w:rPr>
+                <w:noProof/>
+                <w:webHidden/>
+              </w:rPr>
+              <w:fldChar w:fldCharType="end"/>
+            </w:r>
+          </w:hyperlink>
+        </w:p>
+        <w:p>
+          <w:pPr>
+            <w:pStyle w:val="12"/>
+            <w:tabs>
+              <w:tab w:val="right" w:leader="dot" w:pos="9061"/>
+            </w:tabs>
+            <w:rPr>
+              <w:rFonts w:eastAsiaTheme="minorEastAsia" w:cstheme="minorBidi"/>
+              <w:b w:val="0"/>
+              <w:bCs w:val="0"/>
+              <w:i w:val="0"/>
+              <w:iCs w:val="0"/>
+              <w:noProof/>
+              <w:kern w:val="2"/>
+              <w14:ligatures w14:val="standardContextual"/>
+            </w:rPr>
+          </w:pPr>
+          <w:hyperlink w:anchor="_Toc232175750" w:history="1">
+            <w:r>
+              <w:rPr>
+                <w:rStyle w:val="af4"/>
+                <w:noProof/>
+              </w:rPr>
+              <w:t>Список литературы</w:t>
+            </w:r>
+            <w:r>
+              <w:rPr>
+                <w:noProof/>
+                <w:webHidden/>
+              </w:rPr>
+              <w:tab/>
+            </w:r>
+            <w:r>
+              <w:rPr>
+                <w:noProof/>
+                <w:webHidden/>
+              </w:rPr>
+              <w:fldChar w:fldCharType="begin"/>
+            </w:r>
+            <w:r>
+              <w:rPr>
+                <w:noProof/>
+                <w:webHidden/>
+              </w:rPr>
+              <w:instrText xml:space="preserve"> PAGEREF _Toc232175750 \h </w:instrText>
+            </w:r>
+            <w:r>
+              <w:rPr>
+                <w:noProof/>
+                <w:webHidden/>
+              </w:rPr>
+            </w:r>
+            <w:r>
+              <w:rPr>
+                <w:noProof/>
+                <w:webHidden/>
+              </w:rPr>
+              <w:fldChar w:fldCharType="separate"/>
+            </w:r>
+            <w:r>
+              <w:rPr>
+                <w:noProof/>
+                <w:webHidden/>
+              </w:rPr>
+              <w:t>17</w:t>
             </w:r>
             <w:r>
               <w:rPr>
@@ -1645,7 +1903,6 @@
         <w:p>
           <w:r>
             <w:rPr>
-              <w:rFonts w:cs="Times New Roman"/>
               <w:b/>
               <w:bCs/>
               <w:noProof/>
@@ -1659,7 +1916,6 @@
     <w:p/>
     <w:p>
       <w:pPr>
-        <w:spacing w:after="0"/>
         <w:rPr>
           <w:rFonts w:asciiTheme="majorHAnsi" w:eastAsiaTheme="majorEastAsia" w:hAnsiTheme="majorHAnsi" w:cstheme="majorBidi"/>
           <w:color w:val="2F5496" w:themeColor="accent1" w:themeShade="BF"/>
@@ -1676,7 +1932,7 @@
         <w:pStyle w:val="1"/>
       </w:pPr>
       <w:bookmarkStart w:id="0" w:name="_Toc224859589"/>
-      <w:bookmarkStart w:id="1" w:name="_Toc230415663"/>
+      <w:bookmarkStart w:id="1" w:name="_Toc232175736"/>
       <w:r>
         <w:lastRenderedPageBreak/>
         <w:t>Введение</w:t>
@@ -1686,469 +1942,2450 @@
     </w:p>
     <w:p>
       <w:r>
-        <w:t xml:space="preserve">В </w:t>
-      </w:r>
-      <w:r>
-        <w:t xml:space="preserve">предыдущих лабораторных работах был разработан сервис для </w:t>
+        <w:t xml:space="preserve">Настольные ролевые игры, в частности </w:t>
       </w:r>
       <w:proofErr w:type="spellStart"/>
       <w:r>
-        <w:t>парсинга</w:t>
+        <w:t>Dungeons</w:t>
       </w:r>
       <w:proofErr w:type="spellEnd"/>
       <w:r>
-        <w:t xml:space="preserve"> миссий и генерации отчетов.</w:t>
+        <w:t> &amp; </w:t>
+      </w:r>
+      <w:proofErr w:type="spellStart"/>
+      <w:r>
+        <w:t>Dragons</w:t>
+      </w:r>
+      <w:proofErr w:type="spellEnd"/>
+      <w:r>
+        <w:t> (D&amp;D), предполагают детальное описание персонажей — внешности, роли, атмосферы мира. Создание визуального образа (портрета) традиционно требует навыков рисования или поиска готовых иллюстраций, что занимает время и не всегда соответствует замыслу игрока.</w:t>
       </w:r>
     </w:p>
     <w:p>
-      <w:pPr>
-        <w:rPr>
-          <w:rFonts w:cs="Times New Roman"/>
-        </w:rPr>
-      </w:pPr>
-      <w:r>
-        <w:t xml:space="preserve">Целью данной лабораторной работы </w:t>
-      </w:r>
-      <w:r>
-        <w:t>было</w:t>
-      </w:r>
-      <w:r>
-        <w:t xml:space="preserve"> </w:t>
-      </w:r>
-      <w:r>
-        <w:t>создание веб-приложения для работы с миссиями. Веб-приложение должно реализовать загр</w:t>
-      </w:r>
-      <w:r>
-        <w:t>у</w:t>
-      </w:r>
-      <w:r>
-        <w:t>зку, удаление миссий, а также генерацию отчетов.</w:t>
+      <w:r>
+        <w:t xml:space="preserve">В последние годы языковые модели с поддержкой генерации изображений открывают возможность автоматического создания иллюстраций по текстовому описанию. API </w:t>
+      </w:r>
+      <w:proofErr w:type="spellStart"/>
+      <w:r>
+        <w:t>GigaChat</w:t>
+      </w:r>
+      <w:proofErr w:type="spellEnd"/>
+      <w:r>
+        <w:t xml:space="preserve"> позволяет интегрировать такую генерацию в прикладные системы.</w:t>
       </w:r>
     </w:p>
     <w:p>
-      <w:pPr>
-        <w:spacing w:before="0" w:after="0"/>
-        <w:jc w:val="left"/>
-        <w:rPr>
-          <w:rFonts w:cs="Times New Roman"/>
-        </w:rPr>
-      </w:pPr>
-      <w:r>
-        <w:rPr>
-          <w:rFonts w:cs="Times New Roman"/>
-        </w:rPr>
-        <w:br w:type="page"/>
+      <w:r>
+        <w:rPr>
+          <w:b/>
+          <w:bCs/>
+        </w:rPr>
+        <w:t xml:space="preserve">DD </w:t>
+      </w:r>
+      <w:proofErr w:type="spellStart"/>
+      <w:r>
+        <w:rPr>
+          <w:b/>
+          <w:bCs/>
+        </w:rPr>
+        <w:t>Person</w:t>
+      </w:r>
+      <w:proofErr w:type="spellEnd"/>
+      <w:r>
+        <w:t xml:space="preserve"> — веб-приложение для генерации портретов персонажей D&amp;D. Пользователь задаёт описание, роль (архетип), стиль игровой вселенной и эмоциональные параметры; система формирует </w:t>
+      </w:r>
+      <w:proofErr w:type="spellStart"/>
+      <w:r>
+        <w:t>промпт</w:t>
+      </w:r>
+      <w:proofErr w:type="spellEnd"/>
+      <w:r>
+        <w:t xml:space="preserve">, отправляет запрос в </w:t>
+      </w:r>
+      <w:proofErr w:type="spellStart"/>
+      <w:r>
+        <w:t>GigaChat</w:t>
+      </w:r>
+      <w:proofErr w:type="spellEnd"/>
+      <w:r>
+        <w:t xml:space="preserve"> и сохраняет результат. Реализованы авторизация, история генераций, шаблоны персонажей и избранное.</w:t>
       </w:r>
     </w:p>
     <w:p>
+      <w:r>
+        <w:t>Проект построен как клиент–серверное приложение: </w:t>
+      </w:r>
+      <w:proofErr w:type="spellStart"/>
+      <w:r>
+        <w:t>backend</w:t>
+      </w:r>
+      <w:proofErr w:type="spellEnd"/>
+      <w:r>
+        <w:t xml:space="preserve"> на Java (Spring Boot), </w:t>
+      </w:r>
+      <w:proofErr w:type="spellStart"/>
+      <w:r>
+        <w:t>frontend</w:t>
+      </w:r>
+      <w:proofErr w:type="spellEnd"/>
+      <w:r>
+        <w:t xml:space="preserve"> на </w:t>
+      </w:r>
+      <w:proofErr w:type="spellStart"/>
+      <w:r>
+        <w:t>React</w:t>
+      </w:r>
+      <w:proofErr w:type="spellEnd"/>
+      <w:r>
+        <w:t xml:space="preserve">, хранение данных в </w:t>
+      </w:r>
+      <w:proofErr w:type="spellStart"/>
+      <w:r>
+        <w:t>PostgreSQL</w:t>
+      </w:r>
+      <w:proofErr w:type="spellEnd"/>
+      <w:r>
+        <w:t xml:space="preserve">, вспомогательные задачи — в </w:t>
+      </w:r>
+      <w:proofErr w:type="spellStart"/>
+      <w:r>
+        <w:t>Redis</w:t>
+      </w:r>
+      <w:proofErr w:type="spellEnd"/>
+      <w:r>
+        <w:t>. Разработка и демонстрация рассчитаны на локальный запуск (</w:t>
+      </w:r>
+      <w:proofErr w:type="spellStart"/>
+      <w:r>
+        <w:t>localhost</w:t>
+      </w:r>
+      <w:proofErr w:type="spellEnd"/>
+      <w:r>
+        <w:t>).</w:t>
+      </w:r>
+    </w:p>
+    <w:p>
+      <w:r>
+        <w:br w:type="page"/>
+      </w:r>
+    </w:p>
+    <w:p>
       <w:pPr>
         <w:pStyle w:val="1"/>
       </w:pPr>
-      <w:bookmarkStart w:id="2" w:name="_Toc230415664"/>
+      <w:bookmarkStart w:id="2" w:name="_Toc232175737"/>
       <w:r>
         <w:lastRenderedPageBreak/>
-        <w:t>Описание проделанной работы</w:t>
+        <w:t>Цель и задачи работы</w:t>
       </w:r>
       <w:bookmarkEnd w:id="2"/>
     </w:p>
     <w:p>
       <w:pPr>
+        <w:pStyle w:val="2"/>
+      </w:pPr>
+      <w:r>
+        <w:t>Цель</w:t>
+      </w:r>
+    </w:p>
+    <w:p>
+      <w:pPr>
+        <w:spacing w:before="120" w:after="320"/>
+        <w:jc w:val="both"/>
+      </w:pPr>
+      <w:r>
+        <w:t xml:space="preserve">Разработать веб-систему для генерации и управления портретами персонажей D&amp;D с интеграцией </w:t>
+      </w:r>
+      <w:proofErr w:type="spellStart"/>
+      <w:r>
+        <w:t>GigaChat</w:t>
+      </w:r>
+      <w:proofErr w:type="spellEnd"/>
+      <w:r>
+        <w:t xml:space="preserve"> API, обеспечивающую безопасную работу пользователей, сохранение истории и повторное использование параметров персонажа.</w:t>
+      </w:r>
+    </w:p>
+    <w:p>
+      <w:pPr>
+        <w:pStyle w:val="2"/>
+      </w:pPr>
+      <w:r>
+        <w:t>Задачи</w:t>
+      </w:r>
+    </w:p>
+    <w:p>
+      <w:pPr>
+        <w:numPr>
+          <w:ilvl w:val="0"/>
+          <w:numId w:val="38"/>
+        </w:numPr>
+        <w:spacing w:before="120" w:after="320"/>
+        <w:jc w:val="both"/>
+      </w:pPr>
+      <w:r>
+        <w:t>Спроектировать архитектуру клиент–серверного приложения с разделением слоёв.</w:t>
+      </w:r>
+    </w:p>
+    <w:p>
+      <w:pPr>
+        <w:numPr>
+          <w:ilvl w:val="0"/>
+          <w:numId w:val="38"/>
+        </w:numPr>
+        <w:spacing w:before="120" w:after="320"/>
+        <w:jc w:val="both"/>
+      </w:pPr>
+      <w:r>
+        <w:t xml:space="preserve">Реализовать REST API и авторизацию (JWT в </w:t>
+      </w:r>
+      <w:proofErr w:type="spellStart"/>
+      <w:r>
+        <w:t>HttpOnly</w:t>
+      </w:r>
+      <w:proofErr w:type="spellEnd"/>
+      <w:r>
+        <w:t xml:space="preserve"> </w:t>
+      </w:r>
+      <w:proofErr w:type="spellStart"/>
+      <w:r>
+        <w:t>cookies</w:t>
+      </w:r>
+      <w:proofErr w:type="spellEnd"/>
+      <w:r>
+        <w:t>).</w:t>
+      </w:r>
+    </w:p>
+    <w:p>
+      <w:pPr>
+        <w:numPr>
+          <w:ilvl w:val="0"/>
+          <w:numId w:val="38"/>
+        </w:numPr>
+        <w:spacing w:before="120" w:after="320"/>
+        <w:jc w:val="both"/>
+      </w:pPr>
+      <w:r>
+        <w:t xml:space="preserve">Интегрировать </w:t>
+      </w:r>
+      <w:proofErr w:type="spellStart"/>
+      <w:r>
+        <w:t>GigaChat</w:t>
+      </w:r>
+      <w:proofErr w:type="spellEnd"/>
+      <w:r>
+        <w:t xml:space="preserve">: </w:t>
+      </w:r>
+      <w:proofErr w:type="spellStart"/>
+      <w:r>
+        <w:t>OAuth</w:t>
+      </w:r>
+      <w:proofErr w:type="spellEnd"/>
+      <w:r>
+        <w:t xml:space="preserve">, </w:t>
+      </w:r>
+      <w:proofErr w:type="spellStart"/>
+      <w:r>
+        <w:t>chat</w:t>
+      </w:r>
+      <w:proofErr w:type="spellEnd"/>
+      <w:r>
+        <w:t>/</w:t>
+      </w:r>
+      <w:proofErr w:type="spellStart"/>
+      <w:r>
+        <w:t>completions</w:t>
+      </w:r>
+      <w:proofErr w:type="spellEnd"/>
+      <w:r>
+        <w:t>, получение и сохранение изображений.</w:t>
+      </w:r>
+    </w:p>
+    <w:p>
+      <w:pPr>
+        <w:numPr>
+          <w:ilvl w:val="0"/>
+          <w:numId w:val="38"/>
+        </w:numPr>
+        <w:spacing w:before="120" w:after="320"/>
+        <w:jc w:val="both"/>
+      </w:pPr>
+      <w:r>
+        <w:t xml:space="preserve">Реализовать модуль сборки промптов на основе параметров пользователя (без ручного ввода </w:t>
+      </w:r>
+      <w:proofErr w:type="spellStart"/>
+      <w:r>
+        <w:t>промпта</w:t>
+      </w:r>
+      <w:proofErr w:type="spellEnd"/>
+      <w:r>
+        <w:t xml:space="preserve"> в UI).</w:t>
+      </w:r>
+    </w:p>
+    <w:p>
+      <w:pPr>
+        <w:numPr>
+          <w:ilvl w:val="0"/>
+          <w:numId w:val="38"/>
+        </w:numPr>
+        <w:spacing w:before="120" w:after="320"/>
+        <w:jc w:val="both"/>
+      </w:pPr>
+      <w:r>
+        <w:t>Обеспечить асинхронную обработку длительных запросов генерации.</w:t>
+      </w:r>
+    </w:p>
+    <w:p>
+      <w:pPr>
+        <w:numPr>
+          <w:ilvl w:val="0"/>
+          <w:numId w:val="38"/>
+        </w:numPr>
+        <w:spacing w:before="120" w:after="320"/>
+        <w:jc w:val="both"/>
+      </w:pPr>
+      <w:r>
+        <w:t xml:space="preserve">Реализовать хранение данных в </w:t>
+      </w:r>
+      <w:proofErr w:type="spellStart"/>
+      <w:r>
+        <w:t>PostgreSQL</w:t>
+      </w:r>
+      <w:proofErr w:type="spellEnd"/>
+      <w:r>
+        <w:t xml:space="preserve"> и вспомогательную логику в </w:t>
+      </w:r>
+      <w:proofErr w:type="spellStart"/>
+      <w:r>
+        <w:t>Redis</w:t>
+      </w:r>
+      <w:proofErr w:type="spellEnd"/>
+      <w:r>
+        <w:t>.</w:t>
+      </w:r>
+    </w:p>
+    <w:p>
+      <w:pPr>
+        <w:numPr>
+          <w:ilvl w:val="0"/>
+          <w:numId w:val="38"/>
+        </w:numPr>
+        <w:spacing w:before="120" w:after="320"/>
+        <w:jc w:val="both"/>
+      </w:pPr>
+      <w:r>
+        <w:t>Разработать клиентский интерфейс (</w:t>
+      </w:r>
+      <w:proofErr w:type="spellStart"/>
+      <w:r>
+        <w:t>React</w:t>
+      </w:r>
+      <w:proofErr w:type="spellEnd"/>
+      <w:r>
+        <w:t>) для всех основных сценариев.</w:t>
+      </w:r>
+    </w:p>
+    <w:p>
+      <w:pPr>
+        <w:numPr>
+          <w:ilvl w:val="0"/>
+          <w:numId w:val="38"/>
+        </w:numPr>
+        <w:spacing w:before="120" w:after="320"/>
+        <w:jc w:val="both"/>
+      </w:pPr>
+      <w:r>
+        <w:t>Подготовить документацию, тесты и инструкцию запуска.</w:t>
+      </w:r>
+    </w:p>
+    <w:p>
+      <w:pPr>
+        <w:pStyle w:val="2"/>
+      </w:pPr>
+      <w:r>
+        <w:t>Актуальность</w:t>
+      </w:r>
+    </w:p>
+    <w:p>
+      <w:pPr>
+        <w:spacing w:before="120" w:after="320"/>
+        <w:jc w:val="both"/>
+      </w:pPr>
+      <w:r>
+        <w:t>Автоматизация создания визуальных образов снижает порог входа для игроков и мастеров, а модульная архитектура с выделенным слоем интеграции демонстрирует применение современных практик разработки на Java.</w:t>
+      </w:r>
+    </w:p>
+    <w:p/>
+    <w:p/>
+    <w:p>
+      <w:pPr>
+        <w:rPr>
+          <w:rFonts w:eastAsiaTheme="majorEastAsia" w:cstheme="majorBidi"/>
+          <w:color w:val="000000" w:themeColor="text1"/>
+          <w:sz w:val="40"/>
+          <w:szCs w:val="32"/>
+        </w:rPr>
+      </w:pPr>
+      <w:r>
+        <w:br w:type="page"/>
+      </w:r>
+    </w:p>
+    <w:p>
+      <w:pPr>
+        <w:pStyle w:val="1"/>
+      </w:pPr>
+      <w:bookmarkStart w:id="3" w:name="_Toc232175738"/>
+      <w:r>
+        <w:lastRenderedPageBreak/>
+        <w:t>Описание проделанной работы</w:t>
+      </w:r>
+      <w:bookmarkEnd w:id="3"/>
+    </w:p>
+    <w:p>
+      <w:pPr>
+        <w:spacing w:before="120" w:after="320"/>
+        <w:jc w:val="both"/>
+      </w:pPr>
+      <w:r>
+        <w:t>Работа выполнялась поэтапно:</w:t>
+      </w:r>
+    </w:p>
+    <w:p>
+      <w:pPr>
+        <w:spacing w:before="120" w:after="320"/>
+        <w:jc w:val="both"/>
+      </w:pPr>
+      <w:r>
         <w:rPr>
           <w:b/>
           <w:bCs/>
         </w:rPr>
+        <w:t>Этап 1 — архитектура и каркас.</w:t>
+      </w:r>
+      <w:r>
+        <w:t xml:space="preserve"> Спроектирована структура </w:t>
+      </w:r>
+      <w:proofErr w:type="spellStart"/>
+      <w:r>
+        <w:t>monorepo</w:t>
+      </w:r>
+      <w:proofErr w:type="spellEnd"/>
+      <w:r>
+        <w:t> (</w:t>
+      </w:r>
+      <w:proofErr w:type="spellStart"/>
+      <w:r>
+        <w:t>backend</w:t>
+      </w:r>
+      <w:proofErr w:type="spellEnd"/>
+      <w:r>
+        <w:t> + </w:t>
+      </w:r>
+      <w:proofErr w:type="spellStart"/>
+      <w:r>
+        <w:t>frontend</w:t>
+      </w:r>
+      <w:proofErr w:type="spellEnd"/>
+      <w:r>
+        <w:t xml:space="preserve">), описана архитектура, настроен </w:t>
+      </w:r>
+      <w:proofErr w:type="spellStart"/>
+      <w:r>
+        <w:t>Docker</w:t>
+      </w:r>
+      <w:proofErr w:type="spellEnd"/>
+      <w:r>
+        <w:t xml:space="preserve"> </w:t>
+      </w:r>
+      <w:proofErr w:type="spellStart"/>
+      <w:r>
+        <w:t>Compose</w:t>
+      </w:r>
+      <w:proofErr w:type="spellEnd"/>
+      <w:r>
+        <w:t xml:space="preserve"> для </w:t>
+      </w:r>
+      <w:proofErr w:type="spellStart"/>
+      <w:r>
+        <w:t>PostgreSQL</w:t>
+      </w:r>
+      <w:proofErr w:type="spellEnd"/>
+      <w:r>
+        <w:t xml:space="preserve"> и </w:t>
+      </w:r>
+      <w:proofErr w:type="spellStart"/>
+      <w:r>
+        <w:t>Redis</w:t>
+      </w:r>
+      <w:proofErr w:type="spellEnd"/>
+      <w:r>
+        <w:t>.</w:t>
+      </w:r>
+    </w:p>
+    <w:p>
+      <w:pPr>
+        <w:spacing w:before="120" w:after="320"/>
+        <w:jc w:val="both"/>
       </w:pPr>
       <w:r>
         <w:rPr>
           <w:b/>
           <w:bCs/>
         </w:rPr>
-        <w:t>Постановка задачи</w:t>
+        <w:t xml:space="preserve">Этап 2 — </w:t>
+      </w:r>
+      <w:proofErr w:type="spellStart"/>
+      <w:r>
+        <w:rPr>
+          <w:b/>
+          <w:bCs/>
+        </w:rPr>
+        <w:t>backend</w:t>
+      </w:r>
+      <w:proofErr w:type="spellEnd"/>
+      <w:r>
+        <w:rPr>
+          <w:b/>
+          <w:bCs/>
+        </w:rPr>
+        <w:t xml:space="preserve"> </w:t>
+      </w:r>
+      <w:proofErr w:type="spellStart"/>
+      <w:r>
+        <w:rPr>
+          <w:b/>
+          <w:bCs/>
+        </w:rPr>
+        <w:t>foundation</w:t>
+      </w:r>
+      <w:proofErr w:type="spellEnd"/>
+      <w:r>
+        <w:rPr>
+          <w:b/>
+          <w:bCs/>
+        </w:rPr>
+        <w:t>.</w:t>
+      </w:r>
+      <w:r>
+        <w:t> Spring Boot 3.4, Java 21, JPA-сущности (8 таблиц), репозитории, </w:t>
+      </w:r>
+      <w:proofErr w:type="spellStart"/>
+      <w:r>
+        <w:t>enums</w:t>
+      </w:r>
+      <w:proofErr w:type="spellEnd"/>
+      <w:r>
+        <w:t xml:space="preserve"> с русскими подписями, i18n, глобальная обработка ошибок.</w:t>
       </w:r>
     </w:p>
     <w:p>
-      <w:r>
-        <w:t>На основе уже реализованной предметной модели</w:t>
-      </w:r>
-      <w:r>
-        <w:t xml:space="preserve">, </w:t>
-      </w:r>
-      <w:r>
-        <w:t>фабрики парсеров и модуля отчётов требовалось построить полноценное веб-решение, которое:</w:t>
+      <w:pPr>
+        <w:spacing w:before="120" w:after="320"/>
+        <w:jc w:val="both"/>
+      </w:pPr>
+      <w:r>
+        <w:rPr>
+          <w:b/>
+          <w:bCs/>
+        </w:rPr>
+        <w:t>Этап 3 — авторизация и API.</w:t>
+      </w:r>
+      <w:r>
+        <w:t> Регистрация, </w:t>
+      </w:r>
+      <w:proofErr w:type="spellStart"/>
+      <w:r>
+        <w:t>login</w:t>
+      </w:r>
+      <w:proofErr w:type="spellEnd"/>
+      <w:r>
+        <w:t>, </w:t>
+      </w:r>
+      <w:proofErr w:type="spellStart"/>
+      <w:r>
+        <w:t>refresh</w:t>
+      </w:r>
+      <w:proofErr w:type="spellEnd"/>
+      <w:r>
+        <w:t>, </w:t>
+      </w:r>
+      <w:proofErr w:type="spellStart"/>
+      <w:r>
+        <w:t>logout</w:t>
+      </w:r>
+      <w:proofErr w:type="spellEnd"/>
+      <w:r>
+        <w:t xml:space="preserve">; JWT в </w:t>
+      </w:r>
+      <w:proofErr w:type="spellStart"/>
+      <w:r>
+        <w:t>cookies</w:t>
+      </w:r>
+      <w:proofErr w:type="spellEnd"/>
+      <w:r>
+        <w:t>; </w:t>
+      </w:r>
+      <w:proofErr w:type="spellStart"/>
+      <w:r>
+        <w:t>Swagger</w:t>
+      </w:r>
+      <w:proofErr w:type="spellEnd"/>
+      <w:r>
+        <w:t xml:space="preserve"> UI; Spring Security.</w:t>
       </w:r>
     </w:p>
     <w:p>
       <w:pPr>
+        <w:spacing w:before="120" w:after="320"/>
+        <w:jc w:val="both"/>
+      </w:pPr>
+      <w:r>
+        <w:rPr>
+          <w:b/>
+          <w:bCs/>
+        </w:rPr>
+        <w:t xml:space="preserve">Этап 4 — генерация и </w:t>
+      </w:r>
+      <w:proofErr w:type="spellStart"/>
+      <w:r>
+        <w:rPr>
+          <w:b/>
+          <w:bCs/>
+        </w:rPr>
+        <w:t>GigaChat</w:t>
+      </w:r>
+      <w:proofErr w:type="spellEnd"/>
+      <w:r>
+        <w:rPr>
+          <w:b/>
+          <w:bCs/>
+        </w:rPr>
+        <w:t>.</w:t>
+      </w:r>
+      <w:r>
+        <w:t> Модуль промптов (Strategy + </w:t>
+      </w:r>
+      <w:proofErr w:type="spellStart"/>
+      <w:r>
+        <w:t>Builder</w:t>
+      </w:r>
+      <w:proofErr w:type="spellEnd"/>
+      <w:r>
+        <w:t xml:space="preserve">), клиент </w:t>
+      </w:r>
+      <w:proofErr w:type="spellStart"/>
+      <w:r>
+        <w:t>GigaChat</w:t>
+      </w:r>
+      <w:proofErr w:type="spellEnd"/>
+      <w:r>
+        <w:t xml:space="preserve">, асинхронный </w:t>
+      </w:r>
+      <w:proofErr w:type="spellStart"/>
+      <w:r>
+        <w:t>pipeline</w:t>
+      </w:r>
+      <w:proofErr w:type="spellEnd"/>
+      <w:r>
+        <w:t>, </w:t>
+      </w:r>
+      <w:proofErr w:type="spellStart"/>
+      <w:r>
+        <w:t>rate</w:t>
+      </w:r>
+      <w:proofErr w:type="spellEnd"/>
+      <w:r>
+        <w:t xml:space="preserve"> </w:t>
+      </w:r>
+      <w:proofErr w:type="spellStart"/>
+      <w:r>
+        <w:t>limiting</w:t>
+      </w:r>
+      <w:proofErr w:type="spellEnd"/>
+      <w:r>
+        <w:t>, аудит вызовов API, хранение JPG на диске.</w:t>
+      </w:r>
+    </w:p>
+    <w:p>
+      <w:pPr>
+        <w:spacing w:before="120" w:after="320"/>
+        <w:jc w:val="both"/>
+      </w:pPr>
+      <w:r>
+        <w:rPr>
+          <w:b/>
+          <w:bCs/>
+        </w:rPr>
+        <w:t>Этап 5 — персонажи и избранное.</w:t>
+      </w:r>
+      <w:r>
+        <w:t> CRUD шаблонов персонажей, генерация по шаблону, добавление портретов в избранное.</w:t>
+      </w:r>
+    </w:p>
+    <w:p>
+      <w:pPr>
+        <w:spacing w:before="120" w:after="320"/>
+        <w:jc w:val="both"/>
+      </w:pPr>
+      <w:r>
+        <w:rPr>
+          <w:b/>
+          <w:bCs/>
+        </w:rPr>
+        <w:t xml:space="preserve">Этап 6 — </w:t>
+      </w:r>
+      <w:proofErr w:type="spellStart"/>
+      <w:r>
+        <w:rPr>
+          <w:b/>
+          <w:bCs/>
+        </w:rPr>
+        <w:t>frontend</w:t>
+      </w:r>
+      <w:proofErr w:type="spellEnd"/>
+      <w:r>
+        <w:rPr>
+          <w:b/>
+          <w:bCs/>
+        </w:rPr>
+        <w:t>.</w:t>
+      </w:r>
+      <w:r>
+        <w:t> </w:t>
+      </w:r>
+      <w:proofErr w:type="spellStart"/>
+      <w:r>
+        <w:t>React</w:t>
+      </w:r>
+      <w:proofErr w:type="spellEnd"/>
+      <w:r>
+        <w:t xml:space="preserve"> SPA: авторизация, форма генерации, история, персонажи, избранное, </w:t>
+      </w:r>
+      <w:proofErr w:type="spellStart"/>
+      <w:r>
+        <w:t>polling</w:t>
+      </w:r>
+      <w:proofErr w:type="spellEnd"/>
+      <w:r>
+        <w:t xml:space="preserve"> статуса генерации.</w:t>
+      </w:r>
+    </w:p>
+    <w:p>
+      <w:r>
+        <w:rPr>
+          <w:b/>
+          <w:bCs/>
+        </w:rPr>
+        <w:t>Этап 7 — финализация.</w:t>
+      </w:r>
+      <w:r>
+        <w:t> </w:t>
+      </w:r>
+      <w:proofErr w:type="spellStart"/>
+      <w:r>
+        <w:t>Executable</w:t>
+      </w:r>
+      <w:proofErr w:type="spellEnd"/>
+      <w:r>
+        <w:t xml:space="preserve"> JAR, скрипты запуска (run.bat, run.sh), </w:t>
+      </w:r>
+      <w:proofErr w:type="spellStart"/>
+      <w:r>
+        <w:t>unit</w:t>
+      </w:r>
+      <w:proofErr w:type="spellEnd"/>
+      <w:r>
+        <w:t xml:space="preserve">- и </w:t>
+      </w:r>
+      <w:proofErr w:type="spellStart"/>
+      <w:r>
+        <w:t>integration</w:t>
+      </w:r>
+      <w:proofErr w:type="spellEnd"/>
+      <w:r>
+        <w:t>-тесты, документация в </w:t>
+      </w:r>
+      <w:proofErr w:type="spellStart"/>
+      <w:r>
+        <w:t>docs</w:t>
+      </w:r>
+      <w:proofErr w:type="spellEnd"/>
+      <w:r>
+        <w:t>/, рефакторинг дублирования кода, улучшение сообщений об ошибках на клиенте.</w:t>
+      </w:r>
+    </w:p>
+    <w:p>
+      <w:r>
+        <w:br w:type="page"/>
+      </w:r>
+    </w:p>
+    <w:p>
+      <w:pPr>
+        <w:pStyle w:val="1"/>
+      </w:pPr>
+      <w:bookmarkStart w:id="4" w:name="_Toc232175739"/>
+      <w:r>
+        <w:lastRenderedPageBreak/>
+        <w:t>Дополнительный функционал</w:t>
+      </w:r>
+      <w:bookmarkEnd w:id="4"/>
+    </w:p>
+    <w:p>
+      <w:pPr>
+        <w:pStyle w:val="2"/>
+        <w:rPr>
+          <w:rFonts w:eastAsiaTheme="minorEastAsia"/>
+        </w:rPr>
+      </w:pPr>
+      <w:r>
+        <w:rPr>
+          <w:rFonts w:eastAsiaTheme="minorEastAsia"/>
+        </w:rPr>
+        <w:t>Асинхронная генерация</w:t>
+      </w:r>
+    </w:p>
+    <w:p>
+      <w:pPr>
+        <w:spacing w:before="120" w:after="320"/>
+        <w:jc w:val="both"/>
+        <w:rPr>
+          <w:rFonts w:eastAsiaTheme="minorEastAsia" w:cstheme="minorBidi"/>
+          <w:sz w:val="28"/>
+          <w:szCs w:val="22"/>
+        </w:rPr>
+      </w:pPr>
+      <w:r>
+        <w:rPr>
+          <w:rFonts w:eastAsiaTheme="minorEastAsia" w:cstheme="minorBidi"/>
+          <w:sz w:val="28"/>
+          <w:szCs w:val="22"/>
+        </w:rPr>
+        <w:t xml:space="preserve">Вызов </w:t>
+      </w:r>
+      <w:proofErr w:type="spellStart"/>
+      <w:r>
+        <w:rPr>
+          <w:rFonts w:eastAsiaTheme="minorEastAsia" w:cstheme="minorBidi"/>
+          <w:sz w:val="28"/>
+          <w:szCs w:val="22"/>
+        </w:rPr>
+        <w:t>GigaChat</w:t>
+      </w:r>
+      <w:proofErr w:type="spellEnd"/>
+      <w:r>
+        <w:rPr>
+          <w:rFonts w:eastAsiaTheme="minorEastAsia" w:cstheme="minorBidi"/>
+          <w:sz w:val="28"/>
+          <w:szCs w:val="22"/>
+        </w:rPr>
+        <w:t xml:space="preserve"> может занимать десятки секунд. Синхронный HTTP-запрос привёл бы к таймаутам и плохому UX.</w:t>
+      </w:r>
+    </w:p>
+    <w:p>
+      <w:pPr>
+        <w:spacing w:before="120" w:after="320"/>
+        <w:jc w:val="both"/>
+        <w:rPr>
+          <w:rFonts w:eastAsiaTheme="minorEastAsia" w:cstheme="minorBidi"/>
+          <w:sz w:val="28"/>
+          <w:szCs w:val="22"/>
+        </w:rPr>
+      </w:pPr>
+      <w:r>
+        <w:rPr>
+          <w:rFonts w:eastAsiaTheme="minorEastAsia" w:cstheme="minorBidi"/>
+          <w:b/>
+          <w:bCs/>
+          <w:sz w:val="28"/>
+          <w:szCs w:val="22"/>
+        </w:rPr>
+        <w:t>Решение:</w:t>
+      </w:r>
+      <w:r>
+        <w:rPr>
+          <w:rFonts w:eastAsiaTheme="minorEastAsia" w:cstheme="minorBidi"/>
+          <w:sz w:val="28"/>
+          <w:szCs w:val="22"/>
+        </w:rPr>
+        <w:t> при POST /</w:t>
+      </w:r>
+      <w:proofErr w:type="spellStart"/>
+      <w:r>
+        <w:rPr>
+          <w:rFonts w:eastAsiaTheme="minorEastAsia" w:cstheme="minorBidi"/>
+          <w:sz w:val="28"/>
+          <w:szCs w:val="22"/>
+        </w:rPr>
+        <w:t>generations</w:t>
+      </w:r>
+      <w:proofErr w:type="spellEnd"/>
+      <w:r>
+        <w:rPr>
+          <w:rFonts w:eastAsiaTheme="minorEastAsia" w:cstheme="minorBidi"/>
+          <w:sz w:val="28"/>
+          <w:szCs w:val="22"/>
+        </w:rPr>
+        <w:t xml:space="preserve"> запись сохраняется со статусом PENDING и сразу возвращается клиенту (HTTP 202). После </w:t>
+      </w:r>
+      <w:proofErr w:type="spellStart"/>
+      <w:r>
+        <w:rPr>
+          <w:rFonts w:eastAsiaTheme="minorEastAsia" w:cstheme="minorBidi"/>
+          <w:sz w:val="28"/>
+          <w:szCs w:val="22"/>
+        </w:rPr>
+        <w:t>commit</w:t>
+      </w:r>
+      <w:proofErr w:type="spellEnd"/>
+      <w:r>
+        <w:rPr>
+          <w:rFonts w:eastAsiaTheme="minorEastAsia" w:cstheme="minorBidi"/>
+          <w:sz w:val="28"/>
+          <w:szCs w:val="22"/>
+        </w:rPr>
+        <w:t xml:space="preserve"> транзакции публикуется событие </w:t>
+      </w:r>
+      <w:proofErr w:type="spellStart"/>
+      <w:r>
+        <w:rPr>
+          <w:rFonts w:eastAsiaTheme="minorEastAsia" w:cstheme="minorBidi"/>
+          <w:sz w:val="28"/>
+          <w:szCs w:val="22"/>
+        </w:rPr>
+        <w:t>GenerationRequestedEvent</w:t>
+      </w:r>
+      <w:proofErr w:type="spellEnd"/>
+      <w:r>
+        <w:rPr>
+          <w:rFonts w:eastAsiaTheme="minorEastAsia" w:cstheme="minorBidi"/>
+          <w:sz w:val="28"/>
+          <w:szCs w:val="22"/>
+        </w:rPr>
+        <w:t>; </w:t>
+      </w:r>
+      <w:proofErr w:type="spellStart"/>
+      <w:r>
+        <w:rPr>
+          <w:rFonts w:eastAsiaTheme="minorEastAsia" w:cstheme="minorBidi"/>
+          <w:sz w:val="28"/>
+          <w:szCs w:val="22"/>
+        </w:rPr>
+        <w:t>listener</w:t>
+      </w:r>
+      <w:proofErr w:type="spellEnd"/>
+      <w:r>
+        <w:rPr>
+          <w:rFonts w:eastAsiaTheme="minorEastAsia" w:cstheme="minorBidi"/>
+          <w:sz w:val="28"/>
+          <w:szCs w:val="22"/>
+        </w:rPr>
+        <w:t xml:space="preserve"> в отдельном потоке (@Async) запускает ImageGenerationPipeline: статус PROCESSING → вызов </w:t>
+      </w:r>
+      <w:proofErr w:type="spellStart"/>
+      <w:r>
+        <w:rPr>
+          <w:rFonts w:eastAsiaTheme="minorEastAsia" w:cstheme="minorBidi"/>
+          <w:sz w:val="28"/>
+          <w:szCs w:val="22"/>
+        </w:rPr>
+        <w:t>GigaChat</w:t>
+      </w:r>
+      <w:proofErr w:type="spellEnd"/>
+      <w:r>
+        <w:rPr>
+          <w:rFonts w:eastAsiaTheme="minorEastAsia" w:cstheme="minorBidi"/>
+          <w:sz w:val="28"/>
+          <w:szCs w:val="22"/>
+        </w:rPr>
+        <w:t> → COMPLETED или FAILED. Frontend опрашивает GET /</w:t>
+      </w:r>
+      <w:proofErr w:type="spellStart"/>
+      <w:r>
+        <w:rPr>
+          <w:rFonts w:eastAsiaTheme="minorEastAsia" w:cstheme="minorBidi"/>
+          <w:sz w:val="28"/>
+          <w:szCs w:val="22"/>
+        </w:rPr>
+        <w:t>generations</w:t>
+      </w:r>
+      <w:proofErr w:type="spellEnd"/>
+      <w:r>
+        <w:rPr>
+          <w:rFonts w:eastAsiaTheme="minorEastAsia" w:cstheme="minorBidi"/>
+          <w:sz w:val="28"/>
+          <w:szCs w:val="22"/>
+        </w:rPr>
+        <w:t>/{</w:t>
+      </w:r>
+      <w:proofErr w:type="spellStart"/>
+      <w:r>
+        <w:rPr>
+          <w:rFonts w:eastAsiaTheme="minorEastAsia" w:cstheme="minorBidi"/>
+          <w:sz w:val="28"/>
+          <w:szCs w:val="22"/>
+        </w:rPr>
+        <w:t>id</w:t>
+      </w:r>
+      <w:proofErr w:type="spellEnd"/>
+      <w:r>
+        <w:rPr>
+          <w:rFonts w:eastAsiaTheme="minorEastAsia" w:cstheme="minorBidi"/>
+          <w:sz w:val="28"/>
+          <w:szCs w:val="22"/>
+        </w:rPr>
+        <w:t>} до завершения.</w:t>
+      </w:r>
+    </w:p>
+    <w:p>
+      <w:pPr>
+        <w:pStyle w:val="2"/>
+        <w:rPr>
+          <w:rFonts w:eastAsiaTheme="minorEastAsia"/>
+        </w:rPr>
+      </w:pPr>
+      <w:r>
+        <w:rPr>
+          <w:rFonts w:eastAsiaTheme="minorEastAsia"/>
+        </w:rPr>
+        <w:t xml:space="preserve">Rate </w:t>
+      </w:r>
+      <w:proofErr w:type="spellStart"/>
+      <w:r>
+        <w:rPr>
+          <w:rFonts w:eastAsiaTheme="minorEastAsia"/>
+        </w:rPr>
+        <w:t>limiting</w:t>
+      </w:r>
+      <w:proofErr w:type="spellEnd"/>
+      <w:r>
+        <w:rPr>
+          <w:rFonts w:eastAsiaTheme="minorEastAsia"/>
+        </w:rPr>
+        <w:t xml:space="preserve"> через </w:t>
+      </w:r>
+      <w:proofErr w:type="spellStart"/>
+      <w:r>
+        <w:rPr>
+          <w:rFonts w:eastAsiaTheme="minorEastAsia"/>
+        </w:rPr>
+        <w:t>Redis</w:t>
+      </w:r>
+      <w:proofErr w:type="spellEnd"/>
+    </w:p>
+    <w:p>
+      <w:pPr>
+        <w:spacing w:before="120" w:after="320"/>
+        <w:jc w:val="both"/>
+        <w:rPr>
+          <w:rFonts w:eastAsiaTheme="minorEastAsia" w:cstheme="minorBidi"/>
+          <w:sz w:val="28"/>
+          <w:szCs w:val="22"/>
+        </w:rPr>
+      </w:pPr>
+      <w:r>
+        <w:rPr>
+          <w:rFonts w:eastAsiaTheme="minorEastAsia" w:cstheme="minorBidi"/>
+          <w:sz w:val="28"/>
+          <w:szCs w:val="22"/>
+        </w:rPr>
+        <w:t xml:space="preserve">Для защиты от злоупотребления API </w:t>
+      </w:r>
+      <w:proofErr w:type="spellStart"/>
+      <w:r>
+        <w:rPr>
+          <w:rFonts w:eastAsiaTheme="minorEastAsia" w:cstheme="minorBidi"/>
+          <w:sz w:val="28"/>
+          <w:szCs w:val="22"/>
+        </w:rPr>
+        <w:t>GigaChat</w:t>
+      </w:r>
+      <w:proofErr w:type="spellEnd"/>
+      <w:r>
+        <w:rPr>
+          <w:rFonts w:eastAsiaTheme="minorEastAsia" w:cstheme="minorBidi"/>
+          <w:sz w:val="28"/>
+          <w:szCs w:val="22"/>
+        </w:rPr>
+        <w:t xml:space="preserve"> и контроля нагрузки реализован </w:t>
+      </w:r>
+      <w:proofErr w:type="spellStart"/>
+      <w:r>
+        <w:rPr>
+          <w:rFonts w:eastAsiaTheme="minorEastAsia" w:cstheme="minorBidi"/>
+          <w:sz w:val="28"/>
+          <w:szCs w:val="22"/>
+        </w:rPr>
+        <w:t>GenerationRateLimitService</w:t>
+      </w:r>
+      <w:proofErr w:type="spellEnd"/>
+      <w:r>
+        <w:rPr>
+          <w:rFonts w:eastAsiaTheme="minorEastAsia" w:cstheme="minorBidi"/>
+          <w:sz w:val="28"/>
+          <w:szCs w:val="22"/>
+        </w:rPr>
+        <w:t xml:space="preserve">: счётчики запросов на пользователя в </w:t>
+      </w:r>
+      <w:proofErr w:type="spellStart"/>
+      <w:r>
+        <w:rPr>
+          <w:rFonts w:eastAsiaTheme="minorEastAsia" w:cstheme="minorBidi"/>
+          <w:sz w:val="28"/>
+          <w:szCs w:val="22"/>
+        </w:rPr>
+        <w:t>Redis</w:t>
+      </w:r>
+      <w:proofErr w:type="spellEnd"/>
+      <w:r>
+        <w:rPr>
+          <w:rFonts w:eastAsiaTheme="minorEastAsia" w:cstheme="minorBidi"/>
+          <w:sz w:val="28"/>
+          <w:szCs w:val="22"/>
+        </w:rPr>
+        <w:t> (лимиты в час и в сутки, настраиваются в </w:t>
+      </w:r>
+      <w:proofErr w:type="spellStart"/>
+      <w:r>
+        <w:rPr>
+          <w:rFonts w:eastAsiaTheme="minorEastAsia" w:cstheme="minorBidi"/>
+          <w:sz w:val="28"/>
+          <w:szCs w:val="22"/>
+        </w:rPr>
+        <w:t>application.yml</w:t>
+      </w:r>
+      <w:proofErr w:type="spellEnd"/>
+      <w:r>
+        <w:rPr>
+          <w:rFonts w:eastAsiaTheme="minorEastAsia" w:cstheme="minorBidi"/>
+          <w:sz w:val="28"/>
+          <w:szCs w:val="22"/>
+        </w:rPr>
+        <w:t>). При превышении — HTTP 429 с сообщением на русском.</w:t>
+      </w:r>
+    </w:p>
+    <w:p>
+      <w:pPr>
+        <w:pStyle w:val="2"/>
+        <w:rPr>
+          <w:rFonts w:eastAsiaTheme="minorEastAsia"/>
+        </w:rPr>
+      </w:pPr>
+      <w:r>
+        <w:rPr>
+          <w:rFonts w:eastAsiaTheme="minorEastAsia"/>
+        </w:rPr>
+        <w:t>Прочее</w:t>
+      </w:r>
+    </w:p>
+    <w:p>
+      <w:pPr>
         <w:numPr>
           <w:ilvl w:val="0"/>
-          <w:numId w:val="28"/>
+          <w:numId w:val="39"/>
         </w:numPr>
-      </w:pPr>
-      <w:r>
-        <w:t>принимает файлы миссий разных форматов (JSON, XML, YAML, TXT и др.);</w:t>
+        <w:spacing w:before="120" w:after="320"/>
+        <w:jc w:val="both"/>
+        <w:rPr>
+          <w:rFonts w:eastAsiaTheme="minorEastAsia" w:cstheme="minorBidi"/>
+          <w:sz w:val="28"/>
+          <w:szCs w:val="22"/>
+        </w:rPr>
+      </w:pPr>
+      <w:r>
+        <w:rPr>
+          <w:rFonts w:eastAsiaTheme="minorEastAsia" w:cstheme="minorBidi"/>
+          <w:b/>
+          <w:bCs/>
+          <w:sz w:val="28"/>
+          <w:szCs w:val="22"/>
+        </w:rPr>
+        <w:t xml:space="preserve">Аудит </w:t>
+      </w:r>
+      <w:proofErr w:type="spellStart"/>
+      <w:r>
+        <w:rPr>
+          <w:rFonts w:eastAsiaTheme="minorEastAsia" w:cstheme="minorBidi"/>
+          <w:b/>
+          <w:bCs/>
+          <w:sz w:val="28"/>
+          <w:szCs w:val="22"/>
+        </w:rPr>
+        <w:t>GigaChat</w:t>
+      </w:r>
+      <w:proofErr w:type="spellEnd"/>
+      <w:r>
+        <w:rPr>
+          <w:rFonts w:eastAsiaTheme="minorEastAsia" w:cstheme="minorBidi"/>
+          <w:sz w:val="28"/>
+          <w:szCs w:val="22"/>
+        </w:rPr>
+        <w:t> — таблица </w:t>
+      </w:r>
+      <w:proofErr w:type="spellStart"/>
+      <w:r>
+        <w:rPr>
+          <w:rFonts w:eastAsiaTheme="minorEastAsia" w:cstheme="minorBidi"/>
+          <w:sz w:val="28"/>
+          <w:szCs w:val="22"/>
+        </w:rPr>
+        <w:t>gigachat_api_calls</w:t>
+      </w:r>
+      <w:proofErr w:type="spellEnd"/>
+      <w:r>
+        <w:rPr>
+          <w:rFonts w:eastAsiaTheme="minorEastAsia" w:cstheme="minorBidi"/>
+          <w:sz w:val="28"/>
+          <w:szCs w:val="22"/>
+        </w:rPr>
+        <w:t> с HTTP-статусом, длительностью и учётом токенов.</w:t>
       </w:r>
     </w:p>
     <w:p>
       <w:pPr>
         <w:numPr>
           <w:ilvl w:val="0"/>
-          <w:numId w:val="28"/>
+          <w:numId w:val="39"/>
         </w:numPr>
-      </w:pPr>
-      <w:r>
-        <w:t xml:space="preserve">сохраняет разобранные данные в реляционную СУБД </w:t>
+        <w:spacing w:before="120" w:after="320"/>
+        <w:jc w:val="both"/>
+        <w:rPr>
+          <w:rFonts w:eastAsiaTheme="minorEastAsia" w:cstheme="minorBidi"/>
+          <w:sz w:val="28"/>
+          <w:szCs w:val="22"/>
+        </w:rPr>
+      </w:pPr>
+      <w:r>
+        <w:rPr>
+          <w:rFonts w:eastAsiaTheme="minorEastAsia" w:cstheme="minorBidi"/>
+          <w:b/>
+          <w:bCs/>
+          <w:sz w:val="28"/>
+          <w:szCs w:val="22"/>
+        </w:rPr>
+        <w:t xml:space="preserve">Кэш </w:t>
       </w:r>
       <w:proofErr w:type="spellStart"/>
       <w:r>
-        <w:t>PostgreSQL</w:t>
+        <w:rPr>
+          <w:rFonts w:eastAsiaTheme="minorEastAsia" w:cstheme="minorBidi"/>
+          <w:b/>
+          <w:bCs/>
+          <w:sz w:val="28"/>
+          <w:szCs w:val="22"/>
+        </w:rPr>
+        <w:t>OAuth</w:t>
       </w:r>
       <w:proofErr w:type="spellEnd"/>
       <w:r>
-        <w:t>;</w:t>
+        <w:rPr>
+          <w:rFonts w:eastAsiaTheme="minorEastAsia" w:cstheme="minorBidi"/>
+          <w:b/>
+          <w:bCs/>
+          <w:sz w:val="28"/>
+          <w:szCs w:val="22"/>
+        </w:rPr>
+        <w:t xml:space="preserve">-токена </w:t>
+      </w:r>
+      <w:proofErr w:type="spellStart"/>
+      <w:r>
+        <w:rPr>
+          <w:rFonts w:eastAsiaTheme="minorEastAsia" w:cstheme="minorBidi"/>
+          <w:b/>
+          <w:bCs/>
+          <w:sz w:val="28"/>
+          <w:szCs w:val="22"/>
+        </w:rPr>
+        <w:t>GigaChat</w:t>
+      </w:r>
+      <w:proofErr w:type="spellEnd"/>
+      <w:r>
+        <w:rPr>
+          <w:rFonts w:eastAsiaTheme="minorEastAsia" w:cstheme="minorBidi"/>
+          <w:sz w:val="28"/>
+          <w:szCs w:val="22"/>
+        </w:rPr>
+        <w:t xml:space="preserve"> в </w:t>
+      </w:r>
+      <w:proofErr w:type="spellStart"/>
+      <w:r>
+        <w:rPr>
+          <w:rFonts w:eastAsiaTheme="minorEastAsia" w:cstheme="minorBidi"/>
+          <w:sz w:val="28"/>
+          <w:szCs w:val="22"/>
+        </w:rPr>
+        <w:t>Redis</w:t>
+      </w:r>
+      <w:proofErr w:type="spellEnd"/>
+      <w:r>
+        <w:rPr>
+          <w:rFonts w:eastAsiaTheme="minorEastAsia" w:cstheme="minorBidi"/>
+          <w:sz w:val="28"/>
+          <w:szCs w:val="22"/>
+        </w:rPr>
+        <w:t xml:space="preserve"> — меньше обращений к серверу авторизации.</w:t>
       </w:r>
     </w:p>
     <w:p>
       <w:pPr>
         <w:numPr>
           <w:ilvl w:val="0"/>
-          <w:numId w:val="28"/>
+          <w:numId w:val="39"/>
         </w:numPr>
-      </w:pPr>
-      <w:r>
-        <w:t>предоставляет REST API для управления миссиями и отчётами;</w:t>
+        <w:spacing w:before="120" w:after="320"/>
+        <w:jc w:val="both"/>
+        <w:rPr>
+          <w:rFonts w:eastAsiaTheme="minorEastAsia" w:cstheme="minorBidi"/>
+          <w:sz w:val="28"/>
+          <w:szCs w:val="22"/>
+          <w:lang w:val="en-US"/>
+        </w:rPr>
+      </w:pPr>
+      <w:r>
+        <w:rPr>
+          <w:rFonts w:eastAsiaTheme="minorEastAsia" w:cstheme="minorBidi"/>
+          <w:b/>
+          <w:bCs/>
+          <w:sz w:val="28"/>
+          <w:szCs w:val="22"/>
+          <w:lang w:val="en-US"/>
+        </w:rPr>
+        <w:t>Blacklist refresh-</w:t>
+      </w:r>
+      <w:r>
+        <w:rPr>
+          <w:rFonts w:eastAsiaTheme="minorEastAsia" w:cstheme="minorBidi"/>
+          <w:b/>
+          <w:bCs/>
+          <w:sz w:val="28"/>
+          <w:szCs w:val="22"/>
+        </w:rPr>
+        <w:t>токенов</w:t>
+      </w:r>
+      <w:r>
+        <w:rPr>
+          <w:rFonts w:eastAsiaTheme="minorEastAsia" w:cstheme="minorBidi"/>
+          <w:sz w:val="28"/>
+          <w:szCs w:val="22"/>
+          <w:lang w:val="en-US"/>
+        </w:rPr>
+        <w:t> </w:t>
+      </w:r>
+      <w:r>
+        <w:rPr>
+          <w:rFonts w:eastAsiaTheme="minorEastAsia" w:cstheme="minorBidi"/>
+          <w:sz w:val="28"/>
+          <w:szCs w:val="22"/>
+        </w:rPr>
+        <w:t>в</w:t>
+      </w:r>
+      <w:r>
+        <w:rPr>
+          <w:rFonts w:eastAsiaTheme="minorEastAsia" w:cstheme="minorBidi"/>
+          <w:sz w:val="28"/>
+          <w:szCs w:val="22"/>
+          <w:lang w:val="en-US"/>
+        </w:rPr>
+        <w:t xml:space="preserve"> Redis </w:t>
+      </w:r>
+      <w:r>
+        <w:rPr>
+          <w:rFonts w:eastAsiaTheme="minorEastAsia" w:cstheme="minorBidi"/>
+          <w:sz w:val="28"/>
+          <w:szCs w:val="22"/>
+        </w:rPr>
+        <w:t>при</w:t>
+      </w:r>
+      <w:r>
+        <w:rPr>
+          <w:rFonts w:eastAsiaTheme="minorEastAsia" w:cstheme="minorBidi"/>
+          <w:sz w:val="28"/>
+          <w:szCs w:val="22"/>
+          <w:lang w:val="en-US"/>
+        </w:rPr>
+        <w:t xml:space="preserve"> logout.</w:t>
       </w:r>
     </w:p>
     <w:p>
       <w:pPr>
         <w:numPr>
           <w:ilvl w:val="0"/>
-          <w:numId w:val="28"/>
+          <w:numId w:val="39"/>
         </w:numPr>
-      </w:pPr>
-      <w:r>
-        <w:t>содержит веб-интерфейс для пользователя;</w:t>
+        <w:spacing w:before="120" w:after="320"/>
+        <w:jc w:val="both"/>
+        <w:rPr>
+          <w:rFonts w:eastAsiaTheme="minorEastAsia" w:cstheme="minorBidi"/>
+          <w:sz w:val="28"/>
+          <w:szCs w:val="22"/>
+        </w:rPr>
+      </w:pPr>
+      <w:r>
+        <w:rPr>
+          <w:rFonts w:eastAsiaTheme="minorEastAsia" w:cstheme="minorBidi"/>
+          <w:b/>
+          <w:bCs/>
+          <w:sz w:val="28"/>
+          <w:szCs w:val="22"/>
+        </w:rPr>
+        <w:t>Шаблоны персонажей</w:t>
+      </w:r>
+      <w:r>
+        <w:rPr>
+          <w:rFonts w:eastAsiaTheme="minorEastAsia" w:cstheme="minorBidi"/>
+          <w:sz w:val="28"/>
+          <w:szCs w:val="22"/>
+        </w:rPr>
+        <w:t> — повторная генерация без повторного ввода параметров.</w:t>
       </w:r>
     </w:p>
     <w:p>
       <w:pPr>
         <w:numPr>
           <w:ilvl w:val="0"/>
-          <w:numId w:val="28"/>
+          <w:numId w:val="39"/>
         </w:numPr>
-      </w:pPr>
-      <w:r>
-        <w:t xml:space="preserve">документирует API через </w:t>
-      </w:r>
-      <w:proofErr w:type="spellStart"/>
-      <w:r>
-        <w:t>Swagger</w:t>
-      </w:r>
-      <w:proofErr w:type="spellEnd"/>
-      <w:r>
-        <w:t xml:space="preserve"> (</w:t>
-      </w:r>
-      <w:proofErr w:type="spellStart"/>
-      <w:r>
-        <w:t>OpenAPI</w:t>
-      </w:r>
-      <w:proofErr w:type="spellEnd"/>
-      <w:r>
-        <w:t>);</w:t>
+        <w:spacing w:before="120" w:after="320"/>
+        <w:jc w:val="both"/>
+        <w:rPr>
+          <w:rFonts w:eastAsiaTheme="minorEastAsia" w:cstheme="minorBidi"/>
+          <w:sz w:val="28"/>
+          <w:szCs w:val="22"/>
+        </w:rPr>
+      </w:pPr>
+      <w:r>
+        <w:rPr>
+          <w:rFonts w:eastAsiaTheme="minorEastAsia" w:cstheme="minorBidi"/>
+          <w:b/>
+          <w:bCs/>
+          <w:sz w:val="28"/>
+          <w:szCs w:val="22"/>
+        </w:rPr>
+        <w:t>Избранное</w:t>
+      </w:r>
+      <w:r>
+        <w:rPr>
+          <w:rFonts w:eastAsiaTheme="minorEastAsia" w:cstheme="minorBidi"/>
+          <w:sz w:val="28"/>
+          <w:szCs w:val="22"/>
+        </w:rPr>
+        <w:t> — сохранение понравившихся портретов без привязки к «кампаниям».</w:t>
       </w:r>
     </w:p>
     <w:p>
       <w:pPr>
-        <w:numPr>
-          <w:ilvl w:val="0"/>
-          <w:numId w:val="28"/>
-        </w:numPr>
-      </w:pPr>
-      <w:r>
-        <w:t>сопровождается автоматическими тестами.</w:t>
-      </w:r>
+        <w:spacing w:before="120" w:after="320"/>
+        <w:jc w:val="both"/>
+      </w:pPr>
     </w:p>
     <w:p>
-      <w:pPr>
-        <w:rPr>
-          <w:b/>
-          <w:bCs/>
-        </w:rPr>
-      </w:pPr>
-      <w:r>
-        <w:rPr>
-          <w:b/>
-          <w:bCs/>
-        </w:rPr>
-        <w:t>Выполненные работы</w:t>
+      <w:r>
+        <w:br w:type="page"/>
       </w:r>
     </w:p>
     <w:p>
       <w:pPr>
-        <w:rPr>
-          <w:b/>
-          <w:bCs/>
-        </w:rPr>
-      </w:pPr>
-      <w:r>
-        <w:rPr>
-          <w:b/>
-          <w:bCs/>
-        </w:rPr>
-        <w:t>1. Переход на архитектуру веб-приложения</w:t>
+        <w:pStyle w:val="1"/>
+      </w:pPr>
+      <w:bookmarkStart w:id="5" w:name="_Toc232175740"/>
+      <w:r>
+        <w:lastRenderedPageBreak/>
+        <w:t>Паттерны проектирования</w:t>
+      </w:r>
+      <w:bookmarkEnd w:id="5"/>
+    </w:p>
+    <w:p/>
+    <w:tbl>
+      <w:tblPr>
+        <w:tblW w:w="0" w:type="auto"/>
+        <w:shd w:val="clear" w:color="auto" w:fill="191A1C"/>
+        <w:tblLayout w:type="fixed"/>
+        <w:tblCellMar>
+          <w:top w:w="15" w:type="dxa"/>
+          <w:left w:w="15" w:type="dxa"/>
+          <w:bottom w:w="15" w:type="dxa"/>
+          <w:right w:w="15" w:type="dxa"/>
+        </w:tblCellMar>
+        <w:tblLook w:val="04A0" w:firstRow="1" w:lastRow="0" w:firstColumn="1" w:lastColumn="0" w:noHBand="0" w:noVBand="1"/>
+      </w:tblPr>
+      <w:tblGrid>
+        <w:gridCol w:w="1835"/>
+        <w:gridCol w:w="2693"/>
+        <w:gridCol w:w="4527"/>
+      </w:tblGrid>
+      <w:tr>
+        <w:trPr>
+          <w:tblHeader/>
+        </w:trPr>
+        <w:tc>
+          <w:tcPr>
+            <w:tcW w:w="1835" w:type="dxa"/>
+            <w:tcBorders>
+              <w:top w:val="single" w:sz="6" w:space="0" w:color="33353B"/>
+              <w:left w:val="single" w:sz="6" w:space="0" w:color="33353B"/>
+              <w:bottom w:val="single" w:sz="6" w:space="0" w:color="33353B"/>
+              <w:right w:val="single" w:sz="6" w:space="0" w:color="33353B"/>
+            </w:tcBorders>
+            <w:shd w:val="clear" w:color="auto" w:fill="auto"/>
+            <w:tcMar>
+              <w:top w:w="90" w:type="dxa"/>
+              <w:left w:w="195" w:type="dxa"/>
+              <w:bottom w:w="90" w:type="dxa"/>
+              <w:right w:w="195" w:type="dxa"/>
+            </w:tcMar>
+            <w:vAlign w:val="center"/>
+            <w:hideMark/>
+          </w:tcPr>
+          <w:p>
+            <w:pPr>
+              <w:rPr>
+                <w:b/>
+                <w:bCs/>
+              </w:rPr>
+            </w:pPr>
+            <w:r>
+              <w:rPr>
+                <w:b/>
+                <w:bCs/>
+              </w:rPr>
+              <w:t>Паттерн</w:t>
+            </w:r>
+          </w:p>
+        </w:tc>
+        <w:tc>
+          <w:tcPr>
+            <w:tcW w:w="2693" w:type="dxa"/>
+            <w:tcBorders>
+              <w:top w:val="single" w:sz="6" w:space="0" w:color="33353B"/>
+              <w:left w:val="single" w:sz="6" w:space="0" w:color="33353B"/>
+              <w:bottom w:val="single" w:sz="6" w:space="0" w:color="33353B"/>
+              <w:right w:val="single" w:sz="6" w:space="0" w:color="33353B"/>
+            </w:tcBorders>
+            <w:shd w:val="clear" w:color="auto" w:fill="auto"/>
+            <w:tcMar>
+              <w:top w:w="90" w:type="dxa"/>
+              <w:left w:w="195" w:type="dxa"/>
+              <w:bottom w:w="90" w:type="dxa"/>
+              <w:right w:w="195" w:type="dxa"/>
+            </w:tcMar>
+            <w:vAlign w:val="center"/>
+            <w:hideMark/>
+          </w:tcPr>
+          <w:p>
+            <w:pPr>
+              <w:rPr>
+                <w:b/>
+                <w:bCs/>
+              </w:rPr>
+            </w:pPr>
+            <w:r>
+              <w:rPr>
+                <w:b/>
+                <w:bCs/>
+              </w:rPr>
+              <w:t>Где</w:t>
+            </w:r>
+          </w:p>
+        </w:tc>
+        <w:tc>
+          <w:tcPr>
+            <w:tcW w:w="4527" w:type="dxa"/>
+            <w:tcBorders>
+              <w:top w:val="single" w:sz="6" w:space="0" w:color="33353B"/>
+              <w:left w:val="single" w:sz="6" w:space="0" w:color="33353B"/>
+              <w:bottom w:val="single" w:sz="6" w:space="0" w:color="33353B"/>
+              <w:right w:val="single" w:sz="6" w:space="0" w:color="33353B"/>
+            </w:tcBorders>
+            <w:shd w:val="clear" w:color="auto" w:fill="auto"/>
+            <w:tcMar>
+              <w:top w:w="90" w:type="dxa"/>
+              <w:left w:w="195" w:type="dxa"/>
+              <w:bottom w:w="90" w:type="dxa"/>
+              <w:right w:w="195" w:type="dxa"/>
+            </w:tcMar>
+            <w:vAlign w:val="center"/>
+            <w:hideMark/>
+          </w:tcPr>
+          <w:p>
+            <w:pPr>
+              <w:rPr>
+                <w:b/>
+                <w:bCs/>
+              </w:rPr>
+            </w:pPr>
+            <w:r>
+              <w:rPr>
+                <w:b/>
+                <w:bCs/>
+              </w:rPr>
+              <w:t>Зачем</w:t>
+            </w:r>
+          </w:p>
+        </w:tc>
+      </w:tr>
+      <w:tr>
+        <w:tc>
+          <w:tcPr>
+            <w:tcW w:w="1835" w:type="dxa"/>
+            <w:tcBorders>
+              <w:top w:val="single" w:sz="6" w:space="0" w:color="33353B"/>
+              <w:left w:val="single" w:sz="6" w:space="0" w:color="33353B"/>
+              <w:bottom w:val="single" w:sz="6" w:space="0" w:color="33353B"/>
+              <w:right w:val="single" w:sz="6" w:space="0" w:color="33353B"/>
+            </w:tcBorders>
+            <w:shd w:val="clear" w:color="auto" w:fill="auto"/>
+            <w:tcMar>
+              <w:top w:w="90" w:type="dxa"/>
+              <w:left w:w="195" w:type="dxa"/>
+              <w:bottom w:w="90" w:type="dxa"/>
+              <w:right w:w="195" w:type="dxa"/>
+            </w:tcMar>
+            <w:vAlign w:val="center"/>
+            <w:hideMark/>
+          </w:tcPr>
+          <w:p>
+            <w:r>
+              <w:rPr>
+                <w:b/>
+                <w:bCs/>
+              </w:rPr>
+              <w:t>Strategy</w:t>
+            </w:r>
+          </w:p>
+        </w:tc>
+        <w:tc>
+          <w:tcPr>
+            <w:tcW w:w="2693" w:type="dxa"/>
+            <w:tcBorders>
+              <w:top w:val="single" w:sz="6" w:space="0" w:color="33353B"/>
+              <w:left w:val="single" w:sz="6" w:space="0" w:color="33353B"/>
+              <w:bottom w:val="single" w:sz="6" w:space="0" w:color="33353B"/>
+              <w:right w:val="single" w:sz="6" w:space="0" w:color="33353B"/>
+            </w:tcBorders>
+            <w:shd w:val="clear" w:color="auto" w:fill="auto"/>
+            <w:tcMar>
+              <w:top w:w="90" w:type="dxa"/>
+              <w:left w:w="195" w:type="dxa"/>
+              <w:bottom w:w="90" w:type="dxa"/>
+              <w:right w:w="195" w:type="dxa"/>
+            </w:tcMar>
+            <w:vAlign w:val="center"/>
+            <w:hideMark/>
+          </w:tcPr>
+          <w:p>
+            <w:proofErr w:type="spellStart"/>
+            <w:r>
+              <w:t>generation</w:t>
+            </w:r>
+            <w:proofErr w:type="spellEnd"/>
+            <w:r>
+              <w:t>/</w:t>
+            </w:r>
+            <w:proofErr w:type="spellStart"/>
+            <w:r>
+              <w:t>prompt</w:t>
+            </w:r>
+            <w:proofErr w:type="spellEnd"/>
+            <w:r>
+              <w:t>/</w:t>
+            </w:r>
+            <w:proofErr w:type="spellStart"/>
+            <w:r>
+              <w:t>strategy</w:t>
+            </w:r>
+            <w:proofErr w:type="spellEnd"/>
+            <w:r>
+              <w:t>/*</w:t>
+            </w:r>
+          </w:p>
+        </w:tc>
+        <w:tc>
+          <w:tcPr>
+            <w:tcW w:w="4527" w:type="dxa"/>
+            <w:tcBorders>
+              <w:top w:val="single" w:sz="6" w:space="0" w:color="33353B"/>
+              <w:left w:val="single" w:sz="6" w:space="0" w:color="33353B"/>
+              <w:bottom w:val="single" w:sz="6" w:space="0" w:color="33353B"/>
+              <w:right w:val="single" w:sz="6" w:space="0" w:color="33353B"/>
+            </w:tcBorders>
+            <w:shd w:val="clear" w:color="auto" w:fill="auto"/>
+            <w:tcMar>
+              <w:top w:w="90" w:type="dxa"/>
+              <w:left w:w="195" w:type="dxa"/>
+              <w:bottom w:w="90" w:type="dxa"/>
+              <w:right w:w="195" w:type="dxa"/>
+            </w:tcMar>
+            <w:vAlign w:val="center"/>
+            <w:hideMark/>
+          </w:tcPr>
+          <w:p>
+            <w:r>
+              <w:t xml:space="preserve">Каждый аспект </w:t>
+            </w:r>
+            <w:proofErr w:type="spellStart"/>
+            <w:r>
+              <w:t>промпта</w:t>
+            </w:r>
+            <w:proofErr w:type="spellEnd"/>
+            <w:r>
+              <w:t xml:space="preserve"> (вселенная, роль, настроение, тон) — отдельный класс. Легко добавлять новые параметры без разрастания </w:t>
+            </w:r>
+            <w:proofErr w:type="spellStart"/>
+            <w:r>
+              <w:t>if-else</w:t>
+            </w:r>
+            <w:proofErr w:type="spellEnd"/>
+            <w:r>
+              <w:t>.</w:t>
+            </w:r>
+          </w:p>
+        </w:tc>
+      </w:tr>
+      <w:tr>
+        <w:tc>
+          <w:tcPr>
+            <w:tcW w:w="1835" w:type="dxa"/>
+            <w:tcBorders>
+              <w:top w:val="single" w:sz="6" w:space="0" w:color="33353B"/>
+              <w:left w:val="single" w:sz="6" w:space="0" w:color="33353B"/>
+              <w:bottom w:val="single" w:sz="6" w:space="0" w:color="33353B"/>
+              <w:right w:val="single" w:sz="6" w:space="0" w:color="33353B"/>
+            </w:tcBorders>
+            <w:shd w:val="clear" w:color="auto" w:fill="auto"/>
+            <w:tcMar>
+              <w:top w:w="90" w:type="dxa"/>
+              <w:left w:w="195" w:type="dxa"/>
+              <w:bottom w:w="90" w:type="dxa"/>
+              <w:right w:w="195" w:type="dxa"/>
+            </w:tcMar>
+            <w:vAlign w:val="center"/>
+            <w:hideMark/>
+          </w:tcPr>
+          <w:p>
+            <w:proofErr w:type="spellStart"/>
+            <w:r>
+              <w:rPr>
+                <w:b/>
+                <w:bCs/>
+              </w:rPr>
+              <w:t>Builder</w:t>
+            </w:r>
+            <w:proofErr w:type="spellEnd"/>
+          </w:p>
+        </w:tc>
+        <w:tc>
+          <w:tcPr>
+            <w:tcW w:w="2693" w:type="dxa"/>
+            <w:tcBorders>
+              <w:top w:val="single" w:sz="6" w:space="0" w:color="33353B"/>
+              <w:left w:val="single" w:sz="6" w:space="0" w:color="33353B"/>
+              <w:bottom w:val="single" w:sz="6" w:space="0" w:color="33353B"/>
+              <w:right w:val="single" w:sz="6" w:space="0" w:color="33353B"/>
+            </w:tcBorders>
+            <w:shd w:val="clear" w:color="auto" w:fill="auto"/>
+            <w:tcMar>
+              <w:top w:w="90" w:type="dxa"/>
+              <w:left w:w="195" w:type="dxa"/>
+              <w:bottom w:w="90" w:type="dxa"/>
+              <w:right w:w="195" w:type="dxa"/>
+            </w:tcMar>
+            <w:vAlign w:val="center"/>
+            <w:hideMark/>
+          </w:tcPr>
+          <w:p>
+            <w:proofErr w:type="spellStart"/>
+            <w:r>
+              <w:t>PromptBuilder</w:t>
+            </w:r>
+            <w:proofErr w:type="spellEnd"/>
+          </w:p>
+        </w:tc>
+        <w:tc>
+          <w:tcPr>
+            <w:tcW w:w="4527" w:type="dxa"/>
+            <w:tcBorders>
+              <w:top w:val="single" w:sz="6" w:space="0" w:color="33353B"/>
+              <w:left w:val="single" w:sz="6" w:space="0" w:color="33353B"/>
+              <w:bottom w:val="single" w:sz="6" w:space="0" w:color="33353B"/>
+              <w:right w:val="single" w:sz="6" w:space="0" w:color="33353B"/>
+            </w:tcBorders>
+            <w:shd w:val="clear" w:color="auto" w:fill="auto"/>
+            <w:tcMar>
+              <w:top w:w="90" w:type="dxa"/>
+              <w:left w:w="195" w:type="dxa"/>
+              <w:bottom w:w="90" w:type="dxa"/>
+              <w:right w:w="195" w:type="dxa"/>
+            </w:tcMar>
+            <w:vAlign w:val="center"/>
+            <w:hideMark/>
+          </w:tcPr>
+          <w:p>
+            <w:r>
+              <w:t xml:space="preserve">Собирает итоговый </w:t>
+            </w:r>
+            <w:proofErr w:type="spellStart"/>
+            <w:r>
+              <w:t>system</w:t>
+            </w:r>
+            <w:proofErr w:type="spellEnd"/>
+            <w:r>
+              <w:t>/</w:t>
+            </w:r>
+            <w:proofErr w:type="spellStart"/>
+            <w:r>
+              <w:t>user</w:t>
+            </w:r>
+            <w:proofErr w:type="spellEnd"/>
+            <w:r>
+              <w:t xml:space="preserve"> </w:t>
+            </w:r>
+            <w:proofErr w:type="spellStart"/>
+            <w:r>
+              <w:t>промпт</w:t>
+            </w:r>
+            <w:proofErr w:type="spellEnd"/>
+            <w:r>
+              <w:t xml:space="preserve"> из набора стратегий.</w:t>
+            </w:r>
+          </w:p>
+        </w:tc>
+      </w:tr>
+      <w:tr>
+        <w:tc>
+          <w:tcPr>
+            <w:tcW w:w="1835" w:type="dxa"/>
+            <w:tcBorders>
+              <w:top w:val="single" w:sz="6" w:space="0" w:color="33353B"/>
+              <w:left w:val="single" w:sz="6" w:space="0" w:color="33353B"/>
+              <w:bottom w:val="single" w:sz="6" w:space="0" w:color="33353B"/>
+              <w:right w:val="single" w:sz="6" w:space="0" w:color="33353B"/>
+            </w:tcBorders>
+            <w:shd w:val="clear" w:color="auto" w:fill="auto"/>
+            <w:tcMar>
+              <w:top w:w="90" w:type="dxa"/>
+              <w:left w:w="195" w:type="dxa"/>
+              <w:bottom w:w="90" w:type="dxa"/>
+              <w:right w:w="195" w:type="dxa"/>
+            </w:tcMar>
+            <w:vAlign w:val="center"/>
+            <w:hideMark/>
+          </w:tcPr>
+          <w:p>
+            <w:r>
+              <w:rPr>
+                <w:b/>
+                <w:bCs/>
+              </w:rPr>
+              <w:t xml:space="preserve">Port / </w:t>
+            </w:r>
+            <w:proofErr w:type="spellStart"/>
+            <w:r>
+              <w:rPr>
+                <w:b/>
+                <w:bCs/>
+              </w:rPr>
+              <w:t>Adapter</w:t>
+            </w:r>
+            <w:proofErr w:type="spellEnd"/>
+          </w:p>
+        </w:tc>
+        <w:tc>
+          <w:tcPr>
+            <w:tcW w:w="2693" w:type="dxa"/>
+            <w:tcBorders>
+              <w:top w:val="single" w:sz="6" w:space="0" w:color="33353B"/>
+              <w:left w:val="single" w:sz="6" w:space="0" w:color="33353B"/>
+              <w:bottom w:val="single" w:sz="6" w:space="0" w:color="33353B"/>
+              <w:right w:val="single" w:sz="6" w:space="0" w:color="33353B"/>
+            </w:tcBorders>
+            <w:shd w:val="clear" w:color="auto" w:fill="auto"/>
+            <w:tcMar>
+              <w:top w:w="90" w:type="dxa"/>
+              <w:left w:w="195" w:type="dxa"/>
+              <w:bottom w:w="90" w:type="dxa"/>
+              <w:right w:w="195" w:type="dxa"/>
+            </w:tcMar>
+            <w:vAlign w:val="center"/>
+            <w:hideMark/>
+          </w:tcPr>
+          <w:p>
+            <w:proofErr w:type="spellStart"/>
+            <w:r>
+              <w:t>ImageGenerationPort</w:t>
+            </w:r>
+            <w:proofErr w:type="spellEnd"/>
+            <w:r>
+              <w:t>, </w:t>
+            </w:r>
+            <w:proofErr w:type="spellStart"/>
+            <w:r>
+              <w:t>GigaChatImageAdapter</w:t>
+            </w:r>
+            <w:proofErr w:type="spellEnd"/>
+          </w:p>
+        </w:tc>
+        <w:tc>
+          <w:tcPr>
+            <w:tcW w:w="4527" w:type="dxa"/>
+            <w:tcBorders>
+              <w:top w:val="single" w:sz="6" w:space="0" w:color="33353B"/>
+              <w:left w:val="single" w:sz="6" w:space="0" w:color="33353B"/>
+              <w:bottom w:val="single" w:sz="6" w:space="0" w:color="33353B"/>
+              <w:right w:val="single" w:sz="6" w:space="0" w:color="33353B"/>
+            </w:tcBorders>
+            <w:shd w:val="clear" w:color="auto" w:fill="auto"/>
+            <w:tcMar>
+              <w:top w:w="90" w:type="dxa"/>
+              <w:left w:w="195" w:type="dxa"/>
+              <w:bottom w:w="90" w:type="dxa"/>
+              <w:right w:w="195" w:type="dxa"/>
+            </w:tcMar>
+            <w:vAlign w:val="center"/>
+            <w:hideMark/>
+          </w:tcPr>
+          <w:p>
+            <w:r>
+              <w:t xml:space="preserve">Изолирует бизнес-логику от </w:t>
+            </w:r>
+            <w:proofErr w:type="spellStart"/>
+            <w:r>
+              <w:t>GigaChat</w:t>
+            </w:r>
+            <w:proofErr w:type="spellEnd"/>
+            <w:r>
+              <w:t xml:space="preserve"> API; замена провайдера не затрагивает </w:t>
+            </w:r>
+            <w:proofErr w:type="spellStart"/>
+            <w:r>
+              <w:t>pipeline</w:t>
+            </w:r>
+            <w:proofErr w:type="spellEnd"/>
+            <w:r>
+              <w:t>.</w:t>
+            </w:r>
+          </w:p>
+        </w:tc>
+      </w:tr>
+      <w:tr>
+        <w:tc>
+          <w:tcPr>
+            <w:tcW w:w="1835" w:type="dxa"/>
+            <w:tcBorders>
+              <w:top w:val="single" w:sz="6" w:space="0" w:color="33353B"/>
+              <w:left w:val="single" w:sz="6" w:space="0" w:color="33353B"/>
+              <w:bottom w:val="single" w:sz="6" w:space="0" w:color="33353B"/>
+              <w:right w:val="single" w:sz="6" w:space="0" w:color="33353B"/>
+            </w:tcBorders>
+            <w:shd w:val="clear" w:color="auto" w:fill="auto"/>
+            <w:tcMar>
+              <w:top w:w="90" w:type="dxa"/>
+              <w:left w:w="195" w:type="dxa"/>
+              <w:bottom w:w="90" w:type="dxa"/>
+              <w:right w:w="195" w:type="dxa"/>
+            </w:tcMar>
+            <w:vAlign w:val="center"/>
+            <w:hideMark/>
+          </w:tcPr>
+          <w:p>
+            <w:proofErr w:type="spellStart"/>
+            <w:r>
+              <w:rPr>
+                <w:b/>
+                <w:bCs/>
+              </w:rPr>
+              <w:t>Repository</w:t>
+            </w:r>
+            <w:proofErr w:type="spellEnd"/>
+          </w:p>
+        </w:tc>
+        <w:tc>
+          <w:tcPr>
+            <w:tcW w:w="2693" w:type="dxa"/>
+            <w:tcBorders>
+              <w:top w:val="single" w:sz="6" w:space="0" w:color="33353B"/>
+              <w:left w:val="single" w:sz="6" w:space="0" w:color="33353B"/>
+              <w:bottom w:val="single" w:sz="6" w:space="0" w:color="33353B"/>
+              <w:right w:val="single" w:sz="6" w:space="0" w:color="33353B"/>
+            </w:tcBorders>
+            <w:shd w:val="clear" w:color="auto" w:fill="auto"/>
+            <w:tcMar>
+              <w:top w:w="90" w:type="dxa"/>
+              <w:left w:w="195" w:type="dxa"/>
+              <w:bottom w:w="90" w:type="dxa"/>
+              <w:right w:w="195" w:type="dxa"/>
+            </w:tcMar>
+            <w:vAlign w:val="center"/>
+            <w:hideMark/>
+          </w:tcPr>
+          <w:p>
+            <w:r>
+              <w:t>Spring Data JPA</w:t>
+            </w:r>
+          </w:p>
+        </w:tc>
+        <w:tc>
+          <w:tcPr>
+            <w:tcW w:w="4527" w:type="dxa"/>
+            <w:tcBorders>
+              <w:top w:val="single" w:sz="6" w:space="0" w:color="33353B"/>
+              <w:left w:val="single" w:sz="6" w:space="0" w:color="33353B"/>
+              <w:bottom w:val="single" w:sz="6" w:space="0" w:color="33353B"/>
+              <w:right w:val="single" w:sz="6" w:space="0" w:color="33353B"/>
+            </w:tcBorders>
+            <w:shd w:val="clear" w:color="auto" w:fill="auto"/>
+            <w:tcMar>
+              <w:top w:w="90" w:type="dxa"/>
+              <w:left w:w="195" w:type="dxa"/>
+              <w:bottom w:w="90" w:type="dxa"/>
+              <w:right w:w="195" w:type="dxa"/>
+            </w:tcMar>
+            <w:vAlign w:val="center"/>
+            <w:hideMark/>
+          </w:tcPr>
+          <w:p>
+            <w:r>
+              <w:t xml:space="preserve">Абстракция доступа к </w:t>
+            </w:r>
+            <w:proofErr w:type="spellStart"/>
+            <w:r>
+              <w:t>PostgreSQL</w:t>
+            </w:r>
+            <w:proofErr w:type="spellEnd"/>
+            <w:r>
+              <w:t>; декларативные запросы вместо ручного SQL в сервисах.</w:t>
+            </w:r>
+          </w:p>
+        </w:tc>
+      </w:tr>
+      <w:tr>
+        <w:tc>
+          <w:tcPr>
+            <w:tcW w:w="1835" w:type="dxa"/>
+            <w:tcBorders>
+              <w:top w:val="single" w:sz="6" w:space="0" w:color="33353B"/>
+              <w:left w:val="single" w:sz="6" w:space="0" w:color="33353B"/>
+              <w:bottom w:val="single" w:sz="6" w:space="0" w:color="33353B"/>
+              <w:right w:val="single" w:sz="6" w:space="0" w:color="33353B"/>
+            </w:tcBorders>
+            <w:shd w:val="clear" w:color="auto" w:fill="auto"/>
+            <w:tcMar>
+              <w:top w:w="90" w:type="dxa"/>
+              <w:left w:w="195" w:type="dxa"/>
+              <w:bottom w:w="90" w:type="dxa"/>
+              <w:right w:w="195" w:type="dxa"/>
+            </w:tcMar>
+            <w:vAlign w:val="center"/>
+            <w:hideMark/>
+          </w:tcPr>
+          <w:p>
+            <w:r>
+              <w:rPr>
+                <w:b/>
+                <w:bCs/>
+              </w:rPr>
+              <w:t xml:space="preserve">DTO + </w:t>
+            </w:r>
+            <w:proofErr w:type="spellStart"/>
+            <w:r>
+              <w:rPr>
+                <w:b/>
+                <w:bCs/>
+              </w:rPr>
+              <w:t>Mapper</w:t>
+            </w:r>
+            <w:proofErr w:type="spellEnd"/>
+          </w:p>
+        </w:tc>
+        <w:tc>
+          <w:tcPr>
+            <w:tcW w:w="2693" w:type="dxa"/>
+            <w:tcBorders>
+              <w:top w:val="single" w:sz="6" w:space="0" w:color="33353B"/>
+              <w:left w:val="single" w:sz="6" w:space="0" w:color="33353B"/>
+              <w:bottom w:val="single" w:sz="6" w:space="0" w:color="33353B"/>
+              <w:right w:val="single" w:sz="6" w:space="0" w:color="33353B"/>
+            </w:tcBorders>
+            <w:shd w:val="clear" w:color="auto" w:fill="auto"/>
+            <w:tcMar>
+              <w:top w:w="90" w:type="dxa"/>
+              <w:left w:w="195" w:type="dxa"/>
+              <w:bottom w:w="90" w:type="dxa"/>
+              <w:right w:w="195" w:type="dxa"/>
+            </w:tcMar>
+            <w:vAlign w:val="center"/>
+            <w:hideMark/>
+          </w:tcPr>
+          <w:p>
+            <w:proofErr w:type="spellStart"/>
+            <w:r>
+              <w:t>api</w:t>
+            </w:r>
+            <w:proofErr w:type="spellEnd"/>
+            <w:r>
+              <w:t>/</w:t>
+            </w:r>
+            <w:proofErr w:type="spellStart"/>
+            <w:r>
+              <w:t>dto</w:t>
+            </w:r>
+            <w:proofErr w:type="spellEnd"/>
+            <w:r>
+              <w:t>, </w:t>
+            </w:r>
+            <w:proofErr w:type="spellStart"/>
+            <w:r>
+              <w:t>api</w:t>
+            </w:r>
+            <w:proofErr w:type="spellEnd"/>
+            <w:r>
+              <w:t>/</w:t>
+            </w:r>
+            <w:proofErr w:type="spellStart"/>
+            <w:r>
+              <w:t>mapper</w:t>
+            </w:r>
+            <w:proofErr w:type="spellEnd"/>
+          </w:p>
+        </w:tc>
+        <w:tc>
+          <w:tcPr>
+            <w:tcW w:w="4527" w:type="dxa"/>
+            <w:tcBorders>
+              <w:top w:val="single" w:sz="6" w:space="0" w:color="33353B"/>
+              <w:left w:val="single" w:sz="6" w:space="0" w:color="33353B"/>
+              <w:bottom w:val="single" w:sz="6" w:space="0" w:color="33353B"/>
+              <w:right w:val="single" w:sz="6" w:space="0" w:color="33353B"/>
+            </w:tcBorders>
+            <w:shd w:val="clear" w:color="auto" w:fill="auto"/>
+            <w:tcMar>
+              <w:top w:w="90" w:type="dxa"/>
+              <w:left w:w="195" w:type="dxa"/>
+              <w:bottom w:w="90" w:type="dxa"/>
+              <w:right w:w="195" w:type="dxa"/>
+            </w:tcMar>
+            <w:vAlign w:val="center"/>
+            <w:hideMark/>
+          </w:tcPr>
+          <w:p>
+            <w:r>
+              <w:t xml:space="preserve">Отделение HTTP-модели от JPA-сущностей; </w:t>
+            </w:r>
+            <w:proofErr w:type="spellStart"/>
+            <w:r>
+              <w:t>enums</w:t>
+            </w:r>
+            <w:proofErr w:type="spellEnd"/>
+            <w:r>
+              <w:t xml:space="preserve"> с </w:t>
+            </w:r>
+            <w:proofErr w:type="spellStart"/>
+            <w:r>
+              <w:t>labelRu</w:t>
+            </w:r>
+            <w:proofErr w:type="spellEnd"/>
+            <w:r>
+              <w:t> для UI.</w:t>
+            </w:r>
+          </w:p>
+        </w:tc>
+      </w:tr>
+      <w:tr>
+        <w:tc>
+          <w:tcPr>
+            <w:tcW w:w="1835" w:type="dxa"/>
+            <w:tcBorders>
+              <w:top w:val="single" w:sz="6" w:space="0" w:color="33353B"/>
+              <w:left w:val="single" w:sz="6" w:space="0" w:color="33353B"/>
+              <w:bottom w:val="single" w:sz="6" w:space="0" w:color="33353B"/>
+              <w:right w:val="single" w:sz="6" w:space="0" w:color="33353B"/>
+            </w:tcBorders>
+            <w:shd w:val="clear" w:color="auto" w:fill="auto"/>
+            <w:tcMar>
+              <w:top w:w="90" w:type="dxa"/>
+              <w:left w:w="195" w:type="dxa"/>
+              <w:bottom w:w="90" w:type="dxa"/>
+              <w:right w:w="195" w:type="dxa"/>
+            </w:tcMar>
+            <w:vAlign w:val="center"/>
+            <w:hideMark/>
+          </w:tcPr>
+          <w:p>
+            <w:r>
+              <w:rPr>
+                <w:b/>
+                <w:bCs/>
+              </w:rPr>
+              <w:t>Event-</w:t>
+            </w:r>
+            <w:proofErr w:type="spellStart"/>
+            <w:r>
+              <w:rPr>
+                <w:b/>
+                <w:bCs/>
+              </w:rPr>
+              <w:t>driven</w:t>
+            </w:r>
+            <w:proofErr w:type="spellEnd"/>
+            <w:r>
+              <w:rPr>
+                <w:b/>
+                <w:bCs/>
+              </w:rPr>
+              <w:t xml:space="preserve"> (Observer)</w:t>
+            </w:r>
+          </w:p>
+        </w:tc>
+        <w:tc>
+          <w:tcPr>
+            <w:tcW w:w="2693" w:type="dxa"/>
+            <w:tcBorders>
+              <w:top w:val="single" w:sz="6" w:space="0" w:color="33353B"/>
+              <w:left w:val="single" w:sz="6" w:space="0" w:color="33353B"/>
+              <w:bottom w:val="single" w:sz="6" w:space="0" w:color="33353B"/>
+              <w:right w:val="single" w:sz="6" w:space="0" w:color="33353B"/>
+            </w:tcBorders>
+            <w:shd w:val="clear" w:color="auto" w:fill="auto"/>
+            <w:tcMar>
+              <w:top w:w="90" w:type="dxa"/>
+              <w:left w:w="195" w:type="dxa"/>
+              <w:bottom w:w="90" w:type="dxa"/>
+              <w:right w:w="195" w:type="dxa"/>
+            </w:tcMar>
+            <w:vAlign w:val="center"/>
+            <w:hideMark/>
+          </w:tcPr>
+          <w:p>
+            <w:proofErr w:type="spellStart"/>
+            <w:r>
+              <w:t>GenerationRequestedEvent</w:t>
+            </w:r>
+            <w:proofErr w:type="spellEnd"/>
+            <w:r>
+              <w:t> + @TransactionalEventListener</w:t>
+            </w:r>
+          </w:p>
+        </w:tc>
+        <w:tc>
+          <w:tcPr>
+            <w:tcW w:w="4527" w:type="dxa"/>
+            <w:tcBorders>
+              <w:top w:val="single" w:sz="6" w:space="0" w:color="33353B"/>
+              <w:left w:val="single" w:sz="6" w:space="0" w:color="33353B"/>
+              <w:bottom w:val="single" w:sz="6" w:space="0" w:color="33353B"/>
+              <w:right w:val="single" w:sz="6" w:space="0" w:color="33353B"/>
+            </w:tcBorders>
+            <w:shd w:val="clear" w:color="auto" w:fill="auto"/>
+            <w:tcMar>
+              <w:top w:w="90" w:type="dxa"/>
+              <w:left w:w="195" w:type="dxa"/>
+              <w:bottom w:w="90" w:type="dxa"/>
+              <w:right w:w="195" w:type="dxa"/>
+            </w:tcMar>
+            <w:vAlign w:val="center"/>
+            <w:hideMark/>
+          </w:tcPr>
+          <w:p>
+            <w:r>
+              <w:t xml:space="preserve">Запуск </w:t>
+            </w:r>
+            <w:proofErr w:type="spellStart"/>
+            <w:r>
+              <w:t>async</w:t>
+            </w:r>
+            <w:proofErr w:type="spellEnd"/>
+            <w:r>
+              <w:t xml:space="preserve"> </w:t>
+            </w:r>
+            <w:proofErr w:type="spellStart"/>
+            <w:r>
+              <w:t>pipeline</w:t>
+            </w:r>
+            <w:proofErr w:type="spellEnd"/>
+            <w:r>
+              <w:t xml:space="preserve"> строго после </w:t>
+            </w:r>
+            <w:proofErr w:type="spellStart"/>
+            <w:r>
+              <w:t>commit</w:t>
+            </w:r>
+            <w:proofErr w:type="spellEnd"/>
+            <w:r>
+              <w:t xml:space="preserve"> — данные </w:t>
+            </w:r>
+            <w:proofErr w:type="spellStart"/>
+            <w:r>
+              <w:t>консистентны</w:t>
+            </w:r>
+            <w:proofErr w:type="spellEnd"/>
+            <w:r>
+              <w:t>.</w:t>
+            </w:r>
+          </w:p>
+        </w:tc>
+      </w:tr>
+      <w:tr>
+        <w:tc>
+          <w:tcPr>
+            <w:tcW w:w="1835" w:type="dxa"/>
+            <w:tcBorders>
+              <w:top w:val="single" w:sz="6" w:space="0" w:color="33353B"/>
+              <w:left w:val="single" w:sz="6" w:space="0" w:color="33353B"/>
+              <w:bottom w:val="single" w:sz="6" w:space="0" w:color="33353B"/>
+              <w:right w:val="single" w:sz="6" w:space="0" w:color="33353B"/>
+            </w:tcBorders>
+            <w:shd w:val="clear" w:color="auto" w:fill="auto"/>
+            <w:tcMar>
+              <w:top w:w="90" w:type="dxa"/>
+              <w:left w:w="195" w:type="dxa"/>
+              <w:bottom w:w="90" w:type="dxa"/>
+              <w:right w:w="195" w:type="dxa"/>
+            </w:tcMar>
+            <w:vAlign w:val="center"/>
+            <w:hideMark/>
+          </w:tcPr>
+          <w:p>
+            <w:proofErr w:type="spellStart"/>
+            <w:r>
+              <w:rPr>
+                <w:b/>
+                <w:bCs/>
+              </w:rPr>
+              <w:t>Layered</w:t>
+            </w:r>
+            <w:proofErr w:type="spellEnd"/>
+            <w:r>
+              <w:rPr>
+                <w:b/>
+                <w:bCs/>
+              </w:rPr>
+              <w:t xml:space="preserve"> </w:t>
+            </w:r>
+            <w:proofErr w:type="spellStart"/>
+            <w:r>
+              <w:rPr>
+                <w:b/>
+                <w:bCs/>
+              </w:rPr>
+              <w:t>architecture</w:t>
+            </w:r>
+            <w:proofErr w:type="spellEnd"/>
+          </w:p>
+        </w:tc>
+        <w:tc>
+          <w:tcPr>
+            <w:tcW w:w="2693" w:type="dxa"/>
+            <w:tcBorders>
+              <w:top w:val="single" w:sz="6" w:space="0" w:color="33353B"/>
+              <w:left w:val="single" w:sz="6" w:space="0" w:color="33353B"/>
+              <w:bottom w:val="single" w:sz="6" w:space="0" w:color="33353B"/>
+              <w:right w:val="single" w:sz="6" w:space="0" w:color="33353B"/>
+            </w:tcBorders>
+            <w:shd w:val="clear" w:color="auto" w:fill="auto"/>
+            <w:tcMar>
+              <w:top w:w="90" w:type="dxa"/>
+              <w:left w:w="195" w:type="dxa"/>
+              <w:bottom w:w="90" w:type="dxa"/>
+              <w:right w:w="195" w:type="dxa"/>
+            </w:tcMar>
+            <w:vAlign w:val="center"/>
+            <w:hideMark/>
+          </w:tcPr>
+          <w:p>
+            <w:proofErr w:type="spellStart"/>
+            <w:r>
+              <w:t>api</w:t>
+            </w:r>
+            <w:proofErr w:type="spellEnd"/>
+            <w:r>
+              <w:t xml:space="preserve"> → </w:t>
+            </w:r>
+            <w:proofErr w:type="spellStart"/>
+            <w:r>
+              <w:t>service</w:t>
+            </w:r>
+            <w:proofErr w:type="spellEnd"/>
+            <w:r>
+              <w:t xml:space="preserve"> → </w:t>
+            </w:r>
+            <w:proofErr w:type="spellStart"/>
+            <w:r>
+              <w:t>persistence</w:t>
+            </w:r>
+            <w:proofErr w:type="spellEnd"/>
+          </w:p>
+        </w:tc>
+        <w:tc>
+          <w:tcPr>
+            <w:tcW w:w="4527" w:type="dxa"/>
+            <w:tcBorders>
+              <w:top w:val="single" w:sz="6" w:space="0" w:color="33353B"/>
+              <w:left w:val="single" w:sz="6" w:space="0" w:color="33353B"/>
+              <w:bottom w:val="single" w:sz="6" w:space="0" w:color="33353B"/>
+              <w:right w:val="single" w:sz="6" w:space="0" w:color="33353B"/>
+            </w:tcBorders>
+            <w:shd w:val="clear" w:color="auto" w:fill="auto"/>
+            <w:tcMar>
+              <w:top w:w="90" w:type="dxa"/>
+              <w:left w:w="195" w:type="dxa"/>
+              <w:bottom w:w="90" w:type="dxa"/>
+              <w:right w:w="195" w:type="dxa"/>
+            </w:tcMar>
+            <w:vAlign w:val="center"/>
+            <w:hideMark/>
+          </w:tcPr>
+          <w:p>
+            <w:r>
+              <w:t>Разделение транспорта, сценариев и данных.</w:t>
+            </w:r>
+          </w:p>
+        </w:tc>
+      </w:tr>
+    </w:tbl>
+    <w:p>
+      <w:r>
+        <w:t>Паттерны выбраны не «для галочки», а там, где они снижают связность: </w:t>
+      </w:r>
+      <w:proofErr w:type="spellStart"/>
+      <w:r>
+        <w:t>GigaChat</w:t>
+      </w:r>
+      <w:proofErr w:type="spellEnd"/>
+      <w:r>
+        <w:t xml:space="preserve"> может меняться, </w:t>
+      </w:r>
+      <w:proofErr w:type="spellStart"/>
+      <w:r>
+        <w:t>промпт</w:t>
+      </w:r>
+      <w:proofErr w:type="spellEnd"/>
+      <w:r>
+        <w:t>-логика расширяется, генерация не блокирует HTTP-поток.</w:t>
+      </w:r>
+    </w:p>
+    <w:p/>
+    <w:p>
+      <w:r>
+        <w:br w:type="page"/>
       </w:r>
     </w:p>
     <w:p>
-      <w:r>
-        <w:t>Создана точка входа </w:t>
-      </w:r>
-      <w:proofErr w:type="spellStart"/>
-      <w:proofErr w:type="gramStart"/>
-      <w:r>
-        <w:t>app.MissionWebApplication</w:t>
-      </w:r>
-      <w:proofErr w:type="spellEnd"/>
-      <w:proofErr w:type="gramEnd"/>
-      <w:r>
-        <w:t xml:space="preserve"> — Spring Boot-приложение, которое поднимает встроенный HTTP-сервер (порт по умолчанию 8080), подключается к </w:t>
-      </w:r>
-      <w:proofErr w:type="spellStart"/>
-      <w:r>
-        <w:t>PostgreSQL</w:t>
-      </w:r>
-      <w:proofErr w:type="spellEnd"/>
-      <w:r>
-        <w:t xml:space="preserve"> и регистрирует REST-контроллеры, сервисы и JPA-репозитории.</w:t>
-      </w:r>
+      <w:pPr>
+        <w:pStyle w:val="1"/>
+      </w:pPr>
+      <w:bookmarkStart w:id="6" w:name="_Toc232175741"/>
+      <w:r>
+        <w:lastRenderedPageBreak/>
+        <w:t>Стек технологий и запуск</w:t>
+      </w:r>
+      <w:bookmarkEnd w:id="6"/>
     </w:p>
     <w:p>
       <w:pPr>
-        <w:rPr>
-          <w:lang w:val="en-US"/>
-        </w:rPr>
-      </w:pPr>
-      <w:r>
-        <w:t>Конфигурация</w:t>
-      </w:r>
-      <w:r>
-        <w:rPr>
-          <w:lang w:val="en-US"/>
-        </w:rPr>
-        <w:t xml:space="preserve"> </w:t>
-      </w:r>
-      <w:r>
-        <w:t>вынесена</w:t>
-      </w:r>
-      <w:r>
-        <w:rPr>
-          <w:lang w:val="en-US"/>
-        </w:rPr>
-        <w:t xml:space="preserve"> </w:t>
-      </w:r>
-      <w:r>
-        <w:t>в</w:t>
-      </w:r>
-      <w:r>
-        <w:rPr>
-          <w:lang w:val="en-US"/>
-        </w:rPr>
-        <w:t> </w:t>
-      </w:r>
-      <w:proofErr w:type="spellStart"/>
-      <w:r>
-        <w:rPr>
-          <w:lang w:val="en-US"/>
-        </w:rPr>
-        <w:t>src</w:t>
-      </w:r>
-      <w:proofErr w:type="spellEnd"/>
-      <w:r>
-        <w:rPr>
-          <w:lang w:val="en-US"/>
-        </w:rPr>
-        <w:t>/main/resources/</w:t>
-      </w:r>
-      <w:proofErr w:type="spellStart"/>
-      <w:r>
-        <w:rPr>
-          <w:lang w:val="en-US"/>
-        </w:rPr>
-        <w:t>application.yml</w:t>
-      </w:r>
-      <w:proofErr w:type="spellEnd"/>
-      <w:r>
-        <w:rPr>
-          <w:lang w:val="en-US"/>
-        </w:rPr>
-        <w:t>:</w:t>
-      </w:r>
-    </w:p>
-    <w:p>
-      <w:pPr>
-        <w:numPr>
-          <w:ilvl w:val="0"/>
-          <w:numId w:val="29"/>
-        </w:numPr>
-      </w:pPr>
-      <w:r>
-        <w:t>параметры подключения к БД (</w:t>
-      </w:r>
-      <w:proofErr w:type="spellStart"/>
-      <w:proofErr w:type="gramStart"/>
-      <w:r>
-        <w:t>spring.datasource</w:t>
-      </w:r>
-      <w:proofErr w:type="spellEnd"/>
-      <w:proofErr w:type="gramEnd"/>
-      <w:r>
-        <w:t>.*);</w:t>
-      </w:r>
-    </w:p>
-    <w:p>
-      <w:pPr>
-        <w:numPr>
-          <w:ilvl w:val="0"/>
-          <w:numId w:val="29"/>
-        </w:numPr>
-      </w:pPr>
-      <w:r>
-        <w:t>режим работы JPA: </w:t>
-      </w:r>
-      <w:proofErr w:type="spellStart"/>
-      <w:r>
-        <w:t>spring.jpa.hibernate.ddl-auto</w:t>
-      </w:r>
-      <w:proofErr w:type="spellEnd"/>
-      <w:r>
-        <w:t>=</w:t>
-      </w:r>
-      <w:proofErr w:type="spellStart"/>
-      <w:r>
-        <w:t>update</w:t>
-      </w:r>
-      <w:proofErr w:type="spellEnd"/>
-      <w:r>
-        <w:t xml:space="preserve"> — </w:t>
-      </w:r>
-      <w:proofErr w:type="spellStart"/>
-      <w:r>
-        <w:t>Hibernate</w:t>
-      </w:r>
-      <w:proofErr w:type="spellEnd"/>
-      <w:r>
-        <w:t xml:space="preserve"> автоматически создаёт и обновляет таблицы по JPA-сущностям (без отдельных SQL-миграций);</w:t>
-      </w:r>
-    </w:p>
-    <w:p>
-      <w:pPr>
-        <w:numPr>
-          <w:ilvl w:val="0"/>
-          <w:numId w:val="29"/>
-        </w:numPr>
-      </w:pPr>
-      <w:r>
-        <w:t>лимиты загрузки файлов (</w:t>
-      </w:r>
-      <w:proofErr w:type="spellStart"/>
-      <w:proofErr w:type="gramStart"/>
-      <w:r>
-        <w:t>spring.servlet</w:t>
-      </w:r>
-      <w:proofErr w:type="gramEnd"/>
-      <w:r>
-        <w:t>.multipart</w:t>
-      </w:r>
-      <w:proofErr w:type="spellEnd"/>
-      <w:r>
-        <w:t>.*);</w:t>
-      </w:r>
-    </w:p>
-    <w:p>
-      <w:pPr>
-        <w:numPr>
-          <w:ilvl w:val="0"/>
-          <w:numId w:val="29"/>
-        </w:numPr>
-      </w:pPr>
-      <w:r>
-        <w:t xml:space="preserve">настройки </w:t>
-      </w:r>
-      <w:proofErr w:type="spellStart"/>
-      <w:r>
-        <w:t>Swagger</w:t>
-      </w:r>
-      <w:proofErr w:type="spellEnd"/>
-      <w:r>
-        <w:t xml:space="preserve"> (</w:t>
-      </w:r>
-      <w:proofErr w:type="spellStart"/>
-      <w:proofErr w:type="gramStart"/>
-      <w:r>
-        <w:t>springdoc</w:t>
-      </w:r>
-      <w:proofErr w:type="spellEnd"/>
-      <w:r>
-        <w:t>.*</w:t>
-      </w:r>
-      <w:proofErr w:type="gramEnd"/>
-      <w:r>
-        <w:t>).</w:t>
-      </w:r>
-    </w:p>
-    <w:p>
-      <w:pPr>
-        <w:rPr>
-          <w:lang w:val="en-US"/>
-        </w:rPr>
-      </w:pPr>
-      <w:r>
-        <w:t>Переменные</w:t>
-      </w:r>
-      <w:r>
-        <w:rPr>
-          <w:lang w:val="en-US"/>
-        </w:rPr>
-        <w:t xml:space="preserve"> </w:t>
-      </w:r>
-      <w:r>
-        <w:t>окружения</w:t>
-      </w:r>
-      <w:r>
-        <w:rPr>
-          <w:lang w:val="en-US"/>
-        </w:rPr>
-        <w:t> (DB_HOST, DB_PORT, DB_NAME, DB_USER, DB_PASSWORD, SERVER_PORT)</w:t>
-      </w:r>
-    </w:p>
-    <w:p>
-      <w:pPr>
-        <w:rPr>
-          <w:b/>
-          <w:bCs/>
-        </w:rPr>
-      </w:pPr>
-      <w:r>
-        <w:rPr>
-          <w:b/>
-          <w:bCs/>
-        </w:rPr>
-        <w:lastRenderedPageBreak/>
-        <w:t>2. Слой REST API</w:t>
-      </w:r>
-    </w:p>
-    <w:p>
-      <w:r>
-        <w:t>Реализован контроллер </w:t>
-      </w:r>
-      <w:proofErr w:type="spellStart"/>
-      <w:proofErr w:type="gramStart"/>
-      <w:r>
-        <w:t>api.MissionController</w:t>
-      </w:r>
-      <w:proofErr w:type="spellEnd"/>
-      <w:proofErr w:type="gramEnd"/>
-      <w:r>
-        <w:t> со следующими операциями:</w:t>
-      </w:r>
+        <w:pStyle w:val="2"/>
+      </w:pPr>
+      <w:bookmarkStart w:id="7" w:name="_Toc232175742"/>
+      <w:r>
+        <w:t>Стек</w:t>
+      </w:r>
+      <w:bookmarkEnd w:id="7"/>
     </w:p>
     <w:tbl>
       <w:tblPr>
@@ -2163,9 +4400,8 @@
         <w:tblLook w:val="04A0" w:firstRow="1" w:lastRow="0" w:firstColumn="1" w:lastColumn="0" w:noHBand="0" w:noVBand="1"/>
       </w:tblPr>
       <w:tblGrid>
-        <w:gridCol w:w="1448"/>
-        <w:gridCol w:w="3288"/>
-        <w:gridCol w:w="4319"/>
+        <w:gridCol w:w="2254"/>
+        <w:gridCol w:w="6801"/>
       </w:tblGrid>
       <w:tr>
         <w:trPr>
@@ -2202,7 +4438,7 @@
                 <w:b/>
                 <w:bCs/>
               </w:rPr>
-              <w:t>Метод</w:t>
+              <w:t>Слой</w:t>
             </w:r>
           </w:p>
         </w:tc>
@@ -2237,42 +4473,7 @@
                 <w:b/>
                 <w:bCs/>
               </w:rPr>
-              <w:t>URL</w:t>
-            </w:r>
-          </w:p>
-        </w:tc>
-        <w:tc>
-          <w:tcPr>
-            <w:tcW w:w="0" w:type="auto"/>
-            <w:tcBorders>
-              <w:top w:val="single" w:sz="6" w:space="0" w:color="33353B"/>
-              <w:left w:val="single" w:sz="6" w:space="0" w:color="33353B"/>
-              <w:bottom w:val="single" w:sz="6" w:space="0" w:color="33353B"/>
-              <w:right w:val="single" w:sz="6" w:space="0" w:color="33353B"/>
-            </w:tcBorders>
-            <w:shd w:val="clear" w:color="auto" w:fill="auto"/>
-            <w:tcMar>
-              <w:top w:w="90" w:type="dxa"/>
-              <w:left w:w="195" w:type="dxa"/>
-              <w:bottom w:w="90" w:type="dxa"/>
-              <w:right w:w="195" w:type="dxa"/>
-            </w:tcMar>
-            <w:vAlign w:val="center"/>
-            <w:hideMark/>
-          </w:tcPr>
-          <w:p>
-            <w:pPr>
-              <w:rPr>
-                <w:b/>
-                <w:bCs/>
-              </w:rPr>
-            </w:pPr>
-            <w:r>
-              <w:rPr>
-                <w:b/>
-                <w:bCs/>
-              </w:rPr>
-              <w:t>Назначение</w:t>
+              <w:t>Технологии</w:t>
             </w:r>
           </w:p>
         </w:tc>
@@ -2299,46 +4500,8 @@
           </w:tcPr>
           <w:p>
             <w:r>
-              <w:t>POST</w:t>
-            </w:r>
-          </w:p>
-        </w:tc>
-        <w:tc>
-          <w:tcPr>
-            <w:tcW w:w="0" w:type="auto"/>
-            <w:tcBorders>
-              <w:top w:val="single" w:sz="6" w:space="0" w:color="33353B"/>
-              <w:left w:val="single" w:sz="6" w:space="0" w:color="33353B"/>
-              <w:bottom w:val="single" w:sz="6" w:space="0" w:color="33353B"/>
-              <w:right w:val="single" w:sz="6" w:space="0" w:color="33353B"/>
-            </w:tcBorders>
-            <w:shd w:val="clear" w:color="auto" w:fill="auto"/>
-            <w:tcMar>
-              <w:top w:w="90" w:type="dxa"/>
-              <w:left w:w="195" w:type="dxa"/>
-              <w:bottom w:w="90" w:type="dxa"/>
-              <w:right w:w="195" w:type="dxa"/>
-            </w:tcMar>
-            <w:vAlign w:val="center"/>
-            <w:hideMark/>
-          </w:tcPr>
-          <w:p>
-            <w:r>
-              <w:t>/</w:t>
-            </w:r>
-            <w:proofErr w:type="spellStart"/>
-            <w:r>
-              <w:t>api</w:t>
-            </w:r>
-            <w:proofErr w:type="spellEnd"/>
-            <w:r>
-              <w:t>/</w:t>
-            </w:r>
-            <w:proofErr w:type="spellStart"/>
-            <w:r>
-              <w:t>missions</w:t>
-            </w:r>
-            <w:proofErr w:type="spellEnd"/>
+              <w:t>Backend</w:t>
+            </w:r>
           </w:p>
         </w:tc>
         <w:tc>
@@ -2367,40 +4530,38 @@
               </w:rPr>
             </w:pPr>
             <w:r>
-              <w:t>Загрузка</w:t>
-            </w:r>
-            <w:r>
               <w:rPr>
                 <w:lang w:val="en-US"/>
               </w:rPr>
-              <w:t xml:space="preserve"> </w:t>
-            </w:r>
-            <w:r>
-              <w:t>файла</w:t>
-            </w:r>
+              <w:t xml:space="preserve">Java 21, Spring Boot 3.4, Spring Security, Spring Data JPA, </w:t>
+            </w:r>
+            <w:proofErr w:type="spellStart"/>
             <w:r>
               <w:rPr>
                 <w:lang w:val="en-US"/>
               </w:rPr>
-              <w:t xml:space="preserve"> </w:t>
-            </w:r>
-            <w:r>
-              <w:t>миссии</w:t>
-            </w:r>
+              <w:t>WebFlux</w:t>
+            </w:r>
+            <w:proofErr w:type="spellEnd"/>
             <w:r>
               <w:rPr>
                 <w:lang w:val="en-US"/>
               </w:rPr>
-              <w:t xml:space="preserve"> (multipart/form-data, </w:t>
-            </w:r>
-            <w:r>
-              <w:t>поле</w:t>
-            </w:r>
+              <w:t xml:space="preserve"> (</w:t>
+            </w:r>
+            <w:proofErr w:type="spellStart"/>
             <w:r>
               <w:rPr>
                 <w:lang w:val="en-US"/>
               </w:rPr>
-              <w:t> file)</w:t>
+              <w:t>GigaChat</w:t>
+            </w:r>
+            <w:proofErr w:type="spellEnd"/>
+            <w:r>
+              <w:rPr>
+                <w:lang w:val="en-US"/>
+              </w:rPr>
+              <w:t>)</w:t>
             </w:r>
           </w:p>
         </w:tc>
@@ -2427,7 +4588,7 @@
           </w:tcPr>
           <w:p>
             <w:r>
-              <w:t>GET</w:t>
+              <w:t>БД</w:t>
             </w:r>
           </w:p>
         </w:tc>
@@ -2451,46 +4612,30 @@
             <w:hideMark/>
           </w:tcPr>
           <w:p>
-            <w:r>
-              <w:t>/</w:t>
+            <w:pPr>
+              <w:rPr>
+                <w:lang w:val="en-US"/>
+              </w:rPr>
+            </w:pPr>
+            <w:r>
+              <w:rPr>
+                <w:lang w:val="en-US"/>
+              </w:rPr>
+              <w:t>PostgreSQL 16 (Hibernate </w:t>
             </w:r>
             <w:proofErr w:type="spellStart"/>
             <w:r>
-              <w:t>api</w:t>
+              <w:rPr>
+                <w:lang w:val="en-US"/>
+              </w:rPr>
+              <w:t>ddl</w:t>
             </w:r>
             <w:proofErr w:type="spellEnd"/>
             <w:r>
-              <w:t>/</w:t>
-            </w:r>
-            <w:proofErr w:type="spellStart"/>
-            <w:r>
-              <w:t>missions</w:t>
-            </w:r>
-            <w:proofErr w:type="spellEnd"/>
-          </w:p>
-        </w:tc>
-        <w:tc>
-          <w:tcPr>
-            <w:tcW w:w="0" w:type="auto"/>
-            <w:tcBorders>
-              <w:top w:val="single" w:sz="6" w:space="0" w:color="33353B"/>
-              <w:left w:val="single" w:sz="6" w:space="0" w:color="33353B"/>
-              <w:bottom w:val="single" w:sz="6" w:space="0" w:color="33353B"/>
-              <w:right w:val="single" w:sz="6" w:space="0" w:color="33353B"/>
-            </w:tcBorders>
-            <w:shd w:val="clear" w:color="auto" w:fill="auto"/>
-            <w:tcMar>
-              <w:top w:w="90" w:type="dxa"/>
-              <w:left w:w="195" w:type="dxa"/>
-              <w:bottom w:w="90" w:type="dxa"/>
-              <w:right w:w="195" w:type="dxa"/>
-            </w:tcMar>
-            <w:vAlign w:val="center"/>
-            <w:hideMark/>
-          </w:tcPr>
-          <w:p>
-            <w:r>
-              <w:t>Список сохранённых миссий (краткая информация)</w:t>
+              <w:rPr>
+                <w:lang w:val="en-US"/>
+              </w:rPr>
+              <w:t>-auto: update)</w:t>
             </w:r>
           </w:p>
         </w:tc>
@@ -2517,7 +4662,7 @@
           </w:tcPr>
           <w:p>
             <w:r>
-              <w:t>GET</w:t>
+              <w:t>Кэш / лимиты</w:t>
             </w:r>
           </w:p>
         </w:tc>
@@ -2541,57 +4686,13 @@
             <w:hideMark/>
           </w:tcPr>
           <w:p>
-            <w:r>
-              <w:t>/</w:t>
-            </w:r>
             <w:proofErr w:type="spellStart"/>
             <w:r>
-              <w:t>api</w:t>
+              <w:t>Redis</w:t>
             </w:r>
             <w:proofErr w:type="spellEnd"/>
             <w:r>
-              <w:t>/</w:t>
-            </w:r>
-            <w:proofErr w:type="spellStart"/>
-            <w:r>
-              <w:t>missions</w:t>
-            </w:r>
-            <w:proofErr w:type="spellEnd"/>
-            <w:r>
-              <w:t>/{</w:t>
-            </w:r>
-            <w:proofErr w:type="spellStart"/>
-            <w:r>
-              <w:t>id</w:t>
-            </w:r>
-            <w:proofErr w:type="spellEnd"/>
-            <w:r>
-              <w:t>}</w:t>
-            </w:r>
-          </w:p>
-        </w:tc>
-        <w:tc>
-          <w:tcPr>
-            <w:tcW w:w="0" w:type="auto"/>
-            <w:tcBorders>
-              <w:top w:val="single" w:sz="6" w:space="0" w:color="33353B"/>
-              <w:left w:val="single" w:sz="6" w:space="0" w:color="33353B"/>
-              <w:bottom w:val="single" w:sz="6" w:space="0" w:color="33353B"/>
-              <w:right w:val="single" w:sz="6" w:space="0" w:color="33353B"/>
-            </w:tcBorders>
-            <w:shd w:val="clear" w:color="auto" w:fill="auto"/>
-            <w:tcMar>
-              <w:top w:w="90" w:type="dxa"/>
-              <w:left w:w="195" w:type="dxa"/>
-              <w:bottom w:w="90" w:type="dxa"/>
-              <w:right w:w="195" w:type="dxa"/>
-            </w:tcMar>
-            <w:vAlign w:val="center"/>
-            <w:hideMark/>
-          </w:tcPr>
-          <w:p>
-            <w:r>
-              <w:t>Детальная карточка миссии</w:t>
+              <w:t xml:space="preserve"> 7</w:t>
             </w:r>
           </w:p>
         </w:tc>
@@ -2618,7 +4719,7 @@
           </w:tcPr>
           <w:p>
             <w:r>
-              <w:t>DELETE</w:t>
+              <w:t>Frontend</w:t>
             </w:r>
           </w:p>
         </w:tc>
@@ -2642,57 +4743,30 @@
             <w:hideMark/>
           </w:tcPr>
           <w:p>
-            <w:r>
-              <w:t>/</w:t>
+            <w:pPr>
+              <w:rPr>
+                <w:lang w:val="en-US"/>
+              </w:rPr>
+            </w:pPr>
+            <w:r>
+              <w:rPr>
+                <w:lang w:val="en-US"/>
+              </w:rPr>
+              <w:t xml:space="preserve">React 19, TypeScript, </w:t>
             </w:r>
             <w:proofErr w:type="spellStart"/>
             <w:r>
-              <w:t>api</w:t>
+              <w:rPr>
+                <w:lang w:val="en-US"/>
+              </w:rPr>
+              <w:t>Vite</w:t>
             </w:r>
             <w:proofErr w:type="spellEnd"/>
             <w:r>
-              <w:t>/</w:t>
-            </w:r>
-            <w:proofErr w:type="spellStart"/>
-            <w:r>
-              <w:t>missions</w:t>
-            </w:r>
-            <w:proofErr w:type="spellEnd"/>
-            <w:r>
-              <w:t>/{</w:t>
-            </w:r>
-            <w:proofErr w:type="spellStart"/>
-            <w:r>
-              <w:t>id</w:t>
-            </w:r>
-            <w:proofErr w:type="spellEnd"/>
-            <w:r>
-              <w:t>}</w:t>
-            </w:r>
-          </w:p>
-        </w:tc>
-        <w:tc>
-          <w:tcPr>
-            <w:tcW w:w="0" w:type="auto"/>
-            <w:tcBorders>
-              <w:top w:val="single" w:sz="6" w:space="0" w:color="33353B"/>
-              <w:left w:val="single" w:sz="6" w:space="0" w:color="33353B"/>
-              <w:bottom w:val="single" w:sz="6" w:space="0" w:color="33353B"/>
-              <w:right w:val="single" w:sz="6" w:space="0" w:color="33353B"/>
-            </w:tcBorders>
-            <w:shd w:val="clear" w:color="auto" w:fill="auto"/>
-            <w:tcMar>
-              <w:top w:w="90" w:type="dxa"/>
-              <w:left w:w="195" w:type="dxa"/>
-              <w:bottom w:w="90" w:type="dxa"/>
-              <w:right w:w="195" w:type="dxa"/>
-            </w:tcMar>
-            <w:vAlign w:val="center"/>
-            <w:hideMark/>
-          </w:tcPr>
-          <w:p>
-            <w:r>
-              <w:t>Удаление миссии и связанных данных</w:t>
+              <w:rPr>
+                <w:lang w:val="en-US"/>
+              </w:rPr>
+              <w:t xml:space="preserve"> 7, React Router</w:t>
             </w:r>
           </w:p>
         </w:tc>
@@ -2719,7 +4793,7 @@
           </w:tcPr>
           <w:p>
             <w:r>
-              <w:t>POST</w:t>
+              <w:t>API-документация</w:t>
             </w:r>
           </w:p>
         </w:tc>
@@ -2743,62 +4817,21 @@
             <w:hideMark/>
           </w:tcPr>
           <w:p>
-            <w:r>
-              <w:t>/</w:t>
-            </w:r>
             <w:proofErr w:type="spellStart"/>
             <w:r>
-              <w:t>api</w:t>
+              <w:t>Swagger</w:t>
             </w:r>
             <w:proofErr w:type="spellEnd"/>
             <w:r>
-              <w:t>/</w:t>
+              <w:t xml:space="preserve"> (</w:t>
             </w:r>
             <w:proofErr w:type="spellStart"/>
             <w:r>
-              <w:t>missions</w:t>
+              <w:t>springdoc-openapi</w:t>
             </w:r>
             <w:proofErr w:type="spellEnd"/>
             <w:r>
-              <w:t>/{</w:t>
-            </w:r>
-            <w:proofErr w:type="spellStart"/>
-            <w:r>
-              <w:t>id</w:t>
-            </w:r>
-            <w:proofErr w:type="spellEnd"/>
-            <w:r>
-              <w:t>}/</w:t>
-            </w:r>
-            <w:proofErr w:type="spellStart"/>
-            <w:r>
-              <w:t>reports</w:t>
-            </w:r>
-            <w:proofErr w:type="spellEnd"/>
-          </w:p>
-        </w:tc>
-        <w:tc>
-          <w:tcPr>
-            <w:tcW w:w="0" w:type="auto"/>
-            <w:tcBorders>
-              <w:top w:val="single" w:sz="6" w:space="0" w:color="33353B"/>
-              <w:left w:val="single" w:sz="6" w:space="0" w:color="33353B"/>
-              <w:bottom w:val="single" w:sz="6" w:space="0" w:color="33353B"/>
-              <w:right w:val="single" w:sz="6" w:space="0" w:color="33353B"/>
-            </w:tcBorders>
-            <w:shd w:val="clear" w:color="auto" w:fill="auto"/>
-            <w:tcMar>
-              <w:top w:w="90" w:type="dxa"/>
-              <w:left w:w="195" w:type="dxa"/>
-              <w:bottom w:w="90" w:type="dxa"/>
-              <w:right w:w="195" w:type="dxa"/>
-            </w:tcMar>
-            <w:vAlign w:val="center"/>
-            <w:hideMark/>
-          </w:tcPr>
-          <w:p>
-            <w:r>
-              <w:t>Создание отчёта по выбранной миссии</w:t>
+              <w:t>)</w:t>
             </w:r>
           </w:p>
         </w:tc>
@@ -2825,7 +4858,7 @@
           </w:tcPr>
           <w:p>
             <w:r>
-              <w:t>GET</w:t>
+              <w:t>Сборка</w:t>
             </w:r>
           </w:p>
         </w:tc>
@@ -2849,38 +4882,57 @@
             <w:hideMark/>
           </w:tcPr>
           <w:p>
-            <w:r>
-              <w:t>/</w:t>
-            </w:r>
             <w:proofErr w:type="spellStart"/>
             <w:r>
-              <w:t>api</w:t>
+              <w:t>Maven</w:t>
             </w:r>
             <w:proofErr w:type="spellEnd"/>
             <w:r>
-              <w:t>/</w:t>
+              <w:t xml:space="preserve"> → JAR; </w:t>
             </w:r>
             <w:proofErr w:type="spellStart"/>
             <w:r>
-              <w:t>missions</w:t>
+              <w:t>npm</w:t>
             </w:r>
             <w:proofErr w:type="spellEnd"/>
             <w:r>
-              <w:t>/{</w:t>
+              <w:t xml:space="preserve"> (</w:t>
             </w:r>
             <w:proofErr w:type="spellStart"/>
             <w:r>
-              <w:t>id</w:t>
+              <w:t>frontend</w:t>
             </w:r>
             <w:proofErr w:type="spellEnd"/>
             <w:r>
-              <w:t>}/</w:t>
-            </w:r>
-            <w:proofErr w:type="spellStart"/>
-            <w:r>
-              <w:t>reports</w:t>
-            </w:r>
-            <w:proofErr w:type="spellEnd"/>
+              <w:t>)</w:t>
+            </w:r>
+          </w:p>
+        </w:tc>
+      </w:tr>
+      <w:tr>
+        <w:tc>
+          <w:tcPr>
+            <w:tcW w:w="0" w:type="auto"/>
+            <w:tcBorders>
+              <w:top w:val="single" w:sz="6" w:space="0" w:color="33353B"/>
+              <w:left w:val="single" w:sz="6" w:space="0" w:color="33353B"/>
+              <w:bottom w:val="single" w:sz="6" w:space="0" w:color="33353B"/>
+              <w:right w:val="single" w:sz="6" w:space="0" w:color="33353B"/>
+            </w:tcBorders>
+            <w:shd w:val="clear" w:color="auto" w:fill="auto"/>
+            <w:tcMar>
+              <w:top w:w="90" w:type="dxa"/>
+              <w:left w:w="195" w:type="dxa"/>
+              <w:bottom w:w="90" w:type="dxa"/>
+              <w:right w:w="195" w:type="dxa"/>
+            </w:tcMar>
+            <w:vAlign w:val="center"/>
+            <w:hideMark/>
+          </w:tcPr>
+          <w:p>
+            <w:r>
+              <w:t>Инфраструктура</w:t>
+            </w:r>
           </w:p>
         </w:tc>
         <w:tc>
@@ -2903,102 +4955,52 @@
             <w:hideMark/>
           </w:tcPr>
           <w:p>
-            <w:r>
-              <w:t>Список ранее сохранённых отчётов</w:t>
-            </w:r>
+            <w:proofErr w:type="spellStart"/>
+            <w:r>
+              <w:t>Docker</w:t>
+            </w:r>
+            <w:proofErr w:type="spellEnd"/>
+            <w:r>
+              <w:t xml:space="preserve"> </w:t>
+            </w:r>
+            <w:proofErr w:type="spellStart"/>
+            <w:r>
+              <w:t>Compose</w:t>
+            </w:r>
+            <w:proofErr w:type="spellEnd"/>
           </w:p>
         </w:tc>
       </w:tr>
     </w:tbl>
     <w:p>
-      <w:r>
-        <w:t>Для обмена с клиентом используются DTO (</w:t>
-      </w:r>
-      <w:proofErr w:type="spellStart"/>
-      <w:proofErr w:type="gramStart"/>
-      <w:r>
-        <w:t>api.dto</w:t>
-      </w:r>
-      <w:proofErr w:type="spellEnd"/>
-      <w:r>
-        <w:t>.*</w:t>
-      </w:r>
-      <w:proofErr w:type="gramEnd"/>
-      <w:r>
-        <w:t>), чтобы не отдавать наружу внутренние JPA-сущности. Ошибки обрабатываются централизованно в </w:t>
-      </w:r>
-      <w:proofErr w:type="spellStart"/>
-      <w:proofErr w:type="gramStart"/>
-      <w:r>
-        <w:t>api.error</w:t>
-      </w:r>
-      <w:proofErr w:type="gramEnd"/>
-      <w:r>
-        <w:t>.ApiExceptionHandler</w:t>
-      </w:r>
-      <w:proofErr w:type="spellEnd"/>
-      <w:r>
-        <w:t> (некорректный файл — 400, миссия не найдена — 404 и т.д.).</w:t>
-      </w:r>
+      <w:pPr>
+        <w:pStyle w:val="2"/>
+      </w:pPr>
     </w:p>
     <w:p>
-      <w:r>
-        <w:t xml:space="preserve">Интеграция </w:t>
-      </w:r>
-      <w:proofErr w:type="spellStart"/>
-      <w:r>
-        <w:t>Swagger</w:t>
-      </w:r>
-      <w:proofErr w:type="spellEnd"/>
-      <w:r>
-        <w:t>: библиотека </w:t>
-      </w:r>
-      <w:proofErr w:type="spellStart"/>
-      <w:r>
-        <w:t>springdoc-openapi</w:t>
-      </w:r>
-      <w:proofErr w:type="spellEnd"/>
-      <w:r>
-        <w:t>; UI доступен по адресу /</w:t>
-      </w:r>
-      <w:proofErr w:type="spellStart"/>
-      <w:r>
-        <w:t>swagger-ui</w:t>
-      </w:r>
-      <w:proofErr w:type="spellEnd"/>
-      <w:r>
-        <w:t>/index.html, спецификация — /</w:t>
-      </w:r>
-      <w:proofErr w:type="spellStart"/>
-      <w:r>
-        <w:t>api</w:t>
-      </w:r>
-      <w:proofErr w:type="spellEnd"/>
-      <w:r>
-        <w:t>/v3/</w:t>
-      </w:r>
-      <w:proofErr w:type="spellStart"/>
-      <w:r>
-        <w:t>api-docs</w:t>
-      </w:r>
-      <w:proofErr w:type="spellEnd"/>
-      <w:r>
-        <w:t>.</w:t>
-      </w:r>
+      <w:pPr>
+        <w:pStyle w:val="2"/>
+        <w:rPr>
+          <w:lang w:val="en-US"/>
+        </w:rPr>
+      </w:pPr>
+      <w:bookmarkStart w:id="8" w:name="_Toc232175743"/>
+      <w:r>
+        <w:t>Запуск</w:t>
+      </w:r>
+      <w:bookmarkEnd w:id="8"/>
     </w:p>
     <w:p>
       <w:pPr>
         <w:rPr>
-          <w:b/>
-          <w:bCs/>
-        </w:rPr>
-      </w:pPr>
-      <w:r>
-        <w:rPr>
-          <w:b/>
-          <w:bCs/>
-        </w:rPr>
-        <w:t>3. Слой бизнес-логики</w:t>
+          <w:lang w:val="en-US"/>
+        </w:rPr>
+      </w:pPr>
+      <w:r>
+        <w:rPr>
+          <w:lang w:val="en-US"/>
+        </w:rPr>
+        <w:t>docker compose up -d</w:t>
       </w:r>
     </w:p>
     <w:p>
@@ -3008,21 +5010,86 @@
         </w:rPr>
       </w:pPr>
       <w:r>
-        <w:t>Класс</w:t>
-      </w:r>
-      <w:r>
         <w:rPr>
           <w:lang w:val="en-US"/>
         </w:rPr>
-        <w:t> </w:t>
+        <w:t>cp backend</w:t>
+      </w:r>
+      <w:proofErr w:type="gramStart"/>
+      <w:r>
+        <w:rPr>
+          <w:lang w:val="en-US"/>
+        </w:rPr>
+        <w:t>/.</w:t>
       </w:r>
       <w:proofErr w:type="spellStart"/>
+      <w:r>
+        <w:rPr>
+          <w:lang w:val="en-US"/>
+        </w:rPr>
+        <w:t>env</w:t>
+      </w:r>
+      <w:proofErr w:type="gramEnd"/>
+      <w:r>
+        <w:rPr>
+          <w:lang w:val="en-US"/>
+        </w:rPr>
+        <w:t>.example</w:t>
+      </w:r>
+      <w:proofErr w:type="spellEnd"/>
+      <w:r>
+        <w:rPr>
+          <w:lang w:val="en-US"/>
+        </w:rPr>
+        <w:t xml:space="preserve"> backend/.env   # GIGACHAT_AUTH_KEY, JWT_SECRET</w:t>
+      </w:r>
+    </w:p>
+    <w:p>
+      <w:pPr>
+        <w:rPr>
+          <w:lang w:val="en-US"/>
+        </w:rPr>
+      </w:pPr>
+    </w:p>
+    <w:p>
+      <w:pPr>
+        <w:rPr>
+          <w:lang w:val="en-US"/>
+        </w:rPr>
+      </w:pPr>
+      <w:r>
+        <w:rPr>
+          <w:lang w:val="en-US"/>
+        </w:rPr>
+        <w:t xml:space="preserve">cd backend &amp;&amp; </w:t>
+      </w:r>
+      <w:proofErr w:type="spellStart"/>
+      <w:r>
+        <w:rPr>
+          <w:lang w:val="en-US"/>
+        </w:rPr>
+        <w:t>mvn</w:t>
+      </w:r>
+      <w:proofErr w:type="spellEnd"/>
+      <w:r>
+        <w:rPr>
+          <w:lang w:val="en-US"/>
+        </w:rPr>
+        <w:t xml:space="preserve"> </w:t>
+      </w:r>
+      <w:proofErr w:type="spellStart"/>
+      <w:r>
+        <w:rPr>
+          <w:lang w:val="en-US"/>
+        </w:rPr>
+        <w:t>spring-</w:t>
+      </w:r>
       <w:proofErr w:type="gramStart"/>
       <w:r>
         <w:rPr>
           <w:lang w:val="en-US"/>
         </w:rPr>
-        <w:t>service.MissionApplicationService</w:t>
+        <w:t>boot:run</w:t>
       </w:r>
       <w:proofErr w:type="spellEnd"/>
       <w:proofErr w:type="gramEnd"/>
@@ -3030,1276 +5097,184 @@
         <w:rPr>
           <w:lang w:val="en-US"/>
         </w:rPr>
-        <w:t> </w:t>
-      </w:r>
-      <w:r>
-        <w:t>координирует</w:t>
+        <w:t xml:space="preserve">      # </w:t>
+      </w:r>
+      <w:r>
+        <w:t>или</w:t>
       </w:r>
       <w:r>
         <w:rPr>
           <w:lang w:val="en-US"/>
         </w:rPr>
-        <w:t xml:space="preserve"> </w:t>
-      </w:r>
-      <w:r>
-        <w:t>все</w:t>
-      </w:r>
-      <w:r>
-        <w:rPr>
-          <w:lang w:val="en-US"/>
-        </w:rPr>
-        <w:t xml:space="preserve"> </w:t>
-      </w:r>
-      <w:r>
-        <w:t>сценарии</w:t>
-      </w:r>
-      <w:r>
-        <w:rPr>
-          <w:lang w:val="en-US"/>
-        </w:rPr>
-        <w:t>:</w:t>
+        <w:t xml:space="preserve"> ./run.sh (macOS)</w:t>
       </w:r>
     </w:p>
     <w:p>
       <w:pPr>
+        <w:rPr>
+          <w:lang w:val="en-US"/>
+        </w:rPr>
+      </w:pPr>
+      <w:r>
+        <w:rPr>
+          <w:lang w:val="en-US"/>
+        </w:rPr>
+        <w:t xml:space="preserve">cd frontend &amp;&amp; </w:t>
+      </w:r>
+      <w:proofErr w:type="spellStart"/>
+      <w:r>
+        <w:rPr>
+          <w:lang w:val="en-US"/>
+        </w:rPr>
+        <w:t>npm</w:t>
+      </w:r>
+      <w:proofErr w:type="spellEnd"/>
+      <w:r>
+        <w:rPr>
+          <w:lang w:val="en-US"/>
+        </w:rPr>
+        <w:t xml:space="preserve"> install &amp;&amp; </w:t>
+      </w:r>
+      <w:proofErr w:type="spellStart"/>
+      <w:r>
+        <w:rPr>
+          <w:lang w:val="en-US"/>
+        </w:rPr>
+        <w:t>npm</w:t>
+      </w:r>
+      <w:proofErr w:type="spellEnd"/>
+      <w:r>
+        <w:rPr>
+          <w:lang w:val="en-US"/>
+        </w:rPr>
+        <w:t xml:space="preserve"> run dev</w:t>
+      </w:r>
+    </w:p>
+    <w:p>
+      <w:pPr>
+        <w:rPr>
+          <w:lang w:val="en-US"/>
+        </w:rPr>
+      </w:pPr>
+    </w:p>
+    <w:p>
+      <w:pPr>
         <w:numPr>
           <w:ilvl w:val="0"/>
-          <w:numId w:val="30"/>
+          <w:numId w:val="40"/>
         </w:numPr>
       </w:pPr>
       <w:r>
-        <w:rPr>
-          <w:b/>
-          <w:bCs/>
-        </w:rPr>
-        <w:t>Загрузка миссии:</w:t>
-      </w:r>
-      <w:r>
-        <w:t> файл из HTTP сохраняется во временный файл на диске, выбирается парсер через </w:t>
-      </w:r>
-      <w:proofErr w:type="spellStart"/>
-      <w:r>
-        <w:t>MissionParserFactory</w:t>
-      </w:r>
-      <w:proofErr w:type="spellEnd"/>
-      <w:r>
-        <w:t xml:space="preserve">, результат </w:t>
-      </w:r>
-      <w:r>
-        <w:lastRenderedPageBreak/>
-        <w:t>преобразуется в </w:t>
-      </w:r>
-      <w:proofErr w:type="spellStart"/>
-      <w:proofErr w:type="gramStart"/>
-      <w:r>
-        <w:t>domain.Mission</w:t>
-      </w:r>
-      <w:proofErr w:type="spellEnd"/>
-      <w:proofErr w:type="gramEnd"/>
-      <w:r>
-        <w:t>, затем в JPA-сущности через </w:t>
-      </w:r>
-      <w:proofErr w:type="spellStart"/>
-      <w:r>
-        <w:t>MissionMapper</w:t>
-      </w:r>
-      <w:proofErr w:type="spellEnd"/>
-      <w:r>
-        <w:t xml:space="preserve"> и сохраняется в </w:t>
-      </w:r>
-      <w:proofErr w:type="spellStart"/>
-      <w:r>
-        <w:t>PostgreSQL</w:t>
-      </w:r>
-      <w:proofErr w:type="spellEnd"/>
-      <w:r>
-        <w:t>. Если миссия с таким </w:t>
-      </w:r>
-      <w:proofErr w:type="spellStart"/>
-      <w:r>
-        <w:t>missionId</w:t>
-      </w:r>
-      <w:proofErr w:type="spellEnd"/>
-      <w:r>
-        <w:t> уже есть — выполняется </w:t>
-      </w:r>
-      <w:r>
-        <w:rPr>
-          <w:b/>
-          <w:bCs/>
-        </w:rPr>
-        <w:t>обновление</w:t>
-      </w:r>
-      <w:r>
-        <w:t> данных (числовой </w:t>
-      </w:r>
-      <w:proofErr w:type="spellStart"/>
-      <w:r>
-        <w:t>id</w:t>
-      </w:r>
-      <w:proofErr w:type="spellEnd"/>
-      <w:r>
-        <w:t> и ранее созданные отчёты сохраняются).</w:t>
-      </w:r>
+        <w:t>Backend: </w:t>
+      </w:r>
+      <w:hyperlink r:id="rId8" w:history="1">
+        <w:r>
+          <w:rPr>
+            <w:rStyle w:val="af4"/>
+          </w:rPr>
+          <w:t>http://localhost</w:t>
+        </w:r>
+        <w:r>
+          <w:rPr>
+            <w:rStyle w:val="af4"/>
+          </w:rPr>
+          <w:t>:</w:t>
+        </w:r>
+        <w:r>
+          <w:rPr>
+            <w:rStyle w:val="af4"/>
+          </w:rPr>
+          <w:t>8080</w:t>
+        </w:r>
+      </w:hyperlink>
     </w:p>
     <w:p>
       <w:pPr>
         <w:numPr>
           <w:ilvl w:val="0"/>
-          <w:numId w:val="30"/>
+          <w:numId w:val="40"/>
         </w:numPr>
       </w:pPr>
-      <w:r>
-        <w:rPr>
-          <w:b/>
-          <w:bCs/>
-        </w:rPr>
-        <w:t>Удаление:</w:t>
-      </w:r>
-      <w:r>
-        <w:t> удаление записи миссии из БД (</w:t>
-      </w:r>
       <w:proofErr w:type="spellStart"/>
       <w:r>
-        <w:t>каскадно</w:t>
+        <w:t>Swagger</w:t>
       </w:r>
       <w:proofErr w:type="spellEnd"/>
       <w:r>
-        <w:t xml:space="preserve"> удаляются связанные сущности и отчёты).</w:t>
-      </w:r>
+        <w:t>: </w:t>
+      </w:r>
+      <w:hyperlink r:id="rId9" w:history="1">
+        <w:r>
+          <w:rPr>
+            <w:rStyle w:val="af4"/>
+          </w:rPr>
+          <w:t>http://localhost:8080/swagger-ui.html</w:t>
+        </w:r>
+      </w:hyperlink>
     </w:p>
     <w:p>
       <w:pPr>
         <w:numPr>
           <w:ilvl w:val="0"/>
-          <w:numId w:val="30"/>
+          <w:numId w:val="40"/>
         </w:numPr>
       </w:pPr>
       <w:r>
-        <w:rPr>
-          <w:b/>
-          <w:bCs/>
-        </w:rPr>
-        <w:t>Генерация отчёта:</w:t>
-      </w:r>
-      <w:r>
-        <w:t> миссия загружается из БД, преобразуется обратно в </w:t>
-      </w:r>
-      <w:proofErr w:type="spellStart"/>
-      <w:proofErr w:type="gramStart"/>
-      <w:r>
-        <w:t>domain.Mission</w:t>
-      </w:r>
-      <w:proofErr w:type="spellEnd"/>
-      <w:proofErr w:type="gramEnd"/>
-      <w:r>
-        <w:t>, выбирается стратегия отчёта через </w:t>
-      </w:r>
-      <w:proofErr w:type="spellStart"/>
-      <w:r>
-        <w:t>ReportFactory</w:t>
-      </w:r>
-      <w:proofErr w:type="spellEnd"/>
-      <w:r>
-        <w:t> (SUMMARY, DETAILED, RISK, STATISTICAL), текст отчёта сохраняется в таблицу </w:t>
-      </w:r>
-      <w:proofErr w:type="spellStart"/>
-      <w:r>
-        <w:t>mission_reports</w:t>
-      </w:r>
-      <w:proofErr w:type="spellEnd"/>
-      <w:r>
-        <w:t> и возвращается клиенту.</w:t>
-      </w:r>
-    </w:p>
-    <w:p>
-      <w:proofErr w:type="spellStart"/>
-      <w:proofErr w:type="gramStart"/>
-      <w:r>
-        <w:t>service.MissionMapper</w:t>
-      </w:r>
-      <w:proofErr w:type="spellEnd"/>
-      <w:proofErr w:type="gramEnd"/>
-      <w:r>
-        <w:t> обеспечивает двустороннее преобразование между доменной моделью и сущностями БД, включая вложенные объекты (проклятие, маги, техники, активность врага, экономическая оценка и др.)</w:t>
-      </w:r>
-    </w:p>
-    <w:p>
-      <w:pPr>
-        <w:rPr>
-          <w:b/>
-          <w:bCs/>
-        </w:rPr>
-      </w:pPr>
-      <w:r>
-        <w:rPr>
-          <w:b/>
-          <w:bCs/>
-        </w:rPr>
-        <w:t>4. Слой хранения данных</w:t>
-      </w:r>
-    </w:p>
-    <w:p>
-      <w:r>
-        <w:t>Реализованы JPA-сущности в пакете </w:t>
-      </w:r>
-      <w:proofErr w:type="spellStart"/>
-      <w:proofErr w:type="gramStart"/>
-      <w:r>
-        <w:t>persistence.entity</w:t>
-      </w:r>
-      <w:proofErr w:type="spellEnd"/>
-      <w:proofErr w:type="gramEnd"/>
-      <w:r>
-        <w:t>, отражающие структуру домена:</w:t>
-      </w:r>
-    </w:p>
-    <w:p>
-      <w:pPr>
-        <w:numPr>
-          <w:ilvl w:val="0"/>
-          <w:numId w:val="31"/>
-        </w:numPr>
-      </w:pPr>
-      <w:proofErr w:type="spellStart"/>
-      <w:r>
-        <w:t>MissionEntity</w:t>
-      </w:r>
-      <w:proofErr w:type="spellEnd"/>
-      <w:r>
-        <w:t> — основная запись миссии;</w:t>
-      </w:r>
-    </w:p>
-    <w:p>
-      <w:pPr>
-        <w:numPr>
-          <w:ilvl w:val="0"/>
-          <w:numId w:val="31"/>
-        </w:numPr>
-      </w:pPr>
-      <w:r>
-        <w:t xml:space="preserve">связанные таблицы: проклятие, маги, применённые техники, действия врага, </w:t>
-      </w:r>
-      <w:proofErr w:type="spellStart"/>
-      <w:r>
-        <w:t>таймлайн</w:t>
-      </w:r>
-      <w:proofErr w:type="spellEnd"/>
-      <w:r>
-        <w:t xml:space="preserve"> операции, экономика, гражданские потери, условия окружения, строковые коллекции (теги, рекомендации, заметки и т.д.);</w:t>
-      </w:r>
-    </w:p>
-    <w:p>
-      <w:pPr>
-        <w:numPr>
-          <w:ilvl w:val="0"/>
-          <w:numId w:val="31"/>
-        </w:numPr>
-      </w:pPr>
-      <w:proofErr w:type="spellStart"/>
-      <w:r>
-        <w:t>MissionReportEntity</w:t>
-      </w:r>
-      <w:proofErr w:type="spellEnd"/>
-      <w:r>
-        <w:t> — сохранённые сгенерированные отчёты.</w:t>
-      </w:r>
-    </w:p>
-    <w:p>
-      <w:pPr>
-        <w:rPr>
-          <w:lang w:val="en-US"/>
-        </w:rPr>
-      </w:pPr>
-      <w:r>
-        <w:t>Доступ</w:t>
-      </w:r>
-      <w:r>
-        <w:rPr>
-          <w:lang w:val="en-US"/>
-        </w:rPr>
-        <w:t xml:space="preserve"> </w:t>
-      </w:r>
-      <w:r>
-        <w:t>к</w:t>
-      </w:r>
-      <w:r>
-        <w:rPr>
-          <w:lang w:val="en-US"/>
-        </w:rPr>
-        <w:t xml:space="preserve"> </w:t>
-      </w:r>
-      <w:r>
-        <w:t>данным</w:t>
-      </w:r>
-      <w:r>
-        <w:rPr>
-          <w:lang w:val="en-US"/>
-        </w:rPr>
-        <w:t> — </w:t>
-      </w:r>
-      <w:r>
-        <w:t>через</w:t>
-      </w:r>
-      <w:r>
-        <w:rPr>
-          <w:lang w:val="en-US"/>
-        </w:rPr>
-        <w:t xml:space="preserve"> Spring Data JPA: </w:t>
-      </w:r>
-      <w:proofErr w:type="spellStart"/>
-      <w:r>
-        <w:rPr>
-          <w:lang w:val="en-US"/>
-        </w:rPr>
-        <w:t>MissionJpaRepository</w:t>
-      </w:r>
-      <w:proofErr w:type="spellEnd"/>
-      <w:r>
-        <w:rPr>
-          <w:lang w:val="en-US"/>
-        </w:rPr>
-        <w:t>, </w:t>
-      </w:r>
-      <w:proofErr w:type="spellStart"/>
-      <w:r>
-        <w:rPr>
-          <w:lang w:val="en-US"/>
-        </w:rPr>
-        <w:t>MissionReportJpaRepository</w:t>
-      </w:r>
-      <w:proofErr w:type="spellEnd"/>
-      <w:r>
-        <w:rPr>
-          <w:lang w:val="en-US"/>
-        </w:rPr>
-        <w:t>.</w:t>
-      </w:r>
-    </w:p>
-    <w:p>
-      <w:pPr>
-        <w:rPr>
-          <w:lang w:val="en-US"/>
-        </w:rPr>
-      </w:pPr>
-      <w:r>
-        <w:rPr>
-          <w:lang w:val="en-US"/>
-        </w:rPr>
-        <w:t xml:space="preserve">PostgreSQL </w:t>
-      </w:r>
-      <w:r>
-        <w:t>разворачивается</w:t>
-      </w:r>
-      <w:r>
-        <w:rPr>
-          <w:lang w:val="en-US"/>
-        </w:rPr>
-        <w:t xml:space="preserve"> </w:t>
-      </w:r>
-      <w:r>
-        <w:t>через</w:t>
-      </w:r>
-      <w:r>
-        <w:rPr>
-          <w:lang w:val="en-US"/>
-        </w:rPr>
-        <w:t> docker-</w:t>
-      </w:r>
-      <w:proofErr w:type="spellStart"/>
-      <w:r>
-        <w:rPr>
-          <w:lang w:val="en-US"/>
-        </w:rPr>
-        <w:t>compose.yml</w:t>
-      </w:r>
-      <w:proofErr w:type="spellEnd"/>
-    </w:p>
-    <w:p>
-      <w:pPr>
-        <w:rPr>
-          <w:b/>
-          <w:bCs/>
-        </w:rPr>
-      </w:pPr>
-      <w:r>
-        <w:rPr>
-          <w:b/>
-          <w:bCs/>
-        </w:rPr>
-        <w:t>5. Интеграция с кодом предыдущих лабораторных</w:t>
-      </w:r>
-    </w:p>
-    <w:p>
-      <w:proofErr w:type="spellStart"/>
-      <w:r>
-        <w:t>Переиспользованы</w:t>
-      </w:r>
-      <w:proofErr w:type="spellEnd"/>
-      <w:r>
-        <w:t xml:space="preserve"> без изменения логики:</w:t>
-      </w:r>
-    </w:p>
-    <w:p>
-      <w:pPr>
-        <w:numPr>
-          <w:ilvl w:val="0"/>
-          <w:numId w:val="32"/>
-        </w:numPr>
-      </w:pPr>
-      <w:proofErr w:type="spellStart"/>
-      <w:r>
-        <w:rPr>
-          <w:b/>
-          <w:bCs/>
-        </w:rPr>
-        <w:lastRenderedPageBreak/>
-        <w:t>Парсинг</w:t>
-      </w:r>
-      <w:proofErr w:type="spellEnd"/>
-      <w:r>
-        <w:rPr>
-          <w:b/>
-          <w:bCs/>
-        </w:rPr>
-        <w:t>:</w:t>
-      </w:r>
-      <w:r>
-        <w:t> </w:t>
-      </w:r>
-      <w:proofErr w:type="spellStart"/>
-      <w:r>
-        <w:t>MissionParserFactory</w:t>
-      </w:r>
-      <w:proofErr w:type="spellEnd"/>
-      <w:r>
-        <w:t>, конкретные парсеры (JsonMissionParser, XmlMissionParser, YamlMissionParser, TextMissionParser и др.), </w:t>
-      </w:r>
-      <w:proofErr w:type="spellStart"/>
-      <w:r>
-        <w:t>MissionConverter</w:t>
-      </w:r>
-      <w:proofErr w:type="spellEnd"/>
-      <w:r>
-        <w:t> (словарь → </w:t>
-      </w:r>
-      <w:proofErr w:type="spellStart"/>
-      <w:proofErr w:type="gramStart"/>
-      <w:r>
-        <w:t>domain.Mission</w:t>
-      </w:r>
-      <w:proofErr w:type="spellEnd"/>
-      <w:proofErr w:type="gramEnd"/>
-      <w:r>
-        <w:t>).</w:t>
-      </w:r>
-    </w:p>
-    <w:p>
-      <w:pPr>
-        <w:numPr>
-          <w:ilvl w:val="0"/>
-          <w:numId w:val="32"/>
-        </w:numPr>
-        <w:rPr>
-          <w:lang w:val="en-US"/>
-        </w:rPr>
-      </w:pPr>
-      <w:r>
-        <w:rPr>
-          <w:b/>
-          <w:bCs/>
-        </w:rPr>
-        <w:t>Отчёты</w:t>
-      </w:r>
-      <w:r>
-        <w:rPr>
-          <w:b/>
-          <w:bCs/>
-          <w:lang w:val="en-US"/>
-        </w:rPr>
-        <w:t>:</w:t>
-      </w:r>
-      <w:r>
-        <w:rPr>
-          <w:lang w:val="en-US"/>
-        </w:rPr>
-        <w:t> </w:t>
-      </w:r>
-      <w:r>
-        <w:t>интерфейс</w:t>
-      </w:r>
-      <w:r>
-        <w:rPr>
-          <w:lang w:val="en-US"/>
-        </w:rPr>
-        <w:t> </w:t>
-      </w:r>
-      <w:proofErr w:type="spellStart"/>
-      <w:r>
-        <w:rPr>
-          <w:lang w:val="en-US"/>
-        </w:rPr>
-        <w:t>MissionReporter</w:t>
-      </w:r>
-      <w:proofErr w:type="spellEnd"/>
-      <w:r>
-        <w:rPr>
-          <w:lang w:val="en-US"/>
-        </w:rPr>
-        <w:t xml:space="preserve">, </w:t>
-      </w:r>
-      <w:r>
-        <w:t>реализации</w:t>
-      </w:r>
-      <w:r>
-        <w:rPr>
-          <w:lang w:val="en-US"/>
-        </w:rPr>
-        <w:t> SummaryReport, DetailedReport, RiskReport, StatisticalReport, ReportFactory.</w:t>
-      </w:r>
-    </w:p>
-    <w:p>
-      <w:r>
-        <w:t>Таким образом, веб-слой не дублирует предметную логику, а </w:t>
-      </w:r>
-      <w:r>
-        <w:rPr>
-          <w:b/>
-          <w:bCs/>
-        </w:rPr>
-        <w:t>оборачивает</w:t>
-      </w:r>
-      <w:r>
-        <w:t> уже отработанные модули.</w:t>
-      </w:r>
-    </w:p>
-    <w:p>
-      <w:pPr>
-        <w:rPr>
-          <w:b/>
-          <w:bCs/>
-        </w:rPr>
-      </w:pPr>
-      <w:r>
-        <w:rPr>
-          <w:b/>
-          <w:bCs/>
-        </w:rPr>
-        <w:t>6. Веб-интерфейс</w:t>
-      </w:r>
-    </w:p>
-    <w:p>
-      <w:r>
-        <w:t>В </w:t>
-      </w:r>
-      <w:proofErr w:type="spellStart"/>
-      <w:r>
-        <w:t>src</w:t>
-      </w:r>
-      <w:proofErr w:type="spellEnd"/>
-      <w:r>
-        <w:t>/</w:t>
-      </w:r>
-      <w:proofErr w:type="spellStart"/>
-      <w:r>
-        <w:t>main</w:t>
-      </w:r>
-      <w:proofErr w:type="spellEnd"/>
-      <w:r>
-        <w:t>/</w:t>
-      </w:r>
-      <w:proofErr w:type="spellStart"/>
-      <w:r>
-        <w:t>resources</w:t>
-      </w:r>
-      <w:proofErr w:type="spellEnd"/>
-      <w:r>
-        <w:t>/</w:t>
-      </w:r>
-      <w:proofErr w:type="spellStart"/>
-      <w:r>
-        <w:t>static</w:t>
-      </w:r>
-      <w:proofErr w:type="spellEnd"/>
-      <w:r>
-        <w:t> реализован одностраничный</w:t>
-      </w:r>
-      <w:r>
-        <w:t xml:space="preserve"> </w:t>
-      </w:r>
-      <w:r>
-        <w:t>интерфейс (index.html, </w:t>
-      </w:r>
-      <w:proofErr w:type="spellStart"/>
-      <w:r>
-        <w:t>css</w:t>
-      </w:r>
-      <w:proofErr w:type="spellEnd"/>
-      <w:r>
-        <w:t>/styles.css, </w:t>
-      </w:r>
-      <w:proofErr w:type="spellStart"/>
-      <w:r>
-        <w:t>js</w:t>
-      </w:r>
-      <w:proofErr w:type="spellEnd"/>
-      <w:r>
-        <w:t>/app.js):</w:t>
-      </w:r>
-    </w:p>
-    <w:p>
-      <w:pPr>
-        <w:numPr>
-          <w:ilvl w:val="0"/>
-          <w:numId w:val="33"/>
-        </w:numPr>
-      </w:pPr>
-      <w:proofErr w:type="spellStart"/>
-      <w:r>
-        <w:t>drag-and-drop</w:t>
-      </w:r>
-      <w:proofErr w:type="spellEnd"/>
-      <w:r>
-        <w:t xml:space="preserve"> и выбор файла для загрузки;</w:t>
-      </w:r>
-    </w:p>
-    <w:p>
-      <w:pPr>
-        <w:numPr>
-          <w:ilvl w:val="0"/>
-          <w:numId w:val="33"/>
-        </w:numPr>
-      </w:pPr>
-      <w:r>
-        <w:t>таблица миссий с обновлением списка;</w:t>
-      </w:r>
-    </w:p>
-    <w:p>
-      <w:pPr>
-        <w:numPr>
-          <w:ilvl w:val="0"/>
-          <w:numId w:val="33"/>
-        </w:numPr>
-      </w:pPr>
-      <w:r>
-        <w:t>просмотр деталей выбранной миссии;</w:t>
-      </w:r>
-    </w:p>
-    <w:p>
-      <w:pPr>
-        <w:numPr>
-          <w:ilvl w:val="0"/>
-          <w:numId w:val="33"/>
-        </w:numPr>
-      </w:pPr>
-      <w:r>
-        <w:t>выбор типа отчёта и генерация;</w:t>
-      </w:r>
-    </w:p>
-    <w:p>
-      <w:pPr>
-        <w:numPr>
-          <w:ilvl w:val="0"/>
-          <w:numId w:val="33"/>
-        </w:numPr>
-      </w:pPr>
-      <w:r>
-        <w:t>просмотр сохранённых отчётов;</w:t>
-      </w:r>
-    </w:p>
-    <w:p>
-      <w:pPr>
-        <w:numPr>
-          <w:ilvl w:val="0"/>
-          <w:numId w:val="33"/>
-        </w:numPr>
-      </w:pPr>
-      <w:r>
-        <w:t xml:space="preserve">ссылки на </w:t>
-      </w:r>
-      <w:proofErr w:type="spellStart"/>
-      <w:r>
-        <w:t>Swagger</w:t>
-      </w:r>
-      <w:proofErr w:type="spellEnd"/>
-      <w:r>
-        <w:t xml:space="preserve"> UI.</w:t>
-      </w:r>
-    </w:p>
-    <w:p>
-      <w:r>
-        <w:t>Клиент обращается к REST API через </w:t>
-      </w:r>
-      <w:proofErr w:type="spellStart"/>
-      <w:r>
-        <w:t>fetch</w:t>
-      </w:r>
-      <w:proofErr w:type="spellEnd"/>
-      <w:r>
-        <w:t> (JSON).</w:t>
-      </w:r>
-    </w:p>
-    <w:p>
-      <w:pPr>
-        <w:rPr>
-          <w:b/>
-          <w:bCs/>
-        </w:rPr>
-      </w:pPr>
-      <w:r>
-        <w:rPr>
-          <w:b/>
-          <w:bCs/>
-        </w:rPr>
-        <w:t>7. Тестирование</w:t>
-      </w:r>
-    </w:p>
-    <w:p>
-      <w:r>
-        <w:t>Добавлены модульные и интеграционные тесты (</w:t>
-      </w:r>
-      <w:proofErr w:type="spellStart"/>
-      <w:r>
-        <w:t>JUnit</w:t>
-      </w:r>
-      <w:proofErr w:type="spellEnd"/>
-      <w:r>
-        <w:t xml:space="preserve"> 5, </w:t>
-      </w:r>
-      <w:proofErr w:type="spellStart"/>
-      <w:r>
-        <w:t>Mockito</w:t>
-      </w:r>
-      <w:proofErr w:type="spellEnd"/>
-      <w:r>
-        <w:t>, </w:t>
-      </w:r>
-      <w:proofErr w:type="spellStart"/>
-      <w:r>
-        <w:t>MockMvc</w:t>
-      </w:r>
-      <w:proofErr w:type="spellEnd"/>
-      <w:r>
-        <w:t>):</w:t>
-      </w:r>
-    </w:p>
-    <w:p>
-      <w:pPr>
-        <w:ind w:left="360"/>
-        <w:rPr>
-          <w:b/>
-          <w:bCs/>
-        </w:rPr>
-      </w:pPr>
-      <w:proofErr w:type="spellStart"/>
-      <w:r>
-        <w:rPr>
-          <w:b/>
-          <w:bCs/>
-        </w:rPr>
-        <w:t>Парсинг</w:t>
-      </w:r>
-      <w:proofErr w:type="spellEnd"/>
-      <w:r>
-        <w:rPr>
-          <w:b/>
-          <w:bCs/>
-        </w:rPr>
-        <w:t xml:space="preserve"> и валидация входных данных</w:t>
-      </w:r>
-    </w:p>
-    <w:p>
-      <w:pPr>
-        <w:numPr>
-          <w:ilvl w:val="0"/>
-          <w:numId w:val="36"/>
-        </w:numPr>
-      </w:pPr>
-      <w:proofErr w:type="spellStart"/>
-      <w:r>
-        <w:rPr>
-          <w:b/>
-          <w:bCs/>
-        </w:rPr>
-        <w:t>MissionParsingTest</w:t>
-      </w:r>
-      <w:proofErr w:type="spellEnd"/>
-      <w:r>
-        <w:t> — корректный JSON без искажений; отклонение битого файла, отсутствия </w:t>
-      </w:r>
-      <w:proofErr w:type="spellStart"/>
-      <w:r>
-        <w:t>curse</w:t>
-      </w:r>
-      <w:proofErr w:type="spellEnd"/>
-      <w:r>
-        <w:t>, неверного </w:t>
-      </w:r>
-      <w:proofErr w:type="spellStart"/>
-      <w:r>
-        <w:t>outcome</w:t>
-      </w:r>
-      <w:proofErr w:type="spellEnd"/>
-      <w:r>
-        <w:t>, расширения .</w:t>
-      </w:r>
-      <w:proofErr w:type="spellStart"/>
-      <w:r>
-        <w:t>pdf</w:t>
-      </w:r>
-      <w:proofErr w:type="spellEnd"/>
-    </w:p>
-    <w:p>
-      <w:pPr>
-        <w:numPr>
-          <w:ilvl w:val="0"/>
-          <w:numId w:val="36"/>
-        </w:numPr>
-      </w:pPr>
-      <w:proofErr w:type="spellStart"/>
-      <w:r>
-        <w:rPr>
-          <w:b/>
-          <w:bCs/>
-        </w:rPr>
-        <w:t>MissionConverterTest</w:t>
-      </w:r>
-      <w:proofErr w:type="spellEnd"/>
-      <w:r>
-        <w:t> — валидная карта → </w:t>
-      </w:r>
-      <w:proofErr w:type="spellStart"/>
-      <w:r>
-        <w:t>Mission</w:t>
-      </w:r>
-      <w:proofErr w:type="spellEnd"/>
-      <w:r>
-        <w:t>; ошибки при отсутствии обязательных полей</w:t>
-      </w:r>
-    </w:p>
-    <w:p>
-      <w:pPr>
-        <w:numPr>
-          <w:ilvl w:val="0"/>
-          <w:numId w:val="36"/>
-        </w:numPr>
-        <w:rPr>
-          <w:lang w:val="en-US"/>
-        </w:rPr>
-      </w:pPr>
-      <w:r>
-        <w:t>Тестовые</w:t>
-      </w:r>
-      <w:r>
-        <w:rPr>
-          <w:lang w:val="en-US"/>
-        </w:rPr>
-        <w:t xml:space="preserve"> </w:t>
-      </w:r>
-      <w:r>
-        <w:t>файлы</w:t>
-      </w:r>
-      <w:r>
-        <w:rPr>
-          <w:lang w:val="en-US"/>
-        </w:rPr>
-        <w:t xml:space="preserve"> </w:t>
-      </w:r>
-      <w:r>
-        <w:t>в</w:t>
-      </w:r>
-      <w:r>
-        <w:rPr>
-          <w:lang w:val="en-US"/>
-        </w:rPr>
-        <w:t> </w:t>
-      </w:r>
-      <w:proofErr w:type="spellStart"/>
-      <w:r>
-        <w:rPr>
-          <w:lang w:val="en-US"/>
-        </w:rPr>
-        <w:t>src</w:t>
-      </w:r>
-      <w:proofErr w:type="spellEnd"/>
-      <w:r>
-        <w:rPr>
-          <w:lang w:val="en-US"/>
-        </w:rPr>
-        <w:t>/test/resources/missions/</w:t>
-      </w:r>
-    </w:p>
-    <w:p>
-      <w:pPr>
-        <w:ind w:left="360"/>
-        <w:rPr>
-          <w:b/>
-          <w:bCs/>
-        </w:rPr>
-      </w:pPr>
-      <w:r>
-        <w:rPr>
-          <w:b/>
-          <w:bCs/>
-        </w:rPr>
-        <w:lastRenderedPageBreak/>
-        <w:t>Бизнес-логика и преобразования</w:t>
-      </w:r>
-    </w:p>
-    <w:p>
-      <w:pPr>
-        <w:numPr>
-          <w:ilvl w:val="0"/>
-          <w:numId w:val="37"/>
-        </w:numPr>
-        <w:rPr>
-          <w:lang w:val="en-US"/>
-        </w:rPr>
-      </w:pPr>
-      <w:proofErr w:type="spellStart"/>
-      <w:r>
-        <w:rPr>
-          <w:b/>
-          <w:bCs/>
-          <w:lang w:val="en-US"/>
-        </w:rPr>
-        <w:t>MissionMapperTest</w:t>
-      </w:r>
-      <w:proofErr w:type="spellEnd"/>
-      <w:r>
-        <w:rPr>
-          <w:lang w:val="en-US"/>
-        </w:rPr>
-        <w:t> (</w:t>
-      </w:r>
-      <w:r>
-        <w:t>расширен</w:t>
-      </w:r>
-      <w:r>
-        <w:rPr>
-          <w:lang w:val="en-US"/>
-        </w:rPr>
-        <w:t>) — round-trip, pos, </w:t>
-      </w:r>
-      <w:proofErr w:type="spellStart"/>
-      <w:r>
-        <w:rPr>
-          <w:lang w:val="en-US"/>
-        </w:rPr>
-        <w:t>replaceMissionPayload</w:t>
-      </w:r>
-      <w:proofErr w:type="spellEnd"/>
-      <w:r>
-        <w:rPr>
-          <w:lang w:val="en-US"/>
-        </w:rPr>
-        <w:t xml:space="preserve"> + flush, </w:t>
-      </w:r>
-      <w:r>
-        <w:t>сортировка</w:t>
-      </w:r>
-      <w:r>
-        <w:rPr>
-          <w:lang w:val="en-US"/>
-        </w:rPr>
-        <w:t xml:space="preserve"> </w:t>
-      </w:r>
-      <w:r>
-        <w:t>по</w:t>
-      </w:r>
-      <w:r>
-        <w:rPr>
-          <w:lang w:val="en-US"/>
-        </w:rPr>
-        <w:t> pos</w:t>
-      </w:r>
-    </w:p>
-    <w:p>
-      <w:pPr>
-        <w:numPr>
-          <w:ilvl w:val="0"/>
-          <w:numId w:val="37"/>
-        </w:numPr>
-      </w:pPr>
-      <w:proofErr w:type="spellStart"/>
-      <w:r>
-        <w:rPr>
-          <w:b/>
-          <w:bCs/>
-        </w:rPr>
-        <w:t>MissionApplicationServiceTest</w:t>
-      </w:r>
-      <w:proofErr w:type="spellEnd"/>
-      <w:r>
-        <w:t> — пустой файл, создание/обновление миссии, удаление, отчёты, 404</w:t>
-      </w:r>
-    </w:p>
-    <w:p>
-      <w:pPr>
-        <w:numPr>
-          <w:ilvl w:val="0"/>
-          <w:numId w:val="37"/>
-        </w:numPr>
-      </w:pPr>
-      <w:proofErr w:type="spellStart"/>
-      <w:r>
-        <w:rPr>
-          <w:b/>
-          <w:bCs/>
-        </w:rPr>
-        <w:t>SummaryReportTest</w:t>
-      </w:r>
-      <w:proofErr w:type="spellEnd"/>
-      <w:r>
-        <w:t> — содержимое краткого отчёта</w:t>
-      </w:r>
-    </w:p>
-    <w:p>
-      <w:pPr>
-        <w:numPr>
-          <w:ilvl w:val="0"/>
-          <w:numId w:val="37"/>
-        </w:numPr>
-      </w:pPr>
-      <w:proofErr w:type="spellStart"/>
-      <w:r>
-        <w:rPr>
-          <w:b/>
-          <w:bCs/>
-        </w:rPr>
-        <w:t>MissionTestFixtures</w:t>
-      </w:r>
-      <w:proofErr w:type="spellEnd"/>
-      <w:r>
-        <w:t> — общие тестовые данные</w:t>
-      </w:r>
-    </w:p>
-    <w:p>
-      <w:pPr>
-        <w:ind w:left="360"/>
-      </w:pPr>
-    </w:p>
-    <w:p>
-      <w:pPr>
-        <w:rPr>
-          <w:b/>
-          <w:bCs/>
-        </w:rPr>
-      </w:pPr>
-      <w:r>
-        <w:rPr>
-          <w:b/>
-          <w:bCs/>
-        </w:rPr>
-        <w:t>8. Документация по запуску</w:t>
-      </w:r>
-    </w:p>
-    <w:p>
-      <w:r>
-        <w:t>Файл README.md описывает требования (JDK 17, </w:t>
-      </w:r>
-      <w:proofErr w:type="spellStart"/>
-      <w:r>
-        <w:t>Docker</w:t>
-      </w:r>
-      <w:proofErr w:type="spellEnd"/>
-      <w:r>
-        <w:t>, </w:t>
-      </w:r>
-      <w:proofErr w:type="spellStart"/>
-      <w:r>
-        <w:t>Maven</w:t>
-      </w:r>
-      <w:proofErr w:type="spellEnd"/>
-      <w:r>
-        <w:t>), запуск БД и приложения, переменные окружения, перечень API и структуру пакетов.</w:t>
-      </w:r>
-    </w:p>
-    <w:p>
-      <w:pPr>
-        <w:rPr>
-          <w:b/>
-          <w:bCs/>
-        </w:rPr>
-      </w:pPr>
-      <w:r>
-        <w:rPr>
-          <w:b/>
-          <w:bCs/>
-        </w:rPr>
-        <w:t>Реализованный функционал (итог)</w:t>
-      </w:r>
-    </w:p>
-    <w:p>
-      <w:pPr>
-        <w:numPr>
-          <w:ilvl w:val="0"/>
-          <w:numId w:val="35"/>
-        </w:numPr>
-      </w:pPr>
-      <w:r>
-        <w:t xml:space="preserve">загрузка миссии из файла с сохранением в </w:t>
-      </w:r>
-      <w:proofErr w:type="spellStart"/>
-      <w:r>
-        <w:t>PostgreSQL</w:t>
-      </w:r>
-      <w:proofErr w:type="spellEnd"/>
-      <w:r>
-        <w:t>;</w:t>
-      </w:r>
-    </w:p>
-    <w:p>
-      <w:pPr>
-        <w:numPr>
-          <w:ilvl w:val="0"/>
-          <w:numId w:val="35"/>
-        </w:numPr>
-      </w:pPr>
-      <w:r>
-        <w:t>просмотр списка и деталей миссий;</w:t>
-      </w:r>
-    </w:p>
-    <w:p>
-      <w:pPr>
-        <w:numPr>
-          <w:ilvl w:val="0"/>
-          <w:numId w:val="35"/>
-        </w:numPr>
-      </w:pPr>
-      <w:r>
-        <w:t>удаление миссии;</w:t>
-      </w:r>
-    </w:p>
-    <w:p>
-      <w:pPr>
-        <w:numPr>
-          <w:ilvl w:val="0"/>
-          <w:numId w:val="35"/>
-        </w:numPr>
-      </w:pPr>
-      <w:r>
-        <w:t>генерация отчёта выбранного типа с сохранением в БД;</w:t>
-      </w:r>
-    </w:p>
-    <w:p>
-      <w:pPr>
-        <w:numPr>
-          <w:ilvl w:val="0"/>
-          <w:numId w:val="35"/>
-        </w:numPr>
-      </w:pPr>
-      <w:r>
-        <w:t>просмотр истории отчётов по миссии;</w:t>
-      </w:r>
-    </w:p>
-    <w:p>
-      <w:pPr>
-        <w:numPr>
-          <w:ilvl w:val="0"/>
-          <w:numId w:val="35"/>
-        </w:numPr>
-      </w:pPr>
-      <w:r>
-        <w:t>повторная загрузка файла с тем же </w:t>
-      </w:r>
-      <w:proofErr w:type="spellStart"/>
-      <w:r>
-        <w:t>missionId</w:t>
-      </w:r>
-      <w:proofErr w:type="spellEnd"/>
-      <w:r>
-        <w:t> — обновление данных;</w:t>
-      </w:r>
-    </w:p>
-    <w:p>
-      <w:pPr>
-        <w:numPr>
-          <w:ilvl w:val="0"/>
-          <w:numId w:val="35"/>
-        </w:numPr>
-        <w:rPr>
-          <w:lang w:val="en-US"/>
-        </w:rPr>
-      </w:pPr>
-      <w:r>
-        <w:rPr>
-          <w:lang w:val="en-US"/>
-        </w:rPr>
-        <w:t xml:space="preserve">REST API + Swagger + </w:t>
-      </w:r>
-      <w:r>
-        <w:t>веб</w:t>
-      </w:r>
-      <w:r>
-        <w:rPr>
-          <w:lang w:val="en-US"/>
-        </w:rPr>
-        <w:t>-UI.</w:t>
-      </w:r>
-    </w:p>
-    <w:p>
-      <w:pPr>
-        <w:rPr>
-          <w:lang w:val="en-US"/>
-        </w:rPr>
-      </w:pPr>
-    </w:p>
-    <w:p>
-      <w:pPr>
-        <w:rPr>
-          <w:lang w:val="en-US"/>
-        </w:rPr>
-      </w:pPr>
-    </w:p>
-    <w:p>
-      <w:pPr>
-        <w:rPr>
-          <w:lang w:val="en-US"/>
-        </w:rPr>
-      </w:pPr>
-      <w:r>
-        <w:rPr>
-          <w:lang w:val="en-US"/>
-        </w:rPr>
-        <w:br w:type="page"/>
-      </w:r>
-    </w:p>
-    <w:p>
-      <w:pPr>
-        <w:pStyle w:val="1"/>
-      </w:pPr>
-      <w:bookmarkStart w:id="3" w:name="_Toc224859590"/>
-      <w:bookmarkStart w:id="4" w:name="_Toc230415665"/>
-      <w:r>
-        <w:lastRenderedPageBreak/>
-        <w:t>Архитектурная схема (нотация C4)</w:t>
-      </w:r>
-      <w:bookmarkEnd w:id="4"/>
-    </w:p>
-    <w:p>
-      <w:pPr>
-        <w:rPr>
-          <w:b/>
-          <w:bCs/>
-        </w:rPr>
-      </w:pPr>
-      <w:r>
-        <w:rPr>
-          <w:b/>
-          <w:bCs/>
-        </w:rPr>
-        <w:t>Уровень 1 — System Context (контекст системы)</w:t>
-      </w:r>
-    </w:p>
-    <w:p>
-      <w:r>
-        <w:t>Показывает систему в окружении: кто пользуется и с чем она взаимодействует.</w:t>
-      </w:r>
+        <w:t>Frontend: </w:t>
+      </w:r>
+      <w:hyperlink r:id="rId10" w:history="1">
+        <w:r>
+          <w:rPr>
+            <w:rStyle w:val="af4"/>
+          </w:rPr>
+          <w:t>http://localhost:5173</w:t>
+        </w:r>
+      </w:hyperlink>
     </w:p>
     <w:p/>
     <w:p>
       <w:r>
+        <w:br w:type="page"/>
+      </w:r>
+    </w:p>
+    <w:p>
+      <w:pPr>
+        <w:pStyle w:val="1"/>
+      </w:pPr>
+      <w:bookmarkStart w:id="9" w:name="_Toc224859590"/>
+      <w:bookmarkStart w:id="10" w:name="_Toc232175744"/>
+      <w:r>
+        <w:lastRenderedPageBreak/>
+        <w:t>Архитектурная схема (нотация C4)</w:t>
+      </w:r>
+      <w:bookmarkEnd w:id="10"/>
+    </w:p>
+    <w:p>
+      <w:pPr>
+        <w:rPr>
+          <w:b/>
+          <w:bCs/>
+        </w:rPr>
+      </w:pPr>
+      <w:r>
+        <w:rPr>
+          <w:b/>
+          <w:bCs/>
+        </w:rPr>
+        <w:t>Уровень 1 — System Context (контекст системы)</w:t>
+      </w:r>
+    </w:p>
+    <w:p>
+      <w:r>
+        <w:t>Показывает систему в окружении: кто пользуется и с чем она взаимодействует.</w:t>
+      </w:r>
+    </w:p>
+    <w:p/>
+    <w:p>
+      <w:r>
+        <w:rPr>
+          <w:noProof/>
+        </w:rPr>
         <w:drawing>
           <wp:inline distT="0" distB="0" distL="0" distR="0" wp14:anchorId="3C2F7A00" wp14:editId="15C8D7B9">
             <wp:extent cx="5760085" cy="1790700"/>
@@ -4316,7 +5291,7 @@
                     <pic:cNvPicPr/>
                   </pic:nvPicPr>
                   <pic:blipFill>
-                    <a:blip r:embed="rId8"/>
+                    <a:blip r:embed="rId11"/>
                     <a:stretch>
                       <a:fillRect/>
                     </a:stretch>
@@ -4337,66 +5312,49 @@
         </w:drawing>
       </w:r>
     </w:p>
+    <w:p/>
     <w:p>
       <w:pPr>
-        <w:spacing w:before="0" w:after="0"/>
-        <w:jc w:val="left"/>
-      </w:pPr>
+        <w:rPr>
+          <w:b/>
+          <w:bCs/>
+        </w:rPr>
+      </w:pPr>
+      <w:r>
+        <w:rPr>
+          <w:b/>
+          <w:bCs/>
+        </w:rPr>
+        <w:t xml:space="preserve">Уровень 2 — </w:t>
+      </w:r>
+      <w:proofErr w:type="spellStart"/>
+      <w:r>
+        <w:rPr>
+          <w:b/>
+          <w:bCs/>
+        </w:rPr>
+        <w:t>Container</w:t>
+      </w:r>
+      <w:proofErr w:type="spellEnd"/>
+      <w:r>
+        <w:rPr>
+          <w:b/>
+          <w:bCs/>
+        </w:rPr>
+        <w:t xml:space="preserve"> (контейнеры)</w:t>
+      </w:r>
     </w:p>
     <w:p>
-      <w:pPr>
-        <w:spacing w:before="0" w:after="0"/>
-        <w:jc w:val="left"/>
-        <w:rPr>
-          <w:b/>
-          <w:bCs/>
-        </w:rPr>
-      </w:pPr>
-      <w:r>
-        <w:rPr>
-          <w:b/>
-          <w:bCs/>
-        </w:rPr>
-        <w:t xml:space="preserve">Уровень 2 — </w:t>
-      </w:r>
-      <w:proofErr w:type="spellStart"/>
-      <w:r>
-        <w:rPr>
-          <w:b/>
-          <w:bCs/>
-        </w:rPr>
-        <w:t>Container</w:t>
-      </w:r>
-      <w:proofErr w:type="spellEnd"/>
-      <w:r>
-        <w:rPr>
-          <w:b/>
-          <w:bCs/>
-        </w:rPr>
-        <w:t xml:space="preserve"> (контейнеры)</w:t>
+      <w:r>
+        <w:t>Показывает крупные части приложения и их связи.</w:t>
       </w:r>
     </w:p>
+    <w:p/>
     <w:p>
-      <w:pPr>
-        <w:spacing w:before="0" w:after="0"/>
-        <w:jc w:val="left"/>
-      </w:pPr>
-      <w:r>
-        <w:t>Показывает крупные части приложения и их связи.</w:t>
-      </w:r>
-    </w:p>
-    <w:p>
-      <w:pPr>
-        <w:spacing w:before="0" w:after="0"/>
-        <w:jc w:val="left"/>
-      </w:pPr>
-    </w:p>
-    <w:p>
-      <w:pPr>
-        <w:spacing w:before="0" w:after="0"/>
-        <w:jc w:val="left"/>
-      </w:pPr>
-      <w:r>
+      <w:r>
+        <w:rPr>
+          <w:noProof/>
+        </w:rPr>
         <w:drawing>
           <wp:inline distT="0" distB="0" distL="0" distR="0" wp14:anchorId="12C79E22" wp14:editId="77A30A3B">
             <wp:extent cx="5760085" cy="2900680"/>
@@ -4413,7 +5371,7 @@
                     <pic:cNvPicPr/>
                   </pic:nvPicPr>
                   <pic:blipFill>
-                    <a:blip r:embed="rId9"/>
+                    <a:blip r:embed="rId12"/>
                     <a:stretch>
                       <a:fillRect/>
                     </a:stretch>
@@ -4434,82 +5392,65 @@
         </w:drawing>
       </w:r>
     </w:p>
+    <w:p/>
     <w:p>
       <w:pPr>
-        <w:spacing w:before="0" w:after="0"/>
-        <w:jc w:val="left"/>
-      </w:pPr>
+        <w:rPr>
+          <w:b/>
+          <w:bCs/>
+        </w:rPr>
+      </w:pPr>
+      <w:r>
+        <w:rPr>
+          <w:b/>
+          <w:bCs/>
+        </w:rPr>
+        <w:t xml:space="preserve">Уровень 3 — </w:t>
+      </w:r>
+      <w:proofErr w:type="spellStart"/>
+      <w:r>
+        <w:rPr>
+          <w:b/>
+          <w:bCs/>
+        </w:rPr>
+        <w:t>Component</w:t>
+      </w:r>
+      <w:proofErr w:type="spellEnd"/>
+      <w:r>
+        <w:rPr>
+          <w:b/>
+          <w:bCs/>
+        </w:rPr>
+        <w:t xml:space="preserve"> (компоненты </w:t>
+      </w:r>
+      <w:proofErr w:type="spellStart"/>
+      <w:r>
+        <w:rPr>
+          <w:b/>
+          <w:bCs/>
+        </w:rPr>
+        <w:t>backend</w:t>
+      </w:r>
+      <w:proofErr w:type="spellEnd"/>
+      <w:r>
+        <w:rPr>
+          <w:b/>
+          <w:bCs/>
+        </w:rPr>
+        <w:t>)</w:t>
+      </w:r>
     </w:p>
     <w:p>
-      <w:pPr>
-        <w:spacing w:before="0" w:after="0"/>
-        <w:jc w:val="left"/>
-        <w:rPr>
-          <w:b/>
-          <w:bCs/>
-        </w:rPr>
-      </w:pPr>
-      <w:r>
-        <w:rPr>
-          <w:b/>
-          <w:bCs/>
-        </w:rPr>
-        <w:t xml:space="preserve">Уровень 3 — </w:t>
-      </w:r>
-      <w:proofErr w:type="spellStart"/>
-      <w:r>
-        <w:rPr>
-          <w:b/>
-          <w:bCs/>
-        </w:rPr>
-        <w:t>Component</w:t>
-      </w:r>
-      <w:proofErr w:type="spellEnd"/>
-      <w:r>
-        <w:rPr>
-          <w:b/>
-          <w:bCs/>
-        </w:rPr>
-        <w:t xml:space="preserve"> (компоненты </w:t>
-      </w:r>
-      <w:proofErr w:type="spellStart"/>
-      <w:r>
-        <w:rPr>
-          <w:b/>
-          <w:bCs/>
-        </w:rPr>
-        <w:t>backend</w:t>
-      </w:r>
-      <w:proofErr w:type="spellEnd"/>
-      <w:r>
-        <w:rPr>
-          <w:b/>
-          <w:bCs/>
-        </w:rPr>
-        <w:t>)</w:t>
+      <w:r>
+        <w:t>Детализация серверной части при обработке запросов.</w:t>
       </w:r>
     </w:p>
+    <w:p/>
     <w:p>
-      <w:pPr>
-        <w:spacing w:before="0" w:after="0"/>
-        <w:jc w:val="left"/>
-      </w:pPr>
-      <w:r>
-        <w:t>Детализация серверной части при обработке запросов.</w:t>
-      </w:r>
-    </w:p>
-    <w:p>
-      <w:pPr>
-        <w:spacing w:before="0" w:after="0"/>
-        <w:jc w:val="left"/>
-      </w:pPr>
-    </w:p>
-    <w:p>
-      <w:pPr>
-        <w:spacing w:before="0" w:after="0"/>
-        <w:jc w:val="left"/>
-      </w:pPr>
-      <w:r>
+      <w:r>
+        <w:rPr>
+          <w:noProof/>
+        </w:rPr>
         <w:lastRenderedPageBreak/>
         <w:drawing>
           <wp:inline distT="0" distB="0" distL="0" distR="0" wp14:anchorId="579D390C" wp14:editId="5D7B12ED">
@@ -4527,7 +5468,7 @@
                     <pic:cNvPicPr/>
                   </pic:nvPicPr>
                   <pic:blipFill rotWithShape="1">
-                    <a:blip r:embed="rId10"/>
+                    <a:blip r:embed="rId13"/>
                     <a:srcRect t="1188"/>
                     <a:stretch/>
                   </pic:blipFill>
@@ -4556,10 +5497,6 @@
       </w:r>
     </w:p>
     <w:p>
-      <w:pPr>
-        <w:spacing w:before="0" w:after="0"/>
-        <w:jc w:val="left"/>
-      </w:pPr>
       <w:r>
         <w:br w:type="page"/>
       </w:r>
@@ -4568,19 +5505,18 @@
       <w:pPr>
         <w:pStyle w:val="1"/>
       </w:pPr>
-      <w:bookmarkStart w:id="5" w:name="_Toc230415666"/>
+      <w:bookmarkStart w:id="11" w:name="_Toc232175745"/>
       <w:r>
         <w:lastRenderedPageBreak/>
         <w:t>Диаграмма последовательности — загрузка миссии</w:t>
       </w:r>
-      <w:bookmarkEnd w:id="5"/>
+      <w:bookmarkEnd w:id="11"/>
     </w:p>
     <w:p>
-      <w:pPr>
-        <w:spacing w:before="0" w:after="0"/>
-        <w:jc w:val="left"/>
-      </w:pPr>
-      <w:r>
+      <w:r>
+        <w:rPr>
+          <w:noProof/>
+        </w:rPr>
         <w:drawing>
           <wp:anchor distT="0" distB="0" distL="114300" distR="114300" simplePos="0" relativeHeight="251659264" behindDoc="0" locked="0" layoutInCell="1" allowOverlap="1" wp14:anchorId="6D7A4D34" wp14:editId="57B98A67">
             <wp:simplePos x="0" y="0"/>
@@ -4605,7 +5541,7 @@
                     <pic:cNvPicPr/>
                   </pic:nvPicPr>
                   <pic:blipFill>
-                    <a:blip r:embed="rId11" cstate="print">
+                    <a:blip r:embed="rId14" cstate="print">
                       <a:extLst>
                         <a:ext uri="{28A0092B-C50C-407E-A947-70E740481C1C}">
                           <a14:useLocalDpi xmlns:a14="http://schemas.microsoft.com/office/drawing/2010/main" val="0"/>
@@ -4657,17 +5593,8 @@
         <w:t>).</w:t>
       </w:r>
     </w:p>
+    <w:p/>
     <w:p>
-      <w:pPr>
-        <w:spacing w:before="0" w:after="0"/>
-        <w:jc w:val="left"/>
-      </w:pPr>
-    </w:p>
-    <w:p>
-      <w:pPr>
-        <w:spacing w:before="0" w:after="0"/>
-        <w:jc w:val="left"/>
-      </w:pPr>
       <w:r>
         <w:rPr>
           <w:b/>
@@ -4705,16 +5632,9 @@
         <w:t> генерируется.</w:t>
       </w:r>
     </w:p>
+    <w:p/>
     <w:p>
       <w:pPr>
-        <w:spacing w:before="0" w:after="0"/>
-        <w:jc w:val="left"/>
-      </w:pPr>
-    </w:p>
-    <w:p>
-      <w:pPr>
-        <w:spacing w:before="0" w:after="0"/>
-        <w:jc w:val="left"/>
         <w:rPr>
           <w:rFonts w:eastAsiaTheme="majorEastAsia" w:cstheme="majorBidi"/>
           <w:color w:val="000000" w:themeColor="text1"/>
@@ -4730,19 +5650,18 @@
       <w:pPr>
         <w:pStyle w:val="1"/>
       </w:pPr>
-      <w:bookmarkStart w:id="6" w:name="_Toc230415667"/>
+      <w:bookmarkStart w:id="12" w:name="_Toc232175746"/>
       <w:r>
         <w:lastRenderedPageBreak/>
         <w:t>Диаграмма последовательности — генерация отчёта</w:t>
       </w:r>
-      <w:bookmarkEnd w:id="6"/>
+      <w:bookmarkEnd w:id="12"/>
     </w:p>
     <w:p>
-      <w:pPr>
-        <w:spacing w:before="0" w:after="0"/>
-        <w:jc w:val="left"/>
-      </w:pPr>
-      <w:r>
+      <w:r>
+        <w:rPr>
+          <w:noProof/>
+        </w:rPr>
         <w:drawing>
           <wp:anchor distT="0" distB="0" distL="114300" distR="114300" simplePos="0" relativeHeight="251658240" behindDoc="0" locked="0" layoutInCell="1" allowOverlap="1" wp14:anchorId="409E6FFD" wp14:editId="006C517C">
             <wp:simplePos x="0" y="0"/>
@@ -4767,7 +5686,7 @@
                     <pic:cNvPicPr/>
                   </pic:nvPicPr>
                   <pic:blipFill>
-                    <a:blip r:embed="rId12" cstate="print">
+                    <a:blip r:embed="rId15" cstate="print">
                       <a:extLst>
                         <a:ext uri="{28A0092B-C50C-407E-A947-70E740481C1C}">
                           <a14:useLocalDpi xmlns:a14="http://schemas.microsoft.com/office/drawing/2010/main" val="0"/>
@@ -4836,10 +5755,6 @@
       </w:r>
     </w:p>
     <w:p>
-      <w:pPr>
-        <w:spacing w:before="0" w:after="0"/>
-        <w:jc w:val="left"/>
-      </w:pPr>
       <w:r>
         <w:rPr>
           <w:b/>
@@ -4887,10 +5802,6 @@
       </w:r>
     </w:p>
     <w:p>
-      <w:pPr>
-        <w:spacing w:before="0" w:after="0"/>
-        <w:jc w:val="left"/>
-      </w:pPr>
       <w:r>
         <w:rPr>
           <w:b/>
@@ -4911,10 +5822,6 @@
       </w:r>
     </w:p>
     <w:p>
-      <w:pPr>
-        <w:spacing w:before="0" w:after="0"/>
-        <w:jc w:val="left"/>
-      </w:pPr>
       <w:r>
         <w:br w:type="page"/>
       </w:r>
@@ -4923,19 +5830,18 @@
       <w:pPr>
         <w:pStyle w:val="1"/>
       </w:pPr>
-      <w:bookmarkStart w:id="7" w:name="_Toc230415668"/>
+      <w:bookmarkStart w:id="13" w:name="_Toc232175747"/>
       <w:r>
         <w:lastRenderedPageBreak/>
         <w:t>Диаграмма последовательности — удаление миссии (кратко)</w:t>
       </w:r>
-      <w:bookmarkEnd w:id="7"/>
+      <w:bookmarkEnd w:id="13"/>
     </w:p>
     <w:p>
-      <w:pPr>
-        <w:spacing w:before="0" w:after="0"/>
-        <w:jc w:val="left"/>
-      </w:pPr>
-      <w:r>
+      <w:r>
+        <w:rPr>
+          <w:noProof/>
+        </w:rPr>
         <w:drawing>
           <wp:inline distT="0" distB="0" distL="0" distR="0" wp14:anchorId="4529B534" wp14:editId="603C9079">
             <wp:extent cx="5760085" cy="2482215"/>
@@ -4952,7 +5858,7 @@
                     <pic:cNvPicPr/>
                   </pic:nvPicPr>
                   <pic:blipFill>
-                    <a:blip r:embed="rId13"/>
+                    <a:blip r:embed="rId16"/>
                     <a:stretch>
                       <a:fillRect/>
                     </a:stretch>
@@ -4974,813 +5880,15 @@
       </w:r>
     </w:p>
     <w:p>
-      <w:pPr>
-        <w:spacing w:before="0" w:after="0"/>
-        <w:jc w:val="left"/>
-      </w:pPr>
       <w:r>
         <w:br w:type="page"/>
       </w:r>
     </w:p>
     <w:p>
       <w:pPr>
-        <w:pStyle w:val="1"/>
-      </w:pPr>
-      <w:bookmarkStart w:id="8" w:name="_Toc230415669"/>
-      <w:r>
-        <w:lastRenderedPageBreak/>
-        <w:t>Используемые технологии</w:t>
-      </w:r>
-      <w:bookmarkEnd w:id="8"/>
-    </w:p>
-    <w:tbl>
-      <w:tblPr>
-        <w:tblW w:w="0" w:type="auto"/>
-        <w:shd w:val="clear" w:color="auto" w:fill="191A1C"/>
-        <w:tblCellMar>
-          <w:top w:w="15" w:type="dxa"/>
-          <w:left w:w="15" w:type="dxa"/>
-          <w:bottom w:w="15" w:type="dxa"/>
-          <w:right w:w="15" w:type="dxa"/>
-        </w:tblCellMar>
-        <w:tblLook w:val="04A0" w:firstRow="1" w:lastRow="0" w:firstColumn="1" w:lastColumn="0" w:noHBand="0" w:noVBand="1"/>
-      </w:tblPr>
-      <w:tblGrid>
-        <w:gridCol w:w="3603"/>
-        <w:gridCol w:w="4563"/>
-      </w:tblGrid>
-      <w:tr>
-        <w:trPr>
-          <w:tblHeader/>
-        </w:trPr>
-        <w:tc>
-          <w:tcPr>
-            <w:tcW w:w="0" w:type="auto"/>
-            <w:tcBorders>
-              <w:top w:val="single" w:sz="6" w:space="0" w:color="33353B"/>
-              <w:left w:val="single" w:sz="6" w:space="0" w:color="33353B"/>
-              <w:bottom w:val="single" w:sz="6" w:space="0" w:color="33353B"/>
-              <w:right w:val="single" w:sz="6" w:space="0" w:color="33353B"/>
-            </w:tcBorders>
-            <w:shd w:val="clear" w:color="auto" w:fill="auto"/>
-            <w:tcMar>
-              <w:top w:w="90" w:type="dxa"/>
-              <w:left w:w="195" w:type="dxa"/>
-              <w:bottom w:w="90" w:type="dxa"/>
-              <w:right w:w="195" w:type="dxa"/>
-            </w:tcMar>
-            <w:vAlign w:val="center"/>
-            <w:hideMark/>
-          </w:tcPr>
-          <w:p>
-            <w:pPr>
-              <w:spacing w:before="0" w:after="0"/>
-              <w:jc w:val="left"/>
-              <w:rPr>
-                <w:b/>
-                <w:bCs/>
-              </w:rPr>
-            </w:pPr>
-            <w:r>
-              <w:rPr>
-                <w:b/>
-                <w:bCs/>
-              </w:rPr>
-              <w:t>Технология</w:t>
-            </w:r>
-          </w:p>
-        </w:tc>
-        <w:tc>
-          <w:tcPr>
-            <w:tcW w:w="0" w:type="auto"/>
-            <w:tcBorders>
-              <w:top w:val="single" w:sz="6" w:space="0" w:color="33353B"/>
-              <w:left w:val="single" w:sz="6" w:space="0" w:color="33353B"/>
-              <w:bottom w:val="single" w:sz="6" w:space="0" w:color="33353B"/>
-              <w:right w:val="single" w:sz="6" w:space="0" w:color="33353B"/>
-            </w:tcBorders>
-            <w:shd w:val="clear" w:color="auto" w:fill="auto"/>
-            <w:tcMar>
-              <w:top w:w="90" w:type="dxa"/>
-              <w:left w:w="195" w:type="dxa"/>
-              <w:bottom w:w="90" w:type="dxa"/>
-              <w:right w:w="195" w:type="dxa"/>
-            </w:tcMar>
-            <w:vAlign w:val="center"/>
-            <w:hideMark/>
-          </w:tcPr>
-          <w:p>
-            <w:pPr>
-              <w:spacing w:before="0" w:after="0"/>
-              <w:jc w:val="left"/>
-              <w:rPr>
-                <w:b/>
-                <w:bCs/>
-              </w:rPr>
-            </w:pPr>
-            <w:r>
-              <w:rPr>
-                <w:b/>
-                <w:bCs/>
-              </w:rPr>
-              <w:t>Назначение в проекте</w:t>
-            </w:r>
-          </w:p>
-        </w:tc>
-      </w:tr>
-      <w:tr>
-        <w:tc>
-          <w:tcPr>
-            <w:tcW w:w="0" w:type="auto"/>
-            <w:tcBorders>
-              <w:top w:val="single" w:sz="6" w:space="0" w:color="33353B"/>
-              <w:left w:val="single" w:sz="6" w:space="0" w:color="33353B"/>
-              <w:bottom w:val="single" w:sz="6" w:space="0" w:color="33353B"/>
-              <w:right w:val="single" w:sz="6" w:space="0" w:color="33353B"/>
-            </w:tcBorders>
-            <w:shd w:val="clear" w:color="auto" w:fill="auto"/>
-            <w:tcMar>
-              <w:top w:w="90" w:type="dxa"/>
-              <w:left w:w="195" w:type="dxa"/>
-              <w:bottom w:w="90" w:type="dxa"/>
-              <w:right w:w="195" w:type="dxa"/>
-            </w:tcMar>
-            <w:vAlign w:val="center"/>
-            <w:hideMark/>
-          </w:tcPr>
-          <w:p>
-            <w:pPr>
-              <w:spacing w:before="0" w:after="0"/>
-              <w:jc w:val="left"/>
-            </w:pPr>
-            <w:r>
-              <w:t>Java 17</w:t>
-            </w:r>
-          </w:p>
-        </w:tc>
-        <w:tc>
-          <w:tcPr>
-            <w:tcW w:w="0" w:type="auto"/>
-            <w:tcBorders>
-              <w:top w:val="single" w:sz="6" w:space="0" w:color="33353B"/>
-              <w:left w:val="single" w:sz="6" w:space="0" w:color="33353B"/>
-              <w:bottom w:val="single" w:sz="6" w:space="0" w:color="33353B"/>
-              <w:right w:val="single" w:sz="6" w:space="0" w:color="33353B"/>
-            </w:tcBorders>
-            <w:shd w:val="clear" w:color="auto" w:fill="auto"/>
-            <w:tcMar>
-              <w:top w:w="90" w:type="dxa"/>
-              <w:left w:w="195" w:type="dxa"/>
-              <w:bottom w:w="90" w:type="dxa"/>
-              <w:right w:w="195" w:type="dxa"/>
-            </w:tcMar>
-            <w:vAlign w:val="center"/>
-            <w:hideMark/>
-          </w:tcPr>
-          <w:p>
-            <w:pPr>
-              <w:spacing w:before="0" w:after="0"/>
-              <w:jc w:val="left"/>
-            </w:pPr>
-            <w:r>
-              <w:t>Язык реализации</w:t>
-            </w:r>
-          </w:p>
-        </w:tc>
-      </w:tr>
-      <w:tr>
-        <w:tc>
-          <w:tcPr>
-            <w:tcW w:w="0" w:type="auto"/>
-            <w:tcBorders>
-              <w:top w:val="single" w:sz="6" w:space="0" w:color="33353B"/>
-              <w:left w:val="single" w:sz="6" w:space="0" w:color="33353B"/>
-              <w:bottom w:val="single" w:sz="6" w:space="0" w:color="33353B"/>
-              <w:right w:val="single" w:sz="6" w:space="0" w:color="33353B"/>
-            </w:tcBorders>
-            <w:shd w:val="clear" w:color="auto" w:fill="auto"/>
-            <w:tcMar>
-              <w:top w:w="90" w:type="dxa"/>
-              <w:left w:w="195" w:type="dxa"/>
-              <w:bottom w:w="90" w:type="dxa"/>
-              <w:right w:w="195" w:type="dxa"/>
-            </w:tcMar>
-            <w:vAlign w:val="center"/>
-            <w:hideMark/>
-          </w:tcPr>
-          <w:p>
-            <w:pPr>
-              <w:spacing w:before="0" w:after="0"/>
-              <w:jc w:val="left"/>
-            </w:pPr>
-            <w:proofErr w:type="spellStart"/>
-            <w:r>
-              <w:t>Maven</w:t>
-            </w:r>
-            <w:proofErr w:type="spellEnd"/>
-          </w:p>
-        </w:tc>
-        <w:tc>
-          <w:tcPr>
-            <w:tcW w:w="0" w:type="auto"/>
-            <w:tcBorders>
-              <w:top w:val="single" w:sz="6" w:space="0" w:color="33353B"/>
-              <w:left w:val="single" w:sz="6" w:space="0" w:color="33353B"/>
-              <w:bottom w:val="single" w:sz="6" w:space="0" w:color="33353B"/>
-              <w:right w:val="single" w:sz="6" w:space="0" w:color="33353B"/>
-            </w:tcBorders>
-            <w:shd w:val="clear" w:color="auto" w:fill="auto"/>
-            <w:tcMar>
-              <w:top w:w="90" w:type="dxa"/>
-              <w:left w:w="195" w:type="dxa"/>
-              <w:bottom w:w="90" w:type="dxa"/>
-              <w:right w:w="195" w:type="dxa"/>
-            </w:tcMar>
-            <w:vAlign w:val="center"/>
-            <w:hideMark/>
-          </w:tcPr>
-          <w:p>
-            <w:pPr>
-              <w:spacing w:before="0" w:after="0"/>
-              <w:jc w:val="left"/>
-            </w:pPr>
-            <w:r>
-              <w:t>Сборка, зависимости, тесты</w:t>
-            </w:r>
-          </w:p>
-        </w:tc>
-      </w:tr>
-      <w:tr>
-        <w:tc>
-          <w:tcPr>
-            <w:tcW w:w="0" w:type="auto"/>
-            <w:tcBorders>
-              <w:top w:val="single" w:sz="6" w:space="0" w:color="33353B"/>
-              <w:left w:val="single" w:sz="6" w:space="0" w:color="33353B"/>
-              <w:bottom w:val="single" w:sz="6" w:space="0" w:color="33353B"/>
-              <w:right w:val="single" w:sz="6" w:space="0" w:color="33353B"/>
-            </w:tcBorders>
-            <w:shd w:val="clear" w:color="auto" w:fill="auto"/>
-            <w:tcMar>
-              <w:top w:w="90" w:type="dxa"/>
-              <w:left w:w="195" w:type="dxa"/>
-              <w:bottom w:w="90" w:type="dxa"/>
-              <w:right w:w="195" w:type="dxa"/>
-            </w:tcMar>
-            <w:vAlign w:val="center"/>
-            <w:hideMark/>
-          </w:tcPr>
-          <w:p>
-            <w:pPr>
-              <w:spacing w:before="0" w:after="0"/>
-              <w:jc w:val="left"/>
-            </w:pPr>
-            <w:r>
-              <w:t>Spring Boot 3.2</w:t>
-            </w:r>
-          </w:p>
-        </w:tc>
-        <w:tc>
-          <w:tcPr>
-            <w:tcW w:w="0" w:type="auto"/>
-            <w:tcBorders>
-              <w:top w:val="single" w:sz="6" w:space="0" w:color="33353B"/>
-              <w:left w:val="single" w:sz="6" w:space="0" w:color="33353B"/>
-              <w:bottom w:val="single" w:sz="6" w:space="0" w:color="33353B"/>
-              <w:right w:val="single" w:sz="6" w:space="0" w:color="33353B"/>
-            </w:tcBorders>
-            <w:shd w:val="clear" w:color="auto" w:fill="auto"/>
-            <w:tcMar>
-              <w:top w:w="90" w:type="dxa"/>
-              <w:left w:w="195" w:type="dxa"/>
-              <w:bottom w:w="90" w:type="dxa"/>
-              <w:right w:w="195" w:type="dxa"/>
-            </w:tcMar>
-            <w:vAlign w:val="center"/>
-            <w:hideMark/>
-          </w:tcPr>
-          <w:p>
-            <w:pPr>
-              <w:spacing w:before="0" w:after="0"/>
-              <w:jc w:val="left"/>
-            </w:pPr>
-            <w:r>
-              <w:t>Веб-сервер, DI, конфигурация</w:t>
-            </w:r>
-          </w:p>
-        </w:tc>
-      </w:tr>
-      <w:tr>
-        <w:tc>
-          <w:tcPr>
-            <w:tcW w:w="0" w:type="auto"/>
-            <w:tcBorders>
-              <w:top w:val="single" w:sz="6" w:space="0" w:color="33353B"/>
-              <w:left w:val="single" w:sz="6" w:space="0" w:color="33353B"/>
-              <w:bottom w:val="single" w:sz="6" w:space="0" w:color="33353B"/>
-              <w:right w:val="single" w:sz="6" w:space="0" w:color="33353B"/>
-            </w:tcBorders>
-            <w:shd w:val="clear" w:color="auto" w:fill="auto"/>
-            <w:tcMar>
-              <w:top w:w="90" w:type="dxa"/>
-              <w:left w:w="195" w:type="dxa"/>
-              <w:bottom w:w="90" w:type="dxa"/>
-              <w:right w:w="195" w:type="dxa"/>
-            </w:tcMar>
-            <w:vAlign w:val="center"/>
-            <w:hideMark/>
-          </w:tcPr>
-          <w:p>
-            <w:pPr>
-              <w:spacing w:before="0" w:after="0"/>
-              <w:jc w:val="left"/>
-            </w:pPr>
-            <w:r>
-              <w:t>Spring Web MVC</w:t>
-            </w:r>
-          </w:p>
-        </w:tc>
-        <w:tc>
-          <w:tcPr>
-            <w:tcW w:w="0" w:type="auto"/>
-            <w:tcBorders>
-              <w:top w:val="single" w:sz="6" w:space="0" w:color="33353B"/>
-              <w:left w:val="single" w:sz="6" w:space="0" w:color="33353B"/>
-              <w:bottom w:val="single" w:sz="6" w:space="0" w:color="33353B"/>
-              <w:right w:val="single" w:sz="6" w:space="0" w:color="33353B"/>
-            </w:tcBorders>
-            <w:shd w:val="clear" w:color="auto" w:fill="auto"/>
-            <w:tcMar>
-              <w:top w:w="90" w:type="dxa"/>
-              <w:left w:w="195" w:type="dxa"/>
-              <w:bottom w:w="90" w:type="dxa"/>
-              <w:right w:w="195" w:type="dxa"/>
-            </w:tcMar>
-            <w:vAlign w:val="center"/>
-            <w:hideMark/>
-          </w:tcPr>
-          <w:p>
-            <w:pPr>
-              <w:spacing w:before="0" w:after="0"/>
-              <w:jc w:val="left"/>
-            </w:pPr>
-            <w:r>
-              <w:t>REST API</w:t>
-            </w:r>
-          </w:p>
-        </w:tc>
-      </w:tr>
-      <w:tr>
-        <w:tc>
-          <w:tcPr>
-            <w:tcW w:w="0" w:type="auto"/>
-            <w:tcBorders>
-              <w:top w:val="single" w:sz="6" w:space="0" w:color="33353B"/>
-              <w:left w:val="single" w:sz="6" w:space="0" w:color="33353B"/>
-              <w:bottom w:val="single" w:sz="6" w:space="0" w:color="33353B"/>
-              <w:right w:val="single" w:sz="6" w:space="0" w:color="33353B"/>
-            </w:tcBorders>
-            <w:shd w:val="clear" w:color="auto" w:fill="auto"/>
-            <w:tcMar>
-              <w:top w:w="90" w:type="dxa"/>
-              <w:left w:w="195" w:type="dxa"/>
-              <w:bottom w:w="90" w:type="dxa"/>
-              <w:right w:w="195" w:type="dxa"/>
-            </w:tcMar>
-            <w:vAlign w:val="center"/>
-            <w:hideMark/>
-          </w:tcPr>
-          <w:p>
-            <w:pPr>
-              <w:spacing w:before="0" w:after="0"/>
-              <w:jc w:val="left"/>
-            </w:pPr>
-            <w:r>
-              <w:t xml:space="preserve">Spring Data JPA / </w:t>
-            </w:r>
-            <w:proofErr w:type="spellStart"/>
-            <w:r>
-              <w:t>Hibernate</w:t>
-            </w:r>
-            <w:proofErr w:type="spellEnd"/>
-          </w:p>
-        </w:tc>
-        <w:tc>
-          <w:tcPr>
-            <w:tcW w:w="0" w:type="auto"/>
-            <w:tcBorders>
-              <w:top w:val="single" w:sz="6" w:space="0" w:color="33353B"/>
-              <w:left w:val="single" w:sz="6" w:space="0" w:color="33353B"/>
-              <w:bottom w:val="single" w:sz="6" w:space="0" w:color="33353B"/>
-              <w:right w:val="single" w:sz="6" w:space="0" w:color="33353B"/>
-            </w:tcBorders>
-            <w:shd w:val="clear" w:color="auto" w:fill="auto"/>
-            <w:tcMar>
-              <w:top w:w="90" w:type="dxa"/>
-              <w:left w:w="195" w:type="dxa"/>
-              <w:bottom w:w="90" w:type="dxa"/>
-              <w:right w:w="195" w:type="dxa"/>
-            </w:tcMar>
-            <w:vAlign w:val="center"/>
-            <w:hideMark/>
-          </w:tcPr>
-          <w:p>
-            <w:pPr>
-              <w:spacing w:before="0" w:after="0"/>
-              <w:jc w:val="left"/>
-            </w:pPr>
-            <w:r>
-              <w:t xml:space="preserve">ORM, работа с </w:t>
-            </w:r>
-            <w:proofErr w:type="spellStart"/>
-            <w:r>
-              <w:t>PostgreSQL</w:t>
-            </w:r>
-            <w:proofErr w:type="spellEnd"/>
-          </w:p>
-        </w:tc>
-      </w:tr>
-      <w:tr>
-        <w:tc>
-          <w:tcPr>
-            <w:tcW w:w="0" w:type="auto"/>
-            <w:tcBorders>
-              <w:top w:val="single" w:sz="6" w:space="0" w:color="33353B"/>
-              <w:left w:val="single" w:sz="6" w:space="0" w:color="33353B"/>
-              <w:bottom w:val="single" w:sz="6" w:space="0" w:color="33353B"/>
-              <w:right w:val="single" w:sz="6" w:space="0" w:color="33353B"/>
-            </w:tcBorders>
-            <w:shd w:val="clear" w:color="auto" w:fill="auto"/>
-            <w:tcMar>
-              <w:top w:w="90" w:type="dxa"/>
-              <w:left w:w="195" w:type="dxa"/>
-              <w:bottom w:w="90" w:type="dxa"/>
-              <w:right w:w="195" w:type="dxa"/>
-            </w:tcMar>
-            <w:vAlign w:val="center"/>
-            <w:hideMark/>
-          </w:tcPr>
-          <w:p>
-            <w:pPr>
-              <w:spacing w:before="0" w:after="0"/>
-              <w:jc w:val="left"/>
-            </w:pPr>
-            <w:proofErr w:type="spellStart"/>
-            <w:r>
-              <w:t>PostgreSQL</w:t>
-            </w:r>
-            <w:proofErr w:type="spellEnd"/>
-            <w:r>
-              <w:t xml:space="preserve"> 16</w:t>
-            </w:r>
-          </w:p>
-        </w:tc>
-        <w:tc>
-          <w:tcPr>
-            <w:tcW w:w="0" w:type="auto"/>
-            <w:tcBorders>
-              <w:top w:val="single" w:sz="6" w:space="0" w:color="33353B"/>
-              <w:left w:val="single" w:sz="6" w:space="0" w:color="33353B"/>
-              <w:bottom w:val="single" w:sz="6" w:space="0" w:color="33353B"/>
-              <w:right w:val="single" w:sz="6" w:space="0" w:color="33353B"/>
-            </w:tcBorders>
-            <w:shd w:val="clear" w:color="auto" w:fill="auto"/>
-            <w:tcMar>
-              <w:top w:w="90" w:type="dxa"/>
-              <w:left w:w="195" w:type="dxa"/>
-              <w:bottom w:w="90" w:type="dxa"/>
-              <w:right w:w="195" w:type="dxa"/>
-            </w:tcMar>
-            <w:vAlign w:val="center"/>
-            <w:hideMark/>
-          </w:tcPr>
-          <w:p>
-            <w:pPr>
-              <w:spacing w:before="0" w:after="0"/>
-              <w:jc w:val="left"/>
-            </w:pPr>
-            <w:r>
-              <w:t>Хранение миссий и отчётов</w:t>
-            </w:r>
-          </w:p>
-        </w:tc>
-      </w:tr>
-      <w:tr>
-        <w:tc>
-          <w:tcPr>
-            <w:tcW w:w="0" w:type="auto"/>
-            <w:tcBorders>
-              <w:top w:val="single" w:sz="6" w:space="0" w:color="33353B"/>
-              <w:left w:val="single" w:sz="6" w:space="0" w:color="33353B"/>
-              <w:bottom w:val="single" w:sz="6" w:space="0" w:color="33353B"/>
-              <w:right w:val="single" w:sz="6" w:space="0" w:color="33353B"/>
-            </w:tcBorders>
-            <w:shd w:val="clear" w:color="auto" w:fill="auto"/>
-            <w:tcMar>
-              <w:top w:w="90" w:type="dxa"/>
-              <w:left w:w="195" w:type="dxa"/>
-              <w:bottom w:w="90" w:type="dxa"/>
-              <w:right w:w="195" w:type="dxa"/>
-            </w:tcMar>
-            <w:vAlign w:val="center"/>
-            <w:hideMark/>
-          </w:tcPr>
-          <w:p>
-            <w:pPr>
-              <w:spacing w:before="0" w:after="0"/>
-              <w:jc w:val="left"/>
-            </w:pPr>
-            <w:proofErr w:type="spellStart"/>
-            <w:r>
-              <w:t>Jackson</w:t>
-            </w:r>
-            <w:proofErr w:type="spellEnd"/>
-            <w:r>
-              <w:t xml:space="preserve">, </w:t>
-            </w:r>
-            <w:proofErr w:type="spellStart"/>
-            <w:r>
-              <w:t>SnakeYAML</w:t>
-            </w:r>
-            <w:proofErr w:type="spellEnd"/>
-          </w:p>
-        </w:tc>
-        <w:tc>
-          <w:tcPr>
-            <w:tcW w:w="0" w:type="auto"/>
-            <w:tcBorders>
-              <w:top w:val="single" w:sz="6" w:space="0" w:color="33353B"/>
-              <w:left w:val="single" w:sz="6" w:space="0" w:color="33353B"/>
-              <w:bottom w:val="single" w:sz="6" w:space="0" w:color="33353B"/>
-              <w:right w:val="single" w:sz="6" w:space="0" w:color="33353B"/>
-            </w:tcBorders>
-            <w:shd w:val="clear" w:color="auto" w:fill="auto"/>
-            <w:tcMar>
-              <w:top w:w="90" w:type="dxa"/>
-              <w:left w:w="195" w:type="dxa"/>
-              <w:bottom w:w="90" w:type="dxa"/>
-              <w:right w:w="195" w:type="dxa"/>
-            </w:tcMar>
-            <w:vAlign w:val="center"/>
-            <w:hideMark/>
-          </w:tcPr>
-          <w:p>
-            <w:pPr>
-              <w:spacing w:before="0" w:after="0"/>
-              <w:jc w:val="left"/>
-            </w:pPr>
-            <w:proofErr w:type="spellStart"/>
-            <w:r>
-              <w:t>Парсинг</w:t>
-            </w:r>
-            <w:proofErr w:type="spellEnd"/>
-            <w:r>
-              <w:t xml:space="preserve"> JSON/YAML (в парсерах)</w:t>
-            </w:r>
-          </w:p>
-        </w:tc>
-      </w:tr>
-      <w:tr>
-        <w:tc>
-          <w:tcPr>
-            <w:tcW w:w="0" w:type="auto"/>
-            <w:tcBorders>
-              <w:top w:val="single" w:sz="6" w:space="0" w:color="33353B"/>
-              <w:left w:val="single" w:sz="6" w:space="0" w:color="33353B"/>
-              <w:bottom w:val="single" w:sz="6" w:space="0" w:color="33353B"/>
-              <w:right w:val="single" w:sz="6" w:space="0" w:color="33353B"/>
-            </w:tcBorders>
-            <w:shd w:val="clear" w:color="auto" w:fill="auto"/>
-            <w:tcMar>
-              <w:top w:w="90" w:type="dxa"/>
-              <w:left w:w="195" w:type="dxa"/>
-              <w:bottom w:w="90" w:type="dxa"/>
-              <w:right w:w="195" w:type="dxa"/>
-            </w:tcMar>
-            <w:vAlign w:val="center"/>
-            <w:hideMark/>
-          </w:tcPr>
-          <w:p>
-            <w:pPr>
-              <w:spacing w:before="0" w:after="0"/>
-              <w:jc w:val="left"/>
-            </w:pPr>
-            <w:proofErr w:type="spellStart"/>
-            <w:r>
-              <w:t>springdoc-openapi</w:t>
-            </w:r>
-            <w:proofErr w:type="spellEnd"/>
-          </w:p>
-        </w:tc>
-        <w:tc>
-          <w:tcPr>
-            <w:tcW w:w="0" w:type="auto"/>
-            <w:tcBorders>
-              <w:top w:val="single" w:sz="6" w:space="0" w:color="33353B"/>
-              <w:left w:val="single" w:sz="6" w:space="0" w:color="33353B"/>
-              <w:bottom w:val="single" w:sz="6" w:space="0" w:color="33353B"/>
-              <w:right w:val="single" w:sz="6" w:space="0" w:color="33353B"/>
-            </w:tcBorders>
-            <w:shd w:val="clear" w:color="auto" w:fill="auto"/>
-            <w:tcMar>
-              <w:top w:w="90" w:type="dxa"/>
-              <w:left w:w="195" w:type="dxa"/>
-              <w:bottom w:w="90" w:type="dxa"/>
-              <w:right w:w="195" w:type="dxa"/>
-            </w:tcMar>
-            <w:vAlign w:val="center"/>
-            <w:hideMark/>
-          </w:tcPr>
-          <w:p>
-            <w:pPr>
-              <w:spacing w:before="0" w:after="0"/>
-              <w:jc w:val="left"/>
-            </w:pPr>
-            <w:proofErr w:type="spellStart"/>
-            <w:r>
-              <w:t>Swagger</w:t>
-            </w:r>
-            <w:proofErr w:type="spellEnd"/>
-            <w:r>
-              <w:t xml:space="preserve"> UI</w:t>
-            </w:r>
-          </w:p>
-        </w:tc>
-      </w:tr>
-      <w:tr>
-        <w:tc>
-          <w:tcPr>
-            <w:tcW w:w="0" w:type="auto"/>
-            <w:tcBorders>
-              <w:top w:val="single" w:sz="6" w:space="0" w:color="33353B"/>
-              <w:left w:val="single" w:sz="6" w:space="0" w:color="33353B"/>
-              <w:bottom w:val="single" w:sz="6" w:space="0" w:color="33353B"/>
-              <w:right w:val="single" w:sz="6" w:space="0" w:color="33353B"/>
-            </w:tcBorders>
-            <w:shd w:val="clear" w:color="auto" w:fill="auto"/>
-            <w:tcMar>
-              <w:top w:w="90" w:type="dxa"/>
-              <w:left w:w="195" w:type="dxa"/>
-              <w:bottom w:w="90" w:type="dxa"/>
-              <w:right w:w="195" w:type="dxa"/>
-            </w:tcMar>
-            <w:vAlign w:val="center"/>
-            <w:hideMark/>
-          </w:tcPr>
-          <w:p>
-            <w:pPr>
-              <w:spacing w:before="0" w:after="0"/>
-              <w:jc w:val="left"/>
-            </w:pPr>
-            <w:proofErr w:type="spellStart"/>
-            <w:r>
-              <w:t>JUnit</w:t>
-            </w:r>
-            <w:proofErr w:type="spellEnd"/>
-            <w:r>
-              <w:t xml:space="preserve"> 5, </w:t>
-            </w:r>
-            <w:proofErr w:type="spellStart"/>
-            <w:r>
-              <w:t>Mockito</w:t>
-            </w:r>
-            <w:proofErr w:type="spellEnd"/>
-            <w:r>
-              <w:t xml:space="preserve">, </w:t>
-            </w:r>
-            <w:proofErr w:type="spellStart"/>
-            <w:r>
-              <w:t>MockMvc</w:t>
-            </w:r>
-            <w:proofErr w:type="spellEnd"/>
-          </w:p>
-        </w:tc>
-        <w:tc>
-          <w:tcPr>
-            <w:tcW w:w="0" w:type="auto"/>
-            <w:tcBorders>
-              <w:top w:val="single" w:sz="6" w:space="0" w:color="33353B"/>
-              <w:left w:val="single" w:sz="6" w:space="0" w:color="33353B"/>
-              <w:bottom w:val="single" w:sz="6" w:space="0" w:color="33353B"/>
-              <w:right w:val="single" w:sz="6" w:space="0" w:color="33353B"/>
-            </w:tcBorders>
-            <w:shd w:val="clear" w:color="auto" w:fill="auto"/>
-            <w:tcMar>
-              <w:top w:w="90" w:type="dxa"/>
-              <w:left w:w="195" w:type="dxa"/>
-              <w:bottom w:w="90" w:type="dxa"/>
-              <w:right w:w="195" w:type="dxa"/>
-            </w:tcMar>
-            <w:vAlign w:val="center"/>
-            <w:hideMark/>
-          </w:tcPr>
-          <w:p>
-            <w:pPr>
-              <w:spacing w:before="0" w:after="0"/>
-              <w:jc w:val="left"/>
-            </w:pPr>
-            <w:r>
-              <w:t>Тестирование</w:t>
-            </w:r>
-          </w:p>
-        </w:tc>
-      </w:tr>
-      <w:tr>
-        <w:tc>
-          <w:tcPr>
-            <w:tcW w:w="0" w:type="auto"/>
-            <w:tcBorders>
-              <w:top w:val="single" w:sz="6" w:space="0" w:color="33353B"/>
-              <w:left w:val="single" w:sz="6" w:space="0" w:color="33353B"/>
-              <w:bottom w:val="single" w:sz="6" w:space="0" w:color="33353B"/>
-              <w:right w:val="single" w:sz="6" w:space="0" w:color="33353B"/>
-            </w:tcBorders>
-            <w:shd w:val="clear" w:color="auto" w:fill="auto"/>
-            <w:tcMar>
-              <w:top w:w="90" w:type="dxa"/>
-              <w:left w:w="195" w:type="dxa"/>
-              <w:bottom w:w="90" w:type="dxa"/>
-              <w:right w:w="195" w:type="dxa"/>
-            </w:tcMar>
-            <w:vAlign w:val="center"/>
-            <w:hideMark/>
-          </w:tcPr>
-          <w:p>
-            <w:pPr>
-              <w:spacing w:before="0" w:after="0"/>
-              <w:jc w:val="left"/>
-            </w:pPr>
-            <w:proofErr w:type="spellStart"/>
-            <w:r>
-              <w:t>Docker</w:t>
-            </w:r>
-            <w:proofErr w:type="spellEnd"/>
-            <w:r>
-              <w:t xml:space="preserve"> </w:t>
-            </w:r>
-            <w:proofErr w:type="spellStart"/>
-            <w:r>
-              <w:t>Compose</w:t>
-            </w:r>
-            <w:proofErr w:type="spellEnd"/>
-          </w:p>
-        </w:tc>
-        <w:tc>
-          <w:tcPr>
-            <w:tcW w:w="0" w:type="auto"/>
-            <w:tcBorders>
-              <w:top w:val="single" w:sz="6" w:space="0" w:color="33353B"/>
-              <w:left w:val="single" w:sz="6" w:space="0" w:color="33353B"/>
-              <w:bottom w:val="single" w:sz="6" w:space="0" w:color="33353B"/>
-              <w:right w:val="single" w:sz="6" w:space="0" w:color="33353B"/>
-            </w:tcBorders>
-            <w:shd w:val="clear" w:color="auto" w:fill="auto"/>
-            <w:tcMar>
-              <w:top w:w="90" w:type="dxa"/>
-              <w:left w:w="195" w:type="dxa"/>
-              <w:bottom w:w="90" w:type="dxa"/>
-              <w:right w:w="195" w:type="dxa"/>
-            </w:tcMar>
-            <w:vAlign w:val="center"/>
-            <w:hideMark/>
-          </w:tcPr>
-          <w:p>
-            <w:pPr>
-              <w:spacing w:before="0" w:after="0"/>
-              <w:jc w:val="left"/>
-            </w:pPr>
-            <w:r>
-              <w:t>Локальный запуск БД</w:t>
-            </w:r>
-          </w:p>
-        </w:tc>
-      </w:tr>
-    </w:tbl>
-    <w:p>
-      <w:pPr>
-        <w:spacing w:before="0" w:after="0"/>
-        <w:jc w:val="left"/>
-      </w:pPr>
-    </w:p>
-    <w:p>
-      <w:pPr>
-        <w:spacing w:before="0" w:after="0"/>
-        <w:jc w:val="left"/>
-      </w:pPr>
-    </w:p>
-    <w:p>
-      <w:pPr>
-        <w:spacing w:before="0" w:after="0"/>
-        <w:jc w:val="left"/>
-      </w:pPr>
-    </w:p>
-    <w:p>
-      <w:pPr>
-        <w:spacing w:before="0" w:after="0"/>
-        <w:jc w:val="left"/>
         <w:sectPr>
-          <w:footerReference w:type="even" r:id="rId14"/>
-          <w:footerReference w:type="default" r:id="rId15"/>
+          <w:footerReference w:type="even" r:id="rId17"/>
+          <w:footerReference w:type="default" r:id="rId18"/>
           <w:pgSz w:w="11906" w:h="16838"/>
           <w:pgMar w:top="1134" w:right="1134" w:bottom="1134" w:left="1701" w:header="1134" w:footer="1134" w:gutter="0"/>
           <w:cols w:space="708"/>
@@ -5788,106 +5896,21 @@
           <w:docGrid w:linePitch="381"/>
         </w:sectPr>
       </w:pPr>
-      <w:r>
-        <w:fldChar w:fldCharType="begin"/>
-      </w:r>
-      <w:r>
-        <w:instrText xml:space="preserve"> INCLUDEPICTURE "http://localhost:63343/markdownPreview/838154098/docs" \* MERGEFORMATINET </w:instrText>
-      </w:r>
-      <w:r>
-        <w:fldChar w:fldCharType="separate"/>
-      </w:r>
-      <w:r>
-        <mc:AlternateContent>
-          <mc:Choice Requires="wps">
-            <w:drawing>
-              <wp:inline distT="0" distB="0" distL="0" distR="0" wp14:anchorId="6C92F7FC" wp14:editId="394AD4BC">
-                <wp:extent cx="306705" cy="306705"/>
-                <wp:effectExtent l="0" t="0" r="0" b="0"/>
-                <wp:docPr id="221844300" name="Прямоугольник 3"/>
-                <wp:cNvGraphicFramePr>
-                  <a:graphicFrameLocks xmlns:a="http://schemas.openxmlformats.org/drawingml/2006/main" noChangeAspect="1"/>
-                </wp:cNvGraphicFramePr>
-                <a:graphic xmlns:a="http://schemas.openxmlformats.org/drawingml/2006/main">
-                  <a:graphicData uri="http://schemas.microsoft.com/office/word/2010/wordprocessingShape">
-                    <wps:wsp>
-                      <wps:cNvSpPr>
-                        <a:spLocks noChangeAspect="1" noChangeArrowheads="1"/>
-                      </wps:cNvSpPr>
-                      <wps:spPr bwMode="auto">
-                        <a:xfrm>
-                          <a:off x="0" y="0"/>
-                          <a:ext cx="306705" cy="306705"/>
-                        </a:xfrm>
-                        <a:prstGeom prst="rect">
-                          <a:avLst/>
-                        </a:prstGeom>
-                        <a:noFill/>
-                        <a:ln>
-                          <a:noFill/>
-                        </a:ln>
-                        <a:extLst>
-                          <a:ext uri="{909E8E84-426E-40DD-AFC4-6F175D3DCCD1}">
-                            <a14:hiddenFill xmlns:a14="http://schemas.microsoft.com/office/drawing/2010/main">
-                              <a:solidFill>
-                                <a:srgbClr val="FFFFFF"/>
-                              </a:solidFill>
-                            </a14:hiddenFill>
-                          </a:ext>
-                          <a:ext uri="{91240B29-F687-4F45-9708-019B960494DF}">
-                            <a14:hiddenLine xmlns:a14="http://schemas.microsoft.com/office/drawing/2010/main" w="9525">
-                              <a:solidFill>
-                                <a:srgbClr val="000000"/>
-                              </a:solidFill>
-                              <a:miter lim="800000"/>
-                              <a:headEnd/>
-                              <a:tailEnd/>
-                            </a14:hiddenLine>
-                          </a:ext>
-                        </a:extLst>
-                      </wps:spPr>
-                      <wps:bodyPr rot="0" vert="horz" wrap="square" lIns="91440" tIns="45720" rIns="91440" bIns="45720" anchor="t" anchorCtr="0" upright="1">
-                        <a:noAutofit/>
-                      </wps:bodyPr>
-                    </wps:wsp>
-                  </a:graphicData>
-                </a:graphic>
-              </wp:inline>
-            </w:drawing>
-          </mc:Choice>
-          <mc:Fallback>
-            <w:pict>
-              <v:rect w14:anchorId="03A71A0F" id="Прямоугольник 3" o:spid="_x0000_s1026" style="width:24.15pt;height:24.15pt;visibility:visible;mso-wrap-style:square;mso-left-percent:-10001;mso-top-percent:-10001;mso-position-horizontal:absolute;mso-position-horizontal-relative:char;mso-position-vertical:absolute;mso-position-vertical-relative:line;mso-left-percent:-10001;mso-top-percent:-10001;v-text-anchor:top" o:gfxdata="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" filled="f" stroked="f">
-                <o:lock v:ext="edit" aspectratio="t"/>
-                <w10:anchorlock/>
-              </v:rect>
-            </w:pict>
-          </mc:Fallback>
-        </mc:AlternateContent>
-      </w:r>
-      <w:r>
-        <w:fldChar w:fldCharType="end"/>
-      </w:r>
     </w:p>
-    <w:bookmarkEnd w:id="3"/>
+    <w:bookmarkEnd w:id="9"/>
+    <w:p/>
     <w:p>
       <w:pPr>
-        <w:spacing w:before="0" w:after="0"/>
-        <w:jc w:val="left"/>
-      </w:pPr>
-    </w:p>
-    <w:p>
-      <w:pPr>
         <w:pStyle w:val="1"/>
       </w:pPr>
-      <w:bookmarkStart w:id="9" w:name="_Toc230415670"/>
+      <w:bookmarkStart w:id="14" w:name="_Toc232175748"/>
       <w:r>
         <w:t>П</w:t>
       </w:r>
       <w:r>
         <w:t>ример работы программы</w:t>
       </w:r>
-      <w:bookmarkEnd w:id="9"/>
+      <w:bookmarkEnd w:id="14"/>
     </w:p>
     <w:p>
       <w:r>
@@ -6016,6 +6039,9 @@
         <w:keepNext/>
       </w:pPr>
       <w:r>
+        <w:rPr>
+          <w:noProof/>
+        </w:rPr>
         <w:drawing>
           <wp:inline distT="0" distB="0" distL="0" distR="0" wp14:anchorId="1C157D2E" wp14:editId="172BB0E1">
             <wp:extent cx="5760085" cy="3312160"/>
@@ -6032,7 +6058,7 @@
                     <pic:cNvPicPr/>
                   </pic:nvPicPr>
                   <pic:blipFill>
-                    <a:blip r:embed="rId16"/>
+                    <a:blip r:embed="rId19"/>
                     <a:stretch>
                       <a:fillRect/>
                     </a:stretch>
@@ -6064,10 +6090,11 @@
     <w:p>
       <w:pPr>
         <w:keepNext/>
-        <w:spacing w:before="0" w:after="0"/>
-        <w:jc w:val="left"/>
-      </w:pPr>
-      <w:r>
+      </w:pPr>
+      <w:r>
+        <w:rPr>
+          <w:noProof/>
+        </w:rPr>
         <w:lastRenderedPageBreak/>
         <w:drawing>
           <wp:inline distT="0" distB="0" distL="0" distR="0" wp14:anchorId="3D02CB24" wp14:editId="140405EE">
@@ -6085,7 +6112,7 @@
                     <pic:cNvPicPr/>
                   </pic:nvPicPr>
                   <pic:blipFill>
-                    <a:blip r:embed="rId17"/>
+                    <a:blip r:embed="rId20"/>
                     <a:stretch>
                       <a:fillRect/>
                     </a:stretch>
@@ -6109,7 +6136,6 @@
     <w:p>
       <w:pPr>
         <w:pStyle w:val="af5"/>
-        <w:jc w:val="left"/>
       </w:pPr>
       <w:r>
         <w:t>Рисунок 6 Пример 5</w:t>
@@ -6122,90 +6148,139 @@
       <w:pPr>
         <w:pStyle w:val="1"/>
       </w:pPr>
-      <w:bookmarkStart w:id="10" w:name="_Toc230415671"/>
+      <w:bookmarkStart w:id="15" w:name="_Toc232175749"/>
       <w:r>
         <w:lastRenderedPageBreak/>
         <w:t>Заключение</w:t>
       </w:r>
-      <w:bookmarkEnd w:id="10"/>
+      <w:bookmarkEnd w:id="15"/>
     </w:p>
     <w:p>
       <w:pPr>
-        <w:rPr>
-          <w:lang w:val="en-US"/>
-        </w:rPr>
-      </w:pPr>
-      <w:r>
-        <w:t>В рамках лабораторной работы десктопный/консольный сервис анализа миссий преобразован в клиент–серверное веб-приложение с постоянным хранением данных. Архитектура разделена на слои (API, сервис, </w:t>
+        <w:jc w:val="both"/>
+      </w:pPr>
+      <w:r>
+        <w:t>В рамках работы разработана веб-система </w:t>
+      </w:r>
+      <w:r>
+        <w:rPr>
+          <w:b/>
+          <w:bCs/>
+        </w:rPr>
+        <w:t xml:space="preserve">DD </w:t>
       </w:r>
       <w:proofErr w:type="spellStart"/>
       <w:r>
-        <w:t>persistence</w:t>
+        <w:rPr>
+          <w:b/>
+          <w:bCs/>
+        </w:rPr>
+        <w:t>Person</w:t>
       </w:r>
       <w:proofErr w:type="spellEnd"/>
       <w:r>
-        <w:t>, </w:t>
+        <w:t xml:space="preserve"> для генерации портретов персонажей D&amp;D через </w:t>
       </w:r>
       <w:proofErr w:type="spellStart"/>
       <w:r>
-        <w:t>domain</w:t>
+        <w:t>GigaChat</w:t>
       </w:r>
       <w:proofErr w:type="spellEnd"/>
       <w:r>
-        <w:t>/</w:t>
-      </w:r>
-      <w:proofErr w:type="spellStart"/>
-      <w:r>
-        <w:t>parser</w:t>
-      </w:r>
-      <w:proofErr w:type="spellEnd"/>
-      <w:r>
-        <w:t>/</w:t>
-      </w:r>
-      <w:proofErr w:type="spellStart"/>
-      <w:r>
-        <w:t>reporter</w:t>
-      </w:r>
-      <w:proofErr w:type="spellEnd"/>
-      <w:r>
-        <w:t xml:space="preserve">), что упрощает сопровождение и расширение. Использование Spring Boot сократило объём инфраструктурного кода (HTTP, DI, JPA, обработка ошибок), а </w:t>
-      </w:r>
-      <w:proofErr w:type="spellStart"/>
-      <w:r>
-        <w:t>переиспользование</w:t>
-      </w:r>
-      <w:proofErr w:type="spellEnd"/>
-      <w:r>
-        <w:t xml:space="preserve"> модулей </w:t>
-      </w:r>
-      <w:proofErr w:type="spellStart"/>
-      <w:r>
-        <w:t>парсинга</w:t>
-      </w:r>
-      <w:proofErr w:type="spellEnd"/>
-      <w:r>
-        <w:t xml:space="preserve"> и отчётов сохранило преемственность с предыдущими лабораторными работами.</w:t>
+        <w:t>. Реализован полный цикл: регистрация и авторизация, создание запроса на генерацию, асинхронная обработка, просмотр результата, история, шаблоны персонажей и избранное.</w:t>
       </w:r>
     </w:p>
     <w:p>
       <w:pPr>
-        <w:rPr>
-          <w:rFonts w:eastAsia="Times New Roman"/>
-        </w:rPr>
-      </w:pPr>
+        <w:jc w:val="both"/>
+      </w:pPr>
+      <w:r>
+        <w:t xml:space="preserve">Применены современные подходы: REST API, JWT в </w:t>
+      </w:r>
+      <w:proofErr w:type="spellStart"/>
+      <w:r>
+        <w:t>HttpOnly</w:t>
+      </w:r>
+      <w:proofErr w:type="spellEnd"/>
+      <w:r>
+        <w:t xml:space="preserve"> </w:t>
+      </w:r>
+      <w:proofErr w:type="spellStart"/>
+      <w:r>
+        <w:t>cookies</w:t>
+      </w:r>
+      <w:proofErr w:type="spellEnd"/>
+      <w:r>
+        <w:t>, ORM (JPA/</w:t>
+      </w:r>
+      <w:proofErr w:type="spellStart"/>
+      <w:r>
+        <w:t>Hibernate</w:t>
+      </w:r>
+      <w:proofErr w:type="spellEnd"/>
+      <w:r>
+        <w:t>), асинхронная обработка, </w:t>
+      </w:r>
+      <w:proofErr w:type="spellStart"/>
+      <w:r>
+        <w:t>rate</w:t>
+      </w:r>
+      <w:proofErr w:type="spellEnd"/>
+      <w:r>
+        <w:t xml:space="preserve"> </w:t>
+      </w:r>
+      <w:proofErr w:type="spellStart"/>
+      <w:r>
+        <w:t>limiting</w:t>
+      </w:r>
+      <w:proofErr w:type="spellEnd"/>
+      <w:r>
+        <w:t xml:space="preserve"> через </w:t>
+      </w:r>
+      <w:proofErr w:type="spellStart"/>
+      <w:r>
+        <w:t>Redis</w:t>
+      </w:r>
+      <w:proofErr w:type="spellEnd"/>
+      <w:r>
+        <w:t xml:space="preserve">, модульная сборка промптов и изоляция внешнего API через порт/адаптер. Клиентская часть предоставляет формы параметров на русском языке без необходимости редактировать </w:t>
+      </w:r>
+      <w:proofErr w:type="spellStart"/>
+      <w:r>
+        <w:t>промпт</w:t>
+      </w:r>
+      <w:proofErr w:type="spellEnd"/>
+      <w:r>
+        <w:t xml:space="preserve"> вручную.</w:t>
+      </w:r>
     </w:p>
     <w:p>
       <w:pPr>
-        <w:spacing w:before="0" w:after="0"/>
-        <w:jc w:val="left"/>
-        <w:rPr>
-          <w:rFonts w:eastAsia="Times New Roman"/>
-        </w:rPr>
-      </w:pPr>
-      <w:r>
-        <w:rPr>
-          <w:rFonts w:eastAsia="Times New Roman"/>
-        </w:rPr>
+        <w:jc w:val="both"/>
+      </w:pPr>
+      <w:r>
+        <w:t xml:space="preserve">Поставленная цель достигнута. Система работает на </w:t>
+      </w:r>
+      <w:proofErr w:type="spellStart"/>
+      <w:r>
+        <w:t>localhost</w:t>
+      </w:r>
+      <w:proofErr w:type="spellEnd"/>
+      <w:r>
+        <w:t>, документирована и покрыта автоматическими тестами. В перспективе возможны: миграции БД (</w:t>
+      </w:r>
+      <w:proofErr w:type="spellStart"/>
+      <w:r>
+        <w:t>Flyway</w:t>
+      </w:r>
+      <w:proofErr w:type="spellEnd"/>
+      <w:r>
+        <w:t>), планировщик очистки старых файлов, деплой на сервер — для учебного проекта это не требовалось.</w:t>
+      </w:r>
+    </w:p>
+    <w:p/>
+    <w:p>
+      <w:r>
         <w:br w:type="page"/>
       </w:r>
     </w:p>
@@ -6216,7 +6291,7 @@
           <w:rFonts w:eastAsia="Times New Roman"/>
         </w:rPr>
       </w:pPr>
-      <w:bookmarkStart w:id="11" w:name="_Toc230415672"/>
+      <w:bookmarkStart w:id="16" w:name="_Toc232175750"/>
       <w:r>
         <w:rPr>
           <w:rFonts w:eastAsia="Times New Roman"/>
@@ -6224,7 +6299,7 @@
         <w:lastRenderedPageBreak/>
         <w:t>Список литературы</w:t>
       </w:r>
-      <w:bookmarkEnd w:id="11"/>
+      <w:bookmarkEnd w:id="16"/>
     </w:p>
     <w:p>
       <w:pPr>
@@ -6239,10 +6314,7 @@
       </w:r>
     </w:p>
     <w:p>
-      <w:pPr>
-        <w:jc w:val="left"/>
-      </w:pPr>
-      <w:hyperlink r:id="rId18" w:history="1">
+      <w:hyperlink r:id="rId21" w:history="1">
         <w:r>
           <w:rPr>
             <w:rStyle w:val="af4"/>
@@ -6253,13 +6325,8 @@
     </w:p>
     <w:p>
       <w:pPr>
-        <w:spacing w:before="0" w:after="0"/>
-        <w:jc w:val="left"/>
-        <w:rPr>
-          <w:rFonts w:eastAsia="Times New Roman" w:cs="Times New Roman"/>
+        <w:rPr>
           <w:color w:val="81858C"/>
-          <w:sz w:val="24"/>
-          <w:szCs w:val="24"/>
         </w:rPr>
       </w:pPr>
     </w:p>
@@ -6279,9 +6346,6 @@
 <w:endnotes xmlns:wpc="http://schemas.microsoft.com/office/word/2010/wordprocessingCanvas" xmlns:cx="http://schemas.microsoft.com/office/drawing/2014/chartex" xmlns:cx1="http://schemas.microsoft.com/office/drawing/2015/9/8/chartex" xmlns:cx2="http://schemas.microsoft.com/office/drawing/2015/10/21/chartex" xmlns:cx3="http://schemas.microsoft.com/office/drawing/2016/5/9/chartex" xmlns:cx4="http://schemas.microsoft.com/office/drawing/2016/5/10/chartex" xmlns:cx5="http://schemas.microsoft.com/office/drawing/2016/5/11/chartex" xmlns:cx6="http://schemas.microsoft.com/office/drawing/2016/5/12/chartex" xmlns:cx7="http://schemas.microsoft.com/office/drawing/2016/5/13/chartex" xmlns:cx8="http://schemas.microsoft.com/office/drawing/2016/5/14/chartex" xmlns:mc="http://schemas.openxmlformats.org/markup-compatibility/2006" xmlns:aink="http://schemas.microsoft.com/office/drawing/2016/ink" xmlns:am3d="http://schemas.microsoft.com/office/drawing/2017/model3d" xmlns:o="urn:schemas-microsoft-com:office:office" xmlns:oel="http://schemas.microsoft.com/office/2019/extlst" xmlns:r="http://schemas.openxmlformats.org/officeDocument/2006/relationships" xmlns:m="http://schemas.openxmlformats.org/officeDocument/2006/math" xmlns:v="urn:schemas-microsoft-com:vml" xmlns:wp14="http://schemas.microsoft.com/office/word/2010/wordprocessingDrawing" xmlns:wp="http://schemas.openxmlformats.org/drawingml/2006/wordprocessingDrawing" xmlns:w10="urn:schemas-microsoft-com:office:word" xmlns:w="http://schemas.openxmlformats.org/wordprocessingml/2006/main" xmlns:w14="http://schemas.microsoft.com/office/word/2010/wordml" xmlns:w15="http://schemas.microsoft.com/office/word/2012/wordml" xmlns:w16cex="http://schemas.microsoft.com/office/word/2018/wordml/cex" xmlns:w16cid="http://schemas.microsoft.com/office/word/2016/wordml/cid" xmlns:w16="http://schemas.microsoft.com/office/word/2018/wordml" xmlns:w16sdtdh="http://schemas.microsoft.com/office/word/2020/wordml/sdtdatahash" xmlns:w16se="http://schemas.microsoft.com/office/word/2015/wordml/symex" xmlns:wpg="http://schemas.microsoft.com/office/word/2010/wordprocessingGroup" xmlns:wpi="http://schemas.microsoft.com/office/word/2010/wordprocessingInk" xmlns:wne="http://schemas.microsoft.com/office/word/2006/wordml" xmlns:wps="http://schemas.microsoft.com/office/word/2010/wordprocessingShape" mc:Ignorable="w14 w15 w16se w16cid w16 w16cex w16sdtdh wp14">
   <w:endnote w:type="separator" w:id="-1">
     <w:p>
-      <w:pPr>
-        <w:spacing w:before="0" w:after="0"/>
-      </w:pPr>
       <w:r>
         <w:separator/>
       </w:r>
@@ -6289,9 +6353,6 @@
   </w:endnote>
   <w:endnote w:type="continuationSeparator" w:id="0">
     <w:p>
-      <w:pPr>
-        <w:spacing w:before="0" w:after="0"/>
-      </w:pPr>
       <w:r>
         <w:continuationSeparator/>
       </w:r>
@@ -6432,9 +6493,6 @@
 <w:footnotes xmlns:wpc="http://schemas.microsoft.com/office/word/2010/wordprocessingCanvas" xmlns:cx="http://schemas.microsoft.com/office/drawing/2014/chartex" xmlns:cx1="http://schemas.microsoft.com/office/drawing/2015/9/8/chartex" xmlns:cx2="http://schemas.microsoft.com/office/drawing/2015/10/21/chartex" xmlns:cx3="http://schemas.microsoft.com/office/drawing/2016/5/9/chartex" xmlns:cx4="http://schemas.microsoft.com/office/drawing/2016/5/10/chartex" xmlns:cx5="http://schemas.microsoft.com/office/drawing/2016/5/11/chartex" xmlns:cx6="http://schemas.microsoft.com/office/drawing/2016/5/12/chartex" xmlns:cx7="http://schemas.microsoft.com/office/drawing/2016/5/13/chartex" xmlns:cx8="http://schemas.microsoft.com/office/drawing/2016/5/14/chartex" xmlns:mc="http://schemas.openxmlformats.org/markup-compatibility/2006" xmlns:aink="http://schemas.microsoft.com/office/drawing/2016/ink" xmlns:am3d="http://schemas.microsoft.com/office/drawing/2017/model3d" xmlns:o="urn:schemas-microsoft-com:office:office" xmlns:oel="http://schemas.microsoft.com/office/2019/extlst" xmlns:r="http://schemas.openxmlformats.org/officeDocument/2006/relationships" xmlns:m="http://schemas.openxmlformats.org/officeDocument/2006/math" xmlns:v="urn:schemas-microsoft-com:vml" xmlns:wp14="http://schemas.microsoft.com/office/word/2010/wordprocessingDrawing" xmlns:wp="http://schemas.openxmlformats.org/drawingml/2006/wordprocessingDrawing" xmlns:w10="urn:schemas-microsoft-com:office:word" xmlns:w="http://schemas.openxmlformats.org/wordprocessingml/2006/main" xmlns:w14="http://schemas.microsoft.com/office/word/2010/wordml" xmlns:w15="http://schemas.microsoft.com/office/word/2012/wordml" xmlns:w16cex="http://schemas.microsoft.com/office/word/2018/wordml/cex" xmlns:w16cid="http://schemas.microsoft.com/office/word/2016/wordml/cid" xmlns:w16="http://schemas.microsoft.com/office/word/2018/wordml" xmlns:w16sdtdh="http://schemas.microsoft.com/office/word/2020/wordml/sdtdatahash" xmlns:w16se="http://schemas.microsoft.com/office/word/2015/wordml/symex" xmlns:wpg="http://schemas.microsoft.com/office/word/2010/wordprocessingGroup" xmlns:wpi="http://schemas.microsoft.com/office/word/2010/wordprocessingInk" xmlns:wne="http://schemas.microsoft.com/office/word/2006/wordml" xmlns:wps="http://schemas.microsoft.com/office/word/2010/wordprocessingShape" mc:Ignorable="w14 w15 w16se w16cid w16 w16cex w16sdtdh wp14">
   <w:footnote w:type="separator" w:id="-1">
     <w:p>
-      <w:pPr>
-        <w:spacing w:before="0" w:after="0"/>
-      </w:pPr>
       <w:r>
         <w:separator/>
       </w:r>
@@ -6442,9 +6500,6 @@
   </w:footnote>
   <w:footnote w:type="continuationSeparator" w:id="0">
     <w:p>
-      <w:pPr>
-        <w:spacing w:before="0" w:after="0"/>
-      </w:pPr>
       <w:r>
         <w:continuationSeparator/>
       </w:r>
@@ -8205,6 +8260,119 @@
     </w:lvl>
   </w:abstractNum>
   <w:abstractNum w:abstractNumId="15" w15:restartNumberingAfterBreak="0">
+    <w:nsid w:val="22984E25"/>
+    <w:multiLevelType w:val="multilevel"/>
+    <w:tmpl w:val="4C0485AA"/>
+    <w:lvl w:ilvl="0">
+      <w:start w:val="1"/>
+      <w:numFmt w:val="decimal"/>
+      <w:lvlText w:val="%1."/>
+      <w:lvlJc w:val="left"/>
+      <w:pPr>
+        <w:tabs>
+          <w:tab w:val="num" w:pos="720"/>
+        </w:tabs>
+        <w:ind w:left="720" w:hanging="360"/>
+      </w:pPr>
+    </w:lvl>
+    <w:lvl w:ilvl="1" w:tentative="1">
+      <w:start w:val="1"/>
+      <w:numFmt w:val="decimal"/>
+      <w:lvlText w:val="%2."/>
+      <w:lvlJc w:val="left"/>
+      <w:pPr>
+        <w:tabs>
+          <w:tab w:val="num" w:pos="1440"/>
+        </w:tabs>
+        <w:ind w:left="1440" w:hanging="360"/>
+      </w:pPr>
+    </w:lvl>
+    <w:lvl w:ilvl="2" w:tentative="1">
+      <w:start w:val="1"/>
+      <w:numFmt w:val="decimal"/>
+      <w:lvlText w:val="%3."/>
+      <w:lvlJc w:val="left"/>
+      <w:pPr>
+        <w:tabs>
+          <w:tab w:val="num" w:pos="2160"/>
+        </w:tabs>
+        <w:ind w:left="2160" w:hanging="360"/>
+      </w:pPr>
+    </w:lvl>
+    <w:lvl w:ilvl="3" w:tentative="1">
+      <w:start w:val="1"/>
+      <w:numFmt w:val="decimal"/>
+      <w:lvlText w:val="%4."/>
+      <w:lvlJc w:val="left"/>
+      <w:pPr>
+        <w:tabs>
+          <w:tab w:val="num" w:pos="2880"/>
+        </w:tabs>
+        <w:ind w:left="2880" w:hanging="360"/>
+      </w:pPr>
+    </w:lvl>
+    <w:lvl w:ilvl="4" w:tentative="1">
+      <w:start w:val="1"/>
+      <w:numFmt w:val="decimal"/>
+      <w:lvlText w:val="%5."/>
+      <w:lvlJc w:val="left"/>
+      <w:pPr>
+        <w:tabs>
+          <w:tab w:val="num" w:pos="3600"/>
+        </w:tabs>
+        <w:ind w:left="3600" w:hanging="360"/>
+      </w:pPr>
+    </w:lvl>
+    <w:lvl w:ilvl="5" w:tentative="1">
+      <w:start w:val="1"/>
+      <w:numFmt w:val="decimal"/>
+      <w:lvlText w:val="%6."/>
+      <w:lvlJc w:val="left"/>
+      <w:pPr>
+        <w:tabs>
+          <w:tab w:val="num" w:pos="4320"/>
+        </w:tabs>
+        <w:ind w:left="4320" w:hanging="360"/>
+      </w:pPr>
+    </w:lvl>
+    <w:lvl w:ilvl="6" w:tentative="1">
+      <w:start w:val="1"/>
+      <w:numFmt w:val="decimal"/>
+      <w:lvlText w:val="%7."/>
+      <w:lvlJc w:val="left"/>
+      <w:pPr>
+        <w:tabs>
+          <w:tab w:val="num" w:pos="5040"/>
+        </w:tabs>
+        <w:ind w:left="5040" w:hanging="360"/>
+      </w:pPr>
+    </w:lvl>
+    <w:lvl w:ilvl="7" w:tentative="1">
+      <w:start w:val="1"/>
+      <w:numFmt w:val="decimal"/>
+      <w:lvlText w:val="%8."/>
+      <w:lvlJc w:val="left"/>
+      <w:pPr>
+        <w:tabs>
+          <w:tab w:val="num" w:pos="5760"/>
+        </w:tabs>
+        <w:ind w:left="5760" w:hanging="360"/>
+      </w:pPr>
+    </w:lvl>
+    <w:lvl w:ilvl="8" w:tentative="1">
+      <w:start w:val="1"/>
+      <w:numFmt w:val="decimal"/>
+      <w:lvlText w:val="%9."/>
+      <w:lvlJc w:val="left"/>
+      <w:pPr>
+        <w:tabs>
+          <w:tab w:val="num" w:pos="6480"/>
+        </w:tabs>
+        <w:ind w:left="6480" w:hanging="360"/>
+      </w:pPr>
+    </w:lvl>
+  </w:abstractNum>
+  <w:abstractNum w:abstractNumId="16" w15:restartNumberingAfterBreak="0">
     <w:nsid w:val="298465FD"/>
     <w:multiLevelType w:val="multilevel"/>
     <w:tmpl w:val="E7A2EB80"/>
@@ -8353,7 +8521,7 @@
       </w:rPr>
     </w:lvl>
   </w:abstractNum>
-  <w:abstractNum w:abstractNumId="16" w15:restartNumberingAfterBreak="0">
+  <w:abstractNum w:abstractNumId="17" w15:restartNumberingAfterBreak="0">
     <w:nsid w:val="2A757912"/>
     <w:multiLevelType w:val="hybridMultilevel"/>
     <w:tmpl w:val="CF94EC84"/>
@@ -8439,7 +8607,7 @@
       </w:pPr>
     </w:lvl>
   </w:abstractNum>
-  <w:abstractNum w:abstractNumId="17" w15:restartNumberingAfterBreak="0">
+  <w:abstractNum w:abstractNumId="18" w15:restartNumberingAfterBreak="0">
     <w:nsid w:val="2CAC0B1A"/>
     <w:multiLevelType w:val="multilevel"/>
     <w:tmpl w:val="4836A428"/>
@@ -8588,7 +8756,7 @@
       </w:rPr>
     </w:lvl>
   </w:abstractNum>
-  <w:abstractNum w:abstractNumId="18" w15:restartNumberingAfterBreak="0">
+  <w:abstractNum w:abstractNumId="19" w15:restartNumberingAfterBreak="0">
     <w:nsid w:val="32DB46A3"/>
     <w:multiLevelType w:val="multilevel"/>
     <w:tmpl w:val="3BA0F350"/>
@@ -8737,7 +8905,7 @@
       </w:rPr>
     </w:lvl>
   </w:abstractNum>
-  <w:abstractNum w:abstractNumId="19" w15:restartNumberingAfterBreak="0">
+  <w:abstractNum w:abstractNumId="20" w15:restartNumberingAfterBreak="0">
     <w:nsid w:val="34ED2651"/>
     <w:multiLevelType w:val="multilevel"/>
     <w:tmpl w:val="7C064E82"/>
@@ -8886,7 +9054,7 @@
       </w:rPr>
     </w:lvl>
   </w:abstractNum>
-  <w:abstractNum w:abstractNumId="20" w15:restartNumberingAfterBreak="0">
+  <w:abstractNum w:abstractNumId="21" w15:restartNumberingAfterBreak="0">
     <w:nsid w:val="44715D30"/>
     <w:multiLevelType w:val="multilevel"/>
     <w:tmpl w:val="8118F510"/>
@@ -9035,7 +9203,7 @@
       </w:rPr>
     </w:lvl>
   </w:abstractNum>
-  <w:abstractNum w:abstractNumId="21" w15:restartNumberingAfterBreak="0">
+  <w:abstractNum w:abstractNumId="22" w15:restartNumberingAfterBreak="0">
     <w:nsid w:val="46643B46"/>
     <w:multiLevelType w:val="hybridMultilevel"/>
     <w:tmpl w:val="7C16E286"/>
@@ -9121,7 +9289,7 @@
       </w:pPr>
     </w:lvl>
   </w:abstractNum>
-  <w:abstractNum w:abstractNumId="22" w15:restartNumberingAfterBreak="0">
+  <w:abstractNum w:abstractNumId="23" w15:restartNumberingAfterBreak="0">
     <w:nsid w:val="4BB825BC"/>
     <w:multiLevelType w:val="multilevel"/>
     <w:tmpl w:val="B8D8A88E"/>
@@ -9270,7 +9438,7 @@
       </w:rPr>
     </w:lvl>
   </w:abstractNum>
-  <w:abstractNum w:abstractNumId="23" w15:restartNumberingAfterBreak="0">
+  <w:abstractNum w:abstractNumId="24" w15:restartNumberingAfterBreak="0">
     <w:nsid w:val="4D3C4147"/>
     <w:multiLevelType w:val="hybridMultilevel"/>
     <w:tmpl w:val="255EF5A8"/>
@@ -9383,7 +9551,7 @@
       </w:rPr>
     </w:lvl>
   </w:abstractNum>
-  <w:abstractNum w:abstractNumId="24" w15:restartNumberingAfterBreak="0">
+  <w:abstractNum w:abstractNumId="25" w15:restartNumberingAfterBreak="0">
     <w:nsid w:val="52513BC0"/>
     <w:multiLevelType w:val="hybridMultilevel"/>
     <w:tmpl w:val="08422FA6"/>
@@ -9496,7 +9664,7 @@
       </w:rPr>
     </w:lvl>
   </w:abstractNum>
-  <w:abstractNum w:abstractNumId="25" w15:restartNumberingAfterBreak="0">
+  <w:abstractNum w:abstractNumId="26" w15:restartNumberingAfterBreak="0">
     <w:nsid w:val="53DF4D95"/>
     <w:multiLevelType w:val="hybridMultilevel"/>
     <w:tmpl w:val="14AA1D4E"/>
@@ -9582,7 +9750,7 @@
       </w:pPr>
     </w:lvl>
   </w:abstractNum>
-  <w:abstractNum w:abstractNumId="26" w15:restartNumberingAfterBreak="0">
+  <w:abstractNum w:abstractNumId="27" w15:restartNumberingAfterBreak="0">
     <w:nsid w:val="570D4A82"/>
     <w:multiLevelType w:val="multilevel"/>
     <w:tmpl w:val="35AC7FBE"/>
@@ -9731,7 +9899,7 @@
       </w:rPr>
     </w:lvl>
   </w:abstractNum>
-  <w:abstractNum w:abstractNumId="27" w15:restartNumberingAfterBreak="0">
+  <w:abstractNum w:abstractNumId="28" w15:restartNumberingAfterBreak="0">
     <w:nsid w:val="5903058F"/>
     <w:multiLevelType w:val="multilevel"/>
     <w:tmpl w:val="BB5C2E02"/>
@@ -9880,7 +10048,156 @@
       </w:rPr>
     </w:lvl>
   </w:abstractNum>
-  <w:abstractNum w:abstractNumId="28" w15:restartNumberingAfterBreak="0">
+  <w:abstractNum w:abstractNumId="29" w15:restartNumberingAfterBreak="0">
+    <w:nsid w:val="5B1F0793"/>
+    <w:multiLevelType w:val="multilevel"/>
+    <w:tmpl w:val="60F04DDA"/>
+    <w:lvl w:ilvl="0">
+      <w:start w:val="1"/>
+      <w:numFmt w:val="bullet"/>
+      <w:lvlText w:val=""/>
+      <w:lvlJc w:val="left"/>
+      <w:pPr>
+        <w:tabs>
+          <w:tab w:val="num" w:pos="720"/>
+        </w:tabs>
+        <w:ind w:left="720" w:hanging="360"/>
+      </w:pPr>
+      <w:rPr>
+        <w:rFonts w:ascii="Symbol" w:hAnsi="Symbol" w:hint="default"/>
+        <w:sz w:val="20"/>
+      </w:rPr>
+    </w:lvl>
+    <w:lvl w:ilvl="1" w:tentative="1">
+      <w:start w:val="1"/>
+      <w:numFmt w:val="bullet"/>
+      <w:lvlText w:val="o"/>
+      <w:lvlJc w:val="left"/>
+      <w:pPr>
+        <w:tabs>
+          <w:tab w:val="num" w:pos="1440"/>
+        </w:tabs>
+        <w:ind w:left="1440" w:hanging="360"/>
+      </w:pPr>
+      <w:rPr>
+        <w:rFonts w:ascii="Courier New" w:hAnsi="Courier New" w:hint="default"/>
+        <w:sz w:val="20"/>
+      </w:rPr>
+    </w:lvl>
+    <w:lvl w:ilvl="2" w:tentative="1">
+      <w:start w:val="1"/>
+      <w:numFmt w:val="bullet"/>
+      <w:lvlText w:val=""/>
+      <w:lvlJc w:val="left"/>
+      <w:pPr>
+        <w:tabs>
+          <w:tab w:val="num" w:pos="2160"/>
+        </w:tabs>
+        <w:ind w:left="2160" w:hanging="360"/>
+      </w:pPr>
+      <w:rPr>
+        <w:rFonts w:ascii="Wingdings" w:hAnsi="Wingdings" w:hint="default"/>
+        <w:sz w:val="20"/>
+      </w:rPr>
+    </w:lvl>
+    <w:lvl w:ilvl="3" w:tentative="1">
+      <w:start w:val="1"/>
+      <w:numFmt w:val="bullet"/>
+      <w:lvlText w:val=""/>
+      <w:lvlJc w:val="left"/>
+      <w:pPr>
+        <w:tabs>
+          <w:tab w:val="num" w:pos="2880"/>
+        </w:tabs>
+        <w:ind w:left="2880" w:hanging="360"/>
+      </w:pPr>
+      <w:rPr>
+        <w:rFonts w:ascii="Wingdings" w:hAnsi="Wingdings" w:hint="default"/>
+        <w:sz w:val="20"/>
+      </w:rPr>
+    </w:lvl>
+    <w:lvl w:ilvl="4" w:tentative="1">
+      <w:start w:val="1"/>
+      <w:numFmt w:val="bullet"/>
+      <w:lvlText w:val=""/>
+      <w:lvlJc w:val="left"/>
+      <w:pPr>
+        <w:tabs>
+          <w:tab w:val="num" w:pos="3600"/>
+        </w:tabs>
+        <w:ind w:left="3600" w:hanging="360"/>
+      </w:pPr>
+      <w:rPr>
+        <w:rFonts w:ascii="Wingdings" w:hAnsi="Wingdings" w:hint="default"/>
+        <w:sz w:val="20"/>
+      </w:rPr>
+    </w:lvl>
+    <w:lvl w:ilvl="5" w:tentative="1">
+      <w:start w:val="1"/>
+      <w:numFmt w:val="bullet"/>
+      <w:lvlText w:val=""/>
+      <w:lvlJc w:val="left"/>
+      <w:pPr>
+        <w:tabs>
+          <w:tab w:val="num" w:pos="4320"/>
+        </w:tabs>
+        <w:ind w:left="4320" w:hanging="360"/>
+      </w:pPr>
+      <w:rPr>
+        <w:rFonts w:ascii="Wingdings" w:hAnsi="Wingdings" w:hint="default"/>
+        <w:sz w:val="20"/>
+      </w:rPr>
+    </w:lvl>
+    <w:lvl w:ilvl="6" w:tentative="1">
+      <w:start w:val="1"/>
+      <w:numFmt w:val="bullet"/>
+      <w:lvlText w:val=""/>
+      <w:lvlJc w:val="left"/>
+      <w:pPr>
+        <w:tabs>
+          <w:tab w:val="num" w:pos="5040"/>
+        </w:tabs>
+        <w:ind w:left="5040" w:hanging="360"/>
+      </w:pPr>
+      <w:rPr>
+        <w:rFonts w:ascii="Wingdings" w:hAnsi="Wingdings" w:hint="default"/>
+        <w:sz w:val="20"/>
+      </w:rPr>
+    </w:lvl>
+    <w:lvl w:ilvl="7" w:tentative="1">
+      <w:start w:val="1"/>
+      <w:numFmt w:val="bullet"/>
+      <w:lvlText w:val=""/>
+      <w:lvlJc w:val="left"/>
+      <w:pPr>
+        <w:tabs>
+          <w:tab w:val="num" w:pos="5760"/>
+        </w:tabs>
+        <w:ind w:left="5760" w:hanging="360"/>
+      </w:pPr>
+      <w:rPr>
+        <w:rFonts w:ascii="Wingdings" w:hAnsi="Wingdings" w:hint="default"/>
+        <w:sz w:val="20"/>
+      </w:rPr>
+    </w:lvl>
+    <w:lvl w:ilvl="8" w:tentative="1">
+      <w:start w:val="1"/>
+      <w:numFmt w:val="bullet"/>
+      <w:lvlText w:val=""/>
+      <w:lvlJc w:val="left"/>
+      <w:pPr>
+        <w:tabs>
+          <w:tab w:val="num" w:pos="6480"/>
+        </w:tabs>
+        <w:ind w:left="6480" w:hanging="360"/>
+      </w:pPr>
+      <w:rPr>
+        <w:rFonts w:ascii="Wingdings" w:hAnsi="Wingdings" w:hint="default"/>
+        <w:sz w:val="20"/>
+      </w:rPr>
+    </w:lvl>
+  </w:abstractNum>
+  <w:abstractNum w:abstractNumId="30" w15:restartNumberingAfterBreak="0">
     <w:nsid w:val="604E6864"/>
     <w:multiLevelType w:val="multilevel"/>
     <w:tmpl w:val="41EC80E0"/>
@@ -9993,7 +10310,7 @@
       </w:pPr>
     </w:lvl>
   </w:abstractNum>
-  <w:abstractNum w:abstractNumId="29" w15:restartNumberingAfterBreak="0">
+  <w:abstractNum w:abstractNumId="31" w15:restartNumberingAfterBreak="0">
     <w:nsid w:val="625E0761"/>
     <w:multiLevelType w:val="hybridMultilevel"/>
     <w:tmpl w:val="9D10E9D4"/>
@@ -10079,7 +10396,7 @@
       </w:pPr>
     </w:lvl>
   </w:abstractNum>
-  <w:abstractNum w:abstractNumId="30" w15:restartNumberingAfterBreak="0">
+  <w:abstractNum w:abstractNumId="32" w15:restartNumberingAfterBreak="0">
     <w:nsid w:val="693F5A04"/>
     <w:multiLevelType w:val="multilevel"/>
     <w:tmpl w:val="07A0E970"/>
@@ -10228,7 +10545,7 @@
       </w:rPr>
     </w:lvl>
   </w:abstractNum>
-  <w:abstractNum w:abstractNumId="31" w15:restartNumberingAfterBreak="0">
+  <w:abstractNum w:abstractNumId="33" w15:restartNumberingAfterBreak="0">
     <w:nsid w:val="696757E5"/>
     <w:multiLevelType w:val="multilevel"/>
     <w:tmpl w:val="4E50E73E"/>
@@ -10377,7 +10694,7 @@
       </w:rPr>
     </w:lvl>
   </w:abstractNum>
-  <w:abstractNum w:abstractNumId="32" w15:restartNumberingAfterBreak="0">
+  <w:abstractNum w:abstractNumId="34" w15:restartNumberingAfterBreak="0">
     <w:nsid w:val="6F4630DA"/>
     <w:multiLevelType w:val="multilevel"/>
     <w:tmpl w:val="BBC297C4"/>
@@ -10526,7 +10843,7 @@
       </w:rPr>
     </w:lvl>
   </w:abstractNum>
-  <w:abstractNum w:abstractNumId="33" w15:restartNumberingAfterBreak="0">
+  <w:abstractNum w:abstractNumId="35" w15:restartNumberingAfterBreak="0">
     <w:nsid w:val="702A50ED"/>
     <w:multiLevelType w:val="hybridMultilevel"/>
     <w:tmpl w:val="57B895E4"/>
@@ -10615,7 +10932,7 @@
       </w:pPr>
     </w:lvl>
   </w:abstractNum>
-  <w:abstractNum w:abstractNumId="34" w15:restartNumberingAfterBreak="0">
+  <w:abstractNum w:abstractNumId="36" w15:restartNumberingAfterBreak="0">
     <w:nsid w:val="725D1752"/>
     <w:multiLevelType w:val="multilevel"/>
     <w:tmpl w:val="AC56D08E"/>
@@ -10764,7 +11081,7 @@
       </w:rPr>
     </w:lvl>
   </w:abstractNum>
-  <w:abstractNum w:abstractNumId="35" w15:restartNumberingAfterBreak="0">
+  <w:abstractNum w:abstractNumId="37" w15:restartNumberingAfterBreak="0">
     <w:nsid w:val="78AE76AD"/>
     <w:multiLevelType w:val="multilevel"/>
     <w:tmpl w:val="226CD1CA"/>
@@ -10913,7 +11230,7 @@
       </w:rPr>
     </w:lvl>
   </w:abstractNum>
-  <w:abstractNum w:abstractNumId="36" w15:restartNumberingAfterBreak="0">
+  <w:abstractNum w:abstractNumId="38" w15:restartNumberingAfterBreak="0">
     <w:nsid w:val="7A433668"/>
     <w:multiLevelType w:val="multilevel"/>
     <w:tmpl w:val="FB4652EE"/>
@@ -11026,11 +11343,160 @@
       </w:pPr>
     </w:lvl>
   </w:abstractNum>
+  <w:abstractNum w:abstractNumId="39" w15:restartNumberingAfterBreak="0">
+    <w:nsid w:val="7BC1635E"/>
+    <w:multiLevelType w:val="multilevel"/>
+    <w:tmpl w:val="922E57DE"/>
+    <w:lvl w:ilvl="0">
+      <w:start w:val="1"/>
+      <w:numFmt w:val="bullet"/>
+      <w:lvlText w:val=""/>
+      <w:lvlJc w:val="left"/>
+      <w:pPr>
+        <w:tabs>
+          <w:tab w:val="num" w:pos="720"/>
+        </w:tabs>
+        <w:ind w:left="720" w:hanging="360"/>
+      </w:pPr>
+      <w:rPr>
+        <w:rFonts w:ascii="Symbol" w:hAnsi="Symbol" w:hint="default"/>
+        <w:sz w:val="20"/>
+      </w:rPr>
+    </w:lvl>
+    <w:lvl w:ilvl="1" w:tentative="1">
+      <w:start w:val="1"/>
+      <w:numFmt w:val="bullet"/>
+      <w:lvlText w:val="o"/>
+      <w:lvlJc w:val="left"/>
+      <w:pPr>
+        <w:tabs>
+          <w:tab w:val="num" w:pos="1440"/>
+        </w:tabs>
+        <w:ind w:left="1440" w:hanging="360"/>
+      </w:pPr>
+      <w:rPr>
+        <w:rFonts w:ascii="Courier New" w:hAnsi="Courier New" w:hint="default"/>
+        <w:sz w:val="20"/>
+      </w:rPr>
+    </w:lvl>
+    <w:lvl w:ilvl="2" w:tentative="1">
+      <w:start w:val="1"/>
+      <w:numFmt w:val="bullet"/>
+      <w:lvlText w:val=""/>
+      <w:lvlJc w:val="left"/>
+      <w:pPr>
+        <w:tabs>
+          <w:tab w:val="num" w:pos="2160"/>
+        </w:tabs>
+        <w:ind w:left="2160" w:hanging="360"/>
+      </w:pPr>
+      <w:rPr>
+        <w:rFonts w:ascii="Wingdings" w:hAnsi="Wingdings" w:hint="default"/>
+        <w:sz w:val="20"/>
+      </w:rPr>
+    </w:lvl>
+    <w:lvl w:ilvl="3" w:tentative="1">
+      <w:start w:val="1"/>
+      <w:numFmt w:val="bullet"/>
+      <w:lvlText w:val=""/>
+      <w:lvlJc w:val="left"/>
+      <w:pPr>
+        <w:tabs>
+          <w:tab w:val="num" w:pos="2880"/>
+        </w:tabs>
+        <w:ind w:left="2880" w:hanging="360"/>
+      </w:pPr>
+      <w:rPr>
+        <w:rFonts w:ascii="Wingdings" w:hAnsi="Wingdings" w:hint="default"/>
+        <w:sz w:val="20"/>
+      </w:rPr>
+    </w:lvl>
+    <w:lvl w:ilvl="4" w:tentative="1">
+      <w:start w:val="1"/>
+      <w:numFmt w:val="bullet"/>
+      <w:lvlText w:val=""/>
+      <w:lvlJc w:val="left"/>
+      <w:pPr>
+        <w:tabs>
+          <w:tab w:val="num" w:pos="3600"/>
+        </w:tabs>
+        <w:ind w:left="3600" w:hanging="360"/>
+      </w:pPr>
+      <w:rPr>
+        <w:rFonts w:ascii="Wingdings" w:hAnsi="Wingdings" w:hint="default"/>
+        <w:sz w:val="20"/>
+      </w:rPr>
+    </w:lvl>
+    <w:lvl w:ilvl="5" w:tentative="1">
+      <w:start w:val="1"/>
+      <w:numFmt w:val="bullet"/>
+      <w:lvlText w:val=""/>
+      <w:lvlJc w:val="left"/>
+      <w:pPr>
+        <w:tabs>
+          <w:tab w:val="num" w:pos="4320"/>
+        </w:tabs>
+        <w:ind w:left="4320" w:hanging="360"/>
+      </w:pPr>
+      <w:rPr>
+        <w:rFonts w:ascii="Wingdings" w:hAnsi="Wingdings" w:hint="default"/>
+        <w:sz w:val="20"/>
+      </w:rPr>
+    </w:lvl>
+    <w:lvl w:ilvl="6" w:tentative="1">
+      <w:start w:val="1"/>
+      <w:numFmt w:val="bullet"/>
+      <w:lvlText w:val=""/>
+      <w:lvlJc w:val="left"/>
+      <w:pPr>
+        <w:tabs>
+          <w:tab w:val="num" w:pos="5040"/>
+        </w:tabs>
+        <w:ind w:left="5040" w:hanging="360"/>
+      </w:pPr>
+      <w:rPr>
+        <w:rFonts w:ascii="Wingdings" w:hAnsi="Wingdings" w:hint="default"/>
+        <w:sz w:val="20"/>
+      </w:rPr>
+    </w:lvl>
+    <w:lvl w:ilvl="7" w:tentative="1">
+      <w:start w:val="1"/>
+      <w:numFmt w:val="bullet"/>
+      <w:lvlText w:val=""/>
+      <w:lvlJc w:val="left"/>
+      <w:pPr>
+        <w:tabs>
+          <w:tab w:val="num" w:pos="5760"/>
+        </w:tabs>
+        <w:ind w:left="5760" w:hanging="360"/>
+      </w:pPr>
+      <w:rPr>
+        <w:rFonts w:ascii="Wingdings" w:hAnsi="Wingdings" w:hint="default"/>
+        <w:sz w:val="20"/>
+      </w:rPr>
+    </w:lvl>
+    <w:lvl w:ilvl="8" w:tentative="1">
+      <w:start w:val="1"/>
+      <w:numFmt w:val="bullet"/>
+      <w:lvlText w:val=""/>
+      <w:lvlJc w:val="left"/>
+      <w:pPr>
+        <w:tabs>
+          <w:tab w:val="num" w:pos="6480"/>
+        </w:tabs>
+        <w:ind w:left="6480" w:hanging="360"/>
+      </w:pPr>
+      <w:rPr>
+        <w:rFonts w:ascii="Wingdings" w:hAnsi="Wingdings" w:hint="default"/>
+        <w:sz w:val="20"/>
+      </w:rPr>
+    </w:lvl>
+  </w:abstractNum>
   <w:num w:numId="1" w16cid:durableId="1212155479">
-    <w:abstractNumId w:val="28"/>
+    <w:abstractNumId w:val="30"/>
   </w:num>
   <w:num w:numId="2" w16cid:durableId="1495804392">
-    <w:abstractNumId w:val="25"/>
+    <w:abstractNumId w:val="26"/>
   </w:num>
   <w:num w:numId="3" w16cid:durableId="1550142896">
     <w:abstractNumId w:val="13"/>
@@ -11039,10 +11505,10 @@
     <w:abstractNumId w:val="7"/>
   </w:num>
   <w:num w:numId="5" w16cid:durableId="1585919952">
-    <w:abstractNumId w:val="32"/>
+    <w:abstractNumId w:val="34"/>
   </w:num>
   <w:num w:numId="6" w16cid:durableId="1122384010">
-    <w:abstractNumId w:val="23"/>
+    <w:abstractNumId w:val="24"/>
   </w:num>
   <w:num w:numId="7" w16cid:durableId="429859855">
     <w:abstractNumId w:val="8"/>
@@ -11051,7 +11517,7 @@
     <w:abstractNumId w:val="1"/>
   </w:num>
   <w:num w:numId="9" w16cid:durableId="1704400364">
-    <w:abstractNumId w:val="21"/>
+    <w:abstractNumId w:val="22"/>
   </w:num>
   <w:num w:numId="10" w16cid:durableId="68238152">
     <w:abstractNumId w:val="0"/>
@@ -11063,34 +11529,34 @@
     <w:abstractNumId w:val="3"/>
   </w:num>
   <w:num w:numId="13" w16cid:durableId="2011442323">
-    <w:abstractNumId w:val="33"/>
+    <w:abstractNumId w:val="35"/>
   </w:num>
   <w:num w:numId="14" w16cid:durableId="171385408">
     <w:abstractNumId w:val="11"/>
   </w:num>
   <w:num w:numId="15" w16cid:durableId="182520193">
-    <w:abstractNumId w:val="24"/>
+    <w:abstractNumId w:val="25"/>
   </w:num>
   <w:num w:numId="16" w16cid:durableId="309212118">
-    <w:abstractNumId w:val="15"/>
+    <w:abstractNumId w:val="16"/>
   </w:num>
   <w:num w:numId="17" w16cid:durableId="885993139">
-    <w:abstractNumId w:val="19"/>
+    <w:abstractNumId w:val="20"/>
   </w:num>
   <w:num w:numId="18" w16cid:durableId="204875445">
-    <w:abstractNumId w:val="17"/>
+    <w:abstractNumId w:val="18"/>
   </w:num>
   <w:num w:numId="19" w16cid:durableId="913852632">
-    <w:abstractNumId w:val="34"/>
+    <w:abstractNumId w:val="36"/>
   </w:num>
   <w:num w:numId="20" w16cid:durableId="828791684">
-    <w:abstractNumId w:val="27"/>
+    <w:abstractNumId w:val="28"/>
   </w:num>
   <w:num w:numId="21" w16cid:durableId="258804066">
-    <w:abstractNumId w:val="20"/>
+    <w:abstractNumId w:val="21"/>
   </w:num>
   <w:num w:numId="22" w16cid:durableId="1431124180">
-    <w:abstractNumId w:val="35"/>
+    <w:abstractNumId w:val="37"/>
   </w:num>
   <w:num w:numId="23" w16cid:durableId="1623464931">
     <w:abstractNumId w:val="2"/>
@@ -11102,19 +11568,19 @@
     <w:abstractNumId w:val="10"/>
   </w:num>
   <w:num w:numId="26" w16cid:durableId="974019458">
-    <w:abstractNumId w:val="29"/>
+    <w:abstractNumId w:val="31"/>
   </w:num>
   <w:num w:numId="27" w16cid:durableId="1389960047">
-    <w:abstractNumId w:val="16"/>
+    <w:abstractNumId w:val="17"/>
   </w:num>
   <w:num w:numId="28" w16cid:durableId="1886677851">
-    <w:abstractNumId w:val="36"/>
+    <w:abstractNumId w:val="38"/>
   </w:num>
   <w:num w:numId="29" w16cid:durableId="1267301548">
     <w:abstractNumId w:val="12"/>
   </w:num>
   <w:num w:numId="30" w16cid:durableId="147017558">
-    <w:abstractNumId w:val="30"/>
+    <w:abstractNumId w:val="32"/>
   </w:num>
   <w:num w:numId="31" w16cid:durableId="1167862984">
     <w:abstractNumId w:val="5"/>
@@ -11123,19 +11589,28 @@
     <w:abstractNumId w:val="14"/>
   </w:num>
   <w:num w:numId="33" w16cid:durableId="1811090797">
-    <w:abstractNumId w:val="22"/>
+    <w:abstractNumId w:val="23"/>
   </w:num>
   <w:num w:numId="34" w16cid:durableId="1825706148">
-    <w:abstractNumId w:val="18"/>
+    <w:abstractNumId w:val="19"/>
   </w:num>
   <w:num w:numId="35" w16cid:durableId="1941912468">
-    <w:abstractNumId w:val="31"/>
+    <w:abstractNumId w:val="33"/>
   </w:num>
   <w:num w:numId="36" w16cid:durableId="496191760">
-    <w:abstractNumId w:val="26"/>
+    <w:abstractNumId w:val="27"/>
   </w:num>
   <w:num w:numId="37" w16cid:durableId="606622989">
     <w:abstractNumId w:val="9"/>
+  </w:num>
+  <w:num w:numId="38" w16cid:durableId="986787167">
+    <w:abstractNumId w:val="15"/>
+  </w:num>
+  <w:num w:numId="39" w16cid:durableId="129131201">
+    <w:abstractNumId w:val="29"/>
+  </w:num>
+  <w:num w:numId="40" w16cid:durableId="719013963">
+    <w:abstractNumId w:val="39"/>
   </w:num>
 </w:numbering>
 </file>
@@ -11536,16 +12011,10 @@
   <w:style w:type="paragraph" w:default="1" w:styleId="a">
     <w:name w:val="Normal"/>
     <w:qFormat/>
-    <w:rsid w:val="007667C3"/>
-    <w:pPr>
-      <w:spacing w:before="120" w:after="320"/>
-      <w:jc w:val="both"/>
-    </w:pPr>
+    <w:rsid w:val="0040768E"/>
     <w:rPr>
-      <w:rFonts w:ascii="Times New Roman" w:eastAsiaTheme="minorEastAsia" w:hAnsi="Times New Roman"/>
+      <w:rFonts w:ascii="Times New Roman" w:eastAsia="Times New Roman" w:hAnsi="Times New Roman" w:cs="Times New Roman"/>
       <w:kern w:val="0"/>
-      <w:sz w:val="28"/>
-      <w:szCs w:val="22"/>
       <w:lang w:eastAsia="ru-RU"/>
       <w14:ligatures w14:val="none"/>
     </w:rPr>
@@ -11561,7 +12030,6 @@
     <w:pPr>
       <w:keepNext/>
       <w:keepLines/>
-      <w:spacing w:after="0"/>
       <w:outlineLvl w:val="0"/>
     </w:pPr>
     <w:rPr>
@@ -11579,17 +12047,17 @@
     <w:uiPriority w:val="9"/>
     <w:unhideWhenUsed/>
     <w:qFormat/>
-    <w:rsid w:val="004E2A73"/>
+    <w:rsid w:val="000D4FAB"/>
     <w:pPr>
       <w:keepNext/>
       <w:keepLines/>
-      <w:spacing w:before="40" w:after="0"/>
+      <w:spacing w:before="40"/>
       <w:outlineLvl w:val="1"/>
     </w:pPr>
     <w:rPr>
-      <w:rFonts w:asciiTheme="majorHAnsi" w:eastAsiaTheme="majorEastAsia" w:hAnsiTheme="majorHAnsi" w:cstheme="majorBidi"/>
-      <w:color w:val="2F5496" w:themeColor="accent1" w:themeShade="BF"/>
-      <w:sz w:val="26"/>
+      <w:rFonts w:eastAsiaTheme="majorEastAsia" w:cstheme="majorBidi"/>
+      <w:color w:val="000000" w:themeColor="text1"/>
+      <w:sz w:val="32"/>
       <w:szCs w:val="26"/>
     </w:rPr>
   </w:style>
@@ -11599,21 +12067,18 @@
     <w:next w:val="a"/>
     <w:link w:val="30"/>
     <w:uiPriority w:val="9"/>
-    <w:semiHidden/>
     <w:unhideWhenUsed/>
     <w:qFormat/>
     <w:rsid w:val="008E0DEB"/>
     <w:pPr>
       <w:keepNext/>
       <w:keepLines/>
-      <w:spacing w:before="40" w:after="0"/>
+      <w:spacing w:before="40"/>
       <w:outlineLvl w:val="2"/>
     </w:pPr>
     <w:rPr>
       <w:rFonts w:asciiTheme="majorHAnsi" w:eastAsiaTheme="majorEastAsia" w:hAnsiTheme="majorHAnsi" w:cstheme="majorBidi"/>
       <w:color w:val="1F3763" w:themeColor="accent1" w:themeShade="7F"/>
-      <w:sz w:val="24"/>
-      <w:szCs w:val="24"/>
     </w:rPr>
   </w:style>
   <w:style w:type="paragraph" w:styleId="4">
@@ -11629,7 +12094,7 @@
     <w:pPr>
       <w:keepNext/>
       <w:keepLines/>
-      <w:spacing w:before="40" w:after="0"/>
+      <w:spacing w:before="40"/>
       <w:outlineLvl w:val="3"/>
     </w:pPr>
     <w:rPr>
@@ -11742,7 +12207,6 @@
         <w:tab w:val="center" w:pos="4677"/>
         <w:tab w:val="right" w:pos="9355"/>
       </w:tabs>
-      <w:spacing w:after="0"/>
     </w:pPr>
   </w:style>
   <w:style w:type="character" w:customStyle="1" w:styleId="a6">
@@ -11772,7 +12236,6 @@
         <w:tab w:val="center" w:pos="4677"/>
         <w:tab w:val="right" w:pos="9355"/>
       </w:tabs>
-      <w:spacing w:after="0"/>
     </w:pPr>
   </w:style>
   <w:style w:type="character" w:customStyle="1" w:styleId="a8">
@@ -12247,7 +12710,6 @@
     <w:basedOn w:val="a0"/>
     <w:link w:val="3"/>
     <w:uiPriority w:val="9"/>
-    <w:semiHidden/>
     <w:rsid w:val="008E0DEB"/>
     <w:rPr>
       <w:rFonts w:asciiTheme="majorHAnsi" w:eastAsiaTheme="majorEastAsia" w:hAnsiTheme="majorHAnsi" w:cstheme="majorBidi"/>
@@ -12263,13 +12725,7 @@
     <w:rsid w:val="008E0DEB"/>
     <w:pPr>
       <w:spacing w:before="100" w:beforeAutospacing="1" w:after="100" w:afterAutospacing="1"/>
-      <w:jc w:val="left"/>
     </w:pPr>
-    <w:rPr>
-      <w:rFonts w:eastAsia="Times New Roman" w:cs="Times New Roman"/>
-      <w:sz w:val="24"/>
-      <w:szCs w:val="24"/>
-    </w:rPr>
   </w:style>
   <w:style w:type="character" w:styleId="ac">
     <w:name w:val="Strong"/>
@@ -12388,7 +12844,6 @@
     <w:rsid w:val="007667C3"/>
     <w:pPr>
       <w:spacing w:before="480" w:line="276" w:lineRule="auto"/>
-      <w:jc w:val="left"/>
       <w:outlineLvl w:val="9"/>
     </w:pPr>
     <w:rPr>
@@ -12408,18 +12863,12 @@
     <w:uiPriority w:val="39"/>
     <w:unhideWhenUsed/>
     <w:rsid w:val="007667C3"/>
-    <w:pPr>
-      <w:spacing w:after="0"/>
-      <w:jc w:val="left"/>
-    </w:pPr>
     <w:rPr>
       <w:rFonts w:asciiTheme="minorHAnsi" w:hAnsiTheme="minorHAnsi" w:cstheme="minorHAnsi"/>
       <w:b/>
       <w:bCs/>
       <w:i/>
       <w:iCs/>
-      <w:sz w:val="24"/>
-      <w:szCs w:val="24"/>
     </w:rPr>
   </w:style>
   <w:style w:type="character" w:styleId="af4">
@@ -12442,9 +12891,7 @@
     <w:unhideWhenUsed/>
     <w:rsid w:val="007667C3"/>
     <w:pPr>
-      <w:spacing w:after="0"/>
       <w:ind w:left="280"/>
-      <w:jc w:val="left"/>
     </w:pPr>
     <w:rPr>
       <w:rFonts w:asciiTheme="minorHAnsi" w:hAnsiTheme="minorHAnsi" w:cstheme="minorHAnsi"/>
@@ -12462,9 +12909,7 @@
     <w:unhideWhenUsed/>
     <w:rsid w:val="007667C3"/>
     <w:pPr>
-      <w:spacing w:before="0" w:after="0"/>
       <w:ind w:left="560"/>
-      <w:jc w:val="left"/>
     </w:pPr>
     <w:rPr>
       <w:rFonts w:asciiTheme="minorHAnsi" w:hAnsiTheme="minorHAnsi" w:cstheme="minorHAnsi"/>
@@ -12481,9 +12926,7 @@
     <w:unhideWhenUsed/>
     <w:rsid w:val="007667C3"/>
     <w:pPr>
-      <w:spacing w:before="0" w:after="0"/>
       <w:ind w:left="840"/>
-      <w:jc w:val="left"/>
     </w:pPr>
     <w:rPr>
       <w:rFonts w:asciiTheme="minorHAnsi" w:hAnsiTheme="minorHAnsi" w:cstheme="minorHAnsi"/>
@@ -12500,9 +12943,7 @@
     <w:unhideWhenUsed/>
     <w:rsid w:val="007667C3"/>
     <w:pPr>
-      <w:spacing w:before="0" w:after="0"/>
       <w:ind w:left="1120"/>
-      <w:jc w:val="left"/>
     </w:pPr>
     <w:rPr>
       <w:rFonts w:asciiTheme="minorHAnsi" w:hAnsiTheme="minorHAnsi" w:cstheme="minorHAnsi"/>
@@ -12519,9 +12960,7 @@
     <w:unhideWhenUsed/>
     <w:rsid w:val="007667C3"/>
     <w:pPr>
-      <w:spacing w:before="0" w:after="0"/>
       <w:ind w:left="1400"/>
-      <w:jc w:val="left"/>
     </w:pPr>
     <w:rPr>
       <w:rFonts w:asciiTheme="minorHAnsi" w:hAnsiTheme="minorHAnsi" w:cstheme="minorHAnsi"/>
@@ -12538,9 +12977,7 @@
     <w:unhideWhenUsed/>
     <w:rsid w:val="007667C3"/>
     <w:pPr>
-      <w:spacing w:before="0" w:after="0"/>
       <w:ind w:left="1680"/>
-      <w:jc w:val="left"/>
     </w:pPr>
     <w:rPr>
       <w:rFonts w:asciiTheme="minorHAnsi" w:hAnsiTheme="minorHAnsi" w:cstheme="minorHAnsi"/>
@@ -12557,9 +12994,7 @@
     <w:unhideWhenUsed/>
     <w:rsid w:val="007667C3"/>
     <w:pPr>
-      <w:spacing w:before="0" w:after="0"/>
       <w:ind w:left="1960"/>
-      <w:jc w:val="left"/>
     </w:pPr>
     <w:rPr>
       <w:rFonts w:asciiTheme="minorHAnsi" w:hAnsiTheme="minorHAnsi" w:cstheme="minorHAnsi"/>
@@ -12576,9 +13011,7 @@
     <w:unhideWhenUsed/>
     <w:rsid w:val="007667C3"/>
     <w:pPr>
-      <w:spacing w:before="0" w:after="0"/>
       <w:ind w:left="2240"/>
-      <w:jc w:val="left"/>
     </w:pPr>
     <w:rPr>
       <w:rFonts w:asciiTheme="minorHAnsi" w:hAnsiTheme="minorHAnsi" w:cstheme="minorHAnsi"/>
@@ -12595,7 +13028,7 @@
     <w:qFormat/>
     <w:rsid w:val="001B1C2C"/>
     <w:pPr>
-      <w:spacing w:before="0" w:after="200"/>
+      <w:spacing w:after="200"/>
     </w:pPr>
     <w:rPr>
       <w:i/>
@@ -12652,11 +13085,9 @@
         <w:tab w:val="left" w:pos="13740"/>
         <w:tab w:val="left" w:pos="14656"/>
       </w:tabs>
-      <w:spacing w:before="0" w:after="0"/>
-      <w:jc w:val="left"/>
     </w:pPr>
     <w:rPr>
-      <w:rFonts w:ascii="Courier New" w:eastAsia="Times New Roman" w:hAnsi="Courier New" w:cs="Courier New"/>
+      <w:rFonts w:ascii="Courier New" w:hAnsi="Courier New" w:cs="Courier New"/>
       <w:sz w:val="20"/>
       <w:szCs w:val="20"/>
     </w:rPr>
@@ -12683,13 +13114,7 @@
     <w:rsid w:val="004367C6"/>
     <w:pPr>
       <w:spacing w:before="100" w:beforeAutospacing="1" w:after="100" w:afterAutospacing="1"/>
-      <w:jc w:val="left"/>
     </w:pPr>
-    <w:rPr>
-      <w:rFonts w:eastAsia="Times New Roman" w:cs="Times New Roman"/>
-      <w:sz w:val="24"/>
-      <w:szCs w:val="24"/>
-    </w:rPr>
   </w:style>
   <w:style w:type="character" w:customStyle="1" w:styleId="font-semibold">
     <w:name w:val="font-semibold"/>
@@ -12705,13 +13130,7 @@
     <w:rsid w:val="004367C6"/>
     <w:pPr>
       <w:spacing w:before="100" w:beforeAutospacing="1" w:after="100" w:afterAutospacing="1"/>
-      <w:jc w:val="left"/>
     </w:pPr>
-    <w:rPr>
-      <w:rFonts w:eastAsia="Times New Roman" w:cs="Times New Roman"/>
-      <w:sz w:val="24"/>
-      <w:szCs w:val="24"/>
-    </w:rPr>
   </w:style>
   <w:style w:type="character" w:customStyle="1" w:styleId="md-inline-path-prefix">
     <w:name w:val="md-inline-path-prefix"/>
@@ -12759,12 +13178,12 @@
     <w:basedOn w:val="a0"/>
     <w:link w:val="2"/>
     <w:uiPriority w:val="9"/>
-    <w:rsid w:val="004E2A73"/>
+    <w:rsid w:val="000D4FAB"/>
     <w:rPr>
-      <w:rFonts w:asciiTheme="majorHAnsi" w:eastAsiaTheme="majorEastAsia" w:hAnsiTheme="majorHAnsi" w:cstheme="majorBidi"/>
-      <w:color w:val="2F5496" w:themeColor="accent1" w:themeShade="BF"/>
+      <w:rFonts w:ascii="Times New Roman" w:eastAsiaTheme="majorEastAsia" w:hAnsi="Times New Roman" w:cstheme="majorBidi"/>
+      <w:color w:val="000000" w:themeColor="text1"/>
       <w:kern w:val="0"/>
-      <w:sz w:val="26"/>
+      <w:sz w:val="32"/>
       <w:szCs w:val="26"/>
       <w:lang w:eastAsia="ru-RU"/>
       <w14:ligatures w14:val="none"/>

--- a/docs/Отчет.docx
+++ b/docs/Отчет.docx
@@ -794,7 +794,7 @@
             </w:rPr>
             <w:fldChar w:fldCharType="separate"/>
           </w:r>
-          <w:hyperlink w:anchor="_Toc232175736" w:history="1">
+          <w:hyperlink w:anchor="_Toc232175821" w:history="1">
             <w:r>
               <w:rPr>
                 <w:rStyle w:val="af4"/>
@@ -821,7 +821,7 @@
                 <w:noProof/>
                 <w:webHidden/>
               </w:rPr>
-              <w:instrText xml:space="preserve"> PAGEREF _Toc232175736 \h </w:instrText>
+              <w:instrText xml:space="preserve"> PAGEREF _Toc232175821 \h </w:instrText>
             </w:r>
             <w:r>
               <w:rPr>
@@ -869,7 +869,7 @@
               <w14:ligatures w14:val="standardContextual"/>
             </w:rPr>
           </w:pPr>
-          <w:hyperlink w:anchor="_Toc232175737" w:history="1">
+          <w:hyperlink w:anchor="_Toc232175822" w:history="1">
             <w:r>
               <w:rPr>
                 <w:rStyle w:val="af4"/>
@@ -896,7 +896,229 @@
                 <w:noProof/>
                 <w:webHidden/>
               </w:rPr>
-              <w:instrText xml:space="preserve"> PAGEREF _Toc232175737 \h </w:instrText>
+              <w:instrText xml:space="preserve"> PAGEREF _Toc232175822 \h </w:instrText>
+            </w:r>
+            <w:r>
+              <w:rPr>
+                <w:noProof/>
+                <w:webHidden/>
+              </w:rPr>
+            </w:r>
+            <w:r>
+              <w:rPr>
+                <w:noProof/>
+                <w:webHidden/>
+              </w:rPr>
+              <w:fldChar w:fldCharType="separate"/>
+            </w:r>
+            <w:r>
+              <w:rPr>
+                <w:noProof/>
+                <w:webHidden/>
+              </w:rPr>
+              <w:t>4</w:t>
+            </w:r>
+            <w:r>
+              <w:rPr>
+                <w:noProof/>
+                <w:webHidden/>
+              </w:rPr>
+              <w:fldChar w:fldCharType="end"/>
+            </w:r>
+          </w:hyperlink>
+        </w:p>
+        <w:p>
+          <w:pPr>
+            <w:pStyle w:val="22"/>
+            <w:tabs>
+              <w:tab w:val="right" w:leader="dot" w:pos="9061"/>
+            </w:tabs>
+            <w:rPr>
+              <w:rFonts w:eastAsiaTheme="minorEastAsia" w:cstheme="minorBidi"/>
+              <w:b w:val="0"/>
+              <w:bCs w:val="0"/>
+              <w:noProof/>
+              <w:kern w:val="2"/>
+              <w:sz w:val="24"/>
+              <w14:ligatures w14:val="standardContextual"/>
+            </w:rPr>
+          </w:pPr>
+          <w:hyperlink w:anchor="_Toc232175823" w:history="1">
+            <w:r>
+              <w:rPr>
+                <w:rStyle w:val="af4"/>
+                <w:noProof/>
+              </w:rPr>
+              <w:t>Цель</w:t>
+            </w:r>
+            <w:r>
+              <w:rPr>
+                <w:noProof/>
+                <w:webHidden/>
+              </w:rPr>
+              <w:tab/>
+            </w:r>
+            <w:r>
+              <w:rPr>
+                <w:noProof/>
+                <w:webHidden/>
+              </w:rPr>
+              <w:fldChar w:fldCharType="begin"/>
+            </w:r>
+            <w:r>
+              <w:rPr>
+                <w:noProof/>
+                <w:webHidden/>
+              </w:rPr>
+              <w:instrText xml:space="preserve"> PAGEREF _Toc232175823 \h </w:instrText>
+            </w:r>
+            <w:r>
+              <w:rPr>
+                <w:noProof/>
+                <w:webHidden/>
+              </w:rPr>
+            </w:r>
+            <w:r>
+              <w:rPr>
+                <w:noProof/>
+                <w:webHidden/>
+              </w:rPr>
+              <w:fldChar w:fldCharType="separate"/>
+            </w:r>
+            <w:r>
+              <w:rPr>
+                <w:noProof/>
+                <w:webHidden/>
+              </w:rPr>
+              <w:t>4</w:t>
+            </w:r>
+            <w:r>
+              <w:rPr>
+                <w:noProof/>
+                <w:webHidden/>
+              </w:rPr>
+              <w:fldChar w:fldCharType="end"/>
+            </w:r>
+          </w:hyperlink>
+        </w:p>
+        <w:p>
+          <w:pPr>
+            <w:pStyle w:val="22"/>
+            <w:tabs>
+              <w:tab w:val="right" w:leader="dot" w:pos="9061"/>
+            </w:tabs>
+            <w:rPr>
+              <w:rFonts w:eastAsiaTheme="minorEastAsia" w:cstheme="minorBidi"/>
+              <w:b w:val="0"/>
+              <w:bCs w:val="0"/>
+              <w:noProof/>
+              <w:kern w:val="2"/>
+              <w:sz w:val="24"/>
+              <w14:ligatures w14:val="standardContextual"/>
+            </w:rPr>
+          </w:pPr>
+          <w:hyperlink w:anchor="_Toc232175824" w:history="1">
+            <w:r>
+              <w:rPr>
+                <w:rStyle w:val="af4"/>
+                <w:noProof/>
+              </w:rPr>
+              <w:t>Задачи</w:t>
+            </w:r>
+            <w:r>
+              <w:rPr>
+                <w:noProof/>
+                <w:webHidden/>
+              </w:rPr>
+              <w:tab/>
+            </w:r>
+            <w:r>
+              <w:rPr>
+                <w:noProof/>
+                <w:webHidden/>
+              </w:rPr>
+              <w:fldChar w:fldCharType="begin"/>
+            </w:r>
+            <w:r>
+              <w:rPr>
+                <w:noProof/>
+                <w:webHidden/>
+              </w:rPr>
+              <w:instrText xml:space="preserve"> PAGEREF _Toc232175824 \h </w:instrText>
+            </w:r>
+            <w:r>
+              <w:rPr>
+                <w:noProof/>
+                <w:webHidden/>
+              </w:rPr>
+            </w:r>
+            <w:r>
+              <w:rPr>
+                <w:noProof/>
+                <w:webHidden/>
+              </w:rPr>
+              <w:fldChar w:fldCharType="separate"/>
+            </w:r>
+            <w:r>
+              <w:rPr>
+                <w:noProof/>
+                <w:webHidden/>
+              </w:rPr>
+              <w:t>4</w:t>
+            </w:r>
+            <w:r>
+              <w:rPr>
+                <w:noProof/>
+                <w:webHidden/>
+              </w:rPr>
+              <w:fldChar w:fldCharType="end"/>
+            </w:r>
+          </w:hyperlink>
+        </w:p>
+        <w:p>
+          <w:pPr>
+            <w:pStyle w:val="22"/>
+            <w:tabs>
+              <w:tab w:val="right" w:leader="dot" w:pos="9061"/>
+            </w:tabs>
+            <w:rPr>
+              <w:rFonts w:eastAsiaTheme="minorEastAsia" w:cstheme="minorBidi"/>
+              <w:b w:val="0"/>
+              <w:bCs w:val="0"/>
+              <w:noProof/>
+              <w:kern w:val="2"/>
+              <w:sz w:val="24"/>
+              <w14:ligatures w14:val="standardContextual"/>
+            </w:rPr>
+          </w:pPr>
+          <w:hyperlink w:anchor="_Toc232175825" w:history="1">
+            <w:r>
+              <w:rPr>
+                <w:rStyle w:val="af4"/>
+                <w:noProof/>
+              </w:rPr>
+              <w:t>Актуальность</w:t>
+            </w:r>
+            <w:r>
+              <w:rPr>
+                <w:noProof/>
+                <w:webHidden/>
+              </w:rPr>
+              <w:tab/>
+            </w:r>
+            <w:r>
+              <w:rPr>
+                <w:noProof/>
+                <w:webHidden/>
+              </w:rPr>
+              <w:fldChar w:fldCharType="begin"/>
+            </w:r>
+            <w:r>
+              <w:rPr>
+                <w:noProof/>
+                <w:webHidden/>
+              </w:rPr>
+              <w:instrText xml:space="preserve"> PAGEREF _Toc232175825 \h </w:instrText>
             </w:r>
             <w:r>
               <w:rPr>
@@ -944,7 +1166,7 @@
               <w14:ligatures w14:val="standardContextual"/>
             </w:rPr>
           </w:pPr>
-          <w:hyperlink w:anchor="_Toc232175738" w:history="1">
+          <w:hyperlink w:anchor="_Toc232175826" w:history="1">
             <w:r>
               <w:rPr>
                 <w:rStyle w:val="af4"/>
@@ -971,7 +1193,7 @@
                 <w:noProof/>
                 <w:webHidden/>
               </w:rPr>
-              <w:instrText xml:space="preserve"> PAGEREF _Toc232175738 \h </w:instrText>
+              <w:instrText xml:space="preserve"> PAGEREF _Toc232175826 \h </w:instrText>
             </w:r>
             <w:r>
               <w:rPr>
@@ -1019,7 +1241,7 @@
               <w14:ligatures w14:val="standardContextual"/>
             </w:rPr>
           </w:pPr>
-          <w:hyperlink w:anchor="_Toc232175739" w:history="1">
+          <w:hyperlink w:anchor="_Toc232175827" w:history="1">
             <w:r>
               <w:rPr>
                 <w:rStyle w:val="af4"/>
@@ -1046,7 +1268,229 @@
                 <w:noProof/>
                 <w:webHidden/>
               </w:rPr>
-              <w:instrText xml:space="preserve"> PAGEREF _Toc232175739 \h </w:instrText>
+              <w:instrText xml:space="preserve"> PAGEREF _Toc232175827 \h </w:instrText>
+            </w:r>
+            <w:r>
+              <w:rPr>
+                <w:noProof/>
+                <w:webHidden/>
+              </w:rPr>
+            </w:r>
+            <w:r>
+              <w:rPr>
+                <w:noProof/>
+                <w:webHidden/>
+              </w:rPr>
+              <w:fldChar w:fldCharType="separate"/>
+            </w:r>
+            <w:r>
+              <w:rPr>
+                <w:noProof/>
+                <w:webHidden/>
+              </w:rPr>
+              <w:t>6</w:t>
+            </w:r>
+            <w:r>
+              <w:rPr>
+                <w:noProof/>
+                <w:webHidden/>
+              </w:rPr>
+              <w:fldChar w:fldCharType="end"/>
+            </w:r>
+          </w:hyperlink>
+        </w:p>
+        <w:p>
+          <w:pPr>
+            <w:pStyle w:val="22"/>
+            <w:tabs>
+              <w:tab w:val="right" w:leader="dot" w:pos="9061"/>
+            </w:tabs>
+            <w:rPr>
+              <w:rFonts w:eastAsiaTheme="minorEastAsia" w:cstheme="minorBidi"/>
+              <w:b w:val="0"/>
+              <w:bCs w:val="0"/>
+              <w:noProof/>
+              <w:kern w:val="2"/>
+              <w:sz w:val="24"/>
+              <w14:ligatures w14:val="standardContextual"/>
+            </w:rPr>
+          </w:pPr>
+          <w:hyperlink w:anchor="_Toc232175828" w:history="1">
+            <w:r>
+              <w:rPr>
+                <w:rStyle w:val="af4"/>
+                <w:noProof/>
+              </w:rPr>
+              <w:t>Асинхронная генерация</w:t>
+            </w:r>
+            <w:r>
+              <w:rPr>
+                <w:noProof/>
+                <w:webHidden/>
+              </w:rPr>
+              <w:tab/>
+            </w:r>
+            <w:r>
+              <w:rPr>
+                <w:noProof/>
+                <w:webHidden/>
+              </w:rPr>
+              <w:fldChar w:fldCharType="begin"/>
+            </w:r>
+            <w:r>
+              <w:rPr>
+                <w:noProof/>
+                <w:webHidden/>
+              </w:rPr>
+              <w:instrText xml:space="preserve"> PAGEREF _Toc232175828 \h </w:instrText>
+            </w:r>
+            <w:r>
+              <w:rPr>
+                <w:noProof/>
+                <w:webHidden/>
+              </w:rPr>
+            </w:r>
+            <w:r>
+              <w:rPr>
+                <w:noProof/>
+                <w:webHidden/>
+              </w:rPr>
+              <w:fldChar w:fldCharType="separate"/>
+            </w:r>
+            <w:r>
+              <w:rPr>
+                <w:noProof/>
+                <w:webHidden/>
+              </w:rPr>
+              <w:t>6</w:t>
+            </w:r>
+            <w:r>
+              <w:rPr>
+                <w:noProof/>
+                <w:webHidden/>
+              </w:rPr>
+              <w:fldChar w:fldCharType="end"/>
+            </w:r>
+          </w:hyperlink>
+        </w:p>
+        <w:p>
+          <w:pPr>
+            <w:pStyle w:val="22"/>
+            <w:tabs>
+              <w:tab w:val="right" w:leader="dot" w:pos="9061"/>
+            </w:tabs>
+            <w:rPr>
+              <w:rFonts w:eastAsiaTheme="minorEastAsia" w:cstheme="minorBidi"/>
+              <w:b w:val="0"/>
+              <w:bCs w:val="0"/>
+              <w:noProof/>
+              <w:kern w:val="2"/>
+              <w:sz w:val="24"/>
+              <w14:ligatures w14:val="standardContextual"/>
+            </w:rPr>
+          </w:pPr>
+          <w:hyperlink w:anchor="_Toc232175829" w:history="1">
+            <w:r>
+              <w:rPr>
+                <w:rStyle w:val="af4"/>
+                <w:noProof/>
+              </w:rPr>
+              <w:t>Rate limiting через Redis</w:t>
+            </w:r>
+            <w:r>
+              <w:rPr>
+                <w:noProof/>
+                <w:webHidden/>
+              </w:rPr>
+              <w:tab/>
+            </w:r>
+            <w:r>
+              <w:rPr>
+                <w:noProof/>
+                <w:webHidden/>
+              </w:rPr>
+              <w:fldChar w:fldCharType="begin"/>
+            </w:r>
+            <w:r>
+              <w:rPr>
+                <w:noProof/>
+                <w:webHidden/>
+              </w:rPr>
+              <w:instrText xml:space="preserve"> PAGEREF _Toc232175829 \h </w:instrText>
+            </w:r>
+            <w:r>
+              <w:rPr>
+                <w:noProof/>
+                <w:webHidden/>
+              </w:rPr>
+            </w:r>
+            <w:r>
+              <w:rPr>
+                <w:noProof/>
+                <w:webHidden/>
+              </w:rPr>
+              <w:fldChar w:fldCharType="separate"/>
+            </w:r>
+            <w:r>
+              <w:rPr>
+                <w:noProof/>
+                <w:webHidden/>
+              </w:rPr>
+              <w:t>6</w:t>
+            </w:r>
+            <w:r>
+              <w:rPr>
+                <w:noProof/>
+                <w:webHidden/>
+              </w:rPr>
+              <w:fldChar w:fldCharType="end"/>
+            </w:r>
+          </w:hyperlink>
+        </w:p>
+        <w:p>
+          <w:pPr>
+            <w:pStyle w:val="22"/>
+            <w:tabs>
+              <w:tab w:val="right" w:leader="dot" w:pos="9061"/>
+            </w:tabs>
+            <w:rPr>
+              <w:rFonts w:eastAsiaTheme="minorEastAsia" w:cstheme="minorBidi"/>
+              <w:b w:val="0"/>
+              <w:bCs w:val="0"/>
+              <w:noProof/>
+              <w:kern w:val="2"/>
+              <w:sz w:val="24"/>
+              <w14:ligatures w14:val="standardContextual"/>
+            </w:rPr>
+          </w:pPr>
+          <w:hyperlink w:anchor="_Toc232175830" w:history="1">
+            <w:r>
+              <w:rPr>
+                <w:rStyle w:val="af4"/>
+                <w:noProof/>
+              </w:rPr>
+              <w:t>Прочее</w:t>
+            </w:r>
+            <w:r>
+              <w:rPr>
+                <w:noProof/>
+                <w:webHidden/>
+              </w:rPr>
+              <w:tab/>
+            </w:r>
+            <w:r>
+              <w:rPr>
+                <w:noProof/>
+                <w:webHidden/>
+              </w:rPr>
+              <w:fldChar w:fldCharType="begin"/>
+            </w:r>
+            <w:r>
+              <w:rPr>
+                <w:noProof/>
+                <w:webHidden/>
+              </w:rPr>
+              <w:instrText xml:space="preserve"> PAGEREF _Toc232175830 \h </w:instrText>
             </w:r>
             <w:r>
               <w:rPr>
@@ -1094,7 +1538,7 @@
               <w14:ligatures w14:val="standardContextual"/>
             </w:rPr>
           </w:pPr>
-          <w:hyperlink w:anchor="_Toc232175740" w:history="1">
+          <w:hyperlink w:anchor="_Toc232175831" w:history="1">
             <w:r>
               <w:rPr>
                 <w:rStyle w:val="af4"/>
@@ -1121,7 +1565,7 @@
                 <w:noProof/>
                 <w:webHidden/>
               </w:rPr>
-              <w:instrText xml:space="preserve"> PAGEREF _Toc232175740 \h </w:instrText>
+              <w:instrText xml:space="preserve"> PAGEREF _Toc232175831 \h </w:instrText>
             </w:r>
             <w:r>
               <w:rPr>
@@ -1169,7 +1613,7 @@
               <w14:ligatures w14:val="standardContextual"/>
             </w:rPr>
           </w:pPr>
-          <w:hyperlink w:anchor="_Toc232175741" w:history="1">
+          <w:hyperlink w:anchor="_Toc232175832" w:history="1">
             <w:r>
               <w:rPr>
                 <w:rStyle w:val="af4"/>
@@ -1196,7 +1640,7 @@
                 <w:noProof/>
                 <w:webHidden/>
               </w:rPr>
-              <w:instrText xml:space="preserve"> PAGEREF _Toc232175741 \h </w:instrText>
+              <w:instrText xml:space="preserve"> PAGEREF _Toc232175832 \h </w:instrText>
             </w:r>
             <w:r>
               <w:rPr>
@@ -1243,7 +1687,7 @@
               <w14:ligatures w14:val="standardContextual"/>
             </w:rPr>
           </w:pPr>
-          <w:hyperlink w:anchor="_Toc232175742" w:history="1">
+          <w:hyperlink w:anchor="_Toc232175833" w:history="1">
             <w:r>
               <w:rPr>
                 <w:rStyle w:val="af4"/>
@@ -1270,7 +1714,7 @@
                 <w:noProof/>
                 <w:webHidden/>
               </w:rPr>
-              <w:instrText xml:space="preserve"> PAGEREF _Toc232175742 \h </w:instrText>
+              <w:instrText xml:space="preserve"> PAGEREF _Toc232175833 \h </w:instrText>
             </w:r>
             <w:r>
               <w:rPr>
@@ -1317,7 +1761,7 @@
               <w14:ligatures w14:val="standardContextual"/>
             </w:rPr>
           </w:pPr>
-          <w:hyperlink w:anchor="_Toc232175743" w:history="1">
+          <w:hyperlink w:anchor="_Toc232175834" w:history="1">
             <w:r>
               <w:rPr>
                 <w:rStyle w:val="af4"/>
@@ -1344,7 +1788,7 @@
                 <w:noProof/>
                 <w:webHidden/>
               </w:rPr>
-              <w:instrText xml:space="preserve"> PAGEREF _Toc232175743 \h </w:instrText>
+              <w:instrText xml:space="preserve"> PAGEREF _Toc232175834 \h </w:instrText>
             </w:r>
             <w:r>
               <w:rPr>
@@ -1392,7 +1836,7 @@
               <w14:ligatures w14:val="standardContextual"/>
             </w:rPr>
           </w:pPr>
-          <w:hyperlink w:anchor="_Toc232175744" w:history="1">
+          <w:hyperlink w:anchor="_Toc232175835" w:history="1">
             <w:r>
               <w:rPr>
                 <w:rStyle w:val="af4"/>
@@ -1419,7 +1863,7 @@
                 <w:noProof/>
                 <w:webHidden/>
               </w:rPr>
-              <w:instrText xml:space="preserve"> PAGEREF _Toc232175744 \h </w:instrText>
+              <w:instrText xml:space="preserve"> PAGEREF _Toc232175835 \h </w:instrText>
             </w:r>
             <w:r>
               <w:rPr>
@@ -1467,7 +1911,7 @@
               <w14:ligatures w14:val="standardContextual"/>
             </w:rPr>
           </w:pPr>
-          <w:hyperlink w:anchor="_Toc232175745" w:history="1">
+          <w:hyperlink w:anchor="_Toc232175836" w:history="1">
             <w:r>
               <w:rPr>
                 <w:rStyle w:val="af4"/>
@@ -1494,7 +1938,7 @@
                 <w:noProof/>
                 <w:webHidden/>
               </w:rPr>
-              <w:instrText xml:space="preserve"> PAGEREF _Toc232175745 \h </w:instrText>
+              <w:instrText xml:space="preserve"> PAGEREF _Toc232175836 \h </w:instrText>
             </w:r>
             <w:r>
               <w:rPr>
@@ -1542,7 +1986,7 @@
               <w14:ligatures w14:val="standardContextual"/>
             </w:rPr>
           </w:pPr>
-          <w:hyperlink w:anchor="_Toc232175746" w:history="1">
+          <w:hyperlink w:anchor="_Toc232175837" w:history="1">
             <w:r>
               <w:rPr>
                 <w:rStyle w:val="af4"/>
@@ -1569,7 +2013,7 @@
                 <w:noProof/>
                 <w:webHidden/>
               </w:rPr>
-              <w:instrText xml:space="preserve"> PAGEREF _Toc232175746 \h </w:instrText>
+              <w:instrText xml:space="preserve"> PAGEREF _Toc232175837 \h </w:instrText>
             </w:r>
             <w:r>
               <w:rPr>
@@ -1617,7 +2061,7 @@
               <w14:ligatures w14:val="standardContextual"/>
             </w:rPr>
           </w:pPr>
-          <w:hyperlink w:anchor="_Toc232175747" w:history="1">
+          <w:hyperlink w:anchor="_Toc232175838" w:history="1">
             <w:r>
               <w:rPr>
                 <w:rStyle w:val="af4"/>
@@ -1644,7 +2088,7 @@
                 <w:noProof/>
                 <w:webHidden/>
               </w:rPr>
-              <w:instrText xml:space="preserve"> PAGEREF _Toc232175747 \h </w:instrText>
+              <w:instrText xml:space="preserve"> PAGEREF _Toc232175838 \h </w:instrText>
             </w:r>
             <w:r>
               <w:rPr>
@@ -1692,7 +2136,7 @@
               <w14:ligatures w14:val="standardContextual"/>
             </w:rPr>
           </w:pPr>
-          <w:hyperlink w:anchor="_Toc232175748" w:history="1">
+          <w:hyperlink w:anchor="_Toc232175839" w:history="1">
             <w:r>
               <w:rPr>
                 <w:rStyle w:val="af4"/>
@@ -1719,7 +2163,7 @@
                 <w:noProof/>
                 <w:webHidden/>
               </w:rPr>
-              <w:instrText xml:space="preserve"> PAGEREF _Toc232175748 \h </w:instrText>
+              <w:instrText xml:space="preserve"> PAGEREF _Toc232175839 \h </w:instrText>
             </w:r>
             <w:r>
               <w:rPr>
@@ -1767,7 +2211,7 @@
               <w14:ligatures w14:val="standardContextual"/>
             </w:rPr>
           </w:pPr>
-          <w:hyperlink w:anchor="_Toc232175749" w:history="1">
+          <w:hyperlink w:anchor="_Toc232175840" w:history="1">
             <w:r>
               <w:rPr>
                 <w:rStyle w:val="af4"/>
@@ -1794,7 +2238,7 @@
                 <w:noProof/>
                 <w:webHidden/>
               </w:rPr>
-              <w:instrText xml:space="preserve"> PAGEREF _Toc232175749 \h </w:instrText>
+              <w:instrText xml:space="preserve"> PAGEREF _Toc232175840 \h </w:instrText>
             </w:r>
             <w:r>
               <w:rPr>
@@ -1842,7 +2286,7 @@
               <w14:ligatures w14:val="standardContextual"/>
             </w:rPr>
           </w:pPr>
-          <w:hyperlink w:anchor="_Toc232175750" w:history="1">
+          <w:hyperlink w:anchor="_Toc232175841" w:history="1">
             <w:r>
               <w:rPr>
                 <w:rStyle w:val="af4"/>
@@ -1869,7 +2313,7 @@
                 <w:noProof/>
                 <w:webHidden/>
               </w:rPr>
-              <w:instrText xml:space="preserve"> PAGEREF _Toc232175750 \h </w:instrText>
+              <w:instrText xml:space="preserve"> PAGEREF _Toc232175841 \h </w:instrText>
             </w:r>
             <w:r>
               <w:rPr>
@@ -1932,7 +2376,7 @@
         <w:pStyle w:val="1"/>
       </w:pPr>
       <w:bookmarkStart w:id="0" w:name="_Toc224859589"/>
-      <w:bookmarkStart w:id="1" w:name="_Toc232175736"/>
+      <w:bookmarkStart w:id="1" w:name="_Toc232175821"/>
       <w:r>
         <w:lastRenderedPageBreak/>
         <w:t>Введение</w:t>
@@ -2073,7 +2517,7 @@
       <w:pPr>
         <w:pStyle w:val="1"/>
       </w:pPr>
-      <w:bookmarkStart w:id="2" w:name="_Toc232175737"/>
+      <w:bookmarkStart w:id="2" w:name="_Toc232175822"/>
       <w:r>
         <w:lastRenderedPageBreak/>
         <w:t>Цель и задачи работы</w:t>
@@ -2084,9 +2528,11 @@
       <w:pPr>
         <w:pStyle w:val="2"/>
       </w:pPr>
+      <w:bookmarkStart w:id="3" w:name="_Toc232175823"/>
       <w:r>
         <w:t>Цель</w:t>
       </w:r>
+      <w:bookmarkEnd w:id="3"/>
     </w:p>
     <w:p>
       <w:pPr>
@@ -2109,9 +2555,11 @@
       <w:pPr>
         <w:pStyle w:val="2"/>
       </w:pPr>
+      <w:bookmarkStart w:id="4" w:name="_Toc232175824"/>
       <w:r>
         <w:t>Задачи</w:t>
       </w:r>
+      <w:bookmarkEnd w:id="4"/>
     </w:p>
     <w:p>
       <w:pPr>
@@ -2301,9 +2749,11 @@
       <w:pPr>
         <w:pStyle w:val="2"/>
       </w:pPr>
+      <w:bookmarkStart w:id="5" w:name="_Toc232175825"/>
       <w:r>
         <w:t>Актуальность</w:t>
       </w:r>
+      <w:bookmarkEnd w:id="5"/>
     </w:p>
     <w:p>
       <w:pPr>
@@ -2333,12 +2783,12 @@
       <w:pPr>
         <w:pStyle w:val="1"/>
       </w:pPr>
-      <w:bookmarkStart w:id="3" w:name="_Toc232175738"/>
+      <w:bookmarkStart w:id="6" w:name="_Toc232175826"/>
       <w:r>
         <w:lastRenderedPageBreak/>
         <w:t>Описание проделанной работы</w:t>
       </w:r>
-      <w:bookmarkEnd w:id="3"/>
+      <w:bookmarkEnd w:id="6"/>
     </w:p>
     <w:p>
       <w:pPr>
@@ -2722,12 +3172,12 @@
       <w:pPr>
         <w:pStyle w:val="1"/>
       </w:pPr>
-      <w:bookmarkStart w:id="4" w:name="_Toc232175739"/>
+      <w:bookmarkStart w:id="7" w:name="_Toc232175827"/>
       <w:r>
         <w:lastRenderedPageBreak/>
         <w:t>Дополнительный функционал</w:t>
       </w:r>
-      <w:bookmarkEnd w:id="4"/>
+      <w:bookmarkEnd w:id="7"/>
     </w:p>
     <w:p>
       <w:pPr>
@@ -2736,12 +3186,14 @@
           <w:rFonts w:eastAsiaTheme="minorEastAsia"/>
         </w:rPr>
       </w:pPr>
+      <w:bookmarkStart w:id="8" w:name="_Toc232175828"/>
       <w:r>
         <w:rPr>
           <w:rFonts w:eastAsiaTheme="minorEastAsia"/>
         </w:rPr>
         <w:t>Асинхронная генерация</w:t>
       </w:r>
+      <w:bookmarkEnd w:id="8"/>
     </w:p>
     <w:p>
       <w:pPr>
@@ -2942,6 +3394,7 @@
           <w:rFonts w:eastAsiaTheme="minorEastAsia"/>
         </w:rPr>
       </w:pPr>
+      <w:bookmarkStart w:id="9" w:name="_Toc232175829"/>
       <w:r>
         <w:rPr>
           <w:rFonts w:eastAsiaTheme="minorEastAsia"/>
@@ -2969,6 +3422,7 @@
         </w:rPr>
         <w:t>Redis</w:t>
       </w:r>
+      <w:bookmarkEnd w:id="9"/>
       <w:proofErr w:type="spellEnd"/>
     </w:p>
     <w:p>
@@ -3069,12 +3523,14 @@
           <w:rFonts w:eastAsiaTheme="minorEastAsia"/>
         </w:rPr>
       </w:pPr>
+      <w:bookmarkStart w:id="10" w:name="_Toc232175830"/>
       <w:r>
         <w:rPr>
           <w:rFonts w:eastAsiaTheme="minorEastAsia"/>
         </w:rPr>
         <w:t>Прочее</w:t>
       </w:r>
+      <w:bookmarkEnd w:id="10"/>
     </w:p>
     <w:p>
       <w:pPr>
@@ -3385,12 +3841,12 @@
       <w:pPr>
         <w:pStyle w:val="1"/>
       </w:pPr>
-      <w:bookmarkStart w:id="5" w:name="_Toc232175740"/>
+      <w:bookmarkStart w:id="11" w:name="_Toc232175831"/>
       <w:r>
         <w:lastRenderedPageBreak/>
         <w:t>Паттерны проектирования</w:t>
       </w:r>
-      <w:bookmarkEnd w:id="5"/>
+      <w:bookmarkEnd w:id="11"/>
     </w:p>
     <w:p/>
     <w:tbl>
@@ -4370,22 +4826,22 @@
       <w:pPr>
         <w:pStyle w:val="1"/>
       </w:pPr>
-      <w:bookmarkStart w:id="6" w:name="_Toc232175741"/>
+      <w:bookmarkStart w:id="12" w:name="_Toc232175832"/>
       <w:r>
         <w:lastRenderedPageBreak/>
         <w:t>Стек технологий и запуск</w:t>
       </w:r>
-      <w:bookmarkEnd w:id="6"/>
+      <w:bookmarkEnd w:id="12"/>
     </w:p>
     <w:p>
       <w:pPr>
         <w:pStyle w:val="2"/>
       </w:pPr>
-      <w:bookmarkStart w:id="7" w:name="_Toc232175742"/>
+      <w:bookmarkStart w:id="13" w:name="_Toc232175833"/>
       <w:r>
         <w:t>Стек</w:t>
       </w:r>
-      <w:bookmarkEnd w:id="7"/>
+      <w:bookmarkEnd w:id="13"/>
     </w:p>
     <w:tbl>
       <w:tblPr>
@@ -4984,11 +5440,11 @@
           <w:lang w:val="en-US"/>
         </w:rPr>
       </w:pPr>
-      <w:bookmarkStart w:id="8" w:name="_Toc232175743"/>
+      <w:bookmarkStart w:id="14" w:name="_Toc232175834"/>
       <w:r>
         <w:t>Запуск</w:t>
       </w:r>
-      <w:bookmarkEnd w:id="8"/>
+      <w:bookmarkEnd w:id="14"/>
     </w:p>
     <w:p>
       <w:pPr>
@@ -5241,45 +5697,22 @@
       <w:pPr>
         <w:pStyle w:val="1"/>
       </w:pPr>
-      <w:bookmarkStart w:id="9" w:name="_Toc224859590"/>
-      <w:bookmarkStart w:id="10" w:name="_Toc232175744"/>
+      <w:bookmarkStart w:id="15" w:name="_Toc224859590"/>
       <w:r>
         <w:lastRenderedPageBreak/>
-        <w:t>Архитектурная схема (нотация C4)</w:t>
-      </w:r>
-      <w:bookmarkEnd w:id="10"/>
-    </w:p>
-    <w:p>
-      <w:pPr>
-        <w:rPr>
-          <w:b/>
-          <w:bCs/>
-        </w:rPr>
-      </w:pPr>
-      <w:r>
-        <w:rPr>
-          <w:b/>
-          <w:bCs/>
-        </w:rPr>
-        <w:t>Уровень 1 — System Context (контекст системы)</w:t>
-      </w:r>
-    </w:p>
-    <w:p>
-      <w:r>
-        <w:t>Показывает систему в окружении: кто пользуется и с чем она взаимодействует.</w:t>
-      </w:r>
-    </w:p>
-    <w:p/>
-    <w:p>
-      <w:r>
-        <w:rPr>
-          <w:noProof/>
-        </w:rPr>
         <w:drawing>
-          <wp:inline distT="0" distB="0" distL="0" distR="0" wp14:anchorId="3C2F7A00" wp14:editId="15C8D7B9">
-            <wp:extent cx="5760085" cy="1790700"/>
-            <wp:effectExtent l="0" t="0" r="5715" b="0"/>
-            <wp:docPr id="1315799216" name="Рисунок 1"/>
+          <wp:anchor distT="0" distB="0" distL="114300" distR="114300" simplePos="0" relativeHeight="251658240" behindDoc="0" locked="0" layoutInCell="1" allowOverlap="1" wp14:anchorId="61604DF7" wp14:editId="7BB2A415">
+            <wp:simplePos x="0" y="0"/>
+            <wp:positionH relativeFrom="column">
+              <wp:posOffset>-1010285</wp:posOffset>
+            </wp:positionH>
+            <wp:positionV relativeFrom="paragraph">
+              <wp:posOffset>292735</wp:posOffset>
+            </wp:positionV>
+            <wp:extent cx="7392035" cy="5675630"/>
+            <wp:effectExtent l="0" t="0" r="0" b="1270"/>
+            <wp:wrapSquare wrapText="bothSides"/>
+            <wp:docPr id="1754045199" name="Рисунок 1"/>
             <wp:cNvGraphicFramePr>
               <a:graphicFrameLocks xmlns:a="http://schemas.openxmlformats.org/drawingml/2006/main" noChangeAspect="1"/>
             </wp:cNvGraphicFramePr>
@@ -5287,261 +5720,11 @@
               <a:graphicData uri="http://schemas.openxmlformats.org/drawingml/2006/picture">
                 <pic:pic xmlns:pic="http://schemas.openxmlformats.org/drawingml/2006/picture">
                   <pic:nvPicPr>
-                    <pic:cNvPr id="1315799216" name=""/>
+                    <pic:cNvPr id="1754045199" name=""/>
                     <pic:cNvPicPr/>
                   </pic:nvPicPr>
                   <pic:blipFill>
-                    <a:blip r:embed="rId11"/>
-                    <a:stretch>
-                      <a:fillRect/>
-                    </a:stretch>
-                  </pic:blipFill>
-                  <pic:spPr>
-                    <a:xfrm>
-                      <a:off x="0" y="0"/>
-                      <a:ext cx="5760085" cy="1790700"/>
-                    </a:xfrm>
-                    <a:prstGeom prst="rect">
-                      <a:avLst/>
-                    </a:prstGeom>
-                  </pic:spPr>
-                </pic:pic>
-              </a:graphicData>
-            </a:graphic>
-          </wp:inline>
-        </w:drawing>
-      </w:r>
-    </w:p>
-    <w:p/>
-    <w:p>
-      <w:pPr>
-        <w:rPr>
-          <w:b/>
-          <w:bCs/>
-        </w:rPr>
-      </w:pPr>
-      <w:r>
-        <w:rPr>
-          <w:b/>
-          <w:bCs/>
-        </w:rPr>
-        <w:t xml:space="preserve">Уровень 2 — </w:t>
-      </w:r>
-      <w:proofErr w:type="spellStart"/>
-      <w:r>
-        <w:rPr>
-          <w:b/>
-          <w:bCs/>
-        </w:rPr>
-        <w:t>Container</w:t>
-      </w:r>
-      <w:proofErr w:type="spellEnd"/>
-      <w:r>
-        <w:rPr>
-          <w:b/>
-          <w:bCs/>
-        </w:rPr>
-        <w:t xml:space="preserve"> (контейнеры)</w:t>
-      </w:r>
-    </w:p>
-    <w:p>
-      <w:r>
-        <w:t>Показывает крупные части приложения и их связи.</w:t>
-      </w:r>
-    </w:p>
-    <w:p/>
-    <w:p>
-      <w:r>
-        <w:rPr>
-          <w:noProof/>
-        </w:rPr>
-        <w:drawing>
-          <wp:inline distT="0" distB="0" distL="0" distR="0" wp14:anchorId="12C79E22" wp14:editId="77A30A3B">
-            <wp:extent cx="5760085" cy="2900680"/>
-            <wp:effectExtent l="0" t="0" r="5715" b="0"/>
-            <wp:docPr id="770501171" name="Рисунок 1"/>
-            <wp:cNvGraphicFramePr>
-              <a:graphicFrameLocks xmlns:a="http://schemas.openxmlformats.org/drawingml/2006/main" noChangeAspect="1"/>
-            </wp:cNvGraphicFramePr>
-            <a:graphic xmlns:a="http://schemas.openxmlformats.org/drawingml/2006/main">
-              <a:graphicData uri="http://schemas.openxmlformats.org/drawingml/2006/picture">
-                <pic:pic xmlns:pic="http://schemas.openxmlformats.org/drawingml/2006/picture">
-                  <pic:nvPicPr>
-                    <pic:cNvPr id="770501171" name=""/>
-                    <pic:cNvPicPr/>
-                  </pic:nvPicPr>
-                  <pic:blipFill>
-                    <a:blip r:embed="rId12"/>
-                    <a:stretch>
-                      <a:fillRect/>
-                    </a:stretch>
-                  </pic:blipFill>
-                  <pic:spPr>
-                    <a:xfrm>
-                      <a:off x="0" y="0"/>
-                      <a:ext cx="5760085" cy="2900680"/>
-                    </a:xfrm>
-                    <a:prstGeom prst="rect">
-                      <a:avLst/>
-                    </a:prstGeom>
-                  </pic:spPr>
-                </pic:pic>
-              </a:graphicData>
-            </a:graphic>
-          </wp:inline>
-        </w:drawing>
-      </w:r>
-    </w:p>
-    <w:p/>
-    <w:p>
-      <w:pPr>
-        <w:rPr>
-          <w:b/>
-          <w:bCs/>
-        </w:rPr>
-      </w:pPr>
-      <w:r>
-        <w:rPr>
-          <w:b/>
-          <w:bCs/>
-        </w:rPr>
-        <w:t xml:space="preserve">Уровень 3 — </w:t>
-      </w:r>
-      <w:proofErr w:type="spellStart"/>
-      <w:r>
-        <w:rPr>
-          <w:b/>
-          <w:bCs/>
-        </w:rPr>
-        <w:t>Component</w:t>
-      </w:r>
-      <w:proofErr w:type="spellEnd"/>
-      <w:r>
-        <w:rPr>
-          <w:b/>
-          <w:bCs/>
-        </w:rPr>
-        <w:t xml:space="preserve"> (компоненты </w:t>
-      </w:r>
-      <w:proofErr w:type="spellStart"/>
-      <w:r>
-        <w:rPr>
-          <w:b/>
-          <w:bCs/>
-        </w:rPr>
-        <w:t>backend</w:t>
-      </w:r>
-      <w:proofErr w:type="spellEnd"/>
-      <w:r>
-        <w:rPr>
-          <w:b/>
-          <w:bCs/>
-        </w:rPr>
-        <w:t>)</w:t>
-      </w:r>
-    </w:p>
-    <w:p>
-      <w:r>
-        <w:t>Детализация серверной части при обработке запросов.</w:t>
-      </w:r>
-    </w:p>
-    <w:p/>
-    <w:p>
-      <w:r>
-        <w:rPr>
-          <w:noProof/>
-        </w:rPr>
-        <w:lastRenderedPageBreak/>
-        <w:drawing>
-          <wp:inline distT="0" distB="0" distL="0" distR="0" wp14:anchorId="579D390C" wp14:editId="5D7B12ED">
-            <wp:extent cx="5760085" cy="8502617"/>
-            <wp:effectExtent l="0" t="0" r="5715" b="0"/>
-            <wp:docPr id="1169072895" name="Рисунок 1"/>
-            <wp:cNvGraphicFramePr>
-              <a:graphicFrameLocks xmlns:a="http://schemas.openxmlformats.org/drawingml/2006/main" noChangeAspect="1"/>
-            </wp:cNvGraphicFramePr>
-            <a:graphic xmlns:a="http://schemas.openxmlformats.org/drawingml/2006/main">
-              <a:graphicData uri="http://schemas.openxmlformats.org/drawingml/2006/picture">
-                <pic:pic xmlns:pic="http://schemas.openxmlformats.org/drawingml/2006/picture">
-                  <pic:nvPicPr>
-                    <pic:cNvPr id="1169072895" name=""/>
-                    <pic:cNvPicPr/>
-                  </pic:nvPicPr>
-                  <pic:blipFill rotWithShape="1">
-                    <a:blip r:embed="rId13"/>
-                    <a:srcRect t="1188"/>
-                    <a:stretch/>
-                  </pic:blipFill>
-                  <pic:spPr bwMode="auto">
-                    <a:xfrm>
-                      <a:off x="0" y="0"/>
-                      <a:ext cx="5760085" cy="8502617"/>
-                    </a:xfrm>
-                    <a:prstGeom prst="rect">
-                      <a:avLst/>
-                    </a:prstGeom>
-                    <a:ln>
-                      <a:noFill/>
-                    </a:ln>
-                    <a:extLst>
-                      <a:ext uri="{53640926-AAD7-44D8-BBD7-CCE9431645EC}">
-                        <a14:shadowObscured xmlns:a14="http://schemas.microsoft.com/office/drawing/2010/main"/>
-                      </a:ext>
-                    </a:extLst>
-                  </pic:spPr>
-                </pic:pic>
-              </a:graphicData>
-            </a:graphic>
-          </wp:inline>
-        </w:drawing>
-      </w:r>
-    </w:p>
-    <w:p>
-      <w:r>
-        <w:br w:type="page"/>
-      </w:r>
-    </w:p>
-    <w:p>
-      <w:pPr>
-        <w:pStyle w:val="1"/>
-      </w:pPr>
-      <w:bookmarkStart w:id="11" w:name="_Toc232175745"/>
-      <w:r>
-        <w:lastRenderedPageBreak/>
-        <w:t>Диаграмма последовательности — загрузка миссии</w:t>
-      </w:r>
-      <w:bookmarkEnd w:id="11"/>
-    </w:p>
-    <w:p>
-      <w:r>
-        <w:rPr>
-          <w:noProof/>
-        </w:rPr>
-        <w:drawing>
-          <wp:anchor distT="0" distB="0" distL="114300" distR="114300" simplePos="0" relativeHeight="251659264" behindDoc="0" locked="0" layoutInCell="1" allowOverlap="1" wp14:anchorId="6D7A4D34" wp14:editId="57B98A67">
-            <wp:simplePos x="0" y="0"/>
-            <wp:positionH relativeFrom="column">
-              <wp:posOffset>-1035685</wp:posOffset>
-            </wp:positionH>
-            <wp:positionV relativeFrom="paragraph">
-              <wp:posOffset>579755</wp:posOffset>
-            </wp:positionV>
-            <wp:extent cx="7395845" cy="4008755"/>
-            <wp:effectExtent l="0" t="0" r="0" b="4445"/>
-            <wp:wrapSquare wrapText="bothSides"/>
-            <wp:docPr id="1572794708" name="Рисунок 1"/>
-            <wp:cNvGraphicFramePr>
-              <a:graphicFrameLocks xmlns:a="http://schemas.openxmlformats.org/drawingml/2006/main" noChangeAspect="1"/>
-            </wp:cNvGraphicFramePr>
-            <a:graphic xmlns:a="http://schemas.openxmlformats.org/drawingml/2006/main">
-              <a:graphicData uri="http://schemas.openxmlformats.org/drawingml/2006/picture">
-                <pic:pic xmlns:pic="http://schemas.openxmlformats.org/drawingml/2006/picture">
-                  <pic:nvPicPr>
-                    <pic:cNvPr id="1572794708" name=""/>
-                    <pic:cNvPicPr/>
-                  </pic:nvPicPr>
-                  <pic:blipFill>
-                    <a:blip r:embed="rId14" cstate="print">
+                    <a:blip r:embed="rId11" cstate="print">
                       <a:extLst>
                         <a:ext uri="{28A0092B-C50C-407E-A947-70E740481C1C}">
                           <a14:useLocalDpi xmlns:a14="http://schemas.microsoft.com/office/drawing/2010/main" val="0"/>
@@ -5555,7 +5738,7 @@
                   <pic:spPr>
                     <a:xfrm>
                       <a:off x="0" y="0"/>
-                      <a:ext cx="7395845" cy="4008755"/>
+                      <a:ext cx="7392035" cy="5675630"/>
                     </a:xfrm>
                     <a:prstGeom prst="rect">
                       <a:avLst/>
@@ -5574,74 +5757,12 @@
         </w:drawing>
       </w:r>
       <w:r>
-        <w:t>Сценарий: пользователь загружает файл миссии через веб-интерфейс (POST /</w:t>
-      </w:r>
-      <w:proofErr w:type="spellStart"/>
-      <w:r>
-        <w:t>api</w:t>
-      </w:r>
-      <w:proofErr w:type="spellEnd"/>
-      <w:r>
-        <w:t>/</w:t>
-      </w:r>
-      <w:proofErr w:type="spellStart"/>
-      <w:r>
-        <w:t>missions</w:t>
-      </w:r>
-      <w:proofErr w:type="spellEnd"/>
-      <w:r>
-        <w:t>).</w:t>
+        <w:t>Диаграмма классов</w:t>
       </w:r>
     </w:p>
     <w:p/>
-    <w:p>
-      <w:r>
-        <w:rPr>
-          <w:b/>
-          <w:bCs/>
-        </w:rPr>
-        <w:t>Что возвращается клиенту:</w:t>
-      </w:r>
-      <w:r>
-        <w:t> JSON с кратким описанием сохранённой миссии (</w:t>
-      </w:r>
-      <w:proofErr w:type="spellStart"/>
-      <w:r>
-        <w:t>MissionSummaryDto</w:t>
-      </w:r>
-      <w:proofErr w:type="spellEnd"/>
-      <w:r>
-        <w:t>: числовой </w:t>
-      </w:r>
-      <w:proofErr w:type="spellStart"/>
-      <w:r>
-        <w:t>id</w:t>
-      </w:r>
-      <w:proofErr w:type="spellEnd"/>
-      <w:r>
-        <w:t>, код миссии, дата, локация, исход, имя исходного файла). Текст отчёта на этом этапе </w:t>
-      </w:r>
-      <w:r>
-        <w:rPr>
-          <w:b/>
-          <w:bCs/>
-        </w:rPr>
-        <w:t>не</w:t>
-      </w:r>
-      <w:r>
-        <w:t> генерируется.</w:t>
-      </w:r>
-    </w:p>
     <w:p/>
     <w:p>
-      <w:pPr>
-        <w:rPr>
-          <w:rFonts w:eastAsiaTheme="majorEastAsia" w:cstheme="majorBidi"/>
-          <w:color w:val="000000" w:themeColor="text1"/>
-          <w:sz w:val="40"/>
-          <w:szCs w:val="32"/>
-        </w:rPr>
-      </w:pPr>
       <w:r>
         <w:br w:type="page"/>
       </w:r>
@@ -5650,31 +5771,37 @@
       <w:pPr>
         <w:pStyle w:val="1"/>
       </w:pPr>
-      <w:bookmarkStart w:id="12" w:name="_Toc232175746"/>
+      <w:bookmarkStart w:id="16" w:name="_Toc232175836"/>
       <w:r>
         <w:lastRenderedPageBreak/>
-        <w:t>Диаграмма последовательности — генерация отчёта</w:t>
-      </w:r>
-      <w:bookmarkEnd w:id="12"/>
+        <w:t>Диаграмм</w:t>
+      </w:r>
+      <w:r>
+        <w:t>ы</w:t>
+      </w:r>
+      <w:r>
+        <w:t xml:space="preserve"> последовательности </w:t>
+      </w:r>
+      <w:bookmarkEnd w:id="16"/>
     </w:p>
     <w:p>
-      <w:r>
-        <w:rPr>
-          <w:noProof/>
-        </w:rPr>
+      <w:pPr>
+        <w:pStyle w:val="2"/>
+      </w:pPr>
+      <w:r>
         <w:drawing>
-          <wp:anchor distT="0" distB="0" distL="114300" distR="114300" simplePos="0" relativeHeight="251658240" behindDoc="0" locked="0" layoutInCell="1" allowOverlap="1" wp14:anchorId="409E6FFD" wp14:editId="006C517C">
+          <wp:anchor distT="0" distB="0" distL="114300" distR="114300" simplePos="0" relativeHeight="251659264" behindDoc="0" locked="0" layoutInCell="1" allowOverlap="1" wp14:anchorId="0F3D0CE3" wp14:editId="34C73692">
             <wp:simplePos x="0" y="0"/>
             <wp:positionH relativeFrom="column">
-              <wp:posOffset>-1009224</wp:posOffset>
+              <wp:posOffset>-953770</wp:posOffset>
             </wp:positionH>
             <wp:positionV relativeFrom="paragraph">
-              <wp:posOffset>471406</wp:posOffset>
+              <wp:posOffset>260350</wp:posOffset>
             </wp:positionV>
-            <wp:extent cx="7358380" cy="3305810"/>
+            <wp:extent cx="7371080" cy="4052570"/>
             <wp:effectExtent l="0" t="0" r="0" b="0"/>
             <wp:wrapSquare wrapText="bothSides"/>
-            <wp:docPr id="616465558" name="Рисунок 1"/>
+            <wp:docPr id="1374750771" name="Рисунок 1"/>
             <wp:cNvGraphicFramePr>
               <a:graphicFrameLocks xmlns:a="http://schemas.openxmlformats.org/drawingml/2006/main" noChangeAspect="1"/>
             </wp:cNvGraphicFramePr>
@@ -5682,11 +5809,11 @@
               <a:graphicData uri="http://schemas.openxmlformats.org/drawingml/2006/picture">
                 <pic:pic xmlns:pic="http://schemas.openxmlformats.org/drawingml/2006/picture">
                   <pic:nvPicPr>
-                    <pic:cNvPr id="616465558" name=""/>
+                    <pic:cNvPr id="1374750771" name=""/>
                     <pic:cNvPicPr/>
                   </pic:nvPicPr>
                   <pic:blipFill>
-                    <a:blip r:embed="rId15" cstate="print">
+                    <a:blip r:embed="rId12" cstate="print">
                       <a:extLst>
                         <a:ext uri="{28A0092B-C50C-407E-A947-70E740481C1C}">
                           <a14:useLocalDpi xmlns:a14="http://schemas.microsoft.com/office/drawing/2010/main" val="0"/>
@@ -5700,7 +5827,7 @@
                   <pic:spPr>
                     <a:xfrm>
                       <a:off x="0" y="0"/>
-                      <a:ext cx="7358380" cy="3305810"/>
+                      <a:ext cx="7371080" cy="4052570"/>
                     </a:xfrm>
                     <a:prstGeom prst="rect">
                       <a:avLst/>
@@ -5719,82 +5846,543 @@
         </w:drawing>
       </w:r>
       <w:r>
-        <w:t>Сценарий: пользователь выбирает миссию в таблице и создаёт отчёт (POST /</w:t>
-      </w:r>
-      <w:proofErr w:type="spellStart"/>
-      <w:r>
-        <w:t>api</w:t>
-      </w:r>
-      <w:proofErr w:type="spellEnd"/>
-      <w:r>
-        <w:t>/</w:t>
-      </w:r>
-      <w:proofErr w:type="spellStart"/>
-      <w:r>
-        <w:t>missions</w:t>
-      </w:r>
-      <w:proofErr w:type="spellEnd"/>
-      <w:r>
-        <w:t>/{</w:t>
-      </w:r>
-      <w:proofErr w:type="spellStart"/>
-      <w:r>
-        <w:t>id</w:t>
-      </w:r>
-      <w:proofErr w:type="spellEnd"/>
-      <w:r>
-        <w:t>}/</w:t>
-      </w:r>
-      <w:proofErr w:type="spellStart"/>
-      <w:r>
-        <w:t>reports</w:t>
-      </w:r>
-      <w:proofErr w:type="spellEnd"/>
-      <w:r>
-        <w:t>).</w:t>
+        <w:t>Запрос на генерацию портрета</w:t>
+      </w:r>
+    </w:p>
+    <w:p/>
+    <w:p>
+      <w:r>
+        <w:br w:type="page"/>
       </w:r>
     </w:p>
     <w:p>
+      <w:pPr>
+        <w:pStyle w:val="1"/>
+      </w:pPr>
+      <w:r>
+        <w:lastRenderedPageBreak/>
+        <w:t>Сценарии использования</w:t>
+      </w:r>
+    </w:p>
+    <w:p>
+      <w:pPr>
+        <w:pStyle w:val="2"/>
+      </w:pPr>
+      <w:r>
+        <w:t>UC-1: Регистрация и вход</w:t>
+      </w:r>
+    </w:p>
+    <w:p>
+      <w:proofErr w:type="spellStart"/>
       <w:r>
         <w:rPr>
           <w:b/>
           <w:bCs/>
         </w:rPr>
+        <w:t>Актор</w:t>
+      </w:r>
+      <w:proofErr w:type="spellEnd"/>
+      <w:r>
+        <w:rPr>
+          <w:b/>
+          <w:bCs/>
+        </w:rPr>
+        <w:t>:</w:t>
+      </w:r>
+      <w:r>
+        <w:t> новый пользователь</w:t>
+      </w:r>
+      <w:r>
         <w:br/>
-        <w:t>Где происходит генерация документа:</w:t>
-      </w:r>
-      <w:r>
-        <w:t> на шагах 9–11 — после восстановления </w:t>
+      </w:r>
+      <w:r>
+        <w:rPr>
+          <w:b/>
+          <w:bCs/>
+        </w:rPr>
+        <w:t>Цель:</w:t>
+      </w:r>
+      <w:r>
+        <w:t> получить доступ к генерации портретов</w:t>
+      </w:r>
+    </w:p>
+    <w:p>
+      <w:pPr>
+        <w:numPr>
+          <w:ilvl w:val="0"/>
+          <w:numId w:val="41"/>
+        </w:numPr>
+      </w:pPr>
+      <w:r>
+        <w:t>Пользователь открывает /</w:t>
+      </w:r>
+      <w:proofErr w:type="spellStart"/>
+      <w:r>
+        <w:t>register</w:t>
+      </w:r>
+      <w:proofErr w:type="spellEnd"/>
+      <w:r>
+        <w:t xml:space="preserve">, вводит </w:t>
+      </w:r>
+      <w:proofErr w:type="spellStart"/>
+      <w:r>
+        <w:t>email</w:t>
+      </w:r>
+      <w:proofErr w:type="spellEnd"/>
+      <w:r>
+        <w:t>, пароль, имя.</w:t>
+      </w:r>
+    </w:p>
+    <w:p>
+      <w:pPr>
+        <w:numPr>
+          <w:ilvl w:val="0"/>
+          <w:numId w:val="41"/>
+        </w:numPr>
+      </w:pPr>
+      <w:r>
+        <w:t>Backend создаёт запись в </w:t>
+      </w:r>
+      <w:proofErr w:type="spellStart"/>
+      <w:r>
+        <w:t>users</w:t>
+      </w:r>
+      <w:proofErr w:type="spellEnd"/>
+      <w:r>
+        <w:t>.</w:t>
+      </w:r>
+    </w:p>
+    <w:p>
+      <w:pPr>
+        <w:numPr>
+          <w:ilvl w:val="0"/>
+          <w:numId w:val="41"/>
+        </w:numPr>
+        <w:rPr>
+          <w:lang w:val="en-US"/>
+        </w:rPr>
+      </w:pPr>
+      <w:r>
+        <w:rPr>
+          <w:lang w:val="en-US"/>
+        </w:rPr>
+        <w:t xml:space="preserve">Frontend </w:t>
+      </w:r>
+      <w:r>
+        <w:t>выполняет</w:t>
+      </w:r>
+      <w:r>
+        <w:rPr>
+          <w:lang w:val="en-US"/>
+        </w:rPr>
+        <w:t xml:space="preserve"> login, </w:t>
+      </w:r>
+      <w:r>
+        <w:t>получает</w:t>
+      </w:r>
+      <w:r>
+        <w:rPr>
+          <w:lang w:val="en-US"/>
+        </w:rPr>
+        <w:t xml:space="preserve"> JWT </w:t>
+      </w:r>
+      <w:r>
+        <w:t>в</w:t>
+      </w:r>
+      <w:r>
+        <w:rPr>
+          <w:lang w:val="en-US"/>
+        </w:rPr>
+        <w:t xml:space="preserve"> </w:t>
+      </w:r>
+      <w:proofErr w:type="spellStart"/>
+      <w:r>
+        <w:rPr>
+          <w:lang w:val="en-US"/>
+        </w:rPr>
+        <w:t>HttpOnly</w:t>
+      </w:r>
+      <w:proofErr w:type="spellEnd"/>
+      <w:r>
+        <w:rPr>
+          <w:lang w:val="en-US"/>
+        </w:rPr>
+        <w:t xml:space="preserve"> cookies.</w:t>
+      </w:r>
+    </w:p>
+    <w:p>
+      <w:pPr>
+        <w:numPr>
+          <w:ilvl w:val="0"/>
+          <w:numId w:val="41"/>
+        </w:numPr>
+      </w:pPr>
+      <w:r>
+        <w:t>Пользователь попадает на /</w:t>
+      </w:r>
+      <w:proofErr w:type="spellStart"/>
+      <w:r>
+        <w:t>dashboard</w:t>
+      </w:r>
+      <w:proofErr w:type="spellEnd"/>
+      <w:r>
+        <w:t>.</w:t>
+      </w:r>
+    </w:p>
+    <w:p>
+      <w:r>
+        <w:rPr>
+          <w:b/>
+          <w:bCs/>
+        </w:rPr>
+        <w:t>Результат:</w:t>
+      </w:r>
+      <w:r>
+        <w:t xml:space="preserve"> аутентифицированная сессия без хранения токена в </w:t>
+      </w:r>
+      <w:proofErr w:type="spellStart"/>
+      <w:r>
+        <w:t>localStorage</w:t>
+      </w:r>
+      <w:proofErr w:type="spellEnd"/>
+      <w:r>
+        <w:t>.</w:t>
+      </w:r>
+    </w:p>
+    <w:p/>
+    <w:p>
+      <w:pPr>
+        <w:pStyle w:val="2"/>
+      </w:pPr>
+      <w:r>
+        <w:t>UC-2: Генерация портрета «с нуля»</w:t>
+      </w:r>
+    </w:p>
+    <w:p>
+      <w:proofErr w:type="spellStart"/>
+      <w:r>
+        <w:rPr>
+          <w:b/>
+          <w:bCs/>
+        </w:rPr>
+        <w:t>Актор</w:t>
+      </w:r>
+      <w:proofErr w:type="spellEnd"/>
+      <w:r>
+        <w:rPr>
+          <w:b/>
+          <w:bCs/>
+        </w:rPr>
+        <w:t>:</w:t>
+      </w:r>
+      <w:r>
+        <w:t> авторизованный пользователь</w:t>
+      </w:r>
+      <w:r>
+        <w:br/>
+      </w:r>
+      <w:r>
+        <w:rPr>
+          <w:b/>
+          <w:bCs/>
+        </w:rPr>
+        <w:t>Цель:</w:t>
+      </w:r>
+      <w:r>
+        <w:t> получить JPG портрета по описанию и параметрам</w:t>
+      </w:r>
+    </w:p>
+    <w:p>
+      <w:pPr>
+        <w:numPr>
+          <w:ilvl w:val="0"/>
+          <w:numId w:val="42"/>
+        </w:numPr>
+      </w:pPr>
+      <w:r>
+        <w:t>Пользователь на /</w:t>
+      </w:r>
+      <w:proofErr w:type="spellStart"/>
+      <w:r>
+        <w:t>generate</w:t>
+      </w:r>
+      <w:proofErr w:type="spellEnd"/>
+      <w:r>
+        <w:t> заполняет описание, роль, вселенную, настроение, шкалы.</w:t>
+      </w:r>
+    </w:p>
+    <w:p>
+      <w:pPr>
+        <w:numPr>
+          <w:ilvl w:val="0"/>
+          <w:numId w:val="42"/>
+        </w:numPr>
+      </w:pPr>
+      <w:r>
+        <w:t>POST /</w:t>
+      </w:r>
+      <w:proofErr w:type="spellStart"/>
+      <w:r>
+        <w:t>generations</w:t>
+      </w:r>
+      <w:proofErr w:type="spellEnd"/>
+      <w:r>
+        <w:t xml:space="preserve"> → запись PENDING, </w:t>
+      </w:r>
+      <w:proofErr w:type="spellStart"/>
+      <w:r>
+        <w:t>промпт</w:t>
+      </w:r>
+      <w:proofErr w:type="spellEnd"/>
+      <w:r>
+        <w:t xml:space="preserve"> собран на сервере.</w:t>
+      </w:r>
+    </w:p>
+    <w:p>
+      <w:pPr>
+        <w:numPr>
+          <w:ilvl w:val="0"/>
+          <w:numId w:val="42"/>
+        </w:numPr>
+      </w:pPr>
+      <w:r>
+        <w:t xml:space="preserve">Асинхронный </w:t>
+      </w:r>
+      <w:proofErr w:type="spellStart"/>
+      <w:r>
+        <w:t>pipeline</w:t>
+      </w:r>
+      <w:proofErr w:type="spellEnd"/>
+      <w:r>
+        <w:t xml:space="preserve"> вызывает </w:t>
+      </w:r>
+      <w:proofErr w:type="spellStart"/>
+      <w:r>
+        <w:t>GigaChat</w:t>
+      </w:r>
+      <w:proofErr w:type="spellEnd"/>
+      <w:r>
+        <w:t>, сохраняет JPG.</w:t>
+      </w:r>
+    </w:p>
+    <w:p>
+      <w:pPr>
+        <w:numPr>
+          <w:ilvl w:val="0"/>
+          <w:numId w:val="42"/>
+        </w:numPr>
+      </w:pPr>
+      <w:r>
+        <w:t xml:space="preserve">UI </w:t>
+      </w:r>
+      <w:proofErr w:type="spellStart"/>
+      <w:r>
+        <w:t>polling</w:t>
+      </w:r>
+      <w:proofErr w:type="spellEnd"/>
+      <w:r>
+        <w:t xml:space="preserve"> показывает статус и изображение.</w:t>
+      </w:r>
+    </w:p>
+    <w:p>
+      <w:pPr>
+        <w:numPr>
+          <w:ilvl w:val="0"/>
+          <w:numId w:val="42"/>
+        </w:numPr>
+      </w:pPr>
+      <w:r>
+        <w:t xml:space="preserve">При ошибке — FAILED, доступен </w:t>
+      </w:r>
+      <w:proofErr w:type="spellStart"/>
+      <w:r>
+        <w:t>retry</w:t>
+      </w:r>
+      <w:proofErr w:type="spellEnd"/>
+      <w:r>
+        <w:t>.</w:t>
+      </w:r>
+    </w:p>
+    <w:p>
+      <w:r>
+        <w:rPr>
+          <w:b/>
+          <w:bCs/>
+        </w:rPr>
+        <w:t>Результат:</w:t>
+      </w:r>
+      <w:r>
+        <w:t> портрет в </w:t>
+      </w:r>
+      <w:proofErr w:type="spellStart"/>
+      <w:r>
+        <w:t>portrait_artifacts</w:t>
+      </w:r>
+      <w:proofErr w:type="spellEnd"/>
+      <w:r>
+        <w:t> + файл в </w:t>
+      </w:r>
+      <w:proofErr w:type="spellStart"/>
+      <w:r>
+        <w:t>storage</w:t>
+      </w:r>
+      <w:proofErr w:type="spellEnd"/>
+      <w:r>
+        <w:t>/</w:t>
+      </w:r>
+      <w:proofErr w:type="spellStart"/>
+      <w:r>
+        <w:t>portraits</w:t>
+      </w:r>
+      <w:proofErr w:type="spellEnd"/>
+      <w:r>
+        <w:t>/.</w:t>
+      </w:r>
+    </w:p>
+    <w:p/>
+    <w:p>
+      <w:pPr>
+        <w:pStyle w:val="2"/>
+      </w:pPr>
+      <w:r>
+        <w:t>UC-3: Шаблон персонажа и повторная генерация</w:t>
+      </w:r>
+    </w:p>
+    <w:p>
+      <w:proofErr w:type="spellStart"/>
+      <w:r>
+        <w:rPr>
+          <w:b/>
+          <w:bCs/>
+        </w:rPr>
+        <w:t>Актор</w:t>
+      </w:r>
+      <w:proofErr w:type="spellEnd"/>
+      <w:r>
+        <w:rPr>
+          <w:b/>
+          <w:bCs/>
+        </w:rPr>
+        <w:t>:</w:t>
+      </w:r>
+      <w:r>
+        <w:t> авторизованный пользователь</w:t>
+      </w:r>
+      <w:r>
+        <w:br/>
+      </w:r>
+      <w:r>
+        <w:rPr>
+          <w:b/>
+          <w:bCs/>
+        </w:rPr>
+        <w:t>Цель:</w:t>
+      </w:r>
+      <w:r>
+        <w:t> не вводить параметры заново</w:t>
+      </w:r>
+    </w:p>
+    <w:p>
+      <w:pPr>
+        <w:numPr>
+          <w:ilvl w:val="0"/>
+          <w:numId w:val="43"/>
+        </w:numPr>
+      </w:pPr>
+      <w:r>
+        <w:t>Пользователь создаёт персонажа на /</w:t>
+      </w:r>
+      <w:proofErr w:type="spellStart"/>
+      <w:r>
+        <w:t>characters</w:t>
+      </w:r>
+      <w:proofErr w:type="spellEnd"/>
+      <w:r>
+        <w:t> (имя + параметры).</w:t>
+      </w:r>
+    </w:p>
+    <w:p>
+      <w:pPr>
+        <w:numPr>
+          <w:ilvl w:val="0"/>
+          <w:numId w:val="43"/>
+        </w:numPr>
+      </w:pPr>
+      <w:r>
+        <w:t>На странице персонажа нажимает «Сгенерировать портрет».</w:t>
+      </w:r>
+    </w:p>
+    <w:p>
+      <w:pPr>
+        <w:numPr>
+          <w:ilvl w:val="0"/>
+          <w:numId w:val="43"/>
+        </w:numPr>
+        <w:rPr>
+          <w:lang w:val="en-US"/>
+        </w:rPr>
+      </w:pPr>
+      <w:r>
+        <w:rPr>
+          <w:lang w:val="en-US"/>
+        </w:rPr>
+        <w:t xml:space="preserve">POST /characters/{id}/generations — </w:t>
+      </w:r>
+      <w:r>
+        <w:t>параметры</w:t>
+      </w:r>
+      <w:r>
+        <w:rPr>
+          <w:lang w:val="en-US"/>
+        </w:rPr>
+        <w:t xml:space="preserve"> </w:t>
+      </w:r>
+      <w:r>
+        <w:t>берутся</w:t>
+      </w:r>
+      <w:r>
+        <w:rPr>
+          <w:lang w:val="en-US"/>
+        </w:rPr>
+        <w:t xml:space="preserve"> </w:t>
+      </w:r>
+      <w:r>
+        <w:t>из</w:t>
+      </w:r>
+      <w:r>
+        <w:rPr>
+          <w:lang w:val="en-US"/>
+        </w:rPr>
+        <w:t xml:space="preserve"> </w:t>
+      </w:r>
+      <w:r>
+        <w:t>шаблона</w:t>
+      </w:r>
+      <w:r>
+        <w:rPr>
+          <w:lang w:val="en-US"/>
+        </w:rPr>
+        <w:t>.</w:t>
+      </w:r>
+    </w:p>
+    <w:p>
+      <w:pPr>
+        <w:numPr>
+          <w:ilvl w:val="0"/>
+          <w:numId w:val="43"/>
+        </w:numPr>
+      </w:pPr>
+      <w:r>
+        <w:t>После успеха обновляется </w:t>
       </w:r>
       <w:proofErr w:type="spellStart"/>
       <w:proofErr w:type="gramStart"/>
       <w:r>
-        <w:t>domain.Mission</w:t>
-      </w:r>
-      <w:proofErr w:type="spellEnd"/>
+        <w:t>characters.last</w:t>
+      </w:r>
       <w:proofErr w:type="gramEnd"/>
       <w:r>
-        <w:t> из БД, в модуле </w:t>
-      </w:r>
-      <w:proofErr w:type="spellStart"/>
-      <w:r>
-        <w:t>reporter</w:t>
-      </w:r>
-      <w:proofErr w:type="spellEnd"/>
-      <w:r>
-        <w:t> (стратегия выбирается </w:t>
-      </w:r>
-      <w:proofErr w:type="spellStart"/>
-      <w:r>
-        <w:t>ReportFactory</w:t>
-      </w:r>
-      <w:proofErr w:type="spellEnd"/>
-      <w:r>
-        <w:t>). Результат — объект Report с текстовым полем </w:t>
-      </w:r>
-      <w:proofErr w:type="spellStart"/>
-      <w:r>
-        <w:t>content</w:t>
+        <w:t>_portrait_id</w:t>
       </w:r>
       <w:proofErr w:type="spellEnd"/>
       <w:r>
@@ -5802,93 +6390,389 @@
       </w:r>
     </w:p>
     <w:p>
+      <w:pPr>
+        <w:rPr>
+          <w:lang w:val="en-US"/>
+        </w:rPr>
+      </w:pPr>
       <w:r>
         <w:rPr>
           <w:b/>
           <w:bCs/>
         </w:rPr>
-        <w:t>Что возвращается клиенту:</w:t>
-      </w:r>
-      <w:r>
-        <w:t> JSON </w:t>
+        <w:t>Результат</w:t>
+      </w:r>
+      <w:r>
+        <w:rPr>
+          <w:b/>
+          <w:bCs/>
+          <w:lang w:val="en-US"/>
+        </w:rPr>
+        <w:t>:</w:t>
+      </w:r>
+      <w:r>
+        <w:rPr>
+          <w:lang w:val="en-US"/>
+        </w:rPr>
+        <w:t> </w:t>
+      </w:r>
+      <w:r>
+        <w:t>новый</w:t>
+      </w:r>
+      <w:r>
+        <w:rPr>
+          <w:lang w:val="en-US"/>
+        </w:rPr>
+        <w:t> </w:t>
       </w:r>
       <w:proofErr w:type="spellStart"/>
       <w:r>
-        <w:t>ReportResponseDto</w:t>
+        <w:rPr>
+          <w:lang w:val="en-US"/>
+        </w:rPr>
+        <w:t>generation_request</w:t>
       </w:r>
       <w:proofErr w:type="spellEnd"/>
       <w:r>
-        <w:t> с полным текстом отчёта, типом (SUMMARY, DETAILED, …), идентификатором записи и временем создания.</w:t>
+        <w:rPr>
+          <w:lang w:val="en-US"/>
+        </w:rPr>
+        <w:t> </w:t>
+      </w:r>
+      <w:r>
+        <w:t>связан</w:t>
+      </w:r>
+      <w:r>
+        <w:rPr>
+          <w:lang w:val="en-US"/>
+        </w:rPr>
+        <w:t xml:space="preserve"> </w:t>
+      </w:r>
+      <w:r>
+        <w:t>с</w:t>
+      </w:r>
+      <w:r>
+        <w:rPr>
+          <w:lang w:val="en-US"/>
+        </w:rPr>
+        <w:t> </w:t>
+      </w:r>
+      <w:proofErr w:type="spellStart"/>
+      <w:r>
+        <w:rPr>
+          <w:lang w:val="en-US"/>
+        </w:rPr>
+        <w:t>character_id</w:t>
+      </w:r>
+      <w:proofErr w:type="spellEnd"/>
+      <w:r>
+        <w:rPr>
+          <w:lang w:val="en-US"/>
+        </w:rPr>
+        <w:t>.</w:t>
+      </w:r>
+    </w:p>
+    <w:p/>
+    <w:p>
+      <w:pPr>
+        <w:pStyle w:val="2"/>
+      </w:pPr>
+      <w:r>
+        <w:t>UC-4: Избранное</w:t>
       </w:r>
     </w:p>
     <w:p>
-      <w:r>
-        <w:br w:type="page"/>
+      <w:proofErr w:type="spellStart"/>
+      <w:r>
+        <w:rPr>
+          <w:b/>
+          <w:bCs/>
+        </w:rPr>
+        <w:t>Актор</w:t>
+      </w:r>
+      <w:proofErr w:type="spellEnd"/>
+      <w:r>
+        <w:rPr>
+          <w:b/>
+          <w:bCs/>
+        </w:rPr>
+        <w:t>:</w:t>
+      </w:r>
+      <w:r>
+        <w:t> авторизованный пользователь</w:t>
+      </w:r>
+      <w:r>
+        <w:br/>
+      </w:r>
+      <w:r>
+        <w:rPr>
+          <w:b/>
+          <w:bCs/>
+        </w:rPr>
+        <w:t>Цель:</w:t>
+      </w:r>
+      <w:r>
+        <w:t> сохранить понравившийся портрет</w:t>
       </w:r>
     </w:p>
     <w:p>
       <w:pPr>
-        <w:pStyle w:val="1"/>
-      </w:pPr>
-      <w:bookmarkStart w:id="13" w:name="_Toc232175747"/>
-      <w:r>
-        <w:lastRenderedPageBreak/>
-        <w:t>Диаграмма последовательности — удаление миссии (кратко)</w:t>
-      </w:r>
-      <w:bookmarkEnd w:id="13"/>
+        <w:numPr>
+          <w:ilvl w:val="0"/>
+          <w:numId w:val="44"/>
+        </w:numPr>
+      </w:pPr>
+      <w:r>
+        <w:t>На странице результата генерации — «В избранное».</w:t>
+      </w:r>
     </w:p>
     <w:p>
-      <w:r>
-        <w:rPr>
-          <w:noProof/>
-        </w:rPr>
-        <w:drawing>
-          <wp:inline distT="0" distB="0" distL="0" distR="0" wp14:anchorId="4529B534" wp14:editId="603C9079">
-            <wp:extent cx="5760085" cy="2482215"/>
-            <wp:effectExtent l="0" t="0" r="5715" b="0"/>
-            <wp:docPr id="1963752082" name="Рисунок 1"/>
-            <wp:cNvGraphicFramePr>
-              <a:graphicFrameLocks xmlns:a="http://schemas.openxmlformats.org/drawingml/2006/main" noChangeAspect="1"/>
-            </wp:cNvGraphicFramePr>
-            <a:graphic xmlns:a="http://schemas.openxmlformats.org/drawingml/2006/main">
-              <a:graphicData uri="http://schemas.openxmlformats.org/drawingml/2006/picture">
-                <pic:pic xmlns:pic="http://schemas.openxmlformats.org/drawingml/2006/picture">
-                  <pic:nvPicPr>
-                    <pic:cNvPr id="1963752082" name=""/>
-                    <pic:cNvPicPr/>
-                  </pic:nvPicPr>
-                  <pic:blipFill>
-                    <a:blip r:embed="rId16"/>
-                    <a:stretch>
-                      <a:fillRect/>
-                    </a:stretch>
-                  </pic:blipFill>
-                  <pic:spPr>
-                    <a:xfrm>
-                      <a:off x="0" y="0"/>
-                      <a:ext cx="5760085" cy="2482215"/>
-                    </a:xfrm>
-                    <a:prstGeom prst="rect">
-                      <a:avLst/>
-                    </a:prstGeom>
-                  </pic:spPr>
-                </pic:pic>
-              </a:graphicData>
-            </a:graphic>
-          </wp:inline>
-        </w:drawing>
+      <w:pPr>
+        <w:numPr>
+          <w:ilvl w:val="0"/>
+          <w:numId w:val="44"/>
+        </w:numPr>
+        <w:rPr>
+          <w:lang w:val="en-US"/>
+        </w:rPr>
+      </w:pPr>
+      <w:r>
+        <w:rPr>
+          <w:lang w:val="en-US"/>
+        </w:rPr>
+        <w:t xml:space="preserve">POST /portraits/{id}/favorite → </w:t>
+      </w:r>
+      <w:r>
+        <w:t>запись</w:t>
+      </w:r>
+      <w:r>
+        <w:rPr>
+          <w:lang w:val="en-US"/>
+        </w:rPr>
+        <w:t xml:space="preserve"> </w:t>
+      </w:r>
+      <w:r>
+        <w:t>в</w:t>
+      </w:r>
+      <w:r>
+        <w:rPr>
+          <w:lang w:val="en-US"/>
+        </w:rPr>
+        <w:t> </w:t>
+      </w:r>
+      <w:proofErr w:type="spellStart"/>
+      <w:r>
+        <w:rPr>
+          <w:lang w:val="en-US"/>
+        </w:rPr>
+        <w:t>favorite_portraits</w:t>
+      </w:r>
+      <w:proofErr w:type="spellEnd"/>
+      <w:r>
+        <w:rPr>
+          <w:lang w:val="en-US"/>
+        </w:rPr>
+        <w:t>.</w:t>
       </w:r>
     </w:p>
     <w:p>
-      <w:r>
-        <w:br w:type="page"/>
+      <w:pPr>
+        <w:numPr>
+          <w:ilvl w:val="0"/>
+          <w:numId w:val="44"/>
+        </w:numPr>
+      </w:pPr>
+      <w:r>
+        <w:t>Список на /</w:t>
+      </w:r>
+      <w:proofErr w:type="spellStart"/>
+      <w:r>
+        <w:t>favorites</w:t>
+      </w:r>
+      <w:proofErr w:type="spellEnd"/>
+      <w:r>
+        <w:t>.</w:t>
       </w:r>
     </w:p>
     <w:p>
       <w:pPr>
+        <w:numPr>
+          <w:ilvl w:val="0"/>
+          <w:numId w:val="44"/>
+        </w:numPr>
+        <w:rPr>
+          <w:lang w:val="en-US"/>
+        </w:rPr>
+      </w:pPr>
+      <w:r>
+        <w:t>Удаление</w:t>
+      </w:r>
+      <w:r>
+        <w:rPr>
+          <w:lang w:val="en-US"/>
+        </w:rPr>
+        <w:t xml:space="preserve"> — DELETE /portraits/{id}/favorite.</w:t>
+      </w:r>
+    </w:p>
+    <w:p>
+      <w:r>
+        <w:rPr>
+          <w:b/>
+          <w:bCs/>
+        </w:rPr>
+        <w:t>Результат:</w:t>
+      </w:r>
+      <w:r>
+        <w:t> избранные портреты без понятия «кампания».</w:t>
+      </w:r>
+    </w:p>
+    <w:p/>
+    <w:p>
+      <w:pPr>
+        <w:pStyle w:val="2"/>
+      </w:pPr>
+      <w:r>
+        <w:t>UC-5: История и повтор при сбое</w:t>
+      </w:r>
+    </w:p>
+    <w:p>
+      <w:proofErr w:type="spellStart"/>
+      <w:r>
+        <w:rPr>
+          <w:b/>
+          <w:bCs/>
+        </w:rPr>
+        <w:t>Актор</w:t>
+      </w:r>
+      <w:proofErr w:type="spellEnd"/>
+      <w:r>
+        <w:rPr>
+          <w:b/>
+          <w:bCs/>
+        </w:rPr>
+        <w:t>:</w:t>
+      </w:r>
+      <w:r>
+        <w:t> авторизованный пользователь</w:t>
+      </w:r>
+      <w:r>
+        <w:br/>
+      </w:r>
+      <w:r>
+        <w:rPr>
+          <w:b/>
+          <w:bCs/>
+        </w:rPr>
+        <w:t>Цель:</w:t>
+      </w:r>
+      <w:r>
+        <w:t> просмотреть прошлые попытки и повторить</w:t>
+      </w:r>
+    </w:p>
+    <w:p>
+      <w:pPr>
+        <w:numPr>
+          <w:ilvl w:val="0"/>
+          <w:numId w:val="45"/>
+        </w:numPr>
+      </w:pPr>
+      <w:r>
+        <w:t>/</w:t>
+      </w:r>
+      <w:proofErr w:type="spellStart"/>
+      <w:r>
+        <w:t>history</w:t>
+      </w:r>
+      <w:proofErr w:type="spellEnd"/>
+      <w:r>
+        <w:t> — список с фильтром по статусу.</w:t>
+      </w:r>
+    </w:p>
+    <w:p>
+      <w:pPr>
+        <w:numPr>
+          <w:ilvl w:val="0"/>
+          <w:numId w:val="45"/>
+        </w:numPr>
+      </w:pPr>
+      <w:r>
+        <w:t xml:space="preserve">Открытие детали — параметры, </w:t>
+      </w:r>
+      <w:proofErr w:type="spellStart"/>
+      <w:r>
+        <w:t>промпт</w:t>
+      </w:r>
+      <w:proofErr w:type="spellEnd"/>
+      <w:r>
+        <w:t>, ошибка.</w:t>
+      </w:r>
+    </w:p>
+    <w:p>
+      <w:pPr>
+        <w:numPr>
+          <w:ilvl w:val="0"/>
+          <w:numId w:val="45"/>
+        </w:numPr>
+      </w:pPr>
+      <w:r>
+        <w:t>При FAILED — POST /</w:t>
+      </w:r>
+      <w:proofErr w:type="spellStart"/>
+      <w:r>
+        <w:t>generations</w:t>
+      </w:r>
+      <w:proofErr w:type="spellEnd"/>
+      <w:r>
+        <w:t>/{</w:t>
+      </w:r>
+      <w:proofErr w:type="spellStart"/>
+      <w:r>
+        <w:t>id</w:t>
+      </w:r>
+      <w:proofErr w:type="spellEnd"/>
+      <w:r>
+        <w:t>}/</w:t>
+      </w:r>
+      <w:proofErr w:type="spellStart"/>
+      <w:r>
+        <w:t>retry</w:t>
+      </w:r>
+      <w:proofErr w:type="spellEnd"/>
+      <w:r>
+        <w:t> с теми же параметрами.</w:t>
+      </w:r>
+    </w:p>
+    <w:p>
+      <w:r>
+        <w:rPr>
+          <w:b/>
+          <w:bCs/>
+        </w:rPr>
+        <w:t>Результат:</w:t>
+      </w:r>
+      <w:r>
+        <w:t> новый запрос генерации, старый остаётся в истории.</w:t>
+      </w:r>
+    </w:p>
+    <w:p/>
+    <w:p>
+      <w:pPr>
+        <w:rPr>
+          <w:rFonts w:eastAsiaTheme="majorEastAsia" w:cstheme="majorBidi"/>
+          <w:color w:val="000000" w:themeColor="text1"/>
+          <w:sz w:val="40"/>
+          <w:szCs w:val="32"/>
+        </w:rPr>
+      </w:pPr>
+      <w:r>
+        <w:br w:type="page"/>
+      </w:r>
+    </w:p>
+    <w:p>
+      <w:pPr>
         <w:sectPr>
-          <w:footerReference w:type="even" r:id="rId17"/>
-          <w:footerReference w:type="default" r:id="rId18"/>
+          <w:footerReference w:type="even" r:id="rId13"/>
+          <w:footerReference w:type="default" r:id="rId14"/>
           <w:pgSz w:w="11906" w:h="16838"/>
           <w:pgMar w:top="1134" w:right="1134" w:bottom="1134" w:left="1701" w:header="1134" w:footer="1134" w:gutter="0"/>
           <w:cols w:space="708"/>
@@ -5897,263 +6781,39 @@
         </w:sectPr>
       </w:pPr>
     </w:p>
-    <w:bookmarkEnd w:id="9"/>
+    <w:bookmarkEnd w:id="15"/>
     <w:p/>
     <w:p>
       <w:pPr>
         <w:pStyle w:val="1"/>
       </w:pPr>
-      <w:bookmarkStart w:id="14" w:name="_Toc232175748"/>
+      <w:bookmarkStart w:id="17" w:name="_Toc232175839"/>
       <w:r>
         <w:t>П</w:t>
       </w:r>
       <w:r>
         <w:t>ример работы программы</w:t>
       </w:r>
-      <w:bookmarkEnd w:id="14"/>
+      <w:bookmarkEnd w:id="17"/>
     </w:p>
     <w:p>
-      <w:r>
-        <w:t>Для запуска проекта необходимо его скачать полность</w:t>
-      </w:r>
-      <w:r>
-        <w:t>ю</w:t>
-      </w:r>
-      <w:r>
-        <w:t xml:space="preserve"> или только </w:t>
-      </w:r>
-      <w:r>
-        <w:t>.</w:t>
-      </w:r>
-      <w:r>
-        <w:rPr>
-          <w:lang w:val="en-US"/>
-        </w:rPr>
-        <w:t>jar</w:t>
-      </w:r>
-      <w:r>
-        <w:t xml:space="preserve"> ф</w:t>
-      </w:r>
-      <w:r>
-        <w:t>айл.</w:t>
+      <w:pPr>
+        <w:pStyle w:val="af5"/>
+      </w:pPr>
+      <w:r>
+        <w:br w:type="page"/>
       </w:r>
     </w:p>
     <w:p>
-      <w:r>
-        <w:t>Для запуска сборки используется команда:</w:t>
-      </w:r>
-    </w:p>
-    <w:p>
-      <w:pPr>
-        <w:rPr>
-          <w:rFonts w:ascii="Menlo" w:hAnsi="Menlo" w:cs="Menlo"/>
-        </w:rPr>
-      </w:pPr>
-      <w:proofErr w:type="spellStart"/>
-      <w:r>
-        <w:rPr>
-          <w:rFonts w:ascii="Menlo" w:hAnsi="Menlo" w:cs="Menlo"/>
-          <w:highlight w:val="lightGray"/>
-        </w:rPr>
-        <w:t>mvn</w:t>
-      </w:r>
-      <w:proofErr w:type="spellEnd"/>
-      <w:r>
-        <w:rPr>
-          <w:rFonts w:ascii="Menlo" w:hAnsi="Menlo" w:cs="Menlo"/>
-          <w:highlight w:val="lightGray"/>
-        </w:rPr>
-        <w:t xml:space="preserve"> </w:t>
-      </w:r>
-      <w:proofErr w:type="spellStart"/>
-      <w:r>
-        <w:rPr>
-          <w:rFonts w:ascii="Menlo" w:hAnsi="Menlo" w:cs="Menlo"/>
-          <w:highlight w:val="lightGray"/>
-        </w:rPr>
-        <w:t>exec:java</w:t>
-      </w:r>
-      <w:proofErr w:type="spellEnd"/>
-    </w:p>
-    <w:p>
-      <w:r>
-        <w:t>Для запуска готового j</w:t>
-      </w:r>
-      <w:proofErr w:type="spellStart"/>
-      <w:r>
-        <w:rPr>
-          <w:lang w:val="en-US"/>
-        </w:rPr>
-        <w:t>ar</w:t>
-      </w:r>
-      <w:proofErr w:type="spellEnd"/>
-      <w:r>
-        <w:t xml:space="preserve"> ф</w:t>
-      </w:r>
-      <w:r>
-        <w:t>айла с зависимостями:</w:t>
-      </w:r>
-    </w:p>
-    <w:p>
-      <w:pPr>
-        <w:rPr>
-          <w:rFonts w:ascii="Menlo" w:eastAsia="LANTINGHEI TC DEMIBOLD" w:hAnsi="Menlo" w:cs="Menlo"/>
-          <w:lang w:val="en-US"/>
-        </w:rPr>
-      </w:pPr>
-      <w:r>
-        <w:rPr>
-          <w:rFonts w:ascii="Menlo" w:eastAsia="LANTINGHEI TC DEMIBOLD" w:hAnsi="Menlo" w:cs="Menlo"/>
-          <w:highlight w:val="lightGray"/>
-          <w:lang w:val="en-US"/>
-        </w:rPr>
-        <w:t>java -jar laba_</w:t>
-      </w:r>
-      <w:r>
-        <w:rPr>
-          <w:rFonts w:ascii="Menlo" w:eastAsia="LANTINGHEI TC DEMIBOLD" w:hAnsi="Menlo" w:cs="Menlo"/>
-          <w:highlight w:val="lightGray"/>
-          <w:lang w:val="en-US"/>
-        </w:rPr>
-        <w:t>3</w:t>
-      </w:r>
-      <w:r>
-        <w:rPr>
-          <w:rFonts w:ascii="Menlo" w:eastAsia="LANTINGHEI TC DEMIBOLD" w:hAnsi="Menlo" w:cs="Menlo"/>
-          <w:highlight w:val="lightGray"/>
-          <w:lang w:val="en-US"/>
-        </w:rPr>
-        <w:t>-1.0-jar-with-dependencies.jar</w:t>
-      </w:r>
-    </w:p>
-    <w:p>
-      <w:r>
-        <w:t>Ниже привожу примеры работы программ</w:t>
-      </w:r>
-      <w:r>
-        <w:t>ы.</w:t>
-      </w:r>
-    </w:p>
-    <w:p>
-      <w:pPr>
-        <w:keepNext/>
-      </w:pPr>
-      <w:r>
-        <w:rPr>
-          <w:noProof/>
-        </w:rPr>
-        <w:drawing>
-          <wp:inline distT="0" distB="0" distL="0" distR="0" wp14:anchorId="1C157D2E" wp14:editId="172BB0E1">
-            <wp:extent cx="5760085" cy="3312160"/>
-            <wp:effectExtent l="0" t="0" r="5715" b="2540"/>
-            <wp:docPr id="266856703" name="Рисунок 1"/>
-            <wp:cNvGraphicFramePr>
-              <a:graphicFrameLocks xmlns:a="http://schemas.openxmlformats.org/drawingml/2006/main" noChangeAspect="1"/>
-            </wp:cNvGraphicFramePr>
-            <a:graphic xmlns:a="http://schemas.openxmlformats.org/drawingml/2006/main">
-              <a:graphicData uri="http://schemas.openxmlformats.org/drawingml/2006/picture">
-                <pic:pic xmlns:pic="http://schemas.openxmlformats.org/drawingml/2006/picture">
-                  <pic:nvPicPr>
-                    <pic:cNvPr id="266856703" name=""/>
-                    <pic:cNvPicPr/>
-                  </pic:nvPicPr>
-                  <pic:blipFill>
-                    <a:blip r:embed="rId19"/>
-                    <a:stretch>
-                      <a:fillRect/>
-                    </a:stretch>
-                  </pic:blipFill>
-                  <pic:spPr>
-                    <a:xfrm>
-                      <a:off x="0" y="0"/>
-                      <a:ext cx="5760085" cy="3312160"/>
-                    </a:xfrm>
-                    <a:prstGeom prst="rect">
-                      <a:avLst/>
-                    </a:prstGeom>
-                  </pic:spPr>
-                </pic:pic>
-              </a:graphicData>
-            </a:graphic>
-          </wp:inline>
-        </w:drawing>
-      </w:r>
-    </w:p>
-    <w:p>
-      <w:pPr>
-        <w:pStyle w:val="af5"/>
-      </w:pPr>
-      <w:r>
-        <w:t>Рисунок 5 Пример 4</w:t>
-      </w:r>
-    </w:p>
-    <w:p>
-      <w:pPr>
-        <w:keepNext/>
-      </w:pPr>
-      <w:r>
-        <w:rPr>
-          <w:noProof/>
-        </w:rPr>
-        <w:lastRenderedPageBreak/>
-        <w:drawing>
-          <wp:inline distT="0" distB="0" distL="0" distR="0" wp14:anchorId="3D02CB24" wp14:editId="140405EE">
-            <wp:extent cx="5760085" cy="4091305"/>
-            <wp:effectExtent l="0" t="0" r="5715" b="0"/>
-            <wp:docPr id="1690195783" name="Рисунок 1"/>
-            <wp:cNvGraphicFramePr>
-              <a:graphicFrameLocks xmlns:a="http://schemas.openxmlformats.org/drawingml/2006/main" noChangeAspect="1"/>
-            </wp:cNvGraphicFramePr>
-            <a:graphic xmlns:a="http://schemas.openxmlformats.org/drawingml/2006/main">
-              <a:graphicData uri="http://schemas.openxmlformats.org/drawingml/2006/picture">
-                <pic:pic xmlns:pic="http://schemas.openxmlformats.org/drawingml/2006/picture">
-                  <pic:nvPicPr>
-                    <pic:cNvPr id="1690195783" name=""/>
-                    <pic:cNvPicPr/>
-                  </pic:nvPicPr>
-                  <pic:blipFill>
-                    <a:blip r:embed="rId20"/>
-                    <a:stretch>
-                      <a:fillRect/>
-                    </a:stretch>
-                  </pic:blipFill>
-                  <pic:spPr>
-                    <a:xfrm>
-                      <a:off x="0" y="0"/>
-                      <a:ext cx="5760085" cy="4091305"/>
-                    </a:xfrm>
-                    <a:prstGeom prst="rect">
-                      <a:avLst/>
-                    </a:prstGeom>
-                  </pic:spPr>
-                </pic:pic>
-              </a:graphicData>
-            </a:graphic>
-          </wp:inline>
-        </w:drawing>
-      </w:r>
-    </w:p>
-    <w:p>
-      <w:pPr>
-        <w:pStyle w:val="af5"/>
-      </w:pPr>
-      <w:r>
-        <w:t>Рисунок 6 Пример 5</w:t>
-      </w:r>
-      <w:r>
-        <w:br w:type="page"/>
-      </w:r>
-    </w:p>
-    <w:p>
       <w:pPr>
         <w:pStyle w:val="1"/>
       </w:pPr>
-      <w:bookmarkStart w:id="15" w:name="_Toc232175749"/>
+      <w:bookmarkStart w:id="18" w:name="_Toc232175840"/>
       <w:r>
         <w:lastRenderedPageBreak/>
         <w:t>Заключение</w:t>
       </w:r>
-      <w:bookmarkEnd w:id="15"/>
+      <w:bookmarkEnd w:id="18"/>
     </w:p>
     <w:p>
       <w:pPr>
@@ -6291,7 +6951,7 @@
           <w:rFonts w:eastAsia="Times New Roman"/>
         </w:rPr>
       </w:pPr>
-      <w:bookmarkStart w:id="16" w:name="_Toc232175750"/>
+      <w:bookmarkStart w:id="19" w:name="_Toc232175841"/>
       <w:r>
         <w:rPr>
           <w:rFonts w:eastAsia="Times New Roman"/>
@@ -6299,7 +6959,7 @@
         <w:lastRenderedPageBreak/>
         <w:t>Список литературы</w:t>
       </w:r>
-      <w:bookmarkEnd w:id="16"/>
+      <w:bookmarkEnd w:id="19"/>
     </w:p>
     <w:p>
       <w:pPr>
@@ -6314,7 +6974,7 @@
       </w:r>
     </w:p>
     <w:p>
-      <w:hyperlink r:id="rId21" w:history="1">
+      <w:hyperlink r:id="rId15" w:history="1">
         <w:r>
           <w:rPr>
             <w:rStyle w:val="af4"/>
@@ -8757,6 +9417,119 @@
     </w:lvl>
   </w:abstractNum>
   <w:abstractNum w:abstractNumId="19" w15:restartNumberingAfterBreak="0">
+    <w:nsid w:val="32786432"/>
+    <w:multiLevelType w:val="multilevel"/>
+    <w:tmpl w:val="3DC05282"/>
+    <w:lvl w:ilvl="0">
+      <w:start w:val="1"/>
+      <w:numFmt w:val="decimal"/>
+      <w:lvlText w:val="%1."/>
+      <w:lvlJc w:val="left"/>
+      <w:pPr>
+        <w:tabs>
+          <w:tab w:val="num" w:pos="720"/>
+        </w:tabs>
+        <w:ind w:left="720" w:hanging="360"/>
+      </w:pPr>
+    </w:lvl>
+    <w:lvl w:ilvl="1" w:tentative="1">
+      <w:start w:val="1"/>
+      <w:numFmt w:val="decimal"/>
+      <w:lvlText w:val="%2."/>
+      <w:lvlJc w:val="left"/>
+      <w:pPr>
+        <w:tabs>
+          <w:tab w:val="num" w:pos="1440"/>
+        </w:tabs>
+        <w:ind w:left="1440" w:hanging="360"/>
+      </w:pPr>
+    </w:lvl>
+    <w:lvl w:ilvl="2" w:tentative="1">
+      <w:start w:val="1"/>
+      <w:numFmt w:val="decimal"/>
+      <w:lvlText w:val="%3."/>
+      <w:lvlJc w:val="left"/>
+      <w:pPr>
+        <w:tabs>
+          <w:tab w:val="num" w:pos="2160"/>
+        </w:tabs>
+        <w:ind w:left="2160" w:hanging="360"/>
+      </w:pPr>
+    </w:lvl>
+    <w:lvl w:ilvl="3" w:tentative="1">
+      <w:start w:val="1"/>
+      <w:numFmt w:val="decimal"/>
+      <w:lvlText w:val="%4."/>
+      <w:lvlJc w:val="left"/>
+      <w:pPr>
+        <w:tabs>
+          <w:tab w:val="num" w:pos="2880"/>
+        </w:tabs>
+        <w:ind w:left="2880" w:hanging="360"/>
+      </w:pPr>
+    </w:lvl>
+    <w:lvl w:ilvl="4" w:tentative="1">
+      <w:start w:val="1"/>
+      <w:numFmt w:val="decimal"/>
+      <w:lvlText w:val="%5."/>
+      <w:lvlJc w:val="left"/>
+      <w:pPr>
+        <w:tabs>
+          <w:tab w:val="num" w:pos="3600"/>
+        </w:tabs>
+        <w:ind w:left="3600" w:hanging="360"/>
+      </w:pPr>
+    </w:lvl>
+    <w:lvl w:ilvl="5" w:tentative="1">
+      <w:start w:val="1"/>
+      <w:numFmt w:val="decimal"/>
+      <w:lvlText w:val="%6."/>
+      <w:lvlJc w:val="left"/>
+      <w:pPr>
+        <w:tabs>
+          <w:tab w:val="num" w:pos="4320"/>
+        </w:tabs>
+        <w:ind w:left="4320" w:hanging="360"/>
+      </w:pPr>
+    </w:lvl>
+    <w:lvl w:ilvl="6" w:tentative="1">
+      <w:start w:val="1"/>
+      <w:numFmt w:val="decimal"/>
+      <w:lvlText w:val="%7."/>
+      <w:lvlJc w:val="left"/>
+      <w:pPr>
+        <w:tabs>
+          <w:tab w:val="num" w:pos="5040"/>
+        </w:tabs>
+        <w:ind w:left="5040" w:hanging="360"/>
+      </w:pPr>
+    </w:lvl>
+    <w:lvl w:ilvl="7" w:tentative="1">
+      <w:start w:val="1"/>
+      <w:numFmt w:val="decimal"/>
+      <w:lvlText w:val="%8."/>
+      <w:lvlJc w:val="left"/>
+      <w:pPr>
+        <w:tabs>
+          <w:tab w:val="num" w:pos="5760"/>
+        </w:tabs>
+        <w:ind w:left="5760" w:hanging="360"/>
+      </w:pPr>
+    </w:lvl>
+    <w:lvl w:ilvl="8" w:tentative="1">
+      <w:start w:val="1"/>
+      <w:numFmt w:val="decimal"/>
+      <w:lvlText w:val="%9."/>
+      <w:lvlJc w:val="left"/>
+      <w:pPr>
+        <w:tabs>
+          <w:tab w:val="num" w:pos="6480"/>
+        </w:tabs>
+        <w:ind w:left="6480" w:hanging="360"/>
+      </w:pPr>
+    </w:lvl>
+  </w:abstractNum>
+  <w:abstractNum w:abstractNumId="20" w15:restartNumberingAfterBreak="0">
     <w:nsid w:val="32DB46A3"/>
     <w:multiLevelType w:val="multilevel"/>
     <w:tmpl w:val="3BA0F350"/>
@@ -8905,7 +9678,7 @@
       </w:rPr>
     </w:lvl>
   </w:abstractNum>
-  <w:abstractNum w:abstractNumId="20" w15:restartNumberingAfterBreak="0">
+  <w:abstractNum w:abstractNumId="21" w15:restartNumberingAfterBreak="0">
     <w:nsid w:val="34ED2651"/>
     <w:multiLevelType w:val="multilevel"/>
     <w:tmpl w:val="7C064E82"/>
@@ -9054,7 +9827,7 @@
       </w:rPr>
     </w:lvl>
   </w:abstractNum>
-  <w:abstractNum w:abstractNumId="21" w15:restartNumberingAfterBreak="0">
+  <w:abstractNum w:abstractNumId="22" w15:restartNumberingAfterBreak="0">
     <w:nsid w:val="44715D30"/>
     <w:multiLevelType w:val="multilevel"/>
     <w:tmpl w:val="8118F510"/>
@@ -9203,7 +9976,7 @@
       </w:rPr>
     </w:lvl>
   </w:abstractNum>
-  <w:abstractNum w:abstractNumId="22" w15:restartNumberingAfterBreak="0">
+  <w:abstractNum w:abstractNumId="23" w15:restartNumberingAfterBreak="0">
     <w:nsid w:val="46643B46"/>
     <w:multiLevelType w:val="hybridMultilevel"/>
     <w:tmpl w:val="7C16E286"/>
@@ -9289,7 +10062,7 @@
       </w:pPr>
     </w:lvl>
   </w:abstractNum>
-  <w:abstractNum w:abstractNumId="23" w15:restartNumberingAfterBreak="0">
+  <w:abstractNum w:abstractNumId="24" w15:restartNumberingAfterBreak="0">
     <w:nsid w:val="4BB825BC"/>
     <w:multiLevelType w:val="multilevel"/>
     <w:tmpl w:val="B8D8A88E"/>
@@ -9438,7 +10211,7 @@
       </w:rPr>
     </w:lvl>
   </w:abstractNum>
-  <w:abstractNum w:abstractNumId="24" w15:restartNumberingAfterBreak="0">
+  <w:abstractNum w:abstractNumId="25" w15:restartNumberingAfterBreak="0">
     <w:nsid w:val="4D3C4147"/>
     <w:multiLevelType w:val="hybridMultilevel"/>
     <w:tmpl w:val="255EF5A8"/>
@@ -9551,7 +10324,7 @@
       </w:rPr>
     </w:lvl>
   </w:abstractNum>
-  <w:abstractNum w:abstractNumId="25" w15:restartNumberingAfterBreak="0">
+  <w:abstractNum w:abstractNumId="26" w15:restartNumberingAfterBreak="0">
     <w:nsid w:val="52513BC0"/>
     <w:multiLevelType w:val="hybridMultilevel"/>
     <w:tmpl w:val="08422FA6"/>
@@ -9664,7 +10437,7 @@
       </w:rPr>
     </w:lvl>
   </w:abstractNum>
-  <w:abstractNum w:abstractNumId="26" w15:restartNumberingAfterBreak="0">
+  <w:abstractNum w:abstractNumId="27" w15:restartNumberingAfterBreak="0">
     <w:nsid w:val="53DF4D95"/>
     <w:multiLevelType w:val="hybridMultilevel"/>
     <w:tmpl w:val="14AA1D4E"/>
@@ -9750,7 +10523,7 @@
       </w:pPr>
     </w:lvl>
   </w:abstractNum>
-  <w:abstractNum w:abstractNumId="27" w15:restartNumberingAfterBreak="0">
+  <w:abstractNum w:abstractNumId="28" w15:restartNumberingAfterBreak="0">
     <w:nsid w:val="570D4A82"/>
     <w:multiLevelType w:val="multilevel"/>
     <w:tmpl w:val="35AC7FBE"/>
@@ -9899,7 +10672,7 @@
       </w:rPr>
     </w:lvl>
   </w:abstractNum>
-  <w:abstractNum w:abstractNumId="28" w15:restartNumberingAfterBreak="0">
+  <w:abstractNum w:abstractNumId="29" w15:restartNumberingAfterBreak="0">
     <w:nsid w:val="5903058F"/>
     <w:multiLevelType w:val="multilevel"/>
     <w:tmpl w:val="BB5C2E02"/>
@@ -10048,7 +10821,120 @@
       </w:rPr>
     </w:lvl>
   </w:abstractNum>
-  <w:abstractNum w:abstractNumId="29" w15:restartNumberingAfterBreak="0">
+  <w:abstractNum w:abstractNumId="30" w15:restartNumberingAfterBreak="0">
+    <w:nsid w:val="5A5C498D"/>
+    <w:multiLevelType w:val="multilevel"/>
+    <w:tmpl w:val="BF967D12"/>
+    <w:lvl w:ilvl="0">
+      <w:start w:val="1"/>
+      <w:numFmt w:val="decimal"/>
+      <w:lvlText w:val="%1."/>
+      <w:lvlJc w:val="left"/>
+      <w:pPr>
+        <w:tabs>
+          <w:tab w:val="num" w:pos="720"/>
+        </w:tabs>
+        <w:ind w:left="720" w:hanging="360"/>
+      </w:pPr>
+    </w:lvl>
+    <w:lvl w:ilvl="1" w:tentative="1">
+      <w:start w:val="1"/>
+      <w:numFmt w:val="decimal"/>
+      <w:lvlText w:val="%2."/>
+      <w:lvlJc w:val="left"/>
+      <w:pPr>
+        <w:tabs>
+          <w:tab w:val="num" w:pos="1440"/>
+        </w:tabs>
+        <w:ind w:left="1440" w:hanging="360"/>
+      </w:pPr>
+    </w:lvl>
+    <w:lvl w:ilvl="2" w:tentative="1">
+      <w:start w:val="1"/>
+      <w:numFmt w:val="decimal"/>
+      <w:lvlText w:val="%3."/>
+      <w:lvlJc w:val="left"/>
+      <w:pPr>
+        <w:tabs>
+          <w:tab w:val="num" w:pos="2160"/>
+        </w:tabs>
+        <w:ind w:left="2160" w:hanging="360"/>
+      </w:pPr>
+    </w:lvl>
+    <w:lvl w:ilvl="3" w:tentative="1">
+      <w:start w:val="1"/>
+      <w:numFmt w:val="decimal"/>
+      <w:lvlText w:val="%4."/>
+      <w:lvlJc w:val="left"/>
+      <w:pPr>
+        <w:tabs>
+          <w:tab w:val="num" w:pos="2880"/>
+        </w:tabs>
+        <w:ind w:left="2880" w:hanging="360"/>
+      </w:pPr>
+    </w:lvl>
+    <w:lvl w:ilvl="4" w:tentative="1">
+      <w:start w:val="1"/>
+      <w:numFmt w:val="decimal"/>
+      <w:lvlText w:val="%5."/>
+      <w:lvlJc w:val="left"/>
+      <w:pPr>
+        <w:tabs>
+          <w:tab w:val="num" w:pos="3600"/>
+        </w:tabs>
+        <w:ind w:left="3600" w:hanging="360"/>
+      </w:pPr>
+    </w:lvl>
+    <w:lvl w:ilvl="5" w:tentative="1">
+      <w:start w:val="1"/>
+      <w:numFmt w:val="decimal"/>
+      <w:lvlText w:val="%6."/>
+      <w:lvlJc w:val="left"/>
+      <w:pPr>
+        <w:tabs>
+          <w:tab w:val="num" w:pos="4320"/>
+        </w:tabs>
+        <w:ind w:left="4320" w:hanging="360"/>
+      </w:pPr>
+    </w:lvl>
+    <w:lvl w:ilvl="6" w:tentative="1">
+      <w:start w:val="1"/>
+      <w:numFmt w:val="decimal"/>
+      <w:lvlText w:val="%7."/>
+      <w:lvlJc w:val="left"/>
+      <w:pPr>
+        <w:tabs>
+          <w:tab w:val="num" w:pos="5040"/>
+        </w:tabs>
+        <w:ind w:left="5040" w:hanging="360"/>
+      </w:pPr>
+    </w:lvl>
+    <w:lvl w:ilvl="7" w:tentative="1">
+      <w:start w:val="1"/>
+      <w:numFmt w:val="decimal"/>
+      <w:lvlText w:val="%8."/>
+      <w:lvlJc w:val="left"/>
+      <w:pPr>
+        <w:tabs>
+          <w:tab w:val="num" w:pos="5760"/>
+        </w:tabs>
+        <w:ind w:left="5760" w:hanging="360"/>
+      </w:pPr>
+    </w:lvl>
+    <w:lvl w:ilvl="8" w:tentative="1">
+      <w:start w:val="1"/>
+      <w:numFmt w:val="decimal"/>
+      <w:lvlText w:val="%9."/>
+      <w:lvlJc w:val="left"/>
+      <w:pPr>
+        <w:tabs>
+          <w:tab w:val="num" w:pos="6480"/>
+        </w:tabs>
+        <w:ind w:left="6480" w:hanging="360"/>
+      </w:pPr>
+    </w:lvl>
+  </w:abstractNum>
+  <w:abstractNum w:abstractNumId="31" w15:restartNumberingAfterBreak="0">
     <w:nsid w:val="5B1F0793"/>
     <w:multiLevelType w:val="multilevel"/>
     <w:tmpl w:val="60F04DDA"/>
@@ -10197,7 +11083,233 @@
       </w:rPr>
     </w:lvl>
   </w:abstractNum>
-  <w:abstractNum w:abstractNumId="30" w15:restartNumberingAfterBreak="0">
+  <w:abstractNum w:abstractNumId="32" w15:restartNumberingAfterBreak="0">
+    <w:nsid w:val="5BAA5853"/>
+    <w:multiLevelType w:val="multilevel"/>
+    <w:tmpl w:val="4B6616BE"/>
+    <w:lvl w:ilvl="0">
+      <w:start w:val="1"/>
+      <w:numFmt w:val="decimal"/>
+      <w:lvlText w:val="%1."/>
+      <w:lvlJc w:val="left"/>
+      <w:pPr>
+        <w:tabs>
+          <w:tab w:val="num" w:pos="720"/>
+        </w:tabs>
+        <w:ind w:left="720" w:hanging="360"/>
+      </w:pPr>
+    </w:lvl>
+    <w:lvl w:ilvl="1" w:tentative="1">
+      <w:start w:val="1"/>
+      <w:numFmt w:val="decimal"/>
+      <w:lvlText w:val="%2."/>
+      <w:lvlJc w:val="left"/>
+      <w:pPr>
+        <w:tabs>
+          <w:tab w:val="num" w:pos="1440"/>
+        </w:tabs>
+        <w:ind w:left="1440" w:hanging="360"/>
+      </w:pPr>
+    </w:lvl>
+    <w:lvl w:ilvl="2" w:tentative="1">
+      <w:start w:val="1"/>
+      <w:numFmt w:val="decimal"/>
+      <w:lvlText w:val="%3."/>
+      <w:lvlJc w:val="left"/>
+      <w:pPr>
+        <w:tabs>
+          <w:tab w:val="num" w:pos="2160"/>
+        </w:tabs>
+        <w:ind w:left="2160" w:hanging="360"/>
+      </w:pPr>
+    </w:lvl>
+    <w:lvl w:ilvl="3" w:tentative="1">
+      <w:start w:val="1"/>
+      <w:numFmt w:val="decimal"/>
+      <w:lvlText w:val="%4."/>
+      <w:lvlJc w:val="left"/>
+      <w:pPr>
+        <w:tabs>
+          <w:tab w:val="num" w:pos="2880"/>
+        </w:tabs>
+        <w:ind w:left="2880" w:hanging="360"/>
+      </w:pPr>
+    </w:lvl>
+    <w:lvl w:ilvl="4" w:tentative="1">
+      <w:start w:val="1"/>
+      <w:numFmt w:val="decimal"/>
+      <w:lvlText w:val="%5."/>
+      <w:lvlJc w:val="left"/>
+      <w:pPr>
+        <w:tabs>
+          <w:tab w:val="num" w:pos="3600"/>
+        </w:tabs>
+        <w:ind w:left="3600" w:hanging="360"/>
+      </w:pPr>
+    </w:lvl>
+    <w:lvl w:ilvl="5" w:tentative="1">
+      <w:start w:val="1"/>
+      <w:numFmt w:val="decimal"/>
+      <w:lvlText w:val="%6."/>
+      <w:lvlJc w:val="left"/>
+      <w:pPr>
+        <w:tabs>
+          <w:tab w:val="num" w:pos="4320"/>
+        </w:tabs>
+        <w:ind w:left="4320" w:hanging="360"/>
+      </w:pPr>
+    </w:lvl>
+    <w:lvl w:ilvl="6" w:tentative="1">
+      <w:start w:val="1"/>
+      <w:numFmt w:val="decimal"/>
+      <w:lvlText w:val="%7."/>
+      <w:lvlJc w:val="left"/>
+      <w:pPr>
+        <w:tabs>
+          <w:tab w:val="num" w:pos="5040"/>
+        </w:tabs>
+        <w:ind w:left="5040" w:hanging="360"/>
+      </w:pPr>
+    </w:lvl>
+    <w:lvl w:ilvl="7" w:tentative="1">
+      <w:start w:val="1"/>
+      <w:numFmt w:val="decimal"/>
+      <w:lvlText w:val="%8."/>
+      <w:lvlJc w:val="left"/>
+      <w:pPr>
+        <w:tabs>
+          <w:tab w:val="num" w:pos="5760"/>
+        </w:tabs>
+        <w:ind w:left="5760" w:hanging="360"/>
+      </w:pPr>
+    </w:lvl>
+    <w:lvl w:ilvl="8" w:tentative="1">
+      <w:start w:val="1"/>
+      <w:numFmt w:val="decimal"/>
+      <w:lvlText w:val="%9."/>
+      <w:lvlJc w:val="left"/>
+      <w:pPr>
+        <w:tabs>
+          <w:tab w:val="num" w:pos="6480"/>
+        </w:tabs>
+        <w:ind w:left="6480" w:hanging="360"/>
+      </w:pPr>
+    </w:lvl>
+  </w:abstractNum>
+  <w:abstractNum w:abstractNumId="33" w15:restartNumberingAfterBreak="0">
+    <w:nsid w:val="5D2E7DEB"/>
+    <w:multiLevelType w:val="multilevel"/>
+    <w:tmpl w:val="D85270C6"/>
+    <w:lvl w:ilvl="0">
+      <w:start w:val="1"/>
+      <w:numFmt w:val="decimal"/>
+      <w:lvlText w:val="%1."/>
+      <w:lvlJc w:val="left"/>
+      <w:pPr>
+        <w:tabs>
+          <w:tab w:val="num" w:pos="720"/>
+        </w:tabs>
+        <w:ind w:left="720" w:hanging="360"/>
+      </w:pPr>
+    </w:lvl>
+    <w:lvl w:ilvl="1" w:tentative="1">
+      <w:start w:val="1"/>
+      <w:numFmt w:val="decimal"/>
+      <w:lvlText w:val="%2."/>
+      <w:lvlJc w:val="left"/>
+      <w:pPr>
+        <w:tabs>
+          <w:tab w:val="num" w:pos="1440"/>
+        </w:tabs>
+        <w:ind w:left="1440" w:hanging="360"/>
+      </w:pPr>
+    </w:lvl>
+    <w:lvl w:ilvl="2" w:tentative="1">
+      <w:start w:val="1"/>
+      <w:numFmt w:val="decimal"/>
+      <w:lvlText w:val="%3."/>
+      <w:lvlJc w:val="left"/>
+      <w:pPr>
+        <w:tabs>
+          <w:tab w:val="num" w:pos="2160"/>
+        </w:tabs>
+        <w:ind w:left="2160" w:hanging="360"/>
+      </w:pPr>
+    </w:lvl>
+    <w:lvl w:ilvl="3" w:tentative="1">
+      <w:start w:val="1"/>
+      <w:numFmt w:val="decimal"/>
+      <w:lvlText w:val="%4."/>
+      <w:lvlJc w:val="left"/>
+      <w:pPr>
+        <w:tabs>
+          <w:tab w:val="num" w:pos="2880"/>
+        </w:tabs>
+        <w:ind w:left="2880" w:hanging="360"/>
+      </w:pPr>
+    </w:lvl>
+    <w:lvl w:ilvl="4" w:tentative="1">
+      <w:start w:val="1"/>
+      <w:numFmt w:val="decimal"/>
+      <w:lvlText w:val="%5."/>
+      <w:lvlJc w:val="left"/>
+      <w:pPr>
+        <w:tabs>
+          <w:tab w:val="num" w:pos="3600"/>
+        </w:tabs>
+        <w:ind w:left="3600" w:hanging="360"/>
+      </w:pPr>
+    </w:lvl>
+    <w:lvl w:ilvl="5" w:tentative="1">
+      <w:start w:val="1"/>
+      <w:numFmt w:val="decimal"/>
+      <w:lvlText w:val="%6."/>
+      <w:lvlJc w:val="left"/>
+      <w:pPr>
+        <w:tabs>
+          <w:tab w:val="num" w:pos="4320"/>
+        </w:tabs>
+        <w:ind w:left="4320" w:hanging="360"/>
+      </w:pPr>
+    </w:lvl>
+    <w:lvl w:ilvl="6" w:tentative="1">
+      <w:start w:val="1"/>
+      <w:numFmt w:val="decimal"/>
+      <w:lvlText w:val="%7."/>
+      <w:lvlJc w:val="left"/>
+      <w:pPr>
+        <w:tabs>
+          <w:tab w:val="num" w:pos="5040"/>
+        </w:tabs>
+        <w:ind w:left="5040" w:hanging="360"/>
+      </w:pPr>
+    </w:lvl>
+    <w:lvl w:ilvl="7" w:tentative="1">
+      <w:start w:val="1"/>
+      <w:numFmt w:val="decimal"/>
+      <w:lvlText w:val="%8."/>
+      <w:lvlJc w:val="left"/>
+      <w:pPr>
+        <w:tabs>
+          <w:tab w:val="num" w:pos="5760"/>
+        </w:tabs>
+        <w:ind w:left="5760" w:hanging="360"/>
+      </w:pPr>
+    </w:lvl>
+    <w:lvl w:ilvl="8" w:tentative="1">
+      <w:start w:val="1"/>
+      <w:numFmt w:val="decimal"/>
+      <w:lvlText w:val="%9."/>
+      <w:lvlJc w:val="left"/>
+      <w:pPr>
+        <w:tabs>
+          <w:tab w:val="num" w:pos="6480"/>
+        </w:tabs>
+        <w:ind w:left="6480" w:hanging="360"/>
+      </w:pPr>
+    </w:lvl>
+  </w:abstractNum>
+  <w:abstractNum w:abstractNumId="34" w15:restartNumberingAfterBreak="0">
     <w:nsid w:val="604E6864"/>
     <w:multiLevelType w:val="multilevel"/>
     <w:tmpl w:val="41EC80E0"/>
@@ -10310,7 +11422,7 @@
       </w:pPr>
     </w:lvl>
   </w:abstractNum>
-  <w:abstractNum w:abstractNumId="31" w15:restartNumberingAfterBreak="0">
+  <w:abstractNum w:abstractNumId="35" w15:restartNumberingAfterBreak="0">
     <w:nsid w:val="625E0761"/>
     <w:multiLevelType w:val="hybridMultilevel"/>
     <w:tmpl w:val="9D10E9D4"/>
@@ -10396,7 +11508,7 @@
       </w:pPr>
     </w:lvl>
   </w:abstractNum>
-  <w:abstractNum w:abstractNumId="32" w15:restartNumberingAfterBreak="0">
+  <w:abstractNum w:abstractNumId="36" w15:restartNumberingAfterBreak="0">
     <w:nsid w:val="693F5A04"/>
     <w:multiLevelType w:val="multilevel"/>
     <w:tmpl w:val="07A0E970"/>
@@ -10545,7 +11657,7 @@
       </w:rPr>
     </w:lvl>
   </w:abstractNum>
-  <w:abstractNum w:abstractNumId="33" w15:restartNumberingAfterBreak="0">
+  <w:abstractNum w:abstractNumId="37" w15:restartNumberingAfterBreak="0">
     <w:nsid w:val="696757E5"/>
     <w:multiLevelType w:val="multilevel"/>
     <w:tmpl w:val="4E50E73E"/>
@@ -10694,7 +11806,7 @@
       </w:rPr>
     </w:lvl>
   </w:abstractNum>
-  <w:abstractNum w:abstractNumId="34" w15:restartNumberingAfterBreak="0">
+  <w:abstractNum w:abstractNumId="38" w15:restartNumberingAfterBreak="0">
     <w:nsid w:val="6F4630DA"/>
     <w:multiLevelType w:val="multilevel"/>
     <w:tmpl w:val="BBC297C4"/>
@@ -10843,7 +11955,7 @@
       </w:rPr>
     </w:lvl>
   </w:abstractNum>
-  <w:abstractNum w:abstractNumId="35" w15:restartNumberingAfterBreak="0">
+  <w:abstractNum w:abstractNumId="39" w15:restartNumberingAfterBreak="0">
     <w:nsid w:val="702A50ED"/>
     <w:multiLevelType w:val="hybridMultilevel"/>
     <w:tmpl w:val="57B895E4"/>
@@ -10932,7 +12044,7 @@
       </w:pPr>
     </w:lvl>
   </w:abstractNum>
-  <w:abstractNum w:abstractNumId="36" w15:restartNumberingAfterBreak="0">
+  <w:abstractNum w:abstractNumId="40" w15:restartNumberingAfterBreak="0">
     <w:nsid w:val="725D1752"/>
     <w:multiLevelType w:val="multilevel"/>
     <w:tmpl w:val="AC56D08E"/>
@@ -11081,7 +12193,120 @@
       </w:rPr>
     </w:lvl>
   </w:abstractNum>
-  <w:abstractNum w:abstractNumId="37" w15:restartNumberingAfterBreak="0">
+  <w:abstractNum w:abstractNumId="41" w15:restartNumberingAfterBreak="0">
+    <w:nsid w:val="73902A13"/>
+    <w:multiLevelType w:val="multilevel"/>
+    <w:tmpl w:val="A588BF64"/>
+    <w:lvl w:ilvl="0">
+      <w:start w:val="1"/>
+      <w:numFmt w:val="decimal"/>
+      <w:lvlText w:val="%1."/>
+      <w:lvlJc w:val="left"/>
+      <w:pPr>
+        <w:tabs>
+          <w:tab w:val="num" w:pos="720"/>
+        </w:tabs>
+        <w:ind w:left="720" w:hanging="360"/>
+      </w:pPr>
+    </w:lvl>
+    <w:lvl w:ilvl="1" w:tentative="1">
+      <w:start w:val="1"/>
+      <w:numFmt w:val="decimal"/>
+      <w:lvlText w:val="%2."/>
+      <w:lvlJc w:val="left"/>
+      <w:pPr>
+        <w:tabs>
+          <w:tab w:val="num" w:pos="1440"/>
+        </w:tabs>
+        <w:ind w:left="1440" w:hanging="360"/>
+      </w:pPr>
+    </w:lvl>
+    <w:lvl w:ilvl="2" w:tentative="1">
+      <w:start w:val="1"/>
+      <w:numFmt w:val="decimal"/>
+      <w:lvlText w:val="%3."/>
+      <w:lvlJc w:val="left"/>
+      <w:pPr>
+        <w:tabs>
+          <w:tab w:val="num" w:pos="2160"/>
+        </w:tabs>
+        <w:ind w:left="2160" w:hanging="360"/>
+      </w:pPr>
+    </w:lvl>
+    <w:lvl w:ilvl="3" w:tentative="1">
+      <w:start w:val="1"/>
+      <w:numFmt w:val="decimal"/>
+      <w:lvlText w:val="%4."/>
+      <w:lvlJc w:val="left"/>
+      <w:pPr>
+        <w:tabs>
+          <w:tab w:val="num" w:pos="2880"/>
+        </w:tabs>
+        <w:ind w:left="2880" w:hanging="360"/>
+      </w:pPr>
+    </w:lvl>
+    <w:lvl w:ilvl="4" w:tentative="1">
+      <w:start w:val="1"/>
+      <w:numFmt w:val="decimal"/>
+      <w:lvlText w:val="%5."/>
+      <w:lvlJc w:val="left"/>
+      <w:pPr>
+        <w:tabs>
+          <w:tab w:val="num" w:pos="3600"/>
+        </w:tabs>
+        <w:ind w:left="3600" w:hanging="360"/>
+      </w:pPr>
+    </w:lvl>
+    <w:lvl w:ilvl="5" w:tentative="1">
+      <w:start w:val="1"/>
+      <w:numFmt w:val="decimal"/>
+      <w:lvlText w:val="%6."/>
+      <w:lvlJc w:val="left"/>
+      <w:pPr>
+        <w:tabs>
+          <w:tab w:val="num" w:pos="4320"/>
+        </w:tabs>
+        <w:ind w:left="4320" w:hanging="360"/>
+      </w:pPr>
+    </w:lvl>
+    <w:lvl w:ilvl="6" w:tentative="1">
+      <w:start w:val="1"/>
+      <w:numFmt w:val="decimal"/>
+      <w:lvlText w:val="%7."/>
+      <w:lvlJc w:val="left"/>
+      <w:pPr>
+        <w:tabs>
+          <w:tab w:val="num" w:pos="5040"/>
+        </w:tabs>
+        <w:ind w:left="5040" w:hanging="360"/>
+      </w:pPr>
+    </w:lvl>
+    <w:lvl w:ilvl="7" w:tentative="1">
+      <w:start w:val="1"/>
+      <w:numFmt w:val="decimal"/>
+      <w:lvlText w:val="%8."/>
+      <w:lvlJc w:val="left"/>
+      <w:pPr>
+        <w:tabs>
+          <w:tab w:val="num" w:pos="5760"/>
+        </w:tabs>
+        <w:ind w:left="5760" w:hanging="360"/>
+      </w:pPr>
+    </w:lvl>
+    <w:lvl w:ilvl="8" w:tentative="1">
+      <w:start w:val="1"/>
+      <w:numFmt w:val="decimal"/>
+      <w:lvlText w:val="%9."/>
+      <w:lvlJc w:val="left"/>
+      <w:pPr>
+        <w:tabs>
+          <w:tab w:val="num" w:pos="6480"/>
+        </w:tabs>
+        <w:ind w:left="6480" w:hanging="360"/>
+      </w:pPr>
+    </w:lvl>
+  </w:abstractNum>
+  <w:abstractNum w:abstractNumId="42" w15:restartNumberingAfterBreak="0">
     <w:nsid w:val="78AE76AD"/>
     <w:multiLevelType w:val="multilevel"/>
     <w:tmpl w:val="226CD1CA"/>
@@ -11230,7 +12455,7 @@
       </w:rPr>
     </w:lvl>
   </w:abstractNum>
-  <w:abstractNum w:abstractNumId="38" w15:restartNumberingAfterBreak="0">
+  <w:abstractNum w:abstractNumId="43" w15:restartNumberingAfterBreak="0">
     <w:nsid w:val="7A433668"/>
     <w:multiLevelType w:val="multilevel"/>
     <w:tmpl w:val="FB4652EE"/>
@@ -11343,7 +12568,7 @@
       </w:pPr>
     </w:lvl>
   </w:abstractNum>
-  <w:abstractNum w:abstractNumId="39" w15:restartNumberingAfterBreak="0">
+  <w:abstractNum w:abstractNumId="44" w15:restartNumberingAfterBreak="0">
     <w:nsid w:val="7BC1635E"/>
     <w:multiLevelType w:val="multilevel"/>
     <w:tmpl w:val="922E57DE"/>
@@ -11493,10 +12718,10 @@
     </w:lvl>
   </w:abstractNum>
   <w:num w:numId="1" w16cid:durableId="1212155479">
-    <w:abstractNumId w:val="30"/>
+    <w:abstractNumId w:val="34"/>
   </w:num>
   <w:num w:numId="2" w16cid:durableId="1495804392">
-    <w:abstractNumId w:val="26"/>
+    <w:abstractNumId w:val="27"/>
   </w:num>
   <w:num w:numId="3" w16cid:durableId="1550142896">
     <w:abstractNumId w:val="13"/>
@@ -11505,10 +12730,10 @@
     <w:abstractNumId w:val="7"/>
   </w:num>
   <w:num w:numId="5" w16cid:durableId="1585919952">
-    <w:abstractNumId w:val="34"/>
+    <w:abstractNumId w:val="38"/>
   </w:num>
   <w:num w:numId="6" w16cid:durableId="1122384010">
-    <w:abstractNumId w:val="24"/>
+    <w:abstractNumId w:val="25"/>
   </w:num>
   <w:num w:numId="7" w16cid:durableId="429859855">
     <w:abstractNumId w:val="8"/>
@@ -11517,7 +12742,7 @@
     <w:abstractNumId w:val="1"/>
   </w:num>
   <w:num w:numId="9" w16cid:durableId="1704400364">
-    <w:abstractNumId w:val="22"/>
+    <w:abstractNumId w:val="23"/>
   </w:num>
   <w:num w:numId="10" w16cid:durableId="68238152">
     <w:abstractNumId w:val="0"/>
@@ -11529,34 +12754,34 @@
     <w:abstractNumId w:val="3"/>
   </w:num>
   <w:num w:numId="13" w16cid:durableId="2011442323">
-    <w:abstractNumId w:val="35"/>
+    <w:abstractNumId w:val="39"/>
   </w:num>
   <w:num w:numId="14" w16cid:durableId="171385408">
     <w:abstractNumId w:val="11"/>
   </w:num>
   <w:num w:numId="15" w16cid:durableId="182520193">
-    <w:abstractNumId w:val="25"/>
+    <w:abstractNumId w:val="26"/>
   </w:num>
   <w:num w:numId="16" w16cid:durableId="309212118">
     <w:abstractNumId w:val="16"/>
   </w:num>
   <w:num w:numId="17" w16cid:durableId="885993139">
-    <w:abstractNumId w:val="20"/>
+    <w:abstractNumId w:val="21"/>
   </w:num>
   <w:num w:numId="18" w16cid:durableId="204875445">
     <w:abstractNumId w:val="18"/>
   </w:num>
   <w:num w:numId="19" w16cid:durableId="913852632">
-    <w:abstractNumId w:val="36"/>
+    <w:abstractNumId w:val="40"/>
   </w:num>
   <w:num w:numId="20" w16cid:durableId="828791684">
-    <w:abstractNumId w:val="28"/>
+    <w:abstractNumId w:val="29"/>
   </w:num>
   <w:num w:numId="21" w16cid:durableId="258804066">
-    <w:abstractNumId w:val="21"/>
+    <w:abstractNumId w:val="22"/>
   </w:num>
   <w:num w:numId="22" w16cid:durableId="1431124180">
-    <w:abstractNumId w:val="37"/>
+    <w:abstractNumId w:val="42"/>
   </w:num>
   <w:num w:numId="23" w16cid:durableId="1623464931">
     <w:abstractNumId w:val="2"/>
@@ -11568,19 +12793,19 @@
     <w:abstractNumId w:val="10"/>
   </w:num>
   <w:num w:numId="26" w16cid:durableId="974019458">
-    <w:abstractNumId w:val="31"/>
+    <w:abstractNumId w:val="35"/>
   </w:num>
   <w:num w:numId="27" w16cid:durableId="1389960047">
     <w:abstractNumId w:val="17"/>
   </w:num>
   <w:num w:numId="28" w16cid:durableId="1886677851">
-    <w:abstractNumId w:val="38"/>
+    <w:abstractNumId w:val="43"/>
   </w:num>
   <w:num w:numId="29" w16cid:durableId="1267301548">
     <w:abstractNumId w:val="12"/>
   </w:num>
   <w:num w:numId="30" w16cid:durableId="147017558">
-    <w:abstractNumId w:val="32"/>
+    <w:abstractNumId w:val="36"/>
   </w:num>
   <w:num w:numId="31" w16cid:durableId="1167862984">
     <w:abstractNumId w:val="5"/>
@@ -11589,16 +12814,16 @@
     <w:abstractNumId w:val="14"/>
   </w:num>
   <w:num w:numId="33" w16cid:durableId="1811090797">
-    <w:abstractNumId w:val="23"/>
+    <w:abstractNumId w:val="24"/>
   </w:num>
   <w:num w:numId="34" w16cid:durableId="1825706148">
-    <w:abstractNumId w:val="19"/>
+    <w:abstractNumId w:val="20"/>
   </w:num>
   <w:num w:numId="35" w16cid:durableId="1941912468">
-    <w:abstractNumId w:val="33"/>
+    <w:abstractNumId w:val="37"/>
   </w:num>
   <w:num w:numId="36" w16cid:durableId="496191760">
-    <w:abstractNumId w:val="27"/>
+    <w:abstractNumId w:val="28"/>
   </w:num>
   <w:num w:numId="37" w16cid:durableId="606622989">
     <w:abstractNumId w:val="9"/>
@@ -11607,10 +12832,25 @@
     <w:abstractNumId w:val="15"/>
   </w:num>
   <w:num w:numId="39" w16cid:durableId="129131201">
-    <w:abstractNumId w:val="29"/>
+    <w:abstractNumId w:val="31"/>
   </w:num>
   <w:num w:numId="40" w16cid:durableId="719013963">
-    <w:abstractNumId w:val="39"/>
+    <w:abstractNumId w:val="44"/>
+  </w:num>
+  <w:num w:numId="41" w16cid:durableId="1272786180">
+    <w:abstractNumId w:val="30"/>
+  </w:num>
+  <w:num w:numId="42" w16cid:durableId="1763182208">
+    <w:abstractNumId w:val="19"/>
+  </w:num>
+  <w:num w:numId="43" w16cid:durableId="1723673024">
+    <w:abstractNumId w:val="33"/>
+  </w:num>
+  <w:num w:numId="44" w16cid:durableId="191499827">
+    <w:abstractNumId w:val="41"/>
+  </w:num>
+  <w:num w:numId="45" w16cid:durableId="2002731167">
+    <w:abstractNumId w:val="32"/>
   </w:num>
 </w:numbering>
 </file>

--- a/docs/Отчет.docx
+++ b/docs/Отчет.docx
@@ -2386,36 +2386,12 @@
     </w:p>
     <w:p>
       <w:r>
-        <w:t xml:space="preserve">Настольные ролевые игры, в частности </w:t>
-      </w:r>
-      <w:proofErr w:type="spellStart"/>
-      <w:r>
-        <w:t>Dungeons</w:t>
-      </w:r>
-      <w:proofErr w:type="spellEnd"/>
-      <w:r>
-        <w:t> &amp; </w:t>
-      </w:r>
-      <w:proofErr w:type="spellStart"/>
-      <w:r>
-        <w:t>Dragons</w:t>
-      </w:r>
-      <w:proofErr w:type="spellEnd"/>
-      <w:r>
-        <w:t> (D&amp;D), предполагают детальное описание персонажей — внешности, роли, атмосферы мира. Создание визуального образа (портрета) традиционно требует навыков рисования или поиска готовых иллюстраций, что занимает время и не всегда соответствует замыслу игрока.</w:t>
-      </w:r>
-    </w:p>
-    <w:p>
-      <w:r>
-        <w:t xml:space="preserve">В последние годы языковые модели с поддержкой генерации изображений открывают возможность автоматического создания иллюстраций по текстовому описанию. API </w:t>
-      </w:r>
-      <w:proofErr w:type="spellStart"/>
-      <w:r>
-        <w:t>GigaChat</w:t>
-      </w:r>
-      <w:proofErr w:type="spellEnd"/>
-      <w:r>
-        <w:t xml:space="preserve"> позволяет интегрировать такую генерацию в прикладные системы.</w:t>
+        <w:t>Настольные ролевые игры, в частности Dungeons &amp; Dragons (D&amp;D), предполагают детальное описание персонажей — внешности, роли, атмосферы мира. Создание визуального образа (портрета) традиционно требует навыков рисования или поиска готовых иллюстраций, что занимает время и не всегда соответствует замыслу игрока.</w:t>
+      </w:r>
+    </w:p>
+    <w:p>
+      <w:r>
+        <w:t>В последние годы языковые модели с поддержкой генерации изображений открывают возможность автоматического создания иллюстраций по текстовому описанию. API GigaChat позволяет интегрировать такую генерацию в прикладные системы.</w:t>
       </w:r>
     </w:p>
     <w:p>
@@ -2424,88 +2400,15 @@
           <w:b/>
           <w:bCs/>
         </w:rPr>
-        <w:t xml:space="preserve">DD </w:t>
-      </w:r>
-      <w:proofErr w:type="spellStart"/>
-      <w:r>
-        <w:rPr>
-          <w:b/>
-          <w:bCs/>
-        </w:rPr>
-        <w:t>Person</w:t>
-      </w:r>
-      <w:proofErr w:type="spellEnd"/>
-      <w:r>
-        <w:t xml:space="preserve"> — веб-приложение для генерации портретов персонажей D&amp;D. Пользователь задаёт описание, роль (архетип), стиль игровой вселенной и эмоциональные параметры; система формирует </w:t>
-      </w:r>
-      <w:proofErr w:type="spellStart"/>
-      <w:r>
-        <w:t>промпт</w:t>
-      </w:r>
-      <w:proofErr w:type="spellEnd"/>
-      <w:r>
-        <w:t xml:space="preserve">, отправляет запрос в </w:t>
-      </w:r>
-      <w:proofErr w:type="spellStart"/>
-      <w:r>
-        <w:t>GigaChat</w:t>
-      </w:r>
-      <w:proofErr w:type="spellEnd"/>
-      <w:r>
-        <w:t xml:space="preserve"> и сохраняет результат. Реализованы авторизация, история генераций, шаблоны персонажей и избранное.</w:t>
-      </w:r>
-    </w:p>
-    <w:p>
-      <w:r>
-        <w:t>Проект построен как клиент–серверное приложение: </w:t>
-      </w:r>
-      <w:proofErr w:type="spellStart"/>
-      <w:r>
-        <w:t>backend</w:t>
-      </w:r>
-      <w:proofErr w:type="spellEnd"/>
-      <w:r>
-        <w:t xml:space="preserve"> на Java (Spring Boot), </w:t>
-      </w:r>
-      <w:proofErr w:type="spellStart"/>
-      <w:r>
-        <w:t>frontend</w:t>
-      </w:r>
-      <w:proofErr w:type="spellEnd"/>
-      <w:r>
-        <w:t xml:space="preserve"> на </w:t>
-      </w:r>
-      <w:proofErr w:type="spellStart"/>
-      <w:r>
-        <w:t>React</w:t>
-      </w:r>
-      <w:proofErr w:type="spellEnd"/>
-      <w:r>
-        <w:t xml:space="preserve">, хранение данных в </w:t>
-      </w:r>
-      <w:proofErr w:type="spellStart"/>
-      <w:r>
-        <w:t>PostgreSQL</w:t>
-      </w:r>
-      <w:proofErr w:type="spellEnd"/>
-      <w:r>
-        <w:t xml:space="preserve">, вспомогательные задачи — в </w:t>
-      </w:r>
-      <w:proofErr w:type="spellStart"/>
-      <w:r>
-        <w:t>Redis</w:t>
-      </w:r>
-      <w:proofErr w:type="spellEnd"/>
-      <w:r>
-        <w:t>. Разработка и демонстрация рассчитаны на локальный запуск (</w:t>
-      </w:r>
-      <w:proofErr w:type="spellStart"/>
-      <w:r>
-        <w:t>localhost</w:t>
-      </w:r>
-      <w:proofErr w:type="spellEnd"/>
-      <w:r>
-        <w:t>).</w:t>
+        <w:t>DD Person</w:t>
+      </w:r>
+      <w:r>
+        <w:t> — веб-приложение для генерации портретов персонажей D&amp;D. Пользователь задаёт описание, роль (архетип), стиль игровой вселенной и эмоциональные параметры; система формирует промпт, отправляет запрос в GigaChat и сохраняет результат. Реализованы авторизация, история генераций, шаблоны персонажей и избранное.</w:t>
+      </w:r>
+    </w:p>
+    <w:p>
+      <w:r>
+        <w:t>Проект построен как клиент–серверное приложение: backend на Java (Spring Boot), frontend на React, хранение данных в PostgreSQL, вспомогательные задачи — в Redis. Разработка и демонстрация рассчитаны на локальный запуск (localhost).</w:t>
       </w:r>
     </w:p>
     <w:p>
@@ -2540,15 +2443,7 @@
         <w:jc w:val="both"/>
       </w:pPr>
       <w:r>
-        <w:t xml:space="preserve">Разработать веб-систему для генерации и управления портретами персонажей D&amp;D с интеграцией </w:t>
-      </w:r>
-      <w:proofErr w:type="spellStart"/>
-      <w:r>
-        <w:t>GigaChat</w:t>
-      </w:r>
-      <w:proofErr w:type="spellEnd"/>
-      <w:r>
-        <w:t xml:space="preserve"> API, обеспечивающую безопасную работу пользователей, сохранение истории и повторное использование параметров персонажа.</w:t>
+        <w:t>Разработать веб-систему для генерации и управления портретами персонажей D&amp;D с интеграцией GigaChat API, обеспечивающую безопасную работу пользователей, сохранение истории и повторное использование параметров персонажа.</w:t>
       </w:r>
     </w:p>
     <w:p>
@@ -2584,23 +2479,7 @@
         <w:jc w:val="both"/>
       </w:pPr>
       <w:r>
-        <w:t xml:space="preserve">Реализовать REST API и авторизацию (JWT в </w:t>
-      </w:r>
-      <w:proofErr w:type="spellStart"/>
-      <w:r>
-        <w:t>HttpOnly</w:t>
-      </w:r>
-      <w:proofErr w:type="spellEnd"/>
-      <w:r>
-        <w:t xml:space="preserve"> </w:t>
-      </w:r>
-      <w:proofErr w:type="spellStart"/>
-      <w:r>
-        <w:t>cookies</w:t>
-      </w:r>
-      <w:proofErr w:type="spellEnd"/>
-      <w:r>
-        <w:t>).</w:t>
+        <w:t>Реализовать REST API и авторизацию (JWT в HttpOnly cookies).</w:t>
       </w:r>
     </w:p>
     <w:p>
@@ -2613,39 +2492,7 @@
         <w:jc w:val="both"/>
       </w:pPr>
       <w:r>
-        <w:t xml:space="preserve">Интегрировать </w:t>
-      </w:r>
-      <w:proofErr w:type="spellStart"/>
-      <w:r>
-        <w:t>GigaChat</w:t>
-      </w:r>
-      <w:proofErr w:type="spellEnd"/>
-      <w:r>
-        <w:t xml:space="preserve">: </w:t>
-      </w:r>
-      <w:proofErr w:type="spellStart"/>
-      <w:r>
-        <w:t>OAuth</w:t>
-      </w:r>
-      <w:proofErr w:type="spellEnd"/>
-      <w:r>
-        <w:t xml:space="preserve">, </w:t>
-      </w:r>
-      <w:proofErr w:type="spellStart"/>
-      <w:r>
-        <w:t>chat</w:t>
-      </w:r>
-      <w:proofErr w:type="spellEnd"/>
-      <w:r>
-        <w:t>/</w:t>
-      </w:r>
-      <w:proofErr w:type="spellStart"/>
-      <w:r>
-        <w:t>completions</w:t>
-      </w:r>
-      <w:proofErr w:type="spellEnd"/>
-      <w:r>
-        <w:t>, получение и сохранение изображений.</w:t>
+        <w:t>Интегрировать GigaChat: OAuth, chat/completions, получение и сохранение изображений.</w:t>
       </w:r>
     </w:p>
     <w:p>
@@ -2658,15 +2505,7 @@
         <w:jc w:val="both"/>
       </w:pPr>
       <w:r>
-        <w:t xml:space="preserve">Реализовать модуль сборки промптов на основе параметров пользователя (без ручного ввода </w:t>
-      </w:r>
-      <w:proofErr w:type="spellStart"/>
-      <w:r>
-        <w:t>промпта</w:t>
-      </w:r>
-      <w:proofErr w:type="spellEnd"/>
-      <w:r>
-        <w:t xml:space="preserve"> в UI).</w:t>
+        <w:t>Реализовать модуль сборки промптов на основе параметров пользователя (без ручного ввода промпта в UI).</w:t>
       </w:r>
     </w:p>
     <w:p>
@@ -2692,23 +2531,7 @@
         <w:jc w:val="both"/>
       </w:pPr>
       <w:r>
-        <w:t xml:space="preserve">Реализовать хранение данных в </w:t>
-      </w:r>
-      <w:proofErr w:type="spellStart"/>
-      <w:r>
-        <w:t>PostgreSQL</w:t>
-      </w:r>
-      <w:proofErr w:type="spellEnd"/>
-      <w:r>
-        <w:t xml:space="preserve"> и вспомогательную логику в </w:t>
-      </w:r>
-      <w:proofErr w:type="spellStart"/>
-      <w:r>
-        <w:t>Redis</w:t>
-      </w:r>
-      <w:proofErr w:type="spellEnd"/>
-      <w:r>
-        <w:t>.</w:t>
+        <w:t>Реализовать хранение данных в PostgreSQL и вспомогательную логику в Redis.</w:t>
       </w:r>
     </w:p>
     <w:p>
@@ -2721,15 +2544,7 @@
         <w:jc w:val="both"/>
       </w:pPr>
       <w:r>
-        <w:t>Разработать клиентский интерфейс (</w:t>
-      </w:r>
-      <w:proofErr w:type="spellStart"/>
-      <w:r>
-        <w:t>React</w:t>
-      </w:r>
-      <w:proofErr w:type="spellEnd"/>
-      <w:r>
-        <w:t>) для всех основных сценариев.</w:t>
+        <w:t>Разработать клиентский интерфейс (React) для всех основных сценариев.</w:t>
       </w:r>
     </w:p>
     <w:p>
@@ -2812,63 +2627,7 @@
         <w:t>Этап 1 — архитектура и каркас.</w:t>
       </w:r>
       <w:r>
-        <w:t xml:space="preserve"> Спроектирована структура </w:t>
-      </w:r>
-      <w:proofErr w:type="spellStart"/>
-      <w:r>
-        <w:t>monorepo</w:t>
-      </w:r>
-      <w:proofErr w:type="spellEnd"/>
-      <w:r>
-        <w:t> (</w:t>
-      </w:r>
-      <w:proofErr w:type="spellStart"/>
-      <w:r>
-        <w:t>backend</w:t>
-      </w:r>
-      <w:proofErr w:type="spellEnd"/>
-      <w:r>
-        <w:t> + </w:t>
-      </w:r>
-      <w:proofErr w:type="spellStart"/>
-      <w:r>
-        <w:t>frontend</w:t>
-      </w:r>
-      <w:proofErr w:type="spellEnd"/>
-      <w:r>
-        <w:t xml:space="preserve">), описана архитектура, настроен </w:t>
-      </w:r>
-      <w:proofErr w:type="spellStart"/>
-      <w:r>
-        <w:t>Docker</w:t>
-      </w:r>
-      <w:proofErr w:type="spellEnd"/>
-      <w:r>
-        <w:t xml:space="preserve"> </w:t>
-      </w:r>
-      <w:proofErr w:type="spellStart"/>
-      <w:r>
-        <w:t>Compose</w:t>
-      </w:r>
-      <w:proofErr w:type="spellEnd"/>
-      <w:r>
-        <w:t xml:space="preserve"> для </w:t>
-      </w:r>
-      <w:proofErr w:type="spellStart"/>
-      <w:r>
-        <w:t>PostgreSQL</w:t>
-      </w:r>
-      <w:proofErr w:type="spellEnd"/>
-      <w:r>
-        <w:t xml:space="preserve"> и </w:t>
-      </w:r>
-      <w:proofErr w:type="spellStart"/>
-      <w:r>
-        <w:t>Redis</w:t>
-      </w:r>
-      <w:proofErr w:type="spellEnd"/>
-      <w:r>
-        <w:t>.</w:t>
+        <w:t> Спроектирована структура monorepo (backend + frontend), описана архитектура, настроен Docker Compose для PostgreSQL и Redis.</w:t>
       </w:r>
     </w:p>
     <w:p>
@@ -2881,286 +2640,86 @@
           <w:b/>
           <w:bCs/>
         </w:rPr>
-        <w:t xml:space="preserve">Этап 2 — </w:t>
-      </w:r>
-      <w:proofErr w:type="spellStart"/>
+        <w:t>Этап 2 — backend foundation.</w:t>
+      </w:r>
+      <w:r>
+        <w:t> Spring Boot 3.4, Java 21, JPA-сущности (8 таблиц), репозитории, enums с русскими подписями, i18n, глобальная обработка ошибок.</w:t>
+      </w:r>
+    </w:p>
+    <w:p>
+      <w:pPr>
+        <w:spacing w:before="120" w:after="320"/>
+        <w:jc w:val="both"/>
+      </w:pPr>
       <w:r>
         <w:rPr>
           <w:b/>
           <w:bCs/>
         </w:rPr>
-        <w:t>backend</w:t>
-      </w:r>
-      <w:proofErr w:type="spellEnd"/>
+        <w:t>Этап 3 — авторизация и API.</w:t>
+      </w:r>
+      <w:r>
+        <w:t> Регистрация, login, refresh, logout; JWT в cookies; Swagger UI; Spring Security.</w:t>
+      </w:r>
+    </w:p>
+    <w:p>
+      <w:pPr>
+        <w:spacing w:before="120" w:after="320"/>
+        <w:jc w:val="both"/>
+      </w:pPr>
       <w:r>
         <w:rPr>
           <w:b/>
           <w:bCs/>
         </w:rPr>
-        <w:t xml:space="preserve"> </w:t>
-      </w:r>
-      <w:proofErr w:type="spellStart"/>
+        <w:t>Этап 4 — генерация и GigaChat.</w:t>
+      </w:r>
+      <w:r>
+        <w:t> Модуль промптов (Strategy + Builder), клиент GigaChat, асинхронный pipeline, rate limiting, аудит вызовов API, хранение JPG на диске.</w:t>
+      </w:r>
+    </w:p>
+    <w:p>
+      <w:pPr>
+        <w:spacing w:before="120" w:after="320"/>
+        <w:jc w:val="both"/>
+      </w:pPr>
       <w:r>
         <w:rPr>
           <w:b/>
           <w:bCs/>
         </w:rPr>
-        <w:t>foundation</w:t>
-      </w:r>
-      <w:proofErr w:type="spellEnd"/>
+        <w:t>Этап 5 — персонажи и избранное.</w:t>
+      </w:r>
+      <w:r>
+        <w:t> CRUD шаблонов персонажей, генерация по шаблону, добавление портретов в избранное.</w:t>
+      </w:r>
+    </w:p>
+    <w:p>
+      <w:pPr>
+        <w:spacing w:before="120" w:after="320"/>
+        <w:jc w:val="both"/>
+      </w:pPr>
       <w:r>
         <w:rPr>
           <w:b/>
           <w:bCs/>
         </w:rPr>
-        <w:t>.</w:t>
-      </w:r>
-      <w:r>
-        <w:t> Spring Boot 3.4, Java 21, JPA-сущности (8 таблиц), репозитории, </w:t>
-      </w:r>
-      <w:proofErr w:type="spellStart"/>
-      <w:r>
-        <w:t>enums</w:t>
-      </w:r>
-      <w:proofErr w:type="spellEnd"/>
-      <w:r>
-        <w:t xml:space="preserve"> с русскими подписями, i18n, глобальная обработка ошибок.</w:t>
-      </w:r>
-    </w:p>
-    <w:p>
-      <w:pPr>
-        <w:spacing w:before="120" w:after="320"/>
-        <w:jc w:val="both"/>
-      </w:pPr>
+        <w:t>Этап 6 — frontend.</w:t>
+      </w:r>
+      <w:r>
+        <w:t> React SPA: авторизация, форма генерации, история, персонажи, избранное, polling статуса генерации.</w:t>
+      </w:r>
+    </w:p>
+    <w:p>
       <w:r>
         <w:rPr>
           <w:b/>
           <w:bCs/>
         </w:rPr>
-        <w:t>Этап 3 — авторизация и API.</w:t>
-      </w:r>
-      <w:r>
-        <w:t> Регистрация, </w:t>
-      </w:r>
-      <w:proofErr w:type="spellStart"/>
-      <w:r>
-        <w:t>login</w:t>
-      </w:r>
-      <w:proofErr w:type="spellEnd"/>
-      <w:r>
-        <w:t>, </w:t>
-      </w:r>
-      <w:proofErr w:type="spellStart"/>
-      <w:r>
-        <w:t>refresh</w:t>
-      </w:r>
-      <w:proofErr w:type="spellEnd"/>
-      <w:r>
-        <w:t>, </w:t>
-      </w:r>
-      <w:proofErr w:type="spellStart"/>
-      <w:r>
-        <w:t>logout</w:t>
-      </w:r>
-      <w:proofErr w:type="spellEnd"/>
-      <w:r>
-        <w:t xml:space="preserve">; JWT в </w:t>
-      </w:r>
-      <w:proofErr w:type="spellStart"/>
-      <w:r>
-        <w:t>cookies</w:t>
-      </w:r>
-      <w:proofErr w:type="spellEnd"/>
-      <w:r>
-        <w:t>; </w:t>
-      </w:r>
-      <w:proofErr w:type="spellStart"/>
-      <w:r>
-        <w:t>Swagger</w:t>
-      </w:r>
-      <w:proofErr w:type="spellEnd"/>
-      <w:r>
-        <w:t xml:space="preserve"> UI; Spring Security.</w:t>
-      </w:r>
-    </w:p>
-    <w:p>
-      <w:pPr>
-        <w:spacing w:before="120" w:after="320"/>
-        <w:jc w:val="both"/>
-      </w:pPr>
-      <w:r>
-        <w:rPr>
-          <w:b/>
-          <w:bCs/>
-        </w:rPr>
-        <w:t xml:space="preserve">Этап 4 — генерация и </w:t>
-      </w:r>
-      <w:proofErr w:type="spellStart"/>
-      <w:r>
-        <w:rPr>
-          <w:b/>
-          <w:bCs/>
-        </w:rPr>
-        <w:t>GigaChat</w:t>
-      </w:r>
-      <w:proofErr w:type="spellEnd"/>
-      <w:r>
-        <w:rPr>
-          <w:b/>
-          <w:bCs/>
-        </w:rPr>
-        <w:t>.</w:t>
-      </w:r>
-      <w:r>
-        <w:t> Модуль промптов (Strategy + </w:t>
-      </w:r>
-      <w:proofErr w:type="spellStart"/>
-      <w:r>
-        <w:t>Builder</w:t>
-      </w:r>
-      <w:proofErr w:type="spellEnd"/>
-      <w:r>
-        <w:t xml:space="preserve">), клиент </w:t>
-      </w:r>
-      <w:proofErr w:type="spellStart"/>
-      <w:r>
-        <w:t>GigaChat</w:t>
-      </w:r>
-      <w:proofErr w:type="spellEnd"/>
-      <w:r>
-        <w:t xml:space="preserve">, асинхронный </w:t>
-      </w:r>
-      <w:proofErr w:type="spellStart"/>
-      <w:r>
-        <w:t>pipeline</w:t>
-      </w:r>
-      <w:proofErr w:type="spellEnd"/>
-      <w:r>
-        <w:t>, </w:t>
-      </w:r>
-      <w:proofErr w:type="spellStart"/>
-      <w:r>
-        <w:t>rate</w:t>
-      </w:r>
-      <w:proofErr w:type="spellEnd"/>
-      <w:r>
-        <w:t xml:space="preserve"> </w:t>
-      </w:r>
-      <w:proofErr w:type="spellStart"/>
-      <w:r>
-        <w:t>limiting</w:t>
-      </w:r>
-      <w:proofErr w:type="spellEnd"/>
-      <w:r>
-        <w:t>, аудит вызовов API, хранение JPG на диске.</w:t>
-      </w:r>
-    </w:p>
-    <w:p>
-      <w:pPr>
-        <w:spacing w:before="120" w:after="320"/>
-        <w:jc w:val="both"/>
-      </w:pPr>
-      <w:r>
-        <w:rPr>
-          <w:b/>
-          <w:bCs/>
-        </w:rPr>
-        <w:t>Этап 5 — персонажи и избранное.</w:t>
-      </w:r>
-      <w:r>
-        <w:t> CRUD шаблонов персонажей, генерация по шаблону, добавление портретов в избранное.</w:t>
-      </w:r>
-    </w:p>
-    <w:p>
-      <w:pPr>
-        <w:spacing w:before="120" w:after="320"/>
-        <w:jc w:val="both"/>
-      </w:pPr>
-      <w:r>
-        <w:rPr>
-          <w:b/>
-          <w:bCs/>
-        </w:rPr>
-        <w:t xml:space="preserve">Этап 6 — </w:t>
-      </w:r>
-      <w:proofErr w:type="spellStart"/>
-      <w:r>
-        <w:rPr>
-          <w:b/>
-          <w:bCs/>
-        </w:rPr>
-        <w:t>frontend</w:t>
-      </w:r>
-      <w:proofErr w:type="spellEnd"/>
-      <w:r>
-        <w:rPr>
-          <w:b/>
-          <w:bCs/>
-        </w:rPr>
-        <w:t>.</w:t>
-      </w:r>
-      <w:r>
-        <w:t> </w:t>
-      </w:r>
-      <w:proofErr w:type="spellStart"/>
-      <w:r>
-        <w:t>React</w:t>
-      </w:r>
-      <w:proofErr w:type="spellEnd"/>
-      <w:r>
-        <w:t xml:space="preserve"> SPA: авторизация, форма генерации, история, персонажи, избранное, </w:t>
-      </w:r>
-      <w:proofErr w:type="spellStart"/>
-      <w:r>
-        <w:t>polling</w:t>
-      </w:r>
-      <w:proofErr w:type="spellEnd"/>
-      <w:r>
-        <w:t xml:space="preserve"> статуса генерации.</w:t>
-      </w:r>
-    </w:p>
-    <w:p>
-      <w:r>
-        <w:rPr>
-          <w:b/>
-          <w:bCs/>
-        </w:rPr>
         <w:t>Этап 7 — финализация.</w:t>
       </w:r>
       <w:r>
-        <w:t> </w:t>
-      </w:r>
-      <w:proofErr w:type="spellStart"/>
-      <w:r>
-        <w:t>Executable</w:t>
-      </w:r>
-      <w:proofErr w:type="spellEnd"/>
-      <w:r>
-        <w:t xml:space="preserve"> JAR, скрипты запуска (run.bat, run.sh), </w:t>
-      </w:r>
-      <w:proofErr w:type="spellStart"/>
-      <w:r>
-        <w:t>unit</w:t>
-      </w:r>
-      <w:proofErr w:type="spellEnd"/>
-      <w:r>
-        <w:t xml:space="preserve">- и </w:t>
-      </w:r>
-      <w:proofErr w:type="spellStart"/>
-      <w:r>
-        <w:t>integration</w:t>
-      </w:r>
-      <w:proofErr w:type="spellEnd"/>
-      <w:r>
-        <w:t>-тесты, документация в </w:t>
-      </w:r>
-      <w:proofErr w:type="spellStart"/>
-      <w:r>
-        <w:t>docs</w:t>
-      </w:r>
-      <w:proofErr w:type="spellEnd"/>
-      <w:r>
-        <w:t>/, рефакторинг дублирования кода, улучшение сообщений об ошибках на клиенте.</w:t>
+        <w:t> Executable JAR, скрипты запуска (run.bat, run.sh), unit- и integration-тесты, документация в docs/, рефакторинг дублирования кода, улучшение сообщений об ошибках на клиенте.</w:t>
       </w:r>
     </w:p>
     <w:p>
@@ -3211,25 +2770,7 @@
           <w:sz w:val="28"/>
           <w:szCs w:val="22"/>
         </w:rPr>
-        <w:t xml:space="preserve">Вызов </w:t>
-      </w:r>
-      <w:proofErr w:type="spellStart"/>
-      <w:r>
-        <w:rPr>
-          <w:rFonts w:eastAsiaTheme="minorEastAsia" w:cstheme="minorBidi"/>
-          <w:sz w:val="28"/>
-          <w:szCs w:val="22"/>
-        </w:rPr>
-        <w:t>GigaChat</w:t>
-      </w:r>
-      <w:proofErr w:type="spellEnd"/>
-      <w:r>
-        <w:rPr>
-          <w:rFonts w:eastAsiaTheme="minorEastAsia" w:cstheme="minorBidi"/>
-          <w:sz w:val="28"/>
-          <w:szCs w:val="22"/>
-        </w:rPr>
-        <w:t xml:space="preserve"> может занимать десятки секунд. Синхронный HTTP-запрос привёл бы к таймаутам и плохому UX.</w:t>
+        <w:t>Вызов GigaChat может занимать десятки секунд. Синхронный HTTP-запрос привёл бы к таймаутам и плохому UX.</w:t>
       </w:r>
     </w:p>
     <w:p>
@@ -3258,262 +2799,42 @@
           <w:sz w:val="28"/>
           <w:szCs w:val="22"/>
         </w:rPr>
-        <w:t> при POST /</w:t>
-      </w:r>
-      <w:proofErr w:type="spellStart"/>
-      <w:r>
+        <w:t> при POST /generations запись сохраняется со статусом PENDING и сразу возвращается клиенту (HTTP 202). После commit транзакции публикуется событие GenerationRequestedEvent; listener в отдельном потоке (@Async) запускает ImageGenerationPipeline: статус PROCESSING → вызов GigaChat → COMPLETED или FAILED. Frontend опрашивает GET /generations/{id} до завершения.</w:t>
+      </w:r>
+    </w:p>
+    <w:p>
+      <w:pPr>
+        <w:pStyle w:val="2"/>
+        <w:rPr>
+          <w:rFonts w:eastAsiaTheme="minorEastAsia"/>
+        </w:rPr>
+      </w:pPr>
+      <w:bookmarkStart w:id="9" w:name="_Toc232175829"/>
+      <w:r>
+        <w:rPr>
+          <w:rFonts w:eastAsiaTheme="minorEastAsia"/>
+        </w:rPr>
+        <w:t>Rate limiting через Redis</w:t>
+      </w:r>
+      <w:bookmarkEnd w:id="9"/>
+    </w:p>
+    <w:p>
+      <w:pPr>
+        <w:spacing w:before="120" w:after="320"/>
+        <w:jc w:val="both"/>
         <w:rPr>
           <w:rFonts w:eastAsiaTheme="minorEastAsia" w:cstheme="minorBidi"/>
           <w:sz w:val="28"/>
           <w:szCs w:val="22"/>
         </w:rPr>
-        <w:t>generations</w:t>
-      </w:r>
-      <w:proofErr w:type="spellEnd"/>
+      </w:pPr>
       <w:r>
         <w:rPr>
           <w:rFonts w:eastAsiaTheme="minorEastAsia" w:cstheme="minorBidi"/>
           <w:sz w:val="28"/>
           <w:szCs w:val="22"/>
         </w:rPr>
-        <w:t xml:space="preserve"> запись сохраняется со статусом PENDING и сразу возвращается клиенту (HTTP 202). После </w:t>
-      </w:r>
-      <w:proofErr w:type="spellStart"/>
-      <w:r>
-        <w:rPr>
-          <w:rFonts w:eastAsiaTheme="minorEastAsia" w:cstheme="minorBidi"/>
-          <w:sz w:val="28"/>
-          <w:szCs w:val="22"/>
-        </w:rPr>
-        <w:t>commit</w:t>
-      </w:r>
-      <w:proofErr w:type="spellEnd"/>
-      <w:r>
-        <w:rPr>
-          <w:rFonts w:eastAsiaTheme="minorEastAsia" w:cstheme="minorBidi"/>
-          <w:sz w:val="28"/>
-          <w:szCs w:val="22"/>
-        </w:rPr>
-        <w:t xml:space="preserve"> транзакции публикуется событие </w:t>
-      </w:r>
-      <w:proofErr w:type="spellStart"/>
-      <w:r>
-        <w:rPr>
-          <w:rFonts w:eastAsiaTheme="minorEastAsia" w:cstheme="minorBidi"/>
-          <w:sz w:val="28"/>
-          <w:szCs w:val="22"/>
-        </w:rPr>
-        <w:t>GenerationRequestedEvent</w:t>
-      </w:r>
-      <w:proofErr w:type="spellEnd"/>
-      <w:r>
-        <w:rPr>
-          <w:rFonts w:eastAsiaTheme="minorEastAsia" w:cstheme="minorBidi"/>
-          <w:sz w:val="28"/>
-          <w:szCs w:val="22"/>
-        </w:rPr>
-        <w:t>; </w:t>
-      </w:r>
-      <w:proofErr w:type="spellStart"/>
-      <w:r>
-        <w:rPr>
-          <w:rFonts w:eastAsiaTheme="minorEastAsia" w:cstheme="minorBidi"/>
-          <w:sz w:val="28"/>
-          <w:szCs w:val="22"/>
-        </w:rPr>
-        <w:t>listener</w:t>
-      </w:r>
-      <w:proofErr w:type="spellEnd"/>
-      <w:r>
-        <w:rPr>
-          <w:rFonts w:eastAsiaTheme="minorEastAsia" w:cstheme="minorBidi"/>
-          <w:sz w:val="28"/>
-          <w:szCs w:val="22"/>
-        </w:rPr>
-        <w:t xml:space="preserve"> в отдельном потоке (@Async) запускает ImageGenerationPipeline: статус PROCESSING → вызов </w:t>
-      </w:r>
-      <w:proofErr w:type="spellStart"/>
-      <w:r>
-        <w:rPr>
-          <w:rFonts w:eastAsiaTheme="minorEastAsia" w:cstheme="minorBidi"/>
-          <w:sz w:val="28"/>
-          <w:szCs w:val="22"/>
-        </w:rPr>
-        <w:t>GigaChat</w:t>
-      </w:r>
-      <w:proofErr w:type="spellEnd"/>
-      <w:r>
-        <w:rPr>
-          <w:rFonts w:eastAsiaTheme="minorEastAsia" w:cstheme="minorBidi"/>
-          <w:sz w:val="28"/>
-          <w:szCs w:val="22"/>
-        </w:rPr>
-        <w:t> → COMPLETED или FAILED. Frontend опрашивает GET /</w:t>
-      </w:r>
-      <w:proofErr w:type="spellStart"/>
-      <w:r>
-        <w:rPr>
-          <w:rFonts w:eastAsiaTheme="minorEastAsia" w:cstheme="minorBidi"/>
-          <w:sz w:val="28"/>
-          <w:szCs w:val="22"/>
-        </w:rPr>
-        <w:t>generations</w:t>
-      </w:r>
-      <w:proofErr w:type="spellEnd"/>
-      <w:r>
-        <w:rPr>
-          <w:rFonts w:eastAsiaTheme="minorEastAsia" w:cstheme="minorBidi"/>
-          <w:sz w:val="28"/>
-          <w:szCs w:val="22"/>
-        </w:rPr>
-        <w:t>/{</w:t>
-      </w:r>
-      <w:proofErr w:type="spellStart"/>
-      <w:r>
-        <w:rPr>
-          <w:rFonts w:eastAsiaTheme="minorEastAsia" w:cstheme="minorBidi"/>
-          <w:sz w:val="28"/>
-          <w:szCs w:val="22"/>
-        </w:rPr>
-        <w:t>id</w:t>
-      </w:r>
-      <w:proofErr w:type="spellEnd"/>
-      <w:r>
-        <w:rPr>
-          <w:rFonts w:eastAsiaTheme="minorEastAsia" w:cstheme="minorBidi"/>
-          <w:sz w:val="28"/>
-          <w:szCs w:val="22"/>
-        </w:rPr>
-        <w:t>} до завершения.</w:t>
-      </w:r>
-    </w:p>
-    <w:p>
-      <w:pPr>
-        <w:pStyle w:val="2"/>
-        <w:rPr>
-          <w:rFonts w:eastAsiaTheme="minorEastAsia"/>
-        </w:rPr>
-      </w:pPr>
-      <w:bookmarkStart w:id="9" w:name="_Toc232175829"/>
-      <w:r>
-        <w:rPr>
-          <w:rFonts w:eastAsiaTheme="minorEastAsia"/>
-        </w:rPr>
-        <w:t xml:space="preserve">Rate </w:t>
-      </w:r>
-      <w:proofErr w:type="spellStart"/>
-      <w:r>
-        <w:rPr>
-          <w:rFonts w:eastAsiaTheme="minorEastAsia"/>
-        </w:rPr>
-        <w:t>limiting</w:t>
-      </w:r>
-      <w:proofErr w:type="spellEnd"/>
-      <w:r>
-        <w:rPr>
-          <w:rFonts w:eastAsiaTheme="minorEastAsia"/>
-        </w:rPr>
-        <w:t xml:space="preserve"> через </w:t>
-      </w:r>
-      <w:proofErr w:type="spellStart"/>
-      <w:r>
-        <w:rPr>
-          <w:rFonts w:eastAsiaTheme="minorEastAsia"/>
-        </w:rPr>
-        <w:t>Redis</w:t>
-      </w:r>
-      <w:bookmarkEnd w:id="9"/>
-      <w:proofErr w:type="spellEnd"/>
-    </w:p>
-    <w:p>
-      <w:pPr>
-        <w:spacing w:before="120" w:after="320"/>
-        <w:jc w:val="both"/>
-        <w:rPr>
-          <w:rFonts w:eastAsiaTheme="minorEastAsia" w:cstheme="minorBidi"/>
-          <w:sz w:val="28"/>
-          <w:szCs w:val="22"/>
-        </w:rPr>
-      </w:pPr>
-      <w:r>
-        <w:rPr>
-          <w:rFonts w:eastAsiaTheme="minorEastAsia" w:cstheme="minorBidi"/>
-          <w:sz w:val="28"/>
-          <w:szCs w:val="22"/>
-        </w:rPr>
-        <w:t xml:space="preserve">Для защиты от злоупотребления API </w:t>
-      </w:r>
-      <w:proofErr w:type="spellStart"/>
-      <w:r>
-        <w:rPr>
-          <w:rFonts w:eastAsiaTheme="minorEastAsia" w:cstheme="minorBidi"/>
-          <w:sz w:val="28"/>
-          <w:szCs w:val="22"/>
-        </w:rPr>
-        <w:t>GigaChat</w:t>
-      </w:r>
-      <w:proofErr w:type="spellEnd"/>
-      <w:r>
-        <w:rPr>
-          <w:rFonts w:eastAsiaTheme="minorEastAsia" w:cstheme="minorBidi"/>
-          <w:sz w:val="28"/>
-          <w:szCs w:val="22"/>
-        </w:rPr>
-        <w:t xml:space="preserve"> и контроля нагрузки реализован </w:t>
-      </w:r>
-      <w:proofErr w:type="spellStart"/>
-      <w:r>
-        <w:rPr>
-          <w:rFonts w:eastAsiaTheme="minorEastAsia" w:cstheme="minorBidi"/>
-          <w:sz w:val="28"/>
-          <w:szCs w:val="22"/>
-        </w:rPr>
-        <w:t>GenerationRateLimitService</w:t>
-      </w:r>
-      <w:proofErr w:type="spellEnd"/>
-      <w:r>
-        <w:rPr>
-          <w:rFonts w:eastAsiaTheme="minorEastAsia" w:cstheme="minorBidi"/>
-          <w:sz w:val="28"/>
-          <w:szCs w:val="22"/>
-        </w:rPr>
-        <w:t xml:space="preserve">: счётчики запросов на пользователя в </w:t>
-      </w:r>
-      <w:proofErr w:type="spellStart"/>
-      <w:r>
-        <w:rPr>
-          <w:rFonts w:eastAsiaTheme="minorEastAsia" w:cstheme="minorBidi"/>
-          <w:sz w:val="28"/>
-          <w:szCs w:val="22"/>
-        </w:rPr>
-        <w:t>Redis</w:t>
-      </w:r>
-      <w:proofErr w:type="spellEnd"/>
-      <w:r>
-        <w:rPr>
-          <w:rFonts w:eastAsiaTheme="minorEastAsia" w:cstheme="minorBidi"/>
-          <w:sz w:val="28"/>
-          <w:szCs w:val="22"/>
-        </w:rPr>
-        <w:t> (лимиты в час и в сутки, настраиваются в </w:t>
-      </w:r>
-      <w:proofErr w:type="spellStart"/>
-      <w:r>
-        <w:rPr>
-          <w:rFonts w:eastAsiaTheme="minorEastAsia" w:cstheme="minorBidi"/>
-          <w:sz w:val="28"/>
-          <w:szCs w:val="22"/>
-        </w:rPr>
-        <w:t>application.yml</w:t>
-      </w:r>
-      <w:proofErr w:type="spellEnd"/>
-      <w:r>
-        <w:rPr>
-          <w:rFonts w:eastAsiaTheme="minorEastAsia" w:cstheme="minorBidi"/>
-          <w:sz w:val="28"/>
-          <w:szCs w:val="22"/>
-        </w:rPr>
-        <w:t>). При превышении — HTTP 429 с сообщением на русском.</w:t>
+        <w:t>Для защиты от злоупотребления API GigaChat и контроля нагрузки реализован GenerationRateLimitService: счётчики запросов на пользователя в Redis (лимиты в час и в сутки, настраиваются в application.yml). При превышении — HTTP 429 с сообщением на русском.</w:t>
       </w:r>
     </w:p>
     <w:p>
@@ -3554,45 +2875,15 @@
           <w:sz w:val="28"/>
           <w:szCs w:val="22"/>
         </w:rPr>
-        <w:t xml:space="preserve">Аудит </w:t>
-      </w:r>
-      <w:proofErr w:type="spellStart"/>
-      <w:r>
-        <w:rPr>
-          <w:rFonts w:eastAsiaTheme="minorEastAsia" w:cstheme="minorBidi"/>
-          <w:b/>
-          <w:bCs/>
-          <w:sz w:val="28"/>
-          <w:szCs w:val="22"/>
-        </w:rPr>
-        <w:t>GigaChat</w:t>
-      </w:r>
-      <w:proofErr w:type="spellEnd"/>
+        <w:t>Аудит GigaChat</w:t>
+      </w:r>
       <w:r>
         <w:rPr>
           <w:rFonts w:eastAsiaTheme="minorEastAsia" w:cstheme="minorBidi"/>
           <w:sz w:val="28"/>
           <w:szCs w:val="22"/>
         </w:rPr>
-        <w:t> — таблица </w:t>
-      </w:r>
-      <w:proofErr w:type="spellStart"/>
-      <w:r>
-        <w:rPr>
-          <w:rFonts w:eastAsiaTheme="minorEastAsia" w:cstheme="minorBidi"/>
-          <w:sz w:val="28"/>
-          <w:szCs w:val="22"/>
-        </w:rPr>
-        <w:t>gigachat_api_calls</w:t>
-      </w:r>
-      <w:proofErr w:type="spellEnd"/>
-      <w:r>
-        <w:rPr>
-          <w:rFonts w:eastAsiaTheme="minorEastAsia" w:cstheme="minorBidi"/>
-          <w:sz w:val="28"/>
-          <w:szCs w:val="22"/>
-        </w:rPr>
-        <w:t> с HTTP-статусом, длительностью и учётом токенов.</w:t>
+        <w:t> — таблица gigachat_api_calls с HTTP-статусом, длительностью и учётом токенов.</w:t>
       </w:r>
     </w:p>
     <w:p>
@@ -3617,67 +2908,15 @@
           <w:sz w:val="28"/>
           <w:szCs w:val="22"/>
         </w:rPr>
-        <w:t xml:space="preserve">Кэш </w:t>
-      </w:r>
-      <w:proofErr w:type="spellStart"/>
-      <w:r>
-        <w:rPr>
-          <w:rFonts w:eastAsiaTheme="minorEastAsia" w:cstheme="minorBidi"/>
-          <w:b/>
-          <w:bCs/>
-          <w:sz w:val="28"/>
-          <w:szCs w:val="22"/>
-        </w:rPr>
-        <w:t>OAuth</w:t>
-      </w:r>
-      <w:proofErr w:type="spellEnd"/>
-      <w:r>
-        <w:rPr>
-          <w:rFonts w:eastAsiaTheme="minorEastAsia" w:cstheme="minorBidi"/>
-          <w:b/>
-          <w:bCs/>
-          <w:sz w:val="28"/>
-          <w:szCs w:val="22"/>
-        </w:rPr>
-        <w:t xml:space="preserve">-токена </w:t>
-      </w:r>
-      <w:proofErr w:type="spellStart"/>
-      <w:r>
-        <w:rPr>
-          <w:rFonts w:eastAsiaTheme="minorEastAsia" w:cstheme="minorBidi"/>
-          <w:b/>
-          <w:bCs/>
-          <w:sz w:val="28"/>
-          <w:szCs w:val="22"/>
-        </w:rPr>
-        <w:t>GigaChat</w:t>
-      </w:r>
-      <w:proofErr w:type="spellEnd"/>
+        <w:t>Кэш OAuth-токена GigaChat</w:t>
+      </w:r>
       <w:r>
         <w:rPr>
           <w:rFonts w:eastAsiaTheme="minorEastAsia" w:cstheme="minorBidi"/>
           <w:sz w:val="28"/>
           <w:szCs w:val="22"/>
         </w:rPr>
-        <w:t xml:space="preserve"> в </w:t>
-      </w:r>
-      <w:proofErr w:type="spellStart"/>
-      <w:r>
-        <w:rPr>
-          <w:rFonts w:eastAsiaTheme="minorEastAsia" w:cstheme="minorBidi"/>
-          <w:sz w:val="28"/>
-          <w:szCs w:val="22"/>
-        </w:rPr>
-        <w:t>Redis</w:t>
-      </w:r>
-      <w:proofErr w:type="spellEnd"/>
-      <w:r>
-        <w:rPr>
-          <w:rFonts w:eastAsiaTheme="minorEastAsia" w:cstheme="minorBidi"/>
-          <w:sz w:val="28"/>
-          <w:szCs w:val="22"/>
-        </w:rPr>
-        <w:t xml:space="preserve"> — меньше обращений к серверу авторизации.</w:t>
+        <w:t> в Redis — меньше обращений к серверу авторизации.</w:t>
       </w:r>
     </w:p>
     <w:p>
@@ -4027,29 +3266,8 @@
             <w:hideMark/>
           </w:tcPr>
           <w:p>
-            <w:proofErr w:type="spellStart"/>
-            <w:r>
-              <w:t>generation</w:t>
-            </w:r>
-            <w:proofErr w:type="spellEnd"/>
-            <w:r>
-              <w:t>/</w:t>
-            </w:r>
-            <w:proofErr w:type="spellStart"/>
-            <w:r>
-              <w:t>prompt</w:t>
-            </w:r>
-            <w:proofErr w:type="spellEnd"/>
-            <w:r>
-              <w:t>/</w:t>
-            </w:r>
-            <w:proofErr w:type="spellStart"/>
-            <w:r>
-              <w:t>strategy</w:t>
-            </w:r>
-            <w:proofErr w:type="spellEnd"/>
-            <w:r>
-              <w:t>/*</w:t>
+            <w:r>
+              <w:t>generation/prompt/strategy/*</w:t>
             </w:r>
           </w:p>
         </w:tc>
@@ -4074,23 +3292,7 @@
           </w:tcPr>
           <w:p>
             <w:r>
-              <w:t xml:space="preserve">Каждый аспект </w:t>
-            </w:r>
-            <w:proofErr w:type="spellStart"/>
-            <w:r>
-              <w:t>промпта</w:t>
-            </w:r>
-            <w:proofErr w:type="spellEnd"/>
-            <w:r>
-              <w:t xml:space="preserve"> (вселенная, роль, настроение, тон) — отдельный класс. Легко добавлять новые параметры без разрастания </w:t>
-            </w:r>
-            <w:proofErr w:type="spellStart"/>
-            <w:r>
-              <w:t>if-else</w:t>
-            </w:r>
-            <w:proofErr w:type="spellEnd"/>
-            <w:r>
-              <w:t>.</w:t>
+              <w:t>Каждый аспект промпта (вселенная, роль, настроение, тон) — отдельный класс. Легко добавлять новые параметры без разрастания if-else.</w:t>
             </w:r>
           </w:p>
         </w:tc>
@@ -4116,7 +3318,6 @@
             <w:hideMark/>
           </w:tcPr>
           <w:p>
-            <w:proofErr w:type="spellStart"/>
             <w:r>
               <w:rPr>
                 <w:b/>
@@ -4124,7 +3325,6 @@
               </w:rPr>
               <w:t>Builder</w:t>
             </w:r>
-            <w:proofErr w:type="spellEnd"/>
           </w:p>
         </w:tc>
         <w:tc>
@@ -4147,11 +3347,9 @@
             <w:hideMark/>
           </w:tcPr>
           <w:p>
-            <w:proofErr w:type="spellStart"/>
             <w:r>
               <w:t>PromptBuilder</w:t>
             </w:r>
-            <w:proofErr w:type="spellEnd"/>
           </w:p>
         </w:tc>
         <w:tc>
@@ -4175,31 +3373,7 @@
           </w:tcPr>
           <w:p>
             <w:r>
-              <w:t xml:space="preserve">Собирает итоговый </w:t>
-            </w:r>
-            <w:proofErr w:type="spellStart"/>
-            <w:r>
-              <w:t>system</w:t>
-            </w:r>
-            <w:proofErr w:type="spellEnd"/>
-            <w:r>
-              <w:t>/</w:t>
-            </w:r>
-            <w:proofErr w:type="spellStart"/>
-            <w:r>
-              <w:t>user</w:t>
-            </w:r>
-            <w:proofErr w:type="spellEnd"/>
-            <w:r>
-              <w:t xml:space="preserve"> </w:t>
-            </w:r>
-            <w:proofErr w:type="spellStart"/>
-            <w:r>
-              <w:t>промпт</w:t>
-            </w:r>
-            <w:proofErr w:type="spellEnd"/>
-            <w:r>
-              <w:t xml:space="preserve"> из набора стратегий.</w:t>
+              <w:t>Собирает итоговый system/user промпт из набора стратегий.</w:t>
             </w:r>
           </w:p>
         </w:tc>
@@ -4230,17 +3404,8 @@
                 <w:b/>
                 <w:bCs/>
               </w:rPr>
-              <w:t xml:space="preserve">Port / </w:t>
-            </w:r>
-            <w:proofErr w:type="spellStart"/>
-            <w:r>
-              <w:rPr>
-                <w:b/>
-                <w:bCs/>
-              </w:rPr>
-              <w:t>Adapter</w:t>
-            </w:r>
-            <w:proofErr w:type="spellEnd"/>
+              <w:t>Port / Adapter</w:t>
+            </w:r>
           </w:p>
         </w:tc>
         <w:tc>
@@ -4263,19 +3428,9 @@
             <w:hideMark/>
           </w:tcPr>
           <w:p>
-            <w:proofErr w:type="spellStart"/>
-            <w:r>
-              <w:t>ImageGenerationPort</w:t>
-            </w:r>
-            <w:proofErr w:type="spellEnd"/>
-            <w:r>
-              <w:t>, </w:t>
-            </w:r>
-            <w:proofErr w:type="spellStart"/>
-            <w:r>
-              <w:t>GigaChatImageAdapter</w:t>
-            </w:r>
-            <w:proofErr w:type="spellEnd"/>
+            <w:r>
+              <w:t>ImageGenerationPort, GigaChatImageAdapter</w:t>
+            </w:r>
           </w:p>
         </w:tc>
         <w:tc>
@@ -4299,23 +3454,7 @@
           </w:tcPr>
           <w:p>
             <w:r>
-              <w:t xml:space="preserve">Изолирует бизнес-логику от </w:t>
-            </w:r>
-            <w:proofErr w:type="spellStart"/>
-            <w:r>
-              <w:t>GigaChat</w:t>
-            </w:r>
-            <w:proofErr w:type="spellEnd"/>
-            <w:r>
-              <w:t xml:space="preserve"> API; замена провайдера не затрагивает </w:t>
-            </w:r>
-            <w:proofErr w:type="spellStart"/>
-            <w:r>
-              <w:t>pipeline</w:t>
-            </w:r>
-            <w:proofErr w:type="spellEnd"/>
-            <w:r>
-              <w:t>.</w:t>
+              <w:t>Изолирует бизнес-логику от GigaChat API; замена провайдера не затрагивает pipeline.</w:t>
             </w:r>
           </w:p>
         </w:tc>
@@ -4341,7 +3480,6 @@
             <w:hideMark/>
           </w:tcPr>
           <w:p>
-            <w:proofErr w:type="spellStart"/>
             <w:r>
               <w:rPr>
                 <w:b/>
@@ -4349,7 +3487,6 @@
               </w:rPr>
               <w:t>Repository</w:t>
             </w:r>
-            <w:proofErr w:type="spellEnd"/>
           </w:p>
         </w:tc>
         <w:tc>
@@ -4398,15 +3535,7 @@
           </w:tcPr>
           <w:p>
             <w:r>
-              <w:t xml:space="preserve">Абстракция доступа к </w:t>
-            </w:r>
-            <w:proofErr w:type="spellStart"/>
-            <w:r>
-              <w:t>PostgreSQL</w:t>
-            </w:r>
-            <w:proofErr w:type="spellEnd"/>
-            <w:r>
-              <w:t>; декларативные запросы вместо ручного SQL в сервисах.</w:t>
+              <w:t>Абстракция доступа к PostgreSQL; декларативные запросы вместо ручного SQL в сервисах.</w:t>
             </w:r>
           </w:p>
         </w:tc>
@@ -4437,17 +3566,8 @@
                 <w:b/>
                 <w:bCs/>
               </w:rPr>
-              <w:t xml:space="preserve">DTO + </w:t>
-            </w:r>
-            <w:proofErr w:type="spellStart"/>
-            <w:r>
-              <w:rPr>
-                <w:b/>
-                <w:bCs/>
-              </w:rPr>
-              <w:t>Mapper</w:t>
-            </w:r>
-            <w:proofErr w:type="spellEnd"/>
+              <w:t>DTO + Mapper</w:t>
+            </w:r>
           </w:p>
         </w:tc>
         <w:tc>
@@ -4470,35 +3590,9 @@
             <w:hideMark/>
           </w:tcPr>
           <w:p>
-            <w:proofErr w:type="spellStart"/>
-            <w:r>
-              <w:t>api</w:t>
-            </w:r>
-            <w:proofErr w:type="spellEnd"/>
-            <w:r>
-              <w:t>/</w:t>
-            </w:r>
-            <w:proofErr w:type="spellStart"/>
-            <w:r>
-              <w:t>dto</w:t>
-            </w:r>
-            <w:proofErr w:type="spellEnd"/>
-            <w:r>
-              <w:t>, </w:t>
-            </w:r>
-            <w:proofErr w:type="spellStart"/>
-            <w:r>
-              <w:t>api</w:t>
-            </w:r>
-            <w:proofErr w:type="spellEnd"/>
-            <w:r>
-              <w:t>/</w:t>
-            </w:r>
-            <w:proofErr w:type="spellStart"/>
-            <w:r>
-              <w:t>mapper</w:t>
-            </w:r>
-            <w:proofErr w:type="spellEnd"/>
+            <w:r>
+              <w:t>api/dto, api/mapper</w:t>
+            </w:r>
           </w:p>
         </w:tc>
         <w:tc>
@@ -4522,23 +3616,7 @@
           </w:tcPr>
           <w:p>
             <w:r>
-              <w:t xml:space="preserve">Отделение HTTP-модели от JPA-сущностей; </w:t>
-            </w:r>
-            <w:proofErr w:type="spellStart"/>
-            <w:r>
-              <w:t>enums</w:t>
-            </w:r>
-            <w:proofErr w:type="spellEnd"/>
-            <w:r>
-              <w:t xml:space="preserve"> с </w:t>
-            </w:r>
-            <w:proofErr w:type="spellStart"/>
-            <w:r>
-              <w:t>labelRu</w:t>
-            </w:r>
-            <w:proofErr w:type="spellEnd"/>
-            <w:r>
-              <w:t> для UI.</w:t>
+              <w:t>Отделение HTTP-модели от JPA-сущностей; enums с labelRu для UI.</w:t>
             </w:r>
           </w:p>
         </w:tc>
@@ -4569,23 +3647,7 @@
                 <w:b/>
                 <w:bCs/>
               </w:rPr>
-              <w:t>Event-</w:t>
-            </w:r>
-            <w:proofErr w:type="spellStart"/>
-            <w:r>
-              <w:rPr>
-                <w:b/>
-                <w:bCs/>
-              </w:rPr>
-              <w:t>driven</w:t>
-            </w:r>
-            <w:proofErr w:type="spellEnd"/>
-            <w:r>
-              <w:rPr>
-                <w:b/>
-                <w:bCs/>
-              </w:rPr>
-              <w:t xml:space="preserve"> (Observer)</w:t>
+              <w:t>Event-driven (Observer)</w:t>
             </w:r>
           </w:p>
         </w:tc>
@@ -4609,13 +3671,8 @@
             <w:hideMark/>
           </w:tcPr>
           <w:p>
-            <w:proofErr w:type="spellStart"/>
-            <w:r>
-              <w:t>GenerationRequestedEvent</w:t>
-            </w:r>
-            <w:proofErr w:type="spellEnd"/>
-            <w:r>
-              <w:t> + @TransactionalEventListener</w:t>
+            <w:r>
+              <w:t>GenerationRequestedEvent + @TransactionalEventListener</w:t>
             </w:r>
           </w:p>
         </w:tc>
@@ -4640,39 +3697,7 @@
           </w:tcPr>
           <w:p>
             <w:r>
-              <w:t xml:space="preserve">Запуск </w:t>
-            </w:r>
-            <w:proofErr w:type="spellStart"/>
-            <w:r>
-              <w:t>async</w:t>
-            </w:r>
-            <w:proofErr w:type="spellEnd"/>
-            <w:r>
-              <w:t xml:space="preserve"> </w:t>
-            </w:r>
-            <w:proofErr w:type="spellStart"/>
-            <w:r>
-              <w:t>pipeline</w:t>
-            </w:r>
-            <w:proofErr w:type="spellEnd"/>
-            <w:r>
-              <w:t xml:space="preserve"> строго после </w:t>
-            </w:r>
-            <w:proofErr w:type="spellStart"/>
-            <w:r>
-              <w:t>commit</w:t>
-            </w:r>
-            <w:proofErr w:type="spellEnd"/>
-            <w:r>
-              <w:t xml:space="preserve"> — данные </w:t>
-            </w:r>
-            <w:proofErr w:type="spellStart"/>
-            <w:r>
-              <w:t>консистентны</w:t>
-            </w:r>
-            <w:proofErr w:type="spellEnd"/>
-            <w:r>
-              <w:t>.</w:t>
+              <w:t>Запуск async pipeline строго после commit — данные консистентны.</w:t>
             </w:r>
           </w:p>
         </w:tc>
@@ -4698,31 +3723,13 @@
             <w:hideMark/>
           </w:tcPr>
           <w:p>
-            <w:proofErr w:type="spellStart"/>
             <w:r>
               <w:rPr>
                 <w:b/>
                 <w:bCs/>
               </w:rPr>
-              <w:t>Layered</w:t>
-            </w:r>
-            <w:proofErr w:type="spellEnd"/>
-            <w:r>
-              <w:rPr>
-                <w:b/>
-                <w:bCs/>
-              </w:rPr>
-              <w:t xml:space="preserve"> </w:t>
-            </w:r>
-            <w:proofErr w:type="spellStart"/>
-            <w:r>
-              <w:rPr>
-                <w:b/>
-                <w:bCs/>
-              </w:rPr>
-              <w:t>architecture</w:t>
-            </w:r>
-            <w:proofErr w:type="spellEnd"/>
+              <w:t>Layered architecture</w:t>
+            </w:r>
           </w:p>
         </w:tc>
         <w:tc>
@@ -4745,27 +3752,9 @@
             <w:hideMark/>
           </w:tcPr>
           <w:p>
-            <w:proofErr w:type="spellStart"/>
-            <w:r>
-              <w:t>api</w:t>
-            </w:r>
-            <w:proofErr w:type="spellEnd"/>
-            <w:r>
-              <w:t xml:space="preserve"> → </w:t>
-            </w:r>
-            <w:proofErr w:type="spellStart"/>
-            <w:r>
-              <w:t>service</w:t>
-            </w:r>
-            <w:proofErr w:type="spellEnd"/>
-            <w:r>
-              <w:t xml:space="preserve"> → </w:t>
-            </w:r>
-            <w:proofErr w:type="spellStart"/>
-            <w:r>
-              <w:t>persistence</w:t>
-            </w:r>
-            <w:proofErr w:type="spellEnd"/>
+            <w:r>
+              <w:t>api → service → persistence</w:t>
+            </w:r>
           </w:p>
         </w:tc>
         <w:tc>
@@ -4797,23 +3786,7 @@
     </w:tbl>
     <w:p>
       <w:r>
-        <w:t>Паттерны выбраны не «для галочки», а там, где они снижают связность: </w:t>
-      </w:r>
-      <w:proofErr w:type="spellStart"/>
-      <w:r>
-        <w:t>GigaChat</w:t>
-      </w:r>
-      <w:proofErr w:type="spellEnd"/>
-      <w:r>
-        <w:t xml:space="preserve"> может меняться, </w:t>
-      </w:r>
-      <w:proofErr w:type="spellStart"/>
-      <w:r>
-        <w:t>промпт</w:t>
-      </w:r>
-      <w:proofErr w:type="spellEnd"/>
-      <w:r>
-        <w:t>-логика расширяется, генерация не блокирует HTTP-поток.</w:t>
+        <w:t>Паттерны выбраны не «для галочки», а там, где они снижают связность: GigaChat может меняться, промпт-логика расширяется, генерация не блокирует HTTP-поток.</w:t>
       </w:r>
     </w:p>
     <w:p/>
@@ -4989,35 +3962,7 @@
               <w:rPr>
                 <w:lang w:val="en-US"/>
               </w:rPr>
-              <w:t xml:space="preserve">Java 21, Spring Boot 3.4, Spring Security, Spring Data JPA, </w:t>
-            </w:r>
-            <w:proofErr w:type="spellStart"/>
-            <w:r>
-              <w:rPr>
-                <w:lang w:val="en-US"/>
-              </w:rPr>
-              <w:t>WebFlux</w:t>
-            </w:r>
-            <w:proofErr w:type="spellEnd"/>
-            <w:r>
-              <w:rPr>
-                <w:lang w:val="en-US"/>
-              </w:rPr>
-              <w:t xml:space="preserve"> (</w:t>
-            </w:r>
-            <w:proofErr w:type="spellStart"/>
-            <w:r>
-              <w:rPr>
-                <w:lang w:val="en-US"/>
-              </w:rPr>
-              <w:t>GigaChat</w:t>
-            </w:r>
-            <w:proofErr w:type="spellEnd"/>
-            <w:r>
-              <w:rPr>
-                <w:lang w:val="en-US"/>
-              </w:rPr>
-              <w:t>)</w:t>
+              <w:t>Java 21, Spring Boot 3.4, Spring Security, Spring Data JPA, WebFlux (GigaChat)</w:t>
             </w:r>
           </w:p>
         </w:tc>
@@ -5077,21 +4022,7 @@
               <w:rPr>
                 <w:lang w:val="en-US"/>
               </w:rPr>
-              <w:t>PostgreSQL 16 (Hibernate </w:t>
-            </w:r>
-            <w:proofErr w:type="spellStart"/>
-            <w:r>
-              <w:rPr>
-                <w:lang w:val="en-US"/>
-              </w:rPr>
-              <w:t>ddl</w:t>
-            </w:r>
-            <w:proofErr w:type="spellEnd"/>
-            <w:r>
-              <w:rPr>
-                <w:lang w:val="en-US"/>
-              </w:rPr>
-              <w:t>-auto: update)</w:t>
+              <w:t>PostgreSQL 16 (Hibernate ddl-auto: update)</w:t>
             </w:r>
           </w:p>
         </w:tc>
@@ -5142,13 +4073,8 @@
             <w:hideMark/>
           </w:tcPr>
           <w:p>
-            <w:proofErr w:type="spellStart"/>
-            <w:r>
-              <w:t>Redis</w:t>
-            </w:r>
-            <w:proofErr w:type="spellEnd"/>
-            <w:r>
-              <w:t xml:space="preserve"> 7</w:t>
+            <w:r>
+              <w:t>Redis 7</w:t>
             </w:r>
           </w:p>
         </w:tc>
@@ -5208,21 +4134,7 @@
               <w:rPr>
                 <w:lang w:val="en-US"/>
               </w:rPr>
-              <w:t xml:space="preserve">React 19, TypeScript, </w:t>
-            </w:r>
-            <w:proofErr w:type="spellStart"/>
-            <w:r>
-              <w:rPr>
-                <w:lang w:val="en-US"/>
-              </w:rPr>
-              <w:t>Vite</w:t>
-            </w:r>
-            <w:proofErr w:type="spellEnd"/>
-            <w:r>
-              <w:rPr>
-                <w:lang w:val="en-US"/>
-              </w:rPr>
-              <w:t xml:space="preserve"> 7, React Router</w:t>
+              <w:t>React 19, TypeScript, Vite 7, React Router</w:t>
             </w:r>
           </w:p>
         </w:tc>
@@ -5273,21 +4185,8 @@
             <w:hideMark/>
           </w:tcPr>
           <w:p>
-            <w:proofErr w:type="spellStart"/>
-            <w:r>
-              <w:t>Swagger</w:t>
-            </w:r>
-            <w:proofErr w:type="spellEnd"/>
-            <w:r>
-              <w:t xml:space="preserve"> (</w:t>
-            </w:r>
-            <w:proofErr w:type="spellStart"/>
-            <w:r>
-              <w:t>springdoc-openapi</w:t>
-            </w:r>
-            <w:proofErr w:type="spellEnd"/>
-            <w:r>
-              <w:t>)</w:t>
+            <w:r>
+              <w:t>Swagger (springdoc-openapi)</w:t>
             </w:r>
           </w:p>
         </w:tc>
@@ -5338,29 +4237,8 @@
             <w:hideMark/>
           </w:tcPr>
           <w:p>
-            <w:proofErr w:type="spellStart"/>
-            <w:r>
-              <w:t>Maven</w:t>
-            </w:r>
-            <w:proofErr w:type="spellEnd"/>
-            <w:r>
-              <w:t xml:space="preserve"> → JAR; </w:t>
-            </w:r>
-            <w:proofErr w:type="spellStart"/>
-            <w:r>
-              <w:t>npm</w:t>
-            </w:r>
-            <w:proofErr w:type="spellEnd"/>
-            <w:r>
-              <w:t xml:space="preserve"> (</w:t>
-            </w:r>
-            <w:proofErr w:type="spellStart"/>
-            <w:r>
-              <w:t>frontend</w:t>
-            </w:r>
-            <w:proofErr w:type="spellEnd"/>
-            <w:r>
-              <w:t>)</w:t>
+            <w:r>
+              <w:t>Maven → JAR; npm (frontend)</w:t>
             </w:r>
           </w:p>
         </w:tc>
@@ -5411,19 +4289,9 @@
             <w:hideMark/>
           </w:tcPr>
           <w:p>
-            <w:proofErr w:type="spellStart"/>
-            <w:r>
-              <w:t>Docker</w:t>
-            </w:r>
-            <w:proofErr w:type="spellEnd"/>
-            <w:r>
-              <w:t xml:space="preserve"> </w:t>
-            </w:r>
-            <w:proofErr w:type="spellStart"/>
-            <w:r>
-              <w:t>Compose</w:t>
-            </w:r>
-            <w:proofErr w:type="spellEnd"/>
+            <w:r>
+              <w:t>Docker Compose</w:t>
+            </w:r>
           </w:p>
         </w:tc>
       </w:tr>
@@ -5476,28 +4344,57 @@
         <w:rPr>
           <w:lang w:val="en-US"/>
         </w:rPr>
-        <w:t>/.</w:t>
-      </w:r>
-      <w:proofErr w:type="spellStart"/>
+        <w:t>/.env</w:t>
+      </w:r>
+      <w:proofErr w:type="gramEnd"/>
       <w:r>
         <w:rPr>
           <w:lang w:val="en-US"/>
         </w:rPr>
-        <w:t>env</w:t>
+        <w:t>.example backend/.env   # GIGACHAT_AUTH_KEY, JWT_SECRET</w:t>
+      </w:r>
+    </w:p>
+    <w:p>
+      <w:pPr>
+        <w:rPr>
+          <w:lang w:val="en-US"/>
+        </w:rPr>
+      </w:pPr>
+    </w:p>
+    <w:p>
+      <w:pPr>
+        <w:rPr>
+          <w:lang w:val="en-US"/>
+        </w:rPr>
+      </w:pPr>
+      <w:r>
+        <w:rPr>
+          <w:lang w:val="en-US"/>
+        </w:rPr>
+        <w:t>cd backend &amp;&amp; mvn spring-</w:t>
+      </w:r>
+      <w:proofErr w:type="gramStart"/>
+      <w:r>
+        <w:rPr>
+          <w:lang w:val="en-US"/>
+        </w:rPr>
+        <w:t>boot:run</w:t>
       </w:r>
       <w:proofErr w:type="gramEnd"/>
       <w:r>
         <w:rPr>
           <w:lang w:val="en-US"/>
         </w:rPr>
-        <w:t>.example</w:t>
-      </w:r>
-      <w:proofErr w:type="spellEnd"/>
+        <w:t xml:space="preserve">      # </w:t>
+      </w:r>
+      <w:r>
+        <w:t>или</w:t>
+      </w:r>
       <w:r>
         <w:rPr>
           <w:lang w:val="en-US"/>
         </w:rPr>
-        <w:t xml:space="preserve"> backend/.env   # GIGACHAT_AUTH_KEY, JWT_SECRET</w:t>
+        <w:t xml:space="preserve"> ./run.sh (macOS)</w:t>
       </w:r>
     </w:p>
     <w:p>
@@ -5506,104 +4403,11 @@
           <w:lang w:val="en-US"/>
         </w:rPr>
       </w:pPr>
-    </w:p>
-    <w:p>
-      <w:pPr>
+      <w:r>
         <w:rPr>
           <w:lang w:val="en-US"/>
         </w:rPr>
-      </w:pPr>
-      <w:r>
-        <w:rPr>
-          <w:lang w:val="en-US"/>
-        </w:rPr>
-        <w:t xml:space="preserve">cd backend &amp;&amp; </w:t>
-      </w:r>
-      <w:proofErr w:type="spellStart"/>
-      <w:r>
-        <w:rPr>
-          <w:lang w:val="en-US"/>
-        </w:rPr>
-        <w:t>mvn</w:t>
-      </w:r>
-      <w:proofErr w:type="spellEnd"/>
-      <w:r>
-        <w:rPr>
-          <w:lang w:val="en-US"/>
-        </w:rPr>
-        <w:t xml:space="preserve"> </w:t>
-      </w:r>
-      <w:proofErr w:type="spellStart"/>
-      <w:r>
-        <w:rPr>
-          <w:lang w:val="en-US"/>
-        </w:rPr>
-        <w:t>spring-</w:t>
-      </w:r>
-      <w:proofErr w:type="gramStart"/>
-      <w:r>
-        <w:rPr>
-          <w:lang w:val="en-US"/>
-        </w:rPr>
-        <w:t>boot:run</w:t>
-      </w:r>
-      <w:proofErr w:type="spellEnd"/>
-      <w:proofErr w:type="gramEnd"/>
-      <w:r>
-        <w:rPr>
-          <w:lang w:val="en-US"/>
-        </w:rPr>
-        <w:t xml:space="preserve">      # </w:t>
-      </w:r>
-      <w:r>
-        <w:t>или</w:t>
-      </w:r>
-      <w:r>
-        <w:rPr>
-          <w:lang w:val="en-US"/>
-        </w:rPr>
-        <w:t xml:space="preserve"> ./run.sh (macOS)</w:t>
-      </w:r>
-    </w:p>
-    <w:p>
-      <w:pPr>
-        <w:rPr>
-          <w:lang w:val="en-US"/>
-        </w:rPr>
-      </w:pPr>
-      <w:r>
-        <w:rPr>
-          <w:lang w:val="en-US"/>
-        </w:rPr>
-        <w:t xml:space="preserve">cd frontend &amp;&amp; </w:t>
-      </w:r>
-      <w:proofErr w:type="spellStart"/>
-      <w:r>
-        <w:rPr>
-          <w:lang w:val="en-US"/>
-        </w:rPr>
-        <w:t>npm</w:t>
-      </w:r>
-      <w:proofErr w:type="spellEnd"/>
-      <w:r>
-        <w:rPr>
-          <w:lang w:val="en-US"/>
-        </w:rPr>
-        <w:t xml:space="preserve"> install &amp;&amp; </w:t>
-      </w:r>
-      <w:proofErr w:type="spellStart"/>
-      <w:r>
-        <w:rPr>
-          <w:lang w:val="en-US"/>
-        </w:rPr>
-        <w:t>npm</w:t>
-      </w:r>
-      <w:proofErr w:type="spellEnd"/>
-      <w:r>
-        <w:rPr>
-          <w:lang w:val="en-US"/>
-        </w:rPr>
-        <w:t xml:space="preserve"> run dev</w:t>
+        <w:t>cd frontend &amp;&amp; npm install &amp;&amp; npm run dev</w:t>
       </w:r>
     </w:p>
     <w:p>
@@ -5651,13 +4455,8 @@
           <w:numId w:val="40"/>
         </w:numPr>
       </w:pPr>
-      <w:proofErr w:type="spellStart"/>
-      <w:r>
-        <w:t>Swagger</w:t>
-      </w:r>
-      <w:proofErr w:type="spellEnd"/>
-      <w:r>
-        <w:t>: </w:t>
+      <w:r>
+        <w:t>Swagger: </w:t>
       </w:r>
       <w:hyperlink r:id="rId9" w:history="1">
         <w:r>
@@ -5701,7 +4500,7 @@
       <w:r>
         <w:lastRenderedPageBreak/>
         <w:drawing>
-          <wp:anchor distT="0" distB="0" distL="114300" distR="114300" simplePos="0" relativeHeight="251658240" behindDoc="0" locked="0" layoutInCell="1" allowOverlap="1" wp14:anchorId="61604DF7" wp14:editId="7BB2A415">
+          <wp:anchor distT="0" distB="0" distL="114300" distR="114300" simplePos="0" relativeHeight="251660288" behindDoc="0" locked="0" layoutInCell="1" allowOverlap="1" wp14:anchorId="0FD6DA87" wp14:editId="06C594CC">
             <wp:simplePos x="0" y="0"/>
             <wp:positionH relativeFrom="column">
               <wp:posOffset>-1010285</wp:posOffset>
@@ -5709,10 +4508,10 @@
             <wp:positionV relativeFrom="paragraph">
               <wp:posOffset>292735</wp:posOffset>
             </wp:positionV>
-            <wp:extent cx="7392035" cy="5675630"/>
-            <wp:effectExtent l="0" t="0" r="0" b="1270"/>
+            <wp:extent cx="7406640" cy="5931535"/>
+            <wp:effectExtent l="0" t="0" r="0" b="0"/>
             <wp:wrapSquare wrapText="bothSides"/>
-            <wp:docPr id="1754045199" name="Рисунок 1"/>
+            <wp:docPr id="1701098214" name="Рисунок 1"/>
             <wp:cNvGraphicFramePr>
               <a:graphicFrameLocks xmlns:a="http://schemas.openxmlformats.org/drawingml/2006/main" noChangeAspect="1"/>
             </wp:cNvGraphicFramePr>
@@ -5720,7 +4519,7 @@
               <a:graphicData uri="http://schemas.openxmlformats.org/drawingml/2006/picture">
                 <pic:pic xmlns:pic="http://schemas.openxmlformats.org/drawingml/2006/picture">
                   <pic:nvPicPr>
-                    <pic:cNvPr id="1754045199" name=""/>
+                    <pic:cNvPr id="1701098214" name=""/>
                     <pic:cNvPicPr/>
                   </pic:nvPicPr>
                   <pic:blipFill>
@@ -5738,7 +4537,7 @@
                   <pic:spPr>
                     <a:xfrm>
                       <a:off x="0" y="0"/>
-                      <a:ext cx="7392035" cy="5675630"/>
+                      <a:ext cx="7406640" cy="5931535"/>
                     </a:xfrm>
                     <a:prstGeom prst="rect">
                       <a:avLst/>
@@ -5790,18 +4589,18 @@
       </w:pPr>
       <w:r>
         <w:drawing>
-          <wp:anchor distT="0" distB="0" distL="114300" distR="114300" simplePos="0" relativeHeight="251659264" behindDoc="0" locked="0" layoutInCell="1" allowOverlap="1" wp14:anchorId="0F3D0CE3" wp14:editId="34C73692">
+          <wp:anchor distT="0" distB="0" distL="114300" distR="114300" simplePos="0" relativeHeight="251661312" behindDoc="0" locked="0" layoutInCell="1" allowOverlap="1" wp14:anchorId="6422B652" wp14:editId="6999B9DF">
             <wp:simplePos x="0" y="0"/>
             <wp:positionH relativeFrom="column">
-              <wp:posOffset>-953770</wp:posOffset>
+              <wp:posOffset>-932815</wp:posOffset>
             </wp:positionH>
             <wp:positionV relativeFrom="paragraph">
               <wp:posOffset>260350</wp:posOffset>
             </wp:positionV>
-            <wp:extent cx="7371080" cy="4052570"/>
-            <wp:effectExtent l="0" t="0" r="0" b="0"/>
+            <wp:extent cx="7336155" cy="3607435"/>
+            <wp:effectExtent l="0" t="0" r="4445" b="0"/>
             <wp:wrapSquare wrapText="bothSides"/>
-            <wp:docPr id="1374750771" name="Рисунок 1"/>
+            <wp:docPr id="599593529" name="Рисунок 1"/>
             <wp:cNvGraphicFramePr>
               <a:graphicFrameLocks xmlns:a="http://schemas.openxmlformats.org/drawingml/2006/main" noChangeAspect="1"/>
             </wp:cNvGraphicFramePr>
@@ -5809,7 +4608,7 @@
               <a:graphicData uri="http://schemas.openxmlformats.org/drawingml/2006/picture">
                 <pic:pic xmlns:pic="http://schemas.openxmlformats.org/drawingml/2006/picture">
                   <pic:nvPicPr>
-                    <pic:cNvPr id="1374750771" name=""/>
+                    <pic:cNvPr id="599593529" name=""/>
                     <pic:cNvPicPr/>
                   </pic:nvPicPr>
                   <pic:blipFill>
@@ -5827,7 +4626,7 @@
                   <pic:spPr>
                     <a:xfrm>
                       <a:off x="0" y="0"/>
-                      <a:ext cx="7371080" cy="4052570"/>
+                      <a:ext cx="7336155" cy="3607435"/>
                     </a:xfrm>
                     <a:prstGeom prst="rect">
                       <a:avLst/>
@@ -5846,9 +4645,153 @@
         </w:drawing>
       </w:r>
       <w:r>
-        <w:t>Запрос на генерацию портрета</w:t>
-      </w:r>
-    </w:p>
+        <w:t>Г</w:t>
+      </w:r>
+      <w:r>
+        <w:t>енераци</w:t>
+      </w:r>
+      <w:r>
+        <w:t>я</w:t>
+      </w:r>
+      <w:r>
+        <w:t xml:space="preserve"> портрета</w:t>
+      </w:r>
+    </w:p>
+    <w:p/>
+    <w:p>
+      <w:pPr>
+        <w:pStyle w:val="2"/>
+      </w:pPr>
+      <w:r>
+        <w:drawing>
+          <wp:anchor distT="0" distB="0" distL="114300" distR="114300" simplePos="0" relativeHeight="251662336" behindDoc="0" locked="0" layoutInCell="1" allowOverlap="1" wp14:anchorId="38531A48" wp14:editId="48FB3E81">
+            <wp:simplePos x="0" y="0"/>
+            <wp:positionH relativeFrom="column">
+              <wp:posOffset>-974090</wp:posOffset>
+            </wp:positionH>
+            <wp:positionV relativeFrom="paragraph">
+              <wp:posOffset>361863</wp:posOffset>
+            </wp:positionV>
+            <wp:extent cx="7421245" cy="3597910"/>
+            <wp:effectExtent l="0" t="0" r="0" b="0"/>
+            <wp:wrapSquare wrapText="bothSides"/>
+            <wp:docPr id="1093253075" name="Рисунок 1"/>
+            <wp:cNvGraphicFramePr>
+              <a:graphicFrameLocks xmlns:a="http://schemas.openxmlformats.org/drawingml/2006/main" noChangeAspect="1"/>
+            </wp:cNvGraphicFramePr>
+            <a:graphic xmlns:a="http://schemas.openxmlformats.org/drawingml/2006/main">
+              <a:graphicData uri="http://schemas.openxmlformats.org/drawingml/2006/picture">
+                <pic:pic xmlns:pic="http://schemas.openxmlformats.org/drawingml/2006/picture">
+                  <pic:nvPicPr>
+                    <pic:cNvPr id="1093253075" name=""/>
+                    <pic:cNvPicPr/>
+                  </pic:nvPicPr>
+                  <pic:blipFill>
+                    <a:blip r:embed="rId13" cstate="print">
+                      <a:extLst>
+                        <a:ext uri="{28A0092B-C50C-407E-A947-70E740481C1C}">
+                          <a14:useLocalDpi xmlns:a14="http://schemas.microsoft.com/office/drawing/2010/main" val="0"/>
+                        </a:ext>
+                      </a:extLst>
+                    </a:blip>
+                    <a:stretch>
+                      <a:fillRect/>
+                    </a:stretch>
+                  </pic:blipFill>
+                  <pic:spPr>
+                    <a:xfrm>
+                      <a:off x="0" y="0"/>
+                      <a:ext cx="7421245" cy="3597910"/>
+                    </a:xfrm>
+                    <a:prstGeom prst="rect">
+                      <a:avLst/>
+                    </a:prstGeom>
+                  </pic:spPr>
+                </pic:pic>
+              </a:graphicData>
+            </a:graphic>
+            <wp14:sizeRelH relativeFrom="page">
+              <wp14:pctWidth>0</wp14:pctWidth>
+            </wp14:sizeRelH>
+            <wp14:sizeRelV relativeFrom="page">
+              <wp14:pctHeight>0</wp14:pctHeight>
+            </wp14:sizeRelV>
+          </wp:anchor>
+        </w:drawing>
+      </w:r>
+      <w:r>
+        <w:t>Персонажи</w:t>
+      </w:r>
+    </w:p>
+    <w:p/>
+    <w:p>
+      <w:pPr>
+        <w:pStyle w:val="2"/>
+      </w:pPr>
+      <w:r>
+        <w:lastRenderedPageBreak/>
+        <w:drawing>
+          <wp:anchor distT="0" distB="0" distL="114300" distR="114300" simplePos="0" relativeHeight="251663360" behindDoc="0" locked="0" layoutInCell="1" allowOverlap="1" wp14:anchorId="56770C50" wp14:editId="32964DE0">
+            <wp:simplePos x="0" y="0"/>
+            <wp:positionH relativeFrom="column">
+              <wp:posOffset>-904875</wp:posOffset>
+            </wp:positionH>
+            <wp:positionV relativeFrom="paragraph">
+              <wp:posOffset>288038</wp:posOffset>
+            </wp:positionV>
+            <wp:extent cx="7270750" cy="5062855"/>
+            <wp:effectExtent l="0" t="0" r="6350" b="4445"/>
+            <wp:wrapSquare wrapText="bothSides"/>
+            <wp:docPr id="2120875468" name="Рисунок 1"/>
+            <wp:cNvGraphicFramePr>
+              <a:graphicFrameLocks xmlns:a="http://schemas.openxmlformats.org/drawingml/2006/main" noChangeAspect="1"/>
+            </wp:cNvGraphicFramePr>
+            <a:graphic xmlns:a="http://schemas.openxmlformats.org/drawingml/2006/main">
+              <a:graphicData uri="http://schemas.openxmlformats.org/drawingml/2006/picture">
+                <pic:pic xmlns:pic="http://schemas.openxmlformats.org/drawingml/2006/picture">
+                  <pic:nvPicPr>
+                    <pic:cNvPr id="2120875468" name=""/>
+                    <pic:cNvPicPr/>
+                  </pic:nvPicPr>
+                  <pic:blipFill>
+                    <a:blip r:embed="rId14" cstate="print">
+                      <a:extLst>
+                        <a:ext uri="{28A0092B-C50C-407E-A947-70E740481C1C}">
+                          <a14:useLocalDpi xmlns:a14="http://schemas.microsoft.com/office/drawing/2010/main" val="0"/>
+                        </a:ext>
+                      </a:extLst>
+                    </a:blip>
+                    <a:stretch>
+                      <a:fillRect/>
+                    </a:stretch>
+                  </pic:blipFill>
+                  <pic:spPr>
+                    <a:xfrm>
+                      <a:off x="0" y="0"/>
+                      <a:ext cx="7270750" cy="5062855"/>
+                    </a:xfrm>
+                    <a:prstGeom prst="rect">
+                      <a:avLst/>
+                    </a:prstGeom>
+                  </pic:spPr>
+                </pic:pic>
+              </a:graphicData>
+            </a:graphic>
+            <wp14:sizeRelH relativeFrom="page">
+              <wp14:pctWidth>0</wp14:pctWidth>
+            </wp14:sizeRelH>
+            <wp14:sizeRelV relativeFrom="page">
+              <wp14:pctHeight>0</wp14:pctHeight>
+            </wp14:sizeRelV>
+          </wp:anchor>
+        </w:drawing>
+      </w:r>
+      <w:r>
+        <w:t>Избранное</w:t>
+      </w:r>
+    </w:p>
+    <w:p/>
+    <w:p/>
     <w:p/>
     <w:p>
       <w:r>
@@ -5873,21 +4816,12 @@
       </w:r>
     </w:p>
     <w:p>
-      <w:proofErr w:type="spellStart"/>
       <w:r>
         <w:rPr>
           <w:b/>
           <w:bCs/>
         </w:rPr>
-        <w:t>Актор</w:t>
-      </w:r>
-      <w:proofErr w:type="spellEnd"/>
-      <w:r>
-        <w:rPr>
-          <w:b/>
-          <w:bCs/>
-        </w:rPr>
-        <w:t>:</w:t>
+        <w:t>Актор:</w:t>
       </w:r>
       <w:r>
         <w:t> новый пользователь</w:t>
@@ -5914,23 +4848,7 @@
         </w:numPr>
       </w:pPr>
       <w:r>
-        <w:t>Пользователь открывает /</w:t>
-      </w:r>
-      <w:proofErr w:type="spellStart"/>
-      <w:r>
-        <w:t>register</w:t>
-      </w:r>
-      <w:proofErr w:type="spellEnd"/>
-      <w:r>
-        <w:t xml:space="preserve">, вводит </w:t>
-      </w:r>
-      <w:proofErr w:type="spellStart"/>
-      <w:r>
-        <w:t>email</w:t>
-      </w:r>
-      <w:proofErr w:type="spellEnd"/>
-      <w:r>
-        <w:t>, пароль, имя.</w:t>
+        <w:t>Пользователь открывает /register, вводит email, пароль, имя.</w:t>
       </w:r>
     </w:p>
     <w:p>
@@ -5941,15 +4859,7 @@
         </w:numPr>
       </w:pPr>
       <w:r>
-        <w:t>Backend создаёт запись в </w:t>
-      </w:r>
-      <w:proofErr w:type="spellStart"/>
-      <w:r>
-        <w:t>users</w:t>
-      </w:r>
-      <w:proofErr w:type="spellEnd"/>
-      <w:r>
-        <w:t>.</w:t>
+        <w:t>Backend создаёт запись в users.</w:t>
       </w:r>
     </w:p>
     <w:p>
@@ -5993,21 +4903,7 @@
         <w:rPr>
           <w:lang w:val="en-US"/>
         </w:rPr>
-        <w:t xml:space="preserve"> </w:t>
-      </w:r>
-      <w:proofErr w:type="spellStart"/>
-      <w:r>
-        <w:rPr>
-          <w:lang w:val="en-US"/>
-        </w:rPr>
-        <w:t>HttpOnly</w:t>
-      </w:r>
-      <w:proofErr w:type="spellEnd"/>
-      <w:r>
-        <w:rPr>
-          <w:lang w:val="en-US"/>
-        </w:rPr>
-        <w:t xml:space="preserve"> cookies.</w:t>
+        <w:t xml:space="preserve"> HttpOnly cookies.</w:t>
       </w:r>
     </w:p>
     <w:p>
@@ -6018,15 +4914,7 @@
         </w:numPr>
       </w:pPr>
       <w:r>
-        <w:t>Пользователь попадает на /</w:t>
-      </w:r>
-      <w:proofErr w:type="spellStart"/>
-      <w:r>
-        <w:t>dashboard</w:t>
-      </w:r>
-      <w:proofErr w:type="spellEnd"/>
-      <w:r>
-        <w:t>.</w:t>
+        <w:t>Пользователь попадает на /dashboard.</w:t>
       </w:r>
     </w:p>
     <w:p>
@@ -6038,15 +4926,7 @@
         <w:t>Результат:</w:t>
       </w:r>
       <w:r>
-        <w:t xml:space="preserve"> аутентифицированная сессия без хранения токена в </w:t>
-      </w:r>
-      <w:proofErr w:type="spellStart"/>
-      <w:r>
-        <w:t>localStorage</w:t>
-      </w:r>
-      <w:proofErr w:type="spellEnd"/>
-      <w:r>
-        <w:t>.</w:t>
+        <w:t> аутентифицированная сессия без хранения токена в localStorage.</w:t>
       </w:r>
     </w:p>
     <w:p/>
@@ -6059,148 +4939,270 @@
       </w:r>
     </w:p>
     <w:p>
-      <w:proofErr w:type="spellStart"/>
       <w:r>
         <w:rPr>
           <w:b/>
           <w:bCs/>
         </w:rPr>
-        <w:t>Актор</w:t>
-      </w:r>
-      <w:proofErr w:type="spellEnd"/>
+        <w:t>Актор:</w:t>
+      </w:r>
+      <w:r>
+        <w:t> авторизованный пользователь</w:t>
+      </w:r>
+      <w:r>
+        <w:br/>
+      </w:r>
       <w:r>
         <w:rPr>
           <w:b/>
           <w:bCs/>
         </w:rPr>
-        <w:t>:</w:t>
-      </w:r>
-      <w:r>
-        <w:t> авторизованный пользователь</w:t>
-      </w:r>
-      <w:r>
-        <w:br/>
-      </w:r>
+        <w:t>Цель:</w:t>
+      </w:r>
+      <w:r>
+        <w:t> получить JPG портрета по описанию и параметрам</w:t>
+      </w:r>
+    </w:p>
+    <w:p>
+      <w:pPr>
+        <w:numPr>
+          <w:ilvl w:val="0"/>
+          <w:numId w:val="46"/>
+        </w:numPr>
+      </w:pPr>
+      <w:r>
+        <w:t>Пользователь на /generate заполняет описание, роль, вселенную, настроение, шкалы.</w:t>
+      </w:r>
+    </w:p>
+    <w:p>
+      <w:pPr>
+        <w:numPr>
+          <w:ilvl w:val="0"/>
+          <w:numId w:val="46"/>
+        </w:numPr>
+      </w:pPr>
+      <w:r>
+        <w:t>POST /api/v1/generations → проверка лимита (Redis), запись PENDING, промпт собран на сервере.</w:t>
+      </w:r>
+    </w:p>
+    <w:p>
+      <w:pPr>
+        <w:numPr>
+          <w:ilvl w:val="0"/>
+          <w:numId w:val="46"/>
+        </w:numPr>
+      </w:pPr>
+      <w:r>
+        <w:t>Асинхронный pipeline вызывает GigaChat, сохраняет JPG.</w:t>
+      </w:r>
+    </w:p>
+    <w:p>
+      <w:pPr>
+        <w:numPr>
+          <w:ilvl w:val="0"/>
+          <w:numId w:val="46"/>
+        </w:numPr>
+      </w:pPr>
+      <w:r>
+        <w:t>UI polling показывает статус и изображение.</w:t>
+      </w:r>
+    </w:p>
+    <w:p>
+      <w:pPr>
+        <w:numPr>
+          <w:ilvl w:val="0"/>
+          <w:numId w:val="46"/>
+        </w:numPr>
+      </w:pPr>
+      <w:r>
+        <w:t>При ошибке — FAILED, доступен retry.</w:t>
+      </w:r>
+    </w:p>
+    <w:p>
       <w:r>
         <w:rPr>
           <w:b/>
           <w:bCs/>
         </w:rPr>
+        <w:t>Результат:</w:t>
+      </w:r>
+      <w:r>
+        <w:t> портрет в portrait_artifacts + файл в storage/portraits/.</w:t>
+      </w:r>
+    </w:p>
+    <w:p/>
+    <w:p>
+      <w:pPr>
+        <w:pStyle w:val="2"/>
+      </w:pPr>
+      <w:r>
+        <w:t>UC-3: Шаблон персонажа и повторная генерация</w:t>
+      </w:r>
+    </w:p>
+    <w:p>
+      <w:r>
+        <w:rPr>
+          <w:b/>
+          <w:bCs/>
+        </w:rPr>
+        <w:t>Актор:</w:t>
+      </w:r>
+      <w:r>
+        <w:t> авторизованный пользователь</w:t>
+      </w:r>
+      <w:r>
+        <w:br/>
+      </w:r>
+      <w:r>
+        <w:rPr>
+          <w:b/>
+          <w:bCs/>
+        </w:rPr>
         <w:t>Цель:</w:t>
       </w:r>
       <w:r>
-        <w:t> получить JPG портрета по описанию и параметрам</w:t>
+        <w:t> не вводить параметры заново при новом портрете</w:t>
       </w:r>
     </w:p>
     <w:p>
       <w:pPr>
         <w:numPr>
           <w:ilvl w:val="0"/>
-          <w:numId w:val="42"/>
+          <w:numId w:val="47"/>
         </w:numPr>
       </w:pPr>
       <w:r>
-        <w:t>Пользователь на /</w:t>
-      </w:r>
-      <w:proofErr w:type="spellStart"/>
-      <w:r>
-        <w:t>generate</w:t>
-      </w:r>
-      <w:proofErr w:type="spellEnd"/>
-      <w:r>
-        <w:t> заполняет описание, роль, вселенную, настроение, шкалы.</w:t>
+        <w:t>Пользователь создаёт персонажа на /characters (имя + параметры) или сохраняет генерацию как персонажа (UC-6).</w:t>
       </w:r>
     </w:p>
     <w:p>
       <w:pPr>
         <w:numPr>
           <w:ilvl w:val="0"/>
-          <w:numId w:val="42"/>
+          <w:numId w:val="47"/>
         </w:numPr>
       </w:pPr>
       <w:r>
-        <w:t>POST /</w:t>
-      </w:r>
-      <w:proofErr w:type="spellStart"/>
-      <w:r>
-        <w:t>generations</w:t>
-      </w:r>
-      <w:proofErr w:type="spellEnd"/>
-      <w:r>
-        <w:t xml:space="preserve"> → запись PENDING, </w:t>
-      </w:r>
-      <w:proofErr w:type="spellStart"/>
-      <w:r>
-        <w:t>промпт</w:t>
-      </w:r>
-      <w:proofErr w:type="spellEnd"/>
-      <w:r>
-        <w:t xml:space="preserve"> собран на сервере.</w:t>
+        <w:t>На странице персонажа нажимает «Сгенерировать портрет».</w:t>
       </w:r>
     </w:p>
     <w:p>
       <w:pPr>
         <w:numPr>
           <w:ilvl w:val="0"/>
-          <w:numId w:val="42"/>
+          <w:numId w:val="47"/>
         </w:numPr>
-      </w:pPr>
-      <w:r>
-        <w:t xml:space="preserve">Асинхронный </w:t>
-      </w:r>
-      <w:proofErr w:type="spellStart"/>
-      <w:r>
-        <w:t>pipeline</w:t>
-      </w:r>
-      <w:proofErr w:type="spellEnd"/>
-      <w:r>
-        <w:t xml:space="preserve"> вызывает </w:t>
-      </w:r>
-      <w:proofErr w:type="spellStart"/>
-      <w:r>
-        <w:t>GigaChat</w:t>
-      </w:r>
-      <w:proofErr w:type="spellEnd"/>
-      <w:r>
-        <w:t>, сохраняет JPG.</w:t>
+        <w:rPr>
+          <w:lang w:val="en-US"/>
+        </w:rPr>
+      </w:pPr>
+      <w:r>
+        <w:rPr>
+          <w:lang w:val="en-US"/>
+        </w:rPr>
+        <w:t xml:space="preserve">POST /api/v1/characters/{id}/generations — </w:t>
+      </w:r>
+      <w:r>
+        <w:t>параметры</w:t>
+      </w:r>
+      <w:r>
+        <w:rPr>
+          <w:lang w:val="en-US"/>
+        </w:rPr>
+        <w:t xml:space="preserve"> </w:t>
+      </w:r>
+      <w:r>
+        <w:t>берутся</w:t>
+      </w:r>
+      <w:r>
+        <w:rPr>
+          <w:lang w:val="en-US"/>
+        </w:rPr>
+        <w:t xml:space="preserve"> </w:t>
+      </w:r>
+      <w:r>
+        <w:t>из</w:t>
+      </w:r>
+      <w:r>
+        <w:rPr>
+          <w:lang w:val="en-US"/>
+        </w:rPr>
+        <w:t xml:space="preserve"> </w:t>
+      </w:r>
+      <w:r>
+        <w:t>шаблона</w:t>
+      </w:r>
+      <w:r>
+        <w:rPr>
+          <w:lang w:val="en-US"/>
+        </w:rPr>
+        <w:t>.</w:t>
       </w:r>
     </w:p>
     <w:p>
       <w:pPr>
         <w:numPr>
           <w:ilvl w:val="0"/>
-          <w:numId w:val="42"/>
+          <w:numId w:val="47"/>
         </w:numPr>
-      </w:pPr>
-      <w:r>
-        <w:t xml:space="preserve">UI </w:t>
-      </w:r>
-      <w:proofErr w:type="spellStart"/>
-      <w:r>
-        <w:t>polling</w:t>
-      </w:r>
-      <w:proofErr w:type="spellEnd"/>
-      <w:r>
-        <w:t xml:space="preserve"> показывает статус и изображение.</w:t>
+        <w:rPr>
+          <w:lang w:val="en-US"/>
+        </w:rPr>
+      </w:pPr>
+      <w:r>
+        <w:t>Запрос</w:t>
+      </w:r>
+      <w:r>
+        <w:rPr>
+          <w:lang w:val="en-US"/>
+        </w:rPr>
+        <w:t xml:space="preserve"> </w:t>
+      </w:r>
+      <w:r>
+        <w:t>получает</w:t>
+      </w:r>
+      <w:r>
+        <w:rPr>
+          <w:lang w:val="en-US"/>
+        </w:rPr>
+        <w:t> character_id (</w:t>
+      </w:r>
+      <w:r>
+        <w:t>служебно</w:t>
+      </w:r>
+      <w:r>
+        <w:rPr>
+          <w:lang w:val="en-US"/>
+        </w:rPr>
+        <w:t xml:space="preserve">, </w:t>
+      </w:r>
+      <w:r>
+        <w:t>для</w:t>
+      </w:r>
+      <w:r>
+        <w:rPr>
+          <w:lang w:val="en-US"/>
+        </w:rPr>
+        <w:t xml:space="preserve"> async pipeline).</w:t>
       </w:r>
     </w:p>
     <w:p>
       <w:pPr>
         <w:numPr>
           <w:ilvl w:val="0"/>
-          <w:numId w:val="42"/>
+          <w:numId w:val="47"/>
         </w:numPr>
       </w:pPr>
       <w:r>
-        <w:t xml:space="preserve">При ошибке — FAILED, доступен </w:t>
-      </w:r>
-      <w:proofErr w:type="spellStart"/>
-      <w:r>
-        <w:t>retry</w:t>
-      </w:r>
-      <w:proofErr w:type="spellEnd"/>
-      <w:r>
-        <w:t>.</w:t>
+        <w:t>После успеха обновляется </w:t>
+      </w:r>
+      <w:proofErr w:type="gramStart"/>
+      <w:r>
+        <w:t>characters.last</w:t>
+      </w:r>
+      <w:proofErr w:type="gramEnd"/>
+      <w:r>
+        <w:t>_portrait_id.</w:t>
       </w:r>
     </w:p>
     <w:p>
@@ -6212,31 +5214,7 @@
         <w:t>Результат:</w:t>
       </w:r>
       <w:r>
-        <w:t> портрет в </w:t>
-      </w:r>
-      <w:proofErr w:type="spellStart"/>
-      <w:r>
-        <w:t>portrait_artifacts</w:t>
-      </w:r>
-      <w:proofErr w:type="spellEnd"/>
-      <w:r>
-        <w:t> + файл в </w:t>
-      </w:r>
-      <w:proofErr w:type="spellStart"/>
-      <w:r>
-        <w:t>storage</w:t>
-      </w:r>
-      <w:proofErr w:type="spellEnd"/>
-      <w:r>
-        <w:t>/</w:t>
-      </w:r>
-      <w:proofErr w:type="spellStart"/>
-      <w:r>
-        <w:t>portraits</w:t>
-      </w:r>
-      <w:proofErr w:type="spellEnd"/>
-      <w:r>
-        <w:t>/.</w:t>
+        <w:t> новый generation_request в истории; у персонажа обновлён последний портрет.</w:t>
       </w:r>
     </w:p>
     <w:p/>
@@ -6245,373 +5223,377 @@
         <w:pStyle w:val="2"/>
       </w:pPr>
       <w:r>
-        <w:t>UC-3: Шаблон персонажа и повторная генерация</w:t>
-      </w:r>
-    </w:p>
-    <w:p>
-      <w:proofErr w:type="spellStart"/>
+        <w:t>UC-4: Избранное</w:t>
+      </w:r>
+    </w:p>
+    <w:p>
       <w:r>
         <w:rPr>
           <w:b/>
           <w:bCs/>
         </w:rPr>
-        <w:t>Актор</w:t>
-      </w:r>
-      <w:proofErr w:type="spellEnd"/>
+        <w:t>Актор:</w:t>
+      </w:r>
+      <w:r>
+        <w:t> авторизованный пользователь</w:t>
+      </w:r>
+      <w:r>
+        <w:br/>
+      </w:r>
       <w:r>
         <w:rPr>
           <w:b/>
           <w:bCs/>
         </w:rPr>
-        <w:t>:</w:t>
-      </w:r>
-      <w:r>
-        <w:t> авторизованный пользователь</w:t>
-      </w:r>
-      <w:r>
-        <w:br/>
-      </w:r>
+        <w:t>Цель:</w:t>
+      </w:r>
+      <w:r>
+        <w:t> сохранить понравившийся результат генерации</w:t>
+      </w:r>
+    </w:p>
+    <w:p>
+      <w:pPr>
+        <w:numPr>
+          <w:ilvl w:val="0"/>
+          <w:numId w:val="48"/>
+        </w:numPr>
+      </w:pPr>
+      <w:r>
+        <w:t>На странице результата генерации — «В избранное».</w:t>
+      </w:r>
+    </w:p>
+    <w:p>
+      <w:pPr>
+        <w:numPr>
+          <w:ilvl w:val="0"/>
+          <w:numId w:val="48"/>
+        </w:numPr>
+        <w:rPr>
+          <w:lang w:val="en-US"/>
+        </w:rPr>
+      </w:pPr>
+      <w:r>
+        <w:rPr>
+          <w:lang w:val="en-US"/>
+        </w:rPr>
+        <w:t xml:space="preserve">POST /api/v1/portraits/{id}/favorite → </w:t>
+      </w:r>
+      <w:r>
+        <w:t>запись</w:t>
+      </w:r>
+      <w:r>
+        <w:rPr>
+          <w:lang w:val="en-US"/>
+        </w:rPr>
+        <w:t xml:space="preserve"> </w:t>
+      </w:r>
+      <w:r>
+        <w:t>в</w:t>
+      </w:r>
+      <w:r>
+        <w:rPr>
+          <w:lang w:val="en-US"/>
+        </w:rPr>
+        <w:t> favorite_portraits.</w:t>
+      </w:r>
+    </w:p>
+    <w:p>
+      <w:pPr>
+        <w:numPr>
+          <w:ilvl w:val="0"/>
+          <w:numId w:val="48"/>
+        </w:numPr>
+      </w:pPr>
+      <w:r>
+        <w:t>Список на /favorites: портрет, описание, роль, вселенная, дата добавления.</w:t>
+      </w:r>
+    </w:p>
+    <w:p>
+      <w:pPr>
+        <w:numPr>
+          <w:ilvl w:val="0"/>
+          <w:numId w:val="48"/>
+        </w:numPr>
+      </w:pPr>
+      <w:r>
+        <w:t>Клик по карточке открывает /generations/{id}.</w:t>
+      </w:r>
+    </w:p>
+    <w:p>
+      <w:pPr>
+        <w:numPr>
+          <w:ilvl w:val="0"/>
+          <w:numId w:val="48"/>
+        </w:numPr>
+        <w:rPr>
+          <w:lang w:val="en-US"/>
+        </w:rPr>
+      </w:pPr>
+      <w:r>
+        <w:t>Удаление</w:t>
+      </w:r>
+      <w:r>
+        <w:rPr>
+          <w:lang w:val="en-US"/>
+        </w:rPr>
+        <w:t xml:space="preserve"> — DELETE /api/v1/portraits/{id}/favorite.</w:t>
+      </w:r>
+    </w:p>
+    <w:p>
       <w:r>
         <w:rPr>
           <w:b/>
           <w:bCs/>
         </w:rPr>
+        <w:t>Результат:</w:t>
+      </w:r>
+      <w:r>
+        <w:t> избранные портреты без привязки к шаблонам персонажей.</w:t>
+      </w:r>
+    </w:p>
+    <w:p/>
+    <w:p>
+      <w:pPr>
+        <w:pStyle w:val="2"/>
+      </w:pPr>
+      <w:r>
+        <w:t>UC-5: История, повтор и удаление</w:t>
+      </w:r>
+    </w:p>
+    <w:p>
+      <w:r>
+        <w:rPr>
+          <w:b/>
+          <w:bCs/>
+        </w:rPr>
+        <w:t>Актор:</w:t>
+      </w:r>
+      <w:r>
+        <w:t> авторизованный пользователь</w:t>
+      </w:r>
+      <w:r>
+        <w:br/>
+      </w:r>
+      <w:r>
+        <w:rPr>
+          <w:b/>
+          <w:bCs/>
+        </w:rPr>
         <w:t>Цель:</w:t>
       </w:r>
       <w:r>
-        <w:t> не вводить параметры заново</w:t>
+        <w:t> просмотреть прошлые попытки, повторить или удалить</w:t>
       </w:r>
     </w:p>
     <w:p>
       <w:pPr>
         <w:numPr>
           <w:ilvl w:val="0"/>
-          <w:numId w:val="43"/>
+          <w:numId w:val="49"/>
         </w:numPr>
       </w:pPr>
       <w:r>
-        <w:t>Пользователь создаёт персонажа на /</w:t>
-      </w:r>
-      <w:proofErr w:type="spellStart"/>
-      <w:r>
-        <w:t>characters</w:t>
-      </w:r>
-      <w:proofErr w:type="spellEnd"/>
-      <w:r>
-        <w:t> (имя + параметры).</w:t>
+        <w:t>/history — список с фильтром по статусу.</w:t>
       </w:r>
     </w:p>
     <w:p>
       <w:pPr>
         <w:numPr>
           <w:ilvl w:val="0"/>
-          <w:numId w:val="43"/>
+          <w:numId w:val="49"/>
         </w:numPr>
       </w:pPr>
       <w:r>
-        <w:t>На странице персонажа нажимает «Сгенерировать портрет».</w:t>
+        <w:lastRenderedPageBreak/>
+        <w:t>Открытие детали — параметры, промпт, портрет или ошибка.</w:t>
       </w:r>
     </w:p>
     <w:p>
       <w:pPr>
         <w:numPr>
           <w:ilvl w:val="0"/>
-          <w:numId w:val="43"/>
+          <w:numId w:val="49"/>
         </w:numPr>
-        <w:rPr>
-          <w:lang w:val="en-US"/>
-        </w:rPr>
-      </w:pPr>
-      <w:r>
-        <w:rPr>
-          <w:lang w:val="en-US"/>
-        </w:rPr>
-        <w:t xml:space="preserve">POST /characters/{id}/generations — </w:t>
-      </w:r>
-      <w:r>
-        <w:t>параметры</w:t>
-      </w:r>
-      <w:r>
-        <w:rPr>
-          <w:lang w:val="en-US"/>
-        </w:rPr>
-        <w:t xml:space="preserve"> </w:t>
-      </w:r>
-      <w:r>
-        <w:t>берутся</w:t>
-      </w:r>
-      <w:r>
-        <w:rPr>
-          <w:lang w:val="en-US"/>
-        </w:rPr>
-        <w:t xml:space="preserve"> </w:t>
-      </w:r>
-      <w:r>
-        <w:t>из</w:t>
-      </w:r>
-      <w:r>
-        <w:rPr>
-          <w:lang w:val="en-US"/>
-        </w:rPr>
-        <w:t xml:space="preserve"> </w:t>
-      </w:r>
-      <w:r>
-        <w:t>шаблона</w:t>
-      </w:r>
-      <w:r>
-        <w:rPr>
-          <w:lang w:val="en-US"/>
-        </w:rPr>
-        <w:t>.</w:t>
+      </w:pPr>
+      <w:r>
+        <w:t>При FAILED — POST /api/v1/generations/{id}/retry с теми же параметрами (новый запрос).</w:t>
       </w:r>
     </w:p>
     <w:p>
       <w:pPr>
         <w:numPr>
           <w:ilvl w:val="0"/>
-          <w:numId w:val="43"/>
+          <w:numId w:val="49"/>
         </w:numPr>
       </w:pPr>
       <w:r>
-        <w:t>После успеха обновляется </w:t>
-      </w:r>
-      <w:proofErr w:type="spellStart"/>
-      <w:proofErr w:type="gramStart"/>
-      <w:r>
-        <w:t>characters.last</w:t>
-      </w:r>
-      <w:proofErr w:type="gramEnd"/>
-      <w:r>
-        <w:t>_portrait_id</w:t>
-      </w:r>
-      <w:proofErr w:type="spellEnd"/>
-      <w:r>
-        <w:t>.</w:t>
-      </w:r>
-    </w:p>
-    <w:p>
-      <w:pPr>
-        <w:rPr>
-          <w:lang w:val="en-US"/>
-        </w:rPr>
-      </w:pPr>
+        <w:t>DELETE /api/v1/generations/{id} — удаляет запрос, портрет, JPG и записи в избранном (включая PENDING).</w:t>
+      </w:r>
+    </w:p>
+    <w:p>
       <w:r>
         <w:rPr>
           <w:b/>
           <w:bCs/>
         </w:rPr>
-        <w:t>Результат</w:t>
-      </w:r>
+        <w:t>Результат:</w:t>
+      </w:r>
+      <w:r>
+        <w:t> управление историей генераций.</w:t>
+      </w:r>
+    </w:p>
+    <w:p/>
+    <w:p>
+      <w:pPr>
+        <w:pStyle w:val="2"/>
+      </w:pPr>
+      <w:r>
+        <w:t>UC-6</w:t>
+      </w:r>
+      <w:proofErr w:type="gramStart"/>
+      <w:r>
+        <w:t>: Сохранить</w:t>
+      </w:r>
+      <w:proofErr w:type="gramEnd"/>
+      <w:r>
+        <w:t xml:space="preserve"> генерацию как персонажа</w:t>
+      </w:r>
+    </w:p>
+    <w:p>
       <w:r>
         <w:rPr>
           <w:b/>
           <w:bCs/>
-          <w:lang w:val="en-US"/>
-        </w:rPr>
-        <w:t>:</w:t>
-      </w:r>
-      <w:r>
-        <w:rPr>
-          <w:lang w:val="en-US"/>
-        </w:rPr>
-        <w:t> </w:t>
-      </w:r>
-      <w:r>
-        <w:t>новый</w:t>
-      </w:r>
-      <w:r>
-        <w:rPr>
-          <w:lang w:val="en-US"/>
-        </w:rPr>
-        <w:t> </w:t>
-      </w:r>
-      <w:proofErr w:type="spellStart"/>
-      <w:r>
-        <w:rPr>
-          <w:lang w:val="en-US"/>
-        </w:rPr>
-        <w:t>generation_request</w:t>
-      </w:r>
-      <w:proofErr w:type="spellEnd"/>
-      <w:r>
-        <w:rPr>
-          <w:lang w:val="en-US"/>
-        </w:rPr>
-        <w:t> </w:t>
-      </w:r>
-      <w:r>
-        <w:t>связан</w:t>
-      </w:r>
-      <w:r>
-        <w:rPr>
-          <w:lang w:val="en-US"/>
-        </w:rPr>
-        <w:t xml:space="preserve"> </w:t>
-      </w:r>
-      <w:r>
-        <w:t>с</w:t>
-      </w:r>
-      <w:r>
-        <w:rPr>
-          <w:lang w:val="en-US"/>
-        </w:rPr>
-        <w:t> </w:t>
-      </w:r>
-      <w:proofErr w:type="spellStart"/>
-      <w:r>
-        <w:rPr>
-          <w:lang w:val="en-US"/>
-        </w:rPr>
-        <w:t>character_id</w:t>
-      </w:r>
-      <w:proofErr w:type="spellEnd"/>
-      <w:r>
-        <w:rPr>
-          <w:lang w:val="en-US"/>
-        </w:rPr>
-        <w:t>.</w:t>
-      </w:r>
-    </w:p>
-    <w:p/>
-    <w:p>
-      <w:pPr>
-        <w:pStyle w:val="2"/>
-      </w:pPr>
-      <w:r>
-        <w:t>UC-4: Избранное</w:t>
-      </w:r>
-    </w:p>
-    <w:p>
-      <w:proofErr w:type="spellStart"/>
+        </w:rPr>
+        <w:t>Актор:</w:t>
+      </w:r>
+      <w:r>
+        <w:t> авторизованный пользователь</w:t>
+      </w:r>
+      <w:r>
+        <w:br/>
+      </w:r>
       <w:r>
         <w:rPr>
           <w:b/>
           <w:bCs/>
         </w:rPr>
-        <w:t>Актор</w:t>
-      </w:r>
-      <w:proofErr w:type="spellEnd"/>
+        <w:t>Цель:</w:t>
+      </w:r>
+      <w:r>
+        <w:t> создать шаблон персонажа из готовой генерации</w:t>
+      </w:r>
+    </w:p>
+    <w:p>
+      <w:pPr>
+        <w:numPr>
+          <w:ilvl w:val="0"/>
+          <w:numId w:val="50"/>
+        </w:numPr>
+      </w:pPr>
+      <w:r>
+        <w:t>На /generations/{id} пользователь нажимает «Сохранить как персонажа», вводит имя.</w:t>
+      </w:r>
+    </w:p>
+    <w:p>
+      <w:pPr>
+        <w:numPr>
+          <w:ilvl w:val="0"/>
+          <w:numId w:val="50"/>
+        </w:numPr>
+      </w:pPr>
+      <w:r>
+        <w:t>POST /api/v1/generations/{id}/character — параметры и портрет копируются в новый characters.</w:t>
+      </w:r>
+    </w:p>
+    <w:p>
+      <w:pPr>
+        <w:numPr>
+          <w:ilvl w:val="0"/>
+          <w:numId w:val="50"/>
+        </w:numPr>
+      </w:pPr>
+      <w:r>
+        <w:t>Генерация остаётся в истории независимо; повторное создание персонажа из той же генерации разрешено.</w:t>
+      </w:r>
+    </w:p>
+    <w:p>
       <w:r>
         <w:rPr>
           <w:b/>
           <w:bCs/>
         </w:rPr>
-        <w:t>:</w:t>
-      </w:r>
-      <w:r>
-        <w:t> авторизованный пользователь</w:t>
-      </w:r>
-      <w:r>
-        <w:br/>
-      </w:r>
+        <w:t>Результат:</w:t>
+      </w:r>
+      <w:r>
+        <w:t> новый шаблон персонажа с last_portrait из генерации.</w:t>
+      </w:r>
+    </w:p>
+    <w:p/>
+    <w:p>
+      <w:pPr>
+        <w:pStyle w:val="2"/>
+      </w:pPr>
+      <w:r>
+        <w:t>UC-7: Управление персонажами</w:t>
+      </w:r>
+    </w:p>
+    <w:p>
       <w:r>
         <w:rPr>
           <w:b/>
           <w:bCs/>
         </w:rPr>
+        <w:t>Актор:</w:t>
+      </w:r>
+      <w:r>
+        <w:t> авторизованный пользователь</w:t>
+      </w:r>
+      <w:r>
+        <w:br/>
+      </w:r>
+      <w:r>
+        <w:rPr>
+          <w:b/>
+          <w:bCs/>
+        </w:rPr>
         <w:t>Цель:</w:t>
       </w:r>
       <w:r>
-        <w:t> сохранить понравившийся портрет</w:t>
+        <w:t> редактировать и удалять шаблоны</w:t>
       </w:r>
     </w:p>
     <w:p>
       <w:pPr>
         <w:numPr>
           <w:ilvl w:val="0"/>
-          <w:numId w:val="44"/>
+          <w:numId w:val="51"/>
         </w:numPr>
       </w:pPr>
       <w:r>
-        <w:t>На странице результата генерации — «В избранное».</w:t>
+        <w:t>/characters — список шаблонов.</w:t>
       </w:r>
     </w:p>
     <w:p>
       <w:pPr>
         <w:numPr>
           <w:ilvl w:val="0"/>
-          <w:numId w:val="44"/>
+          <w:numId w:val="51"/>
         </w:numPr>
-        <w:rPr>
-          <w:lang w:val="en-US"/>
-        </w:rPr>
-      </w:pPr>
-      <w:r>
-        <w:rPr>
-          <w:lang w:val="en-US"/>
-        </w:rPr>
-        <w:t xml:space="preserve">POST /portraits/{id}/favorite → </w:t>
-      </w:r>
-      <w:r>
-        <w:t>запись</w:t>
-      </w:r>
-      <w:r>
-        <w:rPr>
-          <w:lang w:val="en-US"/>
-        </w:rPr>
-        <w:t xml:space="preserve"> </w:t>
-      </w:r>
-      <w:r>
-        <w:t>в</w:t>
-      </w:r>
-      <w:r>
-        <w:rPr>
-          <w:lang w:val="en-US"/>
-        </w:rPr>
-        <w:t> </w:t>
-      </w:r>
-      <w:proofErr w:type="spellStart"/>
-      <w:r>
-        <w:rPr>
-          <w:lang w:val="en-US"/>
-        </w:rPr>
-        <w:t>favorite_portraits</w:t>
-      </w:r>
-      <w:proofErr w:type="spellEnd"/>
-      <w:r>
-        <w:rPr>
-          <w:lang w:val="en-US"/>
-        </w:rPr>
-        <w:t>.</w:t>
+      </w:pPr>
+      <w:r>
+        <w:t>PUT /api/v1/characters/{id} — обновление имени и параметров.</w:t>
       </w:r>
     </w:p>
     <w:p>
       <w:pPr>
         <w:numPr>
           <w:ilvl w:val="0"/>
-          <w:numId w:val="44"/>
+          <w:numId w:val="51"/>
         </w:numPr>
       </w:pPr>
       <w:r>
-        <w:t>Список на /</w:t>
-      </w:r>
-      <w:proofErr w:type="spellStart"/>
-      <w:r>
-        <w:t>favorites</w:t>
-      </w:r>
-      <w:proofErr w:type="spellEnd"/>
-      <w:r>
-        <w:t>.</w:t>
-      </w:r>
-    </w:p>
-    <w:p>
-      <w:pPr>
-        <w:numPr>
-          <w:ilvl w:val="0"/>
-          <w:numId w:val="44"/>
-        </w:numPr>
-        <w:rPr>
-          <w:lang w:val="en-US"/>
-        </w:rPr>
-      </w:pPr>
-      <w:r>
-        <w:t>Удаление</w:t>
-      </w:r>
-      <w:r>
-        <w:rPr>
-          <w:lang w:val="en-US"/>
-        </w:rPr>
-        <w:t xml:space="preserve"> — DELETE /portraits/{id}/favorite.</w:t>
+        <w:t>DELETE /api/v1/characters/{id} — удаление шаблона; у связанных генераций character_id обнуляется.</w:t>
       </w:r>
     </w:p>
     <w:p>
@@ -6623,135 +5605,7 @@
         <w:t>Результат:</w:t>
       </w:r>
       <w:r>
-        <w:t> избранные портреты без понятия «кампания».</w:t>
-      </w:r>
-    </w:p>
-    <w:p/>
-    <w:p>
-      <w:pPr>
-        <w:pStyle w:val="2"/>
-      </w:pPr>
-      <w:r>
-        <w:t>UC-5: История и повтор при сбое</w:t>
-      </w:r>
-    </w:p>
-    <w:p>
-      <w:proofErr w:type="spellStart"/>
-      <w:r>
-        <w:rPr>
-          <w:b/>
-          <w:bCs/>
-        </w:rPr>
-        <w:t>Актор</w:t>
-      </w:r>
-      <w:proofErr w:type="spellEnd"/>
-      <w:r>
-        <w:rPr>
-          <w:b/>
-          <w:bCs/>
-        </w:rPr>
-        <w:t>:</w:t>
-      </w:r>
-      <w:r>
-        <w:t> авторизованный пользователь</w:t>
-      </w:r>
-      <w:r>
-        <w:br/>
-      </w:r>
-      <w:r>
-        <w:rPr>
-          <w:b/>
-          <w:bCs/>
-        </w:rPr>
-        <w:t>Цель:</w:t>
-      </w:r>
-      <w:r>
-        <w:t> просмотреть прошлые попытки и повторить</w:t>
-      </w:r>
-    </w:p>
-    <w:p>
-      <w:pPr>
-        <w:numPr>
-          <w:ilvl w:val="0"/>
-          <w:numId w:val="45"/>
-        </w:numPr>
-      </w:pPr>
-      <w:r>
-        <w:t>/</w:t>
-      </w:r>
-      <w:proofErr w:type="spellStart"/>
-      <w:r>
-        <w:t>history</w:t>
-      </w:r>
-      <w:proofErr w:type="spellEnd"/>
-      <w:r>
-        <w:t> — список с фильтром по статусу.</w:t>
-      </w:r>
-    </w:p>
-    <w:p>
-      <w:pPr>
-        <w:numPr>
-          <w:ilvl w:val="0"/>
-          <w:numId w:val="45"/>
-        </w:numPr>
-      </w:pPr>
-      <w:r>
-        <w:t xml:space="preserve">Открытие детали — параметры, </w:t>
-      </w:r>
-      <w:proofErr w:type="spellStart"/>
-      <w:r>
-        <w:t>промпт</w:t>
-      </w:r>
-      <w:proofErr w:type="spellEnd"/>
-      <w:r>
-        <w:t>, ошибка.</w:t>
-      </w:r>
-    </w:p>
-    <w:p>
-      <w:pPr>
-        <w:numPr>
-          <w:ilvl w:val="0"/>
-          <w:numId w:val="45"/>
-        </w:numPr>
-      </w:pPr>
-      <w:r>
-        <w:t>При FAILED — POST /</w:t>
-      </w:r>
-      <w:proofErr w:type="spellStart"/>
-      <w:r>
-        <w:t>generations</w:t>
-      </w:r>
-      <w:proofErr w:type="spellEnd"/>
-      <w:r>
-        <w:t>/{</w:t>
-      </w:r>
-      <w:proofErr w:type="spellStart"/>
-      <w:r>
-        <w:t>id</w:t>
-      </w:r>
-      <w:proofErr w:type="spellEnd"/>
-      <w:r>
-        <w:t>}/</w:t>
-      </w:r>
-      <w:proofErr w:type="spellStart"/>
-      <w:r>
-        <w:t>retry</w:t>
-      </w:r>
-      <w:proofErr w:type="spellEnd"/>
-      <w:r>
-        <w:t> с теми же параметрами.</w:t>
-      </w:r>
-    </w:p>
-    <w:p>
-      <w:r>
-        <w:rPr>
-          <w:b/>
-          <w:bCs/>
-        </w:rPr>
-        <w:t>Результат:</w:t>
-      </w:r>
-      <w:r>
-        <w:t> новый запрос генерации, старый остаётся в истории.</w:t>
+        <w:t> CRUD шаблонов без удаления истории генераций.</w:t>
       </w:r>
     </w:p>
     <w:p/>
@@ -6771,8 +5625,8 @@
     <w:p>
       <w:pPr>
         <w:sectPr>
-          <w:footerReference w:type="even" r:id="rId13"/>
-          <w:footerReference w:type="default" r:id="rId14"/>
+          <w:footerReference w:type="even" r:id="rId15"/>
+          <w:footerReference w:type="default" r:id="rId16"/>
           <w:pgSz w:w="11906" w:h="16838"/>
           <w:pgMar w:top="1134" w:right="1134" w:bottom="1134" w:left="1701" w:header="1134" w:footer="1134" w:gutter="0"/>
           <w:cols w:space="708"/>
@@ -6798,6 +5652,212 @@
     </w:p>
     <w:p>
       <w:pPr>
+        <w:pStyle w:val="2"/>
+      </w:pPr>
+      <w:r>
+        <w:t>Персонажи</w:t>
+      </w:r>
+    </w:p>
+    <w:p>
+      <w:pPr>
+        <w:jc w:val="center"/>
+      </w:pPr>
+      <w:r>
+        <w:drawing>
+          <wp:inline distT="0" distB="0" distL="0" distR="0" wp14:anchorId="4CF04D61" wp14:editId="403ACBAE">
+            <wp:extent cx="5760085" cy="3070860"/>
+            <wp:effectExtent l="0" t="0" r="5715" b="2540"/>
+            <wp:docPr id="373927287" name="Рисунок 1"/>
+            <wp:cNvGraphicFramePr>
+              <a:graphicFrameLocks xmlns:a="http://schemas.openxmlformats.org/drawingml/2006/main" noChangeAspect="1"/>
+            </wp:cNvGraphicFramePr>
+            <a:graphic xmlns:a="http://schemas.openxmlformats.org/drawingml/2006/main">
+              <a:graphicData uri="http://schemas.openxmlformats.org/drawingml/2006/picture">
+                <pic:pic xmlns:pic="http://schemas.openxmlformats.org/drawingml/2006/picture">
+                  <pic:nvPicPr>
+                    <pic:cNvPr id="373927287" name=""/>
+                    <pic:cNvPicPr/>
+                  </pic:nvPicPr>
+                  <pic:blipFill>
+                    <a:blip r:embed="rId17"/>
+                    <a:stretch>
+                      <a:fillRect/>
+                    </a:stretch>
+                  </pic:blipFill>
+                  <pic:spPr>
+                    <a:xfrm>
+                      <a:off x="0" y="0"/>
+                      <a:ext cx="5760085" cy="3070860"/>
+                    </a:xfrm>
+                    <a:prstGeom prst="rect">
+                      <a:avLst/>
+                    </a:prstGeom>
+                  </pic:spPr>
+                </pic:pic>
+              </a:graphicData>
+            </a:graphic>
+          </wp:inline>
+        </w:drawing>
+      </w:r>
+    </w:p>
+    <w:p/>
+    <w:p>
+      <w:pPr>
+        <w:pStyle w:val="2"/>
+      </w:pPr>
+      <w:r>
+        <w:t>Создание запроса</w:t>
+      </w:r>
+    </w:p>
+    <w:p>
+      <w:pPr>
+        <w:jc w:val="center"/>
+      </w:pPr>
+      <w:r>
+        <w:drawing>
+          <wp:inline distT="0" distB="0" distL="0" distR="0" wp14:anchorId="441A8422" wp14:editId="71B25119">
+            <wp:extent cx="5760085" cy="4249420"/>
+            <wp:effectExtent l="0" t="0" r="5715" b="5080"/>
+            <wp:docPr id="434911506" name="Рисунок 1"/>
+            <wp:cNvGraphicFramePr>
+              <a:graphicFrameLocks xmlns:a="http://schemas.openxmlformats.org/drawingml/2006/main" noChangeAspect="1"/>
+            </wp:cNvGraphicFramePr>
+            <a:graphic xmlns:a="http://schemas.openxmlformats.org/drawingml/2006/main">
+              <a:graphicData uri="http://schemas.openxmlformats.org/drawingml/2006/picture">
+                <pic:pic xmlns:pic="http://schemas.openxmlformats.org/drawingml/2006/picture">
+                  <pic:nvPicPr>
+                    <pic:cNvPr id="434911506" name=""/>
+                    <pic:cNvPicPr/>
+                  </pic:nvPicPr>
+                  <pic:blipFill>
+                    <a:blip r:embed="rId18"/>
+                    <a:stretch>
+                      <a:fillRect/>
+                    </a:stretch>
+                  </pic:blipFill>
+                  <pic:spPr>
+                    <a:xfrm>
+                      <a:off x="0" y="0"/>
+                      <a:ext cx="5760085" cy="4249420"/>
+                    </a:xfrm>
+                    <a:prstGeom prst="rect">
+                      <a:avLst/>
+                    </a:prstGeom>
+                  </pic:spPr>
+                </pic:pic>
+              </a:graphicData>
+            </a:graphic>
+          </wp:inline>
+        </w:drawing>
+      </w:r>
+    </w:p>
+    <w:p/>
+    <w:p/>
+    <w:p/>
+    <w:p>
+      <w:pPr>
+        <w:pStyle w:val="2"/>
+      </w:pPr>
+      <w:r>
+        <w:lastRenderedPageBreak/>
+        <w:t>Избранное</w:t>
+      </w:r>
+    </w:p>
+    <w:p>
+      <w:pPr>
+        <w:jc w:val="center"/>
+      </w:pPr>
+      <w:r>
+        <w:drawing>
+          <wp:inline distT="0" distB="0" distL="0" distR="0" wp14:anchorId="571EC135" wp14:editId="48CECCF4">
+            <wp:extent cx="5760085" cy="3387725"/>
+            <wp:effectExtent l="0" t="0" r="5715" b="3175"/>
+            <wp:docPr id="113450309" name="Рисунок 1"/>
+            <wp:cNvGraphicFramePr>
+              <a:graphicFrameLocks xmlns:a="http://schemas.openxmlformats.org/drawingml/2006/main" noChangeAspect="1"/>
+            </wp:cNvGraphicFramePr>
+            <a:graphic xmlns:a="http://schemas.openxmlformats.org/drawingml/2006/main">
+              <a:graphicData uri="http://schemas.openxmlformats.org/drawingml/2006/picture">
+                <pic:pic xmlns:pic="http://schemas.openxmlformats.org/drawingml/2006/picture">
+                  <pic:nvPicPr>
+                    <pic:cNvPr id="113450309" name=""/>
+                    <pic:cNvPicPr/>
+                  </pic:nvPicPr>
+                  <pic:blipFill>
+                    <a:blip r:embed="rId19"/>
+                    <a:stretch>
+                      <a:fillRect/>
+                    </a:stretch>
+                  </pic:blipFill>
+                  <pic:spPr>
+                    <a:xfrm>
+                      <a:off x="0" y="0"/>
+                      <a:ext cx="5760085" cy="3387725"/>
+                    </a:xfrm>
+                    <a:prstGeom prst="rect">
+                      <a:avLst/>
+                    </a:prstGeom>
+                  </pic:spPr>
+                </pic:pic>
+              </a:graphicData>
+            </a:graphic>
+          </wp:inline>
+        </w:drawing>
+      </w:r>
+    </w:p>
+    <w:p/>
+    <w:p>
+      <w:pPr>
+        <w:pStyle w:val="2"/>
+      </w:pPr>
+      <w:r>
+        <w:t>Авторизация</w:t>
+      </w:r>
+    </w:p>
+    <w:p>
+      <w:pPr>
+        <w:jc w:val="center"/>
+      </w:pPr>
+      <w:r>
+        <w:drawing>
+          <wp:inline distT="0" distB="0" distL="0" distR="0" wp14:anchorId="3E80F4FA" wp14:editId="12BE427B">
+            <wp:extent cx="3277773" cy="3049402"/>
+            <wp:effectExtent l="0" t="0" r="0" b="0"/>
+            <wp:docPr id="847964099" name="Рисунок 1"/>
+            <wp:cNvGraphicFramePr>
+              <a:graphicFrameLocks xmlns:a="http://schemas.openxmlformats.org/drawingml/2006/main" noChangeAspect="1"/>
+            </wp:cNvGraphicFramePr>
+            <a:graphic xmlns:a="http://schemas.openxmlformats.org/drawingml/2006/main">
+              <a:graphicData uri="http://schemas.openxmlformats.org/drawingml/2006/picture">
+                <pic:pic xmlns:pic="http://schemas.openxmlformats.org/drawingml/2006/picture">
+                  <pic:nvPicPr>
+                    <pic:cNvPr id="847964099" name=""/>
+                    <pic:cNvPicPr/>
+                  </pic:nvPicPr>
+                  <pic:blipFill>
+                    <a:blip r:embed="rId20"/>
+                    <a:stretch>
+                      <a:fillRect/>
+                    </a:stretch>
+                  </pic:blipFill>
+                  <pic:spPr>
+                    <a:xfrm>
+                      <a:off x="0" y="0"/>
+                      <a:ext cx="3303401" cy="3073245"/>
+                    </a:xfrm>
+                    <a:prstGeom prst="rect">
+                      <a:avLst/>
+                    </a:prstGeom>
+                  </pic:spPr>
+                </pic:pic>
+              </a:graphicData>
+            </a:graphic>
+          </wp:inline>
+        </w:drawing>
+      </w:r>
+    </w:p>
+    <w:p>
+      <w:pPr>
         <w:pStyle w:val="af5"/>
       </w:pPr>
       <w:r>
@@ -6827,27 +5887,10 @@
           <w:b/>
           <w:bCs/>
         </w:rPr>
-        <w:t xml:space="preserve">DD </w:t>
-      </w:r>
-      <w:proofErr w:type="spellStart"/>
-      <w:r>
-        <w:rPr>
-          <w:b/>
-          <w:bCs/>
-        </w:rPr>
-        <w:t>Person</w:t>
-      </w:r>
-      <w:proofErr w:type="spellEnd"/>
-      <w:r>
-        <w:t xml:space="preserve"> для генерации портретов персонажей D&amp;D через </w:t>
-      </w:r>
-      <w:proofErr w:type="spellStart"/>
-      <w:r>
-        <w:t>GigaChat</w:t>
-      </w:r>
-      <w:proofErr w:type="spellEnd"/>
-      <w:r>
-        <w:t>. Реализован полный цикл: регистрация и авторизация, создание запроса на генерацию, асинхронная обработка, просмотр результата, история, шаблоны персонажей и избранное.</w:t>
+        <w:t>DD Person</w:t>
+      </w:r>
+      <w:r>
+        <w:t> для генерации портретов персонажей D&amp;D через GigaChat. Реализован полный цикл: регистрация и авторизация, создание запроса на генерацию, асинхронная обработка, просмотр результата, история, шаблоны персонажей и избранное.</w:t>
       </w:r>
     </w:p>
     <w:p>
@@ -6855,63 +5898,7 @@
         <w:jc w:val="both"/>
       </w:pPr>
       <w:r>
-        <w:t xml:space="preserve">Применены современные подходы: REST API, JWT в </w:t>
-      </w:r>
-      <w:proofErr w:type="spellStart"/>
-      <w:r>
-        <w:t>HttpOnly</w:t>
-      </w:r>
-      <w:proofErr w:type="spellEnd"/>
-      <w:r>
-        <w:t xml:space="preserve"> </w:t>
-      </w:r>
-      <w:proofErr w:type="spellStart"/>
-      <w:r>
-        <w:t>cookies</w:t>
-      </w:r>
-      <w:proofErr w:type="spellEnd"/>
-      <w:r>
-        <w:t>, ORM (JPA/</w:t>
-      </w:r>
-      <w:proofErr w:type="spellStart"/>
-      <w:r>
-        <w:t>Hibernate</w:t>
-      </w:r>
-      <w:proofErr w:type="spellEnd"/>
-      <w:r>
-        <w:t>), асинхронная обработка, </w:t>
-      </w:r>
-      <w:proofErr w:type="spellStart"/>
-      <w:r>
-        <w:t>rate</w:t>
-      </w:r>
-      <w:proofErr w:type="spellEnd"/>
-      <w:r>
-        <w:t xml:space="preserve"> </w:t>
-      </w:r>
-      <w:proofErr w:type="spellStart"/>
-      <w:r>
-        <w:t>limiting</w:t>
-      </w:r>
-      <w:proofErr w:type="spellEnd"/>
-      <w:r>
-        <w:t xml:space="preserve"> через </w:t>
-      </w:r>
-      <w:proofErr w:type="spellStart"/>
-      <w:r>
-        <w:t>Redis</w:t>
-      </w:r>
-      <w:proofErr w:type="spellEnd"/>
-      <w:r>
-        <w:t xml:space="preserve">, модульная сборка промптов и изоляция внешнего API через порт/адаптер. Клиентская часть предоставляет формы параметров на русском языке без необходимости редактировать </w:t>
-      </w:r>
-      <w:proofErr w:type="spellStart"/>
-      <w:r>
-        <w:t>промпт</w:t>
-      </w:r>
-      <w:proofErr w:type="spellEnd"/>
-      <w:r>
-        <w:t xml:space="preserve"> вручную.</w:t>
+        <w:t>Применены современные подходы: REST API, JWT в HttpOnly cookies, ORM (JPA/Hibernate), асинхронная обработка, rate limiting через Redis, модульная сборка промптов и изоляция внешнего API через порт/адаптер. Клиентская часть предоставляет формы параметров на русском языке без необходимости редактировать промпт вручную.</w:t>
       </w:r>
     </w:p>
     <w:p>
@@ -6919,23 +5906,7 @@
         <w:jc w:val="both"/>
       </w:pPr>
       <w:r>
-        <w:t xml:space="preserve">Поставленная цель достигнута. Система работает на </w:t>
-      </w:r>
-      <w:proofErr w:type="spellStart"/>
-      <w:r>
-        <w:t>localhost</w:t>
-      </w:r>
-      <w:proofErr w:type="spellEnd"/>
-      <w:r>
-        <w:t>, документирована и покрыта автоматическими тестами. В перспективе возможны: миграции БД (</w:t>
-      </w:r>
-      <w:proofErr w:type="spellStart"/>
-      <w:r>
-        <w:t>Flyway</w:t>
-      </w:r>
-      <w:proofErr w:type="spellEnd"/>
-      <w:r>
-        <w:t>), планировщик очистки старых файлов, деплой на сервер — для учебного проекта это не требовалось.</w:t>
+        <w:t>Поставленная цель достигнута. Система работает на localhost, документирована и покрыта автоматическими тестами. В перспективе возможны: миграции БД (Flyway), планировщик очистки старых файлов, деплой на сервер — для учебного проекта это не требовалось.</w:t>
       </w:r>
     </w:p>
     <w:p/>
@@ -6974,7 +5945,7 @@
       </w:r>
     </w:p>
     <w:p>
-      <w:hyperlink r:id="rId15" w:history="1">
+      <w:hyperlink r:id="rId21" w:history="1">
         <w:r>
           <w:rPr>
             <w:rStyle w:val="af4"/>
@@ -9268,6 +8239,119 @@
     </w:lvl>
   </w:abstractNum>
   <w:abstractNum w:abstractNumId="18" w15:restartNumberingAfterBreak="0">
+    <w:nsid w:val="2CA21155"/>
+    <w:multiLevelType w:val="multilevel"/>
+    <w:tmpl w:val="4BCC4E30"/>
+    <w:lvl w:ilvl="0">
+      <w:start w:val="1"/>
+      <w:numFmt w:val="decimal"/>
+      <w:lvlText w:val="%1."/>
+      <w:lvlJc w:val="left"/>
+      <w:pPr>
+        <w:tabs>
+          <w:tab w:val="num" w:pos="720"/>
+        </w:tabs>
+        <w:ind w:left="720" w:hanging="360"/>
+      </w:pPr>
+    </w:lvl>
+    <w:lvl w:ilvl="1" w:tentative="1">
+      <w:start w:val="1"/>
+      <w:numFmt w:val="decimal"/>
+      <w:lvlText w:val="%2."/>
+      <w:lvlJc w:val="left"/>
+      <w:pPr>
+        <w:tabs>
+          <w:tab w:val="num" w:pos="1440"/>
+        </w:tabs>
+        <w:ind w:left="1440" w:hanging="360"/>
+      </w:pPr>
+    </w:lvl>
+    <w:lvl w:ilvl="2" w:tentative="1">
+      <w:start w:val="1"/>
+      <w:numFmt w:val="decimal"/>
+      <w:lvlText w:val="%3."/>
+      <w:lvlJc w:val="left"/>
+      <w:pPr>
+        <w:tabs>
+          <w:tab w:val="num" w:pos="2160"/>
+        </w:tabs>
+        <w:ind w:left="2160" w:hanging="360"/>
+      </w:pPr>
+    </w:lvl>
+    <w:lvl w:ilvl="3" w:tentative="1">
+      <w:start w:val="1"/>
+      <w:numFmt w:val="decimal"/>
+      <w:lvlText w:val="%4."/>
+      <w:lvlJc w:val="left"/>
+      <w:pPr>
+        <w:tabs>
+          <w:tab w:val="num" w:pos="2880"/>
+        </w:tabs>
+        <w:ind w:left="2880" w:hanging="360"/>
+      </w:pPr>
+    </w:lvl>
+    <w:lvl w:ilvl="4" w:tentative="1">
+      <w:start w:val="1"/>
+      <w:numFmt w:val="decimal"/>
+      <w:lvlText w:val="%5."/>
+      <w:lvlJc w:val="left"/>
+      <w:pPr>
+        <w:tabs>
+          <w:tab w:val="num" w:pos="3600"/>
+        </w:tabs>
+        <w:ind w:left="3600" w:hanging="360"/>
+      </w:pPr>
+    </w:lvl>
+    <w:lvl w:ilvl="5" w:tentative="1">
+      <w:start w:val="1"/>
+      <w:numFmt w:val="decimal"/>
+      <w:lvlText w:val="%6."/>
+      <w:lvlJc w:val="left"/>
+      <w:pPr>
+        <w:tabs>
+          <w:tab w:val="num" w:pos="4320"/>
+        </w:tabs>
+        <w:ind w:left="4320" w:hanging="360"/>
+      </w:pPr>
+    </w:lvl>
+    <w:lvl w:ilvl="6" w:tentative="1">
+      <w:start w:val="1"/>
+      <w:numFmt w:val="decimal"/>
+      <w:lvlText w:val="%7."/>
+      <w:lvlJc w:val="left"/>
+      <w:pPr>
+        <w:tabs>
+          <w:tab w:val="num" w:pos="5040"/>
+        </w:tabs>
+        <w:ind w:left="5040" w:hanging="360"/>
+      </w:pPr>
+    </w:lvl>
+    <w:lvl w:ilvl="7" w:tentative="1">
+      <w:start w:val="1"/>
+      <w:numFmt w:val="decimal"/>
+      <w:lvlText w:val="%8."/>
+      <w:lvlJc w:val="left"/>
+      <w:pPr>
+        <w:tabs>
+          <w:tab w:val="num" w:pos="5760"/>
+        </w:tabs>
+        <w:ind w:left="5760" w:hanging="360"/>
+      </w:pPr>
+    </w:lvl>
+    <w:lvl w:ilvl="8" w:tentative="1">
+      <w:start w:val="1"/>
+      <w:numFmt w:val="decimal"/>
+      <w:lvlText w:val="%9."/>
+      <w:lvlJc w:val="left"/>
+      <w:pPr>
+        <w:tabs>
+          <w:tab w:val="num" w:pos="6480"/>
+        </w:tabs>
+        <w:ind w:left="6480" w:hanging="360"/>
+      </w:pPr>
+    </w:lvl>
+  </w:abstractNum>
+  <w:abstractNum w:abstractNumId="19" w15:restartNumberingAfterBreak="0">
     <w:nsid w:val="2CAC0B1A"/>
     <w:multiLevelType w:val="multilevel"/>
     <w:tmpl w:val="4836A428"/>
@@ -9416,7 +8500,7 @@
       </w:rPr>
     </w:lvl>
   </w:abstractNum>
-  <w:abstractNum w:abstractNumId="19" w15:restartNumberingAfterBreak="0">
+  <w:abstractNum w:abstractNumId="20" w15:restartNumberingAfterBreak="0">
     <w:nsid w:val="32786432"/>
     <w:multiLevelType w:val="multilevel"/>
     <w:tmpl w:val="3DC05282"/>
@@ -9529,7 +8613,7 @@
       </w:pPr>
     </w:lvl>
   </w:abstractNum>
-  <w:abstractNum w:abstractNumId="20" w15:restartNumberingAfterBreak="0">
+  <w:abstractNum w:abstractNumId="21" w15:restartNumberingAfterBreak="0">
     <w:nsid w:val="32DB46A3"/>
     <w:multiLevelType w:val="multilevel"/>
     <w:tmpl w:val="3BA0F350"/>
@@ -9678,7 +8762,7 @@
       </w:rPr>
     </w:lvl>
   </w:abstractNum>
-  <w:abstractNum w:abstractNumId="21" w15:restartNumberingAfterBreak="0">
+  <w:abstractNum w:abstractNumId="22" w15:restartNumberingAfterBreak="0">
     <w:nsid w:val="34ED2651"/>
     <w:multiLevelType w:val="multilevel"/>
     <w:tmpl w:val="7C064E82"/>
@@ -9827,7 +8911,7 @@
       </w:rPr>
     </w:lvl>
   </w:abstractNum>
-  <w:abstractNum w:abstractNumId="22" w15:restartNumberingAfterBreak="0">
+  <w:abstractNum w:abstractNumId="23" w15:restartNumberingAfterBreak="0">
     <w:nsid w:val="44715D30"/>
     <w:multiLevelType w:val="multilevel"/>
     <w:tmpl w:val="8118F510"/>
@@ -9976,7 +9060,7 @@
       </w:rPr>
     </w:lvl>
   </w:abstractNum>
-  <w:abstractNum w:abstractNumId="23" w15:restartNumberingAfterBreak="0">
+  <w:abstractNum w:abstractNumId="24" w15:restartNumberingAfterBreak="0">
     <w:nsid w:val="46643B46"/>
     <w:multiLevelType w:val="hybridMultilevel"/>
     <w:tmpl w:val="7C16E286"/>
@@ -10062,7 +9146,120 @@
       </w:pPr>
     </w:lvl>
   </w:abstractNum>
-  <w:abstractNum w:abstractNumId="24" w15:restartNumberingAfterBreak="0">
+  <w:abstractNum w:abstractNumId="25" w15:restartNumberingAfterBreak="0">
+    <w:nsid w:val="47123FFA"/>
+    <w:multiLevelType w:val="multilevel"/>
+    <w:tmpl w:val="4708680E"/>
+    <w:lvl w:ilvl="0">
+      <w:start w:val="1"/>
+      <w:numFmt w:val="decimal"/>
+      <w:lvlText w:val="%1."/>
+      <w:lvlJc w:val="left"/>
+      <w:pPr>
+        <w:tabs>
+          <w:tab w:val="num" w:pos="720"/>
+        </w:tabs>
+        <w:ind w:left="720" w:hanging="360"/>
+      </w:pPr>
+    </w:lvl>
+    <w:lvl w:ilvl="1" w:tentative="1">
+      <w:start w:val="1"/>
+      <w:numFmt w:val="decimal"/>
+      <w:lvlText w:val="%2."/>
+      <w:lvlJc w:val="left"/>
+      <w:pPr>
+        <w:tabs>
+          <w:tab w:val="num" w:pos="1440"/>
+        </w:tabs>
+        <w:ind w:left="1440" w:hanging="360"/>
+      </w:pPr>
+    </w:lvl>
+    <w:lvl w:ilvl="2" w:tentative="1">
+      <w:start w:val="1"/>
+      <w:numFmt w:val="decimal"/>
+      <w:lvlText w:val="%3."/>
+      <w:lvlJc w:val="left"/>
+      <w:pPr>
+        <w:tabs>
+          <w:tab w:val="num" w:pos="2160"/>
+        </w:tabs>
+        <w:ind w:left="2160" w:hanging="360"/>
+      </w:pPr>
+    </w:lvl>
+    <w:lvl w:ilvl="3" w:tentative="1">
+      <w:start w:val="1"/>
+      <w:numFmt w:val="decimal"/>
+      <w:lvlText w:val="%4."/>
+      <w:lvlJc w:val="left"/>
+      <w:pPr>
+        <w:tabs>
+          <w:tab w:val="num" w:pos="2880"/>
+        </w:tabs>
+        <w:ind w:left="2880" w:hanging="360"/>
+      </w:pPr>
+    </w:lvl>
+    <w:lvl w:ilvl="4" w:tentative="1">
+      <w:start w:val="1"/>
+      <w:numFmt w:val="decimal"/>
+      <w:lvlText w:val="%5."/>
+      <w:lvlJc w:val="left"/>
+      <w:pPr>
+        <w:tabs>
+          <w:tab w:val="num" w:pos="3600"/>
+        </w:tabs>
+        <w:ind w:left="3600" w:hanging="360"/>
+      </w:pPr>
+    </w:lvl>
+    <w:lvl w:ilvl="5" w:tentative="1">
+      <w:start w:val="1"/>
+      <w:numFmt w:val="decimal"/>
+      <w:lvlText w:val="%6."/>
+      <w:lvlJc w:val="left"/>
+      <w:pPr>
+        <w:tabs>
+          <w:tab w:val="num" w:pos="4320"/>
+        </w:tabs>
+        <w:ind w:left="4320" w:hanging="360"/>
+      </w:pPr>
+    </w:lvl>
+    <w:lvl w:ilvl="6" w:tentative="1">
+      <w:start w:val="1"/>
+      <w:numFmt w:val="decimal"/>
+      <w:lvlText w:val="%7."/>
+      <w:lvlJc w:val="left"/>
+      <w:pPr>
+        <w:tabs>
+          <w:tab w:val="num" w:pos="5040"/>
+        </w:tabs>
+        <w:ind w:left="5040" w:hanging="360"/>
+      </w:pPr>
+    </w:lvl>
+    <w:lvl w:ilvl="7" w:tentative="1">
+      <w:start w:val="1"/>
+      <w:numFmt w:val="decimal"/>
+      <w:lvlText w:val="%8."/>
+      <w:lvlJc w:val="left"/>
+      <w:pPr>
+        <w:tabs>
+          <w:tab w:val="num" w:pos="5760"/>
+        </w:tabs>
+        <w:ind w:left="5760" w:hanging="360"/>
+      </w:pPr>
+    </w:lvl>
+    <w:lvl w:ilvl="8" w:tentative="1">
+      <w:start w:val="1"/>
+      <w:numFmt w:val="decimal"/>
+      <w:lvlText w:val="%9."/>
+      <w:lvlJc w:val="left"/>
+      <w:pPr>
+        <w:tabs>
+          <w:tab w:val="num" w:pos="6480"/>
+        </w:tabs>
+        <w:ind w:left="6480" w:hanging="360"/>
+      </w:pPr>
+    </w:lvl>
+  </w:abstractNum>
+  <w:abstractNum w:abstractNumId="26" w15:restartNumberingAfterBreak="0">
     <w:nsid w:val="4BB825BC"/>
     <w:multiLevelType w:val="multilevel"/>
     <w:tmpl w:val="B8D8A88E"/>
@@ -10211,7 +9408,7 @@
       </w:rPr>
     </w:lvl>
   </w:abstractNum>
-  <w:abstractNum w:abstractNumId="25" w15:restartNumberingAfterBreak="0">
+  <w:abstractNum w:abstractNumId="27" w15:restartNumberingAfterBreak="0">
     <w:nsid w:val="4D3C4147"/>
     <w:multiLevelType w:val="hybridMultilevel"/>
     <w:tmpl w:val="255EF5A8"/>
@@ -10324,7 +9521,120 @@
       </w:rPr>
     </w:lvl>
   </w:abstractNum>
-  <w:abstractNum w:abstractNumId="26" w15:restartNumberingAfterBreak="0">
+  <w:abstractNum w:abstractNumId="28" w15:restartNumberingAfterBreak="0">
+    <w:nsid w:val="4E26410D"/>
+    <w:multiLevelType w:val="multilevel"/>
+    <w:tmpl w:val="BAF4B006"/>
+    <w:lvl w:ilvl="0">
+      <w:start w:val="1"/>
+      <w:numFmt w:val="decimal"/>
+      <w:lvlText w:val="%1."/>
+      <w:lvlJc w:val="left"/>
+      <w:pPr>
+        <w:tabs>
+          <w:tab w:val="num" w:pos="720"/>
+        </w:tabs>
+        <w:ind w:left="720" w:hanging="360"/>
+      </w:pPr>
+    </w:lvl>
+    <w:lvl w:ilvl="1" w:tentative="1">
+      <w:start w:val="1"/>
+      <w:numFmt w:val="decimal"/>
+      <w:lvlText w:val="%2."/>
+      <w:lvlJc w:val="left"/>
+      <w:pPr>
+        <w:tabs>
+          <w:tab w:val="num" w:pos="1440"/>
+        </w:tabs>
+        <w:ind w:left="1440" w:hanging="360"/>
+      </w:pPr>
+    </w:lvl>
+    <w:lvl w:ilvl="2" w:tentative="1">
+      <w:start w:val="1"/>
+      <w:numFmt w:val="decimal"/>
+      <w:lvlText w:val="%3."/>
+      <w:lvlJc w:val="left"/>
+      <w:pPr>
+        <w:tabs>
+          <w:tab w:val="num" w:pos="2160"/>
+        </w:tabs>
+        <w:ind w:left="2160" w:hanging="360"/>
+      </w:pPr>
+    </w:lvl>
+    <w:lvl w:ilvl="3" w:tentative="1">
+      <w:start w:val="1"/>
+      <w:numFmt w:val="decimal"/>
+      <w:lvlText w:val="%4."/>
+      <w:lvlJc w:val="left"/>
+      <w:pPr>
+        <w:tabs>
+          <w:tab w:val="num" w:pos="2880"/>
+        </w:tabs>
+        <w:ind w:left="2880" w:hanging="360"/>
+      </w:pPr>
+    </w:lvl>
+    <w:lvl w:ilvl="4" w:tentative="1">
+      <w:start w:val="1"/>
+      <w:numFmt w:val="decimal"/>
+      <w:lvlText w:val="%5."/>
+      <w:lvlJc w:val="left"/>
+      <w:pPr>
+        <w:tabs>
+          <w:tab w:val="num" w:pos="3600"/>
+        </w:tabs>
+        <w:ind w:left="3600" w:hanging="360"/>
+      </w:pPr>
+    </w:lvl>
+    <w:lvl w:ilvl="5" w:tentative="1">
+      <w:start w:val="1"/>
+      <w:numFmt w:val="decimal"/>
+      <w:lvlText w:val="%6."/>
+      <w:lvlJc w:val="left"/>
+      <w:pPr>
+        <w:tabs>
+          <w:tab w:val="num" w:pos="4320"/>
+        </w:tabs>
+        <w:ind w:left="4320" w:hanging="360"/>
+      </w:pPr>
+    </w:lvl>
+    <w:lvl w:ilvl="6" w:tentative="1">
+      <w:start w:val="1"/>
+      <w:numFmt w:val="decimal"/>
+      <w:lvlText w:val="%7."/>
+      <w:lvlJc w:val="left"/>
+      <w:pPr>
+        <w:tabs>
+          <w:tab w:val="num" w:pos="5040"/>
+        </w:tabs>
+        <w:ind w:left="5040" w:hanging="360"/>
+      </w:pPr>
+    </w:lvl>
+    <w:lvl w:ilvl="7" w:tentative="1">
+      <w:start w:val="1"/>
+      <w:numFmt w:val="decimal"/>
+      <w:lvlText w:val="%8."/>
+      <w:lvlJc w:val="left"/>
+      <w:pPr>
+        <w:tabs>
+          <w:tab w:val="num" w:pos="5760"/>
+        </w:tabs>
+        <w:ind w:left="5760" w:hanging="360"/>
+      </w:pPr>
+    </w:lvl>
+    <w:lvl w:ilvl="8" w:tentative="1">
+      <w:start w:val="1"/>
+      <w:numFmt w:val="decimal"/>
+      <w:lvlText w:val="%9."/>
+      <w:lvlJc w:val="left"/>
+      <w:pPr>
+        <w:tabs>
+          <w:tab w:val="num" w:pos="6480"/>
+        </w:tabs>
+        <w:ind w:left="6480" w:hanging="360"/>
+      </w:pPr>
+    </w:lvl>
+  </w:abstractNum>
+  <w:abstractNum w:abstractNumId="29" w15:restartNumberingAfterBreak="0">
     <w:nsid w:val="52513BC0"/>
     <w:multiLevelType w:val="hybridMultilevel"/>
     <w:tmpl w:val="08422FA6"/>
@@ -10437,7 +9747,7 @@
       </w:rPr>
     </w:lvl>
   </w:abstractNum>
-  <w:abstractNum w:abstractNumId="27" w15:restartNumberingAfterBreak="0">
+  <w:abstractNum w:abstractNumId="30" w15:restartNumberingAfterBreak="0">
     <w:nsid w:val="53DF4D95"/>
     <w:multiLevelType w:val="hybridMultilevel"/>
     <w:tmpl w:val="14AA1D4E"/>
@@ -10523,7 +9833,7 @@
       </w:pPr>
     </w:lvl>
   </w:abstractNum>
-  <w:abstractNum w:abstractNumId="28" w15:restartNumberingAfterBreak="0">
+  <w:abstractNum w:abstractNumId="31" w15:restartNumberingAfterBreak="0">
     <w:nsid w:val="570D4A82"/>
     <w:multiLevelType w:val="multilevel"/>
     <w:tmpl w:val="35AC7FBE"/>
@@ -10672,7 +9982,120 @@
       </w:rPr>
     </w:lvl>
   </w:abstractNum>
-  <w:abstractNum w:abstractNumId="29" w15:restartNumberingAfterBreak="0">
+  <w:abstractNum w:abstractNumId="32" w15:restartNumberingAfterBreak="0">
+    <w:nsid w:val="58FB6CE8"/>
+    <w:multiLevelType w:val="multilevel"/>
+    <w:tmpl w:val="81D2E2AE"/>
+    <w:lvl w:ilvl="0">
+      <w:start w:val="1"/>
+      <w:numFmt w:val="decimal"/>
+      <w:lvlText w:val="%1."/>
+      <w:lvlJc w:val="left"/>
+      <w:pPr>
+        <w:tabs>
+          <w:tab w:val="num" w:pos="720"/>
+        </w:tabs>
+        <w:ind w:left="720" w:hanging="360"/>
+      </w:pPr>
+    </w:lvl>
+    <w:lvl w:ilvl="1" w:tentative="1">
+      <w:start w:val="1"/>
+      <w:numFmt w:val="decimal"/>
+      <w:lvlText w:val="%2."/>
+      <w:lvlJc w:val="left"/>
+      <w:pPr>
+        <w:tabs>
+          <w:tab w:val="num" w:pos="1440"/>
+        </w:tabs>
+        <w:ind w:left="1440" w:hanging="360"/>
+      </w:pPr>
+    </w:lvl>
+    <w:lvl w:ilvl="2" w:tentative="1">
+      <w:start w:val="1"/>
+      <w:numFmt w:val="decimal"/>
+      <w:lvlText w:val="%3."/>
+      <w:lvlJc w:val="left"/>
+      <w:pPr>
+        <w:tabs>
+          <w:tab w:val="num" w:pos="2160"/>
+        </w:tabs>
+        <w:ind w:left="2160" w:hanging="360"/>
+      </w:pPr>
+    </w:lvl>
+    <w:lvl w:ilvl="3" w:tentative="1">
+      <w:start w:val="1"/>
+      <w:numFmt w:val="decimal"/>
+      <w:lvlText w:val="%4."/>
+      <w:lvlJc w:val="left"/>
+      <w:pPr>
+        <w:tabs>
+          <w:tab w:val="num" w:pos="2880"/>
+        </w:tabs>
+        <w:ind w:left="2880" w:hanging="360"/>
+      </w:pPr>
+    </w:lvl>
+    <w:lvl w:ilvl="4" w:tentative="1">
+      <w:start w:val="1"/>
+      <w:numFmt w:val="decimal"/>
+      <w:lvlText w:val="%5."/>
+      <w:lvlJc w:val="left"/>
+      <w:pPr>
+        <w:tabs>
+          <w:tab w:val="num" w:pos="3600"/>
+        </w:tabs>
+        <w:ind w:left="3600" w:hanging="360"/>
+      </w:pPr>
+    </w:lvl>
+    <w:lvl w:ilvl="5" w:tentative="1">
+      <w:start w:val="1"/>
+      <w:numFmt w:val="decimal"/>
+      <w:lvlText w:val="%6."/>
+      <w:lvlJc w:val="left"/>
+      <w:pPr>
+        <w:tabs>
+          <w:tab w:val="num" w:pos="4320"/>
+        </w:tabs>
+        <w:ind w:left="4320" w:hanging="360"/>
+      </w:pPr>
+    </w:lvl>
+    <w:lvl w:ilvl="6" w:tentative="1">
+      <w:start w:val="1"/>
+      <w:numFmt w:val="decimal"/>
+      <w:lvlText w:val="%7."/>
+      <w:lvlJc w:val="left"/>
+      <w:pPr>
+        <w:tabs>
+          <w:tab w:val="num" w:pos="5040"/>
+        </w:tabs>
+        <w:ind w:left="5040" w:hanging="360"/>
+      </w:pPr>
+    </w:lvl>
+    <w:lvl w:ilvl="7" w:tentative="1">
+      <w:start w:val="1"/>
+      <w:numFmt w:val="decimal"/>
+      <w:lvlText w:val="%8."/>
+      <w:lvlJc w:val="left"/>
+      <w:pPr>
+        <w:tabs>
+          <w:tab w:val="num" w:pos="5760"/>
+        </w:tabs>
+        <w:ind w:left="5760" w:hanging="360"/>
+      </w:pPr>
+    </w:lvl>
+    <w:lvl w:ilvl="8" w:tentative="1">
+      <w:start w:val="1"/>
+      <w:numFmt w:val="decimal"/>
+      <w:lvlText w:val="%9."/>
+      <w:lvlJc w:val="left"/>
+      <w:pPr>
+        <w:tabs>
+          <w:tab w:val="num" w:pos="6480"/>
+        </w:tabs>
+        <w:ind w:left="6480" w:hanging="360"/>
+      </w:pPr>
+    </w:lvl>
+  </w:abstractNum>
+  <w:abstractNum w:abstractNumId="33" w15:restartNumberingAfterBreak="0">
     <w:nsid w:val="5903058F"/>
     <w:multiLevelType w:val="multilevel"/>
     <w:tmpl w:val="BB5C2E02"/>
@@ -10821,7 +10244,7 @@
       </w:rPr>
     </w:lvl>
   </w:abstractNum>
-  <w:abstractNum w:abstractNumId="30" w15:restartNumberingAfterBreak="0">
+  <w:abstractNum w:abstractNumId="34" w15:restartNumberingAfterBreak="0">
     <w:nsid w:val="5A5C498D"/>
     <w:multiLevelType w:val="multilevel"/>
     <w:tmpl w:val="BF967D12"/>
@@ -10934,7 +10357,7 @@
       </w:pPr>
     </w:lvl>
   </w:abstractNum>
-  <w:abstractNum w:abstractNumId="31" w15:restartNumberingAfterBreak="0">
+  <w:abstractNum w:abstractNumId="35" w15:restartNumberingAfterBreak="0">
     <w:nsid w:val="5B1F0793"/>
     <w:multiLevelType w:val="multilevel"/>
     <w:tmpl w:val="60F04DDA"/>
@@ -11083,7 +10506,7 @@
       </w:rPr>
     </w:lvl>
   </w:abstractNum>
-  <w:abstractNum w:abstractNumId="32" w15:restartNumberingAfterBreak="0">
+  <w:abstractNum w:abstractNumId="36" w15:restartNumberingAfterBreak="0">
     <w:nsid w:val="5BAA5853"/>
     <w:multiLevelType w:val="multilevel"/>
     <w:tmpl w:val="4B6616BE"/>
@@ -11196,7 +10619,7 @@
       </w:pPr>
     </w:lvl>
   </w:abstractNum>
-  <w:abstractNum w:abstractNumId="33" w15:restartNumberingAfterBreak="0">
+  <w:abstractNum w:abstractNumId="37" w15:restartNumberingAfterBreak="0">
     <w:nsid w:val="5D2E7DEB"/>
     <w:multiLevelType w:val="multilevel"/>
     <w:tmpl w:val="D85270C6"/>
@@ -11309,7 +10732,7 @@
       </w:pPr>
     </w:lvl>
   </w:abstractNum>
-  <w:abstractNum w:abstractNumId="34" w15:restartNumberingAfterBreak="0">
+  <w:abstractNum w:abstractNumId="38" w15:restartNumberingAfterBreak="0">
     <w:nsid w:val="604E6864"/>
     <w:multiLevelType w:val="multilevel"/>
     <w:tmpl w:val="41EC80E0"/>
@@ -11422,7 +10845,7 @@
       </w:pPr>
     </w:lvl>
   </w:abstractNum>
-  <w:abstractNum w:abstractNumId="35" w15:restartNumberingAfterBreak="0">
+  <w:abstractNum w:abstractNumId="39" w15:restartNumberingAfterBreak="0">
     <w:nsid w:val="625E0761"/>
     <w:multiLevelType w:val="hybridMultilevel"/>
     <w:tmpl w:val="9D10E9D4"/>
@@ -11508,7 +10931,7 @@
       </w:pPr>
     </w:lvl>
   </w:abstractNum>
-  <w:abstractNum w:abstractNumId="36" w15:restartNumberingAfterBreak="0">
+  <w:abstractNum w:abstractNumId="40" w15:restartNumberingAfterBreak="0">
     <w:nsid w:val="693F5A04"/>
     <w:multiLevelType w:val="multilevel"/>
     <w:tmpl w:val="07A0E970"/>
@@ -11657,7 +11080,7 @@
       </w:rPr>
     </w:lvl>
   </w:abstractNum>
-  <w:abstractNum w:abstractNumId="37" w15:restartNumberingAfterBreak="0">
+  <w:abstractNum w:abstractNumId="41" w15:restartNumberingAfterBreak="0">
     <w:nsid w:val="696757E5"/>
     <w:multiLevelType w:val="multilevel"/>
     <w:tmpl w:val="4E50E73E"/>
@@ -11806,7 +11229,7 @@
       </w:rPr>
     </w:lvl>
   </w:abstractNum>
-  <w:abstractNum w:abstractNumId="38" w15:restartNumberingAfterBreak="0">
+  <w:abstractNum w:abstractNumId="42" w15:restartNumberingAfterBreak="0">
     <w:nsid w:val="6F4630DA"/>
     <w:multiLevelType w:val="multilevel"/>
     <w:tmpl w:val="BBC297C4"/>
@@ -11955,7 +11378,7 @@
       </w:rPr>
     </w:lvl>
   </w:abstractNum>
-  <w:abstractNum w:abstractNumId="39" w15:restartNumberingAfterBreak="0">
+  <w:abstractNum w:abstractNumId="43" w15:restartNumberingAfterBreak="0">
     <w:nsid w:val="702A50ED"/>
     <w:multiLevelType w:val="hybridMultilevel"/>
     <w:tmpl w:val="57B895E4"/>
@@ -12044,7 +11467,7 @@
       </w:pPr>
     </w:lvl>
   </w:abstractNum>
-  <w:abstractNum w:abstractNumId="40" w15:restartNumberingAfterBreak="0">
+  <w:abstractNum w:abstractNumId="44" w15:restartNumberingAfterBreak="0">
     <w:nsid w:val="725D1752"/>
     <w:multiLevelType w:val="multilevel"/>
     <w:tmpl w:val="AC56D08E"/>
@@ -12193,7 +11616,7 @@
       </w:rPr>
     </w:lvl>
   </w:abstractNum>
-  <w:abstractNum w:abstractNumId="41" w15:restartNumberingAfterBreak="0">
+  <w:abstractNum w:abstractNumId="45" w15:restartNumberingAfterBreak="0">
     <w:nsid w:val="73902A13"/>
     <w:multiLevelType w:val="multilevel"/>
     <w:tmpl w:val="A588BF64"/>
@@ -12306,7 +11729,7 @@
       </w:pPr>
     </w:lvl>
   </w:abstractNum>
-  <w:abstractNum w:abstractNumId="42" w15:restartNumberingAfterBreak="0">
+  <w:abstractNum w:abstractNumId="46" w15:restartNumberingAfterBreak="0">
     <w:nsid w:val="78AE76AD"/>
     <w:multiLevelType w:val="multilevel"/>
     <w:tmpl w:val="226CD1CA"/>
@@ -12455,7 +11878,120 @@
       </w:rPr>
     </w:lvl>
   </w:abstractNum>
-  <w:abstractNum w:abstractNumId="43" w15:restartNumberingAfterBreak="0">
+  <w:abstractNum w:abstractNumId="47" w15:restartNumberingAfterBreak="0">
+    <w:nsid w:val="791A1FAB"/>
+    <w:multiLevelType w:val="multilevel"/>
+    <w:tmpl w:val="1A2C5112"/>
+    <w:lvl w:ilvl="0">
+      <w:start w:val="1"/>
+      <w:numFmt w:val="decimal"/>
+      <w:lvlText w:val="%1."/>
+      <w:lvlJc w:val="left"/>
+      <w:pPr>
+        <w:tabs>
+          <w:tab w:val="num" w:pos="720"/>
+        </w:tabs>
+        <w:ind w:left="720" w:hanging="360"/>
+      </w:pPr>
+    </w:lvl>
+    <w:lvl w:ilvl="1" w:tentative="1">
+      <w:start w:val="1"/>
+      <w:numFmt w:val="decimal"/>
+      <w:lvlText w:val="%2."/>
+      <w:lvlJc w:val="left"/>
+      <w:pPr>
+        <w:tabs>
+          <w:tab w:val="num" w:pos="1440"/>
+        </w:tabs>
+        <w:ind w:left="1440" w:hanging="360"/>
+      </w:pPr>
+    </w:lvl>
+    <w:lvl w:ilvl="2" w:tentative="1">
+      <w:start w:val="1"/>
+      <w:numFmt w:val="decimal"/>
+      <w:lvlText w:val="%3."/>
+      <w:lvlJc w:val="left"/>
+      <w:pPr>
+        <w:tabs>
+          <w:tab w:val="num" w:pos="2160"/>
+        </w:tabs>
+        <w:ind w:left="2160" w:hanging="360"/>
+      </w:pPr>
+    </w:lvl>
+    <w:lvl w:ilvl="3" w:tentative="1">
+      <w:start w:val="1"/>
+      <w:numFmt w:val="decimal"/>
+      <w:lvlText w:val="%4."/>
+      <w:lvlJc w:val="left"/>
+      <w:pPr>
+        <w:tabs>
+          <w:tab w:val="num" w:pos="2880"/>
+        </w:tabs>
+        <w:ind w:left="2880" w:hanging="360"/>
+      </w:pPr>
+    </w:lvl>
+    <w:lvl w:ilvl="4" w:tentative="1">
+      <w:start w:val="1"/>
+      <w:numFmt w:val="decimal"/>
+      <w:lvlText w:val="%5."/>
+      <w:lvlJc w:val="left"/>
+      <w:pPr>
+        <w:tabs>
+          <w:tab w:val="num" w:pos="3600"/>
+        </w:tabs>
+        <w:ind w:left="3600" w:hanging="360"/>
+      </w:pPr>
+    </w:lvl>
+    <w:lvl w:ilvl="5" w:tentative="1">
+      <w:start w:val="1"/>
+      <w:numFmt w:val="decimal"/>
+      <w:lvlText w:val="%6."/>
+      <w:lvlJc w:val="left"/>
+      <w:pPr>
+        <w:tabs>
+          <w:tab w:val="num" w:pos="4320"/>
+        </w:tabs>
+        <w:ind w:left="4320" w:hanging="360"/>
+      </w:pPr>
+    </w:lvl>
+    <w:lvl w:ilvl="6" w:tentative="1">
+      <w:start w:val="1"/>
+      <w:numFmt w:val="decimal"/>
+      <w:lvlText w:val="%7."/>
+      <w:lvlJc w:val="left"/>
+      <w:pPr>
+        <w:tabs>
+          <w:tab w:val="num" w:pos="5040"/>
+        </w:tabs>
+        <w:ind w:left="5040" w:hanging="360"/>
+      </w:pPr>
+    </w:lvl>
+    <w:lvl w:ilvl="7" w:tentative="1">
+      <w:start w:val="1"/>
+      <w:numFmt w:val="decimal"/>
+      <w:lvlText w:val="%8."/>
+      <w:lvlJc w:val="left"/>
+      <w:pPr>
+        <w:tabs>
+          <w:tab w:val="num" w:pos="5760"/>
+        </w:tabs>
+        <w:ind w:left="5760" w:hanging="360"/>
+      </w:pPr>
+    </w:lvl>
+    <w:lvl w:ilvl="8" w:tentative="1">
+      <w:start w:val="1"/>
+      <w:numFmt w:val="decimal"/>
+      <w:lvlText w:val="%9."/>
+      <w:lvlJc w:val="left"/>
+      <w:pPr>
+        <w:tabs>
+          <w:tab w:val="num" w:pos="6480"/>
+        </w:tabs>
+        <w:ind w:left="6480" w:hanging="360"/>
+      </w:pPr>
+    </w:lvl>
+  </w:abstractNum>
+  <w:abstractNum w:abstractNumId="48" w15:restartNumberingAfterBreak="0">
     <w:nsid w:val="7A433668"/>
     <w:multiLevelType w:val="multilevel"/>
     <w:tmpl w:val="FB4652EE"/>
@@ -12568,7 +12104,7 @@
       </w:pPr>
     </w:lvl>
   </w:abstractNum>
-  <w:abstractNum w:abstractNumId="44" w15:restartNumberingAfterBreak="0">
+  <w:abstractNum w:abstractNumId="49" w15:restartNumberingAfterBreak="0">
     <w:nsid w:val="7BC1635E"/>
     <w:multiLevelType w:val="multilevel"/>
     <w:tmpl w:val="922E57DE"/>
@@ -12717,11 +12253,124 @@
       </w:rPr>
     </w:lvl>
   </w:abstractNum>
+  <w:abstractNum w:abstractNumId="50" w15:restartNumberingAfterBreak="0">
+    <w:nsid w:val="7BC91F16"/>
+    <w:multiLevelType w:val="multilevel"/>
+    <w:tmpl w:val="971CB992"/>
+    <w:lvl w:ilvl="0">
+      <w:start w:val="1"/>
+      <w:numFmt w:val="decimal"/>
+      <w:lvlText w:val="%1."/>
+      <w:lvlJc w:val="left"/>
+      <w:pPr>
+        <w:tabs>
+          <w:tab w:val="num" w:pos="720"/>
+        </w:tabs>
+        <w:ind w:left="720" w:hanging="360"/>
+      </w:pPr>
+    </w:lvl>
+    <w:lvl w:ilvl="1" w:tentative="1">
+      <w:start w:val="1"/>
+      <w:numFmt w:val="decimal"/>
+      <w:lvlText w:val="%2."/>
+      <w:lvlJc w:val="left"/>
+      <w:pPr>
+        <w:tabs>
+          <w:tab w:val="num" w:pos="1440"/>
+        </w:tabs>
+        <w:ind w:left="1440" w:hanging="360"/>
+      </w:pPr>
+    </w:lvl>
+    <w:lvl w:ilvl="2" w:tentative="1">
+      <w:start w:val="1"/>
+      <w:numFmt w:val="decimal"/>
+      <w:lvlText w:val="%3."/>
+      <w:lvlJc w:val="left"/>
+      <w:pPr>
+        <w:tabs>
+          <w:tab w:val="num" w:pos="2160"/>
+        </w:tabs>
+        <w:ind w:left="2160" w:hanging="360"/>
+      </w:pPr>
+    </w:lvl>
+    <w:lvl w:ilvl="3" w:tentative="1">
+      <w:start w:val="1"/>
+      <w:numFmt w:val="decimal"/>
+      <w:lvlText w:val="%4."/>
+      <w:lvlJc w:val="left"/>
+      <w:pPr>
+        <w:tabs>
+          <w:tab w:val="num" w:pos="2880"/>
+        </w:tabs>
+        <w:ind w:left="2880" w:hanging="360"/>
+      </w:pPr>
+    </w:lvl>
+    <w:lvl w:ilvl="4" w:tentative="1">
+      <w:start w:val="1"/>
+      <w:numFmt w:val="decimal"/>
+      <w:lvlText w:val="%5."/>
+      <w:lvlJc w:val="left"/>
+      <w:pPr>
+        <w:tabs>
+          <w:tab w:val="num" w:pos="3600"/>
+        </w:tabs>
+        <w:ind w:left="3600" w:hanging="360"/>
+      </w:pPr>
+    </w:lvl>
+    <w:lvl w:ilvl="5" w:tentative="1">
+      <w:start w:val="1"/>
+      <w:numFmt w:val="decimal"/>
+      <w:lvlText w:val="%6."/>
+      <w:lvlJc w:val="left"/>
+      <w:pPr>
+        <w:tabs>
+          <w:tab w:val="num" w:pos="4320"/>
+        </w:tabs>
+        <w:ind w:left="4320" w:hanging="360"/>
+      </w:pPr>
+    </w:lvl>
+    <w:lvl w:ilvl="6" w:tentative="1">
+      <w:start w:val="1"/>
+      <w:numFmt w:val="decimal"/>
+      <w:lvlText w:val="%7."/>
+      <w:lvlJc w:val="left"/>
+      <w:pPr>
+        <w:tabs>
+          <w:tab w:val="num" w:pos="5040"/>
+        </w:tabs>
+        <w:ind w:left="5040" w:hanging="360"/>
+      </w:pPr>
+    </w:lvl>
+    <w:lvl w:ilvl="7" w:tentative="1">
+      <w:start w:val="1"/>
+      <w:numFmt w:val="decimal"/>
+      <w:lvlText w:val="%8."/>
+      <w:lvlJc w:val="left"/>
+      <w:pPr>
+        <w:tabs>
+          <w:tab w:val="num" w:pos="5760"/>
+        </w:tabs>
+        <w:ind w:left="5760" w:hanging="360"/>
+      </w:pPr>
+    </w:lvl>
+    <w:lvl w:ilvl="8" w:tentative="1">
+      <w:start w:val="1"/>
+      <w:numFmt w:val="decimal"/>
+      <w:lvlText w:val="%9."/>
+      <w:lvlJc w:val="left"/>
+      <w:pPr>
+        <w:tabs>
+          <w:tab w:val="num" w:pos="6480"/>
+        </w:tabs>
+        <w:ind w:left="6480" w:hanging="360"/>
+      </w:pPr>
+    </w:lvl>
+  </w:abstractNum>
   <w:num w:numId="1" w16cid:durableId="1212155479">
-    <w:abstractNumId w:val="34"/>
+    <w:abstractNumId w:val="38"/>
   </w:num>
   <w:num w:numId="2" w16cid:durableId="1495804392">
-    <w:abstractNumId w:val="27"/>
+    <w:abstractNumId w:val="30"/>
   </w:num>
   <w:num w:numId="3" w16cid:durableId="1550142896">
     <w:abstractNumId w:val="13"/>
@@ -12730,10 +12379,10 @@
     <w:abstractNumId w:val="7"/>
   </w:num>
   <w:num w:numId="5" w16cid:durableId="1585919952">
-    <w:abstractNumId w:val="38"/>
+    <w:abstractNumId w:val="42"/>
   </w:num>
   <w:num w:numId="6" w16cid:durableId="1122384010">
-    <w:abstractNumId w:val="25"/>
+    <w:abstractNumId w:val="27"/>
   </w:num>
   <w:num w:numId="7" w16cid:durableId="429859855">
     <w:abstractNumId w:val="8"/>
@@ -12742,7 +12391,7 @@
     <w:abstractNumId w:val="1"/>
   </w:num>
   <w:num w:numId="9" w16cid:durableId="1704400364">
-    <w:abstractNumId w:val="23"/>
+    <w:abstractNumId w:val="24"/>
   </w:num>
   <w:num w:numId="10" w16cid:durableId="68238152">
     <w:abstractNumId w:val="0"/>
@@ -12754,34 +12403,34 @@
     <w:abstractNumId w:val="3"/>
   </w:num>
   <w:num w:numId="13" w16cid:durableId="2011442323">
-    <w:abstractNumId w:val="39"/>
+    <w:abstractNumId w:val="43"/>
   </w:num>
   <w:num w:numId="14" w16cid:durableId="171385408">
     <w:abstractNumId w:val="11"/>
   </w:num>
   <w:num w:numId="15" w16cid:durableId="182520193">
-    <w:abstractNumId w:val="26"/>
+    <w:abstractNumId w:val="29"/>
   </w:num>
   <w:num w:numId="16" w16cid:durableId="309212118">
     <w:abstractNumId w:val="16"/>
   </w:num>
   <w:num w:numId="17" w16cid:durableId="885993139">
-    <w:abstractNumId w:val="21"/>
+    <w:abstractNumId w:val="22"/>
   </w:num>
   <w:num w:numId="18" w16cid:durableId="204875445">
-    <w:abstractNumId w:val="18"/>
+    <w:abstractNumId w:val="19"/>
   </w:num>
   <w:num w:numId="19" w16cid:durableId="913852632">
-    <w:abstractNumId w:val="40"/>
+    <w:abstractNumId w:val="44"/>
   </w:num>
   <w:num w:numId="20" w16cid:durableId="828791684">
-    <w:abstractNumId w:val="29"/>
+    <w:abstractNumId w:val="33"/>
   </w:num>
   <w:num w:numId="21" w16cid:durableId="258804066">
-    <w:abstractNumId w:val="22"/>
+    <w:abstractNumId w:val="23"/>
   </w:num>
   <w:num w:numId="22" w16cid:durableId="1431124180">
-    <w:abstractNumId w:val="42"/>
+    <w:abstractNumId w:val="46"/>
   </w:num>
   <w:num w:numId="23" w16cid:durableId="1623464931">
     <w:abstractNumId w:val="2"/>
@@ -12793,19 +12442,19 @@
     <w:abstractNumId w:val="10"/>
   </w:num>
   <w:num w:numId="26" w16cid:durableId="974019458">
-    <w:abstractNumId w:val="35"/>
+    <w:abstractNumId w:val="39"/>
   </w:num>
   <w:num w:numId="27" w16cid:durableId="1389960047">
     <w:abstractNumId w:val="17"/>
   </w:num>
   <w:num w:numId="28" w16cid:durableId="1886677851">
-    <w:abstractNumId w:val="43"/>
+    <w:abstractNumId w:val="48"/>
   </w:num>
   <w:num w:numId="29" w16cid:durableId="1267301548">
     <w:abstractNumId w:val="12"/>
   </w:num>
   <w:num w:numId="30" w16cid:durableId="147017558">
-    <w:abstractNumId w:val="36"/>
+    <w:abstractNumId w:val="40"/>
   </w:num>
   <w:num w:numId="31" w16cid:durableId="1167862984">
     <w:abstractNumId w:val="5"/>
@@ -12814,16 +12463,16 @@
     <w:abstractNumId w:val="14"/>
   </w:num>
   <w:num w:numId="33" w16cid:durableId="1811090797">
-    <w:abstractNumId w:val="24"/>
+    <w:abstractNumId w:val="26"/>
   </w:num>
   <w:num w:numId="34" w16cid:durableId="1825706148">
-    <w:abstractNumId w:val="20"/>
+    <w:abstractNumId w:val="21"/>
   </w:num>
   <w:num w:numId="35" w16cid:durableId="1941912468">
-    <w:abstractNumId w:val="37"/>
+    <w:abstractNumId w:val="41"/>
   </w:num>
   <w:num w:numId="36" w16cid:durableId="496191760">
-    <w:abstractNumId w:val="28"/>
+    <w:abstractNumId w:val="31"/>
   </w:num>
   <w:num w:numId="37" w16cid:durableId="606622989">
     <w:abstractNumId w:val="9"/>
@@ -12832,25 +12481,43 @@
     <w:abstractNumId w:val="15"/>
   </w:num>
   <w:num w:numId="39" w16cid:durableId="129131201">
-    <w:abstractNumId w:val="31"/>
+    <w:abstractNumId w:val="35"/>
   </w:num>
   <w:num w:numId="40" w16cid:durableId="719013963">
-    <w:abstractNumId w:val="44"/>
+    <w:abstractNumId w:val="49"/>
   </w:num>
   <w:num w:numId="41" w16cid:durableId="1272786180">
-    <w:abstractNumId w:val="30"/>
+    <w:abstractNumId w:val="34"/>
   </w:num>
   <w:num w:numId="42" w16cid:durableId="1763182208">
-    <w:abstractNumId w:val="19"/>
+    <w:abstractNumId w:val="20"/>
   </w:num>
   <w:num w:numId="43" w16cid:durableId="1723673024">
-    <w:abstractNumId w:val="33"/>
+    <w:abstractNumId w:val="37"/>
   </w:num>
   <w:num w:numId="44" w16cid:durableId="191499827">
-    <w:abstractNumId w:val="41"/>
+    <w:abstractNumId w:val="45"/>
   </w:num>
   <w:num w:numId="45" w16cid:durableId="2002731167">
+    <w:abstractNumId w:val="36"/>
+  </w:num>
+  <w:num w:numId="46" w16cid:durableId="1905750795">
+    <w:abstractNumId w:val="18"/>
+  </w:num>
+  <w:num w:numId="47" w16cid:durableId="1135955003">
+    <w:abstractNumId w:val="28"/>
+  </w:num>
+  <w:num w:numId="48" w16cid:durableId="1524590229">
     <w:abstractNumId w:val="32"/>
+  </w:num>
+  <w:num w:numId="49" w16cid:durableId="1692684085">
+    <w:abstractNumId w:val="50"/>
+  </w:num>
+  <w:num w:numId="50" w16cid:durableId="1124231276">
+    <w:abstractNumId w:val="47"/>
+  </w:num>
+  <w:num w:numId="51" w16cid:durableId="729885333">
+    <w:abstractNumId w:val="25"/>
   </w:num>
 </w:numbering>
 </file>

--- a/docs/Отчет.docx
+++ b/docs/Отчет.docx
@@ -175,6 +175,69 @@
         <w:pStyle w:val="a3"/>
         <w:rPr>
           <w:b/>
+        </w:rPr>
+      </w:pPr>
+    </w:p>
+    <w:p>
+      <w:pPr>
+        <w:pStyle w:val="a3"/>
+        <w:rPr>
+          <w:b/>
+          <w:sz w:val="30"/>
+        </w:rPr>
+      </w:pPr>
+    </w:p>
+    <w:p>
+      <w:pPr>
+        <w:pStyle w:val="a3"/>
+        <w:rPr>
+          <w:b/>
+          <w:sz w:val="30"/>
+        </w:rPr>
+      </w:pPr>
+    </w:p>
+    <w:p>
+      <w:pPr>
+        <w:pStyle w:val="a3"/>
+        <w:rPr>
+          <w:b/>
+          <w:sz w:val="30"/>
+        </w:rPr>
+      </w:pPr>
+    </w:p>
+    <w:p>
+      <w:pPr>
+        <w:pStyle w:val="a3"/>
+        <w:rPr>
+          <w:b/>
+          <w:sz w:val="30"/>
+        </w:rPr>
+      </w:pPr>
+    </w:p>
+    <w:p>
+      <w:pPr>
+        <w:pStyle w:val="a3"/>
+        <w:rPr>
+          <w:b/>
+          <w:sz w:val="30"/>
+        </w:rPr>
+      </w:pPr>
+    </w:p>
+    <w:p>
+      <w:pPr>
+        <w:pStyle w:val="a3"/>
+        <w:rPr>
+          <w:b/>
+          <w:sz w:val="30"/>
+        </w:rPr>
+      </w:pPr>
+    </w:p>
+    <w:p>
+      <w:pPr>
+        <w:pStyle w:val="a3"/>
+        <w:rPr>
+          <w:b/>
+          <w:sz w:val="30"/>
         </w:rPr>
       </w:pPr>
     </w:p>
@@ -338,6 +401,54 @@
         <w:rPr>
           <w:sz w:val="20"/>
         </w:rPr>
+      </w:pPr>
+    </w:p>
+    <w:p>
+      <w:pPr>
+        <w:pStyle w:val="a3"/>
+        <w:spacing w:before="10"/>
+      </w:pPr>
+    </w:p>
+    <w:p>
+      <w:pPr>
+        <w:pStyle w:val="a3"/>
+        <w:spacing w:before="10"/>
+      </w:pPr>
+    </w:p>
+    <w:p>
+      <w:pPr>
+        <w:pStyle w:val="a3"/>
+        <w:spacing w:before="10"/>
+      </w:pPr>
+    </w:p>
+    <w:p>
+      <w:pPr>
+        <w:pStyle w:val="a3"/>
+        <w:spacing w:before="10"/>
+      </w:pPr>
+    </w:p>
+    <w:p>
+      <w:pPr>
+        <w:pStyle w:val="a3"/>
+        <w:spacing w:before="10"/>
+      </w:pPr>
+    </w:p>
+    <w:p>
+      <w:pPr>
+        <w:pStyle w:val="a3"/>
+        <w:spacing w:before="10"/>
+      </w:pPr>
+    </w:p>
+    <w:p>
+      <w:pPr>
+        <w:pStyle w:val="a3"/>
+        <w:spacing w:before="10"/>
+      </w:pPr>
+    </w:p>
+    <w:p>
+      <w:pPr>
+        <w:pStyle w:val="a3"/>
+        <w:spacing w:before="10"/>
       </w:pPr>
     </w:p>
     <w:p>
@@ -678,6 +789,16 @@
         </w:rPr>
       </w:pPr>
     </w:p>
+    <w:p/>
+    <w:p/>
+    <w:p/>
+    <w:p/>
+    <w:p/>
+    <w:p/>
+    <w:p/>
+    <w:p/>
+    <w:p/>
+    <w:p/>
     <w:p/>
     <w:p>
       <w:pPr>
@@ -762,7 +883,7 @@
               <w:tab w:val="right" w:leader="dot" w:pos="9061"/>
             </w:tabs>
             <w:rPr>
-              <w:rFonts w:eastAsiaTheme="minorEastAsia" w:cstheme="minorBidi"/>
+              <w:rFonts w:ascii="Times New Roman" w:eastAsiaTheme="minorEastAsia" w:hAnsi="Times New Roman" w:cs="Times New Roman"/>
               <w:b w:val="0"/>
               <w:bCs w:val="0"/>
               <w:i w:val="0"/>
@@ -794,16 +915,18 @@
             </w:rPr>
             <w:fldChar w:fldCharType="separate"/>
           </w:r>
-          <w:hyperlink w:anchor="_Toc232175821" w:history="1">
+          <w:hyperlink w:anchor="_Toc232181474" w:history="1">
             <w:r>
               <w:rPr>
                 <w:rStyle w:val="af4"/>
+                <w:rFonts w:ascii="Times New Roman" w:hAnsi="Times New Roman" w:cs="Times New Roman"/>
                 <w:noProof/>
               </w:rPr>
               <w:t>Введение</w:t>
             </w:r>
             <w:r>
               <w:rPr>
+                <w:rFonts w:ascii="Times New Roman" w:hAnsi="Times New Roman" w:cs="Times New Roman"/>
                 <w:noProof/>
                 <w:webHidden/>
               </w:rPr>
@@ -811,6 +934,7 @@
             </w:r>
             <w:r>
               <w:rPr>
+                <w:rFonts w:ascii="Times New Roman" w:hAnsi="Times New Roman" w:cs="Times New Roman"/>
                 <w:noProof/>
                 <w:webHidden/>
               </w:rPr>
@@ -818,19 +942,22 @@
             </w:r>
             <w:r>
               <w:rPr>
-                <w:noProof/>
-                <w:webHidden/>
-              </w:rPr>
-              <w:instrText xml:space="preserve"> PAGEREF _Toc232175821 \h </w:instrText>
-            </w:r>
-            <w:r>
-              <w:rPr>
-                <w:noProof/>
-                <w:webHidden/>
-              </w:rPr>
-            </w:r>
-            <w:r>
-              <w:rPr>
+                <w:rFonts w:ascii="Times New Roman" w:hAnsi="Times New Roman" w:cs="Times New Roman"/>
+                <w:noProof/>
+                <w:webHidden/>
+              </w:rPr>
+              <w:instrText xml:space="preserve"> PAGEREF _Toc232181474 \h </w:instrText>
+            </w:r>
+            <w:r>
+              <w:rPr>
+                <w:rFonts w:ascii="Times New Roman" w:hAnsi="Times New Roman" w:cs="Times New Roman"/>
+                <w:noProof/>
+                <w:webHidden/>
+              </w:rPr>
+            </w:r>
+            <w:r>
+              <w:rPr>
+                <w:rFonts w:ascii="Times New Roman" w:hAnsi="Times New Roman" w:cs="Times New Roman"/>
                 <w:noProof/>
                 <w:webHidden/>
               </w:rPr>
@@ -838,6 +965,7 @@
             </w:r>
             <w:r>
               <w:rPr>
+                <w:rFonts w:ascii="Times New Roman" w:hAnsi="Times New Roman" w:cs="Times New Roman"/>
                 <w:noProof/>
                 <w:webHidden/>
               </w:rPr>
@@ -845,6 +973,7 @@
             </w:r>
             <w:r>
               <w:rPr>
+                <w:rFonts w:ascii="Times New Roman" w:hAnsi="Times New Roman" w:cs="Times New Roman"/>
                 <w:noProof/>
                 <w:webHidden/>
               </w:rPr>
@@ -859,7 +988,7 @@
               <w:tab w:val="right" w:leader="dot" w:pos="9061"/>
             </w:tabs>
             <w:rPr>
-              <w:rFonts w:eastAsiaTheme="minorEastAsia" w:cstheme="minorBidi"/>
+              <w:rFonts w:ascii="Times New Roman" w:eastAsiaTheme="minorEastAsia" w:hAnsi="Times New Roman" w:cs="Times New Roman"/>
               <w:b w:val="0"/>
               <w:bCs w:val="0"/>
               <w:i w:val="0"/>
@@ -869,16 +998,18 @@
               <w14:ligatures w14:val="standardContextual"/>
             </w:rPr>
           </w:pPr>
-          <w:hyperlink w:anchor="_Toc232175822" w:history="1">
+          <w:hyperlink w:anchor="_Toc232181475" w:history="1">
             <w:r>
               <w:rPr>
                 <w:rStyle w:val="af4"/>
+                <w:rFonts w:ascii="Times New Roman" w:hAnsi="Times New Roman" w:cs="Times New Roman"/>
                 <w:noProof/>
               </w:rPr>
               <w:t>Цель и задачи работы</w:t>
             </w:r>
             <w:r>
               <w:rPr>
+                <w:rFonts w:ascii="Times New Roman" w:hAnsi="Times New Roman" w:cs="Times New Roman"/>
                 <w:noProof/>
                 <w:webHidden/>
               </w:rPr>
@@ -886,6 +1017,7 @@
             </w:r>
             <w:r>
               <w:rPr>
+                <w:rFonts w:ascii="Times New Roman" w:hAnsi="Times New Roman" w:cs="Times New Roman"/>
                 <w:noProof/>
                 <w:webHidden/>
               </w:rPr>
@@ -893,19 +1025,22 @@
             </w:r>
             <w:r>
               <w:rPr>
-                <w:noProof/>
-                <w:webHidden/>
-              </w:rPr>
-              <w:instrText xml:space="preserve"> PAGEREF _Toc232175822 \h </w:instrText>
-            </w:r>
-            <w:r>
-              <w:rPr>
-                <w:noProof/>
-                <w:webHidden/>
-              </w:rPr>
-            </w:r>
-            <w:r>
-              <w:rPr>
+                <w:rFonts w:ascii="Times New Roman" w:hAnsi="Times New Roman" w:cs="Times New Roman"/>
+                <w:noProof/>
+                <w:webHidden/>
+              </w:rPr>
+              <w:instrText xml:space="preserve"> PAGEREF _Toc232181475 \h </w:instrText>
+            </w:r>
+            <w:r>
+              <w:rPr>
+                <w:rFonts w:ascii="Times New Roman" w:hAnsi="Times New Roman" w:cs="Times New Roman"/>
+                <w:noProof/>
+                <w:webHidden/>
+              </w:rPr>
+            </w:r>
+            <w:r>
+              <w:rPr>
+                <w:rFonts w:ascii="Times New Roman" w:hAnsi="Times New Roman" w:cs="Times New Roman"/>
                 <w:noProof/>
                 <w:webHidden/>
               </w:rPr>
@@ -913,6 +1048,7 @@
             </w:r>
             <w:r>
               <w:rPr>
+                <w:rFonts w:ascii="Times New Roman" w:hAnsi="Times New Roman" w:cs="Times New Roman"/>
                 <w:noProof/>
                 <w:webHidden/>
               </w:rPr>
@@ -920,6 +1056,7 @@
             </w:r>
             <w:r>
               <w:rPr>
+                <w:rFonts w:ascii="Times New Roman" w:hAnsi="Times New Roman" w:cs="Times New Roman"/>
                 <w:noProof/>
                 <w:webHidden/>
               </w:rPr>
@@ -934,7 +1071,7 @@
               <w:tab w:val="right" w:leader="dot" w:pos="9061"/>
             </w:tabs>
             <w:rPr>
-              <w:rFonts w:eastAsiaTheme="minorEastAsia" w:cstheme="minorBidi"/>
+              <w:rFonts w:ascii="Times New Roman" w:eastAsiaTheme="minorEastAsia" w:hAnsi="Times New Roman" w:cs="Times New Roman"/>
               <w:b w:val="0"/>
               <w:bCs w:val="0"/>
               <w:noProof/>
@@ -943,16 +1080,18 @@
               <w14:ligatures w14:val="standardContextual"/>
             </w:rPr>
           </w:pPr>
-          <w:hyperlink w:anchor="_Toc232175823" w:history="1">
+          <w:hyperlink w:anchor="_Toc232181476" w:history="1">
             <w:r>
               <w:rPr>
                 <w:rStyle w:val="af4"/>
+                <w:rFonts w:ascii="Times New Roman" w:hAnsi="Times New Roman" w:cs="Times New Roman"/>
                 <w:noProof/>
               </w:rPr>
               <w:t>Цель</w:t>
             </w:r>
             <w:r>
               <w:rPr>
+                <w:rFonts w:ascii="Times New Roman" w:hAnsi="Times New Roman" w:cs="Times New Roman"/>
                 <w:noProof/>
                 <w:webHidden/>
               </w:rPr>
@@ -960,6 +1099,7 @@
             </w:r>
             <w:r>
               <w:rPr>
+                <w:rFonts w:ascii="Times New Roman" w:hAnsi="Times New Roman" w:cs="Times New Roman"/>
                 <w:noProof/>
                 <w:webHidden/>
               </w:rPr>
@@ -967,19 +1107,22 @@
             </w:r>
             <w:r>
               <w:rPr>
-                <w:noProof/>
-                <w:webHidden/>
-              </w:rPr>
-              <w:instrText xml:space="preserve"> PAGEREF _Toc232175823 \h </w:instrText>
-            </w:r>
-            <w:r>
-              <w:rPr>
-                <w:noProof/>
-                <w:webHidden/>
-              </w:rPr>
-            </w:r>
-            <w:r>
-              <w:rPr>
+                <w:rFonts w:ascii="Times New Roman" w:hAnsi="Times New Roman" w:cs="Times New Roman"/>
+                <w:noProof/>
+                <w:webHidden/>
+              </w:rPr>
+              <w:instrText xml:space="preserve"> PAGEREF _Toc232181476 \h </w:instrText>
+            </w:r>
+            <w:r>
+              <w:rPr>
+                <w:rFonts w:ascii="Times New Roman" w:hAnsi="Times New Roman" w:cs="Times New Roman"/>
+                <w:noProof/>
+                <w:webHidden/>
+              </w:rPr>
+            </w:r>
+            <w:r>
+              <w:rPr>
+                <w:rFonts w:ascii="Times New Roman" w:hAnsi="Times New Roman" w:cs="Times New Roman"/>
                 <w:noProof/>
                 <w:webHidden/>
               </w:rPr>
@@ -987,6 +1130,7 @@
             </w:r>
             <w:r>
               <w:rPr>
+                <w:rFonts w:ascii="Times New Roman" w:hAnsi="Times New Roman" w:cs="Times New Roman"/>
                 <w:noProof/>
                 <w:webHidden/>
               </w:rPr>
@@ -994,6 +1138,7 @@
             </w:r>
             <w:r>
               <w:rPr>
+                <w:rFonts w:ascii="Times New Roman" w:hAnsi="Times New Roman" w:cs="Times New Roman"/>
                 <w:noProof/>
                 <w:webHidden/>
               </w:rPr>
@@ -1008,7 +1153,7 @@
               <w:tab w:val="right" w:leader="dot" w:pos="9061"/>
             </w:tabs>
             <w:rPr>
-              <w:rFonts w:eastAsiaTheme="minorEastAsia" w:cstheme="minorBidi"/>
+              <w:rFonts w:ascii="Times New Roman" w:eastAsiaTheme="minorEastAsia" w:hAnsi="Times New Roman" w:cs="Times New Roman"/>
               <w:b w:val="0"/>
               <w:bCs w:val="0"/>
               <w:noProof/>
@@ -1017,16 +1162,18 @@
               <w14:ligatures w14:val="standardContextual"/>
             </w:rPr>
           </w:pPr>
-          <w:hyperlink w:anchor="_Toc232175824" w:history="1">
+          <w:hyperlink w:anchor="_Toc232181477" w:history="1">
             <w:r>
               <w:rPr>
                 <w:rStyle w:val="af4"/>
+                <w:rFonts w:ascii="Times New Roman" w:hAnsi="Times New Roman" w:cs="Times New Roman"/>
                 <w:noProof/>
               </w:rPr>
               <w:t>Задачи</w:t>
             </w:r>
             <w:r>
               <w:rPr>
+                <w:rFonts w:ascii="Times New Roman" w:hAnsi="Times New Roman" w:cs="Times New Roman"/>
                 <w:noProof/>
                 <w:webHidden/>
               </w:rPr>
@@ -1034,6 +1181,7 @@
             </w:r>
             <w:r>
               <w:rPr>
+                <w:rFonts w:ascii="Times New Roman" w:hAnsi="Times New Roman" w:cs="Times New Roman"/>
                 <w:noProof/>
                 <w:webHidden/>
               </w:rPr>
@@ -1041,19 +1189,22 @@
             </w:r>
             <w:r>
               <w:rPr>
-                <w:noProof/>
-                <w:webHidden/>
-              </w:rPr>
-              <w:instrText xml:space="preserve"> PAGEREF _Toc232175824 \h </w:instrText>
-            </w:r>
-            <w:r>
-              <w:rPr>
-                <w:noProof/>
-                <w:webHidden/>
-              </w:rPr>
-            </w:r>
-            <w:r>
-              <w:rPr>
+                <w:rFonts w:ascii="Times New Roman" w:hAnsi="Times New Roman" w:cs="Times New Roman"/>
+                <w:noProof/>
+                <w:webHidden/>
+              </w:rPr>
+              <w:instrText xml:space="preserve"> PAGEREF _Toc232181477 \h </w:instrText>
+            </w:r>
+            <w:r>
+              <w:rPr>
+                <w:rFonts w:ascii="Times New Roman" w:hAnsi="Times New Roman" w:cs="Times New Roman"/>
+                <w:noProof/>
+                <w:webHidden/>
+              </w:rPr>
+            </w:r>
+            <w:r>
+              <w:rPr>
+                <w:rFonts w:ascii="Times New Roman" w:hAnsi="Times New Roman" w:cs="Times New Roman"/>
                 <w:noProof/>
                 <w:webHidden/>
               </w:rPr>
@@ -1061,6 +1212,7 @@
             </w:r>
             <w:r>
               <w:rPr>
+                <w:rFonts w:ascii="Times New Roman" w:hAnsi="Times New Roman" w:cs="Times New Roman"/>
                 <w:noProof/>
                 <w:webHidden/>
               </w:rPr>
@@ -1068,6 +1220,7 @@
             </w:r>
             <w:r>
               <w:rPr>
+                <w:rFonts w:ascii="Times New Roman" w:hAnsi="Times New Roman" w:cs="Times New Roman"/>
                 <w:noProof/>
                 <w:webHidden/>
               </w:rPr>
@@ -1082,7 +1235,7 @@
               <w:tab w:val="right" w:leader="dot" w:pos="9061"/>
             </w:tabs>
             <w:rPr>
-              <w:rFonts w:eastAsiaTheme="minorEastAsia" w:cstheme="minorBidi"/>
+              <w:rFonts w:ascii="Times New Roman" w:eastAsiaTheme="minorEastAsia" w:hAnsi="Times New Roman" w:cs="Times New Roman"/>
               <w:b w:val="0"/>
               <w:bCs w:val="0"/>
               <w:noProof/>
@@ -1091,16 +1244,18 @@
               <w14:ligatures w14:val="standardContextual"/>
             </w:rPr>
           </w:pPr>
-          <w:hyperlink w:anchor="_Toc232175825" w:history="1">
+          <w:hyperlink w:anchor="_Toc232181478" w:history="1">
             <w:r>
               <w:rPr>
                 <w:rStyle w:val="af4"/>
+                <w:rFonts w:ascii="Times New Roman" w:hAnsi="Times New Roman" w:cs="Times New Roman"/>
                 <w:noProof/>
               </w:rPr>
               <w:t>Актуальность</w:t>
             </w:r>
             <w:r>
               <w:rPr>
+                <w:rFonts w:ascii="Times New Roman" w:hAnsi="Times New Roman" w:cs="Times New Roman"/>
                 <w:noProof/>
                 <w:webHidden/>
               </w:rPr>
@@ -1108,6 +1263,7 @@
             </w:r>
             <w:r>
               <w:rPr>
+                <w:rFonts w:ascii="Times New Roman" w:hAnsi="Times New Roman" w:cs="Times New Roman"/>
                 <w:noProof/>
                 <w:webHidden/>
               </w:rPr>
@@ -1115,19 +1271,22 @@
             </w:r>
             <w:r>
               <w:rPr>
-                <w:noProof/>
-                <w:webHidden/>
-              </w:rPr>
-              <w:instrText xml:space="preserve"> PAGEREF _Toc232175825 \h </w:instrText>
-            </w:r>
-            <w:r>
-              <w:rPr>
-                <w:noProof/>
-                <w:webHidden/>
-              </w:rPr>
-            </w:r>
-            <w:r>
-              <w:rPr>
+                <w:rFonts w:ascii="Times New Roman" w:hAnsi="Times New Roman" w:cs="Times New Roman"/>
+                <w:noProof/>
+                <w:webHidden/>
+              </w:rPr>
+              <w:instrText xml:space="preserve"> PAGEREF _Toc232181478 \h </w:instrText>
+            </w:r>
+            <w:r>
+              <w:rPr>
+                <w:rFonts w:ascii="Times New Roman" w:hAnsi="Times New Roman" w:cs="Times New Roman"/>
+                <w:noProof/>
+                <w:webHidden/>
+              </w:rPr>
+            </w:r>
+            <w:r>
+              <w:rPr>
+                <w:rFonts w:ascii="Times New Roman" w:hAnsi="Times New Roman" w:cs="Times New Roman"/>
                 <w:noProof/>
                 <w:webHidden/>
               </w:rPr>
@@ -1135,6 +1294,7 @@
             </w:r>
             <w:r>
               <w:rPr>
+                <w:rFonts w:ascii="Times New Roman" w:hAnsi="Times New Roman" w:cs="Times New Roman"/>
                 <w:noProof/>
                 <w:webHidden/>
               </w:rPr>
@@ -1142,6 +1302,7 @@
             </w:r>
             <w:r>
               <w:rPr>
+                <w:rFonts w:ascii="Times New Roman" w:hAnsi="Times New Roman" w:cs="Times New Roman"/>
                 <w:noProof/>
                 <w:webHidden/>
               </w:rPr>
@@ -1156,7 +1317,7 @@
               <w:tab w:val="right" w:leader="dot" w:pos="9061"/>
             </w:tabs>
             <w:rPr>
-              <w:rFonts w:eastAsiaTheme="minorEastAsia" w:cstheme="minorBidi"/>
+              <w:rFonts w:ascii="Times New Roman" w:eastAsiaTheme="minorEastAsia" w:hAnsi="Times New Roman" w:cs="Times New Roman"/>
               <w:b w:val="0"/>
               <w:bCs w:val="0"/>
               <w:i w:val="0"/>
@@ -1166,16 +1327,18 @@
               <w14:ligatures w14:val="standardContextual"/>
             </w:rPr>
           </w:pPr>
-          <w:hyperlink w:anchor="_Toc232175826" w:history="1">
+          <w:hyperlink w:anchor="_Toc232181479" w:history="1">
             <w:r>
               <w:rPr>
                 <w:rStyle w:val="af4"/>
+                <w:rFonts w:ascii="Times New Roman" w:hAnsi="Times New Roman" w:cs="Times New Roman"/>
                 <w:noProof/>
               </w:rPr>
               <w:t>Описание проделанной работы</w:t>
             </w:r>
             <w:r>
               <w:rPr>
+                <w:rFonts w:ascii="Times New Roman" w:hAnsi="Times New Roman" w:cs="Times New Roman"/>
                 <w:noProof/>
                 <w:webHidden/>
               </w:rPr>
@@ -1183,6 +1346,7 @@
             </w:r>
             <w:r>
               <w:rPr>
+                <w:rFonts w:ascii="Times New Roman" w:hAnsi="Times New Roman" w:cs="Times New Roman"/>
                 <w:noProof/>
                 <w:webHidden/>
               </w:rPr>
@@ -1190,19 +1354,22 @@
             </w:r>
             <w:r>
               <w:rPr>
-                <w:noProof/>
-                <w:webHidden/>
-              </w:rPr>
-              <w:instrText xml:space="preserve"> PAGEREF _Toc232175826 \h </w:instrText>
-            </w:r>
-            <w:r>
-              <w:rPr>
-                <w:noProof/>
-                <w:webHidden/>
-              </w:rPr>
-            </w:r>
-            <w:r>
-              <w:rPr>
+                <w:rFonts w:ascii="Times New Roman" w:hAnsi="Times New Roman" w:cs="Times New Roman"/>
+                <w:noProof/>
+                <w:webHidden/>
+              </w:rPr>
+              <w:instrText xml:space="preserve"> PAGEREF _Toc232181479 \h </w:instrText>
+            </w:r>
+            <w:r>
+              <w:rPr>
+                <w:rFonts w:ascii="Times New Roman" w:hAnsi="Times New Roman" w:cs="Times New Roman"/>
+                <w:noProof/>
+                <w:webHidden/>
+              </w:rPr>
+            </w:r>
+            <w:r>
+              <w:rPr>
+                <w:rFonts w:ascii="Times New Roman" w:hAnsi="Times New Roman" w:cs="Times New Roman"/>
                 <w:noProof/>
                 <w:webHidden/>
               </w:rPr>
@@ -1210,6 +1377,7 @@
             </w:r>
             <w:r>
               <w:rPr>
+                <w:rFonts w:ascii="Times New Roman" w:hAnsi="Times New Roman" w:cs="Times New Roman"/>
                 <w:noProof/>
                 <w:webHidden/>
               </w:rPr>
@@ -1217,6 +1385,7 @@
             </w:r>
             <w:r>
               <w:rPr>
+                <w:rFonts w:ascii="Times New Roman" w:hAnsi="Times New Roman" w:cs="Times New Roman"/>
                 <w:noProof/>
                 <w:webHidden/>
               </w:rPr>
@@ -1231,7 +1400,7 @@
               <w:tab w:val="right" w:leader="dot" w:pos="9061"/>
             </w:tabs>
             <w:rPr>
-              <w:rFonts w:eastAsiaTheme="minorEastAsia" w:cstheme="minorBidi"/>
+              <w:rFonts w:ascii="Times New Roman" w:eastAsiaTheme="minorEastAsia" w:hAnsi="Times New Roman" w:cs="Times New Roman"/>
               <w:b w:val="0"/>
               <w:bCs w:val="0"/>
               <w:i w:val="0"/>
@@ -1241,16 +1410,18 @@
               <w14:ligatures w14:val="standardContextual"/>
             </w:rPr>
           </w:pPr>
-          <w:hyperlink w:anchor="_Toc232175827" w:history="1">
+          <w:hyperlink w:anchor="_Toc232181480" w:history="1">
             <w:r>
               <w:rPr>
                 <w:rStyle w:val="af4"/>
+                <w:rFonts w:ascii="Times New Roman" w:hAnsi="Times New Roman" w:cs="Times New Roman"/>
                 <w:noProof/>
               </w:rPr>
               <w:t>Дополнительный функционал</w:t>
             </w:r>
             <w:r>
               <w:rPr>
+                <w:rFonts w:ascii="Times New Roman" w:hAnsi="Times New Roman" w:cs="Times New Roman"/>
                 <w:noProof/>
                 <w:webHidden/>
               </w:rPr>
@@ -1258,6 +1429,7 @@
             </w:r>
             <w:r>
               <w:rPr>
+                <w:rFonts w:ascii="Times New Roman" w:hAnsi="Times New Roman" w:cs="Times New Roman"/>
                 <w:noProof/>
                 <w:webHidden/>
               </w:rPr>
@@ -1265,19 +1437,22 @@
             </w:r>
             <w:r>
               <w:rPr>
-                <w:noProof/>
-                <w:webHidden/>
-              </w:rPr>
-              <w:instrText xml:space="preserve"> PAGEREF _Toc232175827 \h </w:instrText>
-            </w:r>
-            <w:r>
-              <w:rPr>
-                <w:noProof/>
-                <w:webHidden/>
-              </w:rPr>
-            </w:r>
-            <w:r>
-              <w:rPr>
+                <w:rFonts w:ascii="Times New Roman" w:hAnsi="Times New Roman" w:cs="Times New Roman"/>
+                <w:noProof/>
+                <w:webHidden/>
+              </w:rPr>
+              <w:instrText xml:space="preserve"> PAGEREF _Toc232181480 \h </w:instrText>
+            </w:r>
+            <w:r>
+              <w:rPr>
+                <w:rFonts w:ascii="Times New Roman" w:hAnsi="Times New Roman" w:cs="Times New Roman"/>
+                <w:noProof/>
+                <w:webHidden/>
+              </w:rPr>
+            </w:r>
+            <w:r>
+              <w:rPr>
+                <w:rFonts w:ascii="Times New Roman" w:hAnsi="Times New Roman" w:cs="Times New Roman"/>
                 <w:noProof/>
                 <w:webHidden/>
               </w:rPr>
@@ -1285,6 +1460,7 @@
             </w:r>
             <w:r>
               <w:rPr>
+                <w:rFonts w:ascii="Times New Roman" w:hAnsi="Times New Roman" w:cs="Times New Roman"/>
                 <w:noProof/>
                 <w:webHidden/>
               </w:rPr>
@@ -1292,6 +1468,7 @@
             </w:r>
             <w:r>
               <w:rPr>
+                <w:rFonts w:ascii="Times New Roman" w:hAnsi="Times New Roman" w:cs="Times New Roman"/>
                 <w:noProof/>
                 <w:webHidden/>
               </w:rPr>
@@ -1306,7 +1483,7 @@
               <w:tab w:val="right" w:leader="dot" w:pos="9061"/>
             </w:tabs>
             <w:rPr>
-              <w:rFonts w:eastAsiaTheme="minorEastAsia" w:cstheme="minorBidi"/>
+              <w:rFonts w:ascii="Times New Roman" w:eastAsiaTheme="minorEastAsia" w:hAnsi="Times New Roman" w:cs="Times New Roman"/>
               <w:b w:val="0"/>
               <w:bCs w:val="0"/>
               <w:noProof/>
@@ -1315,16 +1492,18 @@
               <w14:ligatures w14:val="standardContextual"/>
             </w:rPr>
           </w:pPr>
-          <w:hyperlink w:anchor="_Toc232175828" w:history="1">
+          <w:hyperlink w:anchor="_Toc232181481" w:history="1">
             <w:r>
               <w:rPr>
                 <w:rStyle w:val="af4"/>
+                <w:rFonts w:ascii="Times New Roman" w:hAnsi="Times New Roman" w:cs="Times New Roman"/>
                 <w:noProof/>
               </w:rPr>
               <w:t>Асинхронная генерация</w:t>
             </w:r>
             <w:r>
               <w:rPr>
+                <w:rFonts w:ascii="Times New Roman" w:hAnsi="Times New Roman" w:cs="Times New Roman"/>
                 <w:noProof/>
                 <w:webHidden/>
               </w:rPr>
@@ -1332,6 +1511,7 @@
             </w:r>
             <w:r>
               <w:rPr>
+                <w:rFonts w:ascii="Times New Roman" w:hAnsi="Times New Roman" w:cs="Times New Roman"/>
                 <w:noProof/>
                 <w:webHidden/>
               </w:rPr>
@@ -1339,19 +1519,22 @@
             </w:r>
             <w:r>
               <w:rPr>
-                <w:noProof/>
-                <w:webHidden/>
-              </w:rPr>
-              <w:instrText xml:space="preserve"> PAGEREF _Toc232175828 \h </w:instrText>
-            </w:r>
-            <w:r>
-              <w:rPr>
-                <w:noProof/>
-                <w:webHidden/>
-              </w:rPr>
-            </w:r>
-            <w:r>
-              <w:rPr>
+                <w:rFonts w:ascii="Times New Roman" w:hAnsi="Times New Roman" w:cs="Times New Roman"/>
+                <w:noProof/>
+                <w:webHidden/>
+              </w:rPr>
+              <w:instrText xml:space="preserve"> PAGEREF _Toc232181481 \h </w:instrText>
+            </w:r>
+            <w:r>
+              <w:rPr>
+                <w:rFonts w:ascii="Times New Roman" w:hAnsi="Times New Roman" w:cs="Times New Roman"/>
+                <w:noProof/>
+                <w:webHidden/>
+              </w:rPr>
+            </w:r>
+            <w:r>
+              <w:rPr>
+                <w:rFonts w:ascii="Times New Roman" w:hAnsi="Times New Roman" w:cs="Times New Roman"/>
                 <w:noProof/>
                 <w:webHidden/>
               </w:rPr>
@@ -1359,6 +1542,7 @@
             </w:r>
             <w:r>
               <w:rPr>
+                <w:rFonts w:ascii="Times New Roman" w:hAnsi="Times New Roman" w:cs="Times New Roman"/>
                 <w:noProof/>
                 <w:webHidden/>
               </w:rPr>
@@ -1366,6 +1550,7 @@
             </w:r>
             <w:r>
               <w:rPr>
+                <w:rFonts w:ascii="Times New Roman" w:hAnsi="Times New Roman" w:cs="Times New Roman"/>
                 <w:noProof/>
                 <w:webHidden/>
               </w:rPr>
@@ -1380,7 +1565,7 @@
               <w:tab w:val="right" w:leader="dot" w:pos="9061"/>
             </w:tabs>
             <w:rPr>
-              <w:rFonts w:eastAsiaTheme="minorEastAsia" w:cstheme="minorBidi"/>
+              <w:rFonts w:ascii="Times New Roman" w:eastAsiaTheme="minorEastAsia" w:hAnsi="Times New Roman" w:cs="Times New Roman"/>
               <w:b w:val="0"/>
               <w:bCs w:val="0"/>
               <w:noProof/>
@@ -1389,16 +1574,18 @@
               <w14:ligatures w14:val="standardContextual"/>
             </w:rPr>
           </w:pPr>
-          <w:hyperlink w:anchor="_Toc232175829" w:history="1">
+          <w:hyperlink w:anchor="_Toc232181482" w:history="1">
             <w:r>
               <w:rPr>
                 <w:rStyle w:val="af4"/>
+                <w:rFonts w:ascii="Times New Roman" w:hAnsi="Times New Roman" w:cs="Times New Roman"/>
                 <w:noProof/>
               </w:rPr>
               <w:t>Rate limiting через Redis</w:t>
             </w:r>
             <w:r>
               <w:rPr>
+                <w:rFonts w:ascii="Times New Roman" w:hAnsi="Times New Roman" w:cs="Times New Roman"/>
                 <w:noProof/>
                 <w:webHidden/>
               </w:rPr>
@@ -1406,6 +1593,7 @@
             </w:r>
             <w:r>
               <w:rPr>
+                <w:rFonts w:ascii="Times New Roman" w:hAnsi="Times New Roman" w:cs="Times New Roman"/>
                 <w:noProof/>
                 <w:webHidden/>
               </w:rPr>
@@ -1413,19 +1601,22 @@
             </w:r>
             <w:r>
               <w:rPr>
-                <w:noProof/>
-                <w:webHidden/>
-              </w:rPr>
-              <w:instrText xml:space="preserve"> PAGEREF _Toc232175829 \h </w:instrText>
-            </w:r>
-            <w:r>
-              <w:rPr>
-                <w:noProof/>
-                <w:webHidden/>
-              </w:rPr>
-            </w:r>
-            <w:r>
-              <w:rPr>
+                <w:rFonts w:ascii="Times New Roman" w:hAnsi="Times New Roman" w:cs="Times New Roman"/>
+                <w:noProof/>
+                <w:webHidden/>
+              </w:rPr>
+              <w:instrText xml:space="preserve"> PAGEREF _Toc232181482 \h </w:instrText>
+            </w:r>
+            <w:r>
+              <w:rPr>
+                <w:rFonts w:ascii="Times New Roman" w:hAnsi="Times New Roman" w:cs="Times New Roman"/>
+                <w:noProof/>
+                <w:webHidden/>
+              </w:rPr>
+            </w:r>
+            <w:r>
+              <w:rPr>
+                <w:rFonts w:ascii="Times New Roman" w:hAnsi="Times New Roman" w:cs="Times New Roman"/>
                 <w:noProof/>
                 <w:webHidden/>
               </w:rPr>
@@ -1433,6 +1624,7 @@
             </w:r>
             <w:r>
               <w:rPr>
+                <w:rFonts w:ascii="Times New Roman" w:hAnsi="Times New Roman" w:cs="Times New Roman"/>
                 <w:noProof/>
                 <w:webHidden/>
               </w:rPr>
@@ -1440,6 +1632,7 @@
             </w:r>
             <w:r>
               <w:rPr>
+                <w:rFonts w:ascii="Times New Roman" w:hAnsi="Times New Roman" w:cs="Times New Roman"/>
                 <w:noProof/>
                 <w:webHidden/>
               </w:rPr>
@@ -1454,7 +1647,7 @@
               <w:tab w:val="right" w:leader="dot" w:pos="9061"/>
             </w:tabs>
             <w:rPr>
-              <w:rFonts w:eastAsiaTheme="minorEastAsia" w:cstheme="minorBidi"/>
+              <w:rFonts w:ascii="Times New Roman" w:eastAsiaTheme="minorEastAsia" w:hAnsi="Times New Roman" w:cs="Times New Roman"/>
               <w:b w:val="0"/>
               <w:bCs w:val="0"/>
               <w:noProof/>
@@ -1463,16 +1656,18 @@
               <w14:ligatures w14:val="standardContextual"/>
             </w:rPr>
           </w:pPr>
-          <w:hyperlink w:anchor="_Toc232175830" w:history="1">
+          <w:hyperlink w:anchor="_Toc232181483" w:history="1">
             <w:r>
               <w:rPr>
                 <w:rStyle w:val="af4"/>
+                <w:rFonts w:ascii="Times New Roman" w:hAnsi="Times New Roman" w:cs="Times New Roman"/>
                 <w:noProof/>
               </w:rPr>
               <w:t>Прочее</w:t>
             </w:r>
             <w:r>
               <w:rPr>
+                <w:rFonts w:ascii="Times New Roman" w:hAnsi="Times New Roman" w:cs="Times New Roman"/>
                 <w:noProof/>
                 <w:webHidden/>
               </w:rPr>
@@ -1480,6 +1675,7 @@
             </w:r>
             <w:r>
               <w:rPr>
+                <w:rFonts w:ascii="Times New Roman" w:hAnsi="Times New Roman" w:cs="Times New Roman"/>
                 <w:noProof/>
                 <w:webHidden/>
               </w:rPr>
@@ -1487,19 +1683,22 @@
             </w:r>
             <w:r>
               <w:rPr>
-                <w:noProof/>
-                <w:webHidden/>
-              </w:rPr>
-              <w:instrText xml:space="preserve"> PAGEREF _Toc232175830 \h </w:instrText>
-            </w:r>
-            <w:r>
-              <w:rPr>
-                <w:noProof/>
-                <w:webHidden/>
-              </w:rPr>
-            </w:r>
-            <w:r>
-              <w:rPr>
+                <w:rFonts w:ascii="Times New Roman" w:hAnsi="Times New Roman" w:cs="Times New Roman"/>
+                <w:noProof/>
+                <w:webHidden/>
+              </w:rPr>
+              <w:instrText xml:space="preserve"> PAGEREF _Toc232181483 \h </w:instrText>
+            </w:r>
+            <w:r>
+              <w:rPr>
+                <w:rFonts w:ascii="Times New Roman" w:hAnsi="Times New Roman" w:cs="Times New Roman"/>
+                <w:noProof/>
+                <w:webHidden/>
+              </w:rPr>
+            </w:r>
+            <w:r>
+              <w:rPr>
+                <w:rFonts w:ascii="Times New Roman" w:hAnsi="Times New Roman" w:cs="Times New Roman"/>
                 <w:noProof/>
                 <w:webHidden/>
               </w:rPr>
@@ -1507,6 +1706,7 @@
             </w:r>
             <w:r>
               <w:rPr>
+                <w:rFonts w:ascii="Times New Roman" w:hAnsi="Times New Roman" w:cs="Times New Roman"/>
                 <w:noProof/>
                 <w:webHidden/>
               </w:rPr>
@@ -1514,6 +1714,7 @@
             </w:r>
             <w:r>
               <w:rPr>
+                <w:rFonts w:ascii="Times New Roman" w:hAnsi="Times New Roman" w:cs="Times New Roman"/>
                 <w:noProof/>
                 <w:webHidden/>
               </w:rPr>
@@ -1528,7 +1729,7 @@
               <w:tab w:val="right" w:leader="dot" w:pos="9061"/>
             </w:tabs>
             <w:rPr>
-              <w:rFonts w:eastAsiaTheme="minorEastAsia" w:cstheme="minorBidi"/>
+              <w:rFonts w:ascii="Times New Roman" w:eastAsiaTheme="minorEastAsia" w:hAnsi="Times New Roman" w:cs="Times New Roman"/>
               <w:b w:val="0"/>
               <w:bCs w:val="0"/>
               <w:i w:val="0"/>
@@ -1538,16 +1739,18 @@
               <w14:ligatures w14:val="standardContextual"/>
             </w:rPr>
           </w:pPr>
-          <w:hyperlink w:anchor="_Toc232175831" w:history="1">
+          <w:hyperlink w:anchor="_Toc232181484" w:history="1">
             <w:r>
               <w:rPr>
                 <w:rStyle w:val="af4"/>
+                <w:rFonts w:ascii="Times New Roman" w:hAnsi="Times New Roman" w:cs="Times New Roman"/>
                 <w:noProof/>
               </w:rPr>
               <w:t>Паттерны проектирования</w:t>
             </w:r>
             <w:r>
               <w:rPr>
+                <w:rFonts w:ascii="Times New Roman" w:hAnsi="Times New Roman" w:cs="Times New Roman"/>
                 <w:noProof/>
                 <w:webHidden/>
               </w:rPr>
@@ -1555,6 +1758,7 @@
             </w:r>
             <w:r>
               <w:rPr>
+                <w:rFonts w:ascii="Times New Roman" w:hAnsi="Times New Roman" w:cs="Times New Roman"/>
                 <w:noProof/>
                 <w:webHidden/>
               </w:rPr>
@@ -1562,19 +1766,22 @@
             </w:r>
             <w:r>
               <w:rPr>
-                <w:noProof/>
-                <w:webHidden/>
-              </w:rPr>
-              <w:instrText xml:space="preserve"> PAGEREF _Toc232175831 \h </w:instrText>
-            </w:r>
-            <w:r>
-              <w:rPr>
-                <w:noProof/>
-                <w:webHidden/>
-              </w:rPr>
-            </w:r>
-            <w:r>
-              <w:rPr>
+                <w:rFonts w:ascii="Times New Roman" w:hAnsi="Times New Roman" w:cs="Times New Roman"/>
+                <w:noProof/>
+                <w:webHidden/>
+              </w:rPr>
+              <w:instrText xml:space="preserve"> PAGEREF _Toc232181484 \h </w:instrText>
+            </w:r>
+            <w:r>
+              <w:rPr>
+                <w:rFonts w:ascii="Times New Roman" w:hAnsi="Times New Roman" w:cs="Times New Roman"/>
+                <w:noProof/>
+                <w:webHidden/>
+              </w:rPr>
+            </w:r>
+            <w:r>
+              <w:rPr>
+                <w:rFonts w:ascii="Times New Roman" w:hAnsi="Times New Roman" w:cs="Times New Roman"/>
                 <w:noProof/>
                 <w:webHidden/>
               </w:rPr>
@@ -1582,6 +1789,7 @@
             </w:r>
             <w:r>
               <w:rPr>
+                <w:rFonts w:ascii="Times New Roman" w:hAnsi="Times New Roman" w:cs="Times New Roman"/>
                 <w:noProof/>
                 <w:webHidden/>
               </w:rPr>
@@ -1589,6 +1797,7 @@
             </w:r>
             <w:r>
               <w:rPr>
+                <w:rFonts w:ascii="Times New Roman" w:hAnsi="Times New Roman" w:cs="Times New Roman"/>
                 <w:noProof/>
                 <w:webHidden/>
               </w:rPr>
@@ -1603,7 +1812,7 @@
               <w:tab w:val="right" w:leader="dot" w:pos="9061"/>
             </w:tabs>
             <w:rPr>
-              <w:rFonts w:eastAsiaTheme="minorEastAsia" w:cstheme="minorBidi"/>
+              <w:rFonts w:ascii="Times New Roman" w:eastAsiaTheme="minorEastAsia" w:hAnsi="Times New Roman" w:cs="Times New Roman"/>
               <w:b w:val="0"/>
               <w:bCs w:val="0"/>
               <w:i w:val="0"/>
@@ -1613,16 +1822,18 @@
               <w14:ligatures w14:val="standardContextual"/>
             </w:rPr>
           </w:pPr>
-          <w:hyperlink w:anchor="_Toc232175832" w:history="1">
+          <w:hyperlink w:anchor="_Toc232181485" w:history="1">
             <w:r>
               <w:rPr>
                 <w:rStyle w:val="af4"/>
+                <w:rFonts w:ascii="Times New Roman" w:hAnsi="Times New Roman" w:cs="Times New Roman"/>
                 <w:noProof/>
               </w:rPr>
               <w:t>Стек технологий и запуск</w:t>
             </w:r>
             <w:r>
               <w:rPr>
+                <w:rFonts w:ascii="Times New Roman" w:hAnsi="Times New Roman" w:cs="Times New Roman"/>
                 <w:noProof/>
                 <w:webHidden/>
               </w:rPr>
@@ -1630,6 +1841,7 @@
             </w:r>
             <w:r>
               <w:rPr>
+                <w:rFonts w:ascii="Times New Roman" w:hAnsi="Times New Roman" w:cs="Times New Roman"/>
                 <w:noProof/>
                 <w:webHidden/>
               </w:rPr>
@@ -1637,19 +1849,22 @@
             </w:r>
             <w:r>
               <w:rPr>
-                <w:noProof/>
-                <w:webHidden/>
-              </w:rPr>
-              <w:instrText xml:space="preserve"> PAGEREF _Toc232175832 \h </w:instrText>
-            </w:r>
-            <w:r>
-              <w:rPr>
-                <w:noProof/>
-                <w:webHidden/>
-              </w:rPr>
-            </w:r>
-            <w:r>
-              <w:rPr>
+                <w:rFonts w:ascii="Times New Roman" w:hAnsi="Times New Roman" w:cs="Times New Roman"/>
+                <w:noProof/>
+                <w:webHidden/>
+              </w:rPr>
+              <w:instrText xml:space="preserve"> PAGEREF _Toc232181485 \h </w:instrText>
+            </w:r>
+            <w:r>
+              <w:rPr>
+                <w:rFonts w:ascii="Times New Roman" w:hAnsi="Times New Roman" w:cs="Times New Roman"/>
+                <w:noProof/>
+                <w:webHidden/>
+              </w:rPr>
+            </w:r>
+            <w:r>
+              <w:rPr>
+                <w:rFonts w:ascii="Times New Roman" w:hAnsi="Times New Roman" w:cs="Times New Roman"/>
                 <w:noProof/>
                 <w:webHidden/>
               </w:rPr>
@@ -1657,6 +1872,7 @@
             </w:r>
             <w:r>
               <w:rPr>
+                <w:rFonts w:ascii="Times New Roman" w:hAnsi="Times New Roman" w:cs="Times New Roman"/>
                 <w:noProof/>
                 <w:webHidden/>
               </w:rPr>
@@ -1664,6 +1880,7 @@
             </w:r>
             <w:r>
               <w:rPr>
+                <w:rFonts w:ascii="Times New Roman" w:hAnsi="Times New Roman" w:cs="Times New Roman"/>
                 <w:noProof/>
                 <w:webHidden/>
               </w:rPr>
@@ -1678,7 +1895,7 @@
               <w:tab w:val="right" w:leader="dot" w:pos="9061"/>
             </w:tabs>
             <w:rPr>
-              <w:rFonts w:eastAsiaTheme="minorEastAsia" w:cstheme="minorBidi"/>
+              <w:rFonts w:ascii="Times New Roman" w:eastAsiaTheme="minorEastAsia" w:hAnsi="Times New Roman" w:cs="Times New Roman"/>
               <w:b w:val="0"/>
               <w:bCs w:val="0"/>
               <w:noProof/>
@@ -1687,16 +1904,18 @@
               <w14:ligatures w14:val="standardContextual"/>
             </w:rPr>
           </w:pPr>
-          <w:hyperlink w:anchor="_Toc232175833" w:history="1">
+          <w:hyperlink w:anchor="_Toc232181486" w:history="1">
             <w:r>
               <w:rPr>
                 <w:rStyle w:val="af4"/>
+                <w:rFonts w:ascii="Times New Roman" w:hAnsi="Times New Roman" w:cs="Times New Roman"/>
                 <w:noProof/>
               </w:rPr>
               <w:t>Стек</w:t>
             </w:r>
             <w:r>
               <w:rPr>
+                <w:rFonts w:ascii="Times New Roman" w:hAnsi="Times New Roman" w:cs="Times New Roman"/>
                 <w:noProof/>
                 <w:webHidden/>
               </w:rPr>
@@ -1704,6 +1923,7 @@
             </w:r>
             <w:r>
               <w:rPr>
+                <w:rFonts w:ascii="Times New Roman" w:hAnsi="Times New Roman" w:cs="Times New Roman"/>
                 <w:noProof/>
                 <w:webHidden/>
               </w:rPr>
@@ -1711,19 +1931,22 @@
             </w:r>
             <w:r>
               <w:rPr>
-                <w:noProof/>
-                <w:webHidden/>
-              </w:rPr>
-              <w:instrText xml:space="preserve"> PAGEREF _Toc232175833 \h </w:instrText>
-            </w:r>
-            <w:r>
-              <w:rPr>
-                <w:noProof/>
-                <w:webHidden/>
-              </w:rPr>
-            </w:r>
-            <w:r>
-              <w:rPr>
+                <w:rFonts w:ascii="Times New Roman" w:hAnsi="Times New Roman" w:cs="Times New Roman"/>
+                <w:noProof/>
+                <w:webHidden/>
+              </w:rPr>
+              <w:instrText xml:space="preserve"> PAGEREF _Toc232181486 \h </w:instrText>
+            </w:r>
+            <w:r>
+              <w:rPr>
+                <w:rFonts w:ascii="Times New Roman" w:hAnsi="Times New Roman" w:cs="Times New Roman"/>
+                <w:noProof/>
+                <w:webHidden/>
+              </w:rPr>
+            </w:r>
+            <w:r>
+              <w:rPr>
+                <w:rFonts w:ascii="Times New Roman" w:hAnsi="Times New Roman" w:cs="Times New Roman"/>
                 <w:noProof/>
                 <w:webHidden/>
               </w:rPr>
@@ -1731,6 +1954,7 @@
             </w:r>
             <w:r>
               <w:rPr>
+                <w:rFonts w:ascii="Times New Roman" w:hAnsi="Times New Roman" w:cs="Times New Roman"/>
                 <w:noProof/>
                 <w:webHidden/>
               </w:rPr>
@@ -1738,6 +1962,7 @@
             </w:r>
             <w:r>
               <w:rPr>
+                <w:rFonts w:ascii="Times New Roman" w:hAnsi="Times New Roman" w:cs="Times New Roman"/>
                 <w:noProof/>
                 <w:webHidden/>
               </w:rPr>
@@ -1752,7 +1977,7 @@
               <w:tab w:val="right" w:leader="dot" w:pos="9061"/>
             </w:tabs>
             <w:rPr>
-              <w:rFonts w:eastAsiaTheme="minorEastAsia" w:cstheme="minorBidi"/>
+              <w:rFonts w:ascii="Times New Roman" w:eastAsiaTheme="minorEastAsia" w:hAnsi="Times New Roman" w:cs="Times New Roman"/>
               <w:b w:val="0"/>
               <w:bCs w:val="0"/>
               <w:noProof/>
@@ -1761,16 +1986,18 @@
               <w14:ligatures w14:val="standardContextual"/>
             </w:rPr>
           </w:pPr>
-          <w:hyperlink w:anchor="_Toc232175834" w:history="1">
+          <w:hyperlink w:anchor="_Toc232181487" w:history="1">
             <w:r>
               <w:rPr>
                 <w:rStyle w:val="af4"/>
+                <w:rFonts w:ascii="Times New Roman" w:hAnsi="Times New Roman" w:cs="Times New Roman"/>
                 <w:noProof/>
               </w:rPr>
               <w:t>Запуск</w:t>
             </w:r>
             <w:r>
               <w:rPr>
+                <w:rFonts w:ascii="Times New Roman" w:hAnsi="Times New Roman" w:cs="Times New Roman"/>
                 <w:noProof/>
                 <w:webHidden/>
               </w:rPr>
@@ -1778,6 +2005,7 @@
             </w:r>
             <w:r>
               <w:rPr>
+                <w:rFonts w:ascii="Times New Roman" w:hAnsi="Times New Roman" w:cs="Times New Roman"/>
                 <w:noProof/>
                 <w:webHidden/>
               </w:rPr>
@@ -1785,19 +2013,22 @@
             </w:r>
             <w:r>
               <w:rPr>
-                <w:noProof/>
-                <w:webHidden/>
-              </w:rPr>
-              <w:instrText xml:space="preserve"> PAGEREF _Toc232175834 \h </w:instrText>
-            </w:r>
-            <w:r>
-              <w:rPr>
-                <w:noProof/>
-                <w:webHidden/>
-              </w:rPr>
-            </w:r>
-            <w:r>
-              <w:rPr>
+                <w:rFonts w:ascii="Times New Roman" w:hAnsi="Times New Roman" w:cs="Times New Roman"/>
+                <w:noProof/>
+                <w:webHidden/>
+              </w:rPr>
+              <w:instrText xml:space="preserve"> PAGEREF _Toc232181487 \h </w:instrText>
+            </w:r>
+            <w:r>
+              <w:rPr>
+                <w:rFonts w:ascii="Times New Roman" w:hAnsi="Times New Roman" w:cs="Times New Roman"/>
+                <w:noProof/>
+                <w:webHidden/>
+              </w:rPr>
+            </w:r>
+            <w:r>
+              <w:rPr>
+                <w:rFonts w:ascii="Times New Roman" w:hAnsi="Times New Roman" w:cs="Times New Roman"/>
                 <w:noProof/>
                 <w:webHidden/>
               </w:rPr>
@@ -1805,6 +2036,7 @@
             </w:r>
             <w:r>
               <w:rPr>
+                <w:rFonts w:ascii="Times New Roman" w:hAnsi="Times New Roman" w:cs="Times New Roman"/>
                 <w:noProof/>
                 <w:webHidden/>
               </w:rPr>
@@ -1812,6 +2044,7 @@
             </w:r>
             <w:r>
               <w:rPr>
+                <w:rFonts w:ascii="Times New Roman" w:hAnsi="Times New Roman" w:cs="Times New Roman"/>
                 <w:noProof/>
                 <w:webHidden/>
               </w:rPr>
@@ -1826,7 +2059,7 @@
               <w:tab w:val="right" w:leader="dot" w:pos="9061"/>
             </w:tabs>
             <w:rPr>
-              <w:rFonts w:eastAsiaTheme="minorEastAsia" w:cstheme="minorBidi"/>
+              <w:rFonts w:ascii="Times New Roman" w:eastAsiaTheme="minorEastAsia" w:hAnsi="Times New Roman" w:cs="Times New Roman"/>
               <w:b w:val="0"/>
               <w:bCs w:val="0"/>
               <w:i w:val="0"/>
@@ -1836,16 +2069,18 @@
               <w14:ligatures w14:val="standardContextual"/>
             </w:rPr>
           </w:pPr>
-          <w:hyperlink w:anchor="_Toc232175835" w:history="1">
+          <w:hyperlink w:anchor="_Toc232181488" w:history="1">
             <w:r>
               <w:rPr>
                 <w:rStyle w:val="af4"/>
-                <w:noProof/>
-              </w:rPr>
-              <w:t>Архитектурная схема (нотация C4)</w:t>
-            </w:r>
-            <w:r>
-              <w:rPr>
+                <w:rFonts w:ascii="Times New Roman" w:hAnsi="Times New Roman" w:cs="Times New Roman"/>
+                <w:noProof/>
+              </w:rPr>
+              <w:t>Диаграмма классов</w:t>
+            </w:r>
+            <w:r>
+              <w:rPr>
+                <w:rFonts w:ascii="Times New Roman" w:hAnsi="Times New Roman" w:cs="Times New Roman"/>
                 <w:noProof/>
                 <w:webHidden/>
               </w:rPr>
@@ -1853,6 +2088,7 @@
             </w:r>
             <w:r>
               <w:rPr>
+                <w:rFonts w:ascii="Times New Roman" w:hAnsi="Times New Roman" w:cs="Times New Roman"/>
                 <w:noProof/>
                 <w:webHidden/>
               </w:rPr>
@@ -1860,19 +2096,22 @@
             </w:r>
             <w:r>
               <w:rPr>
-                <w:noProof/>
-                <w:webHidden/>
-              </w:rPr>
-              <w:instrText xml:space="preserve"> PAGEREF _Toc232175835 \h </w:instrText>
-            </w:r>
-            <w:r>
-              <w:rPr>
-                <w:noProof/>
-                <w:webHidden/>
-              </w:rPr>
-            </w:r>
-            <w:r>
-              <w:rPr>
+                <w:rFonts w:ascii="Times New Roman" w:hAnsi="Times New Roman" w:cs="Times New Roman"/>
+                <w:noProof/>
+                <w:webHidden/>
+              </w:rPr>
+              <w:instrText xml:space="preserve"> PAGEREF _Toc232181488 \h </w:instrText>
+            </w:r>
+            <w:r>
+              <w:rPr>
+                <w:rFonts w:ascii="Times New Roman" w:hAnsi="Times New Roman" w:cs="Times New Roman"/>
+                <w:noProof/>
+                <w:webHidden/>
+              </w:rPr>
+            </w:r>
+            <w:r>
+              <w:rPr>
+                <w:rFonts w:ascii="Times New Roman" w:hAnsi="Times New Roman" w:cs="Times New Roman"/>
                 <w:noProof/>
                 <w:webHidden/>
               </w:rPr>
@@ -1880,6 +2119,7 @@
             </w:r>
             <w:r>
               <w:rPr>
+                <w:rFonts w:ascii="Times New Roman" w:hAnsi="Times New Roman" w:cs="Times New Roman"/>
                 <w:noProof/>
                 <w:webHidden/>
               </w:rPr>
@@ -1887,6 +2127,7 @@
             </w:r>
             <w:r>
               <w:rPr>
+                <w:rFonts w:ascii="Times New Roman" w:hAnsi="Times New Roman" w:cs="Times New Roman"/>
                 <w:noProof/>
                 <w:webHidden/>
               </w:rPr>
@@ -1901,7 +2142,7 @@
               <w:tab w:val="right" w:leader="dot" w:pos="9061"/>
             </w:tabs>
             <w:rPr>
-              <w:rFonts w:eastAsiaTheme="minorEastAsia" w:cstheme="minorBidi"/>
+              <w:rFonts w:ascii="Times New Roman" w:eastAsiaTheme="minorEastAsia" w:hAnsi="Times New Roman" w:cs="Times New Roman"/>
               <w:b w:val="0"/>
               <w:bCs w:val="0"/>
               <w:i w:val="0"/>
@@ -1911,16 +2152,35 @@
               <w14:ligatures w14:val="standardContextual"/>
             </w:rPr>
           </w:pPr>
-          <w:hyperlink w:anchor="_Toc232175836" w:history="1">
+          <w:hyperlink w:anchor="_Toc232181489" w:history="1">
             <w:r>
               <w:rPr>
                 <w:rStyle w:val="af4"/>
-                <w:noProof/>
-              </w:rPr>
-              <w:t>Диаграмма последовательности — загрузка миссии</w:t>
-            </w:r>
-            <w:r>
-              <w:rPr>
+                <w:rFonts w:ascii="Times New Roman" w:hAnsi="Times New Roman" w:cs="Times New Roman"/>
+                <w:noProof/>
+              </w:rPr>
+              <w:t>E</w:t>
+            </w:r>
+            <w:r>
+              <w:rPr>
+                <w:rStyle w:val="af4"/>
+                <w:rFonts w:ascii="Times New Roman" w:hAnsi="Times New Roman" w:cs="Times New Roman"/>
+                <w:noProof/>
+                <w:lang w:val="en-US"/>
+              </w:rPr>
+              <w:t>R-</w:t>
+            </w:r>
+            <w:r>
+              <w:rPr>
+                <w:rStyle w:val="af4"/>
+                <w:rFonts w:ascii="Times New Roman" w:hAnsi="Times New Roman" w:cs="Times New Roman"/>
+                <w:noProof/>
+              </w:rPr>
+              <w:t>диаграмма</w:t>
+            </w:r>
+            <w:r>
+              <w:rPr>
+                <w:rFonts w:ascii="Times New Roman" w:hAnsi="Times New Roman" w:cs="Times New Roman"/>
                 <w:noProof/>
                 <w:webHidden/>
               </w:rPr>
@@ -1928,6 +2188,7 @@
             </w:r>
             <w:r>
               <w:rPr>
+                <w:rFonts w:ascii="Times New Roman" w:hAnsi="Times New Roman" w:cs="Times New Roman"/>
                 <w:noProof/>
                 <w:webHidden/>
               </w:rPr>
@@ -1935,19 +2196,22 @@
             </w:r>
             <w:r>
               <w:rPr>
-                <w:noProof/>
-                <w:webHidden/>
-              </w:rPr>
-              <w:instrText xml:space="preserve"> PAGEREF _Toc232175836 \h </w:instrText>
-            </w:r>
-            <w:r>
-              <w:rPr>
-                <w:noProof/>
-                <w:webHidden/>
-              </w:rPr>
-            </w:r>
-            <w:r>
-              <w:rPr>
+                <w:rFonts w:ascii="Times New Roman" w:hAnsi="Times New Roman" w:cs="Times New Roman"/>
+                <w:noProof/>
+                <w:webHidden/>
+              </w:rPr>
+              <w:instrText xml:space="preserve"> PAGEREF _Toc232181489 \h </w:instrText>
+            </w:r>
+            <w:r>
+              <w:rPr>
+                <w:rFonts w:ascii="Times New Roman" w:hAnsi="Times New Roman" w:cs="Times New Roman"/>
+                <w:noProof/>
+                <w:webHidden/>
+              </w:rPr>
+            </w:r>
+            <w:r>
+              <w:rPr>
+                <w:rFonts w:ascii="Times New Roman" w:hAnsi="Times New Roman" w:cs="Times New Roman"/>
                 <w:noProof/>
                 <w:webHidden/>
               </w:rPr>
@@ -1955,13 +2219,15 @@
             </w:r>
             <w:r>
               <w:rPr>
-                <w:noProof/>
-                <w:webHidden/>
-              </w:rPr>
-              <w:t>11</w:t>
-            </w:r>
-            <w:r>
-              <w:rPr>
+                <w:rFonts w:ascii="Times New Roman" w:hAnsi="Times New Roman" w:cs="Times New Roman"/>
+                <w:noProof/>
+                <w:webHidden/>
+              </w:rPr>
+              <w:t>10</w:t>
+            </w:r>
+            <w:r>
+              <w:rPr>
+                <w:rFonts w:ascii="Times New Roman" w:hAnsi="Times New Roman" w:cs="Times New Roman"/>
                 <w:noProof/>
                 <w:webHidden/>
               </w:rPr>
@@ -1976,7 +2242,7 @@
               <w:tab w:val="right" w:leader="dot" w:pos="9061"/>
             </w:tabs>
             <w:rPr>
-              <w:rFonts w:eastAsiaTheme="minorEastAsia" w:cstheme="minorBidi"/>
+              <w:rFonts w:ascii="Times New Roman" w:eastAsiaTheme="minorEastAsia" w:hAnsi="Times New Roman" w:cs="Times New Roman"/>
               <w:b w:val="0"/>
               <w:bCs w:val="0"/>
               <w:i w:val="0"/>
@@ -1986,16 +2252,18 @@
               <w14:ligatures w14:val="standardContextual"/>
             </w:rPr>
           </w:pPr>
-          <w:hyperlink w:anchor="_Toc232175837" w:history="1">
+          <w:hyperlink w:anchor="_Toc232181490" w:history="1">
             <w:r>
               <w:rPr>
                 <w:rStyle w:val="af4"/>
-                <w:noProof/>
-              </w:rPr>
-              <w:t>Диаграмма последовательности — генерация отчёта</w:t>
-            </w:r>
-            <w:r>
-              <w:rPr>
+                <w:rFonts w:ascii="Times New Roman" w:hAnsi="Times New Roman" w:cs="Times New Roman"/>
+                <w:noProof/>
+              </w:rPr>
+              <w:t>Диаграммы последовательности</w:t>
+            </w:r>
+            <w:r>
+              <w:rPr>
+                <w:rFonts w:ascii="Times New Roman" w:hAnsi="Times New Roman" w:cs="Times New Roman"/>
                 <w:noProof/>
                 <w:webHidden/>
               </w:rPr>
@@ -2003,6 +2271,7 @@
             </w:r>
             <w:r>
               <w:rPr>
+                <w:rFonts w:ascii="Times New Roman" w:hAnsi="Times New Roman" w:cs="Times New Roman"/>
                 <w:noProof/>
                 <w:webHidden/>
               </w:rPr>
@@ -2010,19 +2279,22 @@
             </w:r>
             <w:r>
               <w:rPr>
-                <w:noProof/>
-                <w:webHidden/>
-              </w:rPr>
-              <w:instrText xml:space="preserve"> PAGEREF _Toc232175837 \h </w:instrText>
-            </w:r>
-            <w:r>
-              <w:rPr>
-                <w:noProof/>
-                <w:webHidden/>
-              </w:rPr>
-            </w:r>
-            <w:r>
-              <w:rPr>
+                <w:rFonts w:ascii="Times New Roman" w:hAnsi="Times New Roman" w:cs="Times New Roman"/>
+                <w:noProof/>
+                <w:webHidden/>
+              </w:rPr>
+              <w:instrText xml:space="preserve"> PAGEREF _Toc232181490 \h </w:instrText>
+            </w:r>
+            <w:r>
+              <w:rPr>
+                <w:rFonts w:ascii="Times New Roman" w:hAnsi="Times New Roman" w:cs="Times New Roman"/>
+                <w:noProof/>
+                <w:webHidden/>
+              </w:rPr>
+            </w:r>
+            <w:r>
+              <w:rPr>
+                <w:rFonts w:ascii="Times New Roman" w:hAnsi="Times New Roman" w:cs="Times New Roman"/>
                 <w:noProof/>
                 <w:webHidden/>
               </w:rPr>
@@ -2030,6 +2302,253 @@
             </w:r>
             <w:r>
               <w:rPr>
+                <w:rFonts w:ascii="Times New Roman" w:hAnsi="Times New Roman" w:cs="Times New Roman"/>
+                <w:noProof/>
+                <w:webHidden/>
+              </w:rPr>
+              <w:t>11</w:t>
+            </w:r>
+            <w:r>
+              <w:rPr>
+                <w:rFonts w:ascii="Times New Roman" w:hAnsi="Times New Roman" w:cs="Times New Roman"/>
+                <w:noProof/>
+                <w:webHidden/>
+              </w:rPr>
+              <w:fldChar w:fldCharType="end"/>
+            </w:r>
+          </w:hyperlink>
+        </w:p>
+        <w:p>
+          <w:pPr>
+            <w:pStyle w:val="22"/>
+            <w:tabs>
+              <w:tab w:val="right" w:leader="dot" w:pos="9061"/>
+            </w:tabs>
+            <w:rPr>
+              <w:rFonts w:ascii="Times New Roman" w:eastAsiaTheme="minorEastAsia" w:hAnsi="Times New Roman" w:cs="Times New Roman"/>
+              <w:b w:val="0"/>
+              <w:bCs w:val="0"/>
+              <w:noProof/>
+              <w:kern w:val="2"/>
+              <w:sz w:val="24"/>
+              <w14:ligatures w14:val="standardContextual"/>
+            </w:rPr>
+          </w:pPr>
+          <w:hyperlink w:anchor="_Toc232181491" w:history="1">
+            <w:r>
+              <w:rPr>
+                <w:rStyle w:val="af4"/>
+                <w:rFonts w:ascii="Times New Roman" w:hAnsi="Times New Roman" w:cs="Times New Roman"/>
+                <w:noProof/>
+              </w:rPr>
+              <w:t>Генерация портрета</w:t>
+            </w:r>
+            <w:r>
+              <w:rPr>
+                <w:rFonts w:ascii="Times New Roman" w:hAnsi="Times New Roman" w:cs="Times New Roman"/>
+                <w:noProof/>
+                <w:webHidden/>
+              </w:rPr>
+              <w:tab/>
+            </w:r>
+            <w:r>
+              <w:rPr>
+                <w:rFonts w:ascii="Times New Roman" w:hAnsi="Times New Roman" w:cs="Times New Roman"/>
+                <w:noProof/>
+                <w:webHidden/>
+              </w:rPr>
+              <w:fldChar w:fldCharType="begin"/>
+            </w:r>
+            <w:r>
+              <w:rPr>
+                <w:rFonts w:ascii="Times New Roman" w:hAnsi="Times New Roman" w:cs="Times New Roman"/>
+                <w:noProof/>
+                <w:webHidden/>
+              </w:rPr>
+              <w:instrText xml:space="preserve"> PAGEREF _Toc232181491 \h </w:instrText>
+            </w:r>
+            <w:r>
+              <w:rPr>
+                <w:rFonts w:ascii="Times New Roman" w:hAnsi="Times New Roman" w:cs="Times New Roman"/>
+                <w:noProof/>
+                <w:webHidden/>
+              </w:rPr>
+            </w:r>
+            <w:r>
+              <w:rPr>
+                <w:rFonts w:ascii="Times New Roman" w:hAnsi="Times New Roman" w:cs="Times New Roman"/>
+                <w:noProof/>
+                <w:webHidden/>
+              </w:rPr>
+              <w:fldChar w:fldCharType="separate"/>
+            </w:r>
+            <w:r>
+              <w:rPr>
+                <w:rFonts w:ascii="Times New Roman" w:hAnsi="Times New Roman" w:cs="Times New Roman"/>
+                <w:noProof/>
+                <w:webHidden/>
+              </w:rPr>
+              <w:t>11</w:t>
+            </w:r>
+            <w:r>
+              <w:rPr>
+                <w:rFonts w:ascii="Times New Roman" w:hAnsi="Times New Roman" w:cs="Times New Roman"/>
+                <w:noProof/>
+                <w:webHidden/>
+              </w:rPr>
+              <w:fldChar w:fldCharType="end"/>
+            </w:r>
+          </w:hyperlink>
+        </w:p>
+        <w:p>
+          <w:pPr>
+            <w:pStyle w:val="22"/>
+            <w:tabs>
+              <w:tab w:val="right" w:leader="dot" w:pos="9061"/>
+            </w:tabs>
+            <w:rPr>
+              <w:rFonts w:ascii="Times New Roman" w:eastAsiaTheme="minorEastAsia" w:hAnsi="Times New Roman" w:cs="Times New Roman"/>
+              <w:b w:val="0"/>
+              <w:bCs w:val="0"/>
+              <w:noProof/>
+              <w:kern w:val="2"/>
+              <w:sz w:val="24"/>
+              <w14:ligatures w14:val="standardContextual"/>
+            </w:rPr>
+          </w:pPr>
+          <w:hyperlink w:anchor="_Toc232181492" w:history="1">
+            <w:r>
+              <w:rPr>
+                <w:rStyle w:val="af4"/>
+                <w:rFonts w:ascii="Times New Roman" w:hAnsi="Times New Roman" w:cs="Times New Roman"/>
+                <w:noProof/>
+              </w:rPr>
+              <w:t>Персонажи</w:t>
+            </w:r>
+            <w:r>
+              <w:rPr>
+                <w:rFonts w:ascii="Times New Roman" w:hAnsi="Times New Roman" w:cs="Times New Roman"/>
+                <w:noProof/>
+                <w:webHidden/>
+              </w:rPr>
+              <w:tab/>
+            </w:r>
+            <w:r>
+              <w:rPr>
+                <w:rFonts w:ascii="Times New Roman" w:hAnsi="Times New Roman" w:cs="Times New Roman"/>
+                <w:noProof/>
+                <w:webHidden/>
+              </w:rPr>
+              <w:fldChar w:fldCharType="begin"/>
+            </w:r>
+            <w:r>
+              <w:rPr>
+                <w:rFonts w:ascii="Times New Roman" w:hAnsi="Times New Roman" w:cs="Times New Roman"/>
+                <w:noProof/>
+                <w:webHidden/>
+              </w:rPr>
+              <w:instrText xml:space="preserve"> PAGEREF _Toc232181492 \h </w:instrText>
+            </w:r>
+            <w:r>
+              <w:rPr>
+                <w:rFonts w:ascii="Times New Roman" w:hAnsi="Times New Roman" w:cs="Times New Roman"/>
+                <w:noProof/>
+                <w:webHidden/>
+              </w:rPr>
+            </w:r>
+            <w:r>
+              <w:rPr>
+                <w:rFonts w:ascii="Times New Roman" w:hAnsi="Times New Roman" w:cs="Times New Roman"/>
+                <w:noProof/>
+                <w:webHidden/>
+              </w:rPr>
+              <w:fldChar w:fldCharType="separate"/>
+            </w:r>
+            <w:r>
+              <w:rPr>
+                <w:rFonts w:ascii="Times New Roman" w:hAnsi="Times New Roman" w:cs="Times New Roman"/>
+                <w:noProof/>
+                <w:webHidden/>
+              </w:rPr>
+              <w:t>11</w:t>
+            </w:r>
+            <w:r>
+              <w:rPr>
+                <w:rFonts w:ascii="Times New Roman" w:hAnsi="Times New Roman" w:cs="Times New Roman"/>
+                <w:noProof/>
+                <w:webHidden/>
+              </w:rPr>
+              <w:fldChar w:fldCharType="end"/>
+            </w:r>
+          </w:hyperlink>
+        </w:p>
+        <w:p>
+          <w:pPr>
+            <w:pStyle w:val="22"/>
+            <w:tabs>
+              <w:tab w:val="right" w:leader="dot" w:pos="9061"/>
+            </w:tabs>
+            <w:rPr>
+              <w:rFonts w:ascii="Times New Roman" w:eastAsiaTheme="minorEastAsia" w:hAnsi="Times New Roman" w:cs="Times New Roman"/>
+              <w:b w:val="0"/>
+              <w:bCs w:val="0"/>
+              <w:noProof/>
+              <w:kern w:val="2"/>
+              <w:sz w:val="24"/>
+              <w14:ligatures w14:val="standardContextual"/>
+            </w:rPr>
+          </w:pPr>
+          <w:hyperlink w:anchor="_Toc232181493" w:history="1">
+            <w:r>
+              <w:rPr>
+                <w:rStyle w:val="af4"/>
+                <w:rFonts w:ascii="Times New Roman" w:hAnsi="Times New Roman" w:cs="Times New Roman"/>
+                <w:noProof/>
+              </w:rPr>
+              <w:t>Избранное</w:t>
+            </w:r>
+            <w:r>
+              <w:rPr>
+                <w:rFonts w:ascii="Times New Roman" w:hAnsi="Times New Roman" w:cs="Times New Roman"/>
+                <w:noProof/>
+                <w:webHidden/>
+              </w:rPr>
+              <w:tab/>
+            </w:r>
+            <w:r>
+              <w:rPr>
+                <w:rFonts w:ascii="Times New Roman" w:hAnsi="Times New Roman" w:cs="Times New Roman"/>
+                <w:noProof/>
+                <w:webHidden/>
+              </w:rPr>
+              <w:fldChar w:fldCharType="begin"/>
+            </w:r>
+            <w:r>
+              <w:rPr>
+                <w:rFonts w:ascii="Times New Roman" w:hAnsi="Times New Roman" w:cs="Times New Roman"/>
+                <w:noProof/>
+                <w:webHidden/>
+              </w:rPr>
+              <w:instrText xml:space="preserve"> PAGEREF _Toc232181493 \h </w:instrText>
+            </w:r>
+            <w:r>
+              <w:rPr>
+                <w:rFonts w:ascii="Times New Roman" w:hAnsi="Times New Roman" w:cs="Times New Roman"/>
+                <w:noProof/>
+                <w:webHidden/>
+              </w:rPr>
+            </w:r>
+            <w:r>
+              <w:rPr>
+                <w:rFonts w:ascii="Times New Roman" w:hAnsi="Times New Roman" w:cs="Times New Roman"/>
+                <w:noProof/>
+                <w:webHidden/>
+              </w:rPr>
+              <w:fldChar w:fldCharType="separate"/>
+            </w:r>
+            <w:r>
+              <w:rPr>
+                <w:rFonts w:ascii="Times New Roman" w:hAnsi="Times New Roman" w:cs="Times New Roman"/>
                 <w:noProof/>
                 <w:webHidden/>
               </w:rPr>
@@ -2037,6 +2556,7 @@
             </w:r>
             <w:r>
               <w:rPr>
+                <w:rFonts w:ascii="Times New Roman" w:hAnsi="Times New Roman" w:cs="Times New Roman"/>
                 <w:noProof/>
                 <w:webHidden/>
               </w:rPr>
@@ -2051,7 +2571,7 @@
               <w:tab w:val="right" w:leader="dot" w:pos="9061"/>
             </w:tabs>
             <w:rPr>
-              <w:rFonts w:eastAsiaTheme="minorEastAsia" w:cstheme="minorBidi"/>
+              <w:rFonts w:ascii="Times New Roman" w:eastAsiaTheme="minorEastAsia" w:hAnsi="Times New Roman" w:cs="Times New Roman"/>
               <w:b w:val="0"/>
               <w:bCs w:val="0"/>
               <w:i w:val="0"/>
@@ -2061,16 +2581,18 @@
               <w14:ligatures w14:val="standardContextual"/>
             </w:rPr>
           </w:pPr>
-          <w:hyperlink w:anchor="_Toc232175838" w:history="1">
+          <w:hyperlink w:anchor="_Toc232181494" w:history="1">
             <w:r>
               <w:rPr>
                 <w:rStyle w:val="af4"/>
-                <w:noProof/>
-              </w:rPr>
-              <w:t>Диаграмма последовательности — удаление миссии (кратко)</w:t>
-            </w:r>
-            <w:r>
-              <w:rPr>
+                <w:rFonts w:ascii="Times New Roman" w:hAnsi="Times New Roman" w:cs="Times New Roman"/>
+                <w:noProof/>
+              </w:rPr>
+              <w:t>Сценарии использования</w:t>
+            </w:r>
+            <w:r>
+              <w:rPr>
+                <w:rFonts w:ascii="Times New Roman" w:hAnsi="Times New Roman" w:cs="Times New Roman"/>
                 <w:noProof/>
                 <w:webHidden/>
               </w:rPr>
@@ -2078,6 +2600,7 @@
             </w:r>
             <w:r>
               <w:rPr>
+                <w:rFonts w:ascii="Times New Roman" w:hAnsi="Times New Roman" w:cs="Times New Roman"/>
                 <w:noProof/>
                 <w:webHidden/>
               </w:rPr>
@@ -2085,19 +2608,22 @@
             </w:r>
             <w:r>
               <w:rPr>
-                <w:noProof/>
-                <w:webHidden/>
-              </w:rPr>
-              <w:instrText xml:space="preserve"> PAGEREF _Toc232175838 \h </w:instrText>
-            </w:r>
-            <w:r>
-              <w:rPr>
-                <w:noProof/>
-                <w:webHidden/>
-              </w:rPr>
-            </w:r>
-            <w:r>
-              <w:rPr>
+                <w:rFonts w:ascii="Times New Roman" w:hAnsi="Times New Roman" w:cs="Times New Roman"/>
+                <w:noProof/>
+                <w:webHidden/>
+              </w:rPr>
+              <w:instrText xml:space="preserve"> PAGEREF _Toc232181494 \h </w:instrText>
+            </w:r>
+            <w:r>
+              <w:rPr>
+                <w:rFonts w:ascii="Times New Roman" w:hAnsi="Times New Roman" w:cs="Times New Roman"/>
+                <w:noProof/>
+                <w:webHidden/>
+              </w:rPr>
+            </w:r>
+            <w:r>
+              <w:rPr>
+                <w:rFonts w:ascii="Times New Roman" w:hAnsi="Times New Roman" w:cs="Times New Roman"/>
                 <w:noProof/>
                 <w:webHidden/>
               </w:rPr>
@@ -2105,6 +2631,7 @@
             </w:r>
             <w:r>
               <w:rPr>
+                <w:rFonts w:ascii="Times New Roman" w:hAnsi="Times New Roman" w:cs="Times New Roman"/>
                 <w:noProof/>
                 <w:webHidden/>
               </w:rPr>
@@ -2112,6 +2639,581 @@
             </w:r>
             <w:r>
               <w:rPr>
+                <w:rFonts w:ascii="Times New Roman" w:hAnsi="Times New Roman" w:cs="Times New Roman"/>
+                <w:noProof/>
+                <w:webHidden/>
+              </w:rPr>
+              <w:fldChar w:fldCharType="end"/>
+            </w:r>
+          </w:hyperlink>
+        </w:p>
+        <w:p>
+          <w:pPr>
+            <w:pStyle w:val="22"/>
+            <w:tabs>
+              <w:tab w:val="right" w:leader="dot" w:pos="9061"/>
+            </w:tabs>
+            <w:rPr>
+              <w:rFonts w:ascii="Times New Roman" w:eastAsiaTheme="minorEastAsia" w:hAnsi="Times New Roman" w:cs="Times New Roman"/>
+              <w:b w:val="0"/>
+              <w:bCs w:val="0"/>
+              <w:noProof/>
+              <w:kern w:val="2"/>
+              <w:sz w:val="24"/>
+              <w14:ligatures w14:val="standardContextual"/>
+            </w:rPr>
+          </w:pPr>
+          <w:hyperlink w:anchor="_Toc232181495" w:history="1">
+            <w:r>
+              <w:rPr>
+                <w:rStyle w:val="af4"/>
+                <w:rFonts w:ascii="Times New Roman" w:hAnsi="Times New Roman" w:cs="Times New Roman"/>
+                <w:noProof/>
+              </w:rPr>
+              <w:t>UC-1: Регистрация и вход</w:t>
+            </w:r>
+            <w:r>
+              <w:rPr>
+                <w:rFonts w:ascii="Times New Roman" w:hAnsi="Times New Roman" w:cs="Times New Roman"/>
+                <w:noProof/>
+                <w:webHidden/>
+              </w:rPr>
+              <w:tab/>
+            </w:r>
+            <w:r>
+              <w:rPr>
+                <w:rFonts w:ascii="Times New Roman" w:hAnsi="Times New Roman" w:cs="Times New Roman"/>
+                <w:noProof/>
+                <w:webHidden/>
+              </w:rPr>
+              <w:fldChar w:fldCharType="begin"/>
+            </w:r>
+            <w:r>
+              <w:rPr>
+                <w:rFonts w:ascii="Times New Roman" w:hAnsi="Times New Roman" w:cs="Times New Roman"/>
+                <w:noProof/>
+                <w:webHidden/>
+              </w:rPr>
+              <w:instrText xml:space="preserve"> PAGEREF _Toc232181495 \h </w:instrText>
+            </w:r>
+            <w:r>
+              <w:rPr>
+                <w:rFonts w:ascii="Times New Roman" w:hAnsi="Times New Roman" w:cs="Times New Roman"/>
+                <w:noProof/>
+                <w:webHidden/>
+              </w:rPr>
+            </w:r>
+            <w:r>
+              <w:rPr>
+                <w:rFonts w:ascii="Times New Roman" w:hAnsi="Times New Roman" w:cs="Times New Roman"/>
+                <w:noProof/>
+                <w:webHidden/>
+              </w:rPr>
+              <w:fldChar w:fldCharType="separate"/>
+            </w:r>
+            <w:r>
+              <w:rPr>
+                <w:rFonts w:ascii="Times New Roman" w:hAnsi="Times New Roman" w:cs="Times New Roman"/>
+                <w:noProof/>
+                <w:webHidden/>
+              </w:rPr>
+              <w:t>13</w:t>
+            </w:r>
+            <w:r>
+              <w:rPr>
+                <w:rFonts w:ascii="Times New Roman" w:hAnsi="Times New Roman" w:cs="Times New Roman"/>
+                <w:noProof/>
+                <w:webHidden/>
+              </w:rPr>
+              <w:fldChar w:fldCharType="end"/>
+            </w:r>
+          </w:hyperlink>
+        </w:p>
+        <w:p>
+          <w:pPr>
+            <w:pStyle w:val="22"/>
+            <w:tabs>
+              <w:tab w:val="right" w:leader="dot" w:pos="9061"/>
+            </w:tabs>
+            <w:rPr>
+              <w:rFonts w:ascii="Times New Roman" w:eastAsiaTheme="minorEastAsia" w:hAnsi="Times New Roman" w:cs="Times New Roman"/>
+              <w:b w:val="0"/>
+              <w:bCs w:val="0"/>
+              <w:noProof/>
+              <w:kern w:val="2"/>
+              <w:sz w:val="24"/>
+              <w14:ligatures w14:val="standardContextual"/>
+            </w:rPr>
+          </w:pPr>
+          <w:hyperlink w:anchor="_Toc232181496" w:history="1">
+            <w:r>
+              <w:rPr>
+                <w:rStyle w:val="af4"/>
+                <w:rFonts w:ascii="Times New Roman" w:hAnsi="Times New Roman" w:cs="Times New Roman"/>
+                <w:noProof/>
+              </w:rPr>
+              <w:t>UC-2: Генерация портрета «с нуля»</w:t>
+            </w:r>
+            <w:r>
+              <w:rPr>
+                <w:rFonts w:ascii="Times New Roman" w:hAnsi="Times New Roman" w:cs="Times New Roman"/>
+                <w:noProof/>
+                <w:webHidden/>
+              </w:rPr>
+              <w:tab/>
+            </w:r>
+            <w:r>
+              <w:rPr>
+                <w:rFonts w:ascii="Times New Roman" w:hAnsi="Times New Roman" w:cs="Times New Roman"/>
+                <w:noProof/>
+                <w:webHidden/>
+              </w:rPr>
+              <w:fldChar w:fldCharType="begin"/>
+            </w:r>
+            <w:r>
+              <w:rPr>
+                <w:rFonts w:ascii="Times New Roman" w:hAnsi="Times New Roman" w:cs="Times New Roman"/>
+                <w:noProof/>
+                <w:webHidden/>
+              </w:rPr>
+              <w:instrText xml:space="preserve"> PAGEREF _Toc232181496 \h </w:instrText>
+            </w:r>
+            <w:r>
+              <w:rPr>
+                <w:rFonts w:ascii="Times New Roman" w:hAnsi="Times New Roman" w:cs="Times New Roman"/>
+                <w:noProof/>
+                <w:webHidden/>
+              </w:rPr>
+            </w:r>
+            <w:r>
+              <w:rPr>
+                <w:rFonts w:ascii="Times New Roman" w:hAnsi="Times New Roman" w:cs="Times New Roman"/>
+                <w:noProof/>
+                <w:webHidden/>
+              </w:rPr>
+              <w:fldChar w:fldCharType="separate"/>
+            </w:r>
+            <w:r>
+              <w:rPr>
+                <w:rFonts w:ascii="Times New Roman" w:hAnsi="Times New Roman" w:cs="Times New Roman"/>
+                <w:noProof/>
+                <w:webHidden/>
+              </w:rPr>
+              <w:t>13</w:t>
+            </w:r>
+            <w:r>
+              <w:rPr>
+                <w:rFonts w:ascii="Times New Roman" w:hAnsi="Times New Roman" w:cs="Times New Roman"/>
+                <w:noProof/>
+                <w:webHidden/>
+              </w:rPr>
+              <w:fldChar w:fldCharType="end"/>
+            </w:r>
+          </w:hyperlink>
+        </w:p>
+        <w:p>
+          <w:pPr>
+            <w:pStyle w:val="22"/>
+            <w:tabs>
+              <w:tab w:val="right" w:leader="dot" w:pos="9061"/>
+            </w:tabs>
+            <w:rPr>
+              <w:rFonts w:ascii="Times New Roman" w:eastAsiaTheme="minorEastAsia" w:hAnsi="Times New Roman" w:cs="Times New Roman"/>
+              <w:b w:val="0"/>
+              <w:bCs w:val="0"/>
+              <w:noProof/>
+              <w:kern w:val="2"/>
+              <w:sz w:val="24"/>
+              <w14:ligatures w14:val="standardContextual"/>
+            </w:rPr>
+          </w:pPr>
+          <w:hyperlink w:anchor="_Toc232181497" w:history="1">
+            <w:r>
+              <w:rPr>
+                <w:rStyle w:val="af4"/>
+                <w:rFonts w:ascii="Times New Roman" w:hAnsi="Times New Roman" w:cs="Times New Roman"/>
+                <w:noProof/>
+              </w:rPr>
+              <w:t>UC-3: Шаблон персонажа и повторная генерация</w:t>
+            </w:r>
+            <w:r>
+              <w:rPr>
+                <w:rFonts w:ascii="Times New Roman" w:hAnsi="Times New Roman" w:cs="Times New Roman"/>
+                <w:noProof/>
+                <w:webHidden/>
+              </w:rPr>
+              <w:tab/>
+            </w:r>
+            <w:r>
+              <w:rPr>
+                <w:rFonts w:ascii="Times New Roman" w:hAnsi="Times New Roman" w:cs="Times New Roman"/>
+                <w:noProof/>
+                <w:webHidden/>
+              </w:rPr>
+              <w:fldChar w:fldCharType="begin"/>
+            </w:r>
+            <w:r>
+              <w:rPr>
+                <w:rFonts w:ascii="Times New Roman" w:hAnsi="Times New Roman" w:cs="Times New Roman"/>
+                <w:noProof/>
+                <w:webHidden/>
+              </w:rPr>
+              <w:instrText xml:space="preserve"> PAGEREF _Toc232181497 \h </w:instrText>
+            </w:r>
+            <w:r>
+              <w:rPr>
+                <w:rFonts w:ascii="Times New Roman" w:hAnsi="Times New Roman" w:cs="Times New Roman"/>
+                <w:noProof/>
+                <w:webHidden/>
+              </w:rPr>
+            </w:r>
+            <w:r>
+              <w:rPr>
+                <w:rFonts w:ascii="Times New Roman" w:hAnsi="Times New Roman" w:cs="Times New Roman"/>
+                <w:noProof/>
+                <w:webHidden/>
+              </w:rPr>
+              <w:fldChar w:fldCharType="separate"/>
+            </w:r>
+            <w:r>
+              <w:rPr>
+                <w:rFonts w:ascii="Times New Roman" w:hAnsi="Times New Roman" w:cs="Times New Roman"/>
+                <w:noProof/>
+                <w:webHidden/>
+              </w:rPr>
+              <w:t>13</w:t>
+            </w:r>
+            <w:r>
+              <w:rPr>
+                <w:rFonts w:ascii="Times New Roman" w:hAnsi="Times New Roman" w:cs="Times New Roman"/>
+                <w:noProof/>
+                <w:webHidden/>
+              </w:rPr>
+              <w:fldChar w:fldCharType="end"/>
+            </w:r>
+          </w:hyperlink>
+        </w:p>
+        <w:p>
+          <w:pPr>
+            <w:pStyle w:val="22"/>
+            <w:tabs>
+              <w:tab w:val="right" w:leader="dot" w:pos="9061"/>
+            </w:tabs>
+            <w:rPr>
+              <w:rFonts w:ascii="Times New Roman" w:eastAsiaTheme="minorEastAsia" w:hAnsi="Times New Roman" w:cs="Times New Roman"/>
+              <w:b w:val="0"/>
+              <w:bCs w:val="0"/>
+              <w:noProof/>
+              <w:kern w:val="2"/>
+              <w:sz w:val="24"/>
+              <w14:ligatures w14:val="standardContextual"/>
+            </w:rPr>
+          </w:pPr>
+          <w:hyperlink w:anchor="_Toc232181498" w:history="1">
+            <w:r>
+              <w:rPr>
+                <w:rStyle w:val="af4"/>
+                <w:rFonts w:ascii="Times New Roman" w:hAnsi="Times New Roman" w:cs="Times New Roman"/>
+                <w:noProof/>
+              </w:rPr>
+              <w:t>UC-4: Избранное</w:t>
+            </w:r>
+            <w:r>
+              <w:rPr>
+                <w:rFonts w:ascii="Times New Roman" w:hAnsi="Times New Roman" w:cs="Times New Roman"/>
+                <w:noProof/>
+                <w:webHidden/>
+              </w:rPr>
+              <w:tab/>
+            </w:r>
+            <w:r>
+              <w:rPr>
+                <w:rFonts w:ascii="Times New Roman" w:hAnsi="Times New Roman" w:cs="Times New Roman"/>
+                <w:noProof/>
+                <w:webHidden/>
+              </w:rPr>
+              <w:fldChar w:fldCharType="begin"/>
+            </w:r>
+            <w:r>
+              <w:rPr>
+                <w:rFonts w:ascii="Times New Roman" w:hAnsi="Times New Roman" w:cs="Times New Roman"/>
+                <w:noProof/>
+                <w:webHidden/>
+              </w:rPr>
+              <w:instrText xml:space="preserve"> PAGEREF _Toc232181498 \h </w:instrText>
+            </w:r>
+            <w:r>
+              <w:rPr>
+                <w:rFonts w:ascii="Times New Roman" w:hAnsi="Times New Roman" w:cs="Times New Roman"/>
+                <w:noProof/>
+                <w:webHidden/>
+              </w:rPr>
+            </w:r>
+            <w:r>
+              <w:rPr>
+                <w:rFonts w:ascii="Times New Roman" w:hAnsi="Times New Roman" w:cs="Times New Roman"/>
+                <w:noProof/>
+                <w:webHidden/>
+              </w:rPr>
+              <w:fldChar w:fldCharType="separate"/>
+            </w:r>
+            <w:r>
+              <w:rPr>
+                <w:rFonts w:ascii="Times New Roman" w:hAnsi="Times New Roman" w:cs="Times New Roman"/>
+                <w:noProof/>
+                <w:webHidden/>
+              </w:rPr>
+              <w:t>13</w:t>
+            </w:r>
+            <w:r>
+              <w:rPr>
+                <w:rFonts w:ascii="Times New Roman" w:hAnsi="Times New Roman" w:cs="Times New Roman"/>
+                <w:noProof/>
+                <w:webHidden/>
+              </w:rPr>
+              <w:fldChar w:fldCharType="end"/>
+            </w:r>
+          </w:hyperlink>
+        </w:p>
+        <w:p>
+          <w:pPr>
+            <w:pStyle w:val="22"/>
+            <w:tabs>
+              <w:tab w:val="right" w:leader="dot" w:pos="9061"/>
+            </w:tabs>
+            <w:rPr>
+              <w:rFonts w:ascii="Times New Roman" w:eastAsiaTheme="minorEastAsia" w:hAnsi="Times New Roman" w:cs="Times New Roman"/>
+              <w:b w:val="0"/>
+              <w:bCs w:val="0"/>
+              <w:noProof/>
+              <w:kern w:val="2"/>
+              <w:sz w:val="24"/>
+              <w14:ligatures w14:val="standardContextual"/>
+            </w:rPr>
+          </w:pPr>
+          <w:hyperlink w:anchor="_Toc232181499" w:history="1">
+            <w:r>
+              <w:rPr>
+                <w:rStyle w:val="af4"/>
+                <w:rFonts w:ascii="Times New Roman" w:hAnsi="Times New Roman" w:cs="Times New Roman"/>
+                <w:noProof/>
+              </w:rPr>
+              <w:t>UC-5: История, повтор и удаление</w:t>
+            </w:r>
+            <w:r>
+              <w:rPr>
+                <w:rFonts w:ascii="Times New Roman" w:hAnsi="Times New Roman" w:cs="Times New Roman"/>
+                <w:noProof/>
+                <w:webHidden/>
+              </w:rPr>
+              <w:tab/>
+            </w:r>
+            <w:r>
+              <w:rPr>
+                <w:rFonts w:ascii="Times New Roman" w:hAnsi="Times New Roman" w:cs="Times New Roman"/>
+                <w:noProof/>
+                <w:webHidden/>
+              </w:rPr>
+              <w:fldChar w:fldCharType="begin"/>
+            </w:r>
+            <w:r>
+              <w:rPr>
+                <w:rFonts w:ascii="Times New Roman" w:hAnsi="Times New Roman" w:cs="Times New Roman"/>
+                <w:noProof/>
+                <w:webHidden/>
+              </w:rPr>
+              <w:instrText xml:space="preserve"> PAGEREF _Toc232181499 \h </w:instrText>
+            </w:r>
+            <w:r>
+              <w:rPr>
+                <w:rFonts w:ascii="Times New Roman" w:hAnsi="Times New Roman" w:cs="Times New Roman"/>
+                <w:noProof/>
+                <w:webHidden/>
+              </w:rPr>
+            </w:r>
+            <w:r>
+              <w:rPr>
+                <w:rFonts w:ascii="Times New Roman" w:hAnsi="Times New Roman" w:cs="Times New Roman"/>
+                <w:noProof/>
+                <w:webHidden/>
+              </w:rPr>
+              <w:fldChar w:fldCharType="separate"/>
+            </w:r>
+            <w:r>
+              <w:rPr>
+                <w:rFonts w:ascii="Times New Roman" w:hAnsi="Times New Roman" w:cs="Times New Roman"/>
+                <w:noProof/>
+                <w:webHidden/>
+              </w:rPr>
+              <w:t>13</w:t>
+            </w:r>
+            <w:r>
+              <w:rPr>
+                <w:rFonts w:ascii="Times New Roman" w:hAnsi="Times New Roman" w:cs="Times New Roman"/>
+                <w:noProof/>
+                <w:webHidden/>
+              </w:rPr>
+              <w:fldChar w:fldCharType="end"/>
+            </w:r>
+          </w:hyperlink>
+        </w:p>
+        <w:p>
+          <w:pPr>
+            <w:pStyle w:val="22"/>
+            <w:tabs>
+              <w:tab w:val="right" w:leader="dot" w:pos="9061"/>
+            </w:tabs>
+            <w:rPr>
+              <w:rFonts w:ascii="Times New Roman" w:eastAsiaTheme="minorEastAsia" w:hAnsi="Times New Roman" w:cs="Times New Roman"/>
+              <w:b w:val="0"/>
+              <w:bCs w:val="0"/>
+              <w:noProof/>
+              <w:kern w:val="2"/>
+              <w:sz w:val="24"/>
+              <w14:ligatures w14:val="standardContextual"/>
+            </w:rPr>
+          </w:pPr>
+          <w:hyperlink w:anchor="_Toc232181500" w:history="1">
+            <w:r>
+              <w:rPr>
+                <w:rStyle w:val="af4"/>
+                <w:rFonts w:ascii="Times New Roman" w:hAnsi="Times New Roman" w:cs="Times New Roman"/>
+                <w:noProof/>
+              </w:rPr>
+              <w:t>UC-6: Сохранить генерацию как персонажа</w:t>
+            </w:r>
+            <w:r>
+              <w:rPr>
+                <w:rFonts w:ascii="Times New Roman" w:hAnsi="Times New Roman" w:cs="Times New Roman"/>
+                <w:noProof/>
+                <w:webHidden/>
+              </w:rPr>
+              <w:tab/>
+            </w:r>
+            <w:r>
+              <w:rPr>
+                <w:rFonts w:ascii="Times New Roman" w:hAnsi="Times New Roman" w:cs="Times New Roman"/>
+                <w:noProof/>
+                <w:webHidden/>
+              </w:rPr>
+              <w:fldChar w:fldCharType="begin"/>
+            </w:r>
+            <w:r>
+              <w:rPr>
+                <w:rFonts w:ascii="Times New Roman" w:hAnsi="Times New Roman" w:cs="Times New Roman"/>
+                <w:noProof/>
+                <w:webHidden/>
+              </w:rPr>
+              <w:instrText xml:space="preserve"> PAGEREF _Toc232181500 \h </w:instrText>
+            </w:r>
+            <w:r>
+              <w:rPr>
+                <w:rFonts w:ascii="Times New Roman" w:hAnsi="Times New Roman" w:cs="Times New Roman"/>
+                <w:noProof/>
+                <w:webHidden/>
+              </w:rPr>
+            </w:r>
+            <w:r>
+              <w:rPr>
+                <w:rFonts w:ascii="Times New Roman" w:hAnsi="Times New Roman" w:cs="Times New Roman"/>
+                <w:noProof/>
+                <w:webHidden/>
+              </w:rPr>
+              <w:fldChar w:fldCharType="separate"/>
+            </w:r>
+            <w:r>
+              <w:rPr>
+                <w:rFonts w:ascii="Times New Roman" w:hAnsi="Times New Roman" w:cs="Times New Roman"/>
+                <w:noProof/>
+                <w:webHidden/>
+              </w:rPr>
+              <w:t>14</w:t>
+            </w:r>
+            <w:r>
+              <w:rPr>
+                <w:rFonts w:ascii="Times New Roman" w:hAnsi="Times New Roman" w:cs="Times New Roman"/>
+                <w:noProof/>
+                <w:webHidden/>
+              </w:rPr>
+              <w:fldChar w:fldCharType="end"/>
+            </w:r>
+          </w:hyperlink>
+        </w:p>
+        <w:p>
+          <w:pPr>
+            <w:pStyle w:val="22"/>
+            <w:tabs>
+              <w:tab w:val="right" w:leader="dot" w:pos="9061"/>
+            </w:tabs>
+            <w:rPr>
+              <w:rFonts w:ascii="Times New Roman" w:eastAsiaTheme="minorEastAsia" w:hAnsi="Times New Roman" w:cs="Times New Roman"/>
+              <w:b w:val="0"/>
+              <w:bCs w:val="0"/>
+              <w:noProof/>
+              <w:kern w:val="2"/>
+              <w:sz w:val="24"/>
+              <w14:ligatures w14:val="standardContextual"/>
+            </w:rPr>
+          </w:pPr>
+          <w:hyperlink w:anchor="_Toc232181501" w:history="1">
+            <w:r>
+              <w:rPr>
+                <w:rStyle w:val="af4"/>
+                <w:rFonts w:ascii="Times New Roman" w:hAnsi="Times New Roman" w:cs="Times New Roman"/>
+                <w:noProof/>
+              </w:rPr>
+              <w:t>UC-7: Управление персонажами</w:t>
+            </w:r>
+            <w:r>
+              <w:rPr>
+                <w:rFonts w:ascii="Times New Roman" w:hAnsi="Times New Roman" w:cs="Times New Roman"/>
+                <w:noProof/>
+                <w:webHidden/>
+              </w:rPr>
+              <w:tab/>
+            </w:r>
+            <w:r>
+              <w:rPr>
+                <w:rFonts w:ascii="Times New Roman" w:hAnsi="Times New Roman" w:cs="Times New Roman"/>
+                <w:noProof/>
+                <w:webHidden/>
+              </w:rPr>
+              <w:fldChar w:fldCharType="begin"/>
+            </w:r>
+            <w:r>
+              <w:rPr>
+                <w:rFonts w:ascii="Times New Roman" w:hAnsi="Times New Roman" w:cs="Times New Roman"/>
+                <w:noProof/>
+                <w:webHidden/>
+              </w:rPr>
+              <w:instrText xml:space="preserve"> PAGEREF _Toc232181501 \h </w:instrText>
+            </w:r>
+            <w:r>
+              <w:rPr>
+                <w:rFonts w:ascii="Times New Roman" w:hAnsi="Times New Roman" w:cs="Times New Roman"/>
+                <w:noProof/>
+                <w:webHidden/>
+              </w:rPr>
+            </w:r>
+            <w:r>
+              <w:rPr>
+                <w:rFonts w:ascii="Times New Roman" w:hAnsi="Times New Roman" w:cs="Times New Roman"/>
+                <w:noProof/>
+                <w:webHidden/>
+              </w:rPr>
+              <w:fldChar w:fldCharType="separate"/>
+            </w:r>
+            <w:r>
+              <w:rPr>
+                <w:rFonts w:ascii="Times New Roman" w:hAnsi="Times New Roman" w:cs="Times New Roman"/>
+                <w:noProof/>
+                <w:webHidden/>
+              </w:rPr>
+              <w:t>14</w:t>
+            </w:r>
+            <w:r>
+              <w:rPr>
+                <w:rFonts w:ascii="Times New Roman" w:hAnsi="Times New Roman" w:cs="Times New Roman"/>
                 <w:noProof/>
                 <w:webHidden/>
               </w:rPr>
@@ -2126,7 +3228,7 @@
               <w:tab w:val="right" w:leader="dot" w:pos="9061"/>
             </w:tabs>
             <w:rPr>
-              <w:rFonts w:eastAsiaTheme="minorEastAsia" w:cstheme="minorBidi"/>
+              <w:rFonts w:ascii="Times New Roman" w:eastAsiaTheme="minorEastAsia" w:hAnsi="Times New Roman" w:cs="Times New Roman"/>
               <w:b w:val="0"/>
               <w:bCs w:val="0"/>
               <w:i w:val="0"/>
@@ -2136,16 +3238,18 @@
               <w14:ligatures w14:val="standardContextual"/>
             </w:rPr>
           </w:pPr>
-          <w:hyperlink w:anchor="_Toc232175839" w:history="1">
+          <w:hyperlink w:anchor="_Toc232181502" w:history="1">
             <w:r>
               <w:rPr>
                 <w:rStyle w:val="af4"/>
+                <w:rFonts w:ascii="Times New Roman" w:hAnsi="Times New Roman" w:cs="Times New Roman"/>
                 <w:noProof/>
               </w:rPr>
               <w:t>Пример работы программы</w:t>
             </w:r>
             <w:r>
               <w:rPr>
+                <w:rFonts w:ascii="Times New Roman" w:hAnsi="Times New Roman" w:cs="Times New Roman"/>
                 <w:noProof/>
                 <w:webHidden/>
               </w:rPr>
@@ -2153,6 +3257,7 @@
             </w:r>
             <w:r>
               <w:rPr>
+                <w:rFonts w:ascii="Times New Roman" w:hAnsi="Times New Roman" w:cs="Times New Roman"/>
                 <w:noProof/>
                 <w:webHidden/>
               </w:rPr>
@@ -2160,19 +3265,22 @@
             </w:r>
             <w:r>
               <w:rPr>
-                <w:noProof/>
-                <w:webHidden/>
-              </w:rPr>
-              <w:instrText xml:space="preserve"> PAGEREF _Toc232175839 \h </w:instrText>
-            </w:r>
-            <w:r>
-              <w:rPr>
-                <w:noProof/>
-                <w:webHidden/>
-              </w:rPr>
-            </w:r>
-            <w:r>
-              <w:rPr>
+                <w:rFonts w:ascii="Times New Roman" w:hAnsi="Times New Roman" w:cs="Times New Roman"/>
+                <w:noProof/>
+                <w:webHidden/>
+              </w:rPr>
+              <w:instrText xml:space="preserve"> PAGEREF _Toc232181502 \h </w:instrText>
+            </w:r>
+            <w:r>
+              <w:rPr>
+                <w:rFonts w:ascii="Times New Roman" w:hAnsi="Times New Roman" w:cs="Times New Roman"/>
+                <w:noProof/>
+                <w:webHidden/>
+              </w:rPr>
+            </w:r>
+            <w:r>
+              <w:rPr>
+                <w:rFonts w:ascii="Times New Roman" w:hAnsi="Times New Roman" w:cs="Times New Roman"/>
                 <w:noProof/>
                 <w:webHidden/>
               </w:rPr>
@@ -2180,13 +3288,343 @@
             </w:r>
             <w:r>
               <w:rPr>
-                <w:noProof/>
-                <w:webHidden/>
-              </w:rPr>
-              <w:t>14</w:t>
-            </w:r>
-            <w:r>
-              <w:rPr>
+                <w:rFonts w:ascii="Times New Roman" w:hAnsi="Times New Roman" w:cs="Times New Roman"/>
+                <w:noProof/>
+                <w:webHidden/>
+              </w:rPr>
+              <w:t>15</w:t>
+            </w:r>
+            <w:r>
+              <w:rPr>
+                <w:rFonts w:ascii="Times New Roman" w:hAnsi="Times New Roman" w:cs="Times New Roman"/>
+                <w:noProof/>
+                <w:webHidden/>
+              </w:rPr>
+              <w:fldChar w:fldCharType="end"/>
+            </w:r>
+          </w:hyperlink>
+        </w:p>
+        <w:p>
+          <w:pPr>
+            <w:pStyle w:val="22"/>
+            <w:tabs>
+              <w:tab w:val="right" w:leader="dot" w:pos="9061"/>
+            </w:tabs>
+            <w:rPr>
+              <w:rFonts w:ascii="Times New Roman" w:eastAsiaTheme="minorEastAsia" w:hAnsi="Times New Roman" w:cs="Times New Roman"/>
+              <w:b w:val="0"/>
+              <w:bCs w:val="0"/>
+              <w:noProof/>
+              <w:kern w:val="2"/>
+              <w:sz w:val="24"/>
+              <w14:ligatures w14:val="standardContextual"/>
+            </w:rPr>
+          </w:pPr>
+          <w:hyperlink w:anchor="_Toc232181503" w:history="1">
+            <w:r>
+              <w:rPr>
+                <w:rStyle w:val="af4"/>
+                <w:rFonts w:ascii="Times New Roman" w:hAnsi="Times New Roman" w:cs="Times New Roman"/>
+                <w:noProof/>
+              </w:rPr>
+              <w:t>Персонажи</w:t>
+            </w:r>
+            <w:r>
+              <w:rPr>
+                <w:rFonts w:ascii="Times New Roman" w:hAnsi="Times New Roman" w:cs="Times New Roman"/>
+                <w:noProof/>
+                <w:webHidden/>
+              </w:rPr>
+              <w:tab/>
+            </w:r>
+            <w:r>
+              <w:rPr>
+                <w:rFonts w:ascii="Times New Roman" w:hAnsi="Times New Roman" w:cs="Times New Roman"/>
+                <w:noProof/>
+                <w:webHidden/>
+              </w:rPr>
+              <w:fldChar w:fldCharType="begin"/>
+            </w:r>
+            <w:r>
+              <w:rPr>
+                <w:rFonts w:ascii="Times New Roman" w:hAnsi="Times New Roman" w:cs="Times New Roman"/>
+                <w:noProof/>
+                <w:webHidden/>
+              </w:rPr>
+              <w:instrText xml:space="preserve"> PAGEREF _Toc232181503 \h </w:instrText>
+            </w:r>
+            <w:r>
+              <w:rPr>
+                <w:rFonts w:ascii="Times New Roman" w:hAnsi="Times New Roman" w:cs="Times New Roman"/>
+                <w:noProof/>
+                <w:webHidden/>
+              </w:rPr>
+            </w:r>
+            <w:r>
+              <w:rPr>
+                <w:rFonts w:ascii="Times New Roman" w:hAnsi="Times New Roman" w:cs="Times New Roman"/>
+                <w:noProof/>
+                <w:webHidden/>
+              </w:rPr>
+              <w:fldChar w:fldCharType="separate"/>
+            </w:r>
+            <w:r>
+              <w:rPr>
+                <w:rFonts w:ascii="Times New Roman" w:hAnsi="Times New Roman" w:cs="Times New Roman"/>
+                <w:noProof/>
+                <w:webHidden/>
+              </w:rPr>
+              <w:t>15</w:t>
+            </w:r>
+            <w:r>
+              <w:rPr>
+                <w:rFonts w:ascii="Times New Roman" w:hAnsi="Times New Roman" w:cs="Times New Roman"/>
+                <w:noProof/>
+                <w:webHidden/>
+              </w:rPr>
+              <w:fldChar w:fldCharType="end"/>
+            </w:r>
+          </w:hyperlink>
+        </w:p>
+        <w:p>
+          <w:pPr>
+            <w:pStyle w:val="22"/>
+            <w:tabs>
+              <w:tab w:val="right" w:leader="dot" w:pos="9061"/>
+            </w:tabs>
+            <w:rPr>
+              <w:rFonts w:ascii="Times New Roman" w:eastAsiaTheme="minorEastAsia" w:hAnsi="Times New Roman" w:cs="Times New Roman"/>
+              <w:b w:val="0"/>
+              <w:bCs w:val="0"/>
+              <w:noProof/>
+              <w:kern w:val="2"/>
+              <w:sz w:val="24"/>
+              <w14:ligatures w14:val="standardContextual"/>
+            </w:rPr>
+          </w:pPr>
+          <w:hyperlink w:anchor="_Toc232181504" w:history="1">
+            <w:r>
+              <w:rPr>
+                <w:rStyle w:val="af4"/>
+                <w:rFonts w:ascii="Times New Roman" w:hAnsi="Times New Roman" w:cs="Times New Roman"/>
+                <w:noProof/>
+              </w:rPr>
+              <w:t>Создание запроса</w:t>
+            </w:r>
+            <w:r>
+              <w:rPr>
+                <w:rFonts w:ascii="Times New Roman" w:hAnsi="Times New Roman" w:cs="Times New Roman"/>
+                <w:noProof/>
+                <w:webHidden/>
+              </w:rPr>
+              <w:tab/>
+            </w:r>
+            <w:r>
+              <w:rPr>
+                <w:rFonts w:ascii="Times New Roman" w:hAnsi="Times New Roman" w:cs="Times New Roman"/>
+                <w:noProof/>
+                <w:webHidden/>
+              </w:rPr>
+              <w:fldChar w:fldCharType="begin"/>
+            </w:r>
+            <w:r>
+              <w:rPr>
+                <w:rFonts w:ascii="Times New Roman" w:hAnsi="Times New Roman" w:cs="Times New Roman"/>
+                <w:noProof/>
+                <w:webHidden/>
+              </w:rPr>
+              <w:instrText xml:space="preserve"> PAGEREF _Toc232181504 \h </w:instrText>
+            </w:r>
+            <w:r>
+              <w:rPr>
+                <w:rFonts w:ascii="Times New Roman" w:hAnsi="Times New Roman" w:cs="Times New Roman"/>
+                <w:noProof/>
+                <w:webHidden/>
+              </w:rPr>
+            </w:r>
+            <w:r>
+              <w:rPr>
+                <w:rFonts w:ascii="Times New Roman" w:hAnsi="Times New Roman" w:cs="Times New Roman"/>
+                <w:noProof/>
+                <w:webHidden/>
+              </w:rPr>
+              <w:fldChar w:fldCharType="separate"/>
+            </w:r>
+            <w:r>
+              <w:rPr>
+                <w:rFonts w:ascii="Times New Roman" w:hAnsi="Times New Roman" w:cs="Times New Roman"/>
+                <w:noProof/>
+                <w:webHidden/>
+              </w:rPr>
+              <w:t>15</w:t>
+            </w:r>
+            <w:r>
+              <w:rPr>
+                <w:rFonts w:ascii="Times New Roman" w:hAnsi="Times New Roman" w:cs="Times New Roman"/>
+                <w:noProof/>
+                <w:webHidden/>
+              </w:rPr>
+              <w:fldChar w:fldCharType="end"/>
+            </w:r>
+          </w:hyperlink>
+        </w:p>
+        <w:p>
+          <w:pPr>
+            <w:pStyle w:val="22"/>
+            <w:tabs>
+              <w:tab w:val="right" w:leader="dot" w:pos="9061"/>
+            </w:tabs>
+            <w:rPr>
+              <w:rFonts w:ascii="Times New Roman" w:eastAsiaTheme="minorEastAsia" w:hAnsi="Times New Roman" w:cs="Times New Roman"/>
+              <w:b w:val="0"/>
+              <w:bCs w:val="0"/>
+              <w:noProof/>
+              <w:kern w:val="2"/>
+              <w:sz w:val="24"/>
+              <w14:ligatures w14:val="standardContextual"/>
+            </w:rPr>
+          </w:pPr>
+          <w:hyperlink w:anchor="_Toc232181505" w:history="1">
+            <w:r>
+              <w:rPr>
+                <w:rStyle w:val="af4"/>
+                <w:rFonts w:ascii="Times New Roman" w:hAnsi="Times New Roman" w:cs="Times New Roman"/>
+                <w:noProof/>
+              </w:rPr>
+              <w:t>Избранное</w:t>
+            </w:r>
+            <w:r>
+              <w:rPr>
+                <w:rFonts w:ascii="Times New Roman" w:hAnsi="Times New Roman" w:cs="Times New Roman"/>
+                <w:noProof/>
+                <w:webHidden/>
+              </w:rPr>
+              <w:tab/>
+            </w:r>
+            <w:r>
+              <w:rPr>
+                <w:rFonts w:ascii="Times New Roman" w:hAnsi="Times New Roman" w:cs="Times New Roman"/>
+                <w:noProof/>
+                <w:webHidden/>
+              </w:rPr>
+              <w:fldChar w:fldCharType="begin"/>
+            </w:r>
+            <w:r>
+              <w:rPr>
+                <w:rFonts w:ascii="Times New Roman" w:hAnsi="Times New Roman" w:cs="Times New Roman"/>
+                <w:noProof/>
+                <w:webHidden/>
+              </w:rPr>
+              <w:instrText xml:space="preserve"> PAGEREF _Toc232181505 \h </w:instrText>
+            </w:r>
+            <w:r>
+              <w:rPr>
+                <w:rFonts w:ascii="Times New Roman" w:hAnsi="Times New Roman" w:cs="Times New Roman"/>
+                <w:noProof/>
+                <w:webHidden/>
+              </w:rPr>
+            </w:r>
+            <w:r>
+              <w:rPr>
+                <w:rFonts w:ascii="Times New Roman" w:hAnsi="Times New Roman" w:cs="Times New Roman"/>
+                <w:noProof/>
+                <w:webHidden/>
+              </w:rPr>
+              <w:fldChar w:fldCharType="separate"/>
+            </w:r>
+            <w:r>
+              <w:rPr>
+                <w:rFonts w:ascii="Times New Roman" w:hAnsi="Times New Roman" w:cs="Times New Roman"/>
+                <w:noProof/>
+                <w:webHidden/>
+              </w:rPr>
+              <w:t>16</w:t>
+            </w:r>
+            <w:r>
+              <w:rPr>
+                <w:rFonts w:ascii="Times New Roman" w:hAnsi="Times New Roman" w:cs="Times New Roman"/>
+                <w:noProof/>
+                <w:webHidden/>
+              </w:rPr>
+              <w:fldChar w:fldCharType="end"/>
+            </w:r>
+          </w:hyperlink>
+        </w:p>
+        <w:p>
+          <w:pPr>
+            <w:pStyle w:val="22"/>
+            <w:tabs>
+              <w:tab w:val="right" w:leader="dot" w:pos="9061"/>
+            </w:tabs>
+            <w:rPr>
+              <w:rFonts w:ascii="Times New Roman" w:eastAsiaTheme="minorEastAsia" w:hAnsi="Times New Roman" w:cs="Times New Roman"/>
+              <w:b w:val="0"/>
+              <w:bCs w:val="0"/>
+              <w:noProof/>
+              <w:kern w:val="2"/>
+              <w:sz w:val="24"/>
+              <w14:ligatures w14:val="standardContextual"/>
+            </w:rPr>
+          </w:pPr>
+          <w:hyperlink w:anchor="_Toc232181506" w:history="1">
+            <w:r>
+              <w:rPr>
+                <w:rStyle w:val="af4"/>
+                <w:rFonts w:ascii="Times New Roman" w:hAnsi="Times New Roman" w:cs="Times New Roman"/>
+                <w:noProof/>
+              </w:rPr>
+              <w:t>Авторизация</w:t>
+            </w:r>
+            <w:r>
+              <w:rPr>
+                <w:rFonts w:ascii="Times New Roman" w:hAnsi="Times New Roman" w:cs="Times New Roman"/>
+                <w:noProof/>
+                <w:webHidden/>
+              </w:rPr>
+              <w:tab/>
+            </w:r>
+            <w:r>
+              <w:rPr>
+                <w:rFonts w:ascii="Times New Roman" w:hAnsi="Times New Roman" w:cs="Times New Roman"/>
+                <w:noProof/>
+                <w:webHidden/>
+              </w:rPr>
+              <w:fldChar w:fldCharType="begin"/>
+            </w:r>
+            <w:r>
+              <w:rPr>
+                <w:rFonts w:ascii="Times New Roman" w:hAnsi="Times New Roman" w:cs="Times New Roman"/>
+                <w:noProof/>
+                <w:webHidden/>
+              </w:rPr>
+              <w:instrText xml:space="preserve"> PAGEREF _Toc232181506 \h </w:instrText>
+            </w:r>
+            <w:r>
+              <w:rPr>
+                <w:rFonts w:ascii="Times New Roman" w:hAnsi="Times New Roman" w:cs="Times New Roman"/>
+                <w:noProof/>
+                <w:webHidden/>
+              </w:rPr>
+            </w:r>
+            <w:r>
+              <w:rPr>
+                <w:rFonts w:ascii="Times New Roman" w:hAnsi="Times New Roman" w:cs="Times New Roman"/>
+                <w:noProof/>
+                <w:webHidden/>
+              </w:rPr>
+              <w:fldChar w:fldCharType="separate"/>
+            </w:r>
+            <w:r>
+              <w:rPr>
+                <w:rFonts w:ascii="Times New Roman" w:hAnsi="Times New Roman" w:cs="Times New Roman"/>
+                <w:noProof/>
+                <w:webHidden/>
+              </w:rPr>
+              <w:t>16</w:t>
+            </w:r>
+            <w:r>
+              <w:rPr>
+                <w:rFonts w:ascii="Times New Roman" w:hAnsi="Times New Roman" w:cs="Times New Roman"/>
                 <w:noProof/>
                 <w:webHidden/>
               </w:rPr>
@@ -2201,7 +3639,7 @@
               <w:tab w:val="right" w:leader="dot" w:pos="9061"/>
             </w:tabs>
             <w:rPr>
-              <w:rFonts w:eastAsiaTheme="minorEastAsia" w:cstheme="minorBidi"/>
+              <w:rFonts w:ascii="Times New Roman" w:eastAsiaTheme="minorEastAsia" w:hAnsi="Times New Roman" w:cs="Times New Roman"/>
               <w:b w:val="0"/>
               <w:bCs w:val="0"/>
               <w:i w:val="0"/>
@@ -2211,16 +3649,18 @@
               <w14:ligatures w14:val="standardContextual"/>
             </w:rPr>
           </w:pPr>
-          <w:hyperlink w:anchor="_Toc232175840" w:history="1">
+          <w:hyperlink w:anchor="_Toc232181507" w:history="1">
             <w:r>
               <w:rPr>
                 <w:rStyle w:val="af4"/>
+                <w:rFonts w:ascii="Times New Roman" w:hAnsi="Times New Roman" w:cs="Times New Roman"/>
                 <w:noProof/>
               </w:rPr>
               <w:t>Заключение</w:t>
             </w:r>
             <w:r>
               <w:rPr>
+                <w:rFonts w:ascii="Times New Roman" w:hAnsi="Times New Roman" w:cs="Times New Roman"/>
                 <w:noProof/>
                 <w:webHidden/>
               </w:rPr>
@@ -2228,6 +3668,7 @@
             </w:r>
             <w:r>
               <w:rPr>
+                <w:rFonts w:ascii="Times New Roman" w:hAnsi="Times New Roman" w:cs="Times New Roman"/>
                 <w:noProof/>
                 <w:webHidden/>
               </w:rPr>
@@ -2235,19 +3676,22 @@
             </w:r>
             <w:r>
               <w:rPr>
-                <w:noProof/>
-                <w:webHidden/>
-              </w:rPr>
-              <w:instrText xml:space="preserve"> PAGEREF _Toc232175840 \h </w:instrText>
-            </w:r>
-            <w:r>
-              <w:rPr>
-                <w:noProof/>
-                <w:webHidden/>
-              </w:rPr>
-            </w:r>
-            <w:r>
-              <w:rPr>
+                <w:rFonts w:ascii="Times New Roman" w:hAnsi="Times New Roman" w:cs="Times New Roman"/>
+                <w:noProof/>
+                <w:webHidden/>
+              </w:rPr>
+              <w:instrText xml:space="preserve"> PAGEREF _Toc232181507 \h </w:instrText>
+            </w:r>
+            <w:r>
+              <w:rPr>
+                <w:rFonts w:ascii="Times New Roman" w:hAnsi="Times New Roman" w:cs="Times New Roman"/>
+                <w:noProof/>
+                <w:webHidden/>
+              </w:rPr>
+            </w:r>
+            <w:r>
+              <w:rPr>
+                <w:rFonts w:ascii="Times New Roman" w:hAnsi="Times New Roman" w:cs="Times New Roman"/>
                 <w:noProof/>
                 <w:webHidden/>
               </w:rPr>
@@ -2255,13 +3699,15 @@
             </w:r>
             <w:r>
               <w:rPr>
-                <w:noProof/>
-                <w:webHidden/>
-              </w:rPr>
-              <w:t>16</w:t>
-            </w:r>
-            <w:r>
-              <w:rPr>
+                <w:rFonts w:ascii="Times New Roman" w:hAnsi="Times New Roman" w:cs="Times New Roman"/>
+                <w:noProof/>
+                <w:webHidden/>
+              </w:rPr>
+              <w:t>17</w:t>
+            </w:r>
+            <w:r>
+              <w:rPr>
+                <w:rFonts w:ascii="Times New Roman" w:hAnsi="Times New Roman" w:cs="Times New Roman"/>
                 <w:noProof/>
                 <w:webHidden/>
               </w:rPr>
@@ -2276,7 +3722,7 @@
               <w:tab w:val="right" w:leader="dot" w:pos="9061"/>
             </w:tabs>
             <w:rPr>
-              <w:rFonts w:eastAsiaTheme="minorEastAsia" w:cstheme="minorBidi"/>
+              <w:rFonts w:ascii="Times New Roman" w:eastAsiaTheme="minorEastAsia" w:hAnsi="Times New Roman" w:cs="Times New Roman"/>
               <w:b w:val="0"/>
               <w:bCs w:val="0"/>
               <w:i w:val="0"/>
@@ -2286,16 +3732,18 @@
               <w14:ligatures w14:val="standardContextual"/>
             </w:rPr>
           </w:pPr>
-          <w:hyperlink w:anchor="_Toc232175841" w:history="1">
+          <w:hyperlink w:anchor="_Toc232181508" w:history="1">
             <w:r>
               <w:rPr>
                 <w:rStyle w:val="af4"/>
+                <w:rFonts w:ascii="Times New Roman" w:hAnsi="Times New Roman" w:cs="Times New Roman"/>
                 <w:noProof/>
               </w:rPr>
               <w:t>Список литературы</w:t>
             </w:r>
             <w:r>
               <w:rPr>
+                <w:rFonts w:ascii="Times New Roman" w:hAnsi="Times New Roman" w:cs="Times New Roman"/>
                 <w:noProof/>
                 <w:webHidden/>
               </w:rPr>
@@ -2303,6 +3751,7 @@
             </w:r>
             <w:r>
               <w:rPr>
+                <w:rFonts w:ascii="Times New Roman" w:hAnsi="Times New Roman" w:cs="Times New Roman"/>
                 <w:noProof/>
                 <w:webHidden/>
               </w:rPr>
@@ -2310,19 +3759,22 @@
             </w:r>
             <w:r>
               <w:rPr>
-                <w:noProof/>
-                <w:webHidden/>
-              </w:rPr>
-              <w:instrText xml:space="preserve"> PAGEREF _Toc232175841 \h </w:instrText>
-            </w:r>
-            <w:r>
-              <w:rPr>
-                <w:noProof/>
-                <w:webHidden/>
-              </w:rPr>
-            </w:r>
-            <w:r>
-              <w:rPr>
+                <w:rFonts w:ascii="Times New Roman" w:hAnsi="Times New Roman" w:cs="Times New Roman"/>
+                <w:noProof/>
+                <w:webHidden/>
+              </w:rPr>
+              <w:instrText xml:space="preserve"> PAGEREF _Toc232181508 \h </w:instrText>
+            </w:r>
+            <w:r>
+              <w:rPr>
+                <w:rFonts w:ascii="Times New Roman" w:hAnsi="Times New Roman" w:cs="Times New Roman"/>
+                <w:noProof/>
+                <w:webHidden/>
+              </w:rPr>
+            </w:r>
+            <w:r>
+              <w:rPr>
+                <w:rFonts w:ascii="Times New Roman" w:hAnsi="Times New Roman" w:cs="Times New Roman"/>
                 <w:noProof/>
                 <w:webHidden/>
               </w:rPr>
@@ -2330,13 +3782,15 @@
             </w:r>
             <w:r>
               <w:rPr>
-                <w:noProof/>
-                <w:webHidden/>
-              </w:rPr>
-              <w:t>17</w:t>
-            </w:r>
-            <w:r>
-              <w:rPr>
+                <w:rFonts w:ascii="Times New Roman" w:hAnsi="Times New Roman" w:cs="Times New Roman"/>
+                <w:noProof/>
+                <w:webHidden/>
+              </w:rPr>
+              <w:t>18</w:t>
+            </w:r>
+            <w:r>
+              <w:rPr>
+                <w:rFonts w:ascii="Times New Roman" w:hAnsi="Times New Roman" w:cs="Times New Roman"/>
                 <w:noProof/>
                 <w:webHidden/>
               </w:rPr>
@@ -2376,7 +3830,7 @@
         <w:pStyle w:val="1"/>
       </w:pPr>
       <w:bookmarkStart w:id="0" w:name="_Toc224859589"/>
-      <w:bookmarkStart w:id="1" w:name="_Toc232175821"/>
+      <w:bookmarkStart w:id="1" w:name="_Toc232181474"/>
       <w:r>
         <w:lastRenderedPageBreak/>
         <w:t>Введение</w:t>
@@ -2386,12 +3840,36 @@
     </w:p>
     <w:p>
       <w:r>
-        <w:t>Настольные ролевые игры, в частности Dungeons &amp; Dragons (D&amp;D), предполагают детальное описание персонажей — внешности, роли, атмосферы мира. Создание визуального образа (портрета) традиционно требует навыков рисования или поиска готовых иллюстраций, что занимает время и не всегда соответствует замыслу игрока.</w:t>
-      </w:r>
-    </w:p>
-    <w:p>
-      <w:r>
-        <w:t>В последние годы языковые модели с поддержкой генерации изображений открывают возможность автоматического создания иллюстраций по текстовому описанию. API GigaChat позволяет интегрировать такую генерацию в прикладные системы.</w:t>
+        <w:t xml:space="preserve">Настольные ролевые игры, в частности </w:t>
+      </w:r>
+      <w:proofErr w:type="spellStart"/>
+      <w:r>
+        <w:t>Dungeons</w:t>
+      </w:r>
+      <w:proofErr w:type="spellEnd"/>
+      <w:r>
+        <w:t> &amp; </w:t>
+      </w:r>
+      <w:proofErr w:type="spellStart"/>
+      <w:r>
+        <w:t>Dragons</w:t>
+      </w:r>
+      <w:proofErr w:type="spellEnd"/>
+      <w:r>
+        <w:t> (D&amp;D), предполагают детальное описание персонажей — внешности, роли, атмосферы мира. Создание визуального образа (портрета) традиционно требует навыков рисования или поиска готовых иллюстраций, что занимает время и не всегда соответствует замыслу игрока.</w:t>
+      </w:r>
+    </w:p>
+    <w:p>
+      <w:r>
+        <w:t xml:space="preserve">В последние годы языковые модели с поддержкой генерации изображений открывают возможность автоматического создания иллюстраций по текстовому описанию. API </w:t>
+      </w:r>
+      <w:proofErr w:type="spellStart"/>
+      <w:r>
+        <w:t>GigaChat</w:t>
+      </w:r>
+      <w:proofErr w:type="spellEnd"/>
+      <w:r>
+        <w:t xml:space="preserve"> позволяет интегрировать такую генерацию в прикладные системы.</w:t>
       </w:r>
     </w:p>
     <w:p>
@@ -2400,15 +3878,88 @@
           <w:b/>
           <w:bCs/>
         </w:rPr>
-        <w:t>DD Person</w:t>
-      </w:r>
-      <w:r>
-        <w:t> — веб-приложение для генерации портретов персонажей D&amp;D. Пользователь задаёт описание, роль (архетип), стиль игровой вселенной и эмоциональные параметры; система формирует промпт, отправляет запрос в GigaChat и сохраняет результат. Реализованы авторизация, история генераций, шаблоны персонажей и избранное.</w:t>
-      </w:r>
-    </w:p>
-    <w:p>
-      <w:r>
-        <w:t>Проект построен как клиент–серверное приложение: backend на Java (Spring Boot), frontend на React, хранение данных в PostgreSQL, вспомогательные задачи — в Redis. Разработка и демонстрация рассчитаны на локальный запуск (localhost).</w:t>
+        <w:t xml:space="preserve">DD </w:t>
+      </w:r>
+      <w:proofErr w:type="spellStart"/>
+      <w:r>
+        <w:rPr>
+          <w:b/>
+          <w:bCs/>
+        </w:rPr>
+        <w:t>Person</w:t>
+      </w:r>
+      <w:proofErr w:type="spellEnd"/>
+      <w:r>
+        <w:t xml:space="preserve"> — веб-приложение для генерации портретов персонажей D&amp;D. Пользователь задаёт описание, роль (архетип), стиль игровой вселенной и эмоциональные параметры; система формирует </w:t>
+      </w:r>
+      <w:proofErr w:type="spellStart"/>
+      <w:r>
+        <w:t>промпт</w:t>
+      </w:r>
+      <w:proofErr w:type="spellEnd"/>
+      <w:r>
+        <w:t xml:space="preserve">, отправляет запрос в </w:t>
+      </w:r>
+      <w:proofErr w:type="spellStart"/>
+      <w:r>
+        <w:t>GigaChat</w:t>
+      </w:r>
+      <w:proofErr w:type="spellEnd"/>
+      <w:r>
+        <w:t xml:space="preserve"> и сохраняет результат. Реализованы авторизация, история генераций, шаблоны персонажей и избранное.</w:t>
+      </w:r>
+    </w:p>
+    <w:p>
+      <w:r>
+        <w:t>Проект построен как клиент–серверное приложение: </w:t>
+      </w:r>
+      <w:proofErr w:type="spellStart"/>
+      <w:r>
+        <w:t>backend</w:t>
+      </w:r>
+      <w:proofErr w:type="spellEnd"/>
+      <w:r>
+        <w:t xml:space="preserve"> на Java (Spring Boot), </w:t>
+      </w:r>
+      <w:proofErr w:type="spellStart"/>
+      <w:r>
+        <w:t>frontend</w:t>
+      </w:r>
+      <w:proofErr w:type="spellEnd"/>
+      <w:r>
+        <w:t xml:space="preserve"> на </w:t>
+      </w:r>
+      <w:proofErr w:type="spellStart"/>
+      <w:r>
+        <w:t>React</w:t>
+      </w:r>
+      <w:proofErr w:type="spellEnd"/>
+      <w:r>
+        <w:t xml:space="preserve">, хранение данных в </w:t>
+      </w:r>
+      <w:proofErr w:type="spellStart"/>
+      <w:r>
+        <w:t>PostgreSQL</w:t>
+      </w:r>
+      <w:proofErr w:type="spellEnd"/>
+      <w:r>
+        <w:t xml:space="preserve">, вспомогательные задачи — в </w:t>
+      </w:r>
+      <w:proofErr w:type="spellStart"/>
+      <w:r>
+        <w:t>Redis</w:t>
+      </w:r>
+      <w:proofErr w:type="spellEnd"/>
+      <w:r>
+        <w:t>. Разработка и демонстрация рассчитаны на локальный запуск (</w:t>
+      </w:r>
+      <w:proofErr w:type="spellStart"/>
+      <w:r>
+        <w:t>localhost</w:t>
+      </w:r>
+      <w:proofErr w:type="spellEnd"/>
+      <w:r>
+        <w:t>).</w:t>
       </w:r>
     </w:p>
     <w:p>
@@ -2420,7 +3971,7 @@
       <w:pPr>
         <w:pStyle w:val="1"/>
       </w:pPr>
-      <w:bookmarkStart w:id="2" w:name="_Toc232175822"/>
+      <w:bookmarkStart w:id="2" w:name="_Toc232181475"/>
       <w:r>
         <w:lastRenderedPageBreak/>
         <w:t>Цель и задачи работы</w:t>
@@ -2431,7 +3982,7 @@
       <w:pPr>
         <w:pStyle w:val="2"/>
       </w:pPr>
-      <w:bookmarkStart w:id="3" w:name="_Toc232175823"/>
+      <w:bookmarkStart w:id="3" w:name="_Toc232181476"/>
       <w:r>
         <w:t>Цель</w:t>
       </w:r>
@@ -2443,14 +3994,22 @@
         <w:jc w:val="both"/>
       </w:pPr>
       <w:r>
-        <w:t>Разработать веб-систему для генерации и управления портретами персонажей D&amp;D с интеграцией GigaChat API, обеспечивающую безопасную работу пользователей, сохранение истории и повторное использование параметров персонажа.</w:t>
+        <w:t xml:space="preserve">Разработать веб-систему для генерации и управления портретами персонажей D&amp;D с интеграцией </w:t>
+      </w:r>
+      <w:proofErr w:type="spellStart"/>
+      <w:r>
+        <w:t>GigaChat</w:t>
+      </w:r>
+      <w:proofErr w:type="spellEnd"/>
+      <w:r>
+        <w:t xml:space="preserve"> API, обеспечивающую безопасную работу пользователей, сохранение истории и повторное использование параметров персонажа.</w:t>
       </w:r>
     </w:p>
     <w:p>
       <w:pPr>
         <w:pStyle w:val="2"/>
       </w:pPr>
-      <w:bookmarkStart w:id="4" w:name="_Toc232175824"/>
+      <w:bookmarkStart w:id="4" w:name="_Toc232181477"/>
       <w:r>
         <w:t>Задачи</w:t>
       </w:r>
@@ -2479,7 +4038,23 @@
         <w:jc w:val="both"/>
       </w:pPr>
       <w:r>
-        <w:t>Реализовать REST API и авторизацию (JWT в HttpOnly cookies).</w:t>
+        <w:t xml:space="preserve">Реализовать REST API и авторизацию (JWT в </w:t>
+      </w:r>
+      <w:proofErr w:type="spellStart"/>
+      <w:r>
+        <w:t>HttpOnly</w:t>
+      </w:r>
+      <w:proofErr w:type="spellEnd"/>
+      <w:r>
+        <w:t xml:space="preserve"> </w:t>
+      </w:r>
+      <w:proofErr w:type="spellStart"/>
+      <w:r>
+        <w:t>cookies</w:t>
+      </w:r>
+      <w:proofErr w:type="spellEnd"/>
+      <w:r>
+        <w:t>).</w:t>
       </w:r>
     </w:p>
     <w:p>
@@ -2492,7 +4067,39 @@
         <w:jc w:val="both"/>
       </w:pPr>
       <w:r>
-        <w:t>Интегрировать GigaChat: OAuth, chat/completions, получение и сохранение изображений.</w:t>
+        <w:t xml:space="preserve">Интегрировать </w:t>
+      </w:r>
+      <w:proofErr w:type="spellStart"/>
+      <w:r>
+        <w:t>GigaChat</w:t>
+      </w:r>
+      <w:proofErr w:type="spellEnd"/>
+      <w:r>
+        <w:t xml:space="preserve">: </w:t>
+      </w:r>
+      <w:proofErr w:type="spellStart"/>
+      <w:r>
+        <w:t>OAuth</w:t>
+      </w:r>
+      <w:proofErr w:type="spellEnd"/>
+      <w:r>
+        <w:t xml:space="preserve">, </w:t>
+      </w:r>
+      <w:proofErr w:type="spellStart"/>
+      <w:r>
+        <w:t>chat</w:t>
+      </w:r>
+      <w:proofErr w:type="spellEnd"/>
+      <w:r>
+        <w:t>/</w:t>
+      </w:r>
+      <w:proofErr w:type="spellStart"/>
+      <w:r>
+        <w:t>completions</w:t>
+      </w:r>
+      <w:proofErr w:type="spellEnd"/>
+      <w:r>
+        <w:t>, получение и сохранение изображений.</w:t>
       </w:r>
     </w:p>
     <w:p>
@@ -2505,7 +4112,15 @@
         <w:jc w:val="both"/>
       </w:pPr>
       <w:r>
-        <w:t>Реализовать модуль сборки промптов на основе параметров пользователя (без ручного ввода промпта в UI).</w:t>
+        <w:t xml:space="preserve">Реализовать модуль сборки промптов на основе параметров пользователя (без ручного ввода </w:t>
+      </w:r>
+      <w:proofErr w:type="spellStart"/>
+      <w:r>
+        <w:t>промпта</w:t>
+      </w:r>
+      <w:proofErr w:type="spellEnd"/>
+      <w:r>
+        <w:t xml:space="preserve"> в UI).</w:t>
       </w:r>
     </w:p>
     <w:p>
@@ -2531,7 +4146,23 @@
         <w:jc w:val="both"/>
       </w:pPr>
       <w:r>
-        <w:t>Реализовать хранение данных в PostgreSQL и вспомогательную логику в Redis.</w:t>
+        <w:t xml:space="preserve">Реализовать хранение данных в </w:t>
+      </w:r>
+      <w:proofErr w:type="spellStart"/>
+      <w:r>
+        <w:t>PostgreSQL</w:t>
+      </w:r>
+      <w:proofErr w:type="spellEnd"/>
+      <w:r>
+        <w:t xml:space="preserve"> и вспомогательную логику в </w:t>
+      </w:r>
+      <w:proofErr w:type="spellStart"/>
+      <w:r>
+        <w:t>Redis</w:t>
+      </w:r>
+      <w:proofErr w:type="spellEnd"/>
+      <w:r>
+        <w:t>.</w:t>
       </w:r>
     </w:p>
     <w:p>
@@ -2544,7 +4175,15 @@
         <w:jc w:val="both"/>
       </w:pPr>
       <w:r>
-        <w:t>Разработать клиентский интерфейс (React) для всех основных сценариев.</w:t>
+        <w:t>Разработать клиентский интерфейс (</w:t>
+      </w:r>
+      <w:proofErr w:type="spellStart"/>
+      <w:r>
+        <w:t>React</w:t>
+      </w:r>
+      <w:proofErr w:type="spellEnd"/>
+      <w:r>
+        <w:t>) для всех основных сценариев.</w:t>
       </w:r>
     </w:p>
     <w:p>
@@ -2564,7 +4203,7 @@
       <w:pPr>
         <w:pStyle w:val="2"/>
       </w:pPr>
-      <w:bookmarkStart w:id="5" w:name="_Toc232175825"/>
+      <w:bookmarkStart w:id="5" w:name="_Toc232181478"/>
       <w:r>
         <w:t>Актуальность</w:t>
       </w:r>
@@ -2598,7 +4237,7 @@
       <w:pPr>
         <w:pStyle w:val="1"/>
       </w:pPr>
-      <w:bookmarkStart w:id="6" w:name="_Toc232175826"/>
+      <w:bookmarkStart w:id="6" w:name="_Toc232181479"/>
       <w:r>
         <w:lastRenderedPageBreak/>
         <w:t>Описание проделанной работы</w:t>
@@ -2627,7 +4266,63 @@
         <w:t>Этап 1 — архитектура и каркас.</w:t>
       </w:r>
       <w:r>
-        <w:t> Спроектирована структура monorepo (backend + frontend), описана архитектура, настроен Docker Compose для PostgreSQL и Redis.</w:t>
+        <w:t xml:space="preserve"> Спроектирована структура </w:t>
+      </w:r>
+      <w:proofErr w:type="spellStart"/>
+      <w:r>
+        <w:t>monorepo</w:t>
+      </w:r>
+      <w:proofErr w:type="spellEnd"/>
+      <w:r>
+        <w:t> (</w:t>
+      </w:r>
+      <w:proofErr w:type="spellStart"/>
+      <w:r>
+        <w:t>backend</w:t>
+      </w:r>
+      <w:proofErr w:type="spellEnd"/>
+      <w:r>
+        <w:t> + </w:t>
+      </w:r>
+      <w:proofErr w:type="spellStart"/>
+      <w:r>
+        <w:t>frontend</w:t>
+      </w:r>
+      <w:proofErr w:type="spellEnd"/>
+      <w:r>
+        <w:t xml:space="preserve">), описана архитектура, настроен </w:t>
+      </w:r>
+      <w:proofErr w:type="spellStart"/>
+      <w:r>
+        <w:t>Docker</w:t>
+      </w:r>
+      <w:proofErr w:type="spellEnd"/>
+      <w:r>
+        <w:t xml:space="preserve"> </w:t>
+      </w:r>
+      <w:proofErr w:type="spellStart"/>
+      <w:r>
+        <w:t>Compose</w:t>
+      </w:r>
+      <w:proofErr w:type="spellEnd"/>
+      <w:r>
+        <w:t xml:space="preserve"> для </w:t>
+      </w:r>
+      <w:proofErr w:type="spellStart"/>
+      <w:r>
+        <w:t>PostgreSQL</w:t>
+      </w:r>
+      <w:proofErr w:type="spellEnd"/>
+      <w:r>
+        <w:t xml:space="preserve"> и </w:t>
+      </w:r>
+      <w:proofErr w:type="spellStart"/>
+      <w:r>
+        <w:t>Redis</w:t>
+      </w:r>
+      <w:proofErr w:type="spellEnd"/>
+      <w:r>
+        <w:t>.</w:t>
       </w:r>
     </w:p>
     <w:p>
@@ -2640,10 +4335,50 @@
           <w:b/>
           <w:bCs/>
         </w:rPr>
-        <w:t>Этап 2 — backend foundation.</w:t>
-      </w:r>
-      <w:r>
-        <w:t> Spring Boot 3.4, Java 21, JPA-сущности (8 таблиц), репозитории, enums с русскими подписями, i18n, глобальная обработка ошибок.</w:t>
+        <w:t xml:space="preserve">Этап 2 — </w:t>
+      </w:r>
+      <w:proofErr w:type="spellStart"/>
+      <w:r>
+        <w:rPr>
+          <w:b/>
+          <w:bCs/>
+        </w:rPr>
+        <w:t>backend</w:t>
+      </w:r>
+      <w:proofErr w:type="spellEnd"/>
+      <w:r>
+        <w:rPr>
+          <w:b/>
+          <w:bCs/>
+        </w:rPr>
+        <w:t xml:space="preserve"> </w:t>
+      </w:r>
+      <w:proofErr w:type="spellStart"/>
+      <w:r>
+        <w:rPr>
+          <w:b/>
+          <w:bCs/>
+        </w:rPr>
+        <w:t>foundation</w:t>
+      </w:r>
+      <w:proofErr w:type="spellEnd"/>
+      <w:r>
+        <w:rPr>
+          <w:b/>
+          <w:bCs/>
+        </w:rPr>
+        <w:t>.</w:t>
+      </w:r>
+      <w:r>
+        <w:t> Spring Boot 3.4, Java 21, JPA-сущности (8 таблиц), репозитории, </w:t>
+      </w:r>
+      <w:proofErr w:type="spellStart"/>
+      <w:r>
+        <w:t>enums</w:t>
+      </w:r>
+      <w:proofErr w:type="spellEnd"/>
+      <w:r>
+        <w:t xml:space="preserve"> с русскими подписями, i18n, глобальная обработка ошибок.</w:t>
       </w:r>
     </w:p>
     <w:p>
@@ -2659,7 +4394,47 @@
         <w:t>Этап 3 — авторизация и API.</w:t>
       </w:r>
       <w:r>
-        <w:t> Регистрация, login, refresh, logout; JWT в cookies; Swagger UI; Spring Security.</w:t>
+        <w:t> Регистрация, </w:t>
+      </w:r>
+      <w:proofErr w:type="spellStart"/>
+      <w:r>
+        <w:t>login</w:t>
+      </w:r>
+      <w:proofErr w:type="spellEnd"/>
+      <w:r>
+        <w:t>, </w:t>
+      </w:r>
+      <w:proofErr w:type="spellStart"/>
+      <w:r>
+        <w:t>refresh</w:t>
+      </w:r>
+      <w:proofErr w:type="spellEnd"/>
+      <w:r>
+        <w:t>, </w:t>
+      </w:r>
+      <w:proofErr w:type="spellStart"/>
+      <w:r>
+        <w:t>logout</w:t>
+      </w:r>
+      <w:proofErr w:type="spellEnd"/>
+      <w:r>
+        <w:t xml:space="preserve">; JWT в </w:t>
+      </w:r>
+      <w:proofErr w:type="spellStart"/>
+      <w:r>
+        <w:t>cookies</w:t>
+      </w:r>
+      <w:proofErr w:type="spellEnd"/>
+      <w:r>
+        <w:t>; </w:t>
+      </w:r>
+      <w:proofErr w:type="spellStart"/>
+      <w:r>
+        <w:t>Swagger</w:t>
+      </w:r>
+      <w:proofErr w:type="spellEnd"/>
+      <w:r>
+        <w:t xml:space="preserve"> UI; Spring Security.</w:t>
       </w:r>
     </w:p>
     <w:p>
@@ -2672,10 +4447,66 @@
           <w:b/>
           <w:bCs/>
         </w:rPr>
-        <w:t>Этап 4 — генерация и GigaChat.</w:t>
-      </w:r>
-      <w:r>
-        <w:t> Модуль промптов (Strategy + Builder), клиент GigaChat, асинхронный pipeline, rate limiting, аудит вызовов API, хранение JPG на диске.</w:t>
+        <w:t xml:space="preserve">Этап 4 — генерация и </w:t>
+      </w:r>
+      <w:proofErr w:type="spellStart"/>
+      <w:r>
+        <w:rPr>
+          <w:b/>
+          <w:bCs/>
+        </w:rPr>
+        <w:t>GigaChat</w:t>
+      </w:r>
+      <w:proofErr w:type="spellEnd"/>
+      <w:r>
+        <w:rPr>
+          <w:b/>
+          <w:bCs/>
+        </w:rPr>
+        <w:t>.</w:t>
+      </w:r>
+      <w:r>
+        <w:t> Модуль промптов (Strategy + </w:t>
+      </w:r>
+      <w:proofErr w:type="spellStart"/>
+      <w:r>
+        <w:t>Builder</w:t>
+      </w:r>
+      <w:proofErr w:type="spellEnd"/>
+      <w:r>
+        <w:t xml:space="preserve">), клиент </w:t>
+      </w:r>
+      <w:proofErr w:type="spellStart"/>
+      <w:r>
+        <w:t>GigaChat</w:t>
+      </w:r>
+      <w:proofErr w:type="spellEnd"/>
+      <w:r>
+        <w:t xml:space="preserve">, асинхронный </w:t>
+      </w:r>
+      <w:proofErr w:type="spellStart"/>
+      <w:r>
+        <w:t>pipeline</w:t>
+      </w:r>
+      <w:proofErr w:type="spellEnd"/>
+      <w:r>
+        <w:t>, </w:t>
+      </w:r>
+      <w:proofErr w:type="spellStart"/>
+      <w:r>
+        <w:t>rate</w:t>
+      </w:r>
+      <w:proofErr w:type="spellEnd"/>
+      <w:r>
+        <w:t xml:space="preserve"> </w:t>
+      </w:r>
+      <w:proofErr w:type="spellStart"/>
+      <w:r>
+        <w:t>limiting</w:t>
+      </w:r>
+      <w:proofErr w:type="spellEnd"/>
+      <w:r>
+        <w:t>, аудит вызовов API, хранение JPG на диске.</w:t>
       </w:r>
     </w:p>
     <w:p>
@@ -2704,22 +4535,86 @@
           <w:b/>
           <w:bCs/>
         </w:rPr>
-        <w:t>Этап 6 — frontend.</w:t>
-      </w:r>
-      <w:r>
-        <w:t> React SPA: авторизация, форма генерации, история, персонажи, избранное, polling статуса генерации.</w:t>
-      </w:r>
-    </w:p>
-    <w:p>
+        <w:t xml:space="preserve">Этап 6 — </w:t>
+      </w:r>
+      <w:proofErr w:type="spellStart"/>
       <w:r>
         <w:rPr>
           <w:b/>
           <w:bCs/>
         </w:rPr>
+        <w:t>frontend</w:t>
+      </w:r>
+      <w:proofErr w:type="spellEnd"/>
+      <w:r>
+        <w:rPr>
+          <w:b/>
+          <w:bCs/>
+        </w:rPr>
+        <w:t>.</w:t>
+      </w:r>
+      <w:r>
+        <w:t> </w:t>
+      </w:r>
+      <w:proofErr w:type="spellStart"/>
+      <w:r>
+        <w:t>React</w:t>
+      </w:r>
+      <w:proofErr w:type="spellEnd"/>
+      <w:r>
+        <w:t xml:space="preserve"> SPA: авторизация, форма генерации, история, персонажи, избранное, </w:t>
+      </w:r>
+      <w:proofErr w:type="spellStart"/>
+      <w:r>
+        <w:t>polling</w:t>
+      </w:r>
+      <w:proofErr w:type="spellEnd"/>
+      <w:r>
+        <w:t xml:space="preserve"> статуса генерации.</w:t>
+      </w:r>
+    </w:p>
+    <w:p>
+      <w:r>
+        <w:rPr>
+          <w:b/>
+          <w:bCs/>
+        </w:rPr>
         <w:t>Этап 7 — финализация.</w:t>
       </w:r>
       <w:r>
-        <w:t> Executable JAR, скрипты запуска (run.bat, run.sh), unit- и integration-тесты, документация в docs/, рефакторинг дублирования кода, улучшение сообщений об ошибках на клиенте.</w:t>
+        <w:t> </w:t>
+      </w:r>
+      <w:proofErr w:type="spellStart"/>
+      <w:r>
+        <w:t>Executable</w:t>
+      </w:r>
+      <w:proofErr w:type="spellEnd"/>
+      <w:r>
+        <w:t xml:space="preserve"> JAR, скрипты запуска (run.bat, run.sh), </w:t>
+      </w:r>
+      <w:proofErr w:type="spellStart"/>
+      <w:r>
+        <w:t>unit</w:t>
+      </w:r>
+      <w:proofErr w:type="spellEnd"/>
+      <w:r>
+        <w:t xml:space="preserve">- и </w:t>
+      </w:r>
+      <w:proofErr w:type="spellStart"/>
+      <w:r>
+        <w:t>integration</w:t>
+      </w:r>
+      <w:proofErr w:type="spellEnd"/>
+      <w:r>
+        <w:t>-тесты, документация в </w:t>
+      </w:r>
+      <w:proofErr w:type="spellStart"/>
+      <w:r>
+        <w:t>docs</w:t>
+      </w:r>
+      <w:proofErr w:type="spellEnd"/>
+      <w:r>
+        <w:t>/, рефакторинг дублирования кода, улучшение сообщений об ошибках на клиенте.</w:t>
       </w:r>
     </w:p>
     <w:p>
@@ -2731,7 +4626,7 @@
       <w:pPr>
         <w:pStyle w:val="1"/>
       </w:pPr>
-      <w:bookmarkStart w:id="7" w:name="_Toc232175827"/>
+      <w:bookmarkStart w:id="7" w:name="_Toc232181480"/>
       <w:r>
         <w:lastRenderedPageBreak/>
         <w:t>Дополнительный функционал</w:t>
@@ -2745,7 +4640,7 @@
           <w:rFonts w:eastAsiaTheme="minorEastAsia"/>
         </w:rPr>
       </w:pPr>
-      <w:bookmarkStart w:id="8" w:name="_Toc232175828"/>
+      <w:bookmarkStart w:id="8" w:name="_Toc232181481"/>
       <w:r>
         <w:rPr>
           <w:rFonts w:eastAsiaTheme="minorEastAsia"/>
@@ -2770,7 +4665,25 @@
           <w:sz w:val="28"/>
           <w:szCs w:val="22"/>
         </w:rPr>
-        <w:t>Вызов GigaChat может занимать десятки секунд. Синхронный HTTP-запрос привёл бы к таймаутам и плохому UX.</w:t>
+        <w:t xml:space="preserve">Вызов </w:t>
+      </w:r>
+      <w:proofErr w:type="spellStart"/>
+      <w:r>
+        <w:rPr>
+          <w:rFonts w:eastAsiaTheme="minorEastAsia" w:cstheme="minorBidi"/>
+          <w:sz w:val="28"/>
+          <w:szCs w:val="22"/>
+        </w:rPr>
+        <w:t>GigaChat</w:t>
+      </w:r>
+      <w:proofErr w:type="spellEnd"/>
+      <w:r>
+        <w:rPr>
+          <w:rFonts w:eastAsiaTheme="minorEastAsia" w:cstheme="minorBidi"/>
+          <w:sz w:val="28"/>
+          <w:szCs w:val="22"/>
+        </w:rPr>
+        <w:t xml:space="preserve"> может занимать десятки секунд. Синхронный HTTP-запрос привёл бы к таймаутам и плохому UX.</w:t>
       </w:r>
     </w:p>
     <w:p>
@@ -2799,42 +4712,133 @@
           <w:sz w:val="28"/>
           <w:szCs w:val="22"/>
         </w:rPr>
-        <w:t> при POST /generations запись сохраняется со статусом PENDING и сразу возвращается клиенту (HTTP 202). После commit транзакции публикуется событие GenerationRequestedEvent; listener в отдельном потоке (@Async) запускает ImageGenerationPipeline: статус PROCESSING → вызов GigaChat → COMPLETED или FAILED. Frontend опрашивает GET /generations/{id} до завершения.</w:t>
-      </w:r>
-    </w:p>
-    <w:p>
-      <w:pPr>
-        <w:pStyle w:val="2"/>
-        <w:rPr>
-          <w:rFonts w:eastAsiaTheme="minorEastAsia"/>
-        </w:rPr>
-      </w:pPr>
-      <w:bookmarkStart w:id="9" w:name="_Toc232175829"/>
-      <w:r>
-        <w:rPr>
-          <w:rFonts w:eastAsiaTheme="minorEastAsia"/>
-        </w:rPr>
-        <w:t>Rate limiting через Redis</w:t>
-      </w:r>
-      <w:bookmarkEnd w:id="9"/>
-    </w:p>
-    <w:p>
-      <w:pPr>
-        <w:spacing w:before="120" w:after="320"/>
-        <w:jc w:val="both"/>
+        <w:t> при POST /</w:t>
+      </w:r>
+      <w:proofErr w:type="spellStart"/>
+      <w:r>
         <w:rPr>
           <w:rFonts w:eastAsiaTheme="minorEastAsia" w:cstheme="minorBidi"/>
           <w:sz w:val="28"/>
           <w:szCs w:val="22"/>
         </w:rPr>
-      </w:pPr>
+        <w:t>generations</w:t>
+      </w:r>
+      <w:proofErr w:type="spellEnd"/>
       <w:r>
         <w:rPr>
           <w:rFonts w:eastAsiaTheme="minorEastAsia" w:cstheme="minorBidi"/>
           <w:sz w:val="28"/>
           <w:szCs w:val="22"/>
         </w:rPr>
-        <w:t>Для защиты от злоупотребления API GigaChat и контроля нагрузки реализован GenerationRateLimitService: счётчики запросов на пользователя в Redis (лимиты в час и в сутки, настраиваются в application.yml). При превышении — HTTP 429 с сообщением на русском.</w:t>
+        <w:t xml:space="preserve"> запись сохраняется со статусом PENDING и сразу возвращается клиенту (HTTP 202). После </w:t>
+      </w:r>
+      <w:proofErr w:type="spellStart"/>
+      <w:r>
+        <w:rPr>
+          <w:rFonts w:eastAsiaTheme="minorEastAsia" w:cstheme="minorBidi"/>
+          <w:sz w:val="28"/>
+          <w:szCs w:val="22"/>
+        </w:rPr>
+        <w:t>commit</w:t>
+      </w:r>
+      <w:proofErr w:type="spellEnd"/>
+      <w:r>
+        <w:rPr>
+          <w:rFonts w:eastAsiaTheme="minorEastAsia" w:cstheme="minorBidi"/>
+          <w:sz w:val="28"/>
+          <w:szCs w:val="22"/>
+        </w:rPr>
+        <w:t xml:space="preserve"> транзакции публикуется событие </w:t>
+      </w:r>
+      <w:proofErr w:type="spellStart"/>
+      <w:r>
+        <w:rPr>
+          <w:rFonts w:eastAsiaTheme="minorEastAsia" w:cstheme="minorBidi"/>
+          <w:sz w:val="28"/>
+          <w:szCs w:val="22"/>
+        </w:rPr>
+        <w:t>GenerationRequestedEvent</w:t>
+      </w:r>
+      <w:proofErr w:type="spellEnd"/>
+      <w:r>
+        <w:rPr>
+          <w:rFonts w:eastAsiaTheme="minorEastAsia" w:cstheme="minorBidi"/>
+          <w:sz w:val="28"/>
+          <w:szCs w:val="22"/>
+        </w:rPr>
+        <w:t>; </w:t>
+      </w:r>
+      <w:proofErr w:type="spellStart"/>
+      <w:r>
+        <w:rPr>
+          <w:rFonts w:eastAsiaTheme="minorEastAsia" w:cstheme="minorBidi"/>
+          <w:sz w:val="28"/>
+          <w:szCs w:val="22"/>
+        </w:rPr>
+        <w:t>listener</w:t>
+      </w:r>
+      <w:proofErr w:type="spellEnd"/>
+      <w:r>
+        <w:rPr>
+          <w:rFonts w:eastAsiaTheme="minorEastAsia" w:cstheme="minorBidi"/>
+          <w:sz w:val="28"/>
+          <w:szCs w:val="22"/>
+        </w:rPr>
+        <w:t xml:space="preserve"> в отдельном потоке (@Async) запускает ImageGenerationPipeline: статус PROCESSING → вызов </w:t>
+      </w:r>
+      <w:proofErr w:type="spellStart"/>
+      <w:r>
+        <w:rPr>
+          <w:rFonts w:eastAsiaTheme="minorEastAsia" w:cstheme="minorBidi"/>
+          <w:sz w:val="28"/>
+          <w:szCs w:val="22"/>
+        </w:rPr>
+        <w:t>GigaChat</w:t>
+      </w:r>
+      <w:proofErr w:type="spellEnd"/>
+      <w:r>
+        <w:rPr>
+          <w:rFonts w:eastAsiaTheme="minorEastAsia" w:cstheme="minorBidi"/>
+          <w:sz w:val="28"/>
+          <w:szCs w:val="22"/>
+        </w:rPr>
+        <w:t> → COMPLETED или FAILED. Frontend опрашивает GET /</w:t>
+      </w:r>
+      <w:proofErr w:type="spellStart"/>
+      <w:r>
+        <w:rPr>
+          <w:rFonts w:eastAsiaTheme="minorEastAsia" w:cstheme="minorBidi"/>
+          <w:sz w:val="28"/>
+          <w:szCs w:val="22"/>
+        </w:rPr>
+        <w:t>generations</w:t>
+      </w:r>
+      <w:proofErr w:type="spellEnd"/>
+      <w:r>
+        <w:rPr>
+          <w:rFonts w:eastAsiaTheme="minorEastAsia" w:cstheme="minorBidi"/>
+          <w:sz w:val="28"/>
+          <w:szCs w:val="22"/>
+        </w:rPr>
+        <w:t>/{</w:t>
+      </w:r>
+      <w:proofErr w:type="spellStart"/>
+      <w:r>
+        <w:rPr>
+          <w:rFonts w:eastAsiaTheme="minorEastAsia" w:cstheme="minorBidi"/>
+          <w:sz w:val="28"/>
+          <w:szCs w:val="22"/>
+        </w:rPr>
+        <w:t>id</w:t>
+      </w:r>
+      <w:proofErr w:type="spellEnd"/>
+      <w:r>
+        <w:rPr>
+          <w:rFonts w:eastAsiaTheme="minorEastAsia" w:cstheme="minorBidi"/>
+          <w:sz w:val="28"/>
+          <w:szCs w:val="22"/>
+        </w:rPr>
+        <w:t>} до завершения.</w:t>
       </w:r>
     </w:p>
     <w:p>
@@ -2844,7 +4848,136 @@
           <w:rFonts w:eastAsiaTheme="minorEastAsia"/>
         </w:rPr>
       </w:pPr>
-      <w:bookmarkStart w:id="10" w:name="_Toc232175830"/>
+      <w:bookmarkStart w:id="9" w:name="_Toc232181482"/>
+      <w:r>
+        <w:rPr>
+          <w:rFonts w:eastAsiaTheme="minorEastAsia"/>
+        </w:rPr>
+        <w:t xml:space="preserve">Rate </w:t>
+      </w:r>
+      <w:proofErr w:type="spellStart"/>
+      <w:r>
+        <w:rPr>
+          <w:rFonts w:eastAsiaTheme="minorEastAsia"/>
+        </w:rPr>
+        <w:t>limiting</w:t>
+      </w:r>
+      <w:proofErr w:type="spellEnd"/>
+      <w:r>
+        <w:rPr>
+          <w:rFonts w:eastAsiaTheme="minorEastAsia"/>
+        </w:rPr>
+        <w:t xml:space="preserve"> через </w:t>
+      </w:r>
+      <w:proofErr w:type="spellStart"/>
+      <w:r>
+        <w:rPr>
+          <w:rFonts w:eastAsiaTheme="minorEastAsia"/>
+        </w:rPr>
+        <w:t>Redis</w:t>
+      </w:r>
+      <w:bookmarkEnd w:id="9"/>
+      <w:proofErr w:type="spellEnd"/>
+    </w:p>
+    <w:p>
+      <w:pPr>
+        <w:spacing w:before="120" w:after="320"/>
+        <w:jc w:val="both"/>
+        <w:rPr>
+          <w:rFonts w:eastAsiaTheme="minorEastAsia" w:cstheme="minorBidi"/>
+          <w:sz w:val="28"/>
+          <w:szCs w:val="22"/>
+        </w:rPr>
+      </w:pPr>
+      <w:r>
+        <w:rPr>
+          <w:rFonts w:eastAsiaTheme="minorEastAsia" w:cstheme="minorBidi"/>
+          <w:sz w:val="28"/>
+          <w:szCs w:val="22"/>
+        </w:rPr>
+        <w:t xml:space="preserve">Для защиты от злоупотребления API </w:t>
+      </w:r>
+      <w:proofErr w:type="spellStart"/>
+      <w:r>
+        <w:rPr>
+          <w:rFonts w:eastAsiaTheme="minorEastAsia" w:cstheme="minorBidi"/>
+          <w:sz w:val="28"/>
+          <w:szCs w:val="22"/>
+        </w:rPr>
+        <w:t>GigaChat</w:t>
+      </w:r>
+      <w:proofErr w:type="spellEnd"/>
+      <w:r>
+        <w:rPr>
+          <w:rFonts w:eastAsiaTheme="minorEastAsia" w:cstheme="minorBidi"/>
+          <w:sz w:val="28"/>
+          <w:szCs w:val="22"/>
+        </w:rPr>
+        <w:t xml:space="preserve"> и контроля нагрузки реализован </w:t>
+      </w:r>
+      <w:proofErr w:type="spellStart"/>
+      <w:r>
+        <w:rPr>
+          <w:rFonts w:eastAsiaTheme="minorEastAsia" w:cstheme="minorBidi"/>
+          <w:sz w:val="28"/>
+          <w:szCs w:val="22"/>
+        </w:rPr>
+        <w:t>GenerationRateLimitService</w:t>
+      </w:r>
+      <w:proofErr w:type="spellEnd"/>
+      <w:r>
+        <w:rPr>
+          <w:rFonts w:eastAsiaTheme="minorEastAsia" w:cstheme="minorBidi"/>
+          <w:sz w:val="28"/>
+          <w:szCs w:val="22"/>
+        </w:rPr>
+        <w:t xml:space="preserve">: счётчики запросов на пользователя в </w:t>
+      </w:r>
+      <w:proofErr w:type="spellStart"/>
+      <w:r>
+        <w:rPr>
+          <w:rFonts w:eastAsiaTheme="minorEastAsia" w:cstheme="minorBidi"/>
+          <w:sz w:val="28"/>
+          <w:szCs w:val="22"/>
+        </w:rPr>
+        <w:t>Redis</w:t>
+      </w:r>
+      <w:proofErr w:type="spellEnd"/>
+      <w:r>
+        <w:rPr>
+          <w:rFonts w:eastAsiaTheme="minorEastAsia" w:cstheme="minorBidi"/>
+          <w:sz w:val="28"/>
+          <w:szCs w:val="22"/>
+        </w:rPr>
+        <w:t> (лимиты в час и в сутки, настраиваются в </w:t>
+      </w:r>
+      <w:proofErr w:type="spellStart"/>
+      <w:r>
+        <w:rPr>
+          <w:rFonts w:eastAsiaTheme="minorEastAsia" w:cstheme="minorBidi"/>
+          <w:sz w:val="28"/>
+          <w:szCs w:val="22"/>
+        </w:rPr>
+        <w:t>application.yml</w:t>
+      </w:r>
+      <w:proofErr w:type="spellEnd"/>
+      <w:r>
+        <w:rPr>
+          <w:rFonts w:eastAsiaTheme="minorEastAsia" w:cstheme="minorBidi"/>
+          <w:sz w:val="28"/>
+          <w:szCs w:val="22"/>
+        </w:rPr>
+        <w:t>). При превышении — HTTP 429 с сообщением на русском.</w:t>
+      </w:r>
+    </w:p>
+    <w:p>
+      <w:pPr>
+        <w:pStyle w:val="2"/>
+        <w:rPr>
+          <w:rFonts w:eastAsiaTheme="minorEastAsia"/>
+        </w:rPr>
+      </w:pPr>
+      <w:bookmarkStart w:id="10" w:name="_Toc232181483"/>
       <w:r>
         <w:rPr>
           <w:rFonts w:eastAsiaTheme="minorEastAsia"/>
@@ -2875,15 +5008,45 @@
           <w:sz w:val="28"/>
           <w:szCs w:val="22"/>
         </w:rPr>
-        <w:t>Аудит GigaChat</w:t>
-      </w:r>
+        <w:t xml:space="preserve">Аудит </w:t>
+      </w:r>
+      <w:proofErr w:type="spellStart"/>
+      <w:r>
+        <w:rPr>
+          <w:rFonts w:eastAsiaTheme="minorEastAsia" w:cstheme="minorBidi"/>
+          <w:b/>
+          <w:bCs/>
+          <w:sz w:val="28"/>
+          <w:szCs w:val="22"/>
+        </w:rPr>
+        <w:t>GigaChat</w:t>
+      </w:r>
+      <w:proofErr w:type="spellEnd"/>
       <w:r>
         <w:rPr>
           <w:rFonts w:eastAsiaTheme="minorEastAsia" w:cstheme="minorBidi"/>
           <w:sz w:val="28"/>
           <w:szCs w:val="22"/>
         </w:rPr>
-        <w:t> — таблица gigachat_api_calls с HTTP-статусом, длительностью и учётом токенов.</w:t>
+        <w:t> — таблица </w:t>
+      </w:r>
+      <w:proofErr w:type="spellStart"/>
+      <w:r>
+        <w:rPr>
+          <w:rFonts w:eastAsiaTheme="minorEastAsia" w:cstheme="minorBidi"/>
+          <w:sz w:val="28"/>
+          <w:szCs w:val="22"/>
+        </w:rPr>
+        <w:t>gigachat_api_calls</w:t>
+      </w:r>
+      <w:proofErr w:type="spellEnd"/>
+      <w:r>
+        <w:rPr>
+          <w:rFonts w:eastAsiaTheme="minorEastAsia" w:cstheme="minorBidi"/>
+          <w:sz w:val="28"/>
+          <w:szCs w:val="22"/>
+        </w:rPr>
+        <w:t> с HTTP-статусом, длительностью и учётом токенов.</w:t>
       </w:r>
     </w:p>
     <w:p>
@@ -2908,15 +5071,67 @@
           <w:sz w:val="28"/>
           <w:szCs w:val="22"/>
         </w:rPr>
-        <w:t>Кэш OAuth-токена GigaChat</w:t>
-      </w:r>
+        <w:t xml:space="preserve">Кэш </w:t>
+      </w:r>
+      <w:proofErr w:type="spellStart"/>
+      <w:r>
+        <w:rPr>
+          <w:rFonts w:eastAsiaTheme="minorEastAsia" w:cstheme="minorBidi"/>
+          <w:b/>
+          <w:bCs/>
+          <w:sz w:val="28"/>
+          <w:szCs w:val="22"/>
+        </w:rPr>
+        <w:t>OAuth</w:t>
+      </w:r>
+      <w:proofErr w:type="spellEnd"/>
+      <w:r>
+        <w:rPr>
+          <w:rFonts w:eastAsiaTheme="minorEastAsia" w:cstheme="minorBidi"/>
+          <w:b/>
+          <w:bCs/>
+          <w:sz w:val="28"/>
+          <w:szCs w:val="22"/>
+        </w:rPr>
+        <w:t xml:space="preserve">-токена </w:t>
+      </w:r>
+      <w:proofErr w:type="spellStart"/>
+      <w:r>
+        <w:rPr>
+          <w:rFonts w:eastAsiaTheme="minorEastAsia" w:cstheme="minorBidi"/>
+          <w:b/>
+          <w:bCs/>
+          <w:sz w:val="28"/>
+          <w:szCs w:val="22"/>
+        </w:rPr>
+        <w:t>GigaChat</w:t>
+      </w:r>
+      <w:proofErr w:type="spellEnd"/>
       <w:r>
         <w:rPr>
           <w:rFonts w:eastAsiaTheme="minorEastAsia" w:cstheme="minorBidi"/>
           <w:sz w:val="28"/>
           <w:szCs w:val="22"/>
         </w:rPr>
-        <w:t> в Redis — меньше обращений к серверу авторизации.</w:t>
+        <w:t xml:space="preserve"> в </w:t>
+      </w:r>
+      <w:proofErr w:type="spellStart"/>
+      <w:r>
+        <w:rPr>
+          <w:rFonts w:eastAsiaTheme="minorEastAsia" w:cstheme="minorBidi"/>
+          <w:sz w:val="28"/>
+          <w:szCs w:val="22"/>
+        </w:rPr>
+        <w:t>Redis</w:t>
+      </w:r>
+      <w:proofErr w:type="spellEnd"/>
+      <w:r>
+        <w:rPr>
+          <w:rFonts w:eastAsiaTheme="minorEastAsia" w:cstheme="minorBidi"/>
+          <w:sz w:val="28"/>
+          <w:szCs w:val="22"/>
+        </w:rPr>
+        <w:t xml:space="preserve"> — меньше обращений к серверу авторизации.</w:t>
       </w:r>
     </w:p>
     <w:p>
@@ -3080,7 +5295,7 @@
       <w:pPr>
         <w:pStyle w:val="1"/>
       </w:pPr>
-      <w:bookmarkStart w:id="11" w:name="_Toc232175831"/>
+      <w:bookmarkStart w:id="11" w:name="_Toc232181484"/>
       <w:r>
         <w:lastRenderedPageBreak/>
         <w:t>Паттерны проектирования</w:t>
@@ -3266,8 +5481,29 @@
             <w:hideMark/>
           </w:tcPr>
           <w:p>
-            <w:r>
-              <w:t>generation/prompt/strategy/*</w:t>
+            <w:proofErr w:type="spellStart"/>
+            <w:r>
+              <w:t>generation</w:t>
+            </w:r>
+            <w:proofErr w:type="spellEnd"/>
+            <w:r>
+              <w:t>/</w:t>
+            </w:r>
+            <w:proofErr w:type="spellStart"/>
+            <w:r>
+              <w:t>prompt</w:t>
+            </w:r>
+            <w:proofErr w:type="spellEnd"/>
+            <w:r>
+              <w:t>/</w:t>
+            </w:r>
+            <w:proofErr w:type="spellStart"/>
+            <w:r>
+              <w:t>strategy</w:t>
+            </w:r>
+            <w:proofErr w:type="spellEnd"/>
+            <w:r>
+              <w:t>/*</w:t>
             </w:r>
           </w:p>
         </w:tc>
@@ -3292,7 +5528,23 @@
           </w:tcPr>
           <w:p>
             <w:r>
-              <w:t>Каждый аспект промпта (вселенная, роль, настроение, тон) — отдельный класс. Легко добавлять новые параметры без разрастания if-else.</w:t>
+              <w:t xml:space="preserve">Каждый аспект </w:t>
+            </w:r>
+            <w:proofErr w:type="spellStart"/>
+            <w:r>
+              <w:t>промпта</w:t>
+            </w:r>
+            <w:proofErr w:type="spellEnd"/>
+            <w:r>
+              <w:t xml:space="preserve"> (вселенная, роль, настроение, тон) — отдельный класс. Легко добавлять новые параметры без разрастания </w:t>
+            </w:r>
+            <w:proofErr w:type="spellStart"/>
+            <w:r>
+              <w:t>if-else</w:t>
+            </w:r>
+            <w:proofErr w:type="spellEnd"/>
+            <w:r>
+              <w:t>.</w:t>
             </w:r>
           </w:p>
         </w:tc>
@@ -3318,6 +5570,7 @@
             <w:hideMark/>
           </w:tcPr>
           <w:p>
+            <w:proofErr w:type="spellStart"/>
             <w:r>
               <w:rPr>
                 <w:b/>
@@ -3325,6 +5578,7 @@
               </w:rPr>
               <w:t>Builder</w:t>
             </w:r>
+            <w:proofErr w:type="spellEnd"/>
           </w:p>
         </w:tc>
         <w:tc>
@@ -3347,9 +5601,11 @@
             <w:hideMark/>
           </w:tcPr>
           <w:p>
+            <w:proofErr w:type="spellStart"/>
             <w:r>
               <w:t>PromptBuilder</w:t>
             </w:r>
+            <w:proofErr w:type="spellEnd"/>
           </w:p>
         </w:tc>
         <w:tc>
@@ -3373,7 +5629,31 @@
           </w:tcPr>
           <w:p>
             <w:r>
-              <w:t>Собирает итоговый system/user промпт из набора стратегий.</w:t>
+              <w:t xml:space="preserve">Собирает итоговый </w:t>
+            </w:r>
+            <w:proofErr w:type="spellStart"/>
+            <w:r>
+              <w:t>system</w:t>
+            </w:r>
+            <w:proofErr w:type="spellEnd"/>
+            <w:r>
+              <w:t>/</w:t>
+            </w:r>
+            <w:proofErr w:type="spellStart"/>
+            <w:r>
+              <w:t>user</w:t>
+            </w:r>
+            <w:proofErr w:type="spellEnd"/>
+            <w:r>
+              <w:t xml:space="preserve"> </w:t>
+            </w:r>
+            <w:proofErr w:type="spellStart"/>
+            <w:r>
+              <w:t>промпт</w:t>
+            </w:r>
+            <w:proofErr w:type="spellEnd"/>
+            <w:r>
+              <w:t xml:space="preserve"> из набора стратегий.</w:t>
             </w:r>
           </w:p>
         </w:tc>
@@ -3404,8 +5684,17 @@
                 <w:b/>
                 <w:bCs/>
               </w:rPr>
-              <w:t>Port / Adapter</w:t>
-            </w:r>
+              <w:t xml:space="preserve">Port / </w:t>
+            </w:r>
+            <w:proofErr w:type="spellStart"/>
+            <w:r>
+              <w:rPr>
+                <w:b/>
+                <w:bCs/>
+              </w:rPr>
+              <w:t>Adapter</w:t>
+            </w:r>
+            <w:proofErr w:type="spellEnd"/>
           </w:p>
         </w:tc>
         <w:tc>
@@ -3428,9 +5717,19 @@
             <w:hideMark/>
           </w:tcPr>
           <w:p>
-            <w:r>
-              <w:t>ImageGenerationPort, GigaChatImageAdapter</w:t>
-            </w:r>
+            <w:proofErr w:type="spellStart"/>
+            <w:r>
+              <w:t>ImageGenerationPort</w:t>
+            </w:r>
+            <w:proofErr w:type="spellEnd"/>
+            <w:r>
+              <w:t>, </w:t>
+            </w:r>
+            <w:proofErr w:type="spellStart"/>
+            <w:r>
+              <w:t>GigaChatImageAdapter</w:t>
+            </w:r>
+            <w:proofErr w:type="spellEnd"/>
           </w:p>
         </w:tc>
         <w:tc>
@@ -3454,7 +5753,23 @@
           </w:tcPr>
           <w:p>
             <w:r>
-              <w:t>Изолирует бизнес-логику от GigaChat API; замена провайдера не затрагивает pipeline.</w:t>
+              <w:t xml:space="preserve">Изолирует бизнес-логику от </w:t>
+            </w:r>
+            <w:proofErr w:type="spellStart"/>
+            <w:r>
+              <w:t>GigaChat</w:t>
+            </w:r>
+            <w:proofErr w:type="spellEnd"/>
+            <w:r>
+              <w:t xml:space="preserve"> API; замена провайдера не затрагивает </w:t>
+            </w:r>
+            <w:proofErr w:type="spellStart"/>
+            <w:r>
+              <w:t>pipeline</w:t>
+            </w:r>
+            <w:proofErr w:type="spellEnd"/>
+            <w:r>
+              <w:t>.</w:t>
             </w:r>
           </w:p>
         </w:tc>
@@ -3480,6 +5795,7 @@
             <w:hideMark/>
           </w:tcPr>
           <w:p>
+            <w:proofErr w:type="spellStart"/>
             <w:r>
               <w:rPr>
                 <w:b/>
@@ -3487,6 +5803,7 @@
               </w:rPr>
               <w:t>Repository</w:t>
             </w:r>
+            <w:proofErr w:type="spellEnd"/>
           </w:p>
         </w:tc>
         <w:tc>
@@ -3535,7 +5852,15 @@
           </w:tcPr>
           <w:p>
             <w:r>
-              <w:t>Абстракция доступа к PostgreSQL; декларативные запросы вместо ручного SQL в сервисах.</w:t>
+              <w:t xml:space="preserve">Абстракция доступа к </w:t>
+            </w:r>
+            <w:proofErr w:type="spellStart"/>
+            <w:r>
+              <w:t>PostgreSQL</w:t>
+            </w:r>
+            <w:proofErr w:type="spellEnd"/>
+            <w:r>
+              <w:t>; декларативные запросы вместо ручного SQL в сервисах.</w:t>
             </w:r>
           </w:p>
         </w:tc>
@@ -3566,8 +5891,17 @@
                 <w:b/>
                 <w:bCs/>
               </w:rPr>
-              <w:t>DTO + Mapper</w:t>
-            </w:r>
+              <w:t xml:space="preserve">DTO + </w:t>
+            </w:r>
+            <w:proofErr w:type="spellStart"/>
+            <w:r>
+              <w:rPr>
+                <w:b/>
+                <w:bCs/>
+              </w:rPr>
+              <w:t>Mapper</w:t>
+            </w:r>
+            <w:proofErr w:type="spellEnd"/>
           </w:p>
         </w:tc>
         <w:tc>
@@ -3590,9 +5924,35 @@
             <w:hideMark/>
           </w:tcPr>
           <w:p>
-            <w:r>
-              <w:t>api/dto, api/mapper</w:t>
-            </w:r>
+            <w:proofErr w:type="spellStart"/>
+            <w:r>
+              <w:t>api</w:t>
+            </w:r>
+            <w:proofErr w:type="spellEnd"/>
+            <w:r>
+              <w:t>/</w:t>
+            </w:r>
+            <w:proofErr w:type="spellStart"/>
+            <w:r>
+              <w:t>dto</w:t>
+            </w:r>
+            <w:proofErr w:type="spellEnd"/>
+            <w:r>
+              <w:t>, </w:t>
+            </w:r>
+            <w:proofErr w:type="spellStart"/>
+            <w:r>
+              <w:t>api</w:t>
+            </w:r>
+            <w:proofErr w:type="spellEnd"/>
+            <w:r>
+              <w:t>/</w:t>
+            </w:r>
+            <w:proofErr w:type="spellStart"/>
+            <w:r>
+              <w:t>mapper</w:t>
+            </w:r>
+            <w:proofErr w:type="spellEnd"/>
           </w:p>
         </w:tc>
         <w:tc>
@@ -3616,7 +5976,23 @@
           </w:tcPr>
           <w:p>
             <w:r>
-              <w:t>Отделение HTTP-модели от JPA-сущностей; enums с labelRu для UI.</w:t>
+              <w:t xml:space="preserve">Отделение HTTP-модели от JPA-сущностей; </w:t>
+            </w:r>
+            <w:proofErr w:type="spellStart"/>
+            <w:r>
+              <w:t>enums</w:t>
+            </w:r>
+            <w:proofErr w:type="spellEnd"/>
+            <w:r>
+              <w:t xml:space="preserve"> с </w:t>
+            </w:r>
+            <w:proofErr w:type="spellStart"/>
+            <w:r>
+              <w:t>labelRu</w:t>
+            </w:r>
+            <w:proofErr w:type="spellEnd"/>
+            <w:r>
+              <w:t> для UI.</w:t>
             </w:r>
           </w:p>
         </w:tc>
@@ -3647,7 +6023,23 @@
                 <w:b/>
                 <w:bCs/>
               </w:rPr>
-              <w:t>Event-driven (Observer)</w:t>
+              <w:t>Event-</w:t>
+            </w:r>
+            <w:proofErr w:type="spellStart"/>
+            <w:r>
+              <w:rPr>
+                <w:b/>
+                <w:bCs/>
+              </w:rPr>
+              <w:t>driven</w:t>
+            </w:r>
+            <w:proofErr w:type="spellEnd"/>
+            <w:r>
+              <w:rPr>
+                <w:b/>
+                <w:bCs/>
+              </w:rPr>
+              <w:t xml:space="preserve"> (Observer)</w:t>
             </w:r>
           </w:p>
         </w:tc>
@@ -3671,8 +6063,13 @@
             <w:hideMark/>
           </w:tcPr>
           <w:p>
-            <w:r>
-              <w:t>GenerationRequestedEvent + @TransactionalEventListener</w:t>
+            <w:proofErr w:type="spellStart"/>
+            <w:r>
+              <w:t>GenerationRequestedEvent</w:t>
+            </w:r>
+            <w:proofErr w:type="spellEnd"/>
+            <w:r>
+              <w:t> + @TransactionalEventListener</w:t>
             </w:r>
           </w:p>
         </w:tc>
@@ -3697,7 +6094,39 @@
           </w:tcPr>
           <w:p>
             <w:r>
-              <w:t>Запуск async pipeline строго после commit — данные консистентны.</w:t>
+              <w:t xml:space="preserve">Запуск </w:t>
+            </w:r>
+            <w:proofErr w:type="spellStart"/>
+            <w:r>
+              <w:t>async</w:t>
+            </w:r>
+            <w:proofErr w:type="spellEnd"/>
+            <w:r>
+              <w:t xml:space="preserve"> </w:t>
+            </w:r>
+            <w:proofErr w:type="spellStart"/>
+            <w:r>
+              <w:t>pipeline</w:t>
+            </w:r>
+            <w:proofErr w:type="spellEnd"/>
+            <w:r>
+              <w:t xml:space="preserve"> строго после </w:t>
+            </w:r>
+            <w:proofErr w:type="spellStart"/>
+            <w:r>
+              <w:t>commit</w:t>
+            </w:r>
+            <w:proofErr w:type="spellEnd"/>
+            <w:r>
+              <w:t xml:space="preserve"> — данные </w:t>
+            </w:r>
+            <w:proofErr w:type="spellStart"/>
+            <w:r>
+              <w:t>консистентны</w:t>
+            </w:r>
+            <w:proofErr w:type="spellEnd"/>
+            <w:r>
+              <w:t>.</w:t>
             </w:r>
           </w:p>
         </w:tc>
@@ -3723,13 +6152,31 @@
             <w:hideMark/>
           </w:tcPr>
           <w:p>
+            <w:proofErr w:type="spellStart"/>
             <w:r>
               <w:rPr>
                 <w:b/>
                 <w:bCs/>
               </w:rPr>
-              <w:t>Layered architecture</w:t>
-            </w:r>
+              <w:t>Layered</w:t>
+            </w:r>
+            <w:proofErr w:type="spellEnd"/>
+            <w:r>
+              <w:rPr>
+                <w:b/>
+                <w:bCs/>
+              </w:rPr>
+              <w:t xml:space="preserve"> </w:t>
+            </w:r>
+            <w:proofErr w:type="spellStart"/>
+            <w:r>
+              <w:rPr>
+                <w:b/>
+                <w:bCs/>
+              </w:rPr>
+              <w:t>architecture</w:t>
+            </w:r>
+            <w:proofErr w:type="spellEnd"/>
           </w:p>
         </w:tc>
         <w:tc>
@@ -3752,9 +6199,27 @@
             <w:hideMark/>
           </w:tcPr>
           <w:p>
-            <w:r>
-              <w:t>api → service → persistence</w:t>
-            </w:r>
+            <w:proofErr w:type="spellStart"/>
+            <w:r>
+              <w:t>api</w:t>
+            </w:r>
+            <w:proofErr w:type="spellEnd"/>
+            <w:r>
+              <w:t xml:space="preserve"> → </w:t>
+            </w:r>
+            <w:proofErr w:type="spellStart"/>
+            <w:r>
+              <w:t>service</w:t>
+            </w:r>
+            <w:proofErr w:type="spellEnd"/>
+            <w:r>
+              <w:t xml:space="preserve"> → </w:t>
+            </w:r>
+            <w:proofErr w:type="spellStart"/>
+            <w:r>
+              <w:t>persistence</w:t>
+            </w:r>
+            <w:proofErr w:type="spellEnd"/>
           </w:p>
         </w:tc>
         <w:tc>
@@ -3786,7 +6251,23 @@
     </w:tbl>
     <w:p>
       <w:r>
-        <w:t>Паттерны выбраны не «для галочки», а там, где они снижают связность: GigaChat может меняться, промпт-логика расширяется, генерация не блокирует HTTP-поток.</w:t>
+        <w:t>Паттерны выбраны не «для галочки», а там, где они снижают связность: </w:t>
+      </w:r>
+      <w:proofErr w:type="spellStart"/>
+      <w:r>
+        <w:t>GigaChat</w:t>
+      </w:r>
+      <w:proofErr w:type="spellEnd"/>
+      <w:r>
+        <w:t xml:space="preserve"> может меняться, </w:t>
+      </w:r>
+      <w:proofErr w:type="spellStart"/>
+      <w:r>
+        <w:t>промпт</w:t>
+      </w:r>
+      <w:proofErr w:type="spellEnd"/>
+      <w:r>
+        <w:t>-логика расширяется, генерация не блокирует HTTP-поток.</w:t>
       </w:r>
     </w:p>
     <w:p/>
@@ -3799,7 +6280,7 @@
       <w:pPr>
         <w:pStyle w:val="1"/>
       </w:pPr>
-      <w:bookmarkStart w:id="12" w:name="_Toc232175832"/>
+      <w:bookmarkStart w:id="12" w:name="_Toc232181485"/>
       <w:r>
         <w:lastRenderedPageBreak/>
         <w:t>Стек технологий и запуск</w:t>
@@ -3810,7 +6291,7 @@
       <w:pPr>
         <w:pStyle w:val="2"/>
       </w:pPr>
-      <w:bookmarkStart w:id="13" w:name="_Toc232175833"/>
+      <w:bookmarkStart w:id="13" w:name="_Toc232181486"/>
       <w:r>
         <w:t>Стек</w:t>
       </w:r>
@@ -3962,7 +6443,35 @@
               <w:rPr>
                 <w:lang w:val="en-US"/>
               </w:rPr>
-              <w:t>Java 21, Spring Boot 3.4, Spring Security, Spring Data JPA, WebFlux (GigaChat)</w:t>
+              <w:t xml:space="preserve">Java 21, Spring Boot 3.4, Spring Security, Spring Data JPA, </w:t>
+            </w:r>
+            <w:proofErr w:type="spellStart"/>
+            <w:r>
+              <w:rPr>
+                <w:lang w:val="en-US"/>
+              </w:rPr>
+              <w:t>WebFlux</w:t>
+            </w:r>
+            <w:proofErr w:type="spellEnd"/>
+            <w:r>
+              <w:rPr>
+                <w:lang w:val="en-US"/>
+              </w:rPr>
+              <w:t xml:space="preserve"> (</w:t>
+            </w:r>
+            <w:proofErr w:type="spellStart"/>
+            <w:r>
+              <w:rPr>
+                <w:lang w:val="en-US"/>
+              </w:rPr>
+              <w:t>GigaChat</w:t>
+            </w:r>
+            <w:proofErr w:type="spellEnd"/>
+            <w:r>
+              <w:rPr>
+                <w:lang w:val="en-US"/>
+              </w:rPr>
+              <w:t>)</w:t>
             </w:r>
           </w:p>
         </w:tc>
@@ -4022,7 +6531,21 @@
               <w:rPr>
                 <w:lang w:val="en-US"/>
               </w:rPr>
-              <w:t>PostgreSQL 16 (Hibernate ddl-auto: update)</w:t>
+              <w:t>PostgreSQL 16 (Hibernate </w:t>
+            </w:r>
+            <w:proofErr w:type="spellStart"/>
+            <w:r>
+              <w:rPr>
+                <w:lang w:val="en-US"/>
+              </w:rPr>
+              <w:t>ddl</w:t>
+            </w:r>
+            <w:proofErr w:type="spellEnd"/>
+            <w:r>
+              <w:rPr>
+                <w:lang w:val="en-US"/>
+              </w:rPr>
+              <w:t>-auto: update)</w:t>
             </w:r>
           </w:p>
         </w:tc>
@@ -4073,8 +6596,13 @@
             <w:hideMark/>
           </w:tcPr>
           <w:p>
-            <w:r>
-              <w:t>Redis 7</w:t>
+            <w:proofErr w:type="spellStart"/>
+            <w:r>
+              <w:t>Redis</w:t>
+            </w:r>
+            <w:proofErr w:type="spellEnd"/>
+            <w:r>
+              <w:t xml:space="preserve"> 7</w:t>
             </w:r>
           </w:p>
         </w:tc>
@@ -4134,7 +6662,21 @@
               <w:rPr>
                 <w:lang w:val="en-US"/>
               </w:rPr>
-              <w:t>React 19, TypeScript, Vite 7, React Router</w:t>
+              <w:t xml:space="preserve">React 19, TypeScript, </w:t>
+            </w:r>
+            <w:proofErr w:type="spellStart"/>
+            <w:r>
+              <w:rPr>
+                <w:lang w:val="en-US"/>
+              </w:rPr>
+              <w:t>Vite</w:t>
+            </w:r>
+            <w:proofErr w:type="spellEnd"/>
+            <w:r>
+              <w:rPr>
+                <w:lang w:val="en-US"/>
+              </w:rPr>
+              <w:t xml:space="preserve"> 7, React Router</w:t>
             </w:r>
           </w:p>
         </w:tc>
@@ -4185,8 +6727,21 @@
             <w:hideMark/>
           </w:tcPr>
           <w:p>
-            <w:r>
-              <w:t>Swagger (springdoc-openapi)</w:t>
+            <w:proofErr w:type="spellStart"/>
+            <w:r>
+              <w:t>Swagger</w:t>
+            </w:r>
+            <w:proofErr w:type="spellEnd"/>
+            <w:r>
+              <w:t xml:space="preserve"> (</w:t>
+            </w:r>
+            <w:proofErr w:type="spellStart"/>
+            <w:r>
+              <w:t>springdoc-openapi</w:t>
+            </w:r>
+            <w:proofErr w:type="spellEnd"/>
+            <w:r>
+              <w:t>)</w:t>
             </w:r>
           </w:p>
         </w:tc>
@@ -4237,8 +6792,29 @@
             <w:hideMark/>
           </w:tcPr>
           <w:p>
-            <w:r>
-              <w:t>Maven → JAR; npm (frontend)</w:t>
+            <w:proofErr w:type="spellStart"/>
+            <w:r>
+              <w:t>Maven</w:t>
+            </w:r>
+            <w:proofErr w:type="spellEnd"/>
+            <w:r>
+              <w:t xml:space="preserve"> → JAR; </w:t>
+            </w:r>
+            <w:proofErr w:type="spellStart"/>
+            <w:r>
+              <w:t>npm</w:t>
+            </w:r>
+            <w:proofErr w:type="spellEnd"/>
+            <w:r>
+              <w:t xml:space="preserve"> (</w:t>
+            </w:r>
+            <w:proofErr w:type="spellStart"/>
+            <w:r>
+              <w:t>frontend</w:t>
+            </w:r>
+            <w:proofErr w:type="spellEnd"/>
+            <w:r>
+              <w:t>)</w:t>
             </w:r>
           </w:p>
         </w:tc>
@@ -4289,9 +6865,19 @@
             <w:hideMark/>
           </w:tcPr>
           <w:p>
-            <w:r>
-              <w:t>Docker Compose</w:t>
-            </w:r>
+            <w:proofErr w:type="spellStart"/>
+            <w:r>
+              <w:t>Docker</w:t>
+            </w:r>
+            <w:proofErr w:type="spellEnd"/>
+            <w:r>
+              <w:t xml:space="preserve"> </w:t>
+            </w:r>
+            <w:proofErr w:type="spellStart"/>
+            <w:r>
+              <w:t>Compose</w:t>
+            </w:r>
+            <w:proofErr w:type="spellEnd"/>
           </w:p>
         </w:tc>
       </w:tr>
@@ -4308,7 +6894,7 @@
           <w:lang w:val="en-US"/>
         </w:rPr>
       </w:pPr>
-      <w:bookmarkStart w:id="14" w:name="_Toc232175834"/>
+      <w:bookmarkStart w:id="14" w:name="_Toc232181487"/>
       <w:r>
         <w:t>Запуск</w:t>
       </w:r>
@@ -4344,22 +6930,29 @@
         <w:rPr>
           <w:lang w:val="en-US"/>
         </w:rPr>
-        <w:t>/.env</w:t>
+        <w:t>/.</w:t>
+      </w:r>
+      <w:proofErr w:type="spellStart"/>
+      <w:r>
+        <w:rPr>
+          <w:lang w:val="en-US"/>
+        </w:rPr>
+        <w:t>env</w:t>
       </w:r>
       <w:proofErr w:type="gramEnd"/>
       <w:r>
         <w:rPr>
           <w:lang w:val="en-US"/>
         </w:rPr>
-        <w:t>.example backend/.env   # GIGACHAT_AUTH_KEY, JWT_SECRET</w:t>
-      </w:r>
-    </w:p>
-    <w:p>
-      <w:pPr>
+        <w:t>.example</w:t>
+      </w:r>
+      <w:proofErr w:type="spellEnd"/>
+      <w:r>
         <w:rPr>
           <w:lang w:val="en-US"/>
         </w:rPr>
-      </w:pPr>
+        <w:t xml:space="preserve"> backend/.env   # GIGACHAT_AUTH_KEY, JWT_SECRET</w:t>
+      </w:r>
     </w:p>
     <w:p>
       <w:pPr>
@@ -4367,11 +6960,39 @@
           <w:lang w:val="en-US"/>
         </w:rPr>
       </w:pPr>
-      <w:r>
+    </w:p>
+    <w:p>
+      <w:pPr>
         <w:rPr>
           <w:lang w:val="en-US"/>
         </w:rPr>
-        <w:t>cd backend &amp;&amp; mvn spring-</w:t>
+      </w:pPr>
+      <w:r>
+        <w:rPr>
+          <w:lang w:val="en-US"/>
+        </w:rPr>
+        <w:t xml:space="preserve">cd backend &amp;&amp; </w:t>
+      </w:r>
+      <w:proofErr w:type="spellStart"/>
+      <w:r>
+        <w:rPr>
+          <w:lang w:val="en-US"/>
+        </w:rPr>
+        <w:t>mvn</w:t>
+      </w:r>
+      <w:proofErr w:type="spellEnd"/>
+      <w:r>
+        <w:rPr>
+          <w:lang w:val="en-US"/>
+        </w:rPr>
+        <w:t xml:space="preserve"> </w:t>
+      </w:r>
+      <w:proofErr w:type="spellStart"/>
+      <w:r>
+        <w:rPr>
+          <w:lang w:val="en-US"/>
+        </w:rPr>
+        <w:t>spring-</w:t>
       </w:r>
       <w:proofErr w:type="gramStart"/>
       <w:r>
@@ -4380,6 +7001,7 @@
         </w:rPr>
         <w:t>boot:run</w:t>
       </w:r>
+      <w:proofErr w:type="spellEnd"/>
       <w:proofErr w:type="gramEnd"/>
       <w:r>
         <w:rPr>
@@ -4407,7 +7029,35 @@
         <w:rPr>
           <w:lang w:val="en-US"/>
         </w:rPr>
-        <w:t>cd frontend &amp;&amp; npm install &amp;&amp; npm run dev</w:t>
+        <w:t xml:space="preserve">cd frontend &amp;&amp; </w:t>
+      </w:r>
+      <w:proofErr w:type="spellStart"/>
+      <w:r>
+        <w:rPr>
+          <w:lang w:val="en-US"/>
+        </w:rPr>
+        <w:t>npm</w:t>
+      </w:r>
+      <w:proofErr w:type="spellEnd"/>
+      <w:r>
+        <w:rPr>
+          <w:lang w:val="en-US"/>
+        </w:rPr>
+        <w:t xml:space="preserve"> install &amp;&amp; </w:t>
+      </w:r>
+      <w:proofErr w:type="spellStart"/>
+      <w:r>
+        <w:rPr>
+          <w:lang w:val="en-US"/>
+        </w:rPr>
+        <w:t>npm</w:t>
+      </w:r>
+      <w:proofErr w:type="spellEnd"/>
+      <w:r>
+        <w:rPr>
+          <w:lang w:val="en-US"/>
+        </w:rPr>
+        <w:t xml:space="preserve"> run dev</w:t>
       </w:r>
     </w:p>
     <w:p>
@@ -4455,8 +7105,13 @@
           <w:numId w:val="40"/>
         </w:numPr>
       </w:pPr>
-      <w:r>
-        <w:t>Swagger: </w:t>
+      <w:proofErr w:type="spellStart"/>
+      <w:r>
+        <w:t>Swagger</w:t>
+      </w:r>
+      <w:proofErr w:type="spellEnd"/>
+      <w:r>
+        <w:t>: </w:t>
       </w:r>
       <w:hyperlink r:id="rId9" w:history="1">
         <w:r>
@@ -4497,6 +7152,7 @@
         <w:pStyle w:val="1"/>
       </w:pPr>
       <w:bookmarkStart w:id="15" w:name="_Toc224859590"/>
+      <w:bookmarkStart w:id="16" w:name="_Toc232181488"/>
       <w:r>
         <w:lastRenderedPageBreak/>
         <w:drawing>
@@ -4558,9 +7214,9 @@
       <w:r>
         <w:t>Диаграмма классов</w:t>
       </w:r>
+      <w:bookmarkEnd w:id="16"/>
     </w:p>
     <w:p/>
-    <w:p/>
     <w:p>
       <w:r>
         <w:br w:type="page"/>
@@ -4570,7 +7226,99 @@
       <w:pPr>
         <w:pStyle w:val="1"/>
       </w:pPr>
-      <w:bookmarkStart w:id="16" w:name="_Toc232175836"/>
+      <w:bookmarkStart w:id="17" w:name="_Toc232181489"/>
+      <w:r>
+        <w:lastRenderedPageBreak/>
+        <w:drawing>
+          <wp:anchor distT="0" distB="0" distL="114300" distR="114300" simplePos="0" relativeHeight="251664384" behindDoc="0" locked="0" layoutInCell="1" allowOverlap="1" wp14:anchorId="07A4CE27" wp14:editId="51A94418">
+            <wp:simplePos x="0" y="0"/>
+            <wp:positionH relativeFrom="column">
+              <wp:posOffset>-623570</wp:posOffset>
+            </wp:positionH>
+            <wp:positionV relativeFrom="paragraph">
+              <wp:posOffset>324485</wp:posOffset>
+            </wp:positionV>
+            <wp:extent cx="6632575" cy="8421370"/>
+            <wp:effectExtent l="0" t="0" r="0" b="0"/>
+            <wp:wrapSquare wrapText="bothSides"/>
+            <wp:docPr id="224664704" name="Рисунок 1"/>
+            <wp:cNvGraphicFramePr>
+              <a:graphicFrameLocks xmlns:a="http://schemas.openxmlformats.org/drawingml/2006/main" noChangeAspect="1"/>
+            </wp:cNvGraphicFramePr>
+            <a:graphic xmlns:a="http://schemas.openxmlformats.org/drawingml/2006/main">
+              <a:graphicData uri="http://schemas.openxmlformats.org/drawingml/2006/picture">
+                <pic:pic xmlns:pic="http://schemas.openxmlformats.org/drawingml/2006/picture">
+                  <pic:nvPicPr>
+                    <pic:cNvPr id="224664704" name=""/>
+                    <pic:cNvPicPr/>
+                  </pic:nvPicPr>
+                  <pic:blipFill rotWithShape="1">
+                    <a:blip r:embed="rId12">
+                      <a:extLst>
+                        <a:ext uri="{28A0092B-C50C-407E-A947-70E740481C1C}">
+                          <a14:useLocalDpi xmlns:a14="http://schemas.microsoft.com/office/drawing/2010/main" val="0"/>
+                        </a:ext>
+                      </a:extLst>
+                    </a:blip>
+                    <a:srcRect t="439"/>
+                    <a:stretch/>
+                  </pic:blipFill>
+                  <pic:spPr bwMode="auto">
+                    <a:xfrm>
+                      <a:off x="0" y="0"/>
+                      <a:ext cx="6632575" cy="8421370"/>
+                    </a:xfrm>
+                    <a:prstGeom prst="rect">
+                      <a:avLst/>
+                    </a:prstGeom>
+                    <a:ln>
+                      <a:noFill/>
+                    </a:ln>
+                    <a:extLst>
+                      <a:ext uri="{53640926-AAD7-44D8-BBD7-CCE9431645EC}">
+                        <a14:shadowObscured xmlns:a14="http://schemas.microsoft.com/office/drawing/2010/main"/>
+                      </a:ext>
+                    </a:extLst>
+                  </pic:spPr>
+                </pic:pic>
+              </a:graphicData>
+            </a:graphic>
+            <wp14:sizeRelH relativeFrom="page">
+              <wp14:pctWidth>0</wp14:pctWidth>
+            </wp14:sizeRelH>
+            <wp14:sizeRelV relativeFrom="page">
+              <wp14:pctHeight>0</wp14:pctHeight>
+            </wp14:sizeRelV>
+          </wp:anchor>
+        </w:drawing>
+      </w:r>
+      <w:r>
+        <w:t>E</w:t>
+      </w:r>
+      <w:r>
+        <w:rPr>
+          <w:lang w:val="en-US"/>
+        </w:rPr>
+        <w:t>R-</w:t>
+      </w:r>
+      <w:r>
+        <w:t>диаграмма</w:t>
+      </w:r>
+      <w:bookmarkEnd w:id="17"/>
+    </w:p>
+    <w:p>
+      <w:pPr>
+        <w:pStyle w:val="1"/>
+      </w:pPr>
+      <w:r>
+        <w:br w:type="page"/>
+      </w:r>
+    </w:p>
+    <w:p>
+      <w:pPr>
+        <w:pStyle w:val="1"/>
+      </w:pPr>
+      <w:bookmarkStart w:id="18" w:name="_Toc232181490"/>
       <w:r>
         <w:lastRenderedPageBreak/>
         <w:t>Диаграмм</w:t>
@@ -4579,14 +7327,18 @@
         <w:t>ы</w:t>
       </w:r>
       <w:r>
-        <w:t xml:space="preserve"> последовательности </w:t>
-      </w:r>
-      <w:bookmarkEnd w:id="16"/>
+        <w:t xml:space="preserve"> последовательности</w:t>
+      </w:r>
+      <w:bookmarkEnd w:id="18"/>
+      <w:r>
+        <w:t xml:space="preserve"> </w:t>
+      </w:r>
     </w:p>
     <w:p>
       <w:pPr>
         <w:pStyle w:val="2"/>
       </w:pPr>
+      <w:bookmarkStart w:id="19" w:name="_Toc232181491"/>
       <w:r>
         <w:drawing>
           <wp:anchor distT="0" distB="0" distL="114300" distR="114300" simplePos="0" relativeHeight="251661312" behindDoc="0" locked="0" layoutInCell="1" allowOverlap="1" wp14:anchorId="6422B652" wp14:editId="6999B9DF">
@@ -4612,7 +7364,7 @@
                     <pic:cNvPicPr/>
                   </pic:nvPicPr>
                   <pic:blipFill>
-                    <a:blip r:embed="rId12" cstate="print">
+                    <a:blip r:embed="rId13" cstate="print">
                       <a:extLst>
                         <a:ext uri="{28A0092B-C50C-407E-A947-70E740481C1C}">
                           <a14:useLocalDpi xmlns:a14="http://schemas.microsoft.com/office/drawing/2010/main" val="0"/>
@@ -4656,12 +7408,14 @@
       <w:r>
         <w:t xml:space="preserve"> портрета</w:t>
       </w:r>
+      <w:bookmarkEnd w:id="19"/>
     </w:p>
     <w:p/>
     <w:p>
       <w:pPr>
         <w:pStyle w:val="2"/>
       </w:pPr>
+      <w:bookmarkStart w:id="20" w:name="_Toc232181492"/>
       <w:r>
         <w:drawing>
           <wp:anchor distT="0" distB="0" distL="114300" distR="114300" simplePos="0" relativeHeight="251662336" behindDoc="0" locked="0" layoutInCell="1" allowOverlap="1" wp14:anchorId="38531A48" wp14:editId="48FB3E81">
@@ -4687,7 +7441,7 @@
                     <pic:cNvPicPr/>
                   </pic:nvPicPr>
                   <pic:blipFill>
-                    <a:blip r:embed="rId13" cstate="print">
+                    <a:blip r:embed="rId14" cstate="print">
                       <a:extLst>
                         <a:ext uri="{28A0092B-C50C-407E-A947-70E740481C1C}">
                           <a14:useLocalDpi xmlns:a14="http://schemas.microsoft.com/office/drawing/2010/main" val="0"/>
@@ -4722,12 +7476,14 @@
       <w:r>
         <w:t>Персонажи</w:t>
       </w:r>
+      <w:bookmarkEnd w:id="20"/>
     </w:p>
     <w:p/>
     <w:p>
       <w:pPr>
         <w:pStyle w:val="2"/>
       </w:pPr>
+      <w:bookmarkStart w:id="21" w:name="_Toc232181493"/>
       <w:r>
         <w:lastRenderedPageBreak/>
         <w:drawing>
@@ -4754,7 +7510,7 @@
                     <pic:cNvPicPr/>
                   </pic:nvPicPr>
                   <pic:blipFill>
-                    <a:blip r:embed="rId14" cstate="print">
+                    <a:blip r:embed="rId15" cstate="print">
                       <a:extLst>
                         <a:ext uri="{28A0092B-C50C-407E-A947-70E740481C1C}">
                           <a14:useLocalDpi xmlns:a14="http://schemas.microsoft.com/office/drawing/2010/main" val="0"/>
@@ -4789,6 +7545,7 @@
       <w:r>
         <w:t>Избранное</w:t>
       </w:r>
+      <w:bookmarkEnd w:id="21"/>
     </w:p>
     <w:p/>
     <w:p/>
@@ -4802,26 +7559,39 @@
       <w:pPr>
         <w:pStyle w:val="1"/>
       </w:pPr>
+      <w:bookmarkStart w:id="22" w:name="_Toc232181494"/>
       <w:r>
         <w:lastRenderedPageBreak/>
         <w:t>Сценарии использования</w:t>
       </w:r>
+      <w:bookmarkEnd w:id="22"/>
     </w:p>
     <w:p>
       <w:pPr>
         <w:pStyle w:val="2"/>
       </w:pPr>
+      <w:bookmarkStart w:id="23" w:name="_Toc232181495"/>
       <w:r>
         <w:t>UC-1: Регистрация и вход</w:t>
       </w:r>
-    </w:p>
-    <w:p>
+      <w:bookmarkEnd w:id="23"/>
+    </w:p>
+    <w:p>
+      <w:proofErr w:type="spellStart"/>
       <w:r>
         <w:rPr>
           <w:b/>
           <w:bCs/>
         </w:rPr>
-        <w:t>Актор:</w:t>
+        <w:t>Актор</w:t>
+      </w:r>
+      <w:proofErr w:type="spellEnd"/>
+      <w:r>
+        <w:rPr>
+          <w:b/>
+          <w:bCs/>
+        </w:rPr>
+        <w:t>:</w:t>
       </w:r>
       <w:r>
         <w:t> новый пользователь</w:t>
@@ -4848,7 +7618,23 @@
         </w:numPr>
       </w:pPr>
       <w:r>
-        <w:t>Пользователь открывает /register, вводит email, пароль, имя.</w:t>
+        <w:t>Пользователь открывает /</w:t>
+      </w:r>
+      <w:proofErr w:type="spellStart"/>
+      <w:r>
+        <w:t>register</w:t>
+      </w:r>
+      <w:proofErr w:type="spellEnd"/>
+      <w:r>
+        <w:t xml:space="preserve">, вводит </w:t>
+      </w:r>
+      <w:proofErr w:type="spellStart"/>
+      <w:r>
+        <w:t>email</w:t>
+      </w:r>
+      <w:proofErr w:type="spellEnd"/>
+      <w:r>
+        <w:t>, пароль, имя.</w:t>
       </w:r>
     </w:p>
     <w:p>
@@ -4859,7 +7645,15 @@
         </w:numPr>
       </w:pPr>
       <w:r>
-        <w:t>Backend создаёт запись в users.</w:t>
+        <w:t>Backend создаёт запись в </w:t>
+      </w:r>
+      <w:proofErr w:type="spellStart"/>
+      <w:r>
+        <w:t>users</w:t>
+      </w:r>
+      <w:proofErr w:type="spellEnd"/>
+      <w:r>
+        <w:t>.</w:t>
       </w:r>
     </w:p>
     <w:p>
@@ -4903,7 +7697,21 @@
         <w:rPr>
           <w:lang w:val="en-US"/>
         </w:rPr>
-        <w:t xml:space="preserve"> HttpOnly cookies.</w:t>
+        <w:t xml:space="preserve"> </w:t>
+      </w:r>
+      <w:proofErr w:type="spellStart"/>
+      <w:r>
+        <w:rPr>
+          <w:lang w:val="en-US"/>
+        </w:rPr>
+        <w:t>HttpOnly</w:t>
+      </w:r>
+      <w:proofErr w:type="spellEnd"/>
+      <w:r>
+        <w:rPr>
+          <w:lang w:val="en-US"/>
+        </w:rPr>
+        <w:t xml:space="preserve"> cookies.</w:t>
       </w:r>
     </w:p>
     <w:p>
@@ -4914,7 +7722,15 @@
         </w:numPr>
       </w:pPr>
       <w:r>
-        <w:t>Пользователь попадает на /dashboard.</w:t>
+        <w:t>Пользователь попадает на /</w:t>
+      </w:r>
+      <w:proofErr w:type="spellStart"/>
+      <w:r>
+        <w:t>dashboard</w:t>
+      </w:r>
+      <w:proofErr w:type="spellEnd"/>
+      <w:r>
+        <w:t>.</w:t>
       </w:r>
     </w:p>
     <w:p>
@@ -4926,7 +7742,15 @@
         <w:t>Результат:</w:t>
       </w:r>
       <w:r>
-        <w:t> аутентифицированная сессия без хранения токена в localStorage.</w:t>
+        <w:t xml:space="preserve"> аутентифицированная сессия без хранения токена в </w:t>
+      </w:r>
+      <w:proofErr w:type="spellStart"/>
+      <w:r>
+        <w:t>localStorage</w:t>
+      </w:r>
+      <w:proofErr w:type="spellEnd"/>
+      <w:r>
+        <w:t>.</w:t>
       </w:r>
     </w:p>
     <w:p/>
@@ -4934,17 +7758,28 @@
       <w:pPr>
         <w:pStyle w:val="2"/>
       </w:pPr>
+      <w:bookmarkStart w:id="24" w:name="_Toc232181496"/>
       <w:r>
         <w:t>UC-2: Генерация портрета «с нуля»</w:t>
       </w:r>
-    </w:p>
-    <w:p>
+      <w:bookmarkEnd w:id="24"/>
+    </w:p>
+    <w:p>
+      <w:proofErr w:type="spellStart"/>
       <w:r>
         <w:rPr>
           <w:b/>
           <w:bCs/>
         </w:rPr>
-        <w:t>Актор:</w:t>
+        <w:t>Актор</w:t>
+      </w:r>
+      <w:proofErr w:type="spellEnd"/>
+      <w:r>
+        <w:rPr>
+          <w:b/>
+          <w:bCs/>
+        </w:rPr>
+        <w:t>:</w:t>
       </w:r>
       <w:r>
         <w:t> авторизованный пользователь</w:t>
@@ -4971,7 +7806,15 @@
         </w:numPr>
       </w:pPr>
       <w:r>
-        <w:t>Пользователь на /generate заполняет описание, роль, вселенную, настроение, шкалы.</w:t>
+        <w:t>Пользователь на /</w:t>
+      </w:r>
+      <w:proofErr w:type="spellStart"/>
+      <w:r>
+        <w:t>generate</w:t>
+      </w:r>
+      <w:proofErr w:type="spellEnd"/>
+      <w:r>
+        <w:t> заполняет описание, роль, вселенную, настроение, шкалы.</w:t>
       </w:r>
     </w:p>
     <w:p>
@@ -4982,7 +7825,39 @@
         </w:numPr>
       </w:pPr>
       <w:r>
-        <w:t>POST /api/v1/generations → проверка лимита (Redis), запись PENDING, промпт собран на сервере.</w:t>
+        <w:t>POST /</w:t>
+      </w:r>
+      <w:proofErr w:type="spellStart"/>
+      <w:r>
+        <w:t>api</w:t>
+      </w:r>
+      <w:proofErr w:type="spellEnd"/>
+      <w:r>
+        <w:t>/v1/</w:t>
+      </w:r>
+      <w:proofErr w:type="spellStart"/>
+      <w:r>
+        <w:t>generations</w:t>
+      </w:r>
+      <w:proofErr w:type="spellEnd"/>
+      <w:r>
+        <w:t> → проверка лимита (</w:t>
+      </w:r>
+      <w:proofErr w:type="spellStart"/>
+      <w:r>
+        <w:t>Redis</w:t>
+      </w:r>
+      <w:proofErr w:type="spellEnd"/>
+      <w:r>
+        <w:t xml:space="preserve">), запись PENDING, </w:t>
+      </w:r>
+      <w:proofErr w:type="spellStart"/>
+      <w:r>
+        <w:t>промпт</w:t>
+      </w:r>
+      <w:proofErr w:type="spellEnd"/>
+      <w:r>
+        <w:t xml:space="preserve"> собран на сервере.</w:t>
       </w:r>
     </w:p>
     <w:p>
@@ -4993,7 +7868,23 @@
         </w:numPr>
       </w:pPr>
       <w:r>
-        <w:t>Асинхронный pipeline вызывает GigaChat, сохраняет JPG.</w:t>
+        <w:t xml:space="preserve">Асинхронный </w:t>
+      </w:r>
+      <w:proofErr w:type="spellStart"/>
+      <w:r>
+        <w:t>pipeline</w:t>
+      </w:r>
+      <w:proofErr w:type="spellEnd"/>
+      <w:r>
+        <w:t xml:space="preserve"> вызывает </w:t>
+      </w:r>
+      <w:proofErr w:type="spellStart"/>
+      <w:r>
+        <w:t>GigaChat</w:t>
+      </w:r>
+      <w:proofErr w:type="spellEnd"/>
+      <w:r>
+        <w:t>, сохраняет JPG.</w:t>
       </w:r>
     </w:p>
     <w:p>
@@ -5004,7 +7895,15 @@
         </w:numPr>
       </w:pPr>
       <w:r>
-        <w:t>UI polling показывает статус и изображение.</w:t>
+        <w:t xml:space="preserve">UI </w:t>
+      </w:r>
+      <w:proofErr w:type="spellStart"/>
+      <w:r>
+        <w:t>polling</w:t>
+      </w:r>
+      <w:proofErr w:type="spellEnd"/>
+      <w:r>
+        <w:t xml:space="preserve"> показывает статус и изображение.</w:t>
       </w:r>
     </w:p>
     <w:p>
@@ -5015,7 +7914,15 @@
         </w:numPr>
       </w:pPr>
       <w:r>
-        <w:t>При ошибке — FAILED, доступен retry.</w:t>
+        <w:t xml:space="preserve">При ошибке — FAILED, доступен </w:t>
+      </w:r>
+      <w:proofErr w:type="spellStart"/>
+      <w:r>
+        <w:t>retry</w:t>
+      </w:r>
+      <w:proofErr w:type="spellEnd"/>
+      <w:r>
+        <w:t>.</w:t>
       </w:r>
     </w:p>
     <w:p>
@@ -5027,7 +7934,31 @@
         <w:t>Результат:</w:t>
       </w:r>
       <w:r>
-        <w:t> портрет в portrait_artifacts + файл в storage/portraits/.</w:t>
+        <w:t> портрет в </w:t>
+      </w:r>
+      <w:proofErr w:type="spellStart"/>
+      <w:r>
+        <w:t>portrait_artifacts</w:t>
+      </w:r>
+      <w:proofErr w:type="spellEnd"/>
+      <w:r>
+        <w:t> + файл в </w:t>
+      </w:r>
+      <w:proofErr w:type="spellStart"/>
+      <w:r>
+        <w:t>storage</w:t>
+      </w:r>
+      <w:proofErr w:type="spellEnd"/>
+      <w:r>
+        <w:t>/</w:t>
+      </w:r>
+      <w:proofErr w:type="spellStart"/>
+      <w:r>
+        <w:t>portraits</w:t>
+      </w:r>
+      <w:proofErr w:type="spellEnd"/>
+      <w:r>
+        <w:t>/.</w:t>
       </w:r>
     </w:p>
     <w:p/>
@@ -5035,17 +7966,28 @@
       <w:pPr>
         <w:pStyle w:val="2"/>
       </w:pPr>
+      <w:bookmarkStart w:id="25" w:name="_Toc232181497"/>
       <w:r>
         <w:t>UC-3: Шаблон персонажа и повторная генерация</w:t>
       </w:r>
-    </w:p>
-    <w:p>
+      <w:bookmarkEnd w:id="25"/>
+    </w:p>
+    <w:p>
+      <w:proofErr w:type="spellStart"/>
       <w:r>
         <w:rPr>
           <w:b/>
           <w:bCs/>
         </w:rPr>
-        <w:t>Актор:</w:t>
+        <w:t>Актор</w:t>
+      </w:r>
+      <w:proofErr w:type="spellEnd"/>
+      <w:r>
+        <w:rPr>
+          <w:b/>
+          <w:bCs/>
+        </w:rPr>
+        <w:t>:</w:t>
       </w:r>
       <w:r>
         <w:t> авторизованный пользователь</w:t>
@@ -5072,7 +8014,15 @@
         </w:numPr>
       </w:pPr>
       <w:r>
-        <w:t>Пользователь создаёт персонажа на /characters (имя + параметры) или сохраняет генерацию как персонажа (UC-6).</w:t>
+        <w:t>Пользователь создаёт персонажа на /</w:t>
+      </w:r>
+      <w:proofErr w:type="spellStart"/>
+      <w:r>
+        <w:t>characters</w:t>
+      </w:r>
+      <w:proofErr w:type="spellEnd"/>
+      <w:r>
+        <w:t> (имя + параметры) или сохраняет генерацию как персонажа (UC-6).</w:t>
       </w:r>
     </w:p>
     <w:p>
@@ -5100,7 +8050,21 @@
         <w:rPr>
           <w:lang w:val="en-US"/>
         </w:rPr>
-        <w:t xml:space="preserve">POST /api/v1/characters/{id}/generations — </w:t>
+        <w:t>POST /</w:t>
+      </w:r>
+      <w:proofErr w:type="spellStart"/>
+      <w:r>
+        <w:rPr>
+          <w:lang w:val="en-US"/>
+        </w:rPr>
+        <w:t>api</w:t>
+      </w:r>
+      <w:proofErr w:type="spellEnd"/>
+      <w:r>
+        <w:rPr>
+          <w:lang w:val="en-US"/>
+        </w:rPr>
+        <w:t xml:space="preserve">/v1/characters/{id}/generations — </w:t>
       </w:r>
       <w:r>
         <w:t>параметры</w:t>
@@ -5165,11 +8129,27 @@
         <w:rPr>
           <w:lang w:val="en-US"/>
         </w:rPr>
-        <w:t> character_id (</w:t>
-      </w:r>
+        <w:t> </w:t>
+      </w:r>
+      <w:proofErr w:type="spellStart"/>
+      <w:r>
+        <w:rPr>
+          <w:lang w:val="en-US"/>
+        </w:rPr>
+        <w:t>character_id</w:t>
+      </w:r>
+      <w:proofErr w:type="spellEnd"/>
+      <w:r>
+        <w:rPr>
+          <w:lang w:val="en-US"/>
+        </w:rPr>
+        <w:t> (</w:t>
+      </w:r>
+      <w:proofErr w:type="spellStart"/>
       <w:r>
         <w:t>служебно</w:t>
       </w:r>
+      <w:proofErr w:type="spellEnd"/>
       <w:r>
         <w:rPr>
           <w:lang w:val="en-US"/>
@@ -5196,13 +8176,18 @@
       <w:r>
         <w:t>После успеха обновляется </w:t>
       </w:r>
+      <w:proofErr w:type="spellStart"/>
       <w:proofErr w:type="gramStart"/>
       <w:r>
         <w:t>characters.last</w:t>
       </w:r>
       <w:proofErr w:type="gramEnd"/>
       <w:r>
-        <w:t>_portrait_id.</w:t>
+        <w:t>_portrait_id</w:t>
+      </w:r>
+      <w:proofErr w:type="spellEnd"/>
+      <w:r>
+        <w:t>.</w:t>
       </w:r>
     </w:p>
     <w:p>
@@ -5214,7 +8199,15 @@
         <w:t>Результат:</w:t>
       </w:r>
       <w:r>
-        <w:t> новый generation_request в истории; у персонажа обновлён последний портрет.</w:t>
+        <w:t> новый </w:t>
+      </w:r>
+      <w:proofErr w:type="spellStart"/>
+      <w:r>
+        <w:t>generation_request</w:t>
+      </w:r>
+      <w:proofErr w:type="spellEnd"/>
+      <w:r>
+        <w:t> в истории; у персонажа обновлён последний портрет.</w:t>
       </w:r>
     </w:p>
     <w:p/>
@@ -5222,17 +8215,28 @@
       <w:pPr>
         <w:pStyle w:val="2"/>
       </w:pPr>
+      <w:bookmarkStart w:id="26" w:name="_Toc232181498"/>
       <w:r>
         <w:t>UC-4: Избранное</w:t>
       </w:r>
-    </w:p>
-    <w:p>
+      <w:bookmarkEnd w:id="26"/>
+    </w:p>
+    <w:p>
+      <w:proofErr w:type="spellStart"/>
       <w:r>
         <w:rPr>
           <w:b/>
           <w:bCs/>
         </w:rPr>
-        <w:t>Актор:</w:t>
+        <w:t>Актор</w:t>
+      </w:r>
+      <w:proofErr w:type="spellEnd"/>
+      <w:r>
+        <w:rPr>
+          <w:b/>
+          <w:bCs/>
+        </w:rPr>
+        <w:t>:</w:t>
       </w:r>
       <w:r>
         <w:t> авторизованный пользователь</w:t>
@@ -5276,7 +8280,21 @@
         <w:rPr>
           <w:lang w:val="en-US"/>
         </w:rPr>
-        <w:t xml:space="preserve">POST /api/v1/portraits/{id}/favorite → </w:t>
+        <w:t>POST /</w:t>
+      </w:r>
+      <w:proofErr w:type="spellStart"/>
+      <w:r>
+        <w:rPr>
+          <w:lang w:val="en-US"/>
+        </w:rPr>
+        <w:t>api</w:t>
+      </w:r>
+      <w:proofErr w:type="spellEnd"/>
+      <w:r>
+        <w:rPr>
+          <w:lang w:val="en-US"/>
+        </w:rPr>
+        <w:t xml:space="preserve">/v1/portraits/{id}/favorite → </w:t>
       </w:r>
       <w:r>
         <w:t>запись</w:t>
@@ -5294,7 +8312,21 @@
         <w:rPr>
           <w:lang w:val="en-US"/>
         </w:rPr>
-        <w:t> favorite_portraits.</w:t>
+        <w:t> </w:t>
+      </w:r>
+      <w:proofErr w:type="spellStart"/>
+      <w:r>
+        <w:rPr>
+          <w:lang w:val="en-US"/>
+        </w:rPr>
+        <w:t>favorite_portraits</w:t>
+      </w:r>
+      <w:proofErr w:type="spellEnd"/>
+      <w:r>
+        <w:rPr>
+          <w:lang w:val="en-US"/>
+        </w:rPr>
+        <w:t>.</w:t>
       </w:r>
     </w:p>
     <w:p>
@@ -5305,7 +8337,15 @@
         </w:numPr>
       </w:pPr>
       <w:r>
-        <w:t>Список на /favorites: портрет, описание, роль, вселенная, дата добавления.</w:t>
+        <w:t>Список на /</w:t>
+      </w:r>
+      <w:proofErr w:type="spellStart"/>
+      <w:r>
+        <w:t>favorites</w:t>
+      </w:r>
+      <w:proofErr w:type="spellEnd"/>
+      <w:r>
+        <w:t>: портрет, описание, роль, вселенная, дата добавления.</w:t>
       </w:r>
     </w:p>
     <w:p>
@@ -5316,7 +8356,23 @@
         </w:numPr>
       </w:pPr>
       <w:r>
-        <w:t>Клик по карточке открывает /generations/{id}.</w:t>
+        <w:t>Клик по карточке открывает /</w:t>
+      </w:r>
+      <w:proofErr w:type="spellStart"/>
+      <w:r>
+        <w:t>generations</w:t>
+      </w:r>
+      <w:proofErr w:type="spellEnd"/>
+      <w:r>
+        <w:t>/{</w:t>
+      </w:r>
+      <w:proofErr w:type="spellStart"/>
+      <w:r>
+        <w:t>id</w:t>
+      </w:r>
+      <w:proofErr w:type="spellEnd"/>
+      <w:r>
+        <w:t>}.</w:t>
       </w:r>
     </w:p>
     <w:p>
@@ -5336,7 +8392,21 @@
         <w:rPr>
           <w:lang w:val="en-US"/>
         </w:rPr>
-        <w:t xml:space="preserve"> — DELETE /api/v1/portraits/{id}/favorite.</w:t>
+        <w:t xml:space="preserve"> — DELETE /</w:t>
+      </w:r>
+      <w:proofErr w:type="spellStart"/>
+      <w:r>
+        <w:rPr>
+          <w:lang w:val="en-US"/>
+        </w:rPr>
+        <w:t>api</w:t>
+      </w:r>
+      <w:proofErr w:type="spellEnd"/>
+      <w:r>
+        <w:rPr>
+          <w:lang w:val="en-US"/>
+        </w:rPr>
+        <w:t>/v1/portraits/{id}/favorite.</w:t>
       </w:r>
     </w:p>
     <w:p>
@@ -5356,17 +8426,28 @@
       <w:pPr>
         <w:pStyle w:val="2"/>
       </w:pPr>
+      <w:bookmarkStart w:id="27" w:name="_Toc232181499"/>
       <w:r>
         <w:t>UC-5: История, повтор и удаление</w:t>
       </w:r>
-    </w:p>
-    <w:p>
+      <w:bookmarkEnd w:id="27"/>
+    </w:p>
+    <w:p>
+      <w:proofErr w:type="spellStart"/>
       <w:r>
         <w:rPr>
           <w:b/>
           <w:bCs/>
         </w:rPr>
-        <w:t>Актор:</w:t>
+        <w:t>Актор</w:t>
+      </w:r>
+      <w:proofErr w:type="spellEnd"/>
+      <w:r>
+        <w:rPr>
+          <w:b/>
+          <w:bCs/>
+        </w:rPr>
+        <w:t>:</w:t>
       </w:r>
       <w:r>
         <w:t> авторизованный пользователь</w:t>
@@ -5393,7 +8474,15 @@
         </w:numPr>
       </w:pPr>
       <w:r>
-        <w:t>/history — список с фильтром по статусу.</w:t>
+        <w:t>/</w:t>
+      </w:r>
+      <w:proofErr w:type="spellStart"/>
+      <w:r>
+        <w:t>history</w:t>
+      </w:r>
+      <w:proofErr w:type="spellEnd"/>
+      <w:r>
+        <w:t> — список с фильтром по статусу.</w:t>
       </w:r>
     </w:p>
     <w:p>
@@ -5405,7 +8494,15 @@
       </w:pPr>
       <w:r>
         <w:lastRenderedPageBreak/>
-        <w:t>Открытие детали — параметры, промпт, портрет или ошибка.</w:t>
+        <w:t xml:space="preserve">Открытие детали — параметры, </w:t>
+      </w:r>
+      <w:proofErr w:type="spellStart"/>
+      <w:r>
+        <w:t>промпт</w:t>
+      </w:r>
+      <w:proofErr w:type="spellEnd"/>
+      <w:r>
+        <w:t>, портрет или ошибка.</w:t>
       </w:r>
     </w:p>
     <w:p>
@@ -5416,7 +8513,39 @@
         </w:numPr>
       </w:pPr>
       <w:r>
-        <w:t>При FAILED — POST /api/v1/generations/{id}/retry с теми же параметрами (новый запрос).</w:t>
+        <w:t>При FAILED — POST /</w:t>
+      </w:r>
+      <w:proofErr w:type="spellStart"/>
+      <w:r>
+        <w:t>api</w:t>
+      </w:r>
+      <w:proofErr w:type="spellEnd"/>
+      <w:r>
+        <w:t>/v1/</w:t>
+      </w:r>
+      <w:proofErr w:type="spellStart"/>
+      <w:r>
+        <w:t>generations</w:t>
+      </w:r>
+      <w:proofErr w:type="spellEnd"/>
+      <w:r>
+        <w:t>/{</w:t>
+      </w:r>
+      <w:proofErr w:type="spellStart"/>
+      <w:r>
+        <w:t>id</w:t>
+      </w:r>
+      <w:proofErr w:type="spellEnd"/>
+      <w:r>
+        <w:t>}/</w:t>
+      </w:r>
+      <w:proofErr w:type="spellStart"/>
+      <w:r>
+        <w:t>retry</w:t>
+      </w:r>
+      <w:proofErr w:type="spellEnd"/>
+      <w:r>
+        <w:t> с теми же параметрами (новый запрос).</w:t>
       </w:r>
     </w:p>
     <w:p>
@@ -5427,7 +8556,31 @@
         </w:numPr>
       </w:pPr>
       <w:r>
-        <w:t>DELETE /api/v1/generations/{id} — удаляет запрос, портрет, JPG и записи в избранном (включая PENDING).</w:t>
+        <w:t>DELETE /</w:t>
+      </w:r>
+      <w:proofErr w:type="spellStart"/>
+      <w:r>
+        <w:t>api</w:t>
+      </w:r>
+      <w:proofErr w:type="spellEnd"/>
+      <w:r>
+        <w:t>/v1/</w:t>
+      </w:r>
+      <w:proofErr w:type="spellStart"/>
+      <w:r>
+        <w:t>generations</w:t>
+      </w:r>
+      <w:proofErr w:type="spellEnd"/>
+      <w:r>
+        <w:t>/{</w:t>
+      </w:r>
+      <w:proofErr w:type="spellStart"/>
+      <w:r>
+        <w:t>id</w:t>
+      </w:r>
+      <w:proofErr w:type="spellEnd"/>
+      <w:r>
+        <w:t>} — удаляет запрос, портрет, JPG и записи в избранном (включая PENDING).</w:t>
       </w:r>
     </w:p>
     <w:p>
@@ -5447,6 +8600,7 @@
       <w:pPr>
         <w:pStyle w:val="2"/>
       </w:pPr>
+      <w:bookmarkStart w:id="28" w:name="_Toc232181500"/>
       <w:r>
         <w:t>UC-6</w:t>
       </w:r>
@@ -5458,14 +8612,24 @@
       <w:r>
         <w:t xml:space="preserve"> генерацию как персонажа</w:t>
       </w:r>
-    </w:p>
-    <w:p>
+      <w:bookmarkEnd w:id="28"/>
+    </w:p>
+    <w:p>
+      <w:proofErr w:type="spellStart"/>
       <w:r>
         <w:rPr>
           <w:b/>
           <w:bCs/>
         </w:rPr>
-        <w:t>Актор:</w:t>
+        <w:t>Актор</w:t>
+      </w:r>
+      <w:proofErr w:type="spellEnd"/>
+      <w:r>
+        <w:rPr>
+          <w:b/>
+          <w:bCs/>
+        </w:rPr>
+        <w:t>:</w:t>
       </w:r>
       <w:r>
         <w:t> авторизованный пользователь</w:t>
@@ -5492,7 +8656,23 @@
         </w:numPr>
       </w:pPr>
       <w:r>
-        <w:t>На /generations/{id} пользователь нажимает «Сохранить как персонажа», вводит имя.</w:t>
+        <w:t>На /</w:t>
+      </w:r>
+      <w:proofErr w:type="spellStart"/>
+      <w:r>
+        <w:t>generations</w:t>
+      </w:r>
+      <w:proofErr w:type="spellEnd"/>
+      <w:r>
+        <w:t>/{</w:t>
+      </w:r>
+      <w:proofErr w:type="spellStart"/>
+      <w:r>
+        <w:t>id</w:t>
+      </w:r>
+      <w:proofErr w:type="spellEnd"/>
+      <w:r>
+        <w:t>} пользователь нажимает «Сохранить как персонажа», вводит имя.</w:t>
       </w:r>
     </w:p>
     <w:p>
@@ -5503,7 +8683,47 @@
         </w:numPr>
       </w:pPr>
       <w:r>
-        <w:t>POST /api/v1/generations/{id}/character — параметры и портрет копируются в новый characters.</w:t>
+        <w:t>POST /</w:t>
+      </w:r>
+      <w:proofErr w:type="spellStart"/>
+      <w:r>
+        <w:t>api</w:t>
+      </w:r>
+      <w:proofErr w:type="spellEnd"/>
+      <w:r>
+        <w:t>/v1/</w:t>
+      </w:r>
+      <w:proofErr w:type="spellStart"/>
+      <w:r>
+        <w:t>generations</w:t>
+      </w:r>
+      <w:proofErr w:type="spellEnd"/>
+      <w:r>
+        <w:t>/{</w:t>
+      </w:r>
+      <w:proofErr w:type="spellStart"/>
+      <w:r>
+        <w:t>id</w:t>
+      </w:r>
+      <w:proofErr w:type="spellEnd"/>
+      <w:r>
+        <w:t>}/</w:t>
+      </w:r>
+      <w:proofErr w:type="spellStart"/>
+      <w:r>
+        <w:t>character</w:t>
+      </w:r>
+      <w:proofErr w:type="spellEnd"/>
+      <w:r>
+        <w:t> — параметры и портрет копируются в новый </w:t>
+      </w:r>
+      <w:proofErr w:type="spellStart"/>
+      <w:r>
+        <w:t>characters</w:t>
+      </w:r>
+      <w:proofErr w:type="spellEnd"/>
+      <w:r>
+        <w:t>.</w:t>
       </w:r>
     </w:p>
     <w:p>
@@ -5526,7 +8746,15 @@
         <w:t>Результат:</w:t>
       </w:r>
       <w:r>
-        <w:t> новый шаблон персонажа с last_portrait из генерации.</w:t>
+        <w:t> новый шаблон персонажа с </w:t>
+      </w:r>
+      <w:proofErr w:type="spellStart"/>
+      <w:r>
+        <w:t>last_portrait</w:t>
+      </w:r>
+      <w:proofErr w:type="spellEnd"/>
+      <w:r>
+        <w:t> из генерации.</w:t>
       </w:r>
     </w:p>
     <w:p/>
@@ -5534,17 +8762,28 @@
       <w:pPr>
         <w:pStyle w:val="2"/>
       </w:pPr>
+      <w:bookmarkStart w:id="29" w:name="_Toc232181501"/>
       <w:r>
         <w:t>UC-7: Управление персонажами</w:t>
       </w:r>
-    </w:p>
-    <w:p>
+      <w:bookmarkEnd w:id="29"/>
+    </w:p>
+    <w:p>
+      <w:proofErr w:type="spellStart"/>
       <w:r>
         <w:rPr>
           <w:b/>
           <w:bCs/>
         </w:rPr>
-        <w:t>Актор:</w:t>
+        <w:t>Актор</w:t>
+      </w:r>
+      <w:proofErr w:type="spellEnd"/>
+      <w:r>
+        <w:rPr>
+          <w:b/>
+          <w:bCs/>
+        </w:rPr>
+        <w:t>:</w:t>
       </w:r>
       <w:r>
         <w:t> авторизованный пользователь</w:t>
@@ -5571,7 +8810,15 @@
         </w:numPr>
       </w:pPr>
       <w:r>
-        <w:t>/characters — список шаблонов.</w:t>
+        <w:t>/</w:t>
+      </w:r>
+      <w:proofErr w:type="spellStart"/>
+      <w:r>
+        <w:t>characters</w:t>
+      </w:r>
+      <w:proofErr w:type="spellEnd"/>
+      <w:r>
+        <w:t> — список шаблонов.</w:t>
       </w:r>
     </w:p>
     <w:p>
@@ -5582,7 +8829,31 @@
         </w:numPr>
       </w:pPr>
       <w:r>
-        <w:t>PUT /api/v1/characters/{id} — обновление имени и параметров.</w:t>
+        <w:t>PUT /</w:t>
+      </w:r>
+      <w:proofErr w:type="spellStart"/>
+      <w:r>
+        <w:t>api</w:t>
+      </w:r>
+      <w:proofErr w:type="spellEnd"/>
+      <w:r>
+        <w:t>/v1/</w:t>
+      </w:r>
+      <w:proofErr w:type="spellStart"/>
+      <w:r>
+        <w:t>characters</w:t>
+      </w:r>
+      <w:proofErr w:type="spellEnd"/>
+      <w:r>
+        <w:t>/{</w:t>
+      </w:r>
+      <w:proofErr w:type="spellStart"/>
+      <w:r>
+        <w:t>id</w:t>
+      </w:r>
+      <w:proofErr w:type="spellEnd"/>
+      <w:r>
+        <w:t>} — обновление имени и параметров.</w:t>
       </w:r>
     </w:p>
     <w:p>
@@ -5593,7 +8864,39 @@
         </w:numPr>
       </w:pPr>
       <w:r>
-        <w:t>DELETE /api/v1/characters/{id} — удаление шаблона; у связанных генераций character_id обнуляется.</w:t>
+        <w:t>DELETE /</w:t>
+      </w:r>
+      <w:proofErr w:type="spellStart"/>
+      <w:r>
+        <w:t>api</w:t>
+      </w:r>
+      <w:proofErr w:type="spellEnd"/>
+      <w:r>
+        <w:t>/v1/</w:t>
+      </w:r>
+      <w:proofErr w:type="spellStart"/>
+      <w:r>
+        <w:t>characters</w:t>
+      </w:r>
+      <w:proofErr w:type="spellEnd"/>
+      <w:r>
+        <w:t>/{</w:t>
+      </w:r>
+      <w:proofErr w:type="spellStart"/>
+      <w:r>
+        <w:t>id</w:t>
+      </w:r>
+      <w:proofErr w:type="spellEnd"/>
+      <w:r>
+        <w:t>} — удаление шаблона; у связанных генераций </w:t>
+      </w:r>
+      <w:proofErr w:type="spellStart"/>
+      <w:r>
+        <w:t>character_id</w:t>
+      </w:r>
+      <w:proofErr w:type="spellEnd"/>
+      <w:r>
+        <w:t> обнуляется.</w:t>
       </w:r>
     </w:p>
     <w:p>
@@ -5625,8 +8928,8 @@
     <w:p>
       <w:pPr>
         <w:sectPr>
-          <w:footerReference w:type="even" r:id="rId15"/>
-          <w:footerReference w:type="default" r:id="rId16"/>
+          <w:footerReference w:type="even" r:id="rId16"/>
+          <w:footerReference w:type="default" r:id="rId17"/>
           <w:pgSz w:w="11906" w:h="16838"/>
           <w:pgMar w:top="1134" w:right="1134" w:bottom="1134" w:left="1701" w:header="1134" w:footer="1134" w:gutter="0"/>
           <w:cols w:space="708"/>
@@ -5641,22 +8944,24 @@
       <w:pPr>
         <w:pStyle w:val="1"/>
       </w:pPr>
-      <w:bookmarkStart w:id="17" w:name="_Toc232175839"/>
+      <w:bookmarkStart w:id="30" w:name="_Toc232181502"/>
       <w:r>
         <w:t>П</w:t>
       </w:r>
       <w:r>
         <w:t>ример работы программы</w:t>
       </w:r>
-      <w:bookmarkEnd w:id="17"/>
+      <w:bookmarkEnd w:id="30"/>
     </w:p>
     <w:p>
       <w:pPr>
         <w:pStyle w:val="2"/>
       </w:pPr>
+      <w:bookmarkStart w:id="31" w:name="_Toc232181503"/>
       <w:r>
         <w:t>Персонажи</w:t>
       </w:r>
+      <w:bookmarkEnd w:id="31"/>
     </w:p>
     <w:p>
       <w:pPr>
@@ -5679,7 +8984,7 @@
                     <pic:cNvPicPr/>
                   </pic:nvPicPr>
                   <pic:blipFill>
-                    <a:blip r:embed="rId17"/>
+                    <a:blip r:embed="rId18"/>
                     <a:stretch>
                       <a:fillRect/>
                     </a:stretch>
@@ -5705,9 +9010,11 @@
       <w:pPr>
         <w:pStyle w:val="2"/>
       </w:pPr>
+      <w:bookmarkStart w:id="32" w:name="_Toc232181504"/>
       <w:r>
         <w:t>Создание запроса</w:t>
       </w:r>
+      <w:bookmarkEnd w:id="32"/>
     </w:p>
     <w:p>
       <w:pPr>
@@ -5730,7 +9037,7 @@
                     <pic:cNvPicPr/>
                   </pic:nvPicPr>
                   <pic:blipFill>
-                    <a:blip r:embed="rId18"/>
+                    <a:blip r:embed="rId19"/>
                     <a:stretch>
                       <a:fillRect/>
                     </a:stretch>
@@ -5758,10 +9065,12 @@
       <w:pPr>
         <w:pStyle w:val="2"/>
       </w:pPr>
+      <w:bookmarkStart w:id="33" w:name="_Toc232181505"/>
       <w:r>
         <w:lastRenderedPageBreak/>
         <w:t>Избранное</w:t>
       </w:r>
+      <w:bookmarkEnd w:id="33"/>
     </w:p>
     <w:p>
       <w:pPr>
@@ -5784,7 +9093,7 @@
                     <pic:cNvPicPr/>
                   </pic:nvPicPr>
                   <pic:blipFill>
-                    <a:blip r:embed="rId19"/>
+                    <a:blip r:embed="rId20"/>
                     <a:stretch>
                       <a:fillRect/>
                     </a:stretch>
@@ -5810,9 +9119,11 @@
       <w:pPr>
         <w:pStyle w:val="2"/>
       </w:pPr>
+      <w:bookmarkStart w:id="34" w:name="_Toc232181506"/>
       <w:r>
         <w:t>Авторизация</w:t>
       </w:r>
+      <w:bookmarkEnd w:id="34"/>
     </w:p>
     <w:p>
       <w:pPr>
@@ -5835,7 +9146,7 @@
                     <pic:cNvPicPr/>
                   </pic:nvPicPr>
                   <pic:blipFill>
-                    <a:blip r:embed="rId20"/>
+                    <a:blip r:embed="rId21"/>
                     <a:stretch>
                       <a:fillRect/>
                     </a:stretch>
@@ -5868,12 +9179,12 @@
       <w:pPr>
         <w:pStyle w:val="1"/>
       </w:pPr>
-      <w:bookmarkStart w:id="18" w:name="_Toc232175840"/>
+      <w:bookmarkStart w:id="35" w:name="_Toc232181507"/>
       <w:r>
         <w:lastRenderedPageBreak/>
         <w:t>Заключение</w:t>
       </w:r>
-      <w:bookmarkEnd w:id="18"/>
+      <w:bookmarkEnd w:id="35"/>
     </w:p>
     <w:p>
       <w:pPr>
@@ -5887,10 +9198,27 @@
           <w:b/>
           <w:bCs/>
         </w:rPr>
-        <w:t>DD Person</w:t>
-      </w:r>
-      <w:r>
-        <w:t> для генерации портретов персонажей D&amp;D через GigaChat. Реализован полный цикл: регистрация и авторизация, создание запроса на генерацию, асинхронная обработка, просмотр результата, история, шаблоны персонажей и избранное.</w:t>
+        <w:t xml:space="preserve">DD </w:t>
+      </w:r>
+      <w:proofErr w:type="spellStart"/>
+      <w:r>
+        <w:rPr>
+          <w:b/>
+          <w:bCs/>
+        </w:rPr>
+        <w:t>Person</w:t>
+      </w:r>
+      <w:proofErr w:type="spellEnd"/>
+      <w:r>
+        <w:t xml:space="preserve"> для генерации портретов персонажей D&amp;D через </w:t>
+      </w:r>
+      <w:proofErr w:type="spellStart"/>
+      <w:r>
+        <w:t>GigaChat</w:t>
+      </w:r>
+      <w:proofErr w:type="spellEnd"/>
+      <w:r>
+        <w:t>. Реализован полный цикл: регистрация и авторизация, создание запроса на генерацию, асинхронная обработка, просмотр результата, история, шаблоны персонажей и избранное.</w:t>
       </w:r>
     </w:p>
     <w:p>
@@ -5898,7 +9226,63 @@
         <w:jc w:val="both"/>
       </w:pPr>
       <w:r>
-        <w:t>Применены современные подходы: REST API, JWT в HttpOnly cookies, ORM (JPA/Hibernate), асинхронная обработка, rate limiting через Redis, модульная сборка промптов и изоляция внешнего API через порт/адаптер. Клиентская часть предоставляет формы параметров на русском языке без необходимости редактировать промпт вручную.</w:t>
+        <w:t xml:space="preserve">Применены современные подходы: REST API, JWT в </w:t>
+      </w:r>
+      <w:proofErr w:type="spellStart"/>
+      <w:r>
+        <w:t>HttpOnly</w:t>
+      </w:r>
+      <w:proofErr w:type="spellEnd"/>
+      <w:r>
+        <w:t xml:space="preserve"> </w:t>
+      </w:r>
+      <w:proofErr w:type="spellStart"/>
+      <w:r>
+        <w:t>cookies</w:t>
+      </w:r>
+      <w:proofErr w:type="spellEnd"/>
+      <w:r>
+        <w:t>, ORM (JPA/</w:t>
+      </w:r>
+      <w:proofErr w:type="spellStart"/>
+      <w:r>
+        <w:t>Hibernate</w:t>
+      </w:r>
+      <w:proofErr w:type="spellEnd"/>
+      <w:r>
+        <w:t>), асинхронная обработка, </w:t>
+      </w:r>
+      <w:proofErr w:type="spellStart"/>
+      <w:r>
+        <w:t>rate</w:t>
+      </w:r>
+      <w:proofErr w:type="spellEnd"/>
+      <w:r>
+        <w:t xml:space="preserve"> </w:t>
+      </w:r>
+      <w:proofErr w:type="spellStart"/>
+      <w:r>
+        <w:t>limiting</w:t>
+      </w:r>
+      <w:proofErr w:type="spellEnd"/>
+      <w:r>
+        <w:t xml:space="preserve"> через </w:t>
+      </w:r>
+      <w:proofErr w:type="spellStart"/>
+      <w:r>
+        <w:t>Redis</w:t>
+      </w:r>
+      <w:proofErr w:type="spellEnd"/>
+      <w:r>
+        <w:t xml:space="preserve">, модульная сборка промптов и изоляция внешнего API через порт/адаптер. Клиентская часть предоставляет формы параметров на русском языке без необходимости редактировать </w:t>
+      </w:r>
+      <w:proofErr w:type="spellStart"/>
+      <w:r>
+        <w:t>промпт</w:t>
+      </w:r>
+      <w:proofErr w:type="spellEnd"/>
+      <w:r>
+        <w:t xml:space="preserve"> вручную.</w:t>
       </w:r>
     </w:p>
     <w:p>
@@ -5906,7 +9290,23 @@
         <w:jc w:val="both"/>
       </w:pPr>
       <w:r>
-        <w:t>Поставленная цель достигнута. Система работает на localhost, документирована и покрыта автоматическими тестами. В перспективе возможны: миграции БД (Flyway), планировщик очистки старых файлов, деплой на сервер — для учебного проекта это не требовалось.</w:t>
+        <w:t xml:space="preserve">Поставленная цель достигнута. Система работает на </w:t>
+      </w:r>
+      <w:proofErr w:type="spellStart"/>
+      <w:r>
+        <w:t>localhost</w:t>
+      </w:r>
+      <w:proofErr w:type="spellEnd"/>
+      <w:r>
+        <w:t>, документирована и покрыта автоматическими тестами. В перспективе возможны: миграции БД (</w:t>
+      </w:r>
+      <w:proofErr w:type="spellStart"/>
+      <w:r>
+        <w:t>Flyway</w:t>
+      </w:r>
+      <w:proofErr w:type="spellEnd"/>
+      <w:r>
+        <w:t>), планировщик очистки старых файлов, деплой на сервер — для учебного проекта это не требовалось.</w:t>
       </w:r>
     </w:p>
     <w:p/>
@@ -5922,7 +9322,7 @@
           <w:rFonts w:eastAsia="Times New Roman"/>
         </w:rPr>
       </w:pPr>
-      <w:bookmarkStart w:id="19" w:name="_Toc232175841"/>
+      <w:bookmarkStart w:id="36" w:name="_Toc232181508"/>
       <w:r>
         <w:rPr>
           <w:rFonts w:eastAsia="Times New Roman"/>
@@ -5930,7 +9330,7 @@
         <w:lastRenderedPageBreak/>
         <w:t>Список литературы</w:t>
       </w:r>
-      <w:bookmarkEnd w:id="19"/>
+      <w:bookmarkEnd w:id="36"/>
     </w:p>
     <w:p>
       <w:pPr>
@@ -5945,7 +9345,7 @@
       </w:r>
     </w:p>
     <w:p>
-      <w:hyperlink r:id="rId21" w:history="1">
+      <w:hyperlink r:id="rId22" w:history="1">
         <w:r>
           <w:rPr>
             <w:rStyle w:val="af4"/>

--- a/docs/Отчет.docx
+++ b/docs/Отчет.docx
@@ -3839,6 +3839,9 @@
       <w:bookmarkEnd w:id="1"/>
     </w:p>
     <w:p>
+      <w:pPr>
+        <w:jc w:val="both"/>
+      </w:pPr>
       <w:r>
         <w:t xml:space="preserve">Настольные ролевые игры, в частности </w:t>
       </w:r>
@@ -3860,6 +3863,9 @@
       </w:r>
     </w:p>
     <w:p>
+      <w:pPr>
+        <w:jc w:val="both"/>
+      </w:pPr>
       <w:r>
         <w:t xml:space="preserve">В последние годы языковые модели с поддержкой генерации изображений открывают возможность автоматического создания иллюстраций по текстовому описанию. API </w:t>
       </w:r>
@@ -3873,6 +3879,9 @@
       </w:r>
     </w:p>
     <w:p>
+      <w:pPr>
+        <w:jc w:val="both"/>
+      </w:pPr>
       <w:r>
         <w:rPr>
           <w:b/>
@@ -3910,6 +3919,9 @@
       </w:r>
     </w:p>
     <w:p>
+      <w:pPr>
+        <w:jc w:val="both"/>
+      </w:pPr>
       <w:r>
         <w:t>Проект построен как клиент–серверное приложение: </w:t>
       </w:r>
@@ -3963,6 +3975,9 @@
       </w:r>
     </w:p>
     <w:p>
+      <w:pPr>
+        <w:jc w:val="both"/>
+      </w:pPr>
       <w:r>
         <w:br w:type="page"/>
       </w:r>
@@ -4256,7 +4271,6 @@
     <w:p>
       <w:pPr>
         <w:spacing w:before="120" w:after="320"/>
-        <w:jc w:val="both"/>
       </w:pPr>
       <w:r>
         <w:rPr>
@@ -4266,7 +4280,10 @@
         <w:t>Этап 1 — архитектура и каркас.</w:t>
       </w:r>
       <w:r>
-        <w:t xml:space="preserve"> Спроектирована структура </w:t>
+        <w:t> Спроектирована структура</w:t>
+      </w:r>
+      <w:r>
+        <w:t xml:space="preserve"> </w:t>
       </w:r>
       <w:proofErr w:type="spellStart"/>
       <w:r>
@@ -4306,7 +4323,10 @@
       </w:r>
       <w:proofErr w:type="spellEnd"/>
       <w:r>
-        <w:t xml:space="preserve"> для </w:t>
+        <w:t xml:space="preserve"> для</w:t>
+      </w:r>
+      <w:r>
+        <w:t xml:space="preserve"> </w:t>
       </w:r>
       <w:proofErr w:type="spellStart"/>
       <w:r>
@@ -4324,376 +4344,361 @@
       <w:r>
         <w:t>.</w:t>
       </w:r>
+    </w:p>
+    <w:p>
+      <w:pPr>
+        <w:spacing w:before="120" w:after="320"/>
+      </w:pPr>
+      <w:r>
+        <w:rPr>
+          <w:b/>
+          <w:bCs/>
+        </w:rPr>
+        <w:t xml:space="preserve">Этап 2 — </w:t>
+      </w:r>
+      <w:proofErr w:type="spellStart"/>
+      <w:r>
+        <w:rPr>
+          <w:b/>
+          <w:bCs/>
+        </w:rPr>
+        <w:t>backend</w:t>
+      </w:r>
+      <w:proofErr w:type="spellEnd"/>
+      <w:r>
+        <w:rPr>
+          <w:b/>
+          <w:bCs/>
+        </w:rPr>
+        <w:t xml:space="preserve"> </w:t>
+      </w:r>
+      <w:proofErr w:type="spellStart"/>
+      <w:r>
+        <w:rPr>
+          <w:b/>
+          <w:bCs/>
+        </w:rPr>
+        <w:t>foundation</w:t>
+      </w:r>
+      <w:proofErr w:type="spellEnd"/>
+      <w:r>
+        <w:rPr>
+          <w:b/>
+          <w:bCs/>
+        </w:rPr>
+        <w:t>.</w:t>
+      </w:r>
+      <w:r>
+        <w:t> Spring Boot 3.4, Java 21, JPA-сущности (8 таблиц), репозитории, </w:t>
+      </w:r>
+      <w:proofErr w:type="spellStart"/>
+      <w:r>
+        <w:t>enums</w:t>
+      </w:r>
+      <w:proofErr w:type="spellEnd"/>
+      <w:r>
+        <w:t xml:space="preserve"> с русскими подписями, i18n, глобальная обработка ошибок.</w:t>
+      </w:r>
+    </w:p>
+    <w:p>
+      <w:pPr>
+        <w:spacing w:before="120" w:after="320"/>
+      </w:pPr>
+      <w:r>
+        <w:rPr>
+          <w:b/>
+          <w:bCs/>
+        </w:rPr>
+        <w:t>Этап 3 — авторизация и API.</w:t>
+      </w:r>
+      <w:r>
+        <w:t> Регистрация, </w:t>
+      </w:r>
+      <w:proofErr w:type="spellStart"/>
+      <w:r>
+        <w:t>login</w:t>
+      </w:r>
+      <w:proofErr w:type="spellEnd"/>
+      <w:r>
+        <w:t>, </w:t>
+      </w:r>
+      <w:proofErr w:type="spellStart"/>
+      <w:r>
+        <w:t>refresh</w:t>
+      </w:r>
+      <w:proofErr w:type="spellEnd"/>
+      <w:r>
+        <w:t>, </w:t>
+      </w:r>
+      <w:proofErr w:type="spellStart"/>
+      <w:r>
+        <w:t>logout</w:t>
+      </w:r>
+      <w:proofErr w:type="spellEnd"/>
+      <w:r>
+        <w:t xml:space="preserve">; JWT в </w:t>
+      </w:r>
+      <w:proofErr w:type="spellStart"/>
+      <w:r>
+        <w:t>cookies</w:t>
+      </w:r>
+      <w:proofErr w:type="spellEnd"/>
+      <w:r>
+        <w:t>; </w:t>
+      </w:r>
+      <w:proofErr w:type="spellStart"/>
+      <w:r>
+        <w:t>Swagger</w:t>
+      </w:r>
+      <w:proofErr w:type="spellEnd"/>
+      <w:r>
+        <w:t xml:space="preserve"> UI; Spring Security.</w:t>
+      </w:r>
+    </w:p>
+    <w:p>
+      <w:pPr>
+        <w:spacing w:before="120" w:after="320"/>
+      </w:pPr>
+      <w:r>
+        <w:rPr>
+          <w:b/>
+          <w:bCs/>
+        </w:rPr>
+        <w:t xml:space="preserve">Этап 4 — генерация и </w:t>
+      </w:r>
+      <w:proofErr w:type="spellStart"/>
+      <w:r>
+        <w:rPr>
+          <w:b/>
+          <w:bCs/>
+        </w:rPr>
+        <w:t>GigaChat</w:t>
+      </w:r>
+      <w:proofErr w:type="spellEnd"/>
+      <w:r>
+        <w:rPr>
+          <w:b/>
+          <w:bCs/>
+        </w:rPr>
+        <w:t>.</w:t>
+      </w:r>
+      <w:r>
+        <w:t> Модуль промптов (Strategy + </w:t>
+      </w:r>
+      <w:proofErr w:type="spellStart"/>
+      <w:r>
+        <w:t>Builder</w:t>
+      </w:r>
+      <w:proofErr w:type="spellEnd"/>
+      <w:r>
+        <w:t xml:space="preserve">), клиент </w:t>
+      </w:r>
+      <w:proofErr w:type="spellStart"/>
+      <w:r>
+        <w:t>GigaChat</w:t>
+      </w:r>
+      <w:proofErr w:type="spellEnd"/>
+      <w:r>
+        <w:t xml:space="preserve">, асинхронный </w:t>
+      </w:r>
+      <w:proofErr w:type="spellStart"/>
+      <w:r>
+        <w:t>pipeline</w:t>
+      </w:r>
+      <w:proofErr w:type="spellEnd"/>
+      <w:r>
+        <w:t>, </w:t>
+      </w:r>
+      <w:proofErr w:type="spellStart"/>
+      <w:r>
+        <w:t>rate</w:t>
+      </w:r>
+      <w:proofErr w:type="spellEnd"/>
+      <w:r>
+        <w:t xml:space="preserve"> </w:t>
+      </w:r>
+      <w:proofErr w:type="spellStart"/>
+      <w:r>
+        <w:t>limiting</w:t>
+      </w:r>
+      <w:proofErr w:type="spellEnd"/>
+      <w:r>
+        <w:t>, аудит вызовов API, хранение JPG на диске.</w:t>
+      </w:r>
+    </w:p>
+    <w:p>
+      <w:pPr>
+        <w:spacing w:before="120" w:after="320"/>
+      </w:pPr>
+      <w:r>
+        <w:rPr>
+          <w:b/>
+          <w:bCs/>
+        </w:rPr>
+        <w:t>Этап 5 — персонажи и избранное.</w:t>
+      </w:r>
+      <w:r>
+        <w:t> CRUD шаблонов персонажей, генерация по шаблону, добавление портретов в избранное.</w:t>
+      </w:r>
+    </w:p>
+    <w:p>
+      <w:pPr>
+        <w:spacing w:before="120" w:after="320"/>
+      </w:pPr>
+      <w:r>
+        <w:rPr>
+          <w:b/>
+          <w:bCs/>
+        </w:rPr>
+        <w:t xml:space="preserve">Этап 6 — </w:t>
+      </w:r>
+      <w:proofErr w:type="spellStart"/>
+      <w:r>
+        <w:rPr>
+          <w:b/>
+          <w:bCs/>
+        </w:rPr>
+        <w:t>frontend</w:t>
+      </w:r>
+      <w:proofErr w:type="spellEnd"/>
+      <w:r>
+        <w:rPr>
+          <w:b/>
+          <w:bCs/>
+        </w:rPr>
+        <w:t>.</w:t>
+      </w:r>
+      <w:r>
+        <w:t> </w:t>
+      </w:r>
+      <w:proofErr w:type="spellStart"/>
+      <w:r>
+        <w:t>React</w:t>
+      </w:r>
+      <w:proofErr w:type="spellEnd"/>
+      <w:r>
+        <w:t xml:space="preserve"> SPA: авторизация, форма генерации, история, персонажи, избранное, </w:t>
+      </w:r>
+      <w:proofErr w:type="spellStart"/>
+      <w:r>
+        <w:t>polling</w:t>
+      </w:r>
+      <w:proofErr w:type="spellEnd"/>
+      <w:r>
+        <w:t xml:space="preserve"> статуса генерации.</w:t>
+      </w:r>
+    </w:p>
+    <w:p>
+      <w:r>
+        <w:rPr>
+          <w:b/>
+          <w:bCs/>
+        </w:rPr>
+        <w:t>Этап 7 — финализация.</w:t>
+      </w:r>
+      <w:r>
+        <w:t> </w:t>
+      </w:r>
+      <w:proofErr w:type="spellStart"/>
+      <w:r>
+        <w:t>Executable</w:t>
+      </w:r>
+      <w:proofErr w:type="spellEnd"/>
+      <w:r>
+        <w:t xml:space="preserve"> JAR, скрипты запуска (run.bat, run.sh), </w:t>
+      </w:r>
+      <w:proofErr w:type="spellStart"/>
+      <w:r>
+        <w:t>unit</w:t>
+      </w:r>
+      <w:proofErr w:type="spellEnd"/>
+      <w:r>
+        <w:t xml:space="preserve">- и </w:t>
+      </w:r>
+      <w:proofErr w:type="spellStart"/>
+      <w:r>
+        <w:t>integration</w:t>
+      </w:r>
+      <w:proofErr w:type="spellEnd"/>
+      <w:r>
+        <w:t>-тесты, документация в </w:t>
+      </w:r>
+      <w:proofErr w:type="spellStart"/>
+      <w:r>
+        <w:t>docs</w:t>
+      </w:r>
+      <w:proofErr w:type="spellEnd"/>
+      <w:r>
+        <w:t>/, рефакторинг кода, улучшение сообщений об ошибках на клиенте.</w:t>
+      </w:r>
+    </w:p>
+    <w:p>
+      <w:r>
+        <w:br w:type="page"/>
+      </w:r>
+    </w:p>
+    <w:p>
+      <w:pPr>
+        <w:pStyle w:val="1"/>
+      </w:pPr>
+      <w:bookmarkStart w:id="7" w:name="_Toc232181480"/>
+      <w:r>
+        <w:lastRenderedPageBreak/>
+        <w:t>Дополнительный функционал</w:t>
+      </w:r>
+      <w:bookmarkEnd w:id="7"/>
+    </w:p>
+    <w:p>
+      <w:pPr>
+        <w:pStyle w:val="2"/>
+        <w:rPr>
+          <w:rFonts w:eastAsiaTheme="minorEastAsia"/>
+        </w:rPr>
+      </w:pPr>
+      <w:bookmarkStart w:id="8" w:name="_Toc232181481"/>
+      <w:r>
+        <w:rPr>
+          <w:rFonts w:eastAsiaTheme="minorEastAsia"/>
+        </w:rPr>
+        <w:t>Асинхронная генерация</w:t>
+      </w:r>
+      <w:bookmarkEnd w:id="8"/>
     </w:p>
     <w:p>
       <w:pPr>
         <w:spacing w:before="120" w:after="320"/>
         <w:jc w:val="both"/>
-      </w:pPr>
-      <w:r>
-        <w:rPr>
-          <w:b/>
-          <w:bCs/>
-        </w:rPr>
-        <w:t xml:space="preserve">Этап 2 — </w:t>
+        <w:rPr>
+          <w:rFonts w:eastAsiaTheme="minorEastAsia" w:cstheme="minorBidi"/>
+        </w:rPr>
+      </w:pPr>
+      <w:r>
+        <w:rPr>
+          <w:rFonts w:eastAsiaTheme="minorEastAsia" w:cstheme="minorBidi"/>
+        </w:rPr>
+        <w:t xml:space="preserve">Вызов </w:t>
       </w:r>
       <w:proofErr w:type="spellStart"/>
       <w:r>
         <w:rPr>
-          <w:b/>
-          <w:bCs/>
-        </w:rPr>
-        <w:t>backend</w:t>
+          <w:rFonts w:eastAsiaTheme="minorEastAsia" w:cstheme="minorBidi"/>
+        </w:rPr>
+        <w:t>GigaChat</w:t>
       </w:r>
       <w:proofErr w:type="spellEnd"/>
       <w:r>
         <w:rPr>
-          <w:b/>
-          <w:bCs/>
-        </w:rPr>
-        <w:t xml:space="preserve"> </w:t>
-      </w:r>
-      <w:proofErr w:type="spellStart"/>
-      <w:r>
-        <w:rPr>
-          <w:b/>
-          <w:bCs/>
-        </w:rPr>
-        <w:t>foundation</w:t>
-      </w:r>
-      <w:proofErr w:type="spellEnd"/>
-      <w:r>
-        <w:rPr>
-          <w:b/>
-          <w:bCs/>
-        </w:rPr>
-        <w:t>.</w:t>
-      </w:r>
-      <w:r>
-        <w:t> Spring Boot 3.4, Java 21, JPA-сущности (8 таблиц), репозитории, </w:t>
-      </w:r>
-      <w:proofErr w:type="spellStart"/>
-      <w:r>
-        <w:t>enums</w:t>
-      </w:r>
-      <w:proofErr w:type="spellEnd"/>
-      <w:r>
-        <w:t xml:space="preserve"> с русскими подписями, i18n, глобальная обработка ошибок.</w:t>
+          <w:rFonts w:eastAsiaTheme="minorEastAsia" w:cstheme="minorBidi"/>
+        </w:rPr>
+        <w:t xml:space="preserve"> может занимать десятки секунд. Синхронный HTTP-запрос привёл бы к таймаутам и плохому UX.</w:t>
       </w:r>
     </w:p>
     <w:p>
       <w:pPr>
         <w:spacing w:before="120" w:after="320"/>
         <w:jc w:val="both"/>
-      </w:pPr>
-      <w:r>
-        <w:rPr>
-          <w:b/>
-          <w:bCs/>
-        </w:rPr>
-        <w:t>Этап 3 — авторизация и API.</w:t>
-      </w:r>
-      <w:r>
-        <w:t> Регистрация, </w:t>
-      </w:r>
-      <w:proofErr w:type="spellStart"/>
-      <w:r>
-        <w:t>login</w:t>
-      </w:r>
-      <w:proofErr w:type="spellEnd"/>
-      <w:r>
-        <w:t>, </w:t>
-      </w:r>
-      <w:proofErr w:type="spellStart"/>
-      <w:r>
-        <w:t>refresh</w:t>
-      </w:r>
-      <w:proofErr w:type="spellEnd"/>
-      <w:r>
-        <w:t>, </w:t>
-      </w:r>
-      <w:proofErr w:type="spellStart"/>
-      <w:r>
-        <w:t>logout</w:t>
-      </w:r>
-      <w:proofErr w:type="spellEnd"/>
-      <w:r>
-        <w:t xml:space="preserve">; JWT в </w:t>
-      </w:r>
-      <w:proofErr w:type="spellStart"/>
-      <w:r>
-        <w:t>cookies</w:t>
-      </w:r>
-      <w:proofErr w:type="spellEnd"/>
-      <w:r>
-        <w:t>; </w:t>
-      </w:r>
-      <w:proofErr w:type="spellStart"/>
-      <w:r>
-        <w:t>Swagger</w:t>
-      </w:r>
-      <w:proofErr w:type="spellEnd"/>
-      <w:r>
-        <w:t xml:space="preserve"> UI; Spring Security.</w:t>
-      </w:r>
-    </w:p>
-    <w:p>
-      <w:pPr>
-        <w:spacing w:before="120" w:after="320"/>
-        <w:jc w:val="both"/>
-      </w:pPr>
-      <w:r>
-        <w:rPr>
-          <w:b/>
-          <w:bCs/>
-        </w:rPr>
-        <w:t xml:space="preserve">Этап 4 — генерация и </w:t>
-      </w:r>
-      <w:proofErr w:type="spellStart"/>
-      <w:r>
-        <w:rPr>
-          <w:b/>
-          <w:bCs/>
-        </w:rPr>
-        <w:t>GigaChat</w:t>
-      </w:r>
-      <w:proofErr w:type="spellEnd"/>
-      <w:r>
-        <w:rPr>
-          <w:b/>
-          <w:bCs/>
-        </w:rPr>
-        <w:t>.</w:t>
-      </w:r>
-      <w:r>
-        <w:t> Модуль промптов (Strategy + </w:t>
-      </w:r>
-      <w:proofErr w:type="spellStart"/>
-      <w:r>
-        <w:t>Builder</w:t>
-      </w:r>
-      <w:proofErr w:type="spellEnd"/>
-      <w:r>
-        <w:t xml:space="preserve">), клиент </w:t>
-      </w:r>
-      <w:proofErr w:type="spellStart"/>
-      <w:r>
-        <w:t>GigaChat</w:t>
-      </w:r>
-      <w:proofErr w:type="spellEnd"/>
-      <w:r>
-        <w:t xml:space="preserve">, асинхронный </w:t>
-      </w:r>
-      <w:proofErr w:type="spellStart"/>
-      <w:r>
-        <w:t>pipeline</w:t>
-      </w:r>
-      <w:proofErr w:type="spellEnd"/>
-      <w:r>
-        <w:t>, </w:t>
-      </w:r>
-      <w:proofErr w:type="spellStart"/>
-      <w:r>
-        <w:t>rate</w:t>
-      </w:r>
-      <w:proofErr w:type="spellEnd"/>
-      <w:r>
-        <w:t xml:space="preserve"> </w:t>
-      </w:r>
-      <w:proofErr w:type="spellStart"/>
-      <w:r>
-        <w:t>limiting</w:t>
-      </w:r>
-      <w:proofErr w:type="spellEnd"/>
-      <w:r>
-        <w:t>, аудит вызовов API, хранение JPG на диске.</w:t>
-      </w:r>
-    </w:p>
-    <w:p>
-      <w:pPr>
-        <w:spacing w:before="120" w:after="320"/>
-        <w:jc w:val="both"/>
-      </w:pPr>
-      <w:r>
-        <w:rPr>
-          <w:b/>
-          <w:bCs/>
-        </w:rPr>
-        <w:t>Этап 5 — персонажи и избранное.</w:t>
-      </w:r>
-      <w:r>
-        <w:t> CRUD шаблонов персонажей, генерация по шаблону, добавление портретов в избранное.</w:t>
-      </w:r>
-    </w:p>
-    <w:p>
-      <w:pPr>
-        <w:spacing w:before="120" w:after="320"/>
-        <w:jc w:val="both"/>
-      </w:pPr>
-      <w:r>
-        <w:rPr>
-          <w:b/>
-          <w:bCs/>
-        </w:rPr>
-        <w:t xml:space="preserve">Этап 6 — </w:t>
-      </w:r>
-      <w:proofErr w:type="spellStart"/>
-      <w:r>
-        <w:rPr>
-          <w:b/>
-          <w:bCs/>
-        </w:rPr>
-        <w:t>frontend</w:t>
-      </w:r>
-      <w:proofErr w:type="spellEnd"/>
-      <w:r>
-        <w:rPr>
-          <w:b/>
-          <w:bCs/>
-        </w:rPr>
-        <w:t>.</w:t>
-      </w:r>
-      <w:r>
-        <w:t> </w:t>
-      </w:r>
-      <w:proofErr w:type="spellStart"/>
-      <w:r>
-        <w:t>React</w:t>
-      </w:r>
-      <w:proofErr w:type="spellEnd"/>
-      <w:r>
-        <w:t xml:space="preserve"> SPA: авторизация, форма генерации, история, персонажи, избранное, </w:t>
-      </w:r>
-      <w:proofErr w:type="spellStart"/>
-      <w:r>
-        <w:t>polling</w:t>
-      </w:r>
-      <w:proofErr w:type="spellEnd"/>
-      <w:r>
-        <w:t xml:space="preserve"> статуса генерации.</w:t>
-      </w:r>
-    </w:p>
-    <w:p>
-      <w:r>
-        <w:rPr>
-          <w:b/>
-          <w:bCs/>
-        </w:rPr>
-        <w:t>Этап 7 — финализация.</w:t>
-      </w:r>
-      <w:r>
-        <w:t> </w:t>
-      </w:r>
-      <w:proofErr w:type="spellStart"/>
-      <w:r>
-        <w:t>Executable</w:t>
-      </w:r>
-      <w:proofErr w:type="spellEnd"/>
-      <w:r>
-        <w:t xml:space="preserve"> JAR, скрипты запуска (run.bat, run.sh), </w:t>
-      </w:r>
-      <w:proofErr w:type="spellStart"/>
-      <w:r>
-        <w:t>unit</w:t>
-      </w:r>
-      <w:proofErr w:type="spellEnd"/>
-      <w:r>
-        <w:t xml:space="preserve">- и </w:t>
-      </w:r>
-      <w:proofErr w:type="spellStart"/>
-      <w:r>
-        <w:t>integration</w:t>
-      </w:r>
-      <w:proofErr w:type="spellEnd"/>
-      <w:r>
-        <w:t>-тесты, документация в </w:t>
-      </w:r>
-      <w:proofErr w:type="spellStart"/>
-      <w:r>
-        <w:t>docs</w:t>
-      </w:r>
-      <w:proofErr w:type="spellEnd"/>
-      <w:r>
-        <w:t>/, рефакторинг дублирования кода, улучшение сообщений об ошибках на клиенте.</w:t>
-      </w:r>
-    </w:p>
-    <w:p>
-      <w:r>
-        <w:br w:type="page"/>
-      </w:r>
-    </w:p>
-    <w:p>
-      <w:pPr>
-        <w:pStyle w:val="1"/>
-      </w:pPr>
-      <w:bookmarkStart w:id="7" w:name="_Toc232181480"/>
-      <w:r>
-        <w:lastRenderedPageBreak/>
-        <w:t>Дополнительный функционал</w:t>
-      </w:r>
-      <w:bookmarkEnd w:id="7"/>
-    </w:p>
-    <w:p>
-      <w:pPr>
-        <w:pStyle w:val="2"/>
-        <w:rPr>
-          <w:rFonts w:eastAsiaTheme="minorEastAsia"/>
-        </w:rPr>
-      </w:pPr>
-      <w:bookmarkStart w:id="8" w:name="_Toc232181481"/>
-      <w:r>
-        <w:rPr>
-          <w:rFonts w:eastAsiaTheme="minorEastAsia"/>
-        </w:rPr>
-        <w:t>Асинхронная генерация</w:t>
-      </w:r>
-      <w:bookmarkEnd w:id="8"/>
-    </w:p>
-    <w:p>
-      <w:pPr>
-        <w:spacing w:before="120" w:after="320"/>
-        <w:jc w:val="both"/>
         <w:rPr>
           <w:rFonts w:eastAsiaTheme="minorEastAsia" w:cstheme="minorBidi"/>
-          <w:sz w:val="28"/>
-          <w:szCs w:val="22"/>
-        </w:rPr>
-      </w:pPr>
-      <w:r>
-        <w:rPr>
-          <w:rFonts w:eastAsiaTheme="minorEastAsia" w:cstheme="minorBidi"/>
-          <w:sz w:val="28"/>
-          <w:szCs w:val="22"/>
-        </w:rPr>
-        <w:t xml:space="preserve">Вызов </w:t>
-      </w:r>
-      <w:proofErr w:type="spellStart"/>
-      <w:r>
-        <w:rPr>
-          <w:rFonts w:eastAsiaTheme="minorEastAsia" w:cstheme="minorBidi"/>
-          <w:sz w:val="28"/>
-          <w:szCs w:val="22"/>
-        </w:rPr>
-        <w:t>GigaChat</w:t>
-      </w:r>
-      <w:proofErr w:type="spellEnd"/>
-      <w:r>
-        <w:rPr>
-          <w:rFonts w:eastAsiaTheme="minorEastAsia" w:cstheme="minorBidi"/>
-          <w:sz w:val="28"/>
-          <w:szCs w:val="22"/>
-        </w:rPr>
-        <w:t xml:space="preserve"> может занимать десятки секунд. Синхронный HTTP-запрос привёл бы к таймаутам и плохому UX.</w:t>
-      </w:r>
-    </w:p>
-    <w:p>
-      <w:pPr>
-        <w:spacing w:before="120" w:after="320"/>
-        <w:jc w:val="both"/>
-        <w:rPr>
-          <w:rFonts w:eastAsiaTheme="minorEastAsia" w:cstheme="minorBidi"/>
-          <w:sz w:val="28"/>
-          <w:szCs w:val="22"/>
         </w:rPr>
       </w:pPr>
       <w:r>
@@ -4701,16 +4706,12 @@
           <w:rFonts w:eastAsiaTheme="minorEastAsia" w:cstheme="minorBidi"/>
           <w:b/>
           <w:bCs/>
-          <w:sz w:val="28"/>
-          <w:szCs w:val="22"/>
         </w:rPr>
         <w:t>Решение:</w:t>
       </w:r>
       <w:r>
         <w:rPr>
           <w:rFonts w:eastAsiaTheme="minorEastAsia" w:cstheme="minorBidi"/>
-          <w:sz w:val="28"/>
-          <w:szCs w:val="22"/>
         </w:rPr>
         <w:t> при POST /</w:t>
       </w:r>
@@ -4718,8 +4719,6 @@
       <w:r>
         <w:rPr>
           <w:rFonts w:eastAsiaTheme="minorEastAsia" w:cstheme="minorBidi"/>
-          <w:sz w:val="28"/>
-          <w:szCs w:val="22"/>
         </w:rPr>
         <w:t>generations</w:t>
       </w:r>
@@ -4727,8 +4726,6 @@
       <w:r>
         <w:rPr>
           <w:rFonts w:eastAsiaTheme="minorEastAsia" w:cstheme="minorBidi"/>
-          <w:sz w:val="28"/>
-          <w:szCs w:val="22"/>
         </w:rPr>
         <w:t xml:space="preserve"> запись сохраняется со статусом PENDING и сразу возвращается клиенту (HTTP 202). После </w:t>
       </w:r>
@@ -4736,8 +4733,6 @@
       <w:r>
         <w:rPr>
           <w:rFonts w:eastAsiaTheme="minorEastAsia" w:cstheme="minorBidi"/>
-          <w:sz w:val="28"/>
-          <w:szCs w:val="22"/>
         </w:rPr>
         <w:t>commit</w:t>
       </w:r>
@@ -4745,8 +4740,6 @@
       <w:r>
         <w:rPr>
           <w:rFonts w:eastAsiaTheme="minorEastAsia" w:cstheme="minorBidi"/>
-          <w:sz w:val="28"/>
-          <w:szCs w:val="22"/>
         </w:rPr>
         <w:t xml:space="preserve"> транзакции публикуется событие </w:t>
       </w:r>
@@ -4754,8 +4747,6 @@
       <w:r>
         <w:rPr>
           <w:rFonts w:eastAsiaTheme="minorEastAsia" w:cstheme="minorBidi"/>
-          <w:sz w:val="28"/>
-          <w:szCs w:val="22"/>
         </w:rPr>
         <w:t>GenerationRequestedEvent</w:t>
       </w:r>
@@ -4763,8 +4754,6 @@
       <w:r>
         <w:rPr>
           <w:rFonts w:eastAsiaTheme="minorEastAsia" w:cstheme="minorBidi"/>
-          <w:sz w:val="28"/>
-          <w:szCs w:val="22"/>
         </w:rPr>
         <w:t>; </w:t>
       </w:r>
@@ -4772,8 +4761,6 @@
       <w:r>
         <w:rPr>
           <w:rFonts w:eastAsiaTheme="minorEastAsia" w:cstheme="minorBidi"/>
-          <w:sz w:val="28"/>
-          <w:szCs w:val="22"/>
         </w:rPr>
         <w:t>listener</w:t>
       </w:r>
@@ -4781,8 +4768,6 @@
       <w:r>
         <w:rPr>
           <w:rFonts w:eastAsiaTheme="minorEastAsia" w:cstheme="minorBidi"/>
-          <w:sz w:val="28"/>
-          <w:szCs w:val="22"/>
         </w:rPr>
         <w:t xml:space="preserve"> в отдельном потоке (@Async) запускает ImageGenerationPipeline: статус PROCESSING → вызов </w:t>
       </w:r>
@@ -4790,8 +4775,6 @@
       <w:r>
         <w:rPr>
           <w:rFonts w:eastAsiaTheme="minorEastAsia" w:cstheme="minorBidi"/>
-          <w:sz w:val="28"/>
-          <w:szCs w:val="22"/>
         </w:rPr>
         <w:t>GigaChat</w:t>
       </w:r>
@@ -4799,8 +4782,6 @@
       <w:r>
         <w:rPr>
           <w:rFonts w:eastAsiaTheme="minorEastAsia" w:cstheme="minorBidi"/>
-          <w:sz w:val="28"/>
-          <w:szCs w:val="22"/>
         </w:rPr>
         <w:t> → COMPLETED или FAILED. Frontend опрашивает GET /</w:t>
       </w:r>
@@ -4808,8 +4789,6 @@
       <w:r>
         <w:rPr>
           <w:rFonts w:eastAsiaTheme="minorEastAsia" w:cstheme="minorBidi"/>
-          <w:sz w:val="28"/>
-          <w:szCs w:val="22"/>
         </w:rPr>
         <w:t>generations</w:t>
       </w:r>
@@ -4817,8 +4796,6 @@
       <w:r>
         <w:rPr>
           <w:rFonts w:eastAsiaTheme="minorEastAsia" w:cstheme="minorBidi"/>
-          <w:sz w:val="28"/>
-          <w:szCs w:val="22"/>
         </w:rPr>
         <w:t>/{</w:t>
       </w:r>
@@ -4826,8 +4803,6 @@
       <w:r>
         <w:rPr>
           <w:rFonts w:eastAsiaTheme="minorEastAsia" w:cstheme="minorBidi"/>
-          <w:sz w:val="28"/>
-          <w:szCs w:val="22"/>
         </w:rPr>
         <w:t>id</w:t>
       </w:r>
@@ -4835,8 +4810,6 @@
       <w:r>
         <w:rPr>
           <w:rFonts w:eastAsiaTheme="minorEastAsia" w:cstheme="minorBidi"/>
-          <w:sz w:val="28"/>
-          <w:szCs w:val="22"/>
         </w:rPr>
         <w:t>} до завершения.</w:t>
       </w:r>
@@ -4881,91 +4854,69 @@
     </w:p>
     <w:p>
       <w:pPr>
-        <w:spacing w:before="120" w:after="320"/>
-        <w:jc w:val="both"/>
-        <w:rPr>
-          <w:rFonts w:eastAsiaTheme="minorEastAsia" w:cstheme="minorBidi"/>
-          <w:sz w:val="28"/>
-          <w:szCs w:val="22"/>
-        </w:rPr>
-      </w:pPr>
-      <w:r>
-        <w:rPr>
-          <w:rFonts w:eastAsiaTheme="minorEastAsia" w:cstheme="minorBidi"/>
-          <w:sz w:val="28"/>
-          <w:szCs w:val="22"/>
+        <w:rPr>
+          <w:rFonts w:eastAsiaTheme="minorEastAsia"/>
+        </w:rPr>
+      </w:pPr>
+      <w:r>
+        <w:rPr>
+          <w:rFonts w:eastAsiaTheme="minorEastAsia"/>
         </w:rPr>
         <w:t xml:space="preserve">Для защиты от злоупотребления API </w:t>
       </w:r>
       <w:proofErr w:type="spellStart"/>
       <w:r>
         <w:rPr>
-          <w:rFonts w:eastAsiaTheme="minorEastAsia" w:cstheme="minorBidi"/>
-          <w:sz w:val="28"/>
-          <w:szCs w:val="22"/>
+          <w:rFonts w:eastAsiaTheme="minorEastAsia"/>
         </w:rPr>
         <w:t>GigaChat</w:t>
       </w:r>
       <w:proofErr w:type="spellEnd"/>
       <w:r>
         <w:rPr>
-          <w:rFonts w:eastAsiaTheme="minorEastAsia" w:cstheme="minorBidi"/>
-          <w:sz w:val="28"/>
-          <w:szCs w:val="22"/>
+          <w:rFonts w:eastAsiaTheme="minorEastAsia"/>
         </w:rPr>
         <w:t xml:space="preserve"> и контроля нагрузки реализован </w:t>
       </w:r>
       <w:proofErr w:type="spellStart"/>
       <w:r>
         <w:rPr>
-          <w:rFonts w:eastAsiaTheme="minorEastAsia" w:cstheme="minorBidi"/>
-          <w:sz w:val="28"/>
-          <w:szCs w:val="22"/>
+          <w:rFonts w:eastAsiaTheme="minorEastAsia"/>
         </w:rPr>
         <w:t>GenerationRateLimitService</w:t>
       </w:r>
       <w:proofErr w:type="spellEnd"/>
       <w:r>
         <w:rPr>
-          <w:rFonts w:eastAsiaTheme="minorEastAsia" w:cstheme="minorBidi"/>
-          <w:sz w:val="28"/>
-          <w:szCs w:val="22"/>
+          <w:rFonts w:eastAsiaTheme="minorEastAsia"/>
         </w:rPr>
         <w:t xml:space="preserve">: счётчики запросов на пользователя в </w:t>
       </w:r>
       <w:proofErr w:type="spellStart"/>
       <w:r>
         <w:rPr>
-          <w:rFonts w:eastAsiaTheme="minorEastAsia" w:cstheme="minorBidi"/>
-          <w:sz w:val="28"/>
-          <w:szCs w:val="22"/>
+          <w:rFonts w:eastAsiaTheme="minorEastAsia"/>
         </w:rPr>
         <w:t>Redis</w:t>
       </w:r>
       <w:proofErr w:type="spellEnd"/>
       <w:r>
         <w:rPr>
-          <w:rFonts w:eastAsiaTheme="minorEastAsia" w:cstheme="minorBidi"/>
-          <w:sz w:val="28"/>
-          <w:szCs w:val="22"/>
+          <w:rFonts w:eastAsiaTheme="minorEastAsia"/>
         </w:rPr>
         <w:t> (лимиты в час и в сутки, настраиваются в </w:t>
       </w:r>
       <w:proofErr w:type="spellStart"/>
       <w:r>
         <w:rPr>
-          <w:rFonts w:eastAsiaTheme="minorEastAsia" w:cstheme="minorBidi"/>
-          <w:sz w:val="28"/>
-          <w:szCs w:val="22"/>
+          <w:rFonts w:eastAsiaTheme="minorEastAsia"/>
         </w:rPr>
         <w:t>application.yml</w:t>
       </w:r>
       <w:proofErr w:type="spellEnd"/>
       <w:r>
         <w:rPr>
-          <w:rFonts w:eastAsiaTheme="minorEastAsia" w:cstheme="minorBidi"/>
-          <w:sz w:val="28"/>
-          <w:szCs w:val="22"/>
+          <w:rFonts w:eastAsiaTheme="minorEastAsia"/>
         </w:rPr>
         <w:t>). При превышении — HTTP 429 с сообщением на русском.</w:t>
       </w:r>
@@ -4988,227 +4939,180 @@
     </w:p>
     <w:p>
       <w:pPr>
+        <w:pStyle w:val="ad"/>
         <w:numPr>
           <w:ilvl w:val="0"/>
-          <w:numId w:val="39"/>
+          <w:numId w:val="52"/>
         </w:numPr>
-        <w:spacing w:before="120" w:after="320"/>
-        <w:jc w:val="both"/>
-        <w:rPr>
-          <w:rFonts w:eastAsiaTheme="minorEastAsia" w:cstheme="minorBidi"/>
-          <w:sz w:val="28"/>
-          <w:szCs w:val="22"/>
-        </w:rPr>
-      </w:pPr>
-      <w:r>
-        <w:rPr>
-          <w:rFonts w:eastAsiaTheme="minorEastAsia" w:cstheme="minorBidi"/>
+        <w:rPr>
+          <w:rFonts w:eastAsiaTheme="minorEastAsia"/>
+        </w:rPr>
+      </w:pPr>
+      <w:r>
+        <w:rPr>
+          <w:rFonts w:eastAsiaTheme="minorEastAsia"/>
           <w:b/>
           <w:bCs/>
-          <w:sz w:val="28"/>
-          <w:szCs w:val="22"/>
         </w:rPr>
         <w:t xml:space="preserve">Аудит </w:t>
       </w:r>
       <w:proofErr w:type="spellStart"/>
       <w:r>
         <w:rPr>
-          <w:rFonts w:eastAsiaTheme="minorEastAsia" w:cstheme="minorBidi"/>
+          <w:rFonts w:eastAsiaTheme="minorEastAsia"/>
           <w:b/>
           <w:bCs/>
-          <w:sz w:val="28"/>
-          <w:szCs w:val="22"/>
         </w:rPr>
         <w:t>GigaChat</w:t>
       </w:r>
       <w:proofErr w:type="spellEnd"/>
       <w:r>
         <w:rPr>
-          <w:rFonts w:eastAsiaTheme="minorEastAsia" w:cstheme="minorBidi"/>
-          <w:sz w:val="28"/>
-          <w:szCs w:val="22"/>
+          <w:rFonts w:eastAsiaTheme="minorEastAsia"/>
         </w:rPr>
         <w:t> — таблица </w:t>
       </w:r>
       <w:proofErr w:type="spellStart"/>
       <w:r>
         <w:rPr>
-          <w:rFonts w:eastAsiaTheme="minorEastAsia" w:cstheme="minorBidi"/>
-          <w:sz w:val="28"/>
-          <w:szCs w:val="22"/>
+          <w:rFonts w:eastAsiaTheme="minorEastAsia"/>
         </w:rPr>
         <w:t>gigachat_api_calls</w:t>
       </w:r>
       <w:proofErr w:type="spellEnd"/>
       <w:r>
         <w:rPr>
-          <w:rFonts w:eastAsiaTheme="minorEastAsia" w:cstheme="minorBidi"/>
-          <w:sz w:val="28"/>
-          <w:szCs w:val="22"/>
+          <w:rFonts w:eastAsiaTheme="minorEastAsia"/>
         </w:rPr>
         <w:t> с HTTP-статусом, длительностью и учётом токенов.</w:t>
       </w:r>
     </w:p>
     <w:p>
       <w:pPr>
+        <w:pStyle w:val="ad"/>
         <w:numPr>
           <w:ilvl w:val="0"/>
-          <w:numId w:val="39"/>
+          <w:numId w:val="52"/>
         </w:numPr>
-        <w:spacing w:before="120" w:after="320"/>
-        <w:jc w:val="both"/>
-        <w:rPr>
-          <w:rFonts w:eastAsiaTheme="minorEastAsia" w:cstheme="minorBidi"/>
-          <w:sz w:val="28"/>
-          <w:szCs w:val="22"/>
-        </w:rPr>
-      </w:pPr>
-      <w:r>
-        <w:rPr>
-          <w:rFonts w:eastAsiaTheme="minorEastAsia" w:cstheme="minorBidi"/>
+        <w:rPr>
+          <w:rFonts w:eastAsiaTheme="minorEastAsia"/>
+        </w:rPr>
+      </w:pPr>
+      <w:r>
+        <w:rPr>
+          <w:rFonts w:eastAsiaTheme="minorEastAsia"/>
           <w:b/>
           <w:bCs/>
-          <w:sz w:val="28"/>
-          <w:szCs w:val="22"/>
         </w:rPr>
         <w:t xml:space="preserve">Кэш </w:t>
       </w:r>
       <w:proofErr w:type="spellStart"/>
       <w:r>
         <w:rPr>
-          <w:rFonts w:eastAsiaTheme="minorEastAsia" w:cstheme="minorBidi"/>
+          <w:rFonts w:eastAsiaTheme="minorEastAsia"/>
           <w:b/>
           <w:bCs/>
-          <w:sz w:val="28"/>
-          <w:szCs w:val="22"/>
         </w:rPr>
         <w:t>OAuth</w:t>
       </w:r>
       <w:proofErr w:type="spellEnd"/>
       <w:r>
         <w:rPr>
-          <w:rFonts w:eastAsiaTheme="minorEastAsia" w:cstheme="minorBidi"/>
+          <w:rFonts w:eastAsiaTheme="minorEastAsia"/>
           <w:b/>
           <w:bCs/>
-          <w:sz w:val="28"/>
-          <w:szCs w:val="22"/>
         </w:rPr>
         <w:t xml:space="preserve">-токена </w:t>
       </w:r>
       <w:proofErr w:type="spellStart"/>
       <w:r>
         <w:rPr>
-          <w:rFonts w:eastAsiaTheme="minorEastAsia" w:cstheme="minorBidi"/>
+          <w:rFonts w:eastAsiaTheme="minorEastAsia"/>
           <w:b/>
           <w:bCs/>
-          <w:sz w:val="28"/>
-          <w:szCs w:val="22"/>
         </w:rPr>
         <w:t>GigaChat</w:t>
       </w:r>
       <w:proofErr w:type="spellEnd"/>
       <w:r>
         <w:rPr>
-          <w:rFonts w:eastAsiaTheme="minorEastAsia" w:cstheme="minorBidi"/>
-          <w:sz w:val="28"/>
-          <w:szCs w:val="22"/>
+          <w:rFonts w:eastAsiaTheme="minorEastAsia"/>
         </w:rPr>
         <w:t xml:space="preserve"> в </w:t>
       </w:r>
       <w:proofErr w:type="spellStart"/>
       <w:r>
         <w:rPr>
-          <w:rFonts w:eastAsiaTheme="minorEastAsia" w:cstheme="minorBidi"/>
-          <w:sz w:val="28"/>
-          <w:szCs w:val="22"/>
+          <w:rFonts w:eastAsiaTheme="minorEastAsia"/>
         </w:rPr>
         <w:t>Redis</w:t>
       </w:r>
       <w:proofErr w:type="spellEnd"/>
       <w:r>
         <w:rPr>
-          <w:rFonts w:eastAsiaTheme="minorEastAsia" w:cstheme="minorBidi"/>
-          <w:sz w:val="28"/>
-          <w:szCs w:val="22"/>
+          <w:rFonts w:eastAsiaTheme="minorEastAsia"/>
         </w:rPr>
         <w:t xml:space="preserve"> — меньше обращений к серверу авторизации.</w:t>
       </w:r>
     </w:p>
     <w:p>
       <w:pPr>
+        <w:pStyle w:val="ad"/>
         <w:numPr>
           <w:ilvl w:val="0"/>
-          <w:numId w:val="39"/>
+          <w:numId w:val="52"/>
         </w:numPr>
-        <w:spacing w:before="120" w:after="320"/>
-        <w:jc w:val="both"/>
-        <w:rPr>
-          <w:rFonts w:eastAsiaTheme="minorEastAsia" w:cstheme="minorBidi"/>
-          <w:sz w:val="28"/>
-          <w:szCs w:val="22"/>
+        <w:rPr>
+          <w:rFonts w:eastAsiaTheme="minorEastAsia"/>
           <w:lang w:val="en-US"/>
         </w:rPr>
       </w:pPr>
       <w:r>
         <w:rPr>
-          <w:rFonts w:eastAsiaTheme="minorEastAsia" w:cstheme="minorBidi"/>
+          <w:rFonts w:eastAsiaTheme="minorEastAsia"/>
           <w:b/>
           <w:bCs/>
-          <w:sz w:val="28"/>
-          <w:szCs w:val="22"/>
           <w:lang w:val="en-US"/>
         </w:rPr>
         <w:t>Blacklist refresh-</w:t>
       </w:r>
       <w:r>
         <w:rPr>
-          <w:rFonts w:eastAsiaTheme="minorEastAsia" w:cstheme="minorBidi"/>
+          <w:rFonts w:eastAsiaTheme="minorEastAsia"/>
           <w:b/>
           <w:bCs/>
-          <w:sz w:val="28"/>
-          <w:szCs w:val="22"/>
         </w:rPr>
         <w:t>токенов</w:t>
       </w:r>
       <w:r>
         <w:rPr>
-          <w:rFonts w:eastAsiaTheme="minorEastAsia" w:cstheme="minorBidi"/>
-          <w:sz w:val="28"/>
-          <w:szCs w:val="22"/>
+          <w:rFonts w:eastAsiaTheme="minorEastAsia"/>
           <w:lang w:val="en-US"/>
         </w:rPr>
         <w:t> </w:t>
       </w:r>
       <w:r>
         <w:rPr>
-          <w:rFonts w:eastAsiaTheme="minorEastAsia" w:cstheme="minorBidi"/>
-          <w:sz w:val="28"/>
-          <w:szCs w:val="22"/>
+          <w:rFonts w:eastAsiaTheme="minorEastAsia"/>
         </w:rPr>
         <w:t>в</w:t>
       </w:r>
       <w:r>
         <w:rPr>
-          <w:rFonts w:eastAsiaTheme="minorEastAsia" w:cstheme="minorBidi"/>
-          <w:sz w:val="28"/>
-          <w:szCs w:val="22"/>
+          <w:rFonts w:eastAsiaTheme="minorEastAsia"/>
           <w:lang w:val="en-US"/>
         </w:rPr>
         <w:t xml:space="preserve"> Redis </w:t>
       </w:r>
       <w:r>
         <w:rPr>
-          <w:rFonts w:eastAsiaTheme="minorEastAsia" w:cstheme="minorBidi"/>
-          <w:sz w:val="28"/>
-          <w:szCs w:val="22"/>
+          <w:rFonts w:eastAsiaTheme="minorEastAsia"/>
         </w:rPr>
         <w:t>при</w:t>
       </w:r>
       <w:r>
         <w:rPr>
-          <w:rFonts w:eastAsiaTheme="minorEastAsia" w:cstheme="minorBidi"/>
-          <w:sz w:val="28"/>
-          <w:szCs w:val="22"/>
+          <w:rFonts w:eastAsiaTheme="minorEastAsia"/>
           <w:lang w:val="en-US"/>
         </w:rPr>
         <w:t xml:space="preserve"> logout.</w:t>
@@ -5216,66 +5120,52 @@
     </w:p>
     <w:p>
       <w:pPr>
+        <w:pStyle w:val="ad"/>
         <w:numPr>
           <w:ilvl w:val="0"/>
-          <w:numId w:val="39"/>
+          <w:numId w:val="52"/>
         </w:numPr>
-        <w:spacing w:before="120" w:after="320"/>
-        <w:jc w:val="both"/>
-        <w:rPr>
-          <w:rFonts w:eastAsiaTheme="minorEastAsia" w:cstheme="minorBidi"/>
-          <w:sz w:val="28"/>
-          <w:szCs w:val="22"/>
-        </w:rPr>
-      </w:pPr>
-      <w:r>
-        <w:rPr>
-          <w:rFonts w:eastAsiaTheme="minorEastAsia" w:cstheme="minorBidi"/>
+        <w:rPr>
+          <w:rFonts w:eastAsiaTheme="minorEastAsia"/>
+        </w:rPr>
+      </w:pPr>
+      <w:r>
+        <w:rPr>
+          <w:rFonts w:eastAsiaTheme="minorEastAsia"/>
           <w:b/>
           <w:bCs/>
-          <w:sz w:val="28"/>
-          <w:szCs w:val="22"/>
         </w:rPr>
         <w:t>Шаблоны персонажей</w:t>
       </w:r>
       <w:r>
         <w:rPr>
-          <w:rFonts w:eastAsiaTheme="minorEastAsia" w:cstheme="minorBidi"/>
-          <w:sz w:val="28"/>
-          <w:szCs w:val="22"/>
+          <w:rFonts w:eastAsiaTheme="minorEastAsia"/>
         </w:rPr>
         <w:t> — повторная генерация без повторного ввода параметров.</w:t>
       </w:r>
     </w:p>
     <w:p>
       <w:pPr>
+        <w:pStyle w:val="ad"/>
         <w:numPr>
           <w:ilvl w:val="0"/>
-          <w:numId w:val="39"/>
+          <w:numId w:val="52"/>
         </w:numPr>
-        <w:spacing w:before="120" w:after="320"/>
-        <w:jc w:val="both"/>
-        <w:rPr>
-          <w:rFonts w:eastAsiaTheme="minorEastAsia" w:cstheme="minorBidi"/>
-          <w:sz w:val="28"/>
-          <w:szCs w:val="22"/>
-        </w:rPr>
-      </w:pPr>
-      <w:r>
-        <w:rPr>
-          <w:rFonts w:eastAsiaTheme="minorEastAsia" w:cstheme="minorBidi"/>
+        <w:rPr>
+          <w:rFonts w:eastAsiaTheme="minorEastAsia"/>
+        </w:rPr>
+      </w:pPr>
+      <w:r>
+        <w:rPr>
+          <w:rFonts w:eastAsiaTheme="minorEastAsia"/>
           <w:b/>
           <w:bCs/>
-          <w:sz w:val="28"/>
-          <w:szCs w:val="22"/>
         </w:rPr>
         <w:t>Избранное</w:t>
       </w:r>
       <w:r>
         <w:rPr>
-          <w:rFonts w:eastAsiaTheme="minorEastAsia" w:cstheme="minorBidi"/>
-          <w:sz w:val="28"/>
-          <w:szCs w:val="22"/>
+          <w:rFonts w:eastAsiaTheme="minorEastAsia"/>
         </w:rPr>
         <w:t> — сохранение понравившихся портретов без привязки к «кампаниям».</w:t>
       </w:r>
@@ -12809,6 +12699,119 @@
     </w:lvl>
   </w:abstractNum>
   <w:abstractNum w:abstractNumId="27" w15:restartNumberingAfterBreak="0">
+    <w:nsid w:val="4BD16542"/>
+    <w:multiLevelType w:val="hybridMultilevel"/>
+    <w:tmpl w:val="C6D686CE"/>
+    <w:lvl w:ilvl="0" w:tplc="04190001">
+      <w:start w:val="1"/>
+      <w:numFmt w:val="bullet"/>
+      <w:lvlText w:val=""/>
+      <w:lvlJc w:val="left"/>
+      <w:pPr>
+        <w:ind w:left="720" w:hanging="360"/>
+      </w:pPr>
+      <w:rPr>
+        <w:rFonts w:ascii="Symbol" w:hAnsi="Symbol" w:hint="default"/>
+      </w:rPr>
+    </w:lvl>
+    <w:lvl w:ilvl="1" w:tplc="04190003" w:tentative="1">
+      <w:start w:val="1"/>
+      <w:numFmt w:val="bullet"/>
+      <w:lvlText w:val="o"/>
+      <w:lvlJc w:val="left"/>
+      <w:pPr>
+        <w:ind w:left="1440" w:hanging="360"/>
+      </w:pPr>
+      <w:rPr>
+        <w:rFonts w:ascii="Courier New" w:hAnsi="Courier New" w:cs="Courier New" w:hint="default"/>
+      </w:rPr>
+    </w:lvl>
+    <w:lvl w:ilvl="2" w:tplc="04190005" w:tentative="1">
+      <w:start w:val="1"/>
+      <w:numFmt w:val="bullet"/>
+      <w:lvlText w:val=""/>
+      <w:lvlJc w:val="left"/>
+      <w:pPr>
+        <w:ind w:left="2160" w:hanging="360"/>
+      </w:pPr>
+      <w:rPr>
+        <w:rFonts w:ascii="Wingdings" w:hAnsi="Wingdings" w:hint="default"/>
+      </w:rPr>
+    </w:lvl>
+    <w:lvl w:ilvl="3" w:tplc="04190001" w:tentative="1">
+      <w:start w:val="1"/>
+      <w:numFmt w:val="bullet"/>
+      <w:lvlText w:val=""/>
+      <w:lvlJc w:val="left"/>
+      <w:pPr>
+        <w:ind w:left="2880" w:hanging="360"/>
+      </w:pPr>
+      <w:rPr>
+        <w:rFonts w:ascii="Symbol" w:hAnsi="Symbol" w:hint="default"/>
+      </w:rPr>
+    </w:lvl>
+    <w:lvl w:ilvl="4" w:tplc="04190003" w:tentative="1">
+      <w:start w:val="1"/>
+      <w:numFmt w:val="bullet"/>
+      <w:lvlText w:val="o"/>
+      <w:lvlJc w:val="left"/>
+      <w:pPr>
+        <w:ind w:left="3600" w:hanging="360"/>
+      </w:pPr>
+      <w:rPr>
+        <w:rFonts w:ascii="Courier New" w:hAnsi="Courier New" w:cs="Courier New" w:hint="default"/>
+      </w:rPr>
+    </w:lvl>
+    <w:lvl w:ilvl="5" w:tplc="04190005" w:tentative="1">
+      <w:start w:val="1"/>
+      <w:numFmt w:val="bullet"/>
+      <w:lvlText w:val=""/>
+      <w:lvlJc w:val="left"/>
+      <w:pPr>
+        <w:ind w:left="4320" w:hanging="360"/>
+      </w:pPr>
+      <w:rPr>
+        <w:rFonts w:ascii="Wingdings" w:hAnsi="Wingdings" w:hint="default"/>
+      </w:rPr>
+    </w:lvl>
+    <w:lvl w:ilvl="6" w:tplc="04190001" w:tentative="1">
+      <w:start w:val="1"/>
+      <w:numFmt w:val="bullet"/>
+      <w:lvlText w:val=""/>
+      <w:lvlJc w:val="left"/>
+      <w:pPr>
+        <w:ind w:left="5040" w:hanging="360"/>
+      </w:pPr>
+      <w:rPr>
+        <w:rFonts w:ascii="Symbol" w:hAnsi="Symbol" w:hint="default"/>
+      </w:rPr>
+    </w:lvl>
+    <w:lvl w:ilvl="7" w:tplc="04190003" w:tentative="1">
+      <w:start w:val="1"/>
+      <w:numFmt w:val="bullet"/>
+      <w:lvlText w:val="o"/>
+      <w:lvlJc w:val="left"/>
+      <w:pPr>
+        <w:ind w:left="5760" w:hanging="360"/>
+      </w:pPr>
+      <w:rPr>
+        <w:rFonts w:ascii="Courier New" w:hAnsi="Courier New" w:cs="Courier New" w:hint="default"/>
+      </w:rPr>
+    </w:lvl>
+    <w:lvl w:ilvl="8" w:tplc="04190005" w:tentative="1">
+      <w:start w:val="1"/>
+      <w:numFmt w:val="bullet"/>
+      <w:lvlText w:val=""/>
+      <w:lvlJc w:val="left"/>
+      <w:pPr>
+        <w:ind w:left="6480" w:hanging="360"/>
+      </w:pPr>
+      <w:rPr>
+        <w:rFonts w:ascii="Wingdings" w:hAnsi="Wingdings" w:hint="default"/>
+      </w:rPr>
+    </w:lvl>
+  </w:abstractNum>
+  <w:abstractNum w:abstractNumId="28" w15:restartNumberingAfterBreak="0">
     <w:nsid w:val="4D3C4147"/>
     <w:multiLevelType w:val="hybridMultilevel"/>
     <w:tmpl w:val="255EF5A8"/>
@@ -12921,7 +12924,7 @@
       </w:rPr>
     </w:lvl>
   </w:abstractNum>
-  <w:abstractNum w:abstractNumId="28" w15:restartNumberingAfterBreak="0">
+  <w:abstractNum w:abstractNumId="29" w15:restartNumberingAfterBreak="0">
     <w:nsid w:val="4E26410D"/>
     <w:multiLevelType w:val="multilevel"/>
     <w:tmpl w:val="BAF4B006"/>
@@ -13034,7 +13037,7 @@
       </w:pPr>
     </w:lvl>
   </w:abstractNum>
-  <w:abstractNum w:abstractNumId="29" w15:restartNumberingAfterBreak="0">
+  <w:abstractNum w:abstractNumId="30" w15:restartNumberingAfterBreak="0">
     <w:nsid w:val="52513BC0"/>
     <w:multiLevelType w:val="hybridMultilevel"/>
     <w:tmpl w:val="08422FA6"/>
@@ -13147,7 +13150,7 @@
       </w:rPr>
     </w:lvl>
   </w:abstractNum>
-  <w:abstractNum w:abstractNumId="30" w15:restartNumberingAfterBreak="0">
+  <w:abstractNum w:abstractNumId="31" w15:restartNumberingAfterBreak="0">
     <w:nsid w:val="53DF4D95"/>
     <w:multiLevelType w:val="hybridMultilevel"/>
     <w:tmpl w:val="14AA1D4E"/>
@@ -13233,7 +13236,7 @@
       </w:pPr>
     </w:lvl>
   </w:abstractNum>
-  <w:abstractNum w:abstractNumId="31" w15:restartNumberingAfterBreak="0">
+  <w:abstractNum w:abstractNumId="32" w15:restartNumberingAfterBreak="0">
     <w:nsid w:val="570D4A82"/>
     <w:multiLevelType w:val="multilevel"/>
     <w:tmpl w:val="35AC7FBE"/>
@@ -13382,7 +13385,7 @@
       </w:rPr>
     </w:lvl>
   </w:abstractNum>
-  <w:abstractNum w:abstractNumId="32" w15:restartNumberingAfterBreak="0">
+  <w:abstractNum w:abstractNumId="33" w15:restartNumberingAfterBreak="0">
     <w:nsid w:val="58FB6CE8"/>
     <w:multiLevelType w:val="multilevel"/>
     <w:tmpl w:val="81D2E2AE"/>
@@ -13495,7 +13498,7 @@
       </w:pPr>
     </w:lvl>
   </w:abstractNum>
-  <w:abstractNum w:abstractNumId="33" w15:restartNumberingAfterBreak="0">
+  <w:abstractNum w:abstractNumId="34" w15:restartNumberingAfterBreak="0">
     <w:nsid w:val="5903058F"/>
     <w:multiLevelType w:val="multilevel"/>
     <w:tmpl w:val="BB5C2E02"/>
@@ -13644,7 +13647,7 @@
       </w:rPr>
     </w:lvl>
   </w:abstractNum>
-  <w:abstractNum w:abstractNumId="34" w15:restartNumberingAfterBreak="0">
+  <w:abstractNum w:abstractNumId="35" w15:restartNumberingAfterBreak="0">
     <w:nsid w:val="5A5C498D"/>
     <w:multiLevelType w:val="multilevel"/>
     <w:tmpl w:val="BF967D12"/>
@@ -13757,7 +13760,7 @@
       </w:pPr>
     </w:lvl>
   </w:abstractNum>
-  <w:abstractNum w:abstractNumId="35" w15:restartNumberingAfterBreak="0">
+  <w:abstractNum w:abstractNumId="36" w15:restartNumberingAfterBreak="0">
     <w:nsid w:val="5B1F0793"/>
     <w:multiLevelType w:val="multilevel"/>
     <w:tmpl w:val="60F04DDA"/>
@@ -13906,7 +13909,7 @@
       </w:rPr>
     </w:lvl>
   </w:abstractNum>
-  <w:abstractNum w:abstractNumId="36" w15:restartNumberingAfterBreak="0">
+  <w:abstractNum w:abstractNumId="37" w15:restartNumberingAfterBreak="0">
     <w:nsid w:val="5BAA5853"/>
     <w:multiLevelType w:val="multilevel"/>
     <w:tmpl w:val="4B6616BE"/>
@@ -14019,7 +14022,7 @@
       </w:pPr>
     </w:lvl>
   </w:abstractNum>
-  <w:abstractNum w:abstractNumId="37" w15:restartNumberingAfterBreak="0">
+  <w:abstractNum w:abstractNumId="38" w15:restartNumberingAfterBreak="0">
     <w:nsid w:val="5D2E7DEB"/>
     <w:multiLevelType w:val="multilevel"/>
     <w:tmpl w:val="D85270C6"/>
@@ -14132,7 +14135,7 @@
       </w:pPr>
     </w:lvl>
   </w:abstractNum>
-  <w:abstractNum w:abstractNumId="38" w15:restartNumberingAfterBreak="0">
+  <w:abstractNum w:abstractNumId="39" w15:restartNumberingAfterBreak="0">
     <w:nsid w:val="604E6864"/>
     <w:multiLevelType w:val="multilevel"/>
     <w:tmpl w:val="41EC80E0"/>
@@ -14245,7 +14248,7 @@
       </w:pPr>
     </w:lvl>
   </w:abstractNum>
-  <w:abstractNum w:abstractNumId="39" w15:restartNumberingAfterBreak="0">
+  <w:abstractNum w:abstractNumId="40" w15:restartNumberingAfterBreak="0">
     <w:nsid w:val="625E0761"/>
     <w:multiLevelType w:val="hybridMultilevel"/>
     <w:tmpl w:val="9D10E9D4"/>
@@ -14331,7 +14334,7 @@
       </w:pPr>
     </w:lvl>
   </w:abstractNum>
-  <w:abstractNum w:abstractNumId="40" w15:restartNumberingAfterBreak="0">
+  <w:abstractNum w:abstractNumId="41" w15:restartNumberingAfterBreak="0">
     <w:nsid w:val="693F5A04"/>
     <w:multiLevelType w:val="multilevel"/>
     <w:tmpl w:val="07A0E970"/>
@@ -14480,7 +14483,7 @@
       </w:rPr>
     </w:lvl>
   </w:abstractNum>
-  <w:abstractNum w:abstractNumId="41" w15:restartNumberingAfterBreak="0">
+  <w:abstractNum w:abstractNumId="42" w15:restartNumberingAfterBreak="0">
     <w:nsid w:val="696757E5"/>
     <w:multiLevelType w:val="multilevel"/>
     <w:tmpl w:val="4E50E73E"/>
@@ -14629,7 +14632,7 @@
       </w:rPr>
     </w:lvl>
   </w:abstractNum>
-  <w:abstractNum w:abstractNumId="42" w15:restartNumberingAfterBreak="0">
+  <w:abstractNum w:abstractNumId="43" w15:restartNumberingAfterBreak="0">
     <w:nsid w:val="6F4630DA"/>
     <w:multiLevelType w:val="multilevel"/>
     <w:tmpl w:val="BBC297C4"/>
@@ -14778,7 +14781,7 @@
       </w:rPr>
     </w:lvl>
   </w:abstractNum>
-  <w:abstractNum w:abstractNumId="43" w15:restartNumberingAfterBreak="0">
+  <w:abstractNum w:abstractNumId="44" w15:restartNumberingAfterBreak="0">
     <w:nsid w:val="702A50ED"/>
     <w:multiLevelType w:val="hybridMultilevel"/>
     <w:tmpl w:val="57B895E4"/>
@@ -14867,7 +14870,7 @@
       </w:pPr>
     </w:lvl>
   </w:abstractNum>
-  <w:abstractNum w:abstractNumId="44" w15:restartNumberingAfterBreak="0">
+  <w:abstractNum w:abstractNumId="45" w15:restartNumberingAfterBreak="0">
     <w:nsid w:val="725D1752"/>
     <w:multiLevelType w:val="multilevel"/>
     <w:tmpl w:val="AC56D08E"/>
@@ -15016,7 +15019,7 @@
       </w:rPr>
     </w:lvl>
   </w:abstractNum>
-  <w:abstractNum w:abstractNumId="45" w15:restartNumberingAfterBreak="0">
+  <w:abstractNum w:abstractNumId="46" w15:restartNumberingAfterBreak="0">
     <w:nsid w:val="73902A13"/>
     <w:multiLevelType w:val="multilevel"/>
     <w:tmpl w:val="A588BF64"/>
@@ -15129,7 +15132,7 @@
       </w:pPr>
     </w:lvl>
   </w:abstractNum>
-  <w:abstractNum w:abstractNumId="46" w15:restartNumberingAfterBreak="0">
+  <w:abstractNum w:abstractNumId="47" w15:restartNumberingAfterBreak="0">
     <w:nsid w:val="78AE76AD"/>
     <w:multiLevelType w:val="multilevel"/>
     <w:tmpl w:val="226CD1CA"/>
@@ -15278,7 +15281,7 @@
       </w:rPr>
     </w:lvl>
   </w:abstractNum>
-  <w:abstractNum w:abstractNumId="47" w15:restartNumberingAfterBreak="0">
+  <w:abstractNum w:abstractNumId="48" w15:restartNumberingAfterBreak="0">
     <w:nsid w:val="791A1FAB"/>
     <w:multiLevelType w:val="multilevel"/>
     <w:tmpl w:val="1A2C5112"/>
@@ -15391,7 +15394,7 @@
       </w:pPr>
     </w:lvl>
   </w:abstractNum>
-  <w:abstractNum w:abstractNumId="48" w15:restartNumberingAfterBreak="0">
+  <w:abstractNum w:abstractNumId="49" w15:restartNumberingAfterBreak="0">
     <w:nsid w:val="7A433668"/>
     <w:multiLevelType w:val="multilevel"/>
     <w:tmpl w:val="FB4652EE"/>
@@ -15504,7 +15507,7 @@
       </w:pPr>
     </w:lvl>
   </w:abstractNum>
-  <w:abstractNum w:abstractNumId="49" w15:restartNumberingAfterBreak="0">
+  <w:abstractNum w:abstractNumId="50" w15:restartNumberingAfterBreak="0">
     <w:nsid w:val="7BC1635E"/>
     <w:multiLevelType w:val="multilevel"/>
     <w:tmpl w:val="922E57DE"/>
@@ -15653,7 +15656,7 @@
       </w:rPr>
     </w:lvl>
   </w:abstractNum>
-  <w:abstractNum w:abstractNumId="50" w15:restartNumberingAfterBreak="0">
+  <w:abstractNum w:abstractNumId="51" w15:restartNumberingAfterBreak="0">
     <w:nsid w:val="7BC91F16"/>
     <w:multiLevelType w:val="multilevel"/>
     <w:tmpl w:val="971CB992"/>
@@ -15767,10 +15770,10 @@
     </w:lvl>
   </w:abstractNum>
   <w:num w:numId="1" w16cid:durableId="1212155479">
-    <w:abstractNumId w:val="38"/>
+    <w:abstractNumId w:val="39"/>
   </w:num>
   <w:num w:numId="2" w16cid:durableId="1495804392">
-    <w:abstractNumId w:val="30"/>
+    <w:abstractNumId w:val="31"/>
   </w:num>
   <w:num w:numId="3" w16cid:durableId="1550142896">
     <w:abstractNumId w:val="13"/>
@@ -15779,10 +15782,10 @@
     <w:abstractNumId w:val="7"/>
   </w:num>
   <w:num w:numId="5" w16cid:durableId="1585919952">
-    <w:abstractNumId w:val="42"/>
+    <w:abstractNumId w:val="43"/>
   </w:num>
   <w:num w:numId="6" w16cid:durableId="1122384010">
-    <w:abstractNumId w:val="27"/>
+    <w:abstractNumId w:val="28"/>
   </w:num>
   <w:num w:numId="7" w16cid:durableId="429859855">
     <w:abstractNumId w:val="8"/>
@@ -15803,13 +15806,13 @@
     <w:abstractNumId w:val="3"/>
   </w:num>
   <w:num w:numId="13" w16cid:durableId="2011442323">
-    <w:abstractNumId w:val="43"/>
+    <w:abstractNumId w:val="44"/>
   </w:num>
   <w:num w:numId="14" w16cid:durableId="171385408">
     <w:abstractNumId w:val="11"/>
   </w:num>
   <w:num w:numId="15" w16cid:durableId="182520193">
-    <w:abstractNumId w:val="29"/>
+    <w:abstractNumId w:val="30"/>
   </w:num>
   <w:num w:numId="16" w16cid:durableId="309212118">
     <w:abstractNumId w:val="16"/>
@@ -15821,16 +15824,16 @@
     <w:abstractNumId w:val="19"/>
   </w:num>
   <w:num w:numId="19" w16cid:durableId="913852632">
-    <w:abstractNumId w:val="44"/>
+    <w:abstractNumId w:val="45"/>
   </w:num>
   <w:num w:numId="20" w16cid:durableId="828791684">
-    <w:abstractNumId w:val="33"/>
+    <w:abstractNumId w:val="34"/>
   </w:num>
   <w:num w:numId="21" w16cid:durableId="258804066">
     <w:abstractNumId w:val="23"/>
   </w:num>
   <w:num w:numId="22" w16cid:durableId="1431124180">
-    <w:abstractNumId w:val="46"/>
+    <w:abstractNumId w:val="47"/>
   </w:num>
   <w:num w:numId="23" w16cid:durableId="1623464931">
     <w:abstractNumId w:val="2"/>
@@ -15842,19 +15845,19 @@
     <w:abstractNumId w:val="10"/>
   </w:num>
   <w:num w:numId="26" w16cid:durableId="974019458">
-    <w:abstractNumId w:val="39"/>
+    <w:abstractNumId w:val="40"/>
   </w:num>
   <w:num w:numId="27" w16cid:durableId="1389960047">
     <w:abstractNumId w:val="17"/>
   </w:num>
   <w:num w:numId="28" w16cid:durableId="1886677851">
-    <w:abstractNumId w:val="48"/>
+    <w:abstractNumId w:val="49"/>
   </w:num>
   <w:num w:numId="29" w16cid:durableId="1267301548">
     <w:abstractNumId w:val="12"/>
   </w:num>
   <w:num w:numId="30" w16cid:durableId="147017558">
-    <w:abstractNumId w:val="40"/>
+    <w:abstractNumId w:val="41"/>
   </w:num>
   <w:num w:numId="31" w16cid:durableId="1167862984">
     <w:abstractNumId w:val="5"/>
@@ -15869,10 +15872,10 @@
     <w:abstractNumId w:val="21"/>
   </w:num>
   <w:num w:numId="35" w16cid:durableId="1941912468">
-    <w:abstractNumId w:val="41"/>
+    <w:abstractNumId w:val="42"/>
   </w:num>
   <w:num w:numId="36" w16cid:durableId="496191760">
-    <w:abstractNumId w:val="31"/>
+    <w:abstractNumId w:val="32"/>
   </w:num>
   <w:num w:numId="37" w16cid:durableId="606622989">
     <w:abstractNumId w:val="9"/>
@@ -15881,43 +15884,46 @@
     <w:abstractNumId w:val="15"/>
   </w:num>
   <w:num w:numId="39" w16cid:durableId="129131201">
-    <w:abstractNumId w:val="35"/>
+    <w:abstractNumId w:val="36"/>
   </w:num>
   <w:num w:numId="40" w16cid:durableId="719013963">
-    <w:abstractNumId w:val="49"/>
+    <w:abstractNumId w:val="50"/>
   </w:num>
   <w:num w:numId="41" w16cid:durableId="1272786180">
-    <w:abstractNumId w:val="34"/>
+    <w:abstractNumId w:val="35"/>
   </w:num>
   <w:num w:numId="42" w16cid:durableId="1763182208">
     <w:abstractNumId w:val="20"/>
   </w:num>
   <w:num w:numId="43" w16cid:durableId="1723673024">
-    <w:abstractNumId w:val="37"/>
+    <w:abstractNumId w:val="38"/>
   </w:num>
   <w:num w:numId="44" w16cid:durableId="191499827">
-    <w:abstractNumId w:val="45"/>
+    <w:abstractNumId w:val="46"/>
   </w:num>
   <w:num w:numId="45" w16cid:durableId="2002731167">
-    <w:abstractNumId w:val="36"/>
+    <w:abstractNumId w:val="37"/>
   </w:num>
   <w:num w:numId="46" w16cid:durableId="1905750795">
     <w:abstractNumId w:val="18"/>
   </w:num>
   <w:num w:numId="47" w16cid:durableId="1135955003">
-    <w:abstractNumId w:val="28"/>
+    <w:abstractNumId w:val="29"/>
   </w:num>
   <w:num w:numId="48" w16cid:durableId="1524590229">
-    <w:abstractNumId w:val="32"/>
+    <w:abstractNumId w:val="33"/>
   </w:num>
   <w:num w:numId="49" w16cid:durableId="1692684085">
-    <w:abstractNumId w:val="50"/>
+    <w:abstractNumId w:val="51"/>
   </w:num>
   <w:num w:numId="50" w16cid:durableId="1124231276">
-    <w:abstractNumId w:val="47"/>
+    <w:abstractNumId w:val="48"/>
   </w:num>
   <w:num w:numId="51" w16cid:durableId="729885333">
     <w:abstractNumId w:val="25"/>
+  </w:num>
+  <w:num w:numId="52" w16cid:durableId="1302465451">
+    <w:abstractNumId w:val="27"/>
   </w:num>
 </w:numbering>
 </file>
